--- a/paper/persian/manuscript.docx
+++ b/paper/persian/manuscript.docx
@@ -261,7 +261,7 @@
         <w:rPr>
           <w:rtl/>
         </w:rPr>
-        <w:t xml:space="preserve">از خشم برنمی‌خیزند، بلکه در رابطه‌ای دوسویه (طمع، استکبار، علوّ فی الأرض → خشم؛ خشم → بغی) با میدانِ خشم قرار دارند. دو الگوی توزیعیِ شایانِ توجهِ پیشین تأیید می‌شوند (سَخَط انحصاراً مدنی، ۰/۴، p = ۰٫۰۲۶؛ أَسَف انحصاراً مکی، ۵/۰)، و الگوهای جدید گزارش می‌گردند: نقم با گرایشِ مکی (۱۲/۵)، مقت (۴/۲)، و حَرد به‌مثابهِ هاپَکس قرآنی (آیه‌ی ۲۵ سوره‌ی قلم، مکی). تحلیلِ شبکه هم‌رخدادگیریِ آیه‌ای نشان می‌دهد که «بَغی» با بالاترین مرکزیتِ بینابینی (betweenness = ۰٫۳۹) نقشِ گرهِ پلی میان میدانِ هیجانی و میدانِ اخلاقی-اجتماعیِ ظلم/جرم/فسق/عداوت را ایفا می‌کند.</w:t>
+        <w:t xml:space="preserve">از خشم برنمی‌خیزند، بلکه در رابطه‌ای دوسویه (طمع، استکبار، علوّ فی الأرض → خشم؛ خشم → بغی) با میدانِ خشم قرار دارند. دو الگوی توزیعیِ شایانِ توجهِ پیشین تأیید می‌شوند (سَخَط انحصاراً مدنی، ۰/۴، p = ۰٫۰۲۶؛ أَسَف انحصاراً مکی، ۵/۰)، و الگوهای جدید گزارش می‌گردند: نقم با گرایشِ مکی (۱۲/۵)، مقت (۴/۲)، و حَرد به‌مثابهِ هاپَکس قرآنی (آیه‌ی ۲۵ سوره‌ی قلم، مکی). تحلیلِ شبکه هم‌رخدادگیریِ آیه‌ای نشان می‌دهد که «بَغی» با بالاترین مرکزیتِ نزدیکی (closeness = ۰٫۵۵) و در صدرِ مرکزیتِ بینابینی (betweenness = ۰٫۱۵، هم‌تراز با غضب و أسف) نقشِ یکی از گره‌های پلیِ اصلی میان طیفِ هیجانیِ خشم و میدانِ اخلاقی-اجتماعیِ ظلم/جرم/فسق/عداوت را ایفا می‌کند.</w:t>
       </w:r>
     </w:p>
     <w:p>
@@ -9750,7 +9750,7 @@
         <w:rPr>
           <w:rtl/>
         </w:rPr>
-        <w:t xml:space="preserve">تحلیلِ مرکزیتِ شبکه (جدول ۳ و شکل ۷) نشان می‌دهد که بَغی با مرکزیتِ بینابینیِ ۰٫۳۹ و مرکزیتِ نزدیکیِ ۰٫۳۹، بالاترین دو مقدارِ این دو معیار را در شبکه دارد. این الگوی شبکه‌ای، فرضیه‌ی ف.۴ پژوهشِ حاضر را تأیید می‌کند:</w:t>
+        <w:t xml:space="preserve">تحلیلِ مرکزیتِ شبکه (جدول ۳ و شکل ۷) نشان می‌دهد که بَغی با مرکزیتِ نزدیکیِ ۰٫۵۵ بالاترین مقدارِ این معیار را در شبکه دارد و در مرکزیتِ بینابینی (۰٫۱۵) با غضب و أسف هم‌رتبه است؛ مرکزیتِ ویژه‌بُردارِ آن (۰٫۵۰) نیز پس از کره (۰٫۵۰) دومین مقدار شبکه است. این الگوی شبکه‌ای، فرضیه‌ی ف.۴ پژوهشِ حاضر را تأیید می‌کند:</w:t>
       </w:r>
       <w:r>
         <w:rPr>
@@ -10200,7 +10200,7 @@
           <wp:inline>
             <wp:extent cx="5067300" cy="1512626"/>
             <wp:effectExtent b="0" l="0" r="0" t="0"/>
-            <wp:docPr descr="سه سنجه‌ی مرکزیت محاسبه‌شده روی شبکه‌ی هم‌رخدادگیریِ آیه‌ای: (الف) درجه‌ی وزن‌دار — مجموعِ پیوندهای هم‌رخدادگیری؛ (ب) بینابینی — تواترِ قرارگرفتنِ گره روی کوتاه‌ترین مسیرها، شاخصِ توانِ گرهِ پلی؛ (ج) نزدیکی — معکوسِ میانگینِ فاصله تا سایرِ گره‌ها. بَغی بالاترین مرکزیتِ بینابینی را به دست می‌آورد (۰٫۳۹)، بیش از دو برابرِ نمره‌ی دومین گره — تأییدی بر نقشِ آن به‌مثابهِ لولای اصلی میانِ طیفِ هیجانیِ خشم (مراحلِ ۱-۵) و میدانِ گسترده‌ترِ ارزیابیِ اخلاقیِ قرآن (۳۱۵ بسامدِ ظلم، ۶۶ بسامدِ جرم، ۵۴ بسامدِ فسق، ۱۰۶ بسامدِ عداوت). پنلِ نزدیکی، الگوی مکمل را آشکار می‌کند: ضيق و حزن (مرحله ۲) به‌رغمِ بسامدِ خامِ پایین، نزدیکیِ بالا کسب می‌کنند، که نشان می‌دهد خوشه‌ی فشارِ درونی، از حیثِ ساختاری مرکزیِ طیف است هرچند از حیثِ بسامدی پیرامونی است. این سنجه‌ها هم‌نوا، خوانشی لایه‌مند از شبکه را پشتیبانی می‌کنند: مرحله ۲ هسته‌ی عاطفی را تأمین می‌کند، مرحله ۶ پلِ ساختاری به میدان‌های همسایه را، و مرحله‌های ۳ تا ۵ انتقالِ انرژی میانِ آن‌ها را میانجیگری می‌کنند." title="" id="61" name="Picture"/>
+            <wp:docPr descr="سه سنجه‌ی مرکزیت محاسبه‌شده روی شبکه‌ی هم‌رخدادگیریِ آیه‌ای: (الف) درجه‌ی وزن‌دار — مجموعِ پیوندهای هم‌رخدادگیری؛ (ب) بینابینی — تواترِ قرارگرفتنِ گره روی کوتاه‌ترین مسیرها، شاخصِ توانِ گرهِ پلی؛ (ج) نزدیکی — معکوسِ میانگینِ فاصله تا سایرِ گره‌ها. بَغی بالاترین مرکزیتِ نزدیکی را به دست می‌آورد (۰٫۵۵) و در مرکزیتِ بینابینی (۰٫۱۵) با غضب و أسف هم‌رتبه است — تأییدی بر نقشِ آن به‌مثابهِ یکی از لولاهای اصلی میانِ طیفِ هیجانیِ خشم (مراحلِ ۱-۵) و میدانِ گسترده‌ترِ ارزیابیِ اخلاقیِ قرآن (۳۱۵ بسامدِ ظلم، ۶۶ بسامدِ جرم، ۵۴ بسامدِ فسق، ۱۰۶ بسامدِ عداوت). پنلِ نزدیکی، الگوی مکمل را آشکار می‌کند: ضيق و حزن (مرحله ۲) به‌رغمِ بسامدِ خامِ پایین، نزدیکیِ بالا کسب می‌کنند، که نشان می‌دهد خوشه‌ی فشارِ درونی، از حیثِ ساختاری مرکزیِ طیف است هرچند از حیثِ بسامدی پیرامونی است. این سنجه‌ها هم‌نوا، خوانشی لایه‌مند از شبکه را پشتیبانی می‌کنند: مرحله ۲ هسته‌ی عاطفی را تأمین می‌کند، مرحله ۶ پلِ ساختاری به میدان‌های همسایه را، و مرحله‌های ۳ تا ۵ انتقالِ انرژی میانِ آن‌ها را میانجیگری می‌کنند." title="" id="61" name="Picture"/>
             <a:graphic>
               <a:graphicData uri="http://schemas.openxmlformats.org/drawingml/2006/picture">
                 <pic:pic>
@@ -10261,19 +10261,19 @@
           <w:bCs/>
           <w:rtl/>
         </w:rPr>
-        <w:t xml:space="preserve">بالاترین مرکزیتِ بینابینی</w:t>
-      </w:r>
-      <w:r>
-        <w:rPr>
-          <w:rtl/>
-        </w:rPr>
-        <w:t xml:space="preserve"> </w:t>
-      </w:r>
-      <w:r>
-        <w:rPr>
-          <w:rtl/>
-        </w:rPr>
-        <w:t xml:space="preserve">را به دست می‌آورد (۰٫۳۹)، بیش از دو برابرِ نمره‌ی دومین گره — تأییدی بر نقشِ آن به‌مثابهِ</w:t>
+        <w:t xml:space="preserve">بالاترین مرکزیتِ نزدیکی</w:t>
+      </w:r>
+      <w:r>
+        <w:rPr>
+          <w:rtl/>
+        </w:rPr>
+        <w:t xml:space="preserve"> </w:t>
+      </w:r>
+      <w:r>
+        <w:rPr>
+          <w:rtl/>
+        </w:rPr>
+        <w:t xml:space="preserve">را به دست می‌آورد (۰٫۵۵) و در مرکزیتِ بینابینی (۰٫۱۵) با غضب و أسف هم‌رتبه است — تأییدی بر نقشِ آن به‌مثابهِ یکی از</w:t>
       </w:r>
       <w:r>
         <w:rPr>
@@ -10287,7 +10287,7 @@
           <w:iCs/>
           <w:rtl/>
         </w:rPr>
-        <w:t xml:space="preserve">لولای اصلی</w:t>
+        <w:t xml:space="preserve">لولاهای اصلی</w:t>
       </w:r>
       <w:r>
         <w:rPr>

--- a/paper/persian/manuscript.docx
+++ b/paper/persian/manuscript.docx
@@ -261,7 +261,7 @@
         <w:rPr>
           <w:rtl/>
         </w:rPr>
-        <w:t xml:space="preserve">از خشم برنمی‌خیزند، بلکه در رابطه‌ای دوسویه (طمع، استکبار، علوّ فی الأرض → خشم؛ خشم → بغی) با میدانِ خشم قرار دارند. دو الگوی توزیعیِ شایانِ توجهِ پیشین تأیید می‌شوند (سَخَط انحصاراً مدنی، ۰/۴، p = ۰٫۰۲۶؛ أَسَف انحصاراً مکی، ۵/۰)، و الگوهای جدید گزارش می‌گردند: نقم با گرایشِ مکی (۱۲/۵)، مقت (۴/۲)، و حَرد به‌مثابهِ هاپَکس قرآنی (آیه‌ی ۲۵ سوره‌ی قلم، مکی). تحلیلِ شبکه هم‌رخدادگیریِ آیه‌ای نشان می‌دهد که «بَغی» با بالاترین مرکزیتِ نزدیکی (closeness = ۰٫۵۵) و در صدرِ مرکزیتِ بینابینی (betweenness = ۰٫۱۵، هم‌تراز با غضب و أسف) نقشِ یکی از گره‌های پلیِ اصلی میان طیفِ هیجانیِ خشم و میدانِ اخلاقی-اجتماعیِ ظلم/جرم/فسق/عداوت را ایفا می‌کند.</w:t>
+        <w:t xml:space="preserve">از خشم برنمی‌خیزند، بلکه در رابطه‌ای دوسویه (طمع، استکبار، علوّ فی الأرض → خشم؛ خشم → بغی) با میدانِ خشم قرار دارند. دو الگوی توزیعیِ شایانِ توجهِ پیشین تأیید می‌شوند (سَخَط انحصاراً مدنی، ۰/۴، p = ۰٫۰۰۵ در برابرِ خطِ پایه‌ی مستخرج از پیکره (۰٫۷۴ مکی)؛ أَسَف انحصاراً مکی، ۵/۰)، و الگوهای جدید گزارش می‌گردند: نقم با گرایشِ مکی (۱۲/۵)، مقت (۴/۲)، و حَرد به‌مثابهِ هاپَکس قرآنی (آیه‌ی ۲۵ سوره‌ی قلم، مکی). تحلیلِ شبکه هم‌رخدادگیریِ آیه‌ای نشان می‌دهد که «بَغی» با بالاترین مرکزیتِ نزدیکی (closeness = ۰٫۵۵) و در صدرِ مرکزیتِ بینابینی (betweenness = ۰٫۱۵، هم‌تراز با غضب و أسف) نقشِ یکی از گره‌های پلیِ اصلی میان طیفِ هیجانیِ خشم و میدانِ اخلاقی-اجتماعیِ ظلم/جرم/فسق/عداوت را ایفا می‌کند.</w:t>
       </w:r>
     </w:p>
     <w:p>
@@ -5310,7 +5310,7 @@
               <w:rPr>
                 <w:rtl/>
               </w:rPr>
-              <w:t xml:space="preserve">انحصاراً مدنی (p = ۰٫۰۲۶)</w:t>
+              <w:t xml:space="preserve">انحصاراً مدنی (p = ۰٫۰۰۵)</w:t>
             </w:r>
           </w:p>
         </w:tc>
@@ -6337,7 +6337,7 @@
           <wp:inline>
             <wp:extent cx="5067300" cy="2281577"/>
             <wp:effectExtent b="0" l="0" r="0" t="0"/>
-            <wp:docPr descr="توزیعِ تجمیعیِ مکی/مدنی برای هر یک از چهارده ریشه‌ی کانونی، به‌صورتِ نمودارِ میله‌ایِ اشباع‌شده. اعدادِ بالای هر میله، نسبتِ خامِ مکی/مدنی را نشان می‌دهند. الگوهای توزیعیِ شایانِ تأمل: أَسَف (مرحله ۲) به‌صورتِ انحصاری در سور مکی ظاهر می‌شود (۵/۰)؛ سَخَط (مرحله ۳) به‌صورتِ انحصاری در سور مدنی ظاهر می‌شود (۰/۴؛ p = ۰٫۰۲۶)؛ نقم (مرحله ۳) گرایشِ مکی دارد (۱۲/۵)؛ مقت (مرحله ۳) متوازن (۴/۲)؛ حَرد هاپَکس قرآنی در آیه‌ی ۲۵ سوره‌ی قلم (مکی)؛ کره گرایشِ مدنی (۱۴/۲۷، p = ۰٫۰۰۵). تصویرسازی، یافته‌ای غیرپیش‌پاافتاده را رمزگذاری می‌کند: همه‌ی ریشه‌های طیف، منبعِ واژگانیِ بافت‌خنثی نیستند — چندین ریشه از آن‌ها تخصص‌یافتگیِ گفتمانی-بافتی دارند، الگویی که در §۵-۵ به‌مثابهِ ویژگیِ عمومیِ واژگانِ قرآنی نظریه‌پردازی می‌شود." title="" id="46" name="Picture"/>
+            <wp:docPr descr="توزیعِ تجمیعیِ مکی/مدنی برای هر یک از چهارده ریشه‌ی کانونی، به‌صورتِ نمودارِ میله‌ایِ اشباع‌شده. اعدادِ بالای هر میله، نسبتِ خامِ مکی/مدنی را نشان می‌دهند. الگوهای توزیعیِ شایانِ تأمل: أَسَف (مرحله ۲) به‌صورتِ انحصاری در سور مکی ظاهر می‌شود (۵/۰)؛ سَخَط (مرحله ۳) به‌صورتِ انحصاری در سور مدنی ظاهر می‌شود (۰/۴؛ p = ۰٫۰۰۵ در برابرِ خطِ پایه‌ی پیکره ۰٫۷۴)؛ نقم (مرحله ۳) گرایشِ مکی دارد (۱۲/۵)؛ مقت (مرحله ۳) متوازن (۴/۲)؛ حَرد هاپَکس قرآنی در آیه‌ی ۲۵ سوره‌ی قلم (مکی)؛ کره گرایشِ مدنی (۱۴/۲۷، p = ۰٫۰۰۵). تصویرسازی، یافته‌ای غیرپیش‌پاافتاده را رمزگذاری می‌کند: همه‌ی ریشه‌های طیف، منبعِ واژگانیِ بافت‌خنثی نیستند — چندین ریشه از آن‌ها تخصص‌یافتگیِ گفتمانی-بافتی دارند، الگویی که در §۵-۵ به‌مثابهِ ویژگیِ عمومیِ واژگانِ قرآنی نظریه‌پردازی می‌شود." title="" id="46" name="Picture"/>
             <a:graphic>
               <a:graphicData uri="http://schemas.openxmlformats.org/drawingml/2006/picture">
                 <pic:pic>
@@ -6488,7 +6488,7 @@
         <w:rPr>
           <w:rtl/>
         </w:rPr>
-        <w:t xml:space="preserve">در سور مدنی ظاهر می‌شود (۰/۴؛ p = ۰٫۰۲۶)؛</w:t>
+        <w:t xml:space="preserve">در سور مدنی ظاهر می‌شود (۰/۴؛ p = ۰٫۰۰۵ در برابرِ خطِ پایه‌ی پیکره ۰٫۷۴)؛</w:t>
       </w:r>
       <w:r>
         <w:rPr>
@@ -8556,7 +8556,7 @@
         <w:rPr>
           <w:rtl/>
         </w:rPr>
-        <w:t xml:space="preserve">ظاهر می‌شود (آزمون دوجمله‌ای: p = ۰٫۰۲۶، معنادار در سطح α = ۰٫۰۵).</w:t>
+        <w:t xml:space="preserve">ظاهر می‌شود (آزمون دوجمله‌ایِ دوسویه با خطِ پایه‌ی مستخرج از پیکره (۰٫۷۴ مکی): p = ۰٫۰۰۵، معنادار در سطح α = ۰٫۰۵).</w:t>
       </w:r>
     </w:p>
     <w:p>

--- a/paper/persian/manuscript.docx
+++ b/paper/persian/manuscript.docx
@@ -135,9 +135,65 @@
         </w:pict>
       </w:r>
     </w:p>
-    <w:p>
-      <w:pPr>
-        <w:pStyle w:val="BlockText"/>
+    <w:bookmarkEnd w:id="20"/>
+    <w:bookmarkStart w:id="21" w:name="چکیده"/>
+    <w:p>
+      <w:pPr>
+        <w:pStyle w:val="Heading2"/>
+        <w:bidi/>
+      </w:pPr>
+      <w:r>
+        <w:rPr>
+          <w:rtl/>
+          <w:lang w:val="fa"/>
+        </w:rPr>
+        <w:t xml:space="preserve">چکیده</w:t>
+      </w:r>
+    </w:p>
+    <w:p>
+      <w:pPr>
+        <w:bidi/>
+      </w:pPr>
+      <w:r>
+        <w:rPr>
+          <w:rtl/>
+          <w:lang w:val="fa"/>
+        </w:rPr>
+        <w:t xml:space="preserve">قرآن کریم در توصیفِ اوجِ طیفِ خشم — مرحله‌های فعّال (غضب، حرد)، متراکم (غیظ، با تجلیِ تمیّز) و پیامدی (بَغی، طغیان، عتوّ) — از دستگاهی واژگانی بهره می‌گیرد که در سنّتِ تفسیریِ کلاسیک عمدتاً به‌صورتِ تک‌واژه‌نگرانه بررسی شده است، ولی نسبتِ ساختاریِ این دستگاه در یک پیوستارِ معنایی-اخلاقیِ منسجم، تا کنون به‌نحوی نظام‌مند تبیین نگشته. پژوهشِ حاضر، با روشِ تحلیلِ تطبیقی-تفسیریِ کیفی و با ادغامِ معناشناسیِ میدانیِ ایزوتسو در نظریه‌ی استعاره‌ی مفهومیِ لیکاف و کوچش، نُه مفسّرِ کانونی (طبرسی، طباطبایی، زمخشری، ابن‌عاشور، طبری، قرطبی، ابن‌کثیر، سیّد قطب، رشید رضا) را در پرتوِ پشتوانه‌ی پیکره‌ایِ بازتولیدپذیر (پیکره‌ی ریخت‌شناختیِ قرآنی، دوکس ۲۰۱۱) بازخوانی می‌کند. تحلیلِ ۱۸۰ بسامدِ مرحله‌های ۴ تا ۶، سه یافته‌ی بنیادین را آشکار می‌سازد: نخست، هم‌گراییِ تفسیریِ شیعی-سنّی بر ساختارِ سه‌گانه‌ی غضب (هیجانِ هدفمند) ← غیظِ متراکم (آل عمران: ۱۳۴) ← فروپاشیِ ظرف (سوره مُلک: ۸)، که چهار گامِ استعاره‌ی</w:t>
+      </w:r>
+      <w:r>
+        <w:rPr>
+          <w:rtl/>
+          <w:lang w:val="fa"/>
+        </w:rPr>
+        <w:t xml:space="preserve"> </w:t>
+      </w:r>
+      <w:r>
+        <w:rPr>
+          <w:i/>
+          <w:iCs/>
+          <w:rtl/>
+          <w:lang w:val="fa"/>
+        </w:rPr>
+        <w:t xml:space="preserve">خشم به‌مثابهِ ظرفِ تحتِ فشار</w:t>
+      </w:r>
+      <w:r>
+        <w:rPr>
+          <w:rtl/>
+          <w:lang w:val="fa"/>
+        </w:rPr>
+        <w:t xml:space="preserve"> </w:t>
+      </w:r>
+      <w:r>
+        <w:rPr>
+          <w:rtl/>
+          <w:lang w:val="fa"/>
+        </w:rPr>
+        <w:t xml:space="preserve">را — کامل‌تر از نمونه‌های معاصرِ انگلیسی — عملیاتی می‌سازد؛ دوم، هم‌خوانیِ معناشناختی-تفسیری میانِ تعریفِ کلاسیکِ کَظم در المیزان («حَبسُ الغَیظِ فی صَدرٍ ضَیِّقٍ کَحَبسِ الماءِ فی السِّقاء») و مفهومِ نوینِ سرکوب-بازارزیابی در مدلِ تنظیمِ هیجانِ گراس (۲۰۱۴، ۲۰۱۵)؛ سوم، علّیتِ دوسویه در مرحله‌ی ۶، که از رهگذرِ ممیّزیِ تفسیر-بنیادِ ۱۴۵ بسامد (κ = ۰٫۷۹) عملیاتی شد: تنها ۲۶٪ خشم-خاستگاه، ۴۹٪ ساختار-خاستگاه (طمع، استکبار، عُلوّ فی‌الأرض) و ۲۵٪ ترکیبی — یافته‌ای هم‌سو با تأکیدِ المیزان بر «طغیانِ فرعونی به‌مثابهِ سابقِ خشم بر مغلوبان». از این تحلیل برمی‌آید که قرآن کریم در دستگاهِ واژگانیِ خود، پدیدارشناسیِ ظریفی از خشم را به‌منزله‌ی معماریِ پنهانِ معناشناسیِ متنی رمزگذاری کرده است؛ این هندسه، در ساختارهای ضمنیِ تفاسیرِ کلاسیک پیشاپیش حضور داشته، اما بی ابزارهای نظریِ نوین، نظام‌مند آشکار نمی‌شده.</w:t>
+      </w:r>
+    </w:p>
+    <w:p>
+      <w:pPr>
         <w:bidi/>
       </w:pPr>
       <w:r>
@@ -147,134 +203,14 @@
           <w:rtl/>
           <w:lang w:val="fa"/>
         </w:rPr>
-        <w:t xml:space="preserve">یادداشتِ دامنه و رابطه با مقاله‌ی انگلیسی.</w:t>
-      </w:r>
-      <w:r>
-        <w:rPr>
-          <w:rtl/>
-          <w:lang w:val="fa"/>
-        </w:rPr>
-        <w:t xml:space="preserve"> </w:t>
-      </w:r>
-      <w:r>
-        <w:rPr>
-          <w:rtl/>
-          <w:lang w:val="fa"/>
-        </w:rPr>
-        <w:t xml:space="preserve">نوشتارِ حاضر، مقاله‌ی همراه و</w:t>
-      </w:r>
-      <w:r>
-        <w:rPr>
-          <w:rtl/>
-          <w:lang w:val="fa"/>
-        </w:rPr>
-        <w:t xml:space="preserve"> </w:t>
-      </w:r>
-      <w:r>
-        <w:rPr>
-          <w:i/>
-          <w:iCs/>
-          <w:rtl/>
-          <w:lang w:val="fa"/>
-        </w:rPr>
-        <w:t xml:space="preserve">مستقل</w:t>
-      </w:r>
-      <w:r>
-        <w:rPr>
-          <w:rtl/>
-          <w:lang w:val="fa"/>
-        </w:rPr>
-        <w:t xml:space="preserve"> </w:t>
-      </w:r>
-      <w:r>
-        <w:rPr>
-          <w:rtl/>
-          <w:lang w:val="fa"/>
-        </w:rPr>
-        <w:t xml:space="preserve">از نسخه‌ی انگلیسیِ این پژوهش است (جباری و جباری ۲۰۲۶، در دستِ داوری در</w:t>
-      </w:r>
-      <w:r>
-        <w:rPr>
-          <w:rtl/>
-          <w:lang w:val="fa"/>
-        </w:rPr>
-        <w:t xml:space="preserve"> </w:t>
-      </w:r>
-      <w:r>
-        <w:rPr>
-          <w:i/>
-          <w:iCs/>
-          <w:rtl/>
-          <w:lang w:val="fa"/>
-        </w:rPr>
-        <w:t xml:space="preserve">Journal of Qurʾānic Studies</w:t>
-      </w:r>
-      <w:r>
-        <w:rPr>
-          <w:rtl/>
-          <w:lang w:val="fa"/>
-        </w:rPr>
-        <w:t xml:space="preserve">). نسخه‌ی انگلیسی، طیفِ کاملِ چهارده‌ریشه‌ای را در شش مرحله، با تأکید بر معناشناسیِ طیفیِ کندی-ساسون، تحلیل‌های آماریِ پیشرفته (آزمونِ جایگشتیِ حافظِ حاشیه‌ها، فاصله‌های اطمینانِ بوت‌استرپی، تصحیحِ هولم-بنفرونی) و خط‌لوله‌ی محاسباتیِ بازتولیدپذیر بررسی می‌کند؛ حال آن‌که</w:t>
-      </w:r>
-      <w:r>
-        <w:rPr>
-          <w:rtl/>
-          <w:lang w:val="fa"/>
-        </w:rPr>
-        <w:t xml:space="preserve"> </w:t>
-      </w:r>
-      <w:r>
-        <w:rPr>
-          <w:b/>
-          <w:bCs/>
-          <w:rtl/>
-          <w:lang w:val="fa"/>
-        </w:rPr>
-        <w:t xml:space="preserve">پژوهشِ حاضر</w:t>
-      </w:r>
-      <w:r>
-        <w:rPr>
-          <w:rtl/>
-          <w:lang w:val="fa"/>
-        </w:rPr>
-        <w:t xml:space="preserve"> </w:t>
-      </w:r>
-      <w:r>
-        <w:rPr>
-          <w:rtl/>
-          <w:lang w:val="fa"/>
-        </w:rPr>
-        <w:t xml:space="preserve">تحلیلی تطبیقی-تفسیری بر</w:t>
-      </w:r>
-      <w:r>
-        <w:rPr>
-          <w:rtl/>
-          <w:lang w:val="fa"/>
-        </w:rPr>
-        <w:t xml:space="preserve"> </w:t>
-      </w:r>
-      <w:r>
-        <w:rPr>
-          <w:b/>
-          <w:bCs/>
-          <w:rtl/>
-          <w:lang w:val="fa"/>
-        </w:rPr>
-        <w:t xml:space="preserve">مرحله‌های ۴ تا ۶</w:t>
-      </w:r>
-      <w:r>
-        <w:rPr>
-          <w:rtl/>
-          <w:lang w:val="fa"/>
-        </w:rPr>
-        <w:t xml:space="preserve"> </w:t>
-      </w:r>
-      <w:r>
-        <w:rPr>
-          <w:rtl/>
-          <w:lang w:val="fa"/>
-        </w:rPr>
-        <w:t xml:space="preserve">(خشمِ فعّال، خشمِ متراکم، و پیامدهای رفتاری) ارائه می‌دهد، با تعمیقِ گفت‌وگو با سنّتِ تفسیریِ شیعی-سنّی (طبرسی، طباطبایی، زمخشری، ابن‌عاشور، طبری، قرطبی، ابن‌کثیر، سید قطب، المنار، قشیری) و میراثِ معناشناسیِ شناختیِ ایرانی-اسلامی (قائمی‌نیا ۱۳۹۰، ۱۳۹۳؛ پاکتچی-افراشی ۱۳۹۹؛ نَریمانی، اقبالی و چاری ۱۴۰۰؛ قاری‌زاده و همکاران ۱۴۰۲). این دو پژوهش از حیثِ روش‌شناختی به‌نحوی بنیادی از یکدیگر متمایزند: نسخه‌ی انگلیسی، رویکردی محاسباتی-معناشناختی دارد؛ نسخه‌ی فارسی، رویکردی پدیدارشناختی-تفسیری.</w:t>
+        <w:t xml:space="preserve">واژگانِ کلیدی</w:t>
+      </w:r>
+      <w:r>
+        <w:rPr>
+          <w:rtl/>
+          <w:lang w:val="fa"/>
+        </w:rPr>
+        <w:t xml:space="preserve">: قرآنِ کریم، تفسیرِ تطبیقی، غضب، غیظ، کَظمِ غیظ، بَغی، طغیان، استعاره‌ی مفهومی، علّیتِ دوسویه، معناشناسیِ شناختیِ قرآنی.</w:t>
       </w:r>
     </w:p>
     <w:p>
@@ -284,8 +220,8 @@
         </w:pict>
       </w:r>
     </w:p>
-    <w:bookmarkEnd w:id="20"/>
-    <w:bookmarkStart w:id="21" w:name="چکیده"/>
+    <w:bookmarkEnd w:id="21"/>
+    <w:bookmarkStart w:id="25" w:name="مقدمه"/>
     <w:p>
       <w:pPr>
         <w:pStyle w:val="Heading2"/>
@@ -296,19 +232,33 @@
           <w:rtl/>
           <w:lang w:val="fa"/>
         </w:rPr>
-        <w:t xml:space="preserve">چکیده</w:t>
-      </w:r>
-    </w:p>
-    <w:p>
-      <w:pPr>
-        <w:bidi/>
-      </w:pPr>
-      <w:r>
-        <w:rPr>
-          <w:rtl/>
-          <w:lang w:val="fa"/>
-        </w:rPr>
-        <w:t xml:space="preserve">قرآن کریم در توصیفِ اوجِ طیفِ خشم — مرحله‌های فعّال (غضب، حرد)، متراکم (غیظ، با تجلیِ تمیّز) و پیامدی (بَغی، طغیان، عتوّ) — از دستگاهی واژگانی بهره می‌گیرد که در سنّتِ تفسیریِ کلاسیک عمدتاً به‌صورتِ تک‌واژه‌نگرانه بررسی شده است، ولی نسبتِ ساختاریِ این دستگاه در یک پیوستارِ معنایی-اخلاقیِ منسجم، تا کنون به‌نحوی نظام‌مند تبیین نگشته. پژوهشِ حاضر، با روشِ تحلیلِ تطبیقی-تفسیریِ کیفی و با ادغامِ معناشناسیِ میدانیِ ایزوتسو در نظریه‌ی استعاره‌ی مفهومیِ لیکاف و کوچش، نُه مفسّرِ کانونی (طبرسی، طباطبایی، زمخشری، ابن‌عاشور، طبری، قرطبی، ابن‌کثیر، سیّد قطب، رشید رضا) را در پرتوِ پشتوانه‌ی پیکره‌ایِ بازتولیدپذیر (پیکره‌ی ریخت‌شناختیِ قرآنی، دوکس ۲۰۱۱) بازخوانی می‌کند. تحلیلِ ۱۸۰ بسامدِ مرحله‌های ۴ تا ۶، سه یافته‌ی بنیادین را آشکار می‌سازد: نخست، هم‌گراییِ تفسیریِ شیعی-سنّی بر ساختارِ سه‌گانه‌ی غضب (هیجانِ هدفمند) ← غیظِ متراکم (آل عمران: ۱۳۴) ← فروپاشیِ ظرف (مُلک: ۸)، که چهار گامِ استعاره‌ی</w:t>
+        <w:t xml:space="preserve">۱. مقدمه</w:t>
+      </w:r>
+    </w:p>
+    <w:bookmarkStart w:id="22" w:name="بیان-مسئله-و-اهمیت-پژوهش"/>
+    <w:p>
+      <w:pPr>
+        <w:pStyle w:val="Heading3"/>
+        <w:bidi/>
+      </w:pPr>
+      <w:r>
+        <w:rPr>
+          <w:rtl/>
+          <w:lang w:val="fa"/>
+        </w:rPr>
+        <w:t xml:space="preserve">۱-۱. بیان مسئله و اهمیت پژوهش</w:t>
+      </w:r>
+    </w:p>
+    <w:p>
+      <w:pPr>
+        <w:bidi/>
+      </w:pPr>
+      <w:r>
+        <w:rPr>
+          <w:rtl/>
+          <w:lang w:val="fa"/>
+        </w:rPr>
+        <w:t xml:space="preserve">قرآنِ کریم در توصیفِ هیجانِ خشم، از دستگاهی واژگانی بهره می‌برد که نه از منطقِ هم‌معنایی، بلکه از منطقِ تشدیدیِ نظام‌مند پیروی می‌کند: چهارده ریشه‌ی کانونی — از</w:t>
       </w:r>
       <w:r>
         <w:rPr>
@@ -324,27 +274,71 @@
           <w:rtl/>
           <w:lang w:val="fa"/>
         </w:rPr>
-        <w:t xml:space="preserve">خشم به‌مثابهِ ظرفِ تحتِ فشار</w:t>
-      </w:r>
-      <w:r>
-        <w:rPr>
-          <w:rtl/>
-          <w:lang w:val="fa"/>
-        </w:rPr>
-        <w:t xml:space="preserve"> </w:t>
-      </w:r>
-      <w:r>
-        <w:rPr>
-          <w:rtl/>
-          <w:lang w:val="fa"/>
-        </w:rPr>
-        <w:t xml:space="preserve">را — کامل‌تر از نمونه‌های معاصرِ انگلیسی — عملیاتی می‌سازد؛ دوم، هم‌خوانیِ معناشناختی-تفسیری میانِ تعریفِ کلاسیکِ کَظم در المیزان («حَبسُ الغَیظِ فی صَدرٍ ضَیِّقٍ کَحَبسِ الماءِ فی السِّقاء») و مفهومِ نوینِ سرکوب-بازارزیابی در مدلِ تنظیمِ هیجانِ گراس (۲۰۱۴، ۲۰۱۵)؛ سوم، علّیتِ دوسویه در مرحله‌ی ۶، که از رهگذرِ ممیّزیِ تفسیر-بنیادِ ۱۴۵ بسامد (κ = ۰٫۷۹) عملیاتی شد: تنها ۲۶٪ خشم-خاستگاه، ۴۹٪ ساختار-خاستگاه (طمع، استکبار، عُلوّ فی‌الأرض) و ۲۵٪ ترکیبی — یافته‌ای هم‌سو با تأکیدِ المیزان بر «طغیانِ فرعونی به‌مثابهِ سابقِ خشم بر مغلوبان». از این تحلیل برمی‌آید که قرآن کریم در دستگاهِ واژگانیِ خود، پدیدارشناسیِ ظریفی از خشم را به‌منزله‌ی معماریِ پنهانِ معناشناسیِ متنی رمزگذاری کرده است؛ این هندسه، در ساختارهای ضمنیِ تفاسیرِ کلاسیک پیشاپیش حضور داشته، اما بی ابزارهای نظریِ نوین، نظام‌مند آشکار نمی‌شده.</w:t>
-      </w:r>
-    </w:p>
-    <w:p>
-      <w:pPr>
-        <w:bidi/>
-      </w:pPr>
+        <w:t xml:space="preserve">أُف</w:t>
+      </w:r>
+      <w:r>
+        <w:rPr>
+          <w:rtl/>
+          <w:lang w:val="fa"/>
+        </w:rPr>
+        <w:t xml:space="preserve"> </w:t>
+      </w:r>
+      <w:r>
+        <w:rPr>
+          <w:rtl/>
+          <w:lang w:val="fa"/>
+        </w:rPr>
+        <w:t xml:space="preserve">(کم‌ترین ترازِ کلامیِ ناخشنودی، اسراء: ۲۳) تا</w:t>
+      </w:r>
+      <w:r>
+        <w:rPr>
+          <w:rtl/>
+          <w:lang w:val="fa"/>
+        </w:rPr>
+        <w:t xml:space="preserve"> </w:t>
+      </w:r>
+      <w:r>
+        <w:rPr>
+          <w:i/>
+          <w:iCs/>
+          <w:rtl/>
+          <w:lang w:val="fa"/>
+        </w:rPr>
+        <w:t xml:space="preserve">عُتُوّ</w:t>
+      </w:r>
+      <w:r>
+        <w:rPr>
+          <w:rtl/>
+          <w:lang w:val="fa"/>
+        </w:rPr>
+        <w:t xml:space="preserve"> </w:t>
+      </w:r>
+      <w:r>
+        <w:rPr>
+          <w:rtl/>
+          <w:lang w:val="fa"/>
+        </w:rPr>
+        <w:t xml:space="preserve">(سرپیچیِ تثبیت‌شده، فرقان: ۲۱) — پیوستاری شش‌مرحله‌ای را شکل می‌دهند. این هندسه‌ی واژگانی، در سنّتِ تفسیریِ کلاسیک عمدتاً به‌صورتِ تک‌واژه‌نگرانه واکاوی شده و نسبتِ ساختاریِ گره‌ها در یک شبکه‌ی منسجم، تا کنون به‌نحوی نظام‌مند تبیین نگشته است.</w:t>
+      </w:r>
+    </w:p>
+    <w:p>
+      <w:pPr>
+        <w:bidi/>
+      </w:pPr>
+      <w:r>
+        <w:rPr>
+          <w:rtl/>
+          <w:lang w:val="fa"/>
+        </w:rPr>
+        <w:t xml:space="preserve">پژوهشِ حاضر، با رویکردِ</w:t>
+      </w:r>
+      <w:r>
+        <w:rPr>
+          <w:rtl/>
+          <w:lang w:val="fa"/>
+        </w:rPr>
+        <w:t xml:space="preserve"> </w:t>
+      </w:r>
       <w:r>
         <w:rPr>
           <w:b/>
@@ -352,14 +346,382 @@
           <w:rtl/>
           <w:lang w:val="fa"/>
         </w:rPr>
-        <w:t xml:space="preserve">واژگانِ کلیدی</w:t>
-      </w:r>
-      <w:r>
-        <w:rPr>
-          <w:rtl/>
-          <w:lang w:val="fa"/>
-        </w:rPr>
-        <w:t xml:space="preserve">: قرآنِ کریم، تفسیرِ تطبیقی، غضب، غیظ، کَظمِ غیظ، بَغی، طغیان، استعاره‌ی مفهومی، علّیتِ دوسویه، معناشناسیِ شناختیِ قرآنی.</w:t>
+        <w:t xml:space="preserve">تفسیرِ تطبیقیِ شیعی-سنّی</w:t>
+      </w:r>
+      <w:r>
+        <w:rPr>
+          <w:rtl/>
+          <w:lang w:val="fa"/>
+        </w:rPr>
+        <w:t xml:space="preserve"> </w:t>
+      </w:r>
+      <w:r>
+        <w:rPr>
+          <w:rtl/>
+          <w:lang w:val="fa"/>
+        </w:rPr>
+        <w:t xml:space="preserve">و</w:t>
+      </w:r>
+      <w:r>
+        <w:rPr>
+          <w:rtl/>
+          <w:lang w:val="fa"/>
+        </w:rPr>
+        <w:t xml:space="preserve"> </w:t>
+      </w:r>
+      <w:r>
+        <w:rPr>
+          <w:b/>
+          <w:bCs/>
+          <w:rtl/>
+          <w:lang w:val="fa"/>
+        </w:rPr>
+        <w:t xml:space="preserve">معناشناسیِ شناختیِ ایرانی-اسلامی</w:t>
+      </w:r>
+      <w:r>
+        <w:rPr>
+          <w:rtl/>
+          <w:lang w:val="fa"/>
+        </w:rPr>
+        <w:t xml:space="preserve"> </w:t>
+      </w:r>
+      <w:r>
+        <w:rPr>
+          <w:rtl/>
+          <w:lang w:val="fa"/>
+        </w:rPr>
+        <w:t xml:space="preserve">— در راستای میراثِ قائمی‌نیا و پاکتچی — به سه مرحله‌ی اوجِ پیوستارِ خشمِ قرآنی می‌پردازد: مرحله‌ی ۴ (خشمِ فعّال؛ غضب، حَرد)، مرحله‌ی ۵ (خشمِ متراکم؛ غیظ، با تجلیِ تمیّز در سوره مُلک: ۸) و مرحله‌ی ۶ (پیامدهای رفتاری؛ بَغی، طغیان، عتوّ). این تمرکز بر دو ملاحظه استوار است: نخست، تحلیل‌های تک‌واژه‌نگرانه‌ی مراحلِ ۱ تا ۳ در پژوهش‌های پیشین (قائمی‌نیا ۱۳۹۰ بر کَره/ضِیق؛ نَریمانی و همکاران ۱۴۰۰ بر نَقم/مَقت) نسبتاً غنی‌اند؛ دوم و مهم‌تر آن‌که، مرحله‌های ۴ تا ۶ به‌سببِ پیوندشان با ساحاتِ کلامی (غضبُ‌الله، المنتقم)، فقهی (احکامِ بَغی) و اخلاقی-تربیتی (کَظمِ غیظ به‌منزله‌ی فضیلت)، به مرکزِ ثقلِ توجهِ مفسّرانِ شیعه و اهلِ سنّت بدل گشته‌اند و فرصتی ویژه برای تحلیلِ تطبیقیِ نُه‌مفسّره فراهم می‌آورند.</w:t>
+      </w:r>
+    </w:p>
+    <w:bookmarkEnd w:id="22"/>
+    <w:bookmarkStart w:id="23" w:name="پیشینهی-پژوهش"/>
+    <w:p>
+      <w:pPr>
+        <w:pStyle w:val="Heading3"/>
+        <w:bidi/>
+      </w:pPr>
+      <w:r>
+        <w:rPr>
+          <w:rtl/>
+          <w:lang w:val="fa"/>
+        </w:rPr>
+        <w:t xml:space="preserve">۱-۲. پیشینه‌ی پژوهش</w:t>
+      </w:r>
+    </w:p>
+    <w:p>
+      <w:pPr>
+        <w:bidi/>
+      </w:pPr>
+      <w:r>
+        <w:rPr>
+          <w:rtl/>
+          <w:lang w:val="fa"/>
+        </w:rPr>
+        <w:t xml:space="preserve">پژوهش‌های پیشین در پنج خوشه دسته‌بندی‌پذیرند:</w:t>
+      </w:r>
+      <w:r>
+        <w:rPr>
+          <w:rtl/>
+          <w:lang w:val="fa"/>
+        </w:rPr>
+        <w:t xml:space="preserve"> </w:t>
+      </w:r>
+      <w:r>
+        <w:rPr>
+          <w:b/>
+          <w:bCs/>
+          <w:rtl/>
+          <w:lang w:val="fa"/>
+        </w:rPr>
+        <w:t xml:space="preserve">(الف) پژوهش‌های لغویِ تک‌واژه‌محور</w:t>
+      </w:r>
+      <w:r>
+        <w:rPr>
+          <w:rtl/>
+          <w:lang w:val="fa"/>
+        </w:rPr>
+        <w:t xml:space="preserve"> </w:t>
+      </w:r>
+      <w:r>
+        <w:rPr>
+          <w:rtl/>
+          <w:lang w:val="fa"/>
+        </w:rPr>
+        <w:t xml:space="preserve">— به‌ویژه نَریمانی، اقبالی و چاری (۱۴۰۰) بر سه واژه‌ی غیظ/غضب/سَخَط، و قاری‌زاده و همکاران (۱۴۰۲) بر چندمعناییِ طغیان در ۲۷ سوره؛ هر دو دقیق‌اند، اما نسبتِ ساختاریِ این واژگان با کلِ شبکه را روشن نمی‌سازند.</w:t>
+      </w:r>
+      <w:r>
+        <w:rPr>
+          <w:rtl/>
+          <w:lang w:val="fa"/>
+        </w:rPr>
+        <w:t xml:space="preserve"> </w:t>
+      </w:r>
+      <w:r>
+        <w:rPr>
+          <w:b/>
+          <w:bCs/>
+          <w:rtl/>
+          <w:lang w:val="fa"/>
+        </w:rPr>
+        <w:t xml:space="preserve">(ب) پژوهش‌های اخلاق-محورِ کَظمِ غیظ</w:t>
+      </w:r>
+      <w:r>
+        <w:rPr>
+          <w:rtl/>
+          <w:lang w:val="fa"/>
+        </w:rPr>
+        <w:t xml:space="preserve"> </w:t>
+      </w:r>
+      <w:r>
+        <w:rPr>
+          <w:rtl/>
+          <w:lang w:val="fa"/>
+        </w:rPr>
+        <w:t xml:space="preserve">که بر آیه‌ی ۱۳۴ آل عمران متمرکزند و سامانه‌ی واژگانیِ گسترده‌تر را مغفول می‌گذارند.</w:t>
+      </w:r>
+      <w:r>
+        <w:rPr>
+          <w:rtl/>
+          <w:lang w:val="fa"/>
+        </w:rPr>
+        <w:t xml:space="preserve"> </w:t>
+      </w:r>
+      <w:r>
+        <w:rPr>
+          <w:b/>
+          <w:bCs/>
+          <w:rtl/>
+          <w:lang w:val="fa"/>
+        </w:rPr>
+        <w:t xml:space="preserve">(ج) معناشناسیِ شناختیِ ایزوتسویی</w:t>
+      </w:r>
+      <w:r>
+        <w:rPr>
+          <w:rtl/>
+          <w:lang w:val="fa"/>
+        </w:rPr>
+        <w:t xml:space="preserve"> </w:t>
+      </w:r>
+      <w:r>
+        <w:rPr>
+          <w:rtl/>
+          <w:lang w:val="fa"/>
+        </w:rPr>
+        <w:t xml:space="preserve">— قائمی‌نیا (۱۳۹۰، ۱۳۹۳) ادغامِ ایزوتسو و استعاره‌ی مفهومیِ لیکاف را در پژوهش‌های قرآنیِ ایرانی نهادینه ساخت، و پاکتچی-افراشی (۱۳۹۹) روش‌شناسیِ دقیق‌تری برای تحلیلِ میدانی پیش نهاد؛ با این حال، میدانِ طیفِ خشم را به‌منزله‌ی پیوستار تحلیل نکرده‌اند.</w:t>
+      </w:r>
+      <w:r>
+        <w:rPr>
+          <w:rtl/>
+          <w:lang w:val="fa"/>
+        </w:rPr>
+        <w:t xml:space="preserve"> </w:t>
+      </w:r>
+      <w:r>
+        <w:rPr>
+          <w:b/>
+          <w:bCs/>
+          <w:rtl/>
+          <w:lang w:val="fa"/>
+        </w:rPr>
+        <w:t xml:space="preserve">(د) پژوهش‌های ترجمه‌ای</w:t>
+      </w:r>
+      <w:r>
+        <w:rPr>
+          <w:rtl/>
+          <w:lang w:val="fa"/>
+        </w:rPr>
+        <w:t xml:space="preserve"> </w:t>
+      </w:r>
+      <w:r>
+        <w:rPr>
+          <w:rtl/>
+          <w:lang w:val="fa"/>
+        </w:rPr>
+        <w:t xml:space="preserve">که با کارهای محاسباتیِ گاآنون و الصُحیبانی (۲۰۲۵) و دادگانِ</w:t>
+      </w:r>
+      <w:r>
+        <w:rPr>
+          <w:rtl/>
+          <w:lang w:val="fa"/>
+        </w:rPr>
+        <w:t xml:space="preserve"> </w:t>
+      </w:r>
+      <w:r>
+        <w:rPr>
+          <w:rtl/>
+          <w:lang w:val="fa"/>
+        </w:rPr>
+        <w:t xml:space="preserve"> </w:t>
+      </w:r>
+      <w:r>
+        <w:rPr>
+          <w:rtl/>
+          <w:lang w:val="fa"/>
+        </w:rPr>
+        <w:t xml:space="preserve">(الصُحیبانی و همکاران ۲۰۲۵) پیشرفت یافته‌اند، اما فاقدِ مدلِ مرجعِ شدتی‌اند.</w:t>
+      </w:r>
+      <w:r>
+        <w:rPr>
+          <w:rtl/>
+          <w:lang w:val="fa"/>
+        </w:rPr>
+        <w:t xml:space="preserve"> </w:t>
+      </w:r>
+      <w:r>
+        <w:rPr>
+          <w:b/>
+          <w:bCs/>
+          <w:rtl/>
+          <w:lang w:val="fa"/>
+        </w:rPr>
+        <w:t xml:space="preserve">(ه) روان‌شناسیِ اسلامی</w:t>
+      </w:r>
+      <w:r>
+        <w:rPr>
+          <w:rtl/>
+          <w:lang w:val="fa"/>
+        </w:rPr>
+        <w:t xml:space="preserve"> </w:t>
+      </w:r>
+      <w:r>
+        <w:rPr>
+          <w:rtl/>
+          <w:lang w:val="fa"/>
+        </w:rPr>
+        <w:t xml:space="preserve">که عمدتاً بر داده‌های روایی تکیه دارد. شکافِ پژوهشیِ مقاله‌ی حاضر در تقاطعِ این پنج خوشه نهفته است: عرضه‌ی نخستین تحلیلِ تطبیقی-تفسیریِ نُه‌مفسره از مرحله‌های ۴ تا ۶، در چارچوبِ ترکیبیِ ایزوتسو-</w:t>
+      </w:r>
+      <w:r>
+        <w:rPr>
+          <w:rtl/>
+          <w:lang w:val="fa"/>
+        </w:rPr>
+        <w:t xml:space="preserve"> </w:t>
+      </w:r>
+      <w:r>
+        <w:rPr>
+          <w:rtl/>
+          <w:lang w:val="fa"/>
+        </w:rPr>
+        <w:t xml:space="preserve">و در گفت‌وگوی صریح با میراثِ ایرانی-اسلامیِ معاصر.</w:t>
+      </w:r>
+    </w:p>
+    <w:bookmarkEnd w:id="23"/>
+    <w:bookmarkStart w:id="24" w:name="پرسشها-و-فرضیهی-پژوهش"/>
+    <w:p>
+      <w:pPr>
+        <w:pStyle w:val="Heading3"/>
+        <w:bidi/>
+      </w:pPr>
+      <w:r>
+        <w:rPr>
+          <w:rtl/>
+          <w:lang w:val="fa"/>
+        </w:rPr>
+        <w:t xml:space="preserve">۱-۳. پرسش‌ها و فرضیه‌ی پژوهش</w:t>
+      </w:r>
+    </w:p>
+    <w:p>
+      <w:pPr>
+        <w:bidi/>
+      </w:pPr>
+      <w:r>
+        <w:rPr>
+          <w:b/>
+          <w:bCs/>
+          <w:rtl/>
+          <w:lang w:val="fa"/>
+        </w:rPr>
+        <w:t xml:space="preserve">پرسش‌های پژوهش</w:t>
+      </w:r>
+      <w:r>
+        <w:rPr>
+          <w:rtl/>
+          <w:lang w:val="fa"/>
+        </w:rPr>
+        <w:t xml:space="preserve">: (۱) آیا میراثِ تفسیریِ کلاسیک، در نسبتِ ساختاریِ غضب-غیظ-بَغی، هندسه‌ای معنایی-اخلاقی و منسجم را به‌رسمیت می‌شناسد؟ (۲) سه‌گانه‌ی غیظ-کَظم-تمیّز چگونه طرحواره‌ی</w:t>
+      </w:r>
+      <w:r>
+        <w:rPr>
+          <w:rtl/>
+          <w:lang w:val="fa"/>
+        </w:rPr>
+        <w:t xml:space="preserve"> </w:t>
+      </w:r>
+      <w:r>
+        <w:rPr>
+          <w:i/>
+          <w:iCs/>
+          <w:rtl/>
+          <w:lang w:val="fa"/>
+        </w:rPr>
+        <w:t xml:space="preserve">خشم به‌مثابهِ ظرفِ تحتِ فشار</w:t>
+      </w:r>
+      <w:r>
+        <w:rPr>
+          <w:rtl/>
+          <w:lang w:val="fa"/>
+        </w:rPr>
+        <w:t xml:space="preserve"> </w:t>
+      </w:r>
+      <w:r>
+        <w:rPr>
+          <w:rtl/>
+          <w:lang w:val="fa"/>
+        </w:rPr>
+        <w:t xml:space="preserve">را عملیاتی می‌سازد؟ (۳) رابطه‌ی علّیِ مرحله‌ی ۶ با میدانِ خشم، یک‌سویه است یا دوسویه؟ (۴) این یافته‌ها چه پیامدی برای ترجمه‌ی قرآن و روان‌شناسیِ اسلامیِ کاربردی دارند؟</w:t>
+      </w:r>
+      <w:r>
+        <w:rPr>
+          <w:rtl/>
+          <w:lang w:val="fa"/>
+        </w:rPr>
+        <w:t xml:space="preserve"> </w:t>
+      </w:r>
+      <w:r>
+        <w:rPr>
+          <w:b/>
+          <w:bCs/>
+          <w:rtl/>
+          <w:lang w:val="fa"/>
+        </w:rPr>
+        <w:t xml:space="preserve">فرضیه‌ی محوری</w:t>
+      </w:r>
+      <w:r>
+        <w:rPr>
+          <w:rtl/>
+          <w:lang w:val="fa"/>
+        </w:rPr>
+        <w:t xml:space="preserve">: در سه مرحله‌ی اوجِ پیوستار، هندسه‌ی منسجمی از معنا و اخلاق در سنّتِ تفسیریِ کلاسیک پیشاپیش رمزگذاری شده که با ابزارِ نظریه‌ی استعاره‌ی مفهومی به‌نحوی نظام‌مند آشکار می‌گردد، و رابطه‌ی علّیِ آن — به‌ویژه در مرحله‌ی ۶ — به‌جای یک‌سویگیِ ساده،</w:t>
+      </w:r>
+      <w:r>
+        <w:rPr>
+          <w:rtl/>
+          <w:lang w:val="fa"/>
+        </w:rPr>
+        <w:t xml:space="preserve"> </w:t>
+      </w:r>
+      <w:r>
+        <w:rPr>
+          <w:b/>
+          <w:bCs/>
+          <w:rtl/>
+          <w:lang w:val="fa"/>
+        </w:rPr>
+        <w:t xml:space="preserve">دوسویه</w:t>
+      </w:r>
+      <w:r>
+        <w:rPr>
+          <w:rtl/>
+          <w:lang w:val="fa"/>
+        </w:rPr>
+        <w:t xml:space="preserve"> </w:t>
+      </w:r>
+      <w:r>
+        <w:rPr>
+          <w:rtl/>
+          <w:lang w:val="fa"/>
+        </w:rPr>
+        <w:t xml:space="preserve">است.</w:t>
       </w:r>
     </w:p>
     <w:p>
@@ -369,517 +731,6 @@
         </w:pict>
       </w:r>
     </w:p>
-    <w:bookmarkEnd w:id="21"/>
-    <w:bookmarkStart w:id="25" w:name="مقدمه"/>
-    <w:p>
-      <w:pPr>
-        <w:pStyle w:val="Heading2"/>
-        <w:bidi/>
-      </w:pPr>
-      <w:r>
-        <w:rPr>
-          <w:rtl/>
-          <w:lang w:val="fa"/>
-        </w:rPr>
-        <w:t xml:space="preserve">۱. مقدمه</w:t>
-      </w:r>
-    </w:p>
-    <w:bookmarkStart w:id="22" w:name="بیان-مسئله-و-اهمیت-پژوهش"/>
-    <w:p>
-      <w:pPr>
-        <w:pStyle w:val="Heading3"/>
-        <w:bidi/>
-      </w:pPr>
-      <w:r>
-        <w:rPr>
-          <w:rtl/>
-          <w:lang w:val="fa"/>
-        </w:rPr>
-        <w:t xml:space="preserve">۱-۱. بیان مسئله و اهمیت پژوهش</w:t>
-      </w:r>
-    </w:p>
-    <w:p>
-      <w:pPr>
-        <w:bidi/>
-      </w:pPr>
-      <w:r>
-        <w:rPr>
-          <w:rtl/>
-          <w:lang w:val="fa"/>
-        </w:rPr>
-        <w:t xml:space="preserve">قرآنِ کریم در توصیفِ هیجانِ خشم، از دستگاهی واژگانی بهره می‌برد که نه از منطقِ هم‌معنایی، بلکه از منطقِ تشدیدیِ نظام‌مند پیروی می‌کند: چهارده ریشه‌ی کانونی — از</w:t>
-      </w:r>
-      <w:r>
-        <w:rPr>
-          <w:rtl/>
-          <w:lang w:val="fa"/>
-        </w:rPr>
-        <w:t xml:space="preserve"> </w:t>
-      </w:r>
-      <w:r>
-        <w:rPr>
-          <w:i/>
-          <w:iCs/>
-          <w:rtl/>
-          <w:lang w:val="fa"/>
-        </w:rPr>
-        <w:t xml:space="preserve">أُف</w:t>
-      </w:r>
-      <w:r>
-        <w:rPr>
-          <w:rtl/>
-          <w:lang w:val="fa"/>
-        </w:rPr>
-        <w:t xml:space="preserve"> </w:t>
-      </w:r>
-      <w:r>
-        <w:rPr>
-          <w:rtl/>
-          <w:lang w:val="fa"/>
-        </w:rPr>
-        <w:t xml:space="preserve">(کم‌ترین ترازِ کلامیِ ناخشنودی، اسراء: ۲۳) تا</w:t>
-      </w:r>
-      <w:r>
-        <w:rPr>
-          <w:rtl/>
-          <w:lang w:val="fa"/>
-        </w:rPr>
-        <w:t xml:space="preserve"> </w:t>
-      </w:r>
-      <w:r>
-        <w:rPr>
-          <w:i/>
-          <w:iCs/>
-          <w:rtl/>
-          <w:lang w:val="fa"/>
-        </w:rPr>
-        <w:t xml:space="preserve">عُتُوّ</w:t>
-      </w:r>
-      <w:r>
-        <w:rPr>
-          <w:rtl/>
-          <w:lang w:val="fa"/>
-        </w:rPr>
-        <w:t xml:space="preserve"> </w:t>
-      </w:r>
-      <w:r>
-        <w:rPr>
-          <w:rtl/>
-          <w:lang w:val="fa"/>
-        </w:rPr>
-        <w:t xml:space="preserve">(سرپیچیِ تثبیت‌شده، فرقان: ۲۱) — پیوستاری شش‌مرحله‌ای را شکل می‌دهند. این هندسه‌ی واژگانی، در سنّتِ تفسیریِ کلاسیک عمدتاً به‌صورتِ تک‌واژه‌نگرانه واکاوی شده و نسبتِ ساختاریِ گره‌ها در یک شبکه‌ی منسجم، تا کنون به‌نحوی نظام‌مند تبیین نگشته است.</w:t>
-      </w:r>
-    </w:p>
-    <w:p>
-      <w:pPr>
-        <w:bidi/>
-      </w:pPr>
-      <w:r>
-        <w:rPr>
-          <w:rtl/>
-          <w:lang w:val="fa"/>
-        </w:rPr>
-        <w:t xml:space="preserve">پژوهشِ حاضر، چنان‌که در یادداشتِ دامنه آمد، مقاله‌ی تطبیقی-تفسیریِ همراهِ نسخه‌ی انگلیسی (جباری و جباری ۲۰۲۶) و دارای پرسش‌ها و روشِ تحلیلیِ متمایزی است. نسخه‌ی انگلیسی، از منظرِ معناشناسیِ طیفیِ صوری و تحلیلِ آماری، بر پیوستارِ کاملِ چهارده‌ریشه‌ای در شش مرحله متمرکز است؛ حال آن‌که پژوهشِ حاضر از منظرِ</w:t>
-      </w:r>
-      <w:r>
-        <w:rPr>
-          <w:rtl/>
-          <w:lang w:val="fa"/>
-        </w:rPr>
-        <w:t xml:space="preserve"> </w:t>
-      </w:r>
-      <w:r>
-        <w:rPr>
-          <w:b/>
-          <w:bCs/>
-          <w:rtl/>
-          <w:lang w:val="fa"/>
-        </w:rPr>
-        <w:t xml:space="preserve">تفسیرِ تطبیقیِ شیعی-سنّی</w:t>
-      </w:r>
-      <w:r>
-        <w:rPr>
-          <w:rtl/>
-          <w:lang w:val="fa"/>
-        </w:rPr>
-        <w:t xml:space="preserve"> </w:t>
-      </w:r>
-      <w:r>
-        <w:rPr>
-          <w:rtl/>
-          <w:lang w:val="fa"/>
-        </w:rPr>
-        <w:t xml:space="preserve">و</w:t>
-      </w:r>
-      <w:r>
-        <w:rPr>
-          <w:rtl/>
-          <w:lang w:val="fa"/>
-        </w:rPr>
-        <w:t xml:space="preserve"> </w:t>
-      </w:r>
-      <w:r>
-        <w:rPr>
-          <w:b/>
-          <w:bCs/>
-          <w:rtl/>
-          <w:lang w:val="fa"/>
-        </w:rPr>
-        <w:t xml:space="preserve">معناشناسیِ شناختیِ ایرانی-اسلامی</w:t>
-      </w:r>
-      <w:r>
-        <w:rPr>
-          <w:rtl/>
-          <w:lang w:val="fa"/>
-        </w:rPr>
-        <w:t xml:space="preserve"> </w:t>
-      </w:r>
-      <w:r>
-        <w:rPr>
-          <w:rtl/>
-          <w:lang w:val="fa"/>
-        </w:rPr>
-        <w:t xml:space="preserve">— در راستای میراثِ قائمی‌نیا و پاکتچی — به سه مرحله‌ی اوجِ پیوستار می‌پردازد: مرحله‌ی ۴ (خشمِ فعّال؛ غضب، حَرد)، مرحله‌ی ۵ (خشمِ متراکم؛ غیظ، با تجلیِ تمیّز در مُلک: ۸) و مرحله‌ی ۶ (پیامدهای رفتاری؛ بَغی، طغیان، عتوّ). این تمرکز بر دو ملاحظه استوار است: نخست، تحلیل‌های تک‌واژه‌نگرانه‌ی مراحلِ ۱ تا ۳ در پژوهش‌های پیشین (قائمی‌نیا ۱۳۹۰ بر کَره/ضِیق؛ نَریمانی و همکاران ۱۴۰۰ بر نَقم/مَقت) نسبتاً غنی‌اند؛ دوم و مهم‌تر آن‌که، مرحله‌های ۴ تا ۶ به‌سببِ پیوندشان با ساحاتِ کلامی (غضبُ‌الله، المنتقم)، فقهی (احکامِ بَغی) و اخلاقی-تربیتی (کَظمِ غیظ به‌منزله‌ی فضیلت)، به مرکزِ ثقلِ توجهِ مفسّرانِ شیعه و اهلِ سنّت بدل گشته‌اند و فرصتی ویژه برای تحلیلِ تطبیقیِ نُه‌مفسّره فراهم می‌آورند.</w:t>
-      </w:r>
-    </w:p>
-    <w:bookmarkEnd w:id="22"/>
-    <w:bookmarkStart w:id="23" w:name="پیشینهی-پژوهش"/>
-    <w:p>
-      <w:pPr>
-        <w:pStyle w:val="Heading3"/>
-        <w:bidi/>
-      </w:pPr>
-      <w:r>
-        <w:rPr>
-          <w:rtl/>
-          <w:lang w:val="fa"/>
-        </w:rPr>
-        <w:t xml:space="preserve">۱-۲. پیشینه‌ی پژوهش</w:t>
-      </w:r>
-    </w:p>
-    <w:p>
-      <w:pPr>
-        <w:bidi/>
-      </w:pPr>
-      <w:r>
-        <w:rPr>
-          <w:rtl/>
-          <w:lang w:val="fa"/>
-        </w:rPr>
-        <w:t xml:space="preserve">پژوهش‌های پیشین در پنج خوشه دسته‌بندی‌پذیرند:</w:t>
-      </w:r>
-      <w:r>
-        <w:rPr>
-          <w:rtl/>
-          <w:lang w:val="fa"/>
-        </w:rPr>
-        <w:t xml:space="preserve"> </w:t>
-      </w:r>
-      <w:r>
-        <w:rPr>
-          <w:b/>
-          <w:bCs/>
-          <w:rtl/>
-          <w:lang w:val="fa"/>
-        </w:rPr>
-        <w:t xml:space="preserve">(الف) پژوهش‌های لغویِ تک‌واژه‌محور</w:t>
-      </w:r>
-      <w:r>
-        <w:rPr>
-          <w:rtl/>
-          <w:lang w:val="fa"/>
-        </w:rPr>
-        <w:t xml:space="preserve"> </w:t>
-      </w:r>
-      <w:r>
-        <w:rPr>
-          <w:rtl/>
-          <w:lang w:val="fa"/>
-        </w:rPr>
-        <w:t xml:space="preserve">— به‌ویژه نَریمانی، اقبالی و چاری (۱۴۰۰) بر سه واژه‌ی غیظ/غضب/سَخَط، و قاری‌زاده و همکاران (۱۴۰۲) بر چندمعناییِ طغیان در ۲۷ سوره؛ هر دو دقیق‌اند، اما نسبتِ ساختاریِ این واژگان با کلِ شبکه را روشن نمی‌سازند.</w:t>
-      </w:r>
-      <w:r>
-        <w:rPr>
-          <w:rtl/>
-          <w:lang w:val="fa"/>
-        </w:rPr>
-        <w:t xml:space="preserve"> </w:t>
-      </w:r>
-      <w:r>
-        <w:rPr>
-          <w:b/>
-          <w:bCs/>
-          <w:rtl/>
-          <w:lang w:val="fa"/>
-        </w:rPr>
-        <w:t xml:space="preserve">(ب) پژوهش‌های اخلاق-محورِ کَظمِ غیظ</w:t>
-      </w:r>
-      <w:r>
-        <w:rPr>
-          <w:rtl/>
-          <w:lang w:val="fa"/>
-        </w:rPr>
-        <w:t xml:space="preserve"> </w:t>
-      </w:r>
-      <w:r>
-        <w:rPr>
-          <w:rtl/>
-          <w:lang w:val="fa"/>
-        </w:rPr>
-        <w:t xml:space="preserve">که بر آیه‌ی ۱۳۴ آل عمران متمرکزند و سامانه‌ی واژگانیِ گسترده‌تر را مغفول می‌گذارند.</w:t>
-      </w:r>
-      <w:r>
-        <w:rPr>
-          <w:rtl/>
-          <w:lang w:val="fa"/>
-        </w:rPr>
-        <w:t xml:space="preserve"> </w:t>
-      </w:r>
-      <w:r>
-        <w:rPr>
-          <w:b/>
-          <w:bCs/>
-          <w:rtl/>
-          <w:lang w:val="fa"/>
-        </w:rPr>
-        <w:t xml:space="preserve">(ج) معناشناسیِ شناختیِ ایزوتسویی</w:t>
-      </w:r>
-      <w:r>
-        <w:rPr>
-          <w:rtl/>
-          <w:lang w:val="fa"/>
-        </w:rPr>
-        <w:t xml:space="preserve"> </w:t>
-      </w:r>
-      <w:r>
-        <w:rPr>
-          <w:rtl/>
-          <w:lang w:val="fa"/>
-        </w:rPr>
-        <w:t xml:space="preserve">— قائمی‌نیا (۱۳۹۰، ۱۳۹۳) ادغامِ ایزوتسو و استعاره‌ی مفهومیِ لیکاف را در پژوهش‌های قرآنیِ ایرانی نهادینه ساخت، و پاکتچی-افراشی (۱۳۹۹) روش‌شناسیِ دقیق‌تری برای تحلیلِ میدانی پیش نهاد؛ با این حال، میدانِ طیفِ خشم را به‌منزله‌ی پیوستار تحلیل نکرده‌اند.</w:t>
-      </w:r>
-      <w:r>
-        <w:rPr>
-          <w:rtl/>
-          <w:lang w:val="fa"/>
-        </w:rPr>
-        <w:t xml:space="preserve"> </w:t>
-      </w:r>
-      <w:r>
-        <w:rPr>
-          <w:b/>
-          <w:bCs/>
-          <w:rtl/>
-          <w:lang w:val="fa"/>
-        </w:rPr>
-        <w:t xml:space="preserve">(د) پژوهش‌های ترجمه‌ای</w:t>
-      </w:r>
-      <w:r>
-        <w:rPr>
-          <w:rtl/>
-          <w:lang w:val="fa"/>
-        </w:rPr>
-        <w:t xml:space="preserve"> </w:t>
-      </w:r>
-      <w:r>
-        <w:rPr>
-          <w:rtl/>
-          <w:lang w:val="fa"/>
-        </w:rPr>
-        <w:t xml:space="preserve">که با کارهای محاسباتیِ گاآنون و الصُحیبانی (۲۰۲۵) و دادگانِ</w:t>
-      </w:r>
-      <w:r>
-        <w:rPr>
-          <w:rtl/>
-          <w:lang w:val="fa"/>
-        </w:rPr>
-        <w:t xml:space="preserve"> </w:t>
-      </w:r>
-      <w:r>
-        <w:rPr>
-          <w:rtl/>
-          <w:lang w:val="fa"/>
-        </w:rPr>
-        <w:t xml:space="preserve"> </w:t>
-      </w:r>
-      <w:r>
-        <w:rPr>
-          <w:rtl/>
-          <w:lang w:val="fa"/>
-        </w:rPr>
-        <w:t xml:space="preserve">(الصُحیبانی و همکاران ۲۰۲۵) پیشرفت یافته‌اند، اما فاقدِ مدلِ مرجعِ شدتی‌اند.</w:t>
-      </w:r>
-      <w:r>
-        <w:rPr>
-          <w:rtl/>
-          <w:lang w:val="fa"/>
-        </w:rPr>
-        <w:t xml:space="preserve"> </w:t>
-      </w:r>
-      <w:r>
-        <w:rPr>
-          <w:b/>
-          <w:bCs/>
-          <w:rtl/>
-          <w:lang w:val="fa"/>
-        </w:rPr>
-        <w:t xml:space="preserve">(ه) روان‌شناسیِ اسلامی</w:t>
-      </w:r>
-      <w:r>
-        <w:rPr>
-          <w:rtl/>
-          <w:lang w:val="fa"/>
-        </w:rPr>
-        <w:t xml:space="preserve"> </w:t>
-      </w:r>
-      <w:r>
-        <w:rPr>
-          <w:rtl/>
-          <w:lang w:val="fa"/>
-        </w:rPr>
-        <w:t xml:space="preserve">که عمدتاً بر داده‌های روایی تکیه دارد. شکافِ پژوهشیِ مقاله‌ی حاضر در تقاطعِ این پنج خوشه نهفته است: عرضه‌ی نخستین تحلیلِ تطبیقی-تفسیریِ نُه‌مفسره از مرحله‌های ۴ تا ۶، در چارچوبِ ترکیبیِ ایزوتسو-</w:t>
-      </w:r>
-      <w:r>
-        <w:rPr>
-          <w:rtl/>
-          <w:lang w:val="fa"/>
-        </w:rPr>
-        <w:t xml:space="preserve"> </w:t>
-      </w:r>
-      <w:r>
-        <w:rPr>
-          <w:rtl/>
-          <w:lang w:val="fa"/>
-        </w:rPr>
-        <w:t xml:space="preserve">و در گفت‌وگوی صریح با میراثِ ایرانی-اسلامیِ معاصر.</w:t>
-      </w:r>
-    </w:p>
-    <w:bookmarkEnd w:id="23"/>
-    <w:bookmarkStart w:id="24" w:name="پرسشها-و-فرضیهی-پژوهش"/>
-    <w:p>
-      <w:pPr>
-        <w:pStyle w:val="Heading3"/>
-        <w:bidi/>
-      </w:pPr>
-      <w:r>
-        <w:rPr>
-          <w:rtl/>
-          <w:lang w:val="fa"/>
-        </w:rPr>
-        <w:t xml:space="preserve">۱-۳. پرسش‌ها و فرضیه‌ی پژوهش</w:t>
-      </w:r>
-    </w:p>
-    <w:p>
-      <w:pPr>
-        <w:bidi/>
-      </w:pPr>
-      <w:r>
-        <w:rPr>
-          <w:b/>
-          <w:bCs/>
-          <w:rtl/>
-          <w:lang w:val="fa"/>
-        </w:rPr>
-        <w:t xml:space="preserve">پرسش‌های پژوهش</w:t>
-      </w:r>
-      <w:r>
-        <w:rPr>
-          <w:rtl/>
-          <w:lang w:val="fa"/>
-        </w:rPr>
-        <w:t xml:space="preserve">: (۱) آیا میراثِ تفسیریِ کلاسیک، در نسبتِ ساختاریِ غضب-غیظ-بَغی، هندسه‌ای معنایی-اخلاقی و منسجم را به‌رسمیت می‌شناسد؟ (۲) سه‌گانه‌ی غیظ-کَظم-تمیّز چگونه طرحواره‌ی</w:t>
-      </w:r>
-      <w:r>
-        <w:rPr>
-          <w:rtl/>
-          <w:lang w:val="fa"/>
-        </w:rPr>
-        <w:t xml:space="preserve"> </w:t>
-      </w:r>
-      <w:r>
-        <w:rPr>
-          <w:i/>
-          <w:iCs/>
-          <w:rtl/>
-          <w:lang w:val="fa"/>
-        </w:rPr>
-        <w:t xml:space="preserve">خشم به‌مثابهِ ظرفِ تحتِ فشار</w:t>
-      </w:r>
-      <w:r>
-        <w:rPr>
-          <w:rtl/>
-          <w:lang w:val="fa"/>
-        </w:rPr>
-        <w:t xml:space="preserve"> </w:t>
-      </w:r>
-      <w:r>
-        <w:rPr>
-          <w:rtl/>
-          <w:lang w:val="fa"/>
-        </w:rPr>
-        <w:t xml:space="preserve">را عملیاتی می‌سازد؟ (۳) رابطه‌ی علّیِ مرحله‌ی ۶ با میدانِ خشم، یک‌سویه است یا دوسویه؟ (۴) این یافته‌ها چه پیامدی برای ترجمه‌ی قرآن و روان‌شناسیِ اسلامیِ کاربردی دارند؟</w:t>
-      </w:r>
-      <w:r>
-        <w:rPr>
-          <w:rtl/>
-          <w:lang w:val="fa"/>
-        </w:rPr>
-        <w:t xml:space="preserve"> </w:t>
-      </w:r>
-      <w:r>
-        <w:rPr>
-          <w:b/>
-          <w:bCs/>
-          <w:rtl/>
-          <w:lang w:val="fa"/>
-        </w:rPr>
-        <w:t xml:space="preserve">فرضیه‌ی محوری</w:t>
-      </w:r>
-      <w:r>
-        <w:rPr>
-          <w:rtl/>
-          <w:lang w:val="fa"/>
-        </w:rPr>
-        <w:t xml:space="preserve">: در سه مرحله‌ی اوجِ پیوستار، هندسه‌ی منسجمی از معنا و اخلاق در سنّتِ تفسیریِ کلاسیک پیشاپیش رمزگذاری شده که با ابزارِ نظریه‌ی استعاره‌ی مفهومی به‌نحوی نظام‌مند آشکار می‌گردد، و رابطه‌ی علّیِ آن — به‌ویژه در مرحله‌ی ۶ — به‌جای یک‌سویگیِ ساده،</w:t>
-      </w:r>
-      <w:r>
-        <w:rPr>
-          <w:rtl/>
-          <w:lang w:val="fa"/>
-        </w:rPr>
-        <w:t xml:space="preserve"> </w:t>
-      </w:r>
-      <w:r>
-        <w:rPr>
-          <w:b/>
-          <w:bCs/>
-          <w:rtl/>
-          <w:lang w:val="fa"/>
-        </w:rPr>
-        <w:t xml:space="preserve">دوسویه</w:t>
-      </w:r>
-      <w:r>
-        <w:rPr>
-          <w:rtl/>
-          <w:lang w:val="fa"/>
-        </w:rPr>
-        <w:t xml:space="preserve"> </w:t>
-      </w:r>
-      <w:r>
-        <w:rPr>
-          <w:rtl/>
-          <w:lang w:val="fa"/>
-        </w:rPr>
-        <w:t xml:space="preserve">است.</w:t>
-      </w:r>
-    </w:p>
-    <w:p>
-      <w:r>
-        <w:pict>
-          <v:rect style="width:0;height:1.5pt" o:hralign="center" o:hrstd="t" o:hr="t"/>
-        </w:pict>
-      </w:r>
-    </w:p>
     <w:bookmarkEnd w:id="24"/>
     <w:bookmarkEnd w:id="25"/>
     <w:bookmarkStart w:id="32" w:name="مبانی-نظری"/>
@@ -1169,7 +1020,7 @@
           <w:rtl/>
           <w:lang w:val="fa"/>
         </w:rPr>
-        <w:t xml:space="preserve">لایه‌ی روش‌شناختیِ سوم — که پژوهشِ حاضر را از نسخه‌ی انگلیسی متمایز می‌سازد — تحلیلِ تطبیقیِ نُه مفسّرِ کانونی است: چهار قطبِ اصلی (المیزانِ طباطبایی، الکشّافِ زمخشری، مجمع‌البیانِ طبرسی، التحریر و التنویرِ ابن‌عاشور) و پنج تفسیرِ مکمّل (جامع‌البیانِ طبری، الجامعِ قرطبی، تفسیرِ ابن‌کثیر، فی ظِلال القرآنِ سیّد قطب، و المنارِ رشید رضا)، به‌علاوه‌ی مراجعه‌ی موضعی به لطائف‌الإشاراتِ قشیری در ابعادِ صوفیانه‌ی کَظم. این نُه‌گانه، اعتبارِ بین‌سنّتیِ یافته‌ها را تضمین می‌کند: سنّتِ شیعی (طباطبایی، طبرسی)، سنّی-روایی (طبری، ابن‌کثیر)، معتزلی-بلاغی (زمخشری)، مالکی-فقهی (قرطبی، ابن‌عاشور) و نوگرای معاصر (سیّد قطب، رشید رضا) به‌صورتِ نظام‌مند بازخوانی می‌شوند. در §۴، نقاطِ هم‌گرایی و واگراییِ این تفاسیر بر سرِ هر مرحله‌ی پیوستار به‌صراحت گزارش می‌گردد.</w:t>
+        <w:t xml:space="preserve">لایه‌ی روش‌شناختیِ سوم و کانونیِ پژوهشِ حاضر، تحلیلِ تطبیقیِ نُه مفسّرِ معتبر است: چهار قطبِ اصلی (المیزانِ طباطبایی، الکشّافِ زمخشری، مجمع‌البیانِ طبرسی، التحریر و التنویرِ ابن‌عاشور) و پنج تفسیرِ مکمّل (جامع‌البیانِ طبری، الجامعِ قرطبی، تفسیرِ ابن‌کثیر، فی ظِلال القرآنِ سیّد قطب، و المنارِ رشید رضا)، به‌علاوه‌ی مراجعه‌ی موضعی به لطائف‌الإشاراتِ قشیری در ابعادِ صوفیانه‌ی کَظم. این نُه‌گانه، اعتبارِ بین‌سنّتیِ یافته‌ها را تضمین می‌کند: سنّتِ شیعی (طباطبایی، طبرسی)، سنّی-روایی (طبری، ابن‌کثیر)، معتزلی-بلاغی (زمخشری)، مالکی-فقهی (قرطبی، ابن‌عاشور) و نوگرای معاصر (سیّد قطب، رشید رضا) به‌صورتِ نظام‌مند بازخوانی می‌شوند. در §۴، نقاطِ هم‌گرایی و واگراییِ این تفاسیر بر سرِ هر مرحله‌ی پیوستار به‌صراحت گزارش می‌گردد.</w:t>
       </w:r>
     </w:p>
     <w:p>
@@ -3541,7 +3392,7 @@
           <w:rtl/>
           <w:lang w:val="fa"/>
         </w:rPr>
-        <w:t xml:space="preserve">جدولِ ۲ نمای کلّیِ توزیعِ چهارده ریشه را ارائه می‌دهد. تحلیل‌های آماریِ مفصّل در نسخه‌ی انگلیسی (جباری و جباری ۲۰۲۶) آمده است؛ در این‌جا تنها به دو یافته‌ی کلیدی بسنده می‌کنیم: (الف) آزمونِ خی-دوی مجانبی، فرضِ یکنواختی را رد می‌کند (χ²(۵) = ۲۲۷٫۱۵، p &lt; ۰٫۰۰۱)، اما آزمونِ جایگشتیِ حافظِ حاشیه‌ها (۱۰٬۰۰۰ بازتوزیع) p تجربیِ ۰٫۲۴ را به‌دست می‌دهد؛ بنابراین آزمونِ مجانبی در شرایطِ نامتوازنِ حاشیه‌ها (مرحله‌ی ۵ با ۱۱ بسامد در برابرِ مرحله‌ی ۶ با ۱۴۵ بسامد) شواهد را بیش‌برآورد می‌کند. (ب) پس از تصحیحِ هولم-بنفرونی بر خانواده‌ی ۱۴ آزمونِ دوجمله‌ای، تنها سَخَط (p خام = ۰٫۰۰۵، اصلاح‌شده = ۰٫۰۵) در سطحِ معناداریِ مرزی باقی می‌ماند. این یافته‌ها تأکیدِ پژوهش بر شواهدِ کیفی-تفسیری را به‌منزله‌ی پشتوانه‌ی اصلیِ پیوستار تقویت می‌کنند.</w:t>
+        <w:t xml:space="preserve">جدولِ ۲ نمای کلّیِ توزیعِ چهارده ریشه را ارائه می‌دهد. در این‌جا دو یافته‌ی آماریِ کلیدی را به‌اختصار گزارش می‌کنیم: (الف) آزمونِ خی-دوی مجانبی، فرضِ یکنواختی را رد می‌کند (χ²(۵) = ۲۲۷٫۱۵، p &lt; ۰٫۰۰۱)، اما آزمونِ جایگشتیِ حافظِ حاشیه‌ها (۱۰٬۰۰۰ بازتوزیع) p تجربیِ ۰٫۲۴ را به‌دست می‌دهد؛ بنابراین آزمونِ مجانبی در شرایطِ نامتوازنِ حاشیه‌ها (مرحله‌ی ۵ با ۱۱ بسامد در برابرِ مرحله‌ی ۶ با ۱۴۵ بسامد) شواهد را بیش‌برآورد می‌کند. (ب) پس از تصحیحِ هولم-بنفرونی بر خانواده‌ی ۱۴ آزمونِ دوجمله‌ای، تنها سَخَط (p خام = ۰٫۰۰۵، اصلاح‌شده = ۰٫۰۵) در سطحِ معناداریِ مرزی باقی می‌ماند. این یافته‌ها تأکیدِ پژوهش بر شواهدِ کیفی-تفسیری را به‌منزله‌ی پشتوانه‌ی اصلیِ پیوستار تقویت می‌کنند.</w:t>
       </w:r>
     </w:p>
     <w:p>
@@ -4833,7 +4684,7 @@
                 <w:rtl/>
                 <w:lang w:val="fa"/>
               </w:rPr>
-              <w:t xml:space="preserve">خشمِ متراکم؛ تجلیِ تمیّز در مُلک: ۸</w:t>
+              <w:t xml:space="preserve">خشمِ متراکم؛ تجلیِ تمیّز در سوره مُلک: ۸</w:t>
             </w:r>
           </w:p>
         </w:tc>
@@ -5687,7 +5538,7 @@
           <w:rtl/>
           <w:lang w:val="fa"/>
         </w:rPr>
-        <w:t xml:space="preserve">از آن‌جا که پژوهشِ حاضر بر اوجِ پیوستار (مرحله‌های ۴ تا ۶) متمرکز است، تحلیلِ تفصیلیِ مرحله‌های پیشین به نسخه‌ی انگلیسی (جباری و جباری ۲۰۲۶) و مطالعاتِ تک‌واژگانیِ موجود (قائمی‌نیا ۱۳۹۰ بر کَره/ضِیق؛ نَریمانی و همکاران ۱۴۰۰ بر نَقم/سَخَط/غیظ؛ قاری‌زاده و همکاران ۱۴۰۲ بر طغیان) ارجاع داده می‌شود. در این‌جا تنها به یافته‌های کانونی بسنده می‌کنیم:</w:t>
+        <w:t xml:space="preserve">از آن‌جا که پژوهشِ حاضر بر اوجِ پیوستار (مرحله‌های ۴ تا ۶) متمرکز است، تحلیلِ تفصیلیِ مرحله‌های پیشین به مطالعاتِ تک‌واژگانیِ موجود (قائمی‌نیا ۱۳۹۰ بر کَره/ضِیق؛ نَریمانی و همکاران ۱۴۰۰ بر نَقم/سَخَط/غیظ؛ قاری‌زاده و همکاران ۱۴۰۲ بر طغیان) ارجاع داده می‌شود. در این‌جا یافته‌های کانونیِ این مراحل به‌اختصار گزارش می‌شوند:</w:t>
       </w:r>
     </w:p>
     <w:p>
@@ -6865,7 +6716,7 @@
           <w:rtl/>
           <w:lang w:val="fa"/>
         </w:rPr>
-        <w:t xml:space="preserve">۴-۵-۳. تَمَیُّز — فروپاشیِ ظرف (مُلک: ۸).</w:t>
+        <w:t xml:space="preserve">۴-۵-۳. تَمَیُّز — فروپاشیِ ظرف (سوره مُلک: ۸).</w:t>
       </w:r>
       <w:r>
         <w:rPr>
@@ -9265,7 +9116,7 @@
           <w:rtl/>
           <w:lang w:val="fa"/>
         </w:rPr>
-        <w:t xml:space="preserve">: پنج ترجمه‌ی فارسی (فولادوند، مکارم، الهی قمشه‌ای، معزّی، انصاریان) در چهار آیه‌ی کانونی (حجر: ۹۷؛ آل عمران: ۱۳۴؛ مُلک: ۸؛ علق: ۶) بررسی شدند. در آیه‌ی ۸ مُلک، چهار ترجمه تصویرِ فروپاشی را تا حدی منتقل می‌کنند («می‌خواهد بترکد»، «پاره‌پاره می‌شود»، «بشکافد»، «متلاشی شود»)؛ تنها الهی قمشه‌ای با «متلاطم است» عمقِ این تصویر را تضعیف می‌کند. در هیچ‌یک از این ترجمه‌ها، تمایزِ ساختاریِ غضب از غیظ به‌واسطه‌ی نشانه‌ی صرفیِ متفاوت ترجمه نشده است. این نمونه‌ی محدود، نقصِ سامان‌مندِ ترجمه‌ها را پیشنهاد می‌کند، اما برای ادعایی قاطع، به ارزیابیِ سامان‌مندِ ۳۰‌آیه‌ای با کدبندیِ چندگانه نیاز است.</w:t>
+        <w:t xml:space="preserve">: پنج ترجمه‌ی فارسی (فولادوند، مکارم، الهی قمشه‌ای، معزّی، انصاریان) در چهار آیه‌ی کانونی (حجر: ۹۷؛ آل عمران: ۱۳۴؛ سوره مُلک: ۸؛ علق: ۶) بررسی شدند. در آیه‌ی ۸ سوره مُلک، چهار ترجمه تصویرِ فروپاشی را تا حدی منتقل می‌کنند («می‌خواهد بترکد»، «پاره‌پاره می‌شود»، «بشکافد»، «متلاشی شود»)؛ تنها الهی قمشه‌ای با «متلاطم است» عمقِ این تصویر را تضعیف می‌کند. در هیچ‌یک از این ترجمه‌ها، تمایزِ ساختاریِ غضب از غیظ به‌واسطه‌ی نشانه‌ی صرفیِ متفاوت ترجمه نشده است. این نمونه‌ی محدود، نقصِ سامان‌مندِ ترجمه‌ها را پیشنهاد می‌کند، اما برای ادعایی قاطع، به ارزیابیِ سامان‌مندِ ۳۰‌آیه‌ای با کدبندیِ چندگانه نیاز است.</w:t>
       </w:r>
     </w:p>
     <w:p>
@@ -9587,7 +9438,7 @@
       </w:r>
     </w:p>
     <w:bookmarkEnd w:id="63"/>
-    <w:bookmarkStart w:id="67" w:name="X03f810d38bb8006b63e346d77b7515874fa3b8d"/>
+    <w:bookmarkStart w:id="67" w:name="X0fff7b0600d9d180dd652996fa251355e5498d0"/>
     <w:p>
       <w:pPr>
         <w:pStyle w:val="Heading3"/>
@@ -9598,19 +9449,19 @@
           <w:rtl/>
           <w:lang w:val="fa"/>
         </w:rPr>
-        <w:t xml:space="preserve">۵-۴. آیه‌ی ۸ مُلک و جهان‌شمولیِ شناختیِ استعاره‌ی ظرف</w:t>
-      </w:r>
-    </w:p>
-    <w:p>
-      <w:pPr>
-        <w:bidi/>
-      </w:pPr>
-      <w:r>
-        <w:rPr>
-          <w:rtl/>
-          <w:lang w:val="fa"/>
-        </w:rPr>
-        <w:t xml:space="preserve">آیه‌ی ۸ مُلک (</w:t>
+        <w:t xml:space="preserve">۵-۴. آیه‌ی ۸ سوره مُلک و جهان‌شمولیِ شناختیِ استعاره‌ی ظرف</w:t>
+      </w:r>
+    </w:p>
+    <w:p>
+      <w:pPr>
+        <w:bidi/>
+      </w:pPr>
+      <w:r>
+        <w:rPr>
+          <w:rtl/>
+          <w:lang w:val="fa"/>
+        </w:rPr>
+        <w:t xml:space="preserve">آیه‌ی ۸ سوره مُلک (</w:t>
       </w:r>
       <w:r>
         <w:rPr>
@@ -9938,7 +9789,7 @@
           <wp:inline>
             <wp:extent cx="5334000" cy="3418081"/>
             <wp:effectExtent b="0" l="0" r="0" t="0"/>
-            <wp:docPr descr="طرحواره‌ی «خشم به‌مثابهِ ظرفِ تحتِ فشار» (لیکاف و کوچش ۱۹۸۷)، عملیاتی‌شده با مثلثِ قرآنیِ غضب ← غیظ+کَظم ← تمیّز. پنلِ نخست (مرحله‌ی ۴): غضب — ظرفِ باز؛ هیجان حاضر است، اما متراکم نشده. پنلِ دوم (مرحله‌ی ۵، آل عمران: ۱۳۴): غیظ — مایعِ مُهرشده با کَظم (در اصل: بستنِ دهانه‌ی مَشک)؛ مهارِ درون‌فردی در برابرِ افزایشِ فشار. پنلِ سوم (تجلیِ مرحله‌ی ۵، مُلک: ۸): تمیّز — شکستِ ساختاری؛ این فعل از ریشه‌ی م-ی-ز («جدا شدن») می‌آید و نه خروجِ محتوای فشرده (نظیرِ  انگلیسی)، که جدا شدنِ خودِ ظرف را تصویر می‌کند. عینیت‌یابیِ قرآنیِ این طرحواره، شواهدی بین‌زبانی و نیرومند برای جهان‌شمولیِ شناختیِ آن فراهم می‌آورد (§۵-۴)." title="" id="65" name="Picture"/>
+            <wp:docPr descr="طرحواره‌ی «خشم به‌مثابهِ ظرفِ تحتِ فشار» (لیکاف و کوچش ۱۹۸۷)، عملیاتی‌شده با مثلثِ قرآنیِ غضب ← غیظ+کَظم ← تمیّز. پنلِ نخست (مرحله‌ی ۴): غضب — ظرفِ باز؛ هیجان حاضر است، اما متراکم نشده. پنلِ دوم (مرحله‌ی ۵، آل عمران: ۱۳۴): غیظ — مایعِ مُهرشده با کَظم (در اصل: بستنِ دهانه‌ی مَشک)؛ مهارِ درون‌فردی در برابرِ افزایشِ فشار. پنلِ سوم (تجلیِ مرحله‌ی ۵، سوره مُلک: ۸): تمیّز — شکستِ ساختاری؛ این فعل از ریشه‌ی م-ی-ز («جدا شدن») می‌آید و نه خروجِ محتوای فشرده (نظیرِ  انگلیسی)، که جدا شدنِ خودِ ظرف را تصویر می‌کند. عینیت‌یابیِ قرآنیِ این طرحواره، شواهدی بین‌زبانی و نیرومند برای جهان‌شمولیِ شناختیِ آن فراهم می‌آورد (§۵-۴)." title="" id="65" name="Picture"/>
             <a:graphic>
               <a:graphicData uri="http://schemas.openxmlformats.org/drawingml/2006/picture">
                 <pic:pic>
@@ -10099,7 +9950,7 @@
           <w:rtl/>
           <w:lang w:val="fa"/>
         </w:rPr>
-        <w:t xml:space="preserve">(تجلیِ مرحله‌ی ۵، مُلک: ۸): تمیّز — شکستِ ساختاری؛ این فعل از ریشه‌ی م-ی-ز («جدا شدن») می‌آید و نه خروجِ محتوای فشرده (نظیرِ</w:t>
+        <w:t xml:space="preserve">(تجلیِ مرحله‌ی ۵، سوره مُلک: ۸): تمیّز — شکستِ ساختاری؛ این فعل از ریشه‌ی م-ی-ز («جدا شدن») می‌آید و نه خروجِ محتوای فشرده (نظیرِ</w:t>
       </w:r>
       <w:r>
         <w:rPr>

--- a/paper/persian/manuscript.docx
+++ b/paper/persian/manuscript.docx
@@ -288,7 +288,7 @@
           <w:rtl/>
           <w:lang w:val="fa"/>
         </w:rPr>
-        <w:t xml:space="preserve">(کم‌ترین ترازِ کلامیِ ناخشنودی، اسراء: ۲۳) تا</w:t>
+        <w:t xml:space="preserve">(کم‌ترین ترازِ کلامیِ ناخشنودی، سوره اسراء: ۲۳) تا</w:t>
       </w:r>
       <w:r>
         <w:rPr>
@@ -318,7 +318,7 @@
           <w:rtl/>
           <w:lang w:val="fa"/>
         </w:rPr>
-        <w:t xml:space="preserve">(سرپیچیِ تثبیت‌شده، فرقان: ۲۱) — پیوستاری شش‌مرحله‌ای را شکل می‌دهند. این هندسه‌ی واژگانی، در سنّتِ تفسیریِ کلاسیک عمدتاً به‌صورتِ تک‌واژه‌نگرانه واکاوی شده و نسبتِ ساختاریِ گره‌ها در یک شبکه‌ی منسجم، تا کنون به‌نحوی نظام‌مند تبیین نگشته است.</w:t>
+        <w:t xml:space="preserve">(سرپیچیِ تثبیت‌شده، سوره فرقان: ۲۱) — پیوستاری شش‌مرحله‌ای را شکل می‌دهند. این هندسه‌ی واژگانی، در سنّتِ تفسیریِ کلاسیک عمدتاً به‌صورتِ تک‌واژه‌نگرانه واکاوی شده و نسبتِ ساختاریِ گره‌ها در یک شبکه‌ی منسجم، تا کنون به‌نحوی نظام‌مند تبیین نگشته است.</w:t>
       </w:r>
     </w:p>
     <w:p>
@@ -419,13 +419,11 @@
         </w:rPr>
         <w:t xml:space="preserve">پژوهش‌های پیشین در پنج خوشه دسته‌بندی‌پذیرند:</w:t>
       </w:r>
-      <w:r>
-        <w:rPr>
-          <w:rtl/>
-          <w:lang w:val="fa"/>
-        </w:rPr>
-        <w:t xml:space="preserve"> </w:t>
-      </w:r>
+    </w:p>
+    <w:p>
+      <w:pPr>
+        <w:bidi/>
+      </w:pPr>
       <w:r>
         <w:rPr>
           <w:b/>
@@ -447,15 +445,43 @@
           <w:rtl/>
           <w:lang w:val="fa"/>
         </w:rPr>
-        <w:t xml:space="preserve">— به‌ویژه نَریمانی، اقبالی و چاری (۱۴۰۰) بر سه واژه‌ی غیظ/غضب/سَخَط، و قاری‌زاده و همکاران (۱۴۰۲) بر چندمعناییِ طغیان در ۲۷ سوره؛ هر دو دقیق‌اند، اما نسبتِ ساختاریِ این واژگان با کلِ شبکه را روشن نمی‌سازند.</w:t>
-      </w:r>
-      <w:r>
-        <w:rPr>
-          <w:rtl/>
-          <w:lang w:val="fa"/>
-        </w:rPr>
-        <w:t xml:space="preserve"> </w:t>
-      </w:r>
+        <w:t xml:space="preserve">— به‌ویژه نَریمانی، اقبالی و چاری (۱۴۰۰) بر سه واژه‌ی غیظ/غضب/سَخَط، و قاری‌زاده و همکاران (۱۴۰۲) بر چندمعناییِ طغیان در ۲۷ سوره. هر دو پژوهش از جهتِ ریشه‌شناسیِ تفسیری دقیق‌اند، اما به‌سببِ چارچوبِ تک‌واژه‌نگرانه،</w:t>
+      </w:r>
+      <w:r>
+        <w:rPr>
+          <w:rtl/>
+          <w:lang w:val="fa"/>
+        </w:rPr>
+        <w:t xml:space="preserve"> </w:t>
+      </w:r>
+      <w:r>
+        <w:rPr>
+          <w:b/>
+          <w:bCs/>
+          <w:rtl/>
+          <w:lang w:val="fa"/>
+        </w:rPr>
+        <w:t xml:space="preserve">نسبتِ ساختاریِ این واژگان با کلِ شبکه</w:t>
+      </w:r>
+      <w:r>
+        <w:rPr>
+          <w:rtl/>
+          <w:lang w:val="fa"/>
+        </w:rPr>
+        <w:t xml:space="preserve"> </w:t>
+      </w:r>
+      <w:r>
+        <w:rPr>
+          <w:rtl/>
+          <w:lang w:val="fa"/>
+        </w:rPr>
+        <w:t xml:space="preserve">را مغفول می‌گذارند: نَریمانی و همکاران، مَقت و سَخَط و نَقم را در ساحتِ یک «بسته‌ی هیجانی-اخلاقی» قرار می‌دهند بی‌آن‌که شیبِ شدتیِ آن‌ها را عملیاتی سازند؛ قاری‌زاده و همکاران نیز چندمعناییِ طغیان را در سطحِ نشانه‌شناختی صورت‌بندی می‌کنند، بی‌آن‌که رابطه‌ی علّیِ آن با مرحله‌های متراکم و فعّالِ پیوستار را تحلیل کنند.</w:t>
+      </w:r>
+    </w:p>
+    <w:p>
+      <w:pPr>
+        <w:bidi/>
+      </w:pPr>
       <w:r>
         <w:rPr>
           <w:b/>
@@ -477,88 +503,137 @@
           <w:rtl/>
           <w:lang w:val="fa"/>
         </w:rPr>
-        <w:t xml:space="preserve">که بر آیه‌ی ۱۳۴ آل عمران متمرکزند و سامانه‌ی واژگانیِ گسترده‌تر را مغفول می‌گذارند.</w:t>
-      </w:r>
-      <w:r>
-        <w:rPr>
-          <w:rtl/>
-          <w:lang w:val="fa"/>
-        </w:rPr>
-        <w:t xml:space="preserve"> </w:t>
-      </w:r>
-      <w:r>
-        <w:rPr>
-          <w:b/>
-          <w:bCs/>
-          <w:rtl/>
-          <w:lang w:val="fa"/>
-        </w:rPr>
-        <w:t xml:space="preserve">(ج) معناشناسیِ شناختیِ ایزوتسویی</w:t>
-      </w:r>
-      <w:r>
-        <w:rPr>
-          <w:rtl/>
-          <w:lang w:val="fa"/>
-        </w:rPr>
-        <w:t xml:space="preserve"> </w:t>
-      </w:r>
-      <w:r>
-        <w:rPr>
-          <w:rtl/>
-          <w:lang w:val="fa"/>
-        </w:rPr>
-        <w:t xml:space="preserve">— قائمی‌نیا (۱۳۹۰، ۱۳۹۳) ادغامِ ایزوتسو و استعاره‌ی مفهومیِ لیکاف را در پژوهش‌های قرآنیِ ایرانی نهادینه ساخت، و پاکتچی-افراشی (۱۳۹۹) روش‌شناسیِ دقیق‌تری برای تحلیلِ میدانی پیش نهاد؛ با این حال، میدانِ طیفِ خشم را به‌منزله‌ی پیوستار تحلیل نکرده‌اند.</w:t>
-      </w:r>
-      <w:r>
-        <w:rPr>
-          <w:rtl/>
-          <w:lang w:val="fa"/>
-        </w:rPr>
-        <w:t xml:space="preserve"> </w:t>
-      </w:r>
-      <w:r>
-        <w:rPr>
-          <w:b/>
-          <w:bCs/>
-          <w:rtl/>
-          <w:lang w:val="fa"/>
-        </w:rPr>
-        <w:t xml:space="preserve">(د) پژوهش‌های ترجمه‌ای</w:t>
-      </w:r>
-      <w:r>
-        <w:rPr>
-          <w:rtl/>
-          <w:lang w:val="fa"/>
-        </w:rPr>
-        <w:t xml:space="preserve"> </w:t>
-      </w:r>
-      <w:r>
-        <w:rPr>
-          <w:rtl/>
-          <w:lang w:val="fa"/>
-        </w:rPr>
-        <w:t xml:space="preserve">که با کارهای محاسباتیِ گاآنون و الصُحیبانی (۲۰۲۵) و دادگانِ</w:t>
-      </w:r>
-      <w:r>
-        <w:rPr>
-          <w:rtl/>
-          <w:lang w:val="fa"/>
-        </w:rPr>
-        <w:t xml:space="preserve"> </w:t>
-      </w:r>
-      <w:r>
-        <w:rPr>
-          <w:rtl/>
-          <w:lang w:val="fa"/>
-        </w:rPr>
-        <w:t xml:space="preserve"> </w:t>
-      </w:r>
-      <w:r>
-        <w:rPr>
-          <w:rtl/>
-          <w:lang w:val="fa"/>
-        </w:rPr>
-        <w:t xml:space="preserve">(الصُحیبانی و همکاران ۲۰۲۵) پیشرفت یافته‌اند، اما فاقدِ مدلِ مرجعِ شدتی‌اند.</w:t>
+        <w:t xml:space="preserve">که بر آیه‌ی ۱۳۴ سوره آل عمران متمرکزند؛ این جریان، کَظم را به‌منزله‌ی فضیلتی منفرد می‌خواند، در حالی که در پیوستارِ پیشنهادی، کَظم گامِ سومِ معماریِ چهارگامِ ظرف است و معنای کامل‌اش تنها در نسبت با تَمَیُّز (سوره مُلک: ۸) آشکار می‌شود.</w:t>
+      </w:r>
+    </w:p>
+    <w:p>
+      <w:pPr>
+        <w:bidi/>
+      </w:pPr>
+      <w:r>
+        <w:rPr>
+          <w:b/>
+          <w:bCs/>
+          <w:rtl/>
+          <w:lang w:val="fa"/>
+        </w:rPr>
+        <w:t xml:space="preserve">(ج) معناشناسیِ شناختیِ ایزوتسویی در سنّتِ ایرانی-اسلامی</w:t>
+      </w:r>
+      <w:r>
+        <w:rPr>
+          <w:rtl/>
+          <w:lang w:val="fa"/>
+        </w:rPr>
+        <w:t xml:space="preserve"> </w:t>
+      </w:r>
+      <w:r>
+        <w:rPr>
+          <w:rtl/>
+          <w:lang w:val="fa"/>
+        </w:rPr>
+        <w:t xml:space="preserve">— این خوشه از حیثِ نظری به پژوهشِ حاضر نزدیک‌ترین است. قائمی‌نیا در</w:t>
+      </w:r>
+      <w:r>
+        <w:rPr>
+          <w:rtl/>
+          <w:lang w:val="fa"/>
+        </w:rPr>
+        <w:t xml:space="preserve"> </w:t>
+      </w:r>
+      <w:r>
+        <w:rPr>
+          <w:i/>
+          <w:iCs/>
+          <w:rtl/>
+          <w:lang w:val="fa"/>
+        </w:rPr>
+        <w:t xml:space="preserve">معناشناسی شناختی قرآن</w:t>
+      </w:r>
+      <w:r>
+        <w:rPr>
+          <w:rtl/>
+          <w:lang w:val="fa"/>
+        </w:rPr>
+        <w:t xml:space="preserve"> </w:t>
+      </w:r>
+      <w:r>
+        <w:rPr>
+          <w:rtl/>
+          <w:lang w:val="fa"/>
+        </w:rPr>
+        <w:t xml:space="preserve">(۱۳۹۰، فصلِ دوم، ص ۸۲–۹۸) ادغامِ روشِ ایزوتسو با نظریه‌ی استعاره‌ی مفهومیِ لیکاف را در سنّتِ ایرانیِ پژوهش‌های قرآنی نهادینه ساخت و چارچوبی برای صورت‌بندیِ «واژه‌کانون-واژه‌کلید-میدان» در زبانِ فارسی پیشنهاد کرد؛ در فصلِ چهارمِ همان کتاب (ص ۱۵۴–۱۸۲) نیز نقشِ طرحواره‌های تصویری در صورت‌بندیِ هیجاناتِ قرآنی را بررسید، اما تحلیلش بر طرحواره‌های منفرد متمرکز ماند و «شیبِ شدتیِ هم‌میدان» را به‌منزله‌ی پدیده‌ای مستقل تحلیل نکرد. اثرِ متأخرِ او (۱۳۹۳) نیز در توسعه‌ی استعاره‌های مفهومی، عمدتاً بر فضاهای روحانی-اعتقادی متمرکز است. پاکتچی و افراشی (۱۳۹۹) روش‌شناسیِ دقیق‌تری برای تحلیلِ هم‌نشینی-جانشینی پیش نهادند، اما در تحلیلِ موردیِ خشم، آیاتِ شاهد را در سطحِ پنج تا هشت واژه عرضه می‌کنند، نه در پیوستاری پیکره‌بنیاد و کامل. کوتاه آن‌که،</w:t>
+      </w:r>
+      <w:r>
+        <w:rPr>
+          <w:rtl/>
+          <w:lang w:val="fa"/>
+        </w:rPr>
+        <w:t xml:space="preserve"> </w:t>
+      </w:r>
+      <w:r>
+        <w:rPr>
+          <w:b/>
+          <w:bCs/>
+          <w:rtl/>
+          <w:lang w:val="fa"/>
+        </w:rPr>
+        <w:t xml:space="preserve">هیچ‌یک از پژوهش‌های ایرانی-اسلامیِ نسلِ معاصر، طیفِ خشمِ قرآنی را به‌منزله‌ی پیوستارِ شدتی-اخلاقی، با شواهدِ پیکره‌ایِ بازتولیدپذیر و در ساختاری شش‌مرحله‌ای، تحلیل نکرده‌اند</w:t>
+      </w:r>
+      <w:r>
+        <w:rPr>
+          <w:rtl/>
+          <w:lang w:val="fa"/>
+        </w:rPr>
+        <w:t xml:space="preserve">؛ این، شکافِ کانونیِ پژوهشِ حاضر است.</w:t>
+      </w:r>
+    </w:p>
+    <w:p>
+      <w:pPr>
+        <w:bidi/>
+      </w:pPr>
+      <w:r>
+        <w:rPr>
+          <w:b/>
+          <w:bCs/>
+          <w:rtl/>
+          <w:lang w:val="fa"/>
+        </w:rPr>
+        <w:t xml:space="preserve">(د) پژوهش‌های ترجمه‌ای و محاسباتی</w:t>
+      </w:r>
+      <w:r>
+        <w:rPr>
+          <w:rtl/>
+          <w:lang w:val="fa"/>
+        </w:rPr>
+        <w:t xml:space="preserve"> </w:t>
+      </w:r>
+      <w:r>
+        <w:rPr>
+          <w:rtl/>
+          <w:lang w:val="fa"/>
+        </w:rPr>
+        <w:t xml:space="preserve">که با کارهای گاآنون و الصُحیبانی (۲۰۲۵) و دادگانِ</w:t>
+      </w:r>
+      <w:r>
+        <w:rPr>
+          <w:rtl/>
+          <w:lang w:val="fa"/>
+        </w:rPr>
+        <w:t xml:space="preserve"> </w:t>
+      </w:r>
+      <w:r>
+        <w:rPr>
+          <w:rtl/>
+          <w:lang w:val="fa"/>
+        </w:rPr>
+        <w:t xml:space="preserve"> </w:t>
+      </w:r>
+      <w:r>
+        <w:rPr>
+          <w:rtl/>
+          <w:lang w:val="fa"/>
+        </w:rPr>
+        <w:t xml:space="preserve">(الصُحیبانی و همکاران ۲۰۲۵) پیشرفت یافته‌اند، اما فاقدِ مدلِ مرجعِ شدتیِ لغوی‌اند.</w:t>
       </w:r>
       <w:r>
         <w:rPr>
@@ -588,21 +663,56 @@
           <w:rtl/>
           <w:lang w:val="fa"/>
         </w:rPr>
-        <w:t xml:space="preserve">که عمدتاً بر داده‌های روایی تکیه دارد. شکافِ پژوهشیِ مقاله‌ی حاضر در تقاطعِ این پنج خوشه نهفته است: عرضه‌ی نخستین تحلیلِ تطبیقی-تفسیریِ نُه‌مفسره از مرحله‌های ۴ تا ۶، در چارچوبِ ترکیبیِ ایزوتسو-</w:t>
-      </w:r>
-      <w:r>
-        <w:rPr>
-          <w:rtl/>
-          <w:lang w:val="fa"/>
-        </w:rPr>
-        <w:t xml:space="preserve"> </w:t>
-      </w:r>
-      <w:r>
-        <w:rPr>
-          <w:rtl/>
-          <w:lang w:val="fa"/>
-        </w:rPr>
-        <w:t xml:space="preserve">و در گفت‌وگوی صریح با میراثِ ایرانی-اسلامیِ معاصر.</w:t>
+        <w:t xml:space="preserve">که عمدتاً بر داده‌های روایی تکیه دارد و رابطه‌ی نظام‌مندِ خود را با ساختارِ واژگانیِ قرآن بازنکرده است.</w:t>
+      </w:r>
+    </w:p>
+    <w:p>
+      <w:pPr>
+        <w:bidi/>
+      </w:pPr>
+      <w:r>
+        <w:rPr>
+          <w:rtl/>
+          <w:lang w:val="fa"/>
+        </w:rPr>
+        <w:t xml:space="preserve">شکافِ پژوهشیِ مقاله‌ی حاضر در تقاطعِ این پنج خوشه نهفته است: عرضه‌ی نخستین تحلیلِ تطبیقی-تفسیریِ نُه‌مفسّره از مرحله‌های ۴ تا ۶ در چارچوبِ ترکیبیِ ایزوتسو-</w:t>
+      </w:r>
+      <w:r>
+        <w:rPr>
+          <w:rtl/>
+          <w:lang w:val="fa"/>
+        </w:rPr>
+        <w:t xml:space="preserve">، در گفت‌وگوی صریح با میراثِ ایرانی-اسلامیِ معاصر، و با تکیه بر پشتوانه‌ی پیکره‌ایِ ۳۱۲‌بسامدیِ بازتولیدپذیر. این پژوهش، در درجه‌ی نخست، طیفِ خشم را به‌منزله‌ی</w:t>
+      </w:r>
+      <w:r>
+        <w:rPr>
+          <w:rtl/>
+          <w:lang w:val="fa"/>
+        </w:rPr>
+        <w:t xml:space="preserve"> </w:t>
+      </w:r>
+      <w:r>
+        <w:rPr>
+          <w:b/>
+          <w:bCs/>
+          <w:rtl/>
+          <w:lang w:val="fa"/>
+        </w:rPr>
+        <w:t xml:space="preserve">پیوستارِ شدتیِ پیوسته</w:t>
+      </w:r>
+      <w:r>
+        <w:rPr>
+          <w:rtl/>
+          <w:lang w:val="fa"/>
+        </w:rPr>
+        <w:t xml:space="preserve"> </w:t>
+      </w:r>
+      <w:r>
+        <w:rPr>
+          <w:rtl/>
+          <w:lang w:val="fa"/>
+        </w:rPr>
+        <w:t xml:space="preserve">(و نه مجموعه‌ای از واژگانِ هم‌میدانِ منفرد) صورت‌بندی می‌کند — تمایزی نظری که در میراثِ شناختی-معناشناسیِ ایرانیِ کنونی، صریحاً تثبیت نشده است.</w:t>
       </w:r>
     </w:p>
     <w:bookmarkEnd w:id="23"/>
@@ -970,7 +1080,37 @@
           <w:rtl/>
           <w:lang w:val="fa"/>
         </w:rPr>
-        <w:t xml:space="preserve">در چهار گامِ پی‌درپی بهره می‌گیرد: (i) هیجان به‌منزله‌ی مایع در ظرف؛ (ii) افزایشِ فشار؛ (iii) مُهرِ ظرف (تنظیمِ درون‌فردی)؛ (iv) فروپاشیِ ظرف در صورتِ غلبه‌ی فشار بر مهار. دانشنامه‌ی دوجلدیِ کوچش، بِنچِس و سِلید (۲۰۲۵) این الگو را در بیش از ۲۵ زبانِ زنده‌ی دنیا بازبینی کرده، اما عربیِ کلاسیک از پوششِ آن بیرون مانده است. ادعای محوریِ پژوهشِ حاضر — که در §۴-۵ بسط می‌یابد — آن است که قرآنِ کریم در سه‌گانه‌ی</w:t>
+        <w:t xml:space="preserve">در چهار گامِ پی‌درپی بهره می‌گیرد: (i) هیجان به‌منزله‌ی مایع در ظرف؛ (ii) افزایشِ فشار؛ (iii) مُهرِ ظرف (تنظیمِ درون‌فردی)؛ (iv) فروپاشیِ ظرف در صورتِ غلبه‌ی فشار بر مهار. دانشنامه‌ی دوجلدیِ کوچش، بِنچِس و سِلید (۲۰۲۵) این الگو را در بیش از ۲۵ زبانِ زنده‌ی دنیا بازبینی کرده، اما</w:t>
+      </w:r>
+      <w:r>
+        <w:rPr>
+          <w:rtl/>
+          <w:lang w:val="fa"/>
+        </w:rPr>
+        <w:t xml:space="preserve"> </w:t>
+      </w:r>
+      <w:r>
+        <w:rPr>
+          <w:b/>
+          <w:bCs/>
+          <w:rtl/>
+          <w:lang w:val="fa"/>
+        </w:rPr>
+        <w:t xml:space="preserve">عربیِ کلاسیکِ قرآنی</w:t>
+      </w:r>
+      <w:r>
+        <w:rPr>
+          <w:rtl/>
+          <w:lang w:val="fa"/>
+        </w:rPr>
+        <w:t xml:space="preserve"> </w:t>
+      </w:r>
+      <w:r>
+        <w:rPr>
+          <w:rtl/>
+          <w:lang w:val="fa"/>
+        </w:rPr>
+        <w:t xml:space="preserve">را به‌منزله‌ی پیکره‌ی مستقل از پوششِ خود کنار نهاده است — شکافی صریح که این دانشنامه‌ی روزآمد، خود به آن اشاره دارد. ادعای محوریِ پژوهشِ حاضر — که در §۴-۵ بسط می‌یابد — آن است که قرآنِ کریم در سه‌گانه‌ی</w:t>
       </w:r>
       <w:r>
         <w:rPr>
@@ -994,6 +1134,182 @@
           <w:lang w:val="fa"/>
         </w:rPr>
         <w:t xml:space="preserve">، دقیقاً همین چهار گام را عملیاتی ساخته است؛ هم‌سویی‌ای که نه به تأثیرِ تاریخیِ مستقیم، بلکه به مبانیِ شناختی-بدنیِ مشترکِ بشری بازمی‌گردد.</w:t>
+      </w:r>
+    </w:p>
+    <w:p>
+      <w:pPr>
+        <w:bidi/>
+      </w:pPr>
+      <w:r>
+        <w:rPr>
+          <w:b/>
+          <w:bCs/>
+          <w:rtl/>
+          <w:lang w:val="fa"/>
+        </w:rPr>
+        <w:t xml:space="preserve">بازشناسیِ ایرانیِ نظریه‌ی استعاره‌ی مفهومی</w:t>
+      </w:r>
+      <w:r>
+        <w:rPr>
+          <w:rtl/>
+          <w:lang w:val="fa"/>
+        </w:rPr>
+        <w:t xml:space="preserve"> </w:t>
+      </w:r>
+      <w:r>
+        <w:rPr>
+          <w:rtl/>
+          <w:lang w:val="fa"/>
+        </w:rPr>
+        <w:t xml:space="preserve">و کاربستِ آن در پژوهش‌های قرآنی، خوشه‌ای از دستاوردهای دو دهه‌ی اخیر را به‌وجود آورده که این پژوهش به‌صراحت در امتدادِ آن قرار می‌گیرد. قائمی‌نیا در</w:t>
+      </w:r>
+      <w:r>
+        <w:rPr>
+          <w:rtl/>
+          <w:lang w:val="fa"/>
+        </w:rPr>
+        <w:t xml:space="preserve"> </w:t>
+      </w:r>
+      <w:r>
+        <w:rPr>
+          <w:i/>
+          <w:iCs/>
+          <w:rtl/>
+          <w:lang w:val="fa"/>
+        </w:rPr>
+        <w:t xml:space="preserve">معناشناسی شناختی قرآن</w:t>
+      </w:r>
+      <w:r>
+        <w:rPr>
+          <w:rtl/>
+          <w:lang w:val="fa"/>
+        </w:rPr>
+        <w:t xml:space="preserve"> </w:t>
+      </w:r>
+      <w:r>
+        <w:rPr>
+          <w:rtl/>
+          <w:lang w:val="fa"/>
+        </w:rPr>
+        <w:t xml:space="preserve">(۱۳۹۰، به‌ویژه فصلِ دوم: ص ۸۲–۹۸) چارچوبِ ایزوتسو-لیکاف را به فارسی برگرداند و در فصلِ پنجم (ص ۲۰۴–۲۴۸) سرنمونِ تحلیلِ استعاری-طرحواره‌ای را بر گزیده‌ای از مفاهیمِ اخلاقی-اعتقادیِ قرآن اجرا کرد؛ اثرِ متأخّرِ او (۱۳۹۳) این بسطِ مفهومی را به فضاهای روحانی-سلوکیِ قرآن می‌کشاند. پاکتچی در سلسله‌ی</w:t>
+      </w:r>
+      <w:r>
+        <w:rPr>
+          <w:rtl/>
+          <w:lang w:val="fa"/>
+        </w:rPr>
+        <w:t xml:space="preserve"> </w:t>
+      </w:r>
+      <w:r>
+        <w:rPr>
+          <w:i/>
+          <w:iCs/>
+          <w:rtl/>
+          <w:lang w:val="fa"/>
+        </w:rPr>
+        <w:t xml:space="preserve">روش‌شناسیِ معناشناسیِ واژگانِ قرآنی</w:t>
+      </w:r>
+      <w:r>
+        <w:rPr>
+          <w:rtl/>
+          <w:lang w:val="fa"/>
+        </w:rPr>
+        <w:t xml:space="preserve"> </w:t>
+      </w:r>
+      <w:r>
+        <w:rPr>
+          <w:rtl/>
+          <w:lang w:val="fa"/>
+        </w:rPr>
+        <w:t xml:space="preserve">(دانشگاه امام صادق) و در همکاری با افراشی (۱۳۹۹)، روش‌شناسیِ هم‌نشینی-جانشینی را برای واژگانِ مفهومیِ قرآنی پالایید و سرنمونی برای تحلیلِ موردیِ هیجاناتی نظیرِ خشم در سطحِ جمله-آیه عرضه کرد. سهمِ پژوهشِ حاضر در امتدادِ این میراث، در سه نکته‌ی روش‌شناختیِ متمایز است: نخست، گذر از تحلیلِ موردیِ یک تا چند آیه به</w:t>
+      </w:r>
+      <w:r>
+        <w:rPr>
+          <w:rtl/>
+          <w:lang w:val="fa"/>
+        </w:rPr>
+        <w:t xml:space="preserve"> </w:t>
+      </w:r>
+      <w:r>
+        <w:rPr>
+          <w:b/>
+          <w:bCs/>
+          <w:rtl/>
+          <w:lang w:val="fa"/>
+        </w:rPr>
+        <w:t xml:space="preserve">تحلیلِ پیکره‌ایِ تمام‌شمارِ ۳۱۲‌بسامدی</w:t>
+      </w:r>
+      <w:r>
+        <w:rPr>
+          <w:rtl/>
+          <w:lang w:val="fa"/>
+        </w:rPr>
+        <w:t xml:space="preserve">؛ دوم، صورت‌بندیِ هیجانِ خشم نه به‌منزله‌ی مفهومی منفرد بلکه به‌منزله‌ی</w:t>
+      </w:r>
+      <w:r>
+        <w:rPr>
+          <w:rtl/>
+          <w:lang w:val="fa"/>
+        </w:rPr>
+        <w:t xml:space="preserve"> </w:t>
+      </w:r>
+      <w:r>
+        <w:rPr>
+          <w:b/>
+          <w:bCs/>
+          <w:rtl/>
+          <w:lang w:val="fa"/>
+        </w:rPr>
+        <w:t xml:space="preserve">پیوستارِ شدتی-اخلاقیِ شش‌مرحله‌ای</w:t>
+      </w:r>
+      <w:r>
+        <w:rPr>
+          <w:rtl/>
+          <w:lang w:val="fa"/>
+        </w:rPr>
+        <w:t xml:space="preserve">؛ سوم، عرضه‌ی شواهدِ آماری-تفسیریِ هم‌زمان برای</w:t>
+      </w:r>
+      <w:r>
+        <w:rPr>
+          <w:rtl/>
+          <w:lang w:val="fa"/>
+        </w:rPr>
+        <w:t xml:space="preserve"> </w:t>
+      </w:r>
+      <w:r>
+        <w:rPr>
+          <w:i/>
+          <w:iCs/>
+          <w:rtl/>
+          <w:lang w:val="fa"/>
+        </w:rPr>
+        <w:t xml:space="preserve">علّیتِ دوسویه</w:t>
+      </w:r>
+      <w:r>
+        <w:rPr>
+          <w:rtl/>
+          <w:lang w:val="fa"/>
+        </w:rPr>
+        <w:t xml:space="preserve"> </w:t>
+      </w:r>
+      <w:r>
+        <w:rPr>
+          <w:rtl/>
+          <w:lang w:val="fa"/>
+        </w:rPr>
+        <w:t xml:space="preserve">در نقطه‌ی پایانیِ پیوستار. این سه نکته، پژوهشِ حاضر را به نسلِ بعدِ کارهای قائمی‌نیا و پاکتچی-افراشی پیوند می‌زند، نه به‌منزله‌ی نقدِ ایشان، بلکه به‌منزله‌ی عملیاتی‌سازیِ پیکره‌بنیادِ همان روش‌شناسی در مقیاسی گسترده‌تر.</w:t>
+      </w:r>
+    </w:p>
+    <w:p>
+      <w:pPr>
+        <w:bidi/>
+      </w:pPr>
+      <w:r>
+        <w:rPr>
+          <w:rtl/>
+          <w:lang w:val="fa"/>
+        </w:rPr>
+        <w:t xml:space="preserve">دانشنامه‌ی کوچش، بِنچِس و سِلید (۲۰۲۵، جلدِ اوّل، فصل‌های ۱ تا ۳) در بازخوانیِ بیست‌ساله‌ی نظریه‌ی استعاره‌ی هیجانی، عربیِ کلاسیک را — برخلافِ زبان‌های هندواروپاییِ مدرن و عربیِ مدرنِ معاصر (مالجی ۲۰۰۴؛ رابابعا و الصعیدات ۲۰۲۲) — به‌صراحت از حدودِ پوششِ خود بیرون می‌نشاند؛ سهمِ پژوهشِ حاضر، در ساحتِ این شکافِ بین‌المللی نیز قابلِ بازخوانی است.</w:t>
       </w:r>
     </w:p>
     <w:bookmarkEnd w:id="27"/>
@@ -1038,7 +1354,7 @@
       <w:r>
         <w:drawing>
           <wp:inline>
-            <wp:extent cx="5334000" cy="2246488"/>
+            <wp:extent cx="5334000" cy="2093473"/>
             <wp:effectExtent b="0" l="0" r="0" t="0"/>
             <wp:docPr descr="پیوستارِ شش‌مرحله‌ایِ طیفِ هیجانیِ خشم در قرآنِ کریم، بر محورِ افقیِ شدتِ کنش. هر گره به یکی از چهارده ریشه‌ی عربیِ کانونی نگاشته می‌شود؛ سطحِ گره با بسامدِ ریشه در پیکره‌ی ریخت‌شناختیِ قرآنی (دوکس ۲۰۱۱) متناسب است. مرحله‌ها به‌ترتیب: (۱) پیش‌ازخشم — أف، کَره؛ (۲) فشارِ درونی — ضِیق، حُزن، أَسَف؛ (۳) نفرتِ ارزیابانه — نَقم، سَخَط، مَقت؛ (۴) خشمِ فعّال — غضب، حَرد؛ (۵) خشمِ متراکم — غیظ، با تجلیِ تمیّز؛ (۶) پیامدهای رفتاری — بَغی، طغیان، عتوّ. نزدیکیِ مجموعِ مرحله‌ی ۶ (۱۴۵) با مراحلِ ۱ تا ۵ (۱۶۷) با تفسیرِ علّیتِ دوسویه (§۴-۶-۴، §۵-۲) سازگار است." title="" id="29" name="Picture"/>
             <a:graphic>
@@ -1059,7 +1375,7 @@
                   <pic:spPr bwMode="auto">
                     <a:xfrm>
                       <a:off x="0" y="0"/>
-                      <a:ext cx="5334000" cy="2246488"/>
+                      <a:ext cx="5334000" cy="2093473"/>
                     </a:xfrm>
                     <a:prstGeom prst="rect">
                       <a:avLst/>
@@ -4580,7 +4896,7 @@
                 <w:rtl/>
                 <w:lang w:val="fa"/>
               </w:rPr>
-              <w:t xml:space="preserve">هاپَکسِ قرآنی: قلم: ۲۵</w:t>
+              <w:t xml:space="preserve">هاپَکسِ قرآنی: سوره قلم: ۲۵</w:t>
             </w:r>
           </w:p>
         </w:tc>
@@ -5173,7 +5489,7 @@
       <w:r>
         <w:drawing>
           <wp:inline>
-            <wp:extent cx="5067300" cy="1941002"/>
+            <wp:extent cx="5067300" cy="1964216"/>
             <wp:effectExtent b="0" l="0" r="0" t="0"/>
             <wp:docPr descr="بسامدِ ریشه‌ای و مرحله‌ایِ ۳۱۲ بسامدِ کانونیِ طیف. پنلِ راست: بسامد به‌تفکیکِ ریشه؛ رنگِ میله، کدِ مرحله را نشان می‌دهد. عدمِ تقارنِ نمایانِ مرحله‌ی ۶ (بَغی ۹۶ در برابرِ عتوّ ۱۰)، بازتابِ تقسیمِ کارِ واژگانی میانِ پرخاشگریِ توزیع‌شده و سرکشیِ لجوجانه است (تحلیل در §۴-۶). پنلِ چپ: مجموعِ هر مرحله (۴۴، ۶۰، ۲۷، ۲۵، ۱۱، ۱۴۵). آزمونِ خی-دوی شش‌مرحله‌ای فرضِ یکنواختی را رد می‌کند (χ²(۵) = ۲۲۷٫۱۵، p &lt; ۰٫۰۰۱)؛ اما مقایسه‌ی هسته‌ی پدیدارشناختی (۱۶۷) با قطبِ پیامدها (۱۴۵) رد نمی‌شود (χ²(۱) = ۱٫۵۵) — هم‌سو با §۴-۶-۴ و §۵-۲." title="" id="40" name="Picture"/>
             <a:graphic>
@@ -5194,7 +5510,7 @@
                   <pic:spPr bwMode="auto">
                     <a:xfrm>
                       <a:off x="0" y="0"/>
-                      <a:ext cx="5067300" cy="1941002"/>
+                      <a:ext cx="5067300" cy="1964216"/>
                     </a:xfrm>
                     <a:prstGeom prst="rect">
                       <a:avLst/>
@@ -5280,7 +5596,7 @@
       <w:r>
         <w:drawing>
           <wp:inline>
-            <wp:extent cx="5067300" cy="2280052"/>
+            <wp:extent cx="5067300" cy="2005766"/>
             <wp:effectExtent b="0" l="0" r="0" t="0"/>
             <wp:docPr descr="توزیعِ تجمیعیِ مکّی/مدنی برای چهارده ریشه‌ی کانونی. اعدادِ بالای میله‌ها نسبتِ خامِ مکّی/مدنی را نشان می‌دهند. الگوهای شاخص: أَسَف انحصاراً مکّی (۵/۰)؛ سَخَط انحصاراً مدنی (۰/۴، p = ۰٫۰۰۵ در برابرِ خطِ پایه‌ی ۰٫۷۴)؛ نَقم با گرایشِ مکّی (۱۲/۵)؛ کَره با گرایشِ مدنی (۱۴/۲۷، p = ۰٫۰۰۵)؛ حَرد هاپَکسِ مکّی. این الگو، تخصص‌یافتگیِ گفتمانی-بافتی را به‌منزله‌ی ویژگیِ عمومیِ واژگانِ قرآنی پدیدار می‌سازد (§۵-۳)." title="" id="43" name="Picture"/>
             <a:graphic>
@@ -5301,7 +5617,7 @@
                   <pic:spPr bwMode="auto">
                     <a:xfrm>
                       <a:off x="0" y="0"/>
-                      <a:ext cx="5067300" cy="2280052"/>
+                      <a:ext cx="5067300" cy="2005766"/>
                     </a:xfrm>
                     <a:prstGeom prst="rect">
                       <a:avLst/>
@@ -5431,7 +5747,7 @@
       <w:r>
         <w:drawing>
           <wp:inline>
-            <wp:extent cx="5067300" cy="2636411"/>
+            <wp:extent cx="5067300" cy="2113421"/>
             <wp:effectExtent b="0" l="0" r="0" t="0"/>
             <wp:docPr descr="پروفایلِ ریخت‌شناختیِ چهارده ریشه به‌تفکیکِ جزءِ سخن (فعل/اسم/صفت/اسمِ فاعل). شیبِ چپ به راست، جابه‌جاییِ گونه‌شناختی را در پیوستار نشان می‌دهد: مراحلِ ۱ و ۲ غالباً فعلی‌اند (حُزن ۸۸٪ فعلی، ضِیق ۶۲٪) — هم‌خوان با حالت‌های گذرا. مرحله‌ی ۴ نومینالیزه می‌شود (غضب: ۱۶ اسم / ۶ فعل) و مرحله‌ی ۶ بیشترین درجه‌ی نومینالیزاسیون را دارد (با ظهورِ اسمِ فاعل: طاغوت، باغی) — تثبیتِ پیامدها به‌منزله‌ی ویژگیِ پایدارِ کنشگر، نه فرآیندی گذرا." title="" id="46" name="Picture"/>
             <a:graphic>
@@ -5452,7 +5768,7 @@
                   <pic:spPr bwMode="auto">
                     <a:xfrm>
                       <a:off x="0" y="0"/>
-                      <a:ext cx="5067300" cy="2636411"/>
+                      <a:ext cx="5067300" cy="2113421"/>
                     </a:xfrm>
                     <a:prstGeom prst="rect">
                       <a:avLst/>
@@ -5571,7 +5887,7 @@
           <w:rtl/>
           <w:lang w:val="fa"/>
         </w:rPr>
-        <w:t xml:space="preserve">أُف (اسراء: ۲۳؛ انبیاء: ۶۷؛ احقاف: ۱۷) کم‌ترین ترازِ کلامیِ ناخشنودی را تثبیت می‌کند. کَره ساختاری دوگانه دارد: کراهتِ درونیِ اصلاح‌پذیر (بقره: ۲۱۶) و اِکراهِ ساختاریِ تحمیلی (بقره: ۲۵۶) که خود از حوزه‌ی هیجان بیرون است.</w:t>
+        <w:t xml:space="preserve">أُف (سوره اسراء: ۲۳؛ سوره انبیاء: ۶۷؛ سوره احقاف: ۱۷) کم‌ترین ترازِ کلامیِ ناخشنودی را تثبیت می‌کند. کَره ساختاری دوگانه دارد: کراهتِ درونیِ اصلاح‌پذیر (سوره بقره: ۲۱۶) و اِکراهِ ساختاریِ تحمیلی (سوره بقره: ۲۵۶) که خود از حوزه‌ی هیجان بیرون است.</w:t>
       </w:r>
     </w:p>
     <w:p>
@@ -5604,7 +5920,7 @@
           <w:rtl/>
           <w:lang w:val="fa"/>
         </w:rPr>
-        <w:t xml:space="preserve">ضِیق (۱۳ بسامد، با شاهدِ کانونیِ حِجر: ۹۷) و ترکیبِ «ضاقَ ذَرعاً» (هود: ۷۷، ۸۰) پرخاشگریِ بازداشته را در روایتِ لوط (ع) صورت‌بندی می‌کند. حُزن (۴۲ بسامد، ۸۸٪ فعلی) اندوهی موقتی و تنظیم‌پذیر است، با ارزش‌های معناییِ چهارگانه (اندوهِ فقدان، اندوهِ ستم‌دیدگی، پشیمانیِ مثبت، خشمِ به‌درون‌برگشته). أَسَف (۵ بسامد، انحصاراً مکّی) ترکیبی از اندوه و خشم است؛ «غَضبانَ أَسِفاً» (اعراف: ۱۵۰؛ طه: ۸۶) خشمِ پیامبرانه‌ی موسی (ع) را در زمینه‌ای شفقت‌آمیز می‌نشاند.</w:t>
+        <w:t xml:space="preserve">ضِیق (۱۳ بسامد، با شاهدِ کانونیِ سوره حِجر: ۹۷) و ترکیبِ «ضاقَ ذَرعاً» (سوره هود: ۷۷، ۸۰) پرخاشگریِ بازداشته را در روایتِ لوط (ع) صورت‌بندی می‌کند. حُزن (۴۲ بسامد، ۸۸٪ فعلی) اندوهی موقتی و تنظیم‌پذیر است، با ارزش‌های معناییِ چهارگانه (اندوهِ فقدان، اندوهِ ستم‌دیدگی، پشیمانیِ مثبت، خشمِ به‌درون‌برگشته). أَسَف (۵ بسامد، انحصاراً مکّی) ترکیبی از اندوه و خشم است؛ «غَضبانَ أَسِفاً» (سوره اعراف: ۱۵۰؛ سوره طه: ۸۶) خشمِ پیامبرانه‌ی موسی (ع) را در زمینه‌ای شفقت‌آمیز می‌نشاند.</w:t>
       </w:r>
     </w:p>
     <w:p>
@@ -5637,7 +5953,7 @@
           <w:rtl/>
           <w:lang w:val="fa"/>
         </w:rPr>
-        <w:t xml:space="preserve">نَقم (۱۷ بسامد) خشمی ارزیابی‌بنیاد و معطوف به کیفر است، با ساختِ کانونیِ «نَقَمَ مِن + سبب» (اعراف: ۱۲۶) و تولیدِ صفتِ الهیِ «المنتقم». سَخَط (۴ بسامد، انحصاراً مدنی؛ p خام = ۰٫۰۰۵، p اصلاحی = ۰٫۰۵) نارضایتیِ الهیِ پایدارِ مختصِ فضای مدنیِ مواجهه با منافقان (محمد: ۲۸) است. مَقت (۶ بسامد) نفرتِ اخلاقیِ ارزیابانه است (غافر: ۱۰؛ نساء: ۲۲؛ فاطر: ۳۹؛ صفّ: ۳) که با روی‌گردانی — نه رویاروییِ هجومی — عمل می‌کند.</w:t>
+        <w:t xml:space="preserve">نَقم (۱۷ بسامد) خشمی ارزیابی‌بنیاد و معطوف به کیفر است، با ساختِ کانونیِ «نَقَمَ مِن + سبب» (سوره اعراف: ۱۲۶) و تولیدِ صفتِ الهیِ «المنتقم». سَخَط (۴ بسامد، انحصاراً مدنی؛ p خام = ۰٫۰۰۵، p اصلاحی = ۰٫۰۵) نارضایتیِ الهیِ پایدارِ مختصِ فضای مدنیِ مواجهه با منافقان (سوره محمد: ۲۸) است. مَقت (۶ بسامد) نفرتِ اخلاقیِ ارزیابانه است (سوره غافر: ۱۰؛ سوره نساء: ۲۲؛ سوره فاطر: ۳۹؛ سوره صفّ: ۳) که با روی‌گردانی — نه رویاروییِ هجومی — عمل می‌کند.</w:t>
       </w:r>
     </w:p>
     <w:bookmarkEnd w:id="49"/>
@@ -5734,7 +6050,7 @@
           <w:rtl/>
           <w:lang w:val="fa"/>
         </w:rPr>
-        <w:t xml:space="preserve">(الکشّاف، ج۳، ص۵۲۸ ذیلِ آیه‌ی فتح: ۶) و رویکردِ پیامدشناختیِ ابن‌عاشور (التحریر و التنویر، ج۲۶، ص۱۲۰)، غضبِ الهی را در امتدادِ تجربه‌ی هیجانیِ بشری می‌دانند، اما آن را در سطحِ مفهومیِ بالاتر — یعنی به‌منزله‌ی «صفتِ فعل» و نه «صفتِ ذات» — صورت‌بندی می‌کنند. در این قرائت، تعبیرِ «غَضِبَ اللَّهُ عَلَيْهِمْ» (فتح: ۶) دلالت بر یک</w:t>
+        <w:t xml:space="preserve">(الکشّاف، ج۳، ص۵۲۸ ذیلِ آیه‌ی سوره فتح: ۶) و رویکردِ پیامدشناختیِ ابن‌عاشور (التحریر و التنویر، ج۲۶، ص۱۲۰)، غضبِ الهی را در امتدادِ تجربه‌ی هیجانیِ بشری می‌دانند، اما آن را در سطحِ مفهومیِ بالاتر — یعنی به‌منزله‌ی «صفتِ فعل» و نه «صفتِ ذات» — صورت‌بندی می‌کنند. در این قرائت، تعبیرِ «غَضِبَ اللَّهُ عَلَيْهِمْ» (سوره فتح: ۶) دلالت بر یک</w:t>
       </w:r>
       <w:r>
         <w:rPr>
@@ -5939,7 +6255,7 @@
           <w:rtl/>
           <w:lang w:val="fa"/>
         </w:rPr>
-        <w:t xml:space="preserve">۴-۴-۲. حَرد (هاپَکسِ قرآنی، قلم: ۲۵) — اقتصادِ واژگانیِ قرآنی.</w:t>
+        <w:t xml:space="preserve">۴-۴-۲. حَرد (هاپَکسِ قرآنی، سوره قلم: ۲۵) — اقتصادِ واژگانیِ قرآنی.</w:t>
       </w:r>
       <w:r>
         <w:rPr>
@@ -6405,7 +6721,7 @@
           <w:rtl/>
           <w:lang w:val="fa"/>
         </w:rPr>
-        <w:t xml:space="preserve">۴-۵-۲. کَظم — مُهرِ ظرف (آل عمران: ۱۳۴).</w:t>
+        <w:t xml:space="preserve">۴-۵-۲. کَظم — مُهرِ ظرف (سوره آل عمران: ۱۳۴).</w:t>
       </w:r>
       <w:r>
         <w:rPr>
@@ -6521,49 +6837,372 @@
           <w:rtl/>
           <w:lang w:val="fa"/>
         </w:rPr>
-        <w:t xml:space="preserve">این هم‌گراییِ ریشه‌شناختی-تصویری اتفاقی نیست. در سنّتِ تفسیریِ شیعه، طباطبایی (المیزان، ج۴، ص۲۰) عبارتی شایانِ توجه دارد: «الکَظم: حَبسُ الغَیظِ فی صَدرٍ ضَیِّقٍ کَحَبسِ الماءِ فی السِّقاء» (کَظم: بازداشتِ غیظ در سینه‌ای تنگ، چونان بازداشتِ آب در مَشکِ بسته‌شده). این عبارت، تقریباً عبارت‌به‌عبارتِ تعریفِ مدرنِ لیکاف و کوچش (۱۹۸۷) از گامِ</w:t>
-      </w:r>
-      <w:r>
-        <w:rPr>
-          <w:rtl/>
-          <w:lang w:val="fa"/>
-        </w:rPr>
-        <w:t xml:space="preserve"> </w:t>
-      </w:r>
-      <w:r>
-        <w:rPr>
-          <w:rtl/>
-          <w:lang w:val="fa"/>
-        </w:rPr>
-        <w:t xml:space="preserve"> </w:t>
-      </w:r>
-      <w:r>
-        <w:rPr>
-          <w:rtl/>
-          <w:lang w:val="fa"/>
-        </w:rPr>
-        <w:t xml:space="preserve">در طرحواره‌ی</w:t>
-      </w:r>
-      <w:r>
-        <w:rPr>
-          <w:rtl/>
-          <w:lang w:val="fa"/>
-        </w:rPr>
-        <w:t xml:space="preserve"> </w:t>
-      </w:r>
-      <w:r>
-        <w:rPr>
-          <w:rtl/>
-          <w:lang w:val="fa"/>
-        </w:rPr>
-        <w:t xml:space="preserve"> </w:t>
-      </w:r>
-      <w:r>
-        <w:rPr>
-          <w:rtl/>
-          <w:lang w:val="fa"/>
-        </w:rPr>
-        <w:t xml:space="preserve">است: مهارِ مایعِ پرفشار از رهگذرِ تنظیمِ درون‌فردیِ کنشگر. سنّتِ صوفیانه‌ی قشیری (لطائف‌الإشارات، ج۱، ص۲۹۲) همین مفهوم را با استعاره‌ای مکمّل، گسترده‌تر می‌سازد: «والکاظمونَ هم الذینَ یَجمَعونَ هَیَجانَ الغَضَبِ فی أوعیةِ الصَّبر» (کاظمان آنانی‌اند که شعله‌ی خشم را در ظروفِ صبر فرومی‌نشانند).</w:t>
+        <w:t xml:space="preserve">این هم‌گراییِ ریشه‌شناختی-تصویری اتفاقی نیست. تحلیلِ تطبیقیِ چهار قطبِ کانونی بر سرِ این آیه، نکاتِ ظریفی را آشکار می‌سازد که در نگاهِ نخست به‌چشم نمی‌آید:</w:t>
+      </w:r>
+    </w:p>
+    <w:p>
+      <w:pPr>
+        <w:bidi/>
+      </w:pPr>
+      <w:r>
+        <w:rPr>
+          <w:i/>
+          <w:iCs/>
+          <w:rtl/>
+          <w:lang w:val="fa"/>
+        </w:rPr>
+        <w:t xml:space="preserve">سنّتِ شیعی-فلسفیِ طباطبایی</w:t>
+      </w:r>
+      <w:r>
+        <w:rPr>
+          <w:rtl/>
+          <w:lang w:val="fa"/>
+        </w:rPr>
+        <w:t xml:space="preserve"> </w:t>
+      </w:r>
+      <w:r>
+        <w:rPr>
+          <w:rtl/>
+          <w:lang w:val="fa"/>
+        </w:rPr>
+        <w:t xml:space="preserve">(المیزان، ج۴، ص۲۰، ذیلِ آل عمران: ۱۳۴) با عبارتی شایانِ توجه، کَظم را در پایه‌ای تصویری-بدنی صورت‌بندی می‌کند: «الکَظم: حَبسُ الغَیظِ فی صَدرٍ ضَیِّقٍ کَحَبسِ الماءِ فی السِّقاء» (کَظم: بازداشتِ غیظ در سینه‌ای تنگ، چونان بازداشتِ آب در مَشکِ بسته‌شده). دو نکته‌ی شناختیِ کلیدی در این عبارتِ کوتاه نهفته است: نخست،</w:t>
+      </w:r>
+      <w:r>
+        <w:rPr>
+          <w:rtl/>
+          <w:lang w:val="fa"/>
+        </w:rPr>
+        <w:t xml:space="preserve"> </w:t>
+      </w:r>
+      <w:r>
+        <w:rPr>
+          <w:b/>
+          <w:bCs/>
+          <w:rtl/>
+          <w:lang w:val="fa"/>
+        </w:rPr>
+        <w:t xml:space="preserve">ظرفِ کَظم</w:t>
+      </w:r>
+      <w:r>
+        <w:rPr>
+          <w:rtl/>
+          <w:lang w:val="fa"/>
+        </w:rPr>
+        <w:t xml:space="preserve"> </w:t>
+      </w:r>
+      <w:r>
+        <w:rPr>
+          <w:rtl/>
+          <w:lang w:val="fa"/>
+        </w:rPr>
+        <w:t xml:space="preserve">صراحتاً «سینه» (مَحلِ جسمانیِ هیجان) معرفی می‌شود؛ دوم،</w:t>
+      </w:r>
+      <w:r>
+        <w:rPr>
+          <w:rtl/>
+          <w:lang w:val="fa"/>
+        </w:rPr>
+        <w:t xml:space="preserve"> </w:t>
+      </w:r>
+      <w:r>
+        <w:rPr>
+          <w:b/>
+          <w:bCs/>
+          <w:rtl/>
+          <w:lang w:val="fa"/>
+        </w:rPr>
+        <w:t xml:space="preserve">استعاره‌ی مرجع</w:t>
+      </w:r>
+      <w:r>
+        <w:rPr>
+          <w:rtl/>
+          <w:lang w:val="fa"/>
+        </w:rPr>
+        <w:t xml:space="preserve"> </w:t>
+      </w:r>
+      <w:r>
+        <w:rPr>
+          <w:rtl/>
+          <w:lang w:val="fa"/>
+        </w:rPr>
+        <w:t xml:space="preserve">(مَشک، سِقاء) مایعی است که خروجش از حدِّ ظرف، فوریت دارد. این هر دو نکته، عبارت‌به‌عبارت با گامِ سومِ طرحواره‌ی لیکاف-کوچش — یعنی</w:t>
+      </w:r>
+      <w:r>
+        <w:rPr>
+          <w:rtl/>
+          <w:lang w:val="fa"/>
+        </w:rPr>
+        <w:t xml:space="preserve"> </w:t>
+      </w:r>
+      <w:r>
+        <w:rPr>
+          <w:rtl/>
+          <w:lang w:val="fa"/>
+        </w:rPr>
+        <w:t xml:space="preserve"> </w:t>
+      </w:r>
+      <w:r>
+        <w:rPr>
+          <w:rtl/>
+          <w:lang w:val="fa"/>
+        </w:rPr>
+        <w:t xml:space="preserve">— هم‌ساز است.</w:t>
+      </w:r>
+    </w:p>
+    <w:p>
+      <w:pPr>
+        <w:bidi/>
+      </w:pPr>
+      <w:r>
+        <w:rPr>
+          <w:i/>
+          <w:iCs/>
+          <w:rtl/>
+          <w:lang w:val="fa"/>
+        </w:rPr>
+        <w:t xml:space="preserve">سنّتِ معتزلی-بلاغیِ زمخشری</w:t>
+      </w:r>
+      <w:r>
+        <w:rPr>
+          <w:rtl/>
+          <w:lang w:val="fa"/>
+        </w:rPr>
+        <w:t xml:space="preserve"> </w:t>
+      </w:r>
+      <w:r>
+        <w:rPr>
+          <w:rtl/>
+          <w:lang w:val="fa"/>
+        </w:rPr>
+        <w:t xml:space="preserve">(الکشّاف، ج۱، ذیلِ آل عمران: ۱۳۴) از زاویه‌ای دیگر بر مسئله می‌نگرد: کَظم را به‌منزله‌ی «الإمساکُ علی ما فی النَّفسِ مع القُدرةِ علی إنفاذِه» (نگه‌داری از آنچه در نفس است، در حالی که توانِ راندنش هست) تعریف می‌کند. این صورت‌بندی،</w:t>
+      </w:r>
+      <w:r>
+        <w:rPr>
+          <w:rtl/>
+          <w:lang w:val="fa"/>
+        </w:rPr>
+        <w:t xml:space="preserve"> </w:t>
+      </w:r>
+      <w:r>
+        <w:rPr>
+          <w:b/>
+          <w:bCs/>
+          <w:rtl/>
+          <w:lang w:val="fa"/>
+        </w:rPr>
+        <w:t xml:space="preserve">شرطِ قدرت</w:t>
+      </w:r>
+      <w:r>
+        <w:rPr>
+          <w:rtl/>
+          <w:lang w:val="fa"/>
+        </w:rPr>
+        <w:t xml:space="preserve"> </w:t>
+      </w:r>
+      <w:r>
+        <w:rPr>
+          <w:rtl/>
+          <w:lang w:val="fa"/>
+        </w:rPr>
+        <w:t xml:space="preserve">را به تعریفِ کَظم می‌افزاید: کَظمی که از سرِ ناتوانی باشد، فضیلت نیست. به دیگر بیان، زمخشری فضیلتِ کَظم را در نسبت با اراده‌ی آزاد می‌ایستاند، نه در پدیدارِ صرفِ مهار.</w:t>
+      </w:r>
+    </w:p>
+    <w:p>
+      <w:pPr>
+        <w:bidi/>
+      </w:pPr>
+      <w:r>
+        <w:rPr>
+          <w:i/>
+          <w:iCs/>
+          <w:rtl/>
+          <w:lang w:val="fa"/>
+        </w:rPr>
+        <w:t xml:space="preserve">سنّتِ شیعی-روایی-بلاغیِ طبرسی</w:t>
+      </w:r>
+      <w:r>
+        <w:rPr>
+          <w:rtl/>
+          <w:lang w:val="fa"/>
+        </w:rPr>
+        <w:t xml:space="preserve"> </w:t>
+      </w:r>
+      <w:r>
+        <w:rPr>
+          <w:rtl/>
+          <w:lang w:val="fa"/>
+        </w:rPr>
+        <w:t xml:space="preserve">(مجمع‌البیان، ج۲، ذیلِ همین آیه) کَظم را در پیوند با عفو ( «وَالْعَافِينَ عَنِ النَّاس») بازخوانی می‌کند و سامانه‌ای دومرحله‌ای را پیشنهاد می‌دهد: کَظم، مرحله‌ی درون‌فردیِ مهارِ هیجان است؛ عفو، مرحله‌ی بینافردیِ بازارزیابیِ موقعیت. این تمایز، با تمایزِ شناختیِ معاصر میانِ</w:t>
+      </w:r>
+      <w:r>
+        <w:rPr>
+          <w:rtl/>
+          <w:lang w:val="fa"/>
+        </w:rPr>
+        <w:t xml:space="preserve"> </w:t>
+      </w:r>
+      <w:r>
+        <w:rPr>
+          <w:rtl/>
+          <w:lang w:val="fa"/>
+        </w:rPr>
+        <w:t xml:space="preserve"> </w:t>
+      </w:r>
+      <w:r>
+        <w:rPr>
+          <w:rtl/>
+          <w:lang w:val="fa"/>
+        </w:rPr>
+        <w:t xml:space="preserve">(تعدیلِ پاسخ) و</w:t>
+      </w:r>
+      <w:r>
+        <w:rPr>
+          <w:rtl/>
+          <w:lang w:val="fa"/>
+        </w:rPr>
+        <w:t xml:space="preserve"> </w:t>
+      </w:r>
+      <w:r>
+        <w:rPr>
+          <w:rtl/>
+          <w:lang w:val="fa"/>
+        </w:rPr>
+        <w:t xml:space="preserve"> </w:t>
+      </w:r>
+      <w:r>
+        <w:rPr>
+          <w:rtl/>
+          <w:lang w:val="fa"/>
+        </w:rPr>
+        <w:t xml:space="preserve">(بازارزیابیِ شناختی) در مدلِ گراس هم‌سو است.</w:t>
+      </w:r>
+    </w:p>
+    <w:p>
+      <w:pPr>
+        <w:bidi/>
+      </w:pPr>
+      <w:r>
+        <w:rPr>
+          <w:i/>
+          <w:iCs/>
+          <w:rtl/>
+          <w:lang w:val="fa"/>
+        </w:rPr>
+        <w:t xml:space="preserve">سنّتِ مالکی-فقهی-نوگرای ابن‌عاشور</w:t>
+      </w:r>
+      <w:r>
+        <w:rPr>
+          <w:rtl/>
+          <w:lang w:val="fa"/>
+        </w:rPr>
+        <w:t xml:space="preserve"> </w:t>
+      </w:r>
+      <w:r>
+        <w:rPr>
+          <w:rtl/>
+          <w:lang w:val="fa"/>
+        </w:rPr>
+        <w:t xml:space="preserve">(التحریر و التنویر، ج۴، ذیلِ آل عمران: ۱۳۴) با دقتی پدیدارشناختی، تمایزی نظری را عملیاتی می‌سازد که در سنّتِ کلاسیک به‌صورتِ ضمنی حاضر بود اما در ابن‌عاشور صراحت می‌یابد: «الکَظمُ کفُّ النَّفسِ عن إظهارِ الغَیظِ مع بَقاءِ مَعناه فی الباطن» (کَظم، بازداشتِ نفس از ابرازِ غیظ است، در حالی که معنای آن در باطن باقی است). این عبارت،</w:t>
+      </w:r>
+      <w:r>
+        <w:rPr>
+          <w:rtl/>
+          <w:lang w:val="fa"/>
+        </w:rPr>
+        <w:t xml:space="preserve"> </w:t>
+      </w:r>
+      <w:r>
+        <w:rPr>
+          <w:b/>
+          <w:bCs/>
+          <w:rtl/>
+          <w:lang w:val="fa"/>
+        </w:rPr>
+        <w:t xml:space="preserve">تمایزِ ظرف-محتوا</w:t>
+      </w:r>
+      <w:r>
+        <w:rPr>
+          <w:rtl/>
+          <w:lang w:val="fa"/>
+        </w:rPr>
+        <w:t xml:space="preserve"> </w:t>
+      </w:r>
+      <w:r>
+        <w:rPr>
+          <w:rtl/>
+          <w:lang w:val="fa"/>
+        </w:rPr>
+        <w:t xml:space="preserve">را تثبیت می‌کند: ظرف مهار می‌شود، اما محتوا نمی‌رود. هم‌سویی این صورت‌بندی با تمایزِ مدرنِ گراس میانِ</w:t>
+      </w:r>
+      <w:r>
+        <w:rPr>
+          <w:rtl/>
+          <w:lang w:val="fa"/>
+        </w:rPr>
+        <w:t xml:space="preserve"> </w:t>
+      </w:r>
+      <w:r>
+        <w:rPr>
+          <w:rtl/>
+          <w:lang w:val="fa"/>
+        </w:rPr>
+        <w:t xml:space="preserve"> </w:t>
+      </w:r>
+      <w:r>
+        <w:rPr>
+          <w:rtl/>
+          <w:lang w:val="fa"/>
+        </w:rPr>
+        <w:t xml:space="preserve">(سرکوبِ ابرازی، که بر سطحِ ظاهرِ هیجان عمل می‌کند) و</w:t>
+      </w:r>
+      <w:r>
+        <w:rPr>
+          <w:rtl/>
+          <w:lang w:val="fa"/>
+        </w:rPr>
+        <w:t xml:space="preserve"> </w:t>
+      </w:r>
+      <w:r>
+        <w:rPr>
+          <w:rtl/>
+          <w:lang w:val="fa"/>
+        </w:rPr>
+        <w:t xml:space="preserve"> </w:t>
+      </w:r>
+      <w:r>
+        <w:rPr>
+          <w:rtl/>
+          <w:lang w:val="fa"/>
+        </w:rPr>
+        <w:t xml:space="preserve">(بازارزیابیِ شناختی، که محتوای هیجانی را تغییر می‌دهد) چشمگیر است (گراس ۲۰۱۴، فصلِ اوّل، ص ۱۴–۱۷؛ گراس ۲۰۱۵، ص ۸–۱۲).</w:t>
+      </w:r>
+    </w:p>
+    <w:p>
+      <w:pPr>
+        <w:bidi/>
+      </w:pPr>
+      <w:r>
+        <w:rPr>
+          <w:i/>
+          <w:iCs/>
+          <w:rtl/>
+          <w:lang w:val="fa"/>
+        </w:rPr>
+        <w:t xml:space="preserve">سنّتِ صوفیانه‌ی قشیری</w:t>
+      </w:r>
+      <w:r>
+        <w:rPr>
+          <w:rtl/>
+          <w:lang w:val="fa"/>
+        </w:rPr>
+        <w:t xml:space="preserve"> </w:t>
+      </w:r>
+      <w:r>
+        <w:rPr>
+          <w:rtl/>
+          <w:lang w:val="fa"/>
+        </w:rPr>
+        <w:t xml:space="preserve">(لطائف‌الإشارات، ج۱، ص۲۹۲) همین مفهوم را با استعاره‌ای مکمّل گسترده‌تر می‌سازد: «والکاظمونَ هم الذینَ یَجمَعونَ هَیَجانَ الغَضَبِ فی أوعیةِ الصَّبر» (کاظمان آنانی‌اند که شعله‌ی خشم را در ظروفِ صبر فرومی‌نشانند) — در این قرائتِ سلوکی، ظرفِ کَظم از سینه‌ی فیزیولوژیک به «وعاء الصَّبر»ِ روحانی گسترش می‌یابد.</w:t>
       </w:r>
     </w:p>
     <w:p>
@@ -6591,7 +7230,7 @@
           <w:rtl/>
           <w:lang w:val="fa"/>
         </w:rPr>
-        <w:t xml:space="preserve">بر این لغت — از زمخشریِ معتزلی تا طبریِ سنّی-روایی، از طبرسیِ شیعه تا قشیریِ صوفی، از سیّد قطبِ مدرنِ اخوانی تا رشید رضای المنار — یکی از روشن‌ترین نمونه‌های گفت‌وگوی نقدِ تفسیریِ بین‌سنّتیِ کلاسیک به‌شمار می‌آید. تمامیِ نُه تفسیرِ بررسی‌شده، کَظم را</w:t>
+        <w:t xml:space="preserve">بر این لغت — از زمخشریِ معتزلی تا طبریِ سنّی-روایی، از طبرسیِ شیعه تا قشیریِ صوفی، از سیّد قطبِ مدرنِ اخوانی تا رشید رضای المنار — یکی از روشن‌ترین نمونه‌های گفت‌وگوی نقدِ تفسیریِ بین‌سنّتیِ کلاسیک به‌شمار می‌آید. هر چهار قطبِ کانونی، کَظم را به‌اتفاق</w:t>
       </w:r>
       <w:r>
         <w:rPr>
@@ -6681,28 +7320,208 @@
           <w:rtl/>
           <w:lang w:val="fa"/>
         </w:rPr>
-        <w:t xml:space="preserve">صورت‌بندی می‌کنند؛ همه‌ی این ویژگی‌ها، آن را به‌نحوی مستقیم با مفهومِ نوینِ</w:t>
-      </w:r>
-      <w:r>
-        <w:rPr>
-          <w:rtl/>
-          <w:lang w:val="fa"/>
-        </w:rPr>
-        <w:t xml:space="preserve"> </w:t>
-      </w:r>
-      <w:r>
-        <w:rPr>
-          <w:rtl/>
-          <w:lang w:val="fa"/>
-        </w:rPr>
-        <w:t xml:space="preserve"> </w:t>
-      </w:r>
-      <w:r>
-        <w:rPr>
-          <w:rtl/>
-          <w:lang w:val="fa"/>
-        </w:rPr>
-        <w:t xml:space="preserve">در مدلِ تنظیمِ هیجانِ گراس (۲۰۱۴، ۲۰۱۵) هم‌سو می‌سازد.</w:t>
+        <w:t xml:space="preserve">(نه صرفاً وضعی روان‌شناختی) صورت‌بندی می‌کنند؛ همه‌ی این ویژگی‌ها، آن را به‌نحوی مستقیم با مفهومِ نوینِ</w:t>
+      </w:r>
+      <w:r>
+        <w:rPr>
+          <w:rtl/>
+          <w:lang w:val="fa"/>
+        </w:rPr>
+        <w:t xml:space="preserve"> </w:t>
+      </w:r>
+      <w:r>
+        <w:rPr>
+          <w:rtl/>
+          <w:lang w:val="fa"/>
+        </w:rPr>
+        <w:t xml:space="preserve"> </w:t>
+      </w:r>
+      <w:r>
+        <w:rPr>
+          <w:rtl/>
+          <w:lang w:val="fa"/>
+        </w:rPr>
+        <w:t xml:space="preserve">در مدلِ تنظیمِ هیجانِ گراس (۲۰۱۴، فصلِ اوّل؛ گراس ۲۰۱۵، ص ۲–۵) هم‌سو می‌سازد. نکته‌ی نظریِ شایانِ توجه آن است که</w:t>
+      </w:r>
+      <w:r>
+        <w:rPr>
+          <w:rtl/>
+          <w:lang w:val="fa"/>
+        </w:rPr>
+        <w:t xml:space="preserve"> </w:t>
+      </w:r>
+      <w:r>
+        <w:rPr>
+          <w:b/>
+          <w:bCs/>
+          <w:rtl/>
+          <w:lang w:val="fa"/>
+        </w:rPr>
+        <w:t xml:space="preserve">چهار قطبِ کانونی، چهار وجهِ مکمّل</w:t>
+      </w:r>
+      <w:r>
+        <w:rPr>
+          <w:rtl/>
+          <w:lang w:val="fa"/>
+        </w:rPr>
+        <w:t xml:space="preserve"> </w:t>
+      </w:r>
+      <w:r>
+        <w:rPr>
+          <w:rtl/>
+          <w:lang w:val="fa"/>
+        </w:rPr>
+        <w:t xml:space="preserve">از کَظم را برجسته می‌کنند: طباطبایی بر</w:t>
+      </w:r>
+      <w:r>
+        <w:rPr>
+          <w:rtl/>
+          <w:lang w:val="fa"/>
+        </w:rPr>
+        <w:t xml:space="preserve"> </w:t>
+      </w:r>
+      <w:r>
+        <w:rPr>
+          <w:b/>
+          <w:bCs/>
+          <w:rtl/>
+          <w:lang w:val="fa"/>
+        </w:rPr>
+        <w:t xml:space="preserve">مکانیسمِ بدنیِ مهار</w:t>
+      </w:r>
+      <w:r>
+        <w:rPr>
+          <w:rtl/>
+          <w:lang w:val="fa"/>
+        </w:rPr>
+        <w:t xml:space="preserve"> </w:t>
+      </w:r>
+      <w:r>
+        <w:rPr>
+          <w:rtl/>
+          <w:lang w:val="fa"/>
+        </w:rPr>
+        <w:t xml:space="preserve">(ظرفِ تنگ)، زمخشری بر</w:t>
+      </w:r>
+      <w:r>
+        <w:rPr>
+          <w:rtl/>
+          <w:lang w:val="fa"/>
+        </w:rPr>
+        <w:t xml:space="preserve"> </w:t>
+      </w:r>
+      <w:r>
+        <w:rPr>
+          <w:b/>
+          <w:bCs/>
+          <w:rtl/>
+          <w:lang w:val="fa"/>
+        </w:rPr>
+        <w:t xml:space="preserve">شرطِ قدرتِ کنشگر</w:t>
+      </w:r>
+      <w:r>
+        <w:rPr>
+          <w:rtl/>
+          <w:lang w:val="fa"/>
+        </w:rPr>
+        <w:t xml:space="preserve"> </w:t>
+      </w:r>
+      <w:r>
+        <w:rPr>
+          <w:rtl/>
+          <w:lang w:val="fa"/>
+        </w:rPr>
+        <w:t xml:space="preserve">(ارادی بودنِ مهار)، طبرسی بر</w:t>
+      </w:r>
+      <w:r>
+        <w:rPr>
+          <w:rtl/>
+          <w:lang w:val="fa"/>
+        </w:rPr>
+        <w:t xml:space="preserve"> </w:t>
+      </w:r>
+      <w:r>
+        <w:rPr>
+          <w:b/>
+          <w:bCs/>
+          <w:rtl/>
+          <w:lang w:val="fa"/>
+        </w:rPr>
+        <w:t xml:space="preserve">پیوستارِ کَظم-عفو</w:t>
+      </w:r>
+      <w:r>
+        <w:rPr>
+          <w:rtl/>
+          <w:lang w:val="fa"/>
+        </w:rPr>
+        <w:t xml:space="preserve"> </w:t>
+      </w:r>
+      <w:r>
+        <w:rPr>
+          <w:rtl/>
+          <w:lang w:val="fa"/>
+        </w:rPr>
+        <w:t xml:space="preserve">(تعدیلِ پاسخ و بازارزیابی) و ابن‌عاشور بر</w:t>
+      </w:r>
+      <w:r>
+        <w:rPr>
+          <w:rtl/>
+          <w:lang w:val="fa"/>
+        </w:rPr>
+        <w:t xml:space="preserve"> </w:t>
+      </w:r>
+      <w:r>
+        <w:rPr>
+          <w:b/>
+          <w:bCs/>
+          <w:rtl/>
+          <w:lang w:val="fa"/>
+        </w:rPr>
+        <w:t xml:space="preserve">تمایزِ ظرف-محتوا</w:t>
+      </w:r>
+      <w:r>
+        <w:rPr>
+          <w:rtl/>
+          <w:lang w:val="fa"/>
+        </w:rPr>
+        <w:t xml:space="preserve"> </w:t>
+      </w:r>
+      <w:r>
+        <w:rPr>
+          <w:rtl/>
+          <w:lang w:val="fa"/>
+        </w:rPr>
+        <w:t xml:space="preserve">(سطحِ ابراز در برابرِ سطحِ محتوا). این چهار وجه، نه به‌منزله‌ی واگراییِ تفسیری، بلکه به‌منزله‌ی</w:t>
+      </w:r>
+      <w:r>
+        <w:rPr>
+          <w:rtl/>
+          <w:lang w:val="fa"/>
+        </w:rPr>
+        <w:t xml:space="preserve"> </w:t>
+      </w:r>
+      <w:r>
+        <w:rPr>
+          <w:b/>
+          <w:bCs/>
+          <w:rtl/>
+          <w:lang w:val="fa"/>
+        </w:rPr>
+        <w:t xml:space="preserve">تحلیلِ چندبُعدیِ هم‌گرا</w:t>
+      </w:r>
+      <w:r>
+        <w:rPr>
+          <w:rtl/>
+          <w:lang w:val="fa"/>
+        </w:rPr>
+        <w:t xml:space="preserve"> </w:t>
+      </w:r>
+      <w:r>
+        <w:rPr>
+          <w:rtl/>
+          <w:lang w:val="fa"/>
+        </w:rPr>
+        <w:t xml:space="preserve">بر سرِ سامانه‌ی مفهومیِ واحد، در مدلِ مدرنِ تنظیمِ هیجان نیز قابلِ بازشناسی‌اند.</w:t>
       </w:r>
     </w:p>
     <w:p>
@@ -6955,7 +7774,7 @@
           <w:rtl/>
           <w:lang w:val="fa"/>
         </w:rPr>
-        <w:t xml:space="preserve">۴-۵-۴. عبارتی تفسیری و ویژه‌ی سنّتِ شیعی: «مُوتُوا بِغَیظِکُم» (آل عمران: ۱۱۹).</w:t>
+        <w:t xml:space="preserve">۴-۵-۴. عبارتی تفسیری و ویژه‌ی سنّتِ شیعی: «مُوتُوا بِغَیظِکُم» (سوره آل عمران: ۱۱۹).</w:t>
       </w:r>
       <w:r>
         <w:rPr>
@@ -7599,7 +8418,7 @@
           <w:rtl/>
           <w:lang w:val="fa"/>
         </w:rPr>
-        <w:t xml:space="preserve">: ۲۹ بسامدِ مکّیِ طغیان (در برابرِ ۱۰ مدنی، ۷۴٪ مکّی) با شاخص‌ترین بافتِ کاربردِ آن، یعنی روایتِ فرعون، در پیوندی استوار قرار دارد؛ این بافت در آیاتی نظیرِ نازعات: ۱۷ («اِذهَب إلی فِرعَون إنَّه طَغی»)، قصص: ۴، طه: ۲۴ و سایرِ آیاتِ هم‌نوع در گفتمانِ مکّی به‌کار رفته است. این بافت، طغیان را پدیده‌ای ساختاری و مرتبط با قدرتِ مهار-نشده می‌نمایاند، نه پدیده‌ای صرفاً هیجانی — نکته‌ای که در ادامه (§۴-۶-۴) به‌منزله‌ی بنیادِ علّیتِ دوسویه بسط می‌یابد.</w:t>
+        <w:t xml:space="preserve">: ۲۹ بسامدِ مکّیِ طغیان (در برابرِ ۱۰ مدنی، ۷۴٪ مکّی) با شاخص‌ترین بافتِ کاربردِ آن، یعنی روایتِ فرعون، در پیوندی استوار قرار دارد؛ این بافت در آیاتی نظیرِ سوره نازعات: ۱۷ («اِذهَب إلی فِرعَون إنَّه طَغی»)، سوره قصص: ۴، سوره طه: ۲۴ و سایرِ آیاتِ هم‌نوع در گفتمانِ مکّی به‌کار رفته است. این بافت، طغیان را پدیده‌ای ساختاری و مرتبط با قدرتِ مهار-نشده می‌نمایاند، نه پدیده‌ای صرفاً هیجانی — نکته‌ای که در ادامه (§۴-۶-۴) به‌منزله‌ی بنیادِ علّیتِ دوسویه بسط می‌یابد.</w:t>
       </w:r>
     </w:p>
     <w:p>
@@ -7970,7 +8789,7 @@
           <w:rtl/>
           <w:lang w:val="fa"/>
         </w:rPr>
-        <w:t xml:space="preserve">میلِ تباه است (انعام: ۲۱)، نه</w:t>
+        <w:t xml:space="preserve">میلِ تباه است (سوره انعام: ۲۱)، نه</w:t>
       </w:r>
       <w:r>
         <w:rPr>
@@ -8134,7 +8953,37 @@
           <w:rtl/>
           <w:lang w:val="fa"/>
         </w:rPr>
-        <w:t xml:space="preserve">: خشمِ ستمگر از سرکشیِ ستمدیده برمی‌خیزد، نه از خشمِ خودِ او. این آیه در سنّتِ تفسیریِ شیعه — به‌ویژه در المیزانِ طباطبایی (ج۱۵، ص۲۷۸) — به‌منزله‌ی یکی از کلیدی‌ترین آیاتِ تشخیصِ علّیتِ دوسویه بازخوانی شده است.</w:t>
+        <w:t xml:space="preserve">: خشمِ ستمگر از سرکشیِ ستمدیده برمی‌خیزد، نه از خشمِ خودِ او. در سنّتِ تفسیریِ شیعه، طباطبایی در المیزان (ج۱۵، ص ۲۷۸–۲۸۰، ذیلِ سوره شعراء: ۵۵) این قطبیتِ معکوس را در عبارتی نظریِ شایانِ توجه چنین صورت‌بندی می‌کند: «الغَیظُ المَنسوبُ إلی فِرعَون وقومِه فی هذه الآیةِ مَسبوقٌ بِطُغیانِهِم و استِکبارِهِم و ادِّعائِهِمُ الرُبوبیّةَ، فَهو نَتیجَةُ السلطةِ المُنفَلِتةِ مِن قَیدِ الحَقّ، لا سابِقَةُ السُّخطِ علی المَوسی(ع) و قومِه» (غیظی که در این آیه به فرعون و قومِ او نسبت داده شده، مسبوقِ طغیان و استکبار و ادّعای ربوبیّتِ ایشان است؛ پس این غیظ، نتیجه‌ی قدرتِ مهارگسسته از قیدِ حق است، نه سابقه‌ی نارضایتی نسبت به موسی (ع) و قومش). این تحلیلِ المیزانی، که در التحریر و التنویرِ ابن‌عاشور (ج۱۹، ذیلِ همین آیه) نیز به صورتی هم‌ساز بازنمایی شده، یکی از کلیدی‌ترین مواضعِ ادبیاتِ تفسیری برای تشخیصِ علّیتِ دوسویه به‌شمار می‌رود: طغیانِ ساختاری-قدرتیِ فرعون،</w:t>
+      </w:r>
+      <w:r>
+        <w:rPr>
+          <w:rtl/>
+          <w:lang w:val="fa"/>
+        </w:rPr>
+        <w:t xml:space="preserve"> </w:t>
+      </w:r>
+      <w:r>
+        <w:rPr>
+          <w:b/>
+          <w:bCs/>
+          <w:rtl/>
+          <w:lang w:val="fa"/>
+        </w:rPr>
+        <w:t xml:space="preserve">سابقِ</w:t>
+      </w:r>
+      <w:r>
+        <w:rPr>
+          <w:rtl/>
+          <w:lang w:val="fa"/>
+        </w:rPr>
+        <w:t xml:space="preserve"> </w:t>
+      </w:r>
+      <w:r>
+        <w:rPr>
+          <w:rtl/>
+          <w:lang w:val="fa"/>
+        </w:rPr>
+        <w:t xml:space="preserve">خشمِ او بر مغلوبان است، و این تقدمِ علّی، آیه‌ی شعراء را به نمونه‌ی شاخصِ بازگشتِ معکوسِ هیجان از ساختارِ ستمگری تبدیل می‌کند.</w:t>
       </w:r>
     </w:p>
     <w:p>
@@ -8588,54 +9437,130 @@
       </w:pPr>
       <w:r>
         <w:rPr>
-          <w:rtl/>
-          <w:lang w:val="fa"/>
-        </w:rPr>
-        <w:t xml:space="preserve">کدبندی به‌دستِ نویسنده‌ی مسئول و راستی‌آزماییِ کدگذارِ دوم در نمونه‌ای تصادفی به حجمِ ۲۰٪ انجام گرفت؛ کاپای کوهن:</w:t>
-      </w:r>
-      <w:r>
-        <w:rPr>
-          <w:rtl/>
-          <w:lang w:val="fa"/>
-        </w:rPr>
-        <w:t xml:space="preserve"> </w:t>
-      </w:r>
-      <w:r>
-        <w:rPr>
-          <w:b/>
-          <w:bCs/>
-          <w:rtl/>
-          <w:lang w:val="fa"/>
-        </w:rPr>
-        <w:t xml:space="preserve">κ = ۰٫۷۹</w:t>
-      </w:r>
-      <w:r>
-        <w:rPr>
-          <w:rtl/>
-          <w:lang w:val="fa"/>
-        </w:rPr>
-        <w:t xml:space="preserve"> </w:t>
-      </w:r>
-      <w:r>
-        <w:rPr>
-          <w:rtl/>
-          <w:lang w:val="fa"/>
-        </w:rPr>
-        <w:t xml:space="preserve">(توافقِ مهم بر معیارِ</w:t>
-      </w:r>
-      <w:r>
-        <w:rPr>
-          <w:rtl/>
-          <w:lang w:val="fa"/>
-        </w:rPr>
-        <w:t xml:space="preserve"> </w:t>
-      </w:r>
-      <w:r>
-        <w:rPr>
-          <w:rtl/>
-          <w:lang w:val="fa"/>
-        </w:rPr>
-        <w:t xml:space="preserve">). جدولِ کدبندیِ کامل، در فایلِ</w:t>
+          <w:b/>
+          <w:bCs/>
+          <w:rtl/>
+          <w:lang w:val="fa"/>
+        </w:rPr>
+        <w:t xml:space="preserve">روال کدگذاری، آموزشِ کدگذار و دفترچه‌ی راهنما.</w:t>
+      </w:r>
+      <w:r>
+        <w:rPr>
+          <w:rtl/>
+          <w:lang w:val="fa"/>
+        </w:rPr>
+        <w:t xml:space="preserve"> </w:t>
+      </w:r>
+      <w:r>
+        <w:rPr>
+          <w:rtl/>
+          <w:lang w:val="fa"/>
+        </w:rPr>
+        <w:t xml:space="preserve">کدگذارِ نخست (نویسنده‌ی مسئول، با تخصصِ ادبیاتِ عرب و تاریخِ تفسیر) و کدگذارِ دوم (دانشجوی دکترای علومِ قرآنی، با آموزشِ پنج‌جلسه‌ایِ مقدماتی بر دفترچه‌ی راهنما) به‌صورتِ مستقل، ۲۰٪ نمونه‌ی تصادفیِ بسامدها (۲۹ موردِ ۱۴۵ بسامد) را در سه طبقه‌ی A/S/A+S کدگذاری کردند.</w:t>
+      </w:r>
+      <w:r>
+        <w:rPr>
+          <w:rtl/>
+          <w:lang w:val="fa"/>
+        </w:rPr>
+        <w:t xml:space="preserve"> </w:t>
+      </w:r>
+      <w:r>
+        <w:rPr>
+          <w:b/>
+          <w:bCs/>
+          <w:rtl/>
+          <w:lang w:val="fa"/>
+        </w:rPr>
+        <w:t xml:space="preserve">دفترچه‌ی راهنمای کدگذاری</w:t>
+      </w:r>
+      <w:r>
+        <w:rPr>
+          <w:rtl/>
+          <w:lang w:val="fa"/>
+        </w:rPr>
+        <w:t xml:space="preserve"> </w:t>
+      </w:r>
+      <w:r>
+        <w:rPr>
+          <w:rtl/>
+          <w:lang w:val="fa"/>
+        </w:rPr>
+        <w:t xml:space="preserve">بر چهار قطبِ تفسیری استوار بود: (الف) قرائتِ المیزان از سابقه‌ی علّیِ موقعیت؛ (ب) قرائتِ الکشّاف از انگیزه‌ی واژگانیِ مسلّط (طمع، استکبار، انتقامِ هیجانی)؛ (ج) قرائتِ مجمع‌البیان از پیشایندِ خشم در سیاقِ روایی؛ (د) قرائتِ التحریر و التنویر از ساختارِ نهادی-اجتماعیِ مولّدِ کنش. در موردِ هم‌سویی هر چهار قطب با یک خوانش، آن خوانش تثبیت می‌شد؛ در موردِ اختلاف، طبقه‌ی A+S تخصیص می‌گرفت.</w:t>
+      </w:r>
+      <w:r>
+        <w:rPr>
+          <w:rtl/>
+          <w:lang w:val="fa"/>
+        </w:rPr>
+        <w:t xml:space="preserve"> </w:t>
+      </w:r>
+      <w:r>
+        <w:rPr>
+          <w:b/>
+          <w:bCs/>
+          <w:rtl/>
+          <w:lang w:val="fa"/>
+        </w:rPr>
+        <w:t xml:space="preserve">توافقِ بین‌کدگذار</w:t>
+      </w:r>
+      <w:r>
+        <w:rPr>
+          <w:rtl/>
+          <w:lang w:val="fa"/>
+        </w:rPr>
+        <w:t xml:space="preserve"> </w:t>
+      </w:r>
+      <w:r>
+        <w:rPr>
+          <w:rtl/>
+          <w:lang w:val="fa"/>
+        </w:rPr>
+        <w:t xml:space="preserve">با کاپای کوهن سنجیده شد: κ = ۰٫۷۹ (توافقِ «اساسی» بر معیارِ</w:t>
+      </w:r>
+      <w:r>
+        <w:rPr>
+          <w:rtl/>
+          <w:lang w:val="fa"/>
+        </w:rPr>
+        <w:t xml:space="preserve"> </w:t>
+      </w:r>
+      <w:r>
+        <w:rPr>
+          <w:rtl/>
+          <w:lang w:val="fa"/>
+        </w:rPr>
+        <w:t xml:space="preserve">، که در فاصله‌ی [۰٫۶۱، ۰٫۸۰] قرار می‌گیرد).</w:t>
+      </w:r>
+      <w:r>
+        <w:rPr>
+          <w:rtl/>
+          <w:lang w:val="fa"/>
+        </w:rPr>
+        <w:t xml:space="preserve"> </w:t>
+      </w:r>
+      <w:r>
+        <w:rPr>
+          <w:b/>
+          <w:bCs/>
+          <w:rtl/>
+          <w:lang w:val="fa"/>
+        </w:rPr>
+        <w:t xml:space="preserve">نمونه‌ی موردهای اختلاف</w:t>
+      </w:r>
+      <w:r>
+        <w:rPr>
+          <w:rtl/>
+          <w:lang w:val="fa"/>
+        </w:rPr>
+        <w:t xml:space="preserve"> </w:t>
+      </w:r>
+      <w:r>
+        <w:rPr>
+          <w:rtl/>
+          <w:lang w:val="fa"/>
+        </w:rPr>
+        <w:t xml:space="preserve">(شش موردِ ناهم‌خوان از ۲۹ موردِ ممیّزی) عمدتاً در آیاتِ بَغیِ بنی‌اسرائیلی (مثلاً سوره بقره: ۹۰، سوره آل عمران: ۱۹) رخ داد، که در آن‌ها سنّتِ تفسیری بر سرِ خوانشِ «حسد-خشم-خاستگاه» (A) یا «طمع-ساختار-خاستگاه» (S) چندصدا بود؛ این موارد در نشستِ سازگارسازی، با مراجعه‌ی هم‌زمان به المیزان (ج۱، ص ۲۰۴–۲۱۲) و الکشّاف (ج۱، ذیلِ سوره بقره: ۹۰) به طبقه‌ی A+S منتقل شدند. جدولِ کدبندیِ کامل، با ستون‌های شناسه‌ی آیه، ریشه، طبقه، کدِ کدگذارِ نخست، کدِ کدگذارِ دوم و توضیحِ تفسیریِ موجز، در فایلِ</w:t>
       </w:r>
       <w:r>
         <w:rPr>
@@ -8888,9 +9813,9 @@
       <w:r>
         <w:drawing>
           <wp:inline>
-            <wp:extent cx="5067300" cy="3898421"/>
+            <wp:extent cx="5067300" cy="3205415"/>
             <wp:effectExtent b="0" l="0" r="0" t="0"/>
-            <wp:docPr descr="شبکه‌ی هم‌رخدادگیریِ آیه‌ایِ چهارده ریشه. هر یال نشان‌دهنده‌ی حضورِ مشترکِ دو ریشه در یک یا چند آیه است؛ عددِ روی یال، تعدادِ آیاتِ مشترک را می‌نمایاند. قوی‌ترین یال — حُزن—ضِیق (وزن ۳) — تأییدی پیکره‌ای برای دسته‌بندیِ مرحله‌ی ۲ است («ضِیقُ الصَّدر در حُزن»، هود: ۱۲؛ انعام: ۳۳). بَغی (مرحله‌ی ۶) خوشه‌ی سمتِ راست را لنگر می‌زند، با یال‌هایی به واژگانِ ارزیابیِ اخلاقی (ظلم، جرم، فسق). نبودِ یالِ مستقیمِ مرحله‌ی ۱ ← مرحله‌ی ۶ و میانجی‌گریِ مراحلِ ۲ تا ۵، با شیبِ شدتِ کنش هم‌سوست و با قرائتِ علّیتِ دوسویه (§۴-۶-۴) سازگار می‌ماند." title="" id="53" name="Picture"/>
+            <wp:docPr descr="شبکه‌ی هم‌رخدادگیریِ آیه‌ایِ چهارده ریشه. هر یال نشان‌دهنده‌ی حضورِ مشترکِ دو ریشه در یک یا چند آیه است؛ عددِ روی یال، تعدادِ آیاتِ مشترک را می‌نمایاند. قوی‌ترین یال — حُزن—ضِیق (وزن ۳) — تأییدی پیکره‌ای برای دسته‌بندیِ مرحله‌ی ۲ است («ضِیقُ الصَّدر در حُزن»، سوره هود: ۱۲؛ سوره انعام: ۳۳). بَغی (مرحله‌ی ۶) خوشه‌ی سمتِ راست را لنگر می‌زند، با یال‌هایی به واژگانِ ارزیابیِ اخلاقی (ظلم، جرم، فسق). نبودِ یالِ مستقیمِ مرحله‌ی ۱ ← مرحله‌ی ۶ و میانجی‌گریِ مراحلِ ۲ تا ۵، با شیبِ شدتِ کنش هم‌سوست و با قرائتِ علّیتِ دوسویه (§۴-۶-۴) سازگار می‌ماند." title="" id="53" name="Picture"/>
             <a:graphic>
               <a:graphicData uri="http://schemas.openxmlformats.org/drawingml/2006/picture">
                 <pic:pic>
@@ -8909,7 +9834,7 @@
                   <pic:spPr bwMode="auto">
                     <a:xfrm>
                       <a:off x="0" y="0"/>
-                      <a:ext cx="5067300" cy="3898421"/>
+                      <a:ext cx="5067300" cy="3205415"/>
                     </a:xfrm>
                     <a:prstGeom prst="rect">
                       <a:avLst/>
@@ -8938,7 +9863,7 @@
           <w:rtl/>
           <w:lang w:val="fa"/>
         </w:rPr>
-        <w:t xml:space="preserve">شبکه‌ی هم‌رخدادگیریِ آیه‌ایِ چهارده ریشه. هر یال نشان‌دهنده‌ی حضورِ مشترکِ دو ریشه در یک یا چند آیه است؛ عددِ روی یال، تعدادِ آیاتِ مشترک را می‌نمایاند. قوی‌ترین یال — حُزن—ضِیق (وزن ۳) — تأییدی پیکره‌ای برای دسته‌بندیِ مرحله‌ی ۲ است («ضِیقُ الصَّدر در حُزن»، هود: ۱۲؛ انعام: ۳۳). بَغی (مرحله‌ی ۶) خوشه‌ی سمتِ راست را لنگر می‌زند، با یال‌هایی به واژگانِ ارزیابیِ اخلاقی (ظلم، جرم، فسق). نبودِ یالِ مستقیمِ مرحله‌ی ۱ ← مرحله‌ی ۶ و میانجی‌گریِ مراحلِ ۲ تا ۵، با شیبِ شدتِ کنش هم‌سوست و با قرائتِ علّیتِ دوسویه (§۴-۶-۴) سازگار می‌ماند.</w:t>
+        <w:t xml:space="preserve">شبکه‌ی هم‌رخدادگیریِ آیه‌ایِ چهارده ریشه. هر یال نشان‌دهنده‌ی حضورِ مشترکِ دو ریشه در یک یا چند آیه است؛ عددِ روی یال، تعدادِ آیاتِ مشترک را می‌نمایاند. قوی‌ترین یال — حُزن—ضِیق (وزن ۳) — تأییدی پیکره‌ای برای دسته‌بندیِ مرحله‌ی ۲ است («ضِیقُ الصَّدر در حُزن»، سوره هود: ۱۲؛ سوره انعام: ۳۳). بَغی (مرحله‌ی ۶) خوشه‌ی سمتِ راست را لنگر می‌زند، با یال‌هایی به واژگانِ ارزیابیِ اخلاقی (ظلم، جرم، فسق). نبودِ یالِ مستقیمِ مرحله‌ی ۱ ← مرحله‌ی ۶ و میانجی‌گریِ مراحلِ ۲ تا ۵، با شیبِ شدتِ کنش هم‌سوست و با قرائتِ علّیتِ دوسویه (§۴-۶-۴) سازگار می‌ماند.</w:t>
       </w:r>
     </w:p>
     <w:p>
@@ -8949,7 +9874,7 @@
       <w:r>
         <w:drawing>
           <wp:inline>
-            <wp:extent cx="5067300" cy="1602094"/>
+            <wp:extent cx="5067300" cy="1736033"/>
             <wp:effectExtent b="0" l="0" r="0" t="0"/>
             <wp:docPr descr="سه سنجه‌ی مرکزیت بر شبکه‌ی هم‌رخدادگیری: (الف) درجه‌ی وزن‌دار، (ب) بینابینی، (ج) نزدیکی. بَغی بالاترین مرکزیتِ نزدیکی را به‌دست می‌آورد (۰٫۵۵) و در بینابینی (۰٫۱۵) با غضب و أَسَف هم‌رتبه است — لولایی میانِ طیفِ خشم و میدانِ گسترده‌ترِ ارزیابیِ اخلاقیِ قرآن (ظلم ۳۱۵، جرم ۶۶، فسق ۵۴، عداوت ۱۰۶). پنلِ نزدیکی، الگوی مکمل را آشکار می‌سازد: ضِیق و حُزن به‌رغمِ بسامدِ خامِ پایین، نزدیکیِ بالا دارند — خوشه‌ی فشارِ درونی، از حیثِ ساختار، مرکزی است. خوانشِ لایه‌مند: مرحله‌ی ۲ هسته‌ی عاطفی، مرحله‌ی ۶ پلِ ساختاری، و مراحلِ ۳ تا ۵ میانجی‌گرِ انتقالِ انرژی‌اند." title="" id="56" name="Picture"/>
             <a:graphic>
@@ -8970,7 +9895,7 @@
                   <pic:spPr bwMode="auto">
                     <a:xfrm>
                       <a:off x="0" y="0"/>
-                      <a:ext cx="5067300" cy="1602094"/>
+                      <a:ext cx="5067300" cy="1736033"/>
                     </a:xfrm>
                     <a:prstGeom prst="rect">
                       <a:avLst/>
@@ -9116,7 +10041,7 @@
           <w:rtl/>
           <w:lang w:val="fa"/>
         </w:rPr>
-        <w:t xml:space="preserve">: پنج ترجمه‌ی فارسی (فولادوند، مکارم، الهی قمشه‌ای، معزّی، انصاریان) در چهار آیه‌ی کانونی (حجر: ۹۷؛ آل عمران: ۱۳۴؛ سوره مُلک: ۸؛ علق: ۶) بررسی شدند. در آیه‌ی ۸ سوره مُلک، چهار ترجمه تصویرِ فروپاشی را تا حدی منتقل می‌کنند («می‌خواهد بترکد»، «پاره‌پاره می‌شود»، «بشکافد»، «متلاشی شود»)؛ تنها الهی قمشه‌ای با «متلاطم است» عمقِ این تصویر را تضعیف می‌کند. در هیچ‌یک از این ترجمه‌ها، تمایزِ ساختاریِ غضب از غیظ به‌واسطه‌ی نشانه‌ی صرفیِ متفاوت ترجمه نشده است. این نمونه‌ی محدود، نقصِ سامان‌مندِ ترجمه‌ها را پیشنهاد می‌کند، اما برای ادعایی قاطع، به ارزیابیِ سامان‌مندِ ۳۰‌آیه‌ای با کدبندیِ چندگانه نیاز است.</w:t>
+        <w:t xml:space="preserve">: پنج ترجمه‌ی فارسی (فولادوند، مکارم، الهی قمشه‌ای، معزّی، انصاریان) در چهار آیه‌ی کانونی (سوره حجر: ۹۷؛ سوره آل عمران: ۱۳۴؛ سوره مُلک: ۸؛ سوره علق: ۶) بررسی شدند. در آیه‌ی ۸ سوره مُلک، چهار ترجمه تصویرِ فروپاشی را تا حدی منتقل می‌کنند («می‌خواهد بترکد»، «پاره‌پاره می‌شود»، «بشکافد»، «متلاشی شود»)؛ تنها الهی قمشه‌ای با «متلاطم است» عمقِ این تصویر را تضعیف می‌کند. در هیچ‌یک از این ترجمه‌ها، تمایزِ ساختاریِ غضب از غیظ به‌واسطه‌ی نشانه‌ی صرفیِ متفاوت ترجمه نشده است. این نمونه‌ی محدود، نقصِ سامان‌مندِ ترجمه‌ها را پیشنهاد می‌کند، اما برای ادعایی قاطع، به ارزیابیِ سامان‌مندِ ۳۰‌آیه‌ای با کدبندیِ چندگانه نیاز است.</w:t>
       </w:r>
     </w:p>
     <w:p>
@@ -9787,9 +10712,9 @@
       <w:r>
         <w:drawing>
           <wp:inline>
-            <wp:extent cx="5334000" cy="3418081"/>
+            <wp:extent cx="5334000" cy="2988073"/>
             <wp:effectExtent b="0" l="0" r="0" t="0"/>
-            <wp:docPr descr="طرحواره‌ی «خشم به‌مثابهِ ظرفِ تحتِ فشار» (لیکاف و کوچش ۱۹۸۷)، عملیاتی‌شده با مثلثِ قرآنیِ غضب ← غیظ+کَظم ← تمیّز. پنلِ نخست (مرحله‌ی ۴): غضب — ظرفِ باز؛ هیجان حاضر است، اما متراکم نشده. پنلِ دوم (مرحله‌ی ۵، آل عمران: ۱۳۴): غیظ — مایعِ مُهرشده با کَظم (در اصل: بستنِ دهانه‌ی مَشک)؛ مهارِ درون‌فردی در برابرِ افزایشِ فشار. پنلِ سوم (تجلیِ مرحله‌ی ۵، سوره مُلک: ۸): تمیّز — شکستِ ساختاری؛ این فعل از ریشه‌ی م-ی-ز («جدا شدن») می‌آید و نه خروجِ محتوای فشرده (نظیرِ  انگلیسی)، که جدا شدنِ خودِ ظرف را تصویر می‌کند. عینیت‌یابیِ قرآنیِ این طرحواره، شواهدی بین‌زبانی و نیرومند برای جهان‌شمولیِ شناختیِ آن فراهم می‌آورد (§۵-۴)." title="" id="65" name="Picture"/>
+            <wp:docPr descr="طرحواره‌ی «خشم به‌مثابهِ ظرفِ تحتِ فشار» (لیکاف و کوچش ۱۹۸۷)، عملیاتی‌شده با مثلثِ قرآنیِ غضب ← غیظ+کَظم ← تمیّز. پنلِ نخست (مرحله‌ی ۴): غضب — ظرفِ باز؛ هیجان حاضر است، اما متراکم نشده. پنلِ دوم (مرحله‌ی ۵، سوره آل عمران: ۱۳۴): غیظ — مایعِ مُهرشده با کَظم (در اصل: بستنِ دهانه‌ی مَشک)؛ مهارِ درون‌فردی در برابرِ افزایشِ فشار. پنلِ سوم (تجلیِ مرحله‌ی ۵، سوره مُلک: ۸): تمیّز — شکستِ ساختاری؛ این فعل از ریشه‌ی م-ی-ز («جدا شدن») می‌آید و نه خروجِ محتوای فشرده (نظیرِ  انگلیسی)، که جدا شدنِ خودِ ظرف را تصویر می‌کند. عینیت‌یابیِ قرآنیِ این طرحواره، شواهدی بین‌زبانی و نیرومند برای جهان‌شمولیِ شناختیِ آن فراهم می‌آورد (§۵-۴)." title="" id="65" name="Picture"/>
             <a:graphic>
               <a:graphicData uri="http://schemas.openxmlformats.org/drawingml/2006/picture">
                 <pic:pic>
@@ -9808,7 +10733,7 @@
                   <pic:spPr bwMode="auto">
                     <a:xfrm>
                       <a:off x="0" y="0"/>
-                      <a:ext cx="5334000" cy="3418081"/>
+                      <a:ext cx="5334000" cy="2988073"/>
                     </a:xfrm>
                     <a:prstGeom prst="rect">
                       <a:avLst/>
@@ -9920,7 +10845,7 @@
           <w:rtl/>
           <w:lang w:val="fa"/>
         </w:rPr>
-        <w:t xml:space="preserve">(مرحله‌ی ۵، آل عمران: ۱۳۴): غیظ — مایعِ مُهرشده با کَظم (در اصل: بستنِ دهانه‌ی مَشک)؛ مهارِ درون‌فردی در برابرِ افزایشِ فشار.</w:t>
+        <w:t xml:space="preserve">(مرحله‌ی ۵، سوره آل عمران: ۱۳۴): غیظ — مایعِ مُهرشده با کَظم (در اصل: بستنِ دهانه‌ی مَشک)؛ مهارِ درون‌فردی در برابرِ افزایشِ فشار.</w:t>
       </w:r>
       <w:r>
         <w:rPr>
@@ -10305,7 +11230,551 @@
           <w:rtl/>
           <w:lang w:val="fa"/>
         </w:rPr>
-        <w:t xml:space="preserve">سه محدودیتِ اصلی، نقاطِ آغازِ پژوهش‌های آینده را نیز ترسیم می‌کنند: (الف) سطحِ تحلیل — بسطِ ضروریِ تحلیل از سطحِ واژگانیِ صرف به سطحِ گفتمانی-روایتیِ سوره‌ها؛ (ب) پشتیبانیِ تجربیِ بالینی — پیامدهای روان‌شناختیِ پیشنهادی نیازمندِ کارآزماییِ پایلوت‌اند؛ (ج) پیمایشِ تطبیقیِ تاریخی — ادعای ویژه‌بودنِ آیه‌ی ۸ سوره‌ی مُلک نیازمندِ پیمایشی سامان‌مند بر زبان‌های پیشامدرنِ سامی، یونانی، سانسکریت و فارسیِ کلاسیک است. عرضه‌ی پایلوتِ تطبیقی با پیکره‌ی حدیث نیز امتدادِ منطقیِ این پژوهش را تشکیل می‌دهد.</w:t>
+        <w:t xml:space="preserve">سه محدودیتِ روش‌شناختیِ اصلی پژوهشِ حاضر، هم‌زمان نقاطِ آغازِ چهار جهتِ پژوهشیِ آینده را نیز ترسیم می‌کنند:</w:t>
+      </w:r>
+    </w:p>
+    <w:p>
+      <w:pPr>
+        <w:bidi/>
+      </w:pPr>
+      <w:r>
+        <w:rPr>
+          <w:b/>
+          <w:bCs/>
+          <w:rtl/>
+          <w:lang w:val="fa"/>
+        </w:rPr>
+        <w:t xml:space="preserve">(الف) سطحِ تحلیل و گذار از واژگان به گفتمان.</w:t>
+      </w:r>
+      <w:r>
+        <w:rPr>
+          <w:rtl/>
+          <w:lang w:val="fa"/>
+        </w:rPr>
+        <w:t xml:space="preserve"> </w:t>
+      </w:r>
+      <w:r>
+        <w:rPr>
+          <w:rtl/>
+          <w:lang w:val="fa"/>
+        </w:rPr>
+        <w:t xml:space="preserve">پژوهشِ حاضر، طیفِ خشم را در سطحِ واژگانی-آیه‌ای صورت‌بندی می‌کند؛ اما خشمِ قرآنی در ساختارِ روایی-گفتمانیِ سوره‌ها (به‌ویژه روایت‌های موسی-فرعون، نوح، شُعیب، و روایت‌های جنگیِ سوره‌ی توبه) سامانه‌ای پیچیده‌تر از جمعِ بسامدهای واژگانی است.</w:t>
+      </w:r>
+      <w:r>
+        <w:rPr>
+          <w:rtl/>
+          <w:lang w:val="fa"/>
+        </w:rPr>
+        <w:t xml:space="preserve"> </w:t>
+      </w:r>
+      <w:r>
+        <w:rPr>
+          <w:b/>
+          <w:bCs/>
+          <w:rtl/>
+          <w:lang w:val="fa"/>
+        </w:rPr>
+        <w:t xml:space="preserve">افقِ پژوهشِ آینده‌ی نخست</w:t>
+      </w:r>
+      <w:r>
+        <w:rPr>
+          <w:rtl/>
+          <w:lang w:val="fa"/>
+        </w:rPr>
+        <w:t xml:space="preserve">، توسعه‌ی تحلیل به سطحِ کلانِ روایتی است: نقشه‌برداریِ منحنیِ شدتِ هیجانی در طولِ هر روایتِ پیامبرانه، در پیوند با مدل‌های نوینِ زبان‌شناسیِ متن و تحلیلِ مسیرِ روایی (مثلاً سینای ۲۰۲۳، فصل‌های ۴ و ۵). در این راستا،</w:t>
+      </w:r>
+      <w:r>
+        <w:rPr>
+          <w:rtl/>
+          <w:lang w:val="fa"/>
+        </w:rPr>
+        <w:t xml:space="preserve"> </w:t>
+      </w:r>
+      <w:r>
+        <w:rPr>
+          <w:b/>
+          <w:bCs/>
+          <w:rtl/>
+          <w:lang w:val="fa"/>
+        </w:rPr>
+        <w:t xml:space="preserve">اجرای بازنماییِ بافت‌مندِ ۳۱۲ بسامد با مدل‌های زبانیِ پیشاآموخته‌ی ویژه‌ی عربیِ قرآنی</w:t>
+      </w:r>
+      <w:r>
+        <w:rPr>
+          <w:rtl/>
+          <w:lang w:val="fa"/>
+        </w:rPr>
+        <w:t xml:space="preserve"> </w:t>
+      </w:r>
+      <w:r>
+        <w:rPr>
+          <w:rtl/>
+          <w:lang w:val="fa"/>
+        </w:rPr>
+        <w:t xml:space="preserve">(</w:t>
+      </w:r>
+      <w:r>
+        <w:rPr>
+          <w:rtl/>
+          <w:lang w:val="fa"/>
+        </w:rPr>
+        <w:t xml:space="preserve"> </w:t>
+      </w:r>
+      <w:r>
+        <w:rPr>
+          <w:rtl/>
+          <w:lang w:val="fa"/>
+        </w:rPr>
+        <w:t xml:space="preserve">و</w:t>
+      </w:r>
+      <w:r>
+        <w:rPr>
+          <w:rtl/>
+          <w:lang w:val="fa"/>
+        </w:rPr>
+        <w:t xml:space="preserve"> </w:t>
+      </w:r>
+      <w:r>
+        <w:rPr>
+          <w:rtl/>
+          <w:lang w:val="fa"/>
+        </w:rPr>
+        <w:t xml:space="preserve">) در دستورِ کارِ پی‌گیری‌های آینده قرار دارد: اعتبارسنجیِ مستقلِ مرزهای شش‌گانه‌ی پیوستار، از رهگذرِ خوشه‌بندیِ بدون‌نظارت بر بازنمایی‌های برداریِ بسامدها، می‌تواند مدلِ تفسیری-آماریِ پژوهشِ حاضر را با شواهدی محاسباتی-مستقل تقویت کند.</w:t>
+      </w:r>
+    </w:p>
+    <w:p>
+      <w:pPr>
+        <w:bidi/>
+      </w:pPr>
+      <w:r>
+        <w:rPr>
+          <w:b/>
+          <w:bCs/>
+          <w:rtl/>
+          <w:lang w:val="fa"/>
+        </w:rPr>
+        <w:t xml:space="preserve">(ب) پشتیبانیِ تجربیِ بالینی و مدل‌سازیِ روان‌شناختیِ کاربردی.</w:t>
+      </w:r>
+      <w:r>
+        <w:rPr>
+          <w:rtl/>
+          <w:lang w:val="fa"/>
+        </w:rPr>
+        <w:t xml:space="preserve"> </w:t>
+      </w:r>
+      <w:r>
+        <w:rPr>
+          <w:rtl/>
+          <w:lang w:val="fa"/>
+        </w:rPr>
+        <w:t xml:space="preserve">پیامدهای روان‌شناختیِ پیشنهادی در §۵-۵ (سه مسیرِ پیشگیری، مداخله‌ی بحرانی و توان‌بخشی)، در سطحِ مفهومی عرضه می‌شوند و نه به‌منزله‌ی پروتکل‌های آزموده‌شده.</w:t>
+      </w:r>
+      <w:r>
+        <w:rPr>
+          <w:rtl/>
+          <w:lang w:val="fa"/>
+        </w:rPr>
+        <w:t xml:space="preserve"> </w:t>
+      </w:r>
+      <w:r>
+        <w:rPr>
+          <w:b/>
+          <w:bCs/>
+          <w:rtl/>
+          <w:lang w:val="fa"/>
+        </w:rPr>
+        <w:t xml:space="preserve">افقِ دوم</w:t>
+      </w:r>
+      <w:r>
+        <w:rPr>
+          <w:rtl/>
+          <w:lang w:val="fa"/>
+        </w:rPr>
+        <w:t xml:space="preserve">، طراحیِ کارآزماییِ بالینیِ پایلوت بر دانشجویان یا داوطلبانِ بزرگسالی است که در آن، چارچوبِ شش‌مرحله‌ایِ پیوستار به‌منزله‌ی پروتکلِ آموزشی برای خودنظمیِ هیجانی به‌کار رود؛ معیارهای سنجش می‌توانند مقیاسِ</w:t>
+      </w:r>
+      <w:r>
+        <w:rPr>
+          <w:rtl/>
+          <w:lang w:val="fa"/>
+        </w:rPr>
+        <w:t xml:space="preserve"> </w:t>
+      </w:r>
+      <w:r>
+        <w:rPr>
+          <w:rtl/>
+          <w:lang w:val="fa"/>
+        </w:rPr>
+        <w:t xml:space="preserve"> </w:t>
+      </w:r>
+      <w:r>
+        <w:rPr>
+          <w:rtl/>
+          <w:lang w:val="fa"/>
+        </w:rPr>
+        <w:t xml:space="preserve">اسپیلبرگر و مقیاس‌های بازارزیابیِ-سرکوبیِ گراس (</w:t>
+      </w:r>
+      <w:r>
+        <w:rPr>
+          <w:rtl/>
+          <w:lang w:val="fa"/>
+        </w:rPr>
+        <w:t xml:space="preserve">) باشند.</w:t>
+      </w:r>
+      <w:r>
+        <w:rPr>
+          <w:rtl/>
+          <w:lang w:val="fa"/>
+        </w:rPr>
+        <w:t xml:space="preserve"> </w:t>
+      </w:r>
+      <w:r>
+        <w:rPr>
+          <w:b/>
+          <w:bCs/>
+          <w:rtl/>
+          <w:lang w:val="fa"/>
+        </w:rPr>
+        <w:t xml:space="preserve">افقِ دوم-الف</w:t>
+      </w:r>
+      <w:r>
+        <w:rPr>
+          <w:rtl/>
+          <w:lang w:val="fa"/>
+        </w:rPr>
+        <w:t xml:space="preserve">، توسعه‌ی این چارچوب به پیکره‌ی</w:t>
+      </w:r>
+      <w:r>
+        <w:rPr>
+          <w:rtl/>
+          <w:lang w:val="fa"/>
+        </w:rPr>
+        <w:t xml:space="preserve"> </w:t>
+      </w:r>
+      <w:r>
+        <w:rPr>
+          <w:i/>
+          <w:iCs/>
+          <w:rtl/>
+          <w:lang w:val="fa"/>
+        </w:rPr>
+        <w:t xml:space="preserve">حدیثِ شیعی-سنّی</w:t>
+      </w:r>
+      <w:r>
+        <w:rPr>
+          <w:rtl/>
+          <w:lang w:val="fa"/>
+        </w:rPr>
+        <w:t xml:space="preserve"> </w:t>
+      </w:r>
+      <w:r>
+        <w:rPr>
+          <w:rtl/>
+          <w:lang w:val="fa"/>
+        </w:rPr>
+        <w:t xml:space="preserve">است (نهج‌البلاغه، الکافی، صحیحَین): آیا ساختارِ شش‌مرحله‌ای در سنّتِ حدیثی هم‌سو با گفتمانِ قرآنی است یا الگوهای واگرایی نشان می‌دهد؟ این پیمایشِ بین-پیکره‌ای، می‌تواند تعمیم‌پذیریِ نظریه را در سنّتِ اسلامیِ گسترده‌تر بسنجد.</w:t>
+      </w:r>
+    </w:p>
+    <w:p>
+      <w:pPr>
+        <w:bidi/>
+      </w:pPr>
+      <w:r>
+        <w:rPr>
+          <w:b/>
+          <w:bCs/>
+          <w:rtl/>
+          <w:lang w:val="fa"/>
+        </w:rPr>
+        <w:t xml:space="preserve">(ج) پیمایشِ تطبیقیِ تاریخی و آزمونِ سامان‌مندِ ترجمه‌ها.</w:t>
+      </w:r>
+      <w:r>
+        <w:rPr>
+          <w:rtl/>
+          <w:lang w:val="fa"/>
+        </w:rPr>
+        <w:t xml:space="preserve"> </w:t>
+      </w:r>
+      <w:r>
+        <w:rPr>
+          <w:rtl/>
+          <w:lang w:val="fa"/>
+        </w:rPr>
+        <w:t xml:space="preserve">ادعای ویژه‌بودنِ آیه‌ی ۸ سوره‌ی مُلک در میراثِ بشری، در §۵-۴ به‌نحوی محتاطانه عرضه شد؛ تثبیتِ آن، نیازمندِ پیمایشِ سامان‌مند بر زبان‌های پیشامدرنِ سامی (اَکَدی، عبریِ کتابِ مقدس)، یونانی (هومری و کلاسیک)، سانسکریت (ودایی و کلاسیک) و فارسیِ کلاسیک (شعرِ خراسانی، شاهنامه) است.</w:t>
+      </w:r>
+      <w:r>
+        <w:rPr>
+          <w:rtl/>
+          <w:lang w:val="fa"/>
+        </w:rPr>
+        <w:t xml:space="preserve"> </w:t>
+      </w:r>
+      <w:r>
+        <w:rPr>
+          <w:b/>
+          <w:bCs/>
+          <w:rtl/>
+          <w:lang w:val="fa"/>
+        </w:rPr>
+        <w:t xml:space="preserve">افقِ سوم</w:t>
+      </w:r>
+      <w:r>
+        <w:rPr>
+          <w:rtl/>
+          <w:lang w:val="fa"/>
+        </w:rPr>
+        <w:t xml:space="preserve">، طراحیِ پیمایشی است که در آن، استعاره‌های هیجانیِ خشم در پیکره‌های نمونه‌گیری‌شده‌ی هر سنّتِ زبانی-فرهنگی، با چارچوبِ چهارگامِ ظرفِ تحتِ فشار مقایسه شوند.</w:t>
+      </w:r>
+      <w:r>
+        <w:rPr>
+          <w:rtl/>
+          <w:lang w:val="fa"/>
+        </w:rPr>
+        <w:t xml:space="preserve"> </w:t>
+      </w:r>
+      <w:r>
+        <w:rPr>
+          <w:b/>
+          <w:bCs/>
+          <w:rtl/>
+          <w:lang w:val="fa"/>
+        </w:rPr>
+        <w:t xml:space="preserve">افقِ سوم-الف</w:t>
+      </w:r>
+      <w:r>
+        <w:rPr>
+          <w:rtl/>
+          <w:lang w:val="fa"/>
+        </w:rPr>
+        <w:t xml:space="preserve">،</w:t>
+      </w:r>
+      <w:r>
+        <w:rPr>
+          <w:rtl/>
+          <w:lang w:val="fa"/>
+        </w:rPr>
+        <w:t xml:space="preserve"> </w:t>
+      </w:r>
+      <w:r>
+        <w:rPr>
+          <w:b/>
+          <w:bCs/>
+          <w:rtl/>
+          <w:lang w:val="fa"/>
+        </w:rPr>
+        <w:t xml:space="preserve">آزمونِ سامان‌مندِ ۳۰ تا ۴۰‌آیه‌ای از پنج ترجمه‌ی فارسیِ کانونی</w:t>
+      </w:r>
+      <w:r>
+        <w:rPr>
+          <w:rtl/>
+          <w:lang w:val="fa"/>
+        </w:rPr>
+        <w:t xml:space="preserve"> </w:t>
+      </w:r>
+      <w:r>
+        <w:rPr>
+          <w:rtl/>
+          <w:lang w:val="fa"/>
+        </w:rPr>
+        <w:t xml:space="preserve">(فولادوند، مکارم، الهی قمشه‌ای، معزّی، انصاریان) و، در صورتِ امکان، پنج ترجمه‌ی اروپایی، با کدبندیِ چندگانه و سنجشِ کاپایی است؛ هدفِ این آزمون، تثبیتِ آماریِ مشاهده‌ی مقدماتی §۴-۷ مبنی بر فروپاشیِ سامان‌مندِ تمایزاتِ شدتیِ پیوستار در ترجمه‌های موجود.</w:t>
+      </w:r>
+      <w:r>
+        <w:rPr>
+          <w:rtl/>
+          <w:lang w:val="fa"/>
+        </w:rPr>
+        <w:t xml:space="preserve"> </w:t>
+      </w:r>
+      <w:r>
+        <w:rPr>
+          <w:b/>
+          <w:bCs/>
+          <w:rtl/>
+          <w:lang w:val="fa"/>
+        </w:rPr>
+        <w:t xml:space="preserve">افقِ سوم-ب</w:t>
+      </w:r>
+      <w:r>
+        <w:rPr>
+          <w:rtl/>
+          <w:lang w:val="fa"/>
+        </w:rPr>
+        <w:t xml:space="preserve">،</w:t>
+      </w:r>
+      <w:r>
+        <w:rPr>
+          <w:rtl/>
+          <w:lang w:val="fa"/>
+        </w:rPr>
+        <w:t xml:space="preserve"> </w:t>
+      </w:r>
+      <w:r>
+        <w:rPr>
+          <w:b/>
+          <w:bCs/>
+          <w:rtl/>
+          <w:lang w:val="fa"/>
+        </w:rPr>
+        <w:t xml:space="preserve">مدل‌سازیِ رانشِ معناشناختیِ میان‌ترجمه‌ای</w:t>
+      </w:r>
+      <w:r>
+        <w:rPr>
+          <w:rtl/>
+          <w:lang w:val="fa"/>
+        </w:rPr>
+        <w:t xml:space="preserve"> </w:t>
+      </w:r>
+      <w:r>
+        <w:rPr>
+          <w:rtl/>
+          <w:lang w:val="fa"/>
+        </w:rPr>
+        <w:t xml:space="preserve">(</w:t>
+      </w:r>
+      <w:r>
+        <w:rPr>
+          <w:rtl/>
+          <w:lang w:val="fa"/>
+        </w:rPr>
+        <w:t xml:space="preserve">) با بازنمایی‌های برداریِ چندزبانی است، که می‌تواند کمیتِ از-دست-رفتگیِ معنا را در هر ترجمه به‌صورتِ عدد گزارش کند.</w:t>
+      </w:r>
+    </w:p>
+    <w:p>
+      <w:pPr>
+        <w:bidi/>
+      </w:pPr>
+      <w:r>
+        <w:rPr>
+          <w:b/>
+          <w:bCs/>
+          <w:rtl/>
+          <w:lang w:val="fa"/>
+        </w:rPr>
+        <w:t xml:space="preserve">(د) چشم‌اندازِ آزمون‌های آماریِ تکمیلیِ پیکره.</w:t>
+      </w:r>
+      <w:r>
+        <w:rPr>
+          <w:rtl/>
+          <w:lang w:val="fa"/>
+        </w:rPr>
+        <w:t xml:space="preserve"> </w:t>
+      </w:r>
+      <w:r>
+        <w:rPr>
+          <w:rtl/>
+          <w:lang w:val="fa"/>
+        </w:rPr>
+        <w:t xml:space="preserve">دو آزمونِ پیکره‌ای-روش‌شناختی نیز در دستورِ کارِ نسخه‌های بعدیِ این برنامه است:</w:t>
+      </w:r>
+      <w:r>
+        <w:rPr>
+          <w:rtl/>
+          <w:lang w:val="fa"/>
+        </w:rPr>
+        <w:t xml:space="preserve"> </w:t>
+      </w:r>
+      <w:r>
+        <w:rPr>
+          <w:b/>
+          <w:bCs/>
+          <w:rtl/>
+          <w:lang w:val="fa"/>
+        </w:rPr>
+        <w:t xml:space="preserve">آزمونِ روندِ زمانیِ نُلدِکه‌ای</w:t>
+      </w:r>
+      <w:r>
+        <w:rPr>
+          <w:rtl/>
+          <w:lang w:val="fa"/>
+        </w:rPr>
+        <w:t xml:space="preserve"> </w:t>
+      </w:r>
+      <w:r>
+        <w:rPr>
+          <w:rtl/>
+          <w:lang w:val="fa"/>
+        </w:rPr>
+        <w:t xml:space="preserve">بر پیوستار، با مرتب‌سازیِ مجموعه‌ی ۳۱۲ بسامد بر گاه‌شماریِ نُلدِکه-بِل و سنجشِ افزایش/کاهشِ نسبیِ مرحله‌ها در طولِ زمانِ نزول؛ و</w:t>
+      </w:r>
+      <w:r>
+        <w:rPr>
+          <w:rtl/>
+          <w:lang w:val="fa"/>
+        </w:rPr>
+        <w:t xml:space="preserve"> </w:t>
+      </w:r>
+      <w:r>
+        <w:rPr>
+          <w:b/>
+          <w:bCs/>
+          <w:rtl/>
+          <w:lang w:val="fa"/>
+        </w:rPr>
+        <w:t xml:space="preserve">بازساختِ شبکه‌ی هم‌رخدادگیری با وزنِ</w:t>
+      </w:r>
+      <w:r>
+        <w:rPr>
+          <w:b/>
+          <w:bCs/>
+          <w:rtl/>
+          <w:lang w:val="fa"/>
+        </w:rPr>
+        <w:t xml:space="preserve"> </w:t>
+      </w:r>
+      <w:r>
+        <w:rPr>
+          <w:rtl/>
+          <w:lang w:val="fa"/>
+        </w:rPr>
+        <w:t xml:space="preserve"> </w:t>
+      </w:r>
+      <w:r>
+        <w:rPr>
+          <w:rtl/>
+          <w:lang w:val="fa"/>
+        </w:rPr>
+        <w:t xml:space="preserve">(اطلاعاتِ متقابلِ نقطه‌ای) به‌جای شمارشِ خام، که می‌تواند گره‌های پلیِ بنیادی‌تر را در برابرِ هم‌نشینی‌های تصادفی برجسته کند.</w:t>
+      </w:r>
+    </w:p>
+    <w:p>
+      <w:pPr>
+        <w:bidi/>
+      </w:pPr>
+      <w:r>
+        <w:rPr>
+          <w:rtl/>
+          <w:lang w:val="fa"/>
+        </w:rPr>
+        <w:t xml:space="preserve">پیمایشِ این چهار جهت، در مجموع،</w:t>
+      </w:r>
+      <w:r>
+        <w:rPr>
+          <w:rtl/>
+          <w:lang w:val="fa"/>
+        </w:rPr>
+        <w:t xml:space="preserve"> </w:t>
+      </w:r>
+      <w:r>
+        <w:rPr>
+          <w:b/>
+          <w:bCs/>
+          <w:rtl/>
+          <w:lang w:val="fa"/>
+        </w:rPr>
+        <w:t xml:space="preserve">برنامه‌ی پژوهشیِ میان‌مدت</w:t>
+      </w:r>
+      <w:r>
+        <w:rPr>
+          <w:rtl/>
+          <w:lang w:val="fa"/>
+        </w:rPr>
+        <w:t xml:space="preserve"> </w:t>
+      </w:r>
+      <w:r>
+        <w:rPr>
+          <w:rtl/>
+          <w:lang w:val="fa"/>
+        </w:rPr>
+        <w:t xml:space="preserve">را برای امتدادِ پیوستارِ خشمِ قرآنی به سطحِ گفتمانی-روایتی، بالینی-روان‌شناختی، بین‌زبانی-تاریخی و محاسباتی-آماری ترسیم می‌کند.</w:t>
       </w:r>
     </w:p>
     <w:bookmarkEnd w:id="71"/>

--- a/paper/persian/manuscript.docx
+++ b/paper/persian/manuscript.docx
@@ -11895,7 +11895,7 @@
           <w:rtl/>
           <w:lang w:val="fa"/>
         </w:rPr>
-        <w:t xml:space="preserve">ابن منظور، محمد بن مکرم. (۱۴۱۴ ق / ۱۹۹۳ م).</w:t>
+        <w:t xml:space="preserve">ابن کثیر، اسماعیل بن عمر الدمشقي. (۱۴۱۹ ق / ۱۹۹۹ م).</w:t>
       </w:r>
       <w:r>
         <w:rPr>
@@ -11911,21 +11911,21 @@
           <w:rtl/>
           <w:lang w:val="fa"/>
         </w:rPr>
-        <w:t xml:space="preserve">لسان العرب</w:t>
-      </w:r>
-      <w:r>
-        <w:rPr>
-          <w:rtl/>
-          <w:lang w:val="fa"/>
-        </w:rPr>
-        <w:t xml:space="preserve"> </w:t>
-      </w:r>
-      <w:r>
-        <w:rPr>
-          <w:rtl/>
-          <w:lang w:val="fa"/>
-        </w:rPr>
-        <w:t xml:space="preserve">(الطبعة الثالثة، ۱۵ مجلد). بیروت: دار صادر.</w:t>
+        <w:t xml:space="preserve">تفسير القرآن العظيم</w:t>
+      </w:r>
+      <w:r>
+        <w:rPr>
+          <w:rtl/>
+          <w:lang w:val="fa"/>
+        </w:rPr>
+        <w:t xml:space="preserve"> </w:t>
+      </w:r>
+      <w:r>
+        <w:rPr>
+          <w:rtl/>
+          <w:lang w:val="fa"/>
+        </w:rPr>
+        <w:t xml:space="preserve">(۸ مجلد). تحقیق سامي بن محمد السلامة. الریاض: دار طیبة للنشر و التوزیع.</w:t>
       </w:r>
     </w:p>
     <w:p>
@@ -11942,7 +11942,7 @@
           <w:rtl/>
           <w:lang w:val="fa"/>
         </w:rPr>
-        <w:t xml:space="preserve">ابن عاشور، محمد الطاهر. (۱۹۸۴ م).</w:t>
+        <w:t xml:space="preserve">ابن منظور، محمد بن مکرم. (۱۴۱۴ ق / ۱۹۹۳ م).</w:t>
       </w:r>
       <w:r>
         <w:rPr>
@@ -11958,21 +11958,21 @@
           <w:rtl/>
           <w:lang w:val="fa"/>
         </w:rPr>
-        <w:t xml:space="preserve">التحرير والتنوير</w:t>
-      </w:r>
-      <w:r>
-        <w:rPr>
-          <w:rtl/>
-          <w:lang w:val="fa"/>
-        </w:rPr>
-        <w:t xml:space="preserve"> </w:t>
-      </w:r>
-      <w:r>
-        <w:rPr>
-          <w:rtl/>
-          <w:lang w:val="fa"/>
-        </w:rPr>
-        <w:t xml:space="preserve">(۳۰ مجلد). تونس: الدار التونسية للنشر.</w:t>
+        <w:t xml:space="preserve">لسان العرب</w:t>
+      </w:r>
+      <w:r>
+        <w:rPr>
+          <w:rtl/>
+          <w:lang w:val="fa"/>
+        </w:rPr>
+        <w:t xml:space="preserve"> </w:t>
+      </w:r>
+      <w:r>
+        <w:rPr>
+          <w:rtl/>
+          <w:lang w:val="fa"/>
+        </w:rPr>
+        <w:t xml:space="preserve">(الطبعة الثالثة، ۱۵ مجلد). بیروت: دار صادر.</w:t>
       </w:r>
     </w:p>
     <w:p>
@@ -11989,7 +11989,7 @@
           <w:rtl/>
           <w:lang w:val="fa"/>
         </w:rPr>
-        <w:t xml:space="preserve">الراغب الأصفهاني، حسین بن محمد. (۱۴۱۲ ق / ۱۹۹۲ م).</w:t>
+        <w:t xml:space="preserve">ابن عاشور، محمد الطاهر. (۱۹۸۴ م).</w:t>
       </w:r>
       <w:r>
         <w:rPr>
@@ -12005,14 +12005,21 @@
           <w:rtl/>
           <w:lang w:val="fa"/>
         </w:rPr>
-        <w:t xml:space="preserve">المفردات في غريب القرآن</w:t>
-      </w:r>
-      <w:r>
-        <w:rPr>
-          <w:rtl/>
-          <w:lang w:val="fa"/>
-        </w:rPr>
-        <w:t xml:space="preserve">. تحقیق صفوان عدنان داوودی. دمشق و بیروت: دار القلم و الدار الشامية.</w:t>
+        <w:t xml:space="preserve">التحرير والتنوير</w:t>
+      </w:r>
+      <w:r>
+        <w:rPr>
+          <w:rtl/>
+          <w:lang w:val="fa"/>
+        </w:rPr>
+        <w:t xml:space="preserve"> </w:t>
+      </w:r>
+      <w:r>
+        <w:rPr>
+          <w:rtl/>
+          <w:lang w:val="fa"/>
+        </w:rPr>
+        <w:t xml:space="preserve">(۳۰ مجلد). تونس: الدار التونسية للنشر.</w:t>
       </w:r>
     </w:p>
     <w:p>
@@ -12029,7 +12036,7 @@
           <w:rtl/>
           <w:lang w:val="fa"/>
         </w:rPr>
-        <w:t xml:space="preserve">الزبیدی، محمد مرتضی.</w:t>
+        <w:t xml:space="preserve">الراغب الأصفهاني، حسین بن محمد. (۱۴۱۲ ق / ۱۹۹۲ م).</w:t>
       </w:r>
       <w:r>
         <w:rPr>
@@ -12045,21 +12052,14 @@
           <w:rtl/>
           <w:lang w:val="fa"/>
         </w:rPr>
-        <w:t xml:space="preserve">تاج العروس من جواهر القاموس</w:t>
-      </w:r>
-      <w:r>
-        <w:rPr>
-          <w:rtl/>
-          <w:lang w:val="fa"/>
-        </w:rPr>
-        <w:t xml:space="preserve"> </w:t>
-      </w:r>
-      <w:r>
-        <w:rPr>
-          <w:rtl/>
-          <w:lang w:val="fa"/>
-        </w:rPr>
-        <w:t xml:space="preserve">(۴۰ مجلد). الکویت: التراث العربی.</w:t>
+        <w:t xml:space="preserve">المفردات في غريب القرآن</w:t>
+      </w:r>
+      <w:r>
+        <w:rPr>
+          <w:rtl/>
+          <w:lang w:val="fa"/>
+        </w:rPr>
+        <w:t xml:space="preserve">. تحقیق صفوان عدنان داوودی. دمشق و بیروت: دار القلم و الدار الشامية.</w:t>
       </w:r>
     </w:p>
     <w:p>
@@ -12076,7 +12076,7 @@
           <w:rtl/>
           <w:lang w:val="fa"/>
         </w:rPr>
-        <w:t xml:space="preserve">الزمخشري، محمود بن عمر. (۱۴۰۷ ق).</w:t>
+        <w:t xml:space="preserve">رشید رضا، محمد. (۱۳۶۶ ق / ۱۹۴۷ م).</w:t>
       </w:r>
       <w:r>
         <w:rPr>
@@ -12092,21 +12092,21 @@
           <w:rtl/>
           <w:lang w:val="fa"/>
         </w:rPr>
-        <w:t xml:space="preserve">الكشاف عن حقائق غوامض التنزيل</w:t>
-      </w:r>
-      <w:r>
-        <w:rPr>
-          <w:rtl/>
-          <w:lang w:val="fa"/>
-        </w:rPr>
-        <w:t xml:space="preserve"> </w:t>
-      </w:r>
-      <w:r>
-        <w:rPr>
-          <w:rtl/>
-          <w:lang w:val="fa"/>
-        </w:rPr>
-        <w:t xml:space="preserve">(۴ مجلد). بیروت: دار الکتاب العربی.</w:t>
+        <w:t xml:space="preserve">تفسير القرآن الحكيم (تفسير المنار)</w:t>
+      </w:r>
+      <w:r>
+        <w:rPr>
+          <w:rtl/>
+          <w:lang w:val="fa"/>
+        </w:rPr>
+        <w:t xml:space="preserve"> </w:t>
+      </w:r>
+      <w:r>
+        <w:rPr>
+          <w:rtl/>
+          <w:lang w:val="fa"/>
+        </w:rPr>
+        <w:t xml:space="preserve">(۱۲ مجلد). القاهرة: دار المنار.</w:t>
       </w:r>
     </w:p>
     <w:p>
@@ -12123,7 +12123,7 @@
           <w:rtl/>
           <w:lang w:val="fa"/>
         </w:rPr>
-        <w:t xml:space="preserve">الطباطبائي، محمد حسین. (۱۳۹۰ ق / ۱۹۷۰ م).</w:t>
+        <w:t xml:space="preserve">الزبیدی، محمد مرتضی.</w:t>
       </w:r>
       <w:r>
         <w:rPr>
@@ -12139,21 +12139,21 @@
           <w:rtl/>
           <w:lang w:val="fa"/>
         </w:rPr>
-        <w:t xml:space="preserve">الميزان في تفسير القرآن</w:t>
-      </w:r>
-      <w:r>
-        <w:rPr>
-          <w:rtl/>
-          <w:lang w:val="fa"/>
-        </w:rPr>
-        <w:t xml:space="preserve"> </w:t>
-      </w:r>
-      <w:r>
-        <w:rPr>
-          <w:rtl/>
-          <w:lang w:val="fa"/>
-        </w:rPr>
-        <w:t xml:space="preserve">(۲۰ مجلد). بیروت: مؤسسة الأعلمي للمطبوعات.</w:t>
+        <w:t xml:space="preserve">تاج العروس من جواهر القاموس</w:t>
+      </w:r>
+      <w:r>
+        <w:rPr>
+          <w:rtl/>
+          <w:lang w:val="fa"/>
+        </w:rPr>
+        <w:t xml:space="preserve"> </w:t>
+      </w:r>
+      <w:r>
+        <w:rPr>
+          <w:rtl/>
+          <w:lang w:val="fa"/>
+        </w:rPr>
+        <w:t xml:space="preserve">(۴۰ مجلد). الکویت: التراث العربی.</w:t>
       </w:r>
     </w:p>
     <w:p>
@@ -12170,7 +12170,7 @@
           <w:rtl/>
           <w:lang w:val="fa"/>
         </w:rPr>
-        <w:t xml:space="preserve">الطبرسي، الفضل بن الحسن.</w:t>
+        <w:t xml:space="preserve">الزمخشري، محمود بن عمر. (۱۴۰۷ ق).</w:t>
       </w:r>
       <w:r>
         <w:rPr>
@@ -12186,21 +12186,21 @@
           <w:rtl/>
           <w:lang w:val="fa"/>
         </w:rPr>
-        <w:t xml:space="preserve">مجمع البيان في تفسير القرآن</w:t>
-      </w:r>
-      <w:r>
-        <w:rPr>
-          <w:rtl/>
-          <w:lang w:val="fa"/>
-        </w:rPr>
-        <w:t xml:space="preserve"> </w:t>
-      </w:r>
-      <w:r>
-        <w:rPr>
-          <w:rtl/>
-          <w:lang w:val="fa"/>
-        </w:rPr>
-        <w:t xml:space="preserve">(۱۰ مجلد). بیروت: دار المعرفة.</w:t>
+        <w:t xml:space="preserve">الكشاف عن حقائق غوامض التنزيل</w:t>
+      </w:r>
+      <w:r>
+        <w:rPr>
+          <w:rtl/>
+          <w:lang w:val="fa"/>
+        </w:rPr>
+        <w:t xml:space="preserve"> </w:t>
+      </w:r>
+      <w:r>
+        <w:rPr>
+          <w:rtl/>
+          <w:lang w:val="fa"/>
+        </w:rPr>
+        <w:t xml:space="preserve">(۴ مجلد). بیروت: دار الکتاب العربی.</w:t>
       </w:r>
     </w:p>
     <w:p>
@@ -12217,7 +12217,7 @@
           <w:rtl/>
           <w:lang w:val="fa"/>
         </w:rPr>
-        <w:t xml:space="preserve">الفخر الرازي، محمد بن عمر. (۱۴۲۰ ق / ۱۹۹۹ م).</w:t>
+        <w:t xml:space="preserve">سیّد قطب، إبراهیم حسین الشاذلي. (۱۴۰۲ ق / ۱۹۸۲ م).</w:t>
       </w:r>
       <w:r>
         <w:rPr>
@@ -12233,21 +12233,21 @@
           <w:rtl/>
           <w:lang w:val="fa"/>
         </w:rPr>
-        <w:t xml:space="preserve">مفاتيح الغيب (التفسير الكبير)</w:t>
-      </w:r>
-      <w:r>
-        <w:rPr>
-          <w:rtl/>
-          <w:lang w:val="fa"/>
-        </w:rPr>
-        <w:t xml:space="preserve"> </w:t>
-      </w:r>
-      <w:r>
-        <w:rPr>
-          <w:rtl/>
-          <w:lang w:val="fa"/>
-        </w:rPr>
-        <w:t xml:space="preserve">(۳۲ مجلد). بیروت: دار إحياء التراث العربي.</w:t>
+        <w:t xml:space="preserve">في ظلال القرآن</w:t>
+      </w:r>
+      <w:r>
+        <w:rPr>
+          <w:rtl/>
+          <w:lang w:val="fa"/>
+        </w:rPr>
+        <w:t xml:space="preserve"> </w:t>
+      </w:r>
+      <w:r>
+        <w:rPr>
+          <w:rtl/>
+          <w:lang w:val="fa"/>
+        </w:rPr>
+        <w:t xml:space="preserve">(۶ مجلد). بیروت و القاهرة: دار الشروق.</w:t>
       </w:r>
     </w:p>
     <w:p>
@@ -12264,7 +12264,7 @@
           <w:rtl/>
           <w:lang w:val="fa"/>
         </w:rPr>
-        <w:t xml:space="preserve">الفیروزآبادي، محمد بن یعقوب.</w:t>
+        <w:t xml:space="preserve">الطباطبائي، محمد حسین. (۱۳۹۰ ق / ۱۹۷۰ م).</w:t>
       </w:r>
       <w:r>
         <w:rPr>
@@ -12280,6 +12280,194 @@
           <w:rtl/>
           <w:lang w:val="fa"/>
         </w:rPr>
+        <w:t xml:space="preserve">الميزان في تفسير القرآن</w:t>
+      </w:r>
+      <w:r>
+        <w:rPr>
+          <w:rtl/>
+          <w:lang w:val="fa"/>
+        </w:rPr>
+        <w:t xml:space="preserve"> </w:t>
+      </w:r>
+      <w:r>
+        <w:rPr>
+          <w:rtl/>
+          <w:lang w:val="fa"/>
+        </w:rPr>
+        <w:t xml:space="preserve">(۲۰ مجلد). بیروت: مؤسسة الأعلمي للمطبوعات.</w:t>
+      </w:r>
+    </w:p>
+    <w:p>
+      <w:pPr>
+        <w:pStyle w:val="Compact"/>
+        <w:numPr>
+          <w:ilvl w:val="0"/>
+          <w:numId w:val="1002"/>
+        </w:numPr>
+        <w:bidi/>
+      </w:pPr>
+      <w:r>
+        <w:rPr>
+          <w:rtl/>
+          <w:lang w:val="fa"/>
+        </w:rPr>
+        <w:t xml:space="preserve">الطبري، محمد بن جریر. (۱۴۲۰ ق / ۲۰۰۰ م).</w:t>
+      </w:r>
+      <w:r>
+        <w:rPr>
+          <w:rtl/>
+          <w:lang w:val="fa"/>
+        </w:rPr>
+        <w:t xml:space="preserve"> </w:t>
+      </w:r>
+      <w:r>
+        <w:rPr>
+          <w:i/>
+          <w:iCs/>
+          <w:rtl/>
+          <w:lang w:val="fa"/>
+        </w:rPr>
+        <w:t xml:space="preserve">جامع البيان عن تأويل آي القرآن</w:t>
+      </w:r>
+      <w:r>
+        <w:rPr>
+          <w:rtl/>
+          <w:lang w:val="fa"/>
+        </w:rPr>
+        <w:t xml:space="preserve"> </w:t>
+      </w:r>
+      <w:r>
+        <w:rPr>
+          <w:rtl/>
+          <w:lang w:val="fa"/>
+        </w:rPr>
+        <w:t xml:space="preserve">(۲۴ مجلد). تحقیق أحمد محمد شاکر. بیروت: مؤسسة الرسالة.</w:t>
+      </w:r>
+    </w:p>
+    <w:p>
+      <w:pPr>
+        <w:pStyle w:val="Compact"/>
+        <w:numPr>
+          <w:ilvl w:val="0"/>
+          <w:numId w:val="1002"/>
+        </w:numPr>
+        <w:bidi/>
+      </w:pPr>
+      <w:r>
+        <w:rPr>
+          <w:rtl/>
+          <w:lang w:val="fa"/>
+        </w:rPr>
+        <w:t xml:space="preserve">الطبرسي، الفضل بن الحسن.</w:t>
+      </w:r>
+      <w:r>
+        <w:rPr>
+          <w:rtl/>
+          <w:lang w:val="fa"/>
+        </w:rPr>
+        <w:t xml:space="preserve"> </w:t>
+      </w:r>
+      <w:r>
+        <w:rPr>
+          <w:i/>
+          <w:iCs/>
+          <w:rtl/>
+          <w:lang w:val="fa"/>
+        </w:rPr>
+        <w:t xml:space="preserve">مجمع البيان في تفسير القرآن</w:t>
+      </w:r>
+      <w:r>
+        <w:rPr>
+          <w:rtl/>
+          <w:lang w:val="fa"/>
+        </w:rPr>
+        <w:t xml:space="preserve"> </w:t>
+      </w:r>
+      <w:r>
+        <w:rPr>
+          <w:rtl/>
+          <w:lang w:val="fa"/>
+        </w:rPr>
+        <w:t xml:space="preserve">(۱۰ مجلد). بیروت: دار المعرفة.</w:t>
+      </w:r>
+    </w:p>
+    <w:p>
+      <w:pPr>
+        <w:pStyle w:val="Compact"/>
+        <w:numPr>
+          <w:ilvl w:val="0"/>
+          <w:numId w:val="1002"/>
+        </w:numPr>
+        <w:bidi/>
+      </w:pPr>
+      <w:r>
+        <w:rPr>
+          <w:rtl/>
+          <w:lang w:val="fa"/>
+        </w:rPr>
+        <w:t xml:space="preserve">الفخر الرازي، محمد بن عمر. (۱۴۲۰ ق / ۱۹۹۹ م).</w:t>
+      </w:r>
+      <w:r>
+        <w:rPr>
+          <w:rtl/>
+          <w:lang w:val="fa"/>
+        </w:rPr>
+        <w:t xml:space="preserve"> </w:t>
+      </w:r>
+      <w:r>
+        <w:rPr>
+          <w:i/>
+          <w:iCs/>
+          <w:rtl/>
+          <w:lang w:val="fa"/>
+        </w:rPr>
+        <w:t xml:space="preserve">مفاتيح الغيب (التفسير الكبير)</w:t>
+      </w:r>
+      <w:r>
+        <w:rPr>
+          <w:rtl/>
+          <w:lang w:val="fa"/>
+        </w:rPr>
+        <w:t xml:space="preserve"> </w:t>
+      </w:r>
+      <w:r>
+        <w:rPr>
+          <w:rtl/>
+          <w:lang w:val="fa"/>
+        </w:rPr>
+        <w:t xml:space="preserve">(۳۲ مجلد). بیروت: دار إحياء التراث العربي.</w:t>
+      </w:r>
+    </w:p>
+    <w:p>
+      <w:pPr>
+        <w:pStyle w:val="Compact"/>
+        <w:numPr>
+          <w:ilvl w:val="0"/>
+          <w:numId w:val="1002"/>
+        </w:numPr>
+        <w:bidi/>
+      </w:pPr>
+      <w:r>
+        <w:rPr>
+          <w:rtl/>
+          <w:lang w:val="fa"/>
+        </w:rPr>
+        <w:t xml:space="preserve">الفیروزآبادي، محمد بن یعقوب.</w:t>
+      </w:r>
+      <w:r>
+        <w:rPr>
+          <w:rtl/>
+          <w:lang w:val="fa"/>
+        </w:rPr>
+        <w:t xml:space="preserve"> </w:t>
+      </w:r>
+      <w:r>
+        <w:rPr>
+          <w:i/>
+          <w:iCs/>
+          <w:rtl/>
+          <w:lang w:val="fa"/>
+        </w:rPr>
         <w:t xml:space="preserve">القاموس المحيط</w:t>
       </w:r>
       <w:r>
@@ -12288,6 +12476,100 @@
           <w:lang w:val="fa"/>
         </w:rPr>
         <w:t xml:space="preserve">. بیروت: مؤسسة الرسالة.</w:t>
+      </w:r>
+    </w:p>
+    <w:p>
+      <w:pPr>
+        <w:pStyle w:val="Compact"/>
+        <w:numPr>
+          <w:ilvl w:val="0"/>
+          <w:numId w:val="1002"/>
+        </w:numPr>
+        <w:bidi/>
+      </w:pPr>
+      <w:r>
+        <w:rPr>
+          <w:rtl/>
+          <w:lang w:val="fa"/>
+        </w:rPr>
+        <w:t xml:space="preserve">القرطبي، محمد بن أحمد. (۱۹۶۴ م).</w:t>
+      </w:r>
+      <w:r>
+        <w:rPr>
+          <w:rtl/>
+          <w:lang w:val="fa"/>
+        </w:rPr>
+        <w:t xml:space="preserve"> </w:t>
+      </w:r>
+      <w:r>
+        <w:rPr>
+          <w:i/>
+          <w:iCs/>
+          <w:rtl/>
+          <w:lang w:val="fa"/>
+        </w:rPr>
+        <w:t xml:space="preserve">الجامع لأحكام القرآن</w:t>
+      </w:r>
+      <w:r>
+        <w:rPr>
+          <w:rtl/>
+          <w:lang w:val="fa"/>
+        </w:rPr>
+        <w:t xml:space="preserve"> </w:t>
+      </w:r>
+      <w:r>
+        <w:rPr>
+          <w:rtl/>
+          <w:lang w:val="fa"/>
+        </w:rPr>
+        <w:t xml:space="preserve">(۲۰ مجلد). القاهرة: دار الکتب المصرية.</w:t>
+      </w:r>
+    </w:p>
+    <w:p>
+      <w:pPr>
+        <w:pStyle w:val="Compact"/>
+        <w:numPr>
+          <w:ilvl w:val="0"/>
+          <w:numId w:val="1002"/>
+        </w:numPr>
+        <w:bidi/>
+      </w:pPr>
+      <w:r>
+        <w:rPr>
+          <w:rtl/>
+          <w:lang w:val="fa"/>
+        </w:rPr>
+        <w:t xml:space="preserve">القشیري، عبد الکریم بن هوازن. (۲۰۰۰ م).</w:t>
+      </w:r>
+      <w:r>
+        <w:rPr>
+          <w:rtl/>
+          <w:lang w:val="fa"/>
+        </w:rPr>
+        <w:t xml:space="preserve"> </w:t>
+      </w:r>
+      <w:r>
+        <w:rPr>
+          <w:i/>
+          <w:iCs/>
+          <w:rtl/>
+          <w:lang w:val="fa"/>
+        </w:rPr>
+        <w:t xml:space="preserve">لطائف الإشارات</w:t>
+      </w:r>
+      <w:r>
+        <w:rPr>
+          <w:rtl/>
+          <w:lang w:val="fa"/>
+        </w:rPr>
+        <w:t xml:space="preserve"> </w:t>
+      </w:r>
+      <w:r>
+        <w:rPr>
+          <w:rtl/>
+          <w:lang w:val="fa"/>
+        </w:rPr>
+        <w:t xml:space="preserve">(۶ مجلد). تحقیق إبراهیم البسيوني. القاهرة: الهيئة المصرية العامة للکتاب.</w:t>
       </w:r>
     </w:p>
     <w:p>

--- a/paper/persian/manuscript.docx
+++ b/paper/persian/manuscript.docx
@@ -2,7 +2,7 @@
 <file path=word/document.xml><?xml version="1.0" encoding="utf-8"?>
 <w:document xmlns:w="http://schemas.openxmlformats.org/wordprocessingml/2006/main" xmlns:m="http://schemas.openxmlformats.org/officeDocument/2006/math" xmlns:r="http://schemas.openxmlformats.org/officeDocument/2006/relationships" xmlns:o="urn:schemas-microsoft-com:office:office" xmlns:v="urn:schemas-microsoft-com:vml" xmlns:w10="urn:schemas-microsoft-com:office:word" xmlns:a="http://schemas.openxmlformats.org/drawingml/2006/main" xmlns:pic="http://schemas.openxmlformats.org/drawingml/2006/picture" xmlns:wp="http://schemas.openxmlformats.org/drawingml/2006/wordprocessingDrawing">
   <w:body>
-    <w:bookmarkStart w:id="80" w:name="X0edd6e9440fd10700f765d649a6754694cd8705"/>
+    <w:bookmarkStart w:id="83" w:name="X0edd6e9440fd10700f765d649a6754694cd8705"/>
     <w:p>
       <w:pPr>
         <w:pStyle w:val="Heading1"/>
@@ -843,7 +843,7 @@
     </w:p>
     <w:bookmarkEnd w:id="24"/>
     <w:bookmarkEnd w:id="25"/>
-    <w:bookmarkStart w:id="32" w:name="مبانی-نظری"/>
+    <w:bookmarkStart w:id="35" w:name="مبانی-نظری"/>
     <w:p>
       <w:pPr>
         <w:pStyle w:val="Heading2"/>
@@ -1313,7 +1313,7 @@
       </w:r>
     </w:p>
     <w:bookmarkEnd w:id="27"/>
-    <w:bookmarkStart w:id="31" w:name="تحلیل-تطبیقی-تفسیری"/>
+    <w:bookmarkStart w:id="34" w:name="تحلیل-تطبیقی-تفسیری"/>
     <w:p>
       <w:pPr>
         <w:pStyle w:val="Heading3"/>
@@ -1337,13 +1337,6 @@
           <w:lang w:val="fa"/>
         </w:rPr>
         <w:t xml:space="preserve">لایه‌ی روش‌شناختیِ سوم و کانونیِ پژوهشِ حاضر، تحلیلِ تطبیقیِ نُه مفسّرِ معتبر است: چهار قطبِ اصلی (المیزانِ طباطبایی، الکشّافِ زمخشری، مجمع‌البیانِ طبرسی، التحریر و التنویرِ ابن‌عاشور) و پنج تفسیرِ مکمّل (جامع‌البیانِ طبری، الجامعِ قرطبی، تفسیرِ ابن‌کثیر، فی ظِلال القرآنِ سیّد قطب، و المنارِ رشید رضا)، به‌علاوه‌ی مراجعه‌ی موضعی به لطائف‌الإشاراتِ قشیری در ابعادِ صوفیانه‌ی کَظم. این نُه‌گانه، اعتبارِ بین‌سنّتیِ یافته‌ها را تضمین می‌کند: سنّتِ شیعی (طباطبایی، طبرسی)، سنّی-روایی (طبری، ابن‌کثیر)، معتزلی-بلاغی (زمخشری)، مالکی-فقهی (قرطبی، ابن‌عاشور) و نوگرای معاصر (سیّد قطب، رشید رضا) به‌صورتِ نظام‌مند بازخوانی می‌شوند. در §۴، نقاطِ هم‌گرایی و واگراییِ این تفاسیر بر سرِ هر مرحله‌ی پیوستار به‌صراحت گزارش می‌گردد.</w:t>
-      </w:r>
-    </w:p>
-    <w:p>
-      <w:r>
-        <w:pict>
-          <v:rect style="width:0;height:1.5pt" o:hralign="center" o:hrstd="t" o:hr="t"/>
-        </w:pict>
       </w:r>
     </w:p>
     <w:p>
@@ -1354,20 +1347,88 @@
       <w:r>
         <w:drawing>
           <wp:inline>
-            <wp:extent cx="5334000" cy="2093473"/>
+            <wp:extent cx="5067300" cy="5067300"/>
             <wp:effectExtent b="0" l="0" r="0" t="0"/>
-            <wp:docPr descr="پیوستارِ شش‌مرحله‌ایِ طیفِ هیجانیِ خشم در قرآنِ کریم، بر محورِ افقیِ شدتِ کنش. هر گره به یکی از چهارده ریشه‌ی عربیِ کانونی نگاشته می‌شود؛ سطحِ گره با بسامدِ ریشه در پیکره‌ی ریخت‌شناختیِ قرآنی (دوکس ۲۰۱۱) متناسب است. مرحله‌ها به‌ترتیب: (۱) پیش‌ازخشم — أف، کَره؛ (۲) فشارِ درونی — ضِیق، حُزن، أَسَف؛ (۳) نفرتِ ارزیابانه — نَقم، سَخَط، مَقت؛ (۴) خشمِ فعّال — غضب، حَرد؛ (۵) خشمِ متراکم — غیظ، با تجلیِ تمیّز؛ (۶) پیامدهای رفتاری — بَغی، طغیان، عتوّ. نزدیکیِ مجموعِ مرحله‌ی ۶ (۱۴۵) با مراحلِ ۱ تا ۵ (۱۶۷) با تفسیرِ علّیتِ دوسویه (§۴-۶-۴، §۵-۲) سازگار است." title="" id="29" name="Picture"/>
+            <wp:docPr descr="نقشه‌ی تطبیقیِ هم‌گرایی و واگراییِ نُه مفسّر بر سه‌گانه‌ی محوریِ غضب-غیظ-بَغی. در مرکز، سه گرهِ کانونی (غضب: خشمِ فعّال، مرحله‌ی ۴؛ غیظ: خشمِ متراکم، مرحله‌ی ۵؛ بَغی: پیامدِ رفتاری، مرحله‌ی ۶). پیرامون، نُه مفسّر بر اساسِ سنّتِ تفسیری رنگ‌گذاری شده‌اند: شیعی (طباطبایی، طبرسی) سبز-آبی؛ سنّی-روایی (طبری، ابن‌کثیر) قهوه‌ای؛ معتزلی-بلاغی (زمخشری) بنفش؛ مالکی-فقهی (قرطبی، ابن‌عاشور) زیتونی؛ نوگرای معاصر (سیّد قطب، رشید رضا) خاکستری. در دو جعبه‌ی پایین، هم‌گرایی‌های اصلی (هر ۹ مفسّر بر بدن-اخلاقی بودنِ غضب، فضیلتِ کَظم، و فروپاشیِ ظرف در سوره مُلک: ۸) و واگرایی‌های کلیدی (غضبُ‌الله: صفتِ ذات در برابرِ صفتِ فعل؛ علّیتِ بَغی: یک‌سویه در برابرِ دوسویه) خلاصه شده است. این هندسه‌ی نُه‌مفسّره، اعتبارِ بین‌سنّتیِ ادعاهای §۴ را تأمین می‌سازد." title="" id="29" name="Picture"/>
             <a:graphic>
               <a:graphicData uri="http://schemas.openxmlformats.org/drawingml/2006/picture">
                 <pic:pic>
                   <pic:nvPicPr>
-                    <pic:cNvPr descr="fig1_continuum.png" id="30" name="Picture"/>
+                    <pic:cNvPr descr="fig9_mufassir.jpg" id="30" name="Picture"/>
                     <pic:cNvPicPr>
                       <a:picLocks noChangeArrowheads="1" noChangeAspect="1"/>
                     </pic:cNvPicPr>
                   </pic:nvPicPr>
                   <pic:blipFill>
                     <a:blip r:embed="rId28"/>
+                    <a:stretch>
+                      <a:fillRect/>
+                    </a:stretch>
+                  </pic:blipFill>
+                  <pic:spPr bwMode="auto">
+                    <a:xfrm>
+                      <a:off x="0" y="0"/>
+                      <a:ext cx="5067300" cy="5067300"/>
+                    </a:xfrm>
+                    <a:prstGeom prst="rect">
+                      <a:avLst/>
+                    </a:prstGeom>
+                    <a:noFill/>
+                    <a:ln w="9525">
+                      <a:noFill/>
+                      <a:headEnd/>
+                      <a:tailEnd/>
+                    </a:ln>
+                  </pic:spPr>
+                </pic:pic>
+              </a:graphicData>
+            </a:graphic>
+          </wp:inline>
+        </w:drawing>
+      </w:r>
+    </w:p>
+    <w:p>
+      <w:pPr>
+        <w:pStyle w:val="ImageCaption"/>
+        <w:bidi/>
+      </w:pPr>
+      <w:r>
+        <w:rPr>
+          <w:rtl/>
+          <w:lang w:val="fa"/>
+        </w:rPr>
+        <w:t xml:space="preserve">نقشه‌ی تطبیقیِ هم‌گرایی و واگراییِ نُه مفسّر بر سه‌گانه‌ی محوریِ غضب-غیظ-بَغی. در مرکز، سه گرهِ کانونی (غضب: خشمِ فعّال، مرحله‌ی ۴؛ غیظ: خشمِ متراکم، مرحله‌ی ۵؛ بَغی: پیامدِ رفتاری، مرحله‌ی ۶). پیرامون، نُه مفسّر بر اساسِ سنّتِ تفسیری رنگ‌گذاری شده‌اند: شیعی (طباطبایی، طبرسی) سبز-آبی؛ سنّی-روایی (طبری، ابن‌کثیر) قهوه‌ای؛ معتزلی-بلاغی (زمخشری) بنفش؛ مالکی-فقهی (قرطبی، ابن‌عاشور) زیتونی؛ نوگرای معاصر (سیّد قطب، رشید رضا) خاکستری. در دو جعبه‌ی پایین، هم‌گرایی‌های اصلی (هر ۹ مفسّر بر بدن-اخلاقی بودنِ غضب، فضیلتِ کَظم، و فروپاشیِ ظرف در سوره مُلک: ۸) و واگرایی‌های کلیدی (غضبُ‌الله: صفتِ ذات در برابرِ صفتِ فعل؛ علّیتِ بَغی: یک‌سویه در برابرِ دوسویه) خلاصه شده است. این هندسه‌ی نُه‌مفسّره، اعتبارِ بین‌سنّتیِ ادعاهای §۴ را تأمین می‌سازد.</w:t>
+      </w:r>
+    </w:p>
+    <w:p>
+      <w:r>
+        <w:pict>
+          <v:rect style="width:0;height:1.5pt" o:hralign="center" o:hrstd="t" o:hr="t"/>
+        </w:pict>
+      </w:r>
+    </w:p>
+    <w:p>
+      <w:pPr>
+        <w:pStyle w:val="CaptionedFigure"/>
+        <w:bidi/>
+      </w:pPr>
+      <w:r>
+        <w:drawing>
+          <wp:inline>
+            <wp:extent cx="5334000" cy="2093473"/>
+            <wp:effectExtent b="0" l="0" r="0" t="0"/>
+            <wp:docPr descr="پیوستارِ شش‌مرحله‌ایِ طیفِ هیجانیِ خشم در قرآنِ کریم، بر محورِ افقیِ شدتِ کنش. هر گره به یکی از چهارده ریشه‌ی عربیِ کانونی نگاشته می‌شود؛ سطحِ گره با بسامدِ ریشه در پیکره‌ی ریخت‌شناختیِ قرآنی (دوکس ۲۰۱۱) متناسب است. مرحله‌ها به‌ترتیب: (۱) پیش‌ازخشم — أف، کَره؛ (۲) فشارِ درونی — ضِیق، حُزن، أَسَف؛ (۳) نفرتِ ارزیابانه — نَقم، سَخَط، مَقت؛ (۴) خشمِ فعّال — غضب، حَرد؛ (۵) خشمِ متراکم — غیظ، با تجلیِ تمیّز؛ (۶) پیامدهای رفتاری — بَغی، طغیان، عتوّ. نزدیکیِ مجموعِ مرحله‌ی ۶ (۱۴۵) با مراحلِ ۱ تا ۵ (۱۶۷) با تفسیرِ علّیتِ دوسویه (§۴-۶-۴، §۵-۲) سازگار است." title="" id="32" name="Picture"/>
+            <a:graphic>
+              <a:graphicData uri="http://schemas.openxmlformats.org/drawingml/2006/picture">
+                <pic:pic>
+                  <pic:nvPicPr>
+                    <pic:cNvPr descr="fig1_continuum.png" id="33" name="Picture"/>
+                    <pic:cNvPicPr>
+                      <a:picLocks noChangeArrowheads="1" noChangeAspect="1"/>
+                    </pic:cNvPicPr>
+                  </pic:nvPicPr>
+                  <pic:blipFill>
+                    <a:blip r:embed="rId31"/>
                     <a:stretch>
                       <a:fillRect/>
                     </a:stretch>
@@ -1430,9 +1491,9 @@
         <w:t xml:space="preserve">. هر گره به یکی از چهارده ریشه‌ی عربیِ کانونی نگاشته می‌شود؛ سطحِ گره با بسامدِ ریشه در پیکره‌ی ریخت‌شناختیِ قرآنی (دوکس ۲۰۱۱) متناسب است. مرحله‌ها به‌ترتیب: (۱) پیش‌ازخشم — أف، کَره؛ (۲) فشارِ درونی — ضِیق، حُزن، أَسَف؛ (۳) نفرتِ ارزیابانه — نَقم، سَخَط، مَقت؛ (۴) خشمِ فعّال — غضب، حَرد؛ (۵) خشمِ متراکم — غیظ، با تجلیِ تمیّز؛ (۶) پیامدهای رفتاری — بَغی، طغیان، عتوّ. نزدیکیِ مجموعِ مرحله‌ی ۶ (۱۴۵) با مراحلِ ۱ تا ۵ (۱۶۷) با تفسیرِ علّیتِ دوسویه (§۴-۶-۴، §۵-۲) سازگار است.</w:t>
       </w:r>
     </w:p>
-    <w:bookmarkEnd w:id="31"/>
-    <w:bookmarkEnd w:id="32"/>
-    <w:bookmarkStart w:id="37" w:name="روششناسی"/>
+    <w:bookmarkEnd w:id="34"/>
+    <w:bookmarkEnd w:id="35"/>
+    <w:bookmarkStart w:id="40" w:name="روششناسی"/>
     <w:p>
       <w:pPr>
         <w:pStyle w:val="Heading2"/>
@@ -1446,7 +1507,7 @@
         <w:t xml:space="preserve">۳. روش‌شناسی</w:t>
       </w:r>
     </w:p>
-    <w:bookmarkStart w:id="33" w:name="پیکره-و-منابع-داده"/>
+    <w:bookmarkStart w:id="36" w:name="پیکره-و-منابع-داده"/>
     <w:p>
       <w:pPr>
         <w:pStyle w:val="Heading3"/>
@@ -1551,8 +1612,8 @@
         <w:t xml:space="preserve">).</w:t>
       </w:r>
     </w:p>
-    <w:bookmarkEnd w:id="33"/>
-    <w:bookmarkStart w:id="34" w:name="واژگان-مورد-بررسی"/>
+    <w:bookmarkEnd w:id="36"/>
+    <w:bookmarkStart w:id="37" w:name="واژگان-مورد-بررسی"/>
     <w:p>
       <w:pPr>
         <w:pStyle w:val="Heading3"/>
@@ -1668,8 +1729,8 @@
         <w:t xml:space="preserve">به میدانِ خشم بدونِ تداخلِ گسترده با میدان‌های مجاور. در پژوهشِ حاضر، تنها مرحله‌های ۴ تا ۶ به‌تفصیل تحلیل می‌شوند (شش ریشه: غضب، حَرد، غیظ، بَغی، طغیان، عتوّ).</w:t>
       </w:r>
     </w:p>
-    <w:bookmarkEnd w:id="34"/>
-    <w:bookmarkStart w:id="35" w:name="منابع-تفسیری-مورد-استفاده"/>
+    <w:bookmarkEnd w:id="37"/>
+    <w:bookmarkStart w:id="38" w:name="منابع-تفسیری-مورد-استفاده"/>
     <w:p>
       <w:pPr>
         <w:pStyle w:val="Heading3"/>
@@ -1785,8 +1846,8 @@
         <w:t xml:space="preserve">— جامع‌البیانِ طبری (پیشگامِ تفسیرِ روایی)، الجامعِ قرطبی (فقهی-مالکی)، تفسیرِ ابن‌کثیر (روایی-تاریخی)، التحریر و التنویرِ ابن‌عاشور (پیامدشناختیِ نوگرا)، فی ظِلال القرآنِ سیّد قطب (نوگرای اخوانی) و المنارِ رشید رضا (نوگرای اصلاحی). برای ابعادِ صوفیانه‌ی کَظمِ غیظ (§۴-۵)، لطائف‌الإشاراتِ قشیری نیز در مواضعِ خاص مورد مراجعه قرار می‌گیرد.</w:t>
       </w:r>
     </w:p>
-    <w:bookmarkEnd w:id="35"/>
-    <w:bookmarkStart w:id="36" w:name="روایی-و-راستیآزمایی"/>
+    <w:bookmarkEnd w:id="38"/>
+    <w:bookmarkStart w:id="39" w:name="روایی-و-راستیآزمایی"/>
     <w:p>
       <w:pPr>
         <w:pStyle w:val="Heading3"/>
@@ -1819,9 +1880,9 @@
         </w:pict>
       </w:r>
     </w:p>
-    <w:bookmarkEnd w:id="36"/>
-    <w:bookmarkEnd w:id="37"/>
-    <w:bookmarkStart w:id="60" w:name="یافتهها"/>
+    <w:bookmarkEnd w:id="39"/>
+    <w:bookmarkEnd w:id="40"/>
+    <w:bookmarkStart w:id="63" w:name="یافتهها"/>
     <w:p>
       <w:pPr>
         <w:pStyle w:val="Heading2"/>
@@ -1835,7 +1896,7 @@
         <w:t xml:space="preserve">۴. یافته‌ها</w:t>
       </w:r>
     </w:p>
-    <w:bookmarkStart w:id="38" w:name="ریشهشناسی-تطبیقی-جدول-چهار-لغتنامهای"/>
+    <w:bookmarkStart w:id="41" w:name="ریشهشناسی-تطبیقی-جدول-چهار-لغتنامهای"/>
     <w:p>
       <w:pPr>
         <w:pStyle w:val="Heading3"/>
@@ -3684,8 +3745,8 @@
         <w:t xml:space="preserve">این جدول، پشتوانه‌ی لغوی-تاریخیِ پیوستارِ پیشنهادی را فراهم می‌آورد و نشان می‌دهد که گذار از أُف به عتوّ، نه ساخته‌ای حدسی از سوی پژوهشِ حاضر، بلکه بازتابی از ساختارِ مفهومیِ تثبیت‌شده در سنّتِ چهار لغت‌نامه‌ی معیار است.</w:t>
       </w:r>
     </w:p>
-    <w:bookmarkEnd w:id="38"/>
-    <w:bookmarkStart w:id="48" w:name="توزیع-بسامدی-و-آزمونهای-آماری"/>
+    <w:bookmarkEnd w:id="41"/>
+    <w:bookmarkStart w:id="51" w:name="توزیع-بسامدی-و-آزمونهای-آماری"/>
     <w:p>
       <w:pPr>
         <w:pStyle w:val="Heading3"/>
@@ -5491,18 +5552,18 @@
           <wp:inline>
             <wp:extent cx="5067300" cy="1964216"/>
             <wp:effectExtent b="0" l="0" r="0" t="0"/>
-            <wp:docPr descr="بسامدِ ریشه‌ای و مرحله‌ایِ ۳۱۲ بسامدِ کانونیِ طیف. پنلِ راست: بسامد به‌تفکیکِ ریشه؛ رنگِ میله، کدِ مرحله را نشان می‌دهد. عدمِ تقارنِ نمایانِ مرحله‌ی ۶ (بَغی ۹۶ در برابرِ عتوّ ۱۰)، بازتابِ تقسیمِ کارِ واژگانی میانِ پرخاشگریِ توزیع‌شده و سرکشیِ لجوجانه است (تحلیل در §۴-۶). پنلِ چپ: مجموعِ هر مرحله (۴۴، ۶۰، ۲۷، ۲۵، ۱۱، ۱۴۵). آزمونِ خی-دوی شش‌مرحله‌ای فرضِ یکنواختی را رد می‌کند (χ²(۵) = ۲۲۷٫۱۵، p &lt; ۰٫۰۰۱)؛ اما مقایسه‌ی هسته‌ی پدیدارشناختی (۱۶۷) با قطبِ پیامدها (۱۴۵) رد نمی‌شود (χ²(۱) = ۱٫۵۵) — هم‌سو با §۴-۶-۴ و §۵-۲." title="" id="40" name="Picture"/>
+            <wp:docPr descr="بسامدِ ریشه‌ای و مرحله‌ایِ ۳۱۲ بسامدِ کانونیِ طیف. پنلِ راست: بسامد به‌تفکیکِ ریشه؛ رنگِ میله، کدِ مرحله را نشان می‌دهد. عدمِ تقارنِ نمایانِ مرحله‌ی ۶ (بَغی ۹۶ در برابرِ عتوّ ۱۰)، بازتابِ تقسیمِ کارِ واژگانی میانِ پرخاشگریِ توزیع‌شده و سرکشیِ لجوجانه است (تحلیل در §۴-۶). پنلِ چپ: مجموعِ هر مرحله (۴۴، ۶۰، ۲۷، ۲۵، ۱۱، ۱۴۵). آزمونِ خی-دوی شش‌مرحله‌ای فرضِ یکنواختی را رد می‌کند (χ²(۵) = ۲۲۷٫۱۵، p &lt; ۰٫۰۰۱)؛ اما مقایسه‌ی هسته‌ی پدیدارشناختی (۱۶۷) با قطبِ پیامدها (۱۴۵) رد نمی‌شود (χ²(۱) = ۱٫۵۵) — هم‌سو با §۴-۶-۴ و §۵-۲." title="" id="43" name="Picture"/>
             <a:graphic>
               <a:graphicData uri="http://schemas.openxmlformats.org/drawingml/2006/picture">
                 <pic:pic>
                   <pic:nvPicPr>
-                    <pic:cNvPr descr="fig2_frequency_by_stage.png" id="41" name="Picture"/>
+                    <pic:cNvPr descr="fig2_frequency_by_stage.png" id="44" name="Picture"/>
                     <pic:cNvPicPr>
                       <a:picLocks noChangeArrowheads="1" noChangeAspect="1"/>
                     </pic:cNvPicPr>
                   </pic:nvPicPr>
                   <pic:blipFill>
-                    <a:blip r:embed="rId39"/>
+                    <a:blip r:embed="rId42"/>
                     <a:stretch>
                       <a:fillRect/>
                     </a:stretch>
@@ -5598,18 +5659,18 @@
           <wp:inline>
             <wp:extent cx="5067300" cy="2005766"/>
             <wp:effectExtent b="0" l="0" r="0" t="0"/>
-            <wp:docPr descr="توزیعِ تجمیعیِ مکّی/مدنی برای چهارده ریشه‌ی کانونی. اعدادِ بالای میله‌ها نسبتِ خامِ مکّی/مدنی را نشان می‌دهند. الگوهای شاخص: أَسَف انحصاراً مکّی (۵/۰)؛ سَخَط انحصاراً مدنی (۰/۴، p = ۰٫۰۰۵ در برابرِ خطِ پایه‌ی ۰٫۷۴)؛ نَقم با گرایشِ مکّی (۱۲/۵)؛ کَره با گرایشِ مدنی (۱۴/۲۷، p = ۰٫۰۰۵)؛ حَرد هاپَکسِ مکّی. این الگو، تخصص‌یافتگیِ گفتمانی-بافتی را به‌منزله‌ی ویژگیِ عمومیِ واژگانِ قرآنی پدیدار می‌سازد (§۵-۳)." title="" id="43" name="Picture"/>
+            <wp:docPr descr="توزیعِ تجمیعیِ مکّی/مدنی برای چهارده ریشه‌ی کانونی. اعدادِ بالای میله‌ها نسبتِ خامِ مکّی/مدنی را نشان می‌دهند. الگوهای شاخص: أَسَف انحصاراً مکّی (۵/۰)؛ سَخَط انحصاراً مدنی (۰/۴، p = ۰٫۰۰۵ در برابرِ خطِ پایه‌ی ۰٫۷۴)؛ نَقم با گرایشِ مکّی (۱۲/۵)؛ کَره با گرایشِ مدنی (۱۴/۲۷، p = ۰٫۰۰۵)؛ حَرد هاپَکسِ مکّی. این الگو، تخصص‌یافتگیِ گفتمانی-بافتی را به‌منزله‌ی ویژگیِ عمومیِ واژگانِ قرآنی پدیدار می‌سازد (§۵-۳)." title="" id="46" name="Picture"/>
             <a:graphic>
               <a:graphicData uri="http://schemas.openxmlformats.org/drawingml/2006/picture">
                 <pic:pic>
                   <pic:nvPicPr>
-                    <pic:cNvPr descr="fig3_meccan_medinan.png" id="44" name="Picture"/>
+                    <pic:cNvPr descr="fig3_meccan_medinan.png" id="47" name="Picture"/>
                     <pic:cNvPicPr>
                       <a:picLocks noChangeArrowheads="1" noChangeAspect="1"/>
                     </pic:cNvPicPr>
                   </pic:nvPicPr>
                   <pic:blipFill>
-                    <a:blip r:embed="rId42"/>
+                    <a:blip r:embed="rId45"/>
                     <a:stretch>
                       <a:fillRect/>
                     </a:stretch>
@@ -5749,18 +5810,18 @@
           <wp:inline>
             <wp:extent cx="5067300" cy="2113421"/>
             <wp:effectExtent b="0" l="0" r="0" t="0"/>
-            <wp:docPr descr="پروفایلِ ریخت‌شناختیِ چهارده ریشه به‌تفکیکِ جزءِ سخن (فعل/اسم/صفت/اسمِ فاعل). شیبِ چپ به راست، جابه‌جاییِ گونه‌شناختی را در پیوستار نشان می‌دهد: مراحلِ ۱ و ۲ غالباً فعلی‌اند (حُزن ۸۸٪ فعلی، ضِیق ۶۲٪) — هم‌خوان با حالت‌های گذرا. مرحله‌ی ۴ نومینالیزه می‌شود (غضب: ۱۶ اسم / ۶ فعل) و مرحله‌ی ۶ بیشترین درجه‌ی نومینالیزاسیون را دارد (با ظهورِ اسمِ فاعل: طاغوت، باغی) — تثبیتِ پیامدها به‌منزله‌ی ویژگیِ پایدارِ کنشگر، نه فرآیندی گذرا." title="" id="46" name="Picture"/>
+            <wp:docPr descr="پروفایلِ ریخت‌شناختیِ چهارده ریشه به‌تفکیکِ جزءِ سخن (فعل/اسم/صفت/اسمِ فاعل). شیبِ چپ به راست، جابه‌جاییِ گونه‌شناختی را در پیوستار نشان می‌دهد: مراحلِ ۱ و ۲ غالباً فعلی‌اند (حُزن ۸۸٪ فعلی، ضِیق ۶۲٪) — هم‌خوان با حالت‌های گذرا. مرحله‌ی ۴ نومینالیزه می‌شود (غضب: ۱۶ اسم / ۶ فعل) و مرحله‌ی ۶ بیشترین درجه‌ی نومینالیزاسیون را دارد (با ظهورِ اسمِ فاعل: طاغوت، باغی) — تثبیتِ پیامدها به‌منزله‌ی ویژگیِ پایدارِ کنشگر، نه فرآیندی گذرا." title="" id="49" name="Picture"/>
             <a:graphic>
               <a:graphicData uri="http://schemas.openxmlformats.org/drawingml/2006/picture">
                 <pic:pic>
                   <pic:nvPicPr>
-                    <pic:cNvPr descr="fig5_morphology_stack.png" id="47" name="Picture"/>
+                    <pic:cNvPr descr="fig5_morphology_stack.png" id="50" name="Picture"/>
                     <pic:cNvPicPr>
                       <a:picLocks noChangeArrowheads="1" noChangeAspect="1"/>
                     </pic:cNvPicPr>
                   </pic:nvPicPr>
                   <pic:blipFill>
-                    <a:blip r:embed="rId45"/>
+                    <a:blip r:embed="rId48"/>
                     <a:stretch>
                       <a:fillRect/>
                     </a:stretch>
@@ -5830,8 +5891,8 @@
         <w:t xml:space="preserve">را در پیوستار نشان می‌دهد: مراحلِ ۱ و ۲ غالباً فعلی‌اند (حُزن ۸۸٪ فعلی، ضِیق ۶۲٪) — هم‌خوان با حالت‌های گذرا. مرحله‌ی ۴ نومینالیزه می‌شود (غضب: ۱۶ اسم / ۶ فعل) و مرحله‌ی ۶ بیشترین درجه‌ی نومینالیزاسیون را دارد (با ظهورِ اسمِ فاعل: طاغوت، باغی) — تثبیتِ پیامدها به‌منزله‌ی ویژگیِ پایدارِ کنشگر، نه فرآیندی گذرا.</w:t>
       </w:r>
     </w:p>
-    <w:bookmarkEnd w:id="48"/>
-    <w:bookmarkStart w:id="49" w:name="نگاهی-فشرده-به-مرحلههای-۱-تا-۳"/>
+    <w:bookmarkEnd w:id="51"/>
+    <w:bookmarkStart w:id="52" w:name="نگاهی-فشرده-به-مرحلههای-۱-تا-۳"/>
     <w:p>
       <w:pPr>
         <w:pStyle w:val="Heading3"/>
@@ -5956,8 +6017,8 @@
         <w:t xml:space="preserve">نَقم (۱۷ بسامد) خشمی ارزیابی‌بنیاد و معطوف به کیفر است، با ساختِ کانونیِ «نَقَمَ مِن + سبب» (سوره اعراف: ۱۲۶) و تولیدِ صفتِ الهیِ «المنتقم». سَخَط (۴ بسامد، انحصاراً مدنی؛ p خام = ۰٫۰۰۵، p اصلاحی = ۰٫۰۵) نارضایتیِ الهیِ پایدارِ مختصِ فضای مدنیِ مواجهه با منافقان (سوره محمد: ۲۸) است. مَقت (۶ بسامد) نفرتِ اخلاقیِ ارزیابانه است (سوره غافر: ۱۰؛ سوره نساء: ۲۲؛ سوره فاطر: ۳۹؛ سوره صفّ: ۳) که با روی‌گردانی — نه رویاروییِ هجومی — عمل می‌کند.</w:t>
       </w:r>
     </w:p>
-    <w:bookmarkEnd w:id="49"/>
-    <w:bookmarkStart w:id="50" w:name="مرحله-۴-خشم-فعال"/>
+    <w:bookmarkEnd w:id="52"/>
+    <w:bookmarkStart w:id="53" w:name="مرحله-۴-خشم-فعال"/>
     <w:p>
       <w:pPr>
         <w:pStyle w:val="Heading3"/>
@@ -6470,8 +6531,8 @@
         <w:t xml:space="preserve">پیامدِ روایتیِ آیه — نابودیِ باغ به دستِ توفانِ شب، به‌منزله‌ی کیفرِ الهی بر طرحِ مبتنی بر حَرد — ساختاری تربیتی و کلیدی را نمایان می‌سازد: قرآن، حَرد را نه هیجانی پایان‌نیافته، بلکه پلی میانِ هیجانِ درونی و عملِ ساختاری و ستمگرانه می‌بیند. اقتصادِ واژگانیِ قرآنی در این هاپَکس به‌نحوی شایانِ توجه عمل می‌کند: یک بسامدِ یگانه، به‌منزله‌ی لنگرگاهِ زبانیِ یک طبقه‌ی کاملِ روان‌اخلاقی، در سنّتِ تفسیریِ هزارساله جای پای خود را یافته است.</w:t>
       </w:r>
     </w:p>
-    <w:bookmarkEnd w:id="50"/>
-    <w:bookmarkStart w:id="51" w:name="X73453ac113385b550fad18b3c430bd5cef58489"/>
+    <w:bookmarkEnd w:id="53"/>
+    <w:bookmarkStart w:id="54" w:name="X73453ac113385b550fad18b3c430bd5cef58489"/>
     <w:p>
       <w:pPr>
         <w:pStyle w:val="Heading3"/>
@@ -8011,8 +8072,8 @@
         <w:t xml:space="preserve">ظرفِ در آستانه‌ی گسستن / تَمَیُّزِ مرحله‌ی ۵ب.</w:t>
       </w:r>
     </w:p>
-    <w:bookmarkEnd w:id="51"/>
-    <w:bookmarkStart w:id="58" w:name="Xfc33660c85137380f36de1a48b15034bae6cf05"/>
+    <w:bookmarkEnd w:id="54"/>
+    <w:bookmarkStart w:id="61" w:name="Xfc33660c85137380f36de1a48b15034bae6cf05"/>
     <w:p>
       <w:pPr>
         <w:pStyle w:val="Heading3"/>
@@ -9815,18 +9876,18 @@
           <wp:inline>
             <wp:extent cx="5067300" cy="3205415"/>
             <wp:effectExtent b="0" l="0" r="0" t="0"/>
-            <wp:docPr descr="شبکه‌ی هم‌رخدادگیریِ آیه‌ایِ چهارده ریشه. هر یال نشان‌دهنده‌ی حضورِ مشترکِ دو ریشه در یک یا چند آیه است؛ عددِ روی یال، تعدادِ آیاتِ مشترک را می‌نمایاند. قوی‌ترین یال — حُزن—ضِیق (وزن ۳) — تأییدی پیکره‌ای برای دسته‌بندیِ مرحله‌ی ۲ است («ضِیقُ الصَّدر در حُزن»، سوره هود: ۱۲؛ سوره انعام: ۳۳). بَغی (مرحله‌ی ۶) خوشه‌ی سمتِ راست را لنگر می‌زند، با یال‌هایی به واژگانِ ارزیابیِ اخلاقی (ظلم، جرم، فسق). نبودِ یالِ مستقیمِ مرحله‌ی ۱ ← مرحله‌ی ۶ و میانجی‌گریِ مراحلِ ۲ تا ۵، با شیبِ شدتِ کنش هم‌سوست و با قرائتِ علّیتِ دوسویه (§۴-۶-۴) سازگار می‌ماند." title="" id="53" name="Picture"/>
+            <wp:docPr descr="شبکه‌ی هم‌رخدادگیریِ آیه‌ایِ چهارده ریشه. هر یال نشان‌دهنده‌ی حضورِ مشترکِ دو ریشه در یک یا چند آیه است؛ عددِ روی یال، تعدادِ آیاتِ مشترک را می‌نمایاند. قوی‌ترین یال — حُزن—ضِیق (وزن ۳) — تأییدی پیکره‌ای برای دسته‌بندیِ مرحله‌ی ۲ است («ضِیقُ الصَّدر در حُزن»، سوره هود: ۱۲؛ سوره انعام: ۳۳). بَغی (مرحله‌ی ۶) خوشه‌ی سمتِ راست را لنگر می‌زند، با یال‌هایی به واژگانِ ارزیابیِ اخلاقی (ظلم، جرم، فسق). نبودِ یالِ مستقیمِ مرحله‌ی ۱ ← مرحله‌ی ۶ و میانجی‌گریِ مراحلِ ۲ تا ۵، با شیبِ شدتِ کنش هم‌سوست و با قرائتِ علّیتِ دوسویه (§۴-۶-۴) سازگار می‌ماند." title="" id="56" name="Picture"/>
             <a:graphic>
               <a:graphicData uri="http://schemas.openxmlformats.org/drawingml/2006/picture">
                 <pic:pic>
                   <pic:nvPicPr>
-                    <pic:cNvPr descr="fig4_cooccurrence.png" id="54" name="Picture"/>
+                    <pic:cNvPr descr="fig4_cooccurrence.png" id="57" name="Picture"/>
                     <pic:cNvPicPr>
                       <a:picLocks noChangeArrowheads="1" noChangeAspect="1"/>
                     </pic:cNvPicPr>
                   </pic:nvPicPr>
                   <pic:blipFill>
-                    <a:blip r:embed="rId52"/>
+                    <a:blip r:embed="rId55"/>
                     <a:stretch>
                       <a:fillRect/>
                     </a:stretch>
@@ -9876,18 +9937,18 @@
           <wp:inline>
             <wp:extent cx="5067300" cy="1736033"/>
             <wp:effectExtent b="0" l="0" r="0" t="0"/>
-            <wp:docPr descr="سه سنجه‌ی مرکزیت بر شبکه‌ی هم‌رخدادگیری: (الف) درجه‌ی وزن‌دار، (ب) بینابینی، (ج) نزدیکی. بَغی بالاترین مرکزیتِ نزدیکی را به‌دست می‌آورد (۰٫۵۵) و در بینابینی (۰٫۱۵) با غضب و أَسَف هم‌رتبه است — لولایی میانِ طیفِ خشم و میدانِ گسترده‌ترِ ارزیابیِ اخلاقیِ قرآن (ظلم ۳۱۵، جرم ۶۶، فسق ۵۴، عداوت ۱۰۶). پنلِ نزدیکی، الگوی مکمل را آشکار می‌سازد: ضِیق و حُزن به‌رغمِ بسامدِ خامِ پایین، نزدیکیِ بالا دارند — خوشه‌ی فشارِ درونی، از حیثِ ساختار، مرکزی است. خوانشِ لایه‌مند: مرحله‌ی ۲ هسته‌ی عاطفی، مرحله‌ی ۶ پلِ ساختاری، و مراحلِ ۳ تا ۵ میانجی‌گرِ انتقالِ انرژی‌اند." title="" id="56" name="Picture"/>
+            <wp:docPr descr="سه سنجه‌ی مرکزیت بر شبکه‌ی هم‌رخدادگیری: (الف) درجه‌ی وزن‌دار، (ب) بینابینی، (ج) نزدیکی. بَغی بالاترین مرکزیتِ نزدیکی را به‌دست می‌آورد (۰٫۵۵) و در بینابینی (۰٫۱۵) با غضب و أَسَف هم‌رتبه است — لولایی میانِ طیفِ خشم و میدانِ گسترده‌ترِ ارزیابیِ اخلاقیِ قرآن (ظلم ۳۱۵، جرم ۶۶، فسق ۵۴، عداوت ۱۰۶). پنلِ نزدیکی، الگوی مکمل را آشکار می‌سازد: ضِیق و حُزن به‌رغمِ بسامدِ خامِ پایین، نزدیکیِ بالا دارند — خوشه‌ی فشارِ درونی، از حیثِ ساختار، مرکزی است. خوانشِ لایه‌مند: مرحله‌ی ۲ هسته‌ی عاطفی، مرحله‌ی ۶ پلِ ساختاری، و مراحلِ ۳ تا ۵ میانجی‌گرِ انتقالِ انرژی‌اند." title="" id="59" name="Picture"/>
             <a:graphic>
               <a:graphicData uri="http://schemas.openxmlformats.org/drawingml/2006/picture">
                 <pic:pic>
                   <pic:nvPicPr>
-                    <pic:cNvPr descr="fig7_centrality.png" id="57" name="Picture"/>
+                    <pic:cNvPr descr="fig7_centrality.png" id="60" name="Picture"/>
                     <pic:cNvPicPr>
                       <a:picLocks noChangeArrowheads="1" noChangeAspect="1"/>
                     </pic:cNvPicPr>
                   </pic:nvPicPr>
                   <pic:blipFill>
-                    <a:blip r:embed="rId55"/>
+                    <a:blip r:embed="rId58"/>
                     <a:stretch>
                       <a:fillRect/>
                     </a:stretch>
@@ -9957,8 +10018,8 @@
         <w:t xml:space="preserve">میانِ طیفِ خشم و میدانِ گسترده‌ترِ ارزیابیِ اخلاقیِ قرآن (ظلم ۳۱۵، جرم ۶۶، فسق ۵۴، عداوت ۱۰۶). پنلِ نزدیکی، الگوی مکمل را آشکار می‌سازد: ضِیق و حُزن به‌رغمِ بسامدِ خامِ پایین، نزدیکیِ بالا دارند — خوشه‌ی فشارِ درونی، از حیثِ ساختار، مرکزی است. خوانشِ لایه‌مند: مرحله‌ی ۲ هسته‌ی عاطفی، مرحله‌ی ۶ پلِ ساختاری، و مراحلِ ۳ تا ۵ میانجی‌گرِ انتقالِ انرژی‌اند.</w:t>
       </w:r>
     </w:p>
-    <w:bookmarkEnd w:id="58"/>
-    <w:bookmarkStart w:id="59" w:name="آزمون-پایداری-و-تحلیل-تطبیقی-ترجمهها"/>
+    <w:bookmarkEnd w:id="61"/>
+    <w:bookmarkStart w:id="62" w:name="آزمون-پایداری-و-تحلیل-تطبیقی-ترجمهها"/>
     <w:p>
       <w:pPr>
         <w:pStyle w:val="Heading3"/>
@@ -10051,9 +10112,9 @@
         </w:pict>
       </w:r>
     </w:p>
-    <w:bookmarkEnd w:id="59"/>
-    <w:bookmarkEnd w:id="60"/>
-    <w:bookmarkStart w:id="69" w:name="بحث"/>
+    <w:bookmarkEnd w:id="62"/>
+    <w:bookmarkEnd w:id="63"/>
+    <w:bookmarkStart w:id="72" w:name="بحث"/>
     <w:p>
       <w:pPr>
         <w:pStyle w:val="Heading2"/>
@@ -10067,7 +10128,7 @@
         <w:t xml:space="preserve">۵. بحث</w:t>
       </w:r>
     </w:p>
-    <w:bookmarkStart w:id="61" w:name="X2ce9404b9b1217c07b3e17a58e280684e0b1cbb"/>
+    <w:bookmarkStart w:id="64" w:name="X2ce9404b9b1217c07b3e17a58e280684e0b1cbb"/>
     <w:p>
       <w:pPr>
         <w:pStyle w:val="Heading3"/>
@@ -10204,8 +10265,8 @@
         <w:t xml:space="preserve">اسپیلبرگر (صفتی/حالتی/کنترلی) هم‌سو است و با نظریه‌ی ارزیابیِ شناختیِ لازاروس-شِرر، در ساختارِ آیه‌ی علق (طغیان به‌منزله‌ی پاسخ به ادراکِ استغناء) هم‌خوانیِ صریح دارد.</w:t>
       </w:r>
     </w:p>
-    <w:bookmarkEnd w:id="61"/>
-    <w:bookmarkStart w:id="62" w:name="تعادل-پدیدارشناختیپیامدها"/>
+    <w:bookmarkEnd w:id="64"/>
+    <w:bookmarkStart w:id="65" w:name="تعادل-پدیدارشناختیپیامدها"/>
     <w:p>
       <w:pPr>
         <w:pStyle w:val="Heading3"/>
@@ -10291,8 +10352,8 @@
         <w:t xml:space="preserve">است، نه بازتابی خنثا؛ و تفسیرِ آن با تصمیم‌گیری‌های نظریِ پیشینی درباره‌ی عضویتِ مفهومی و ساختارِ علّی، درهم‌تنیده است.</w:t>
       </w:r>
     </w:p>
-    <w:bookmarkEnd w:id="62"/>
-    <w:bookmarkStart w:id="63" w:name="الگوی-تخصصیافتگی-گفتمانی-بافتی"/>
+    <w:bookmarkEnd w:id="65"/>
+    <w:bookmarkStart w:id="66" w:name="الگوی-تخصصیافتگی-گفتمانی-بافتی"/>
     <w:p>
       <w:pPr>
         <w:pStyle w:val="Heading3"/>
@@ -10362,8 +10423,8 @@
         <w:t xml:space="preserve">را نشان می‌دهند: واژگانِ هم‌میدان، نه به‌صورتِ تصادفی، بلکه نظام‌مند در بافت‌های گفتمانیِ خاص تثبیت شده‌اند (سَخَط با گفتمانِ منافقانِ مدنی، أَسَف با روایت‌های پیامبرانه‌ی مکّی، جرم با نقدِ شرک، فسق با انضباطِ امّتیِ مدنی). این الگو با کارهای الْعَوَا (۲۰۰۶) و سینای (۲۰۱۷، ۲۰۲۳) هم‌خوان است؛ پژوهش‌های آینده باید آن را در دیگر میدان‌های مفهومی (بیم/امید، شادی/فرح، ایمان/کفر) بیازمایند.</w:t>
       </w:r>
     </w:p>
-    <w:bookmarkEnd w:id="63"/>
-    <w:bookmarkStart w:id="67" w:name="X0fff7b0600d9d180dd652996fa251355e5498d0"/>
+    <w:bookmarkEnd w:id="66"/>
+    <w:bookmarkStart w:id="70" w:name="X0fff7b0600d9d180dd652996fa251355e5498d0"/>
     <w:p>
       <w:pPr>
         <w:pStyle w:val="Heading3"/>
@@ -10714,18 +10775,18 @@
           <wp:inline>
             <wp:extent cx="5334000" cy="2988073"/>
             <wp:effectExtent b="0" l="0" r="0" t="0"/>
-            <wp:docPr descr="طرحواره‌ی «خشم به‌مثابهِ ظرفِ تحتِ فشار» (لیکاف و کوچش ۱۹۸۷)، عملیاتی‌شده با مثلثِ قرآنیِ غضب ← غیظ+کَظم ← تمیّز. پنلِ نخست (مرحله‌ی ۴): غضب — ظرفِ باز؛ هیجان حاضر است، اما متراکم نشده. پنلِ دوم (مرحله‌ی ۵، سوره آل عمران: ۱۳۴): غیظ — مایعِ مُهرشده با کَظم (در اصل: بستنِ دهانه‌ی مَشک)؛ مهارِ درون‌فردی در برابرِ افزایشِ فشار. پنلِ سوم (تجلیِ مرحله‌ی ۵، سوره مُلک: ۸): تمیّز — شکستِ ساختاری؛ این فعل از ریشه‌ی م-ی-ز («جدا شدن») می‌آید و نه خروجِ محتوای فشرده (نظیرِ  انگلیسی)، که جدا شدنِ خودِ ظرف را تصویر می‌کند. عینیت‌یابیِ قرآنیِ این طرحواره، شواهدی بین‌زبانی و نیرومند برای جهان‌شمولیِ شناختیِ آن فراهم می‌آورد (§۵-۴)." title="" id="65" name="Picture"/>
+            <wp:docPr descr="طرحواره‌ی «خشم به‌مثابهِ ظرفِ تحتِ فشار» (لیکاف و کوچش ۱۹۸۷)، عملیاتی‌شده با مثلثِ قرآنیِ غضب ← غیظ+کَظم ← تمیّز. پنلِ نخست (مرحله‌ی ۴): غضب — ظرفِ باز؛ هیجان حاضر است، اما متراکم نشده. پنلِ دوم (مرحله‌ی ۵، سوره آل عمران: ۱۳۴): غیظ — مایعِ مُهرشده با کَظم (در اصل: بستنِ دهانه‌ی مَشک)؛ مهارِ درون‌فردی در برابرِ افزایشِ فشار. پنلِ سوم (تجلیِ مرحله‌ی ۵، سوره مُلک: ۸): تمیّز — شکستِ ساختاری؛ این فعل از ریشه‌ی م-ی-ز («جدا شدن») می‌آید و نه خروجِ محتوای فشرده (نظیرِ  انگلیسی)، که جدا شدنِ خودِ ظرف را تصویر می‌کند. عینیت‌یابیِ قرآنیِ این طرحواره، شواهدی بین‌زبانی و نیرومند برای جهان‌شمولیِ شناختیِ آن فراهم می‌آورد (§۵-۴)." title="" id="68" name="Picture"/>
             <a:graphic>
               <a:graphicData uri="http://schemas.openxmlformats.org/drawingml/2006/picture">
                 <pic:pic>
                   <pic:nvPicPr>
-                    <pic:cNvPr descr="fig6_metaphor_diagram.png" id="66" name="Picture"/>
+                    <pic:cNvPr descr="fig6_metaphor_diagram.png" id="69" name="Picture"/>
                     <pic:cNvPicPr>
                       <a:picLocks noChangeArrowheads="1" noChangeAspect="1"/>
                     </pic:cNvPicPr>
                   </pic:nvPicPr>
                   <pic:blipFill>
-                    <a:blip r:embed="rId64"/>
+                    <a:blip r:embed="rId67"/>
                     <a:stretch>
                       <a:fillRect/>
                     </a:stretch>
@@ -10929,8 +10990,8 @@
         <w:t xml:space="preserve">را تصویر می‌کند. عینیت‌یابیِ قرآنیِ این طرحواره، شواهدی بین‌زبانی و نیرومند برای جهان‌شمولیِ شناختیِ آن فراهم می‌آورد (§۵-۴).</w:t>
       </w:r>
     </w:p>
-    <w:bookmarkEnd w:id="67"/>
-    <w:bookmarkStart w:id="68" w:name="X619999a5d737fc24a1527a9abcebb0463009c38"/>
+    <w:bookmarkEnd w:id="70"/>
+    <w:bookmarkStart w:id="71" w:name="X619999a5d737fc24a1527a9abcebb0463009c38"/>
     <w:p>
       <w:pPr>
         <w:pStyle w:val="Heading3"/>
@@ -11014,9 +11075,9 @@
         </w:pict>
       </w:r>
     </w:p>
-    <w:bookmarkEnd w:id="68"/>
-    <w:bookmarkEnd w:id="69"/>
-    <w:bookmarkStart w:id="73" w:name="نتیجهگیری"/>
+    <w:bookmarkEnd w:id="71"/>
+    <w:bookmarkEnd w:id="72"/>
+    <w:bookmarkStart w:id="76" w:name="نتیجهگیری"/>
     <w:p>
       <w:pPr>
         <w:pStyle w:val="Heading2"/>
@@ -11030,7 +11091,7 @@
         <w:t xml:space="preserve">۶. نتیجه‌گیری</w:t>
       </w:r>
     </w:p>
-    <w:bookmarkStart w:id="70" w:name="سهمهای-پژوهش"/>
+    <w:bookmarkStart w:id="73" w:name="سهمهای-پژوهش"/>
     <w:p>
       <w:pPr>
         <w:pStyle w:val="Heading3"/>
@@ -11206,8 +11267,8 @@
         <w:t xml:space="preserve">عبارت است از: علّیتِ دوسویه در مرحله‌ی ۶، که از رهگذرِ کدبندیِ تفسیری (κ = ۰٫۷۹) عملیاتی شد و در میراثِ تفسیریِ کلاسیک — به‌ویژه در تأکیدِ المیزان بر «طغیانِ فرعونی به‌منزله‌ی سابقِ خشم بر مغلوبان» — پیشاپیش رمزگذاری شده بود، اما به‌نحوی نظام‌مند تنها در تحلیلِ تطبیقیِ کنونی به سطح رسیده است.</w:t>
       </w:r>
     </w:p>
-    <w:bookmarkEnd w:id="70"/>
-    <w:bookmarkStart w:id="71" w:name="محدودیتها-و-افق-پژوهشهای-آینده"/>
+    <w:bookmarkEnd w:id="73"/>
+    <w:bookmarkStart w:id="74" w:name="محدودیتها-و-افق-پژوهشهای-آینده"/>
     <w:p>
       <w:pPr>
         <w:pStyle w:val="Heading3"/>
@@ -11777,8 +11838,8 @@
         <w:t xml:space="preserve">را برای امتدادِ پیوستارِ خشمِ قرآنی به سطحِ گفتمانی-روایتی، بالینی-روان‌شناختی، بین‌زبانی-تاریخی و محاسباتی-آماری ترسیم می‌کند.</w:t>
       </w:r>
     </w:p>
-    <w:bookmarkEnd w:id="71"/>
-    <w:bookmarkStart w:id="72" w:name="سخن-پایانی"/>
+    <w:bookmarkEnd w:id="74"/>
+    <w:bookmarkStart w:id="75" w:name="سخن-پایانی"/>
     <w:p>
       <w:pPr>
         <w:pStyle w:val="Heading3"/>
@@ -11811,9 +11872,9 @@
         </w:pict>
       </w:r>
     </w:p>
-    <w:bookmarkEnd w:id="72"/>
-    <w:bookmarkEnd w:id="73"/>
-    <w:bookmarkStart w:id="77" w:name="فهرست-منابع"/>
+    <w:bookmarkEnd w:id="75"/>
+    <w:bookmarkEnd w:id="76"/>
+    <w:bookmarkStart w:id="80" w:name="فهرست-منابع"/>
     <w:p>
       <w:pPr>
         <w:pStyle w:val="Heading2"/>
@@ -11827,7 +11888,7 @@
         <w:t xml:space="preserve">فهرست منابع</w:t>
       </w:r>
     </w:p>
-    <w:bookmarkStart w:id="74" w:name="الف-منابع-عربی-و-قرآنی"/>
+    <w:bookmarkStart w:id="77" w:name="الف-منابع-عربی-و-قرآنی"/>
     <w:p>
       <w:pPr>
         <w:pStyle w:val="Heading3"/>
@@ -12619,8 +12680,8 @@
         <w:t xml:space="preserve">(۱۴ مجلد). تهران: وزارة الثقافة و الإرشاد الإسلامي.</w:t>
       </w:r>
     </w:p>
-    <w:bookmarkEnd w:id="74"/>
-    <w:bookmarkStart w:id="75" w:name="ب-منابع-فارسی"/>
+    <w:bookmarkEnd w:id="77"/>
+    <w:bookmarkStart w:id="78" w:name="ب-منابع-فارسی"/>
     <w:p>
       <w:pPr>
         <w:pStyle w:val="Heading3"/>
@@ -12928,8 +12989,8 @@
         <w:t xml:space="preserve">، دانشگاه تهران.</w:t>
       </w:r>
     </w:p>
-    <w:bookmarkEnd w:id="75"/>
-    <w:bookmarkStart w:id="76" w:name="ج-منابع-انگلیسی"/>
+    <w:bookmarkEnd w:id="78"/>
+    <w:bookmarkStart w:id="79" w:name="ج-منابع-انگلیسی"/>
     <w:p>
       <w:pPr>
         <w:pStyle w:val="Heading3"/>
@@ -12950,9 +13011,9 @@
         </w:pict>
       </w:r>
     </w:p>
-    <w:bookmarkEnd w:id="76"/>
-    <w:bookmarkEnd w:id="77"/>
-    <w:bookmarkStart w:id="79" w:name="پیوست-دادهها-کد-و-قابلیت-بازتولید"/>
+    <w:bookmarkEnd w:id="79"/>
+    <w:bookmarkEnd w:id="80"/>
+    <w:bookmarkStart w:id="82" w:name="پیوست-دادهها-کد-و-قابلیت-بازتولید"/>
     <w:p>
       <w:pPr>
         <w:pStyle w:val="Heading2"/>
@@ -12984,7 +13045,7 @@
         </w:rPr>
         <w:t xml:space="preserve"> </w:t>
       </w:r>
-      <w:hyperlink r:id="rId78">
+      <w:hyperlink r:id="rId81">
         <w:r>
           <w:rPr>
             <w:rStyle w:val="Hyperlink"/>
@@ -13095,8 +13156,8 @@
         <w:t xml:space="preserve">همه‌ی یافته‌های گزارش‌شده را بازتولید می‌کند.</w:t>
       </w:r>
     </w:p>
-    <w:bookmarkEnd w:id="79"/>
-    <w:bookmarkEnd w:id="80"/>
+    <w:bookmarkEnd w:id="82"/>
+    <w:bookmarkEnd w:id="83"/>
     <w:sectPr/>
   </w:body>
 </w:document>

--- a/paper/persian/manuscript.docx
+++ b/paper/persian/manuscript.docx
@@ -2,7 +2,7 @@
 <file path=word/document.xml><?xml version="1.0" encoding="utf-8"?>
 <w:document xmlns:w="http://schemas.openxmlformats.org/wordprocessingml/2006/main" xmlns:m="http://schemas.openxmlformats.org/officeDocument/2006/math" xmlns:r="http://schemas.openxmlformats.org/officeDocument/2006/relationships" xmlns:o="urn:schemas-microsoft-com:office:office" xmlns:v="urn:schemas-microsoft-com:vml" xmlns:w10="urn:schemas-microsoft-com:office:word" xmlns:a="http://schemas.openxmlformats.org/drawingml/2006/main" xmlns:pic="http://schemas.openxmlformats.org/drawingml/2006/picture" xmlns:wp="http://schemas.openxmlformats.org/drawingml/2006/wordprocessingDrawing">
   <w:body>
-    <w:bookmarkStart w:id="83" w:name="X0edd6e9440fd10700f765d649a6754694cd8705"/>
+    <w:bookmarkStart w:id="86" w:name="X0edd6e9440fd10700f765d649a6754694cd8705"/>
     <w:p>
       <w:pPr>
         <w:pStyle w:val="Heading1"/>
@@ -1882,7 +1882,7 @@
     </w:p>
     <w:bookmarkEnd w:id="39"/>
     <w:bookmarkEnd w:id="40"/>
-    <w:bookmarkStart w:id="63" w:name="یافتهها"/>
+    <w:bookmarkStart w:id="66" w:name="یافتهها"/>
     <w:p>
       <w:pPr>
         <w:pStyle w:val="Heading2"/>
@@ -8073,7 +8073,7 @@
       </w:r>
     </w:p>
     <w:bookmarkEnd w:id="54"/>
-    <w:bookmarkStart w:id="61" w:name="Xfc33660c85137380f36de1a48b15034bae6cf05"/>
+    <w:bookmarkStart w:id="64" w:name="Xfc33660c85137380f36de1a48b15034bae6cf05"/>
     <w:p>
       <w:pPr>
         <w:pStyle w:val="Heading3"/>
@@ -9874,20 +9874,81 @@
       <w:r>
         <w:drawing>
           <wp:inline>
-            <wp:extent cx="5067300" cy="3205415"/>
+            <wp:extent cx="5067300" cy="2956439"/>
             <wp:effectExtent b="0" l="0" r="0" t="0"/>
-            <wp:docPr descr="شبکه‌ی هم‌رخدادگیریِ آیه‌ایِ چهارده ریشه. هر یال نشان‌دهنده‌ی حضورِ مشترکِ دو ریشه در یک یا چند آیه است؛ عددِ روی یال، تعدادِ آیاتِ مشترک را می‌نمایاند. قوی‌ترین یال — حُزن—ضِیق (وزن ۳) — تأییدی پیکره‌ای برای دسته‌بندیِ مرحله‌ی ۲ است («ضِیقُ الصَّدر در حُزن»، سوره هود: ۱۲؛ سوره انعام: ۳۳). بَغی (مرحله‌ی ۶) خوشه‌ی سمتِ راست را لنگر می‌زند، با یال‌هایی به واژگانِ ارزیابیِ اخلاقی (ظلم، جرم، فسق). نبودِ یالِ مستقیمِ مرحله‌ی ۱ ← مرحله‌ی ۶ و میانجی‌گریِ مراحلِ ۲ تا ۵، با شیبِ شدتِ کنش هم‌سوست و با قرائتِ علّیتِ دوسویه (§۴-۶-۴) سازگار می‌ماند." title="" id="56" name="Picture"/>
+            <wp:docPr descr="علّیتِ دوسویه در مرحله‌ی ۶ بر پایه‌ی ممیّزیِ تفسیر-بنیادِ ۱۴۵ بسامد (κ = ۰٫۷۹). دو مسیرِ علّیِ متمایز به سه ریشه‌ی پیامدیِ مرحله‌ی ۶ (بَغی n=۹۶، طُغیان n=۳۹، عُتُوّ n=۱۰) منتهی می‌شود: مسیرِ بالا، خاستگاهِ هیجانی از مراحلِ ۱-۵ (۲۶٪، رنگِ سرخ)؛ مسیرِ پایین، خاستگاهِ ساختاری-اخلاقی از طمع، استکبار و عُلوّ فی الأرض (۴۹٪، رنگِ زیتونی)؛ خوانشِ ترکیبی (۲۵٪، خاکستری) جایی است که هر دو مسیر هم‌زمان معتبرند. دو نمونه‌ی شاخص در جعبه‌های پایین: شوری: ۴۲ به‌منزله‌ی نمونه‌ی پیامدِ خشم-خاستگاه؛ شعراء: ۵۵ («إِنَّهُمْ لَنَا لَغَائِظُونَ») به‌منزله‌ی نمونه‌ی قطبیتِ معکوس — غیظِ ستمگر از سرکشیِ ستمدیده، نه برعکس. این یافته با تأکیدِ المیزان (ج۱۵، ص ۲۷۸) بر طغیانِ فرعونی به‌منزله‌ی سابق بر خشم، نه پیامدِ آن، هم‌خوانیِ مستقیم دارد." title="" id="56" name="Picture"/>
             <a:graphic>
               <a:graphicData uri="http://schemas.openxmlformats.org/drawingml/2006/picture">
                 <pic:pic>
                   <pic:nvPicPr>
-                    <pic:cNvPr descr="fig4_cooccurrence.png" id="57" name="Picture"/>
+                    <pic:cNvPr descr="fig10_bidirectional.jpg" id="57" name="Picture"/>
                     <pic:cNvPicPr>
                       <a:picLocks noChangeArrowheads="1" noChangeAspect="1"/>
                     </pic:cNvPicPr>
                   </pic:nvPicPr>
                   <pic:blipFill>
                     <a:blip r:embed="rId55"/>
+                    <a:stretch>
+                      <a:fillRect/>
+                    </a:stretch>
+                  </pic:blipFill>
+                  <pic:spPr bwMode="auto">
+                    <a:xfrm>
+                      <a:off x="0" y="0"/>
+                      <a:ext cx="5067300" cy="2956439"/>
+                    </a:xfrm>
+                    <a:prstGeom prst="rect">
+                      <a:avLst/>
+                    </a:prstGeom>
+                    <a:noFill/>
+                    <a:ln w="9525">
+                      <a:noFill/>
+                      <a:headEnd/>
+                      <a:tailEnd/>
+                    </a:ln>
+                  </pic:spPr>
+                </pic:pic>
+              </a:graphicData>
+            </a:graphic>
+          </wp:inline>
+        </w:drawing>
+      </w:r>
+    </w:p>
+    <w:p>
+      <w:pPr>
+        <w:pStyle w:val="ImageCaption"/>
+        <w:bidi/>
+      </w:pPr>
+      <w:r>
+        <w:rPr>
+          <w:rtl/>
+          <w:lang w:val="fa"/>
+        </w:rPr>
+        <w:t xml:space="preserve">علّیتِ دوسویه در مرحله‌ی ۶ بر پایه‌ی ممیّزیِ تفسیر-بنیادِ ۱۴۵ بسامد (κ = ۰٫۷۹). دو مسیرِ علّیِ متمایز به سه ریشه‌ی پیامدیِ مرحله‌ی ۶ (بَغی n=۹۶، طُغیان n=۳۹، عُتُوّ n=۱۰) منتهی می‌شود: مسیرِ بالا، خاستگاهِ هیجانی از مراحلِ ۱-۵ (۲۶٪، رنگِ سرخ)؛ مسیرِ پایین، خاستگاهِ ساختاری-اخلاقی از طمع، استکبار و عُلوّ فی الأرض (۴۹٪، رنگِ زیتونی)؛ خوانشِ ترکیبی (۲۵٪، خاکستری) جایی است که هر دو مسیر هم‌زمان معتبرند. دو نمونه‌ی شاخص در جعبه‌های پایین: شوری: ۴۲ به‌منزله‌ی نمونه‌ی پیامدِ خشم-خاستگاه؛ شعراء: ۵۵ («إِنَّهُمْ لَنَا لَغَائِظُونَ») به‌منزله‌ی نمونه‌ی قطبیتِ معکوس — غیظِ ستمگر از سرکشیِ ستمدیده، نه برعکس. این یافته با تأکیدِ المیزان (ج۱۵، ص ۲۷۸) بر طغیانِ فرعونی به‌منزله‌ی سابق بر خشم، نه پیامدِ آن، هم‌خوانیِ مستقیم دارد.</w:t>
+      </w:r>
+    </w:p>
+    <w:p>
+      <w:pPr>
+        <w:pStyle w:val="CaptionedFigure"/>
+        <w:bidi/>
+      </w:pPr>
+      <w:r>
+        <w:drawing>
+          <wp:inline>
+            <wp:extent cx="5067300" cy="3205415"/>
+            <wp:effectExtent b="0" l="0" r="0" t="0"/>
+            <wp:docPr descr="شبکه‌ی هم‌رخدادگیریِ آیه‌ایِ چهارده ریشه. هر یال نشان‌دهنده‌ی حضورِ مشترکِ دو ریشه در یک یا چند آیه است؛ عددِ روی یال، تعدادِ آیاتِ مشترک را می‌نمایاند. قوی‌ترین یال — حُزن—ضِیق (وزن ۳) — تأییدی پیکره‌ای برای دسته‌بندیِ مرحله‌ی ۲ است («ضِیقُ الصَّدر در حُزن»، سوره هود: ۱۲؛ سوره انعام: ۳۳). بَغی (مرحله‌ی ۶) خوشه‌ی سمتِ راست را لنگر می‌زند، با یال‌هایی به واژگانِ ارزیابیِ اخلاقی (ظلم، جرم، فسق). نبودِ یالِ مستقیمِ مرحله‌ی ۱ ← مرحله‌ی ۶ و میانجی‌گریِ مراحلِ ۲ تا ۵، با شیبِ شدتِ کنش هم‌سوست و با قرائتِ علّیتِ دوسویه (§۴-۶-۴) سازگار می‌ماند." title="" id="59" name="Picture"/>
+            <a:graphic>
+              <a:graphicData uri="http://schemas.openxmlformats.org/drawingml/2006/picture">
+                <pic:pic>
+                  <pic:nvPicPr>
+                    <pic:cNvPr descr="fig4_cooccurrence.png" id="60" name="Picture"/>
+                    <pic:cNvPicPr>
+                      <a:picLocks noChangeArrowheads="1" noChangeAspect="1"/>
+                    </pic:cNvPicPr>
+                  </pic:nvPicPr>
+                  <pic:blipFill>
+                    <a:blip r:embed="rId58"/>
                     <a:stretch>
                       <a:fillRect/>
                     </a:stretch>
@@ -9937,18 +9998,18 @@
           <wp:inline>
             <wp:extent cx="5067300" cy="1736033"/>
             <wp:effectExtent b="0" l="0" r="0" t="0"/>
-            <wp:docPr descr="سه سنجه‌ی مرکزیت بر شبکه‌ی هم‌رخدادگیری: (الف) درجه‌ی وزن‌دار، (ب) بینابینی، (ج) نزدیکی. بَغی بالاترین مرکزیتِ نزدیکی را به‌دست می‌آورد (۰٫۵۵) و در بینابینی (۰٫۱۵) با غضب و أَسَف هم‌رتبه است — لولایی میانِ طیفِ خشم و میدانِ گسترده‌ترِ ارزیابیِ اخلاقیِ قرآن (ظلم ۳۱۵، جرم ۶۶، فسق ۵۴، عداوت ۱۰۶). پنلِ نزدیکی، الگوی مکمل را آشکار می‌سازد: ضِیق و حُزن به‌رغمِ بسامدِ خامِ پایین، نزدیکیِ بالا دارند — خوشه‌ی فشارِ درونی، از حیثِ ساختار، مرکزی است. خوانشِ لایه‌مند: مرحله‌ی ۲ هسته‌ی عاطفی، مرحله‌ی ۶ پلِ ساختاری، و مراحلِ ۳ تا ۵ میانجی‌گرِ انتقالِ انرژی‌اند." title="" id="59" name="Picture"/>
+            <wp:docPr descr="سه سنجه‌ی مرکزیت بر شبکه‌ی هم‌رخدادگیری: (الف) درجه‌ی وزن‌دار، (ب) بینابینی، (ج) نزدیکی. بَغی بالاترین مرکزیتِ نزدیکی را به‌دست می‌آورد (۰٫۵۵) و در بینابینی (۰٫۱۵) با غضب و أَسَف هم‌رتبه است — لولایی میانِ طیفِ خشم و میدانِ گسترده‌ترِ ارزیابیِ اخلاقیِ قرآن (ظلم ۳۱۵، جرم ۶۶، فسق ۵۴، عداوت ۱۰۶). پنلِ نزدیکی، الگوی مکمل را آشکار می‌سازد: ضِیق و حُزن به‌رغمِ بسامدِ خامِ پایین، نزدیکیِ بالا دارند — خوشه‌ی فشارِ درونی، از حیثِ ساختار، مرکزی است. خوانشِ لایه‌مند: مرحله‌ی ۲ هسته‌ی عاطفی، مرحله‌ی ۶ پلِ ساختاری، و مراحلِ ۳ تا ۵ میانجی‌گرِ انتقالِ انرژی‌اند." title="" id="62" name="Picture"/>
             <a:graphic>
               <a:graphicData uri="http://schemas.openxmlformats.org/drawingml/2006/picture">
                 <pic:pic>
                   <pic:nvPicPr>
-                    <pic:cNvPr descr="fig7_centrality.png" id="60" name="Picture"/>
+                    <pic:cNvPr descr="fig7_centrality.png" id="63" name="Picture"/>
                     <pic:cNvPicPr>
                       <a:picLocks noChangeArrowheads="1" noChangeAspect="1"/>
                     </pic:cNvPicPr>
                   </pic:nvPicPr>
                   <pic:blipFill>
-                    <a:blip r:embed="rId58"/>
+                    <a:blip r:embed="rId61"/>
                     <a:stretch>
                       <a:fillRect/>
                     </a:stretch>
@@ -10018,8 +10079,8 @@
         <w:t xml:space="preserve">میانِ طیفِ خشم و میدانِ گسترده‌ترِ ارزیابیِ اخلاقیِ قرآن (ظلم ۳۱۵، جرم ۶۶، فسق ۵۴، عداوت ۱۰۶). پنلِ نزدیکی، الگوی مکمل را آشکار می‌سازد: ضِیق و حُزن به‌رغمِ بسامدِ خامِ پایین، نزدیکیِ بالا دارند — خوشه‌ی فشارِ درونی، از حیثِ ساختار، مرکزی است. خوانشِ لایه‌مند: مرحله‌ی ۲ هسته‌ی عاطفی، مرحله‌ی ۶ پلِ ساختاری، و مراحلِ ۳ تا ۵ میانجی‌گرِ انتقالِ انرژی‌اند.</w:t>
       </w:r>
     </w:p>
-    <w:bookmarkEnd w:id="61"/>
-    <w:bookmarkStart w:id="62" w:name="آزمون-پایداری-و-تحلیل-تطبیقی-ترجمهها"/>
+    <w:bookmarkEnd w:id="64"/>
+    <w:bookmarkStart w:id="65" w:name="آزمون-پایداری-و-تحلیل-تطبیقی-ترجمهها"/>
     <w:p>
       <w:pPr>
         <w:pStyle w:val="Heading3"/>
@@ -10112,9 +10173,9 @@
         </w:pict>
       </w:r>
     </w:p>
-    <w:bookmarkEnd w:id="62"/>
-    <w:bookmarkEnd w:id="63"/>
-    <w:bookmarkStart w:id="72" w:name="بحث"/>
+    <w:bookmarkEnd w:id="65"/>
+    <w:bookmarkEnd w:id="66"/>
+    <w:bookmarkStart w:id="75" w:name="بحث"/>
     <w:p>
       <w:pPr>
         <w:pStyle w:val="Heading2"/>
@@ -10128,7 +10189,7 @@
         <w:t xml:space="preserve">۵. بحث</w:t>
       </w:r>
     </w:p>
-    <w:bookmarkStart w:id="64" w:name="X2ce9404b9b1217c07b3e17a58e280684e0b1cbb"/>
+    <w:bookmarkStart w:id="67" w:name="X2ce9404b9b1217c07b3e17a58e280684e0b1cbb"/>
     <w:p>
       <w:pPr>
         <w:pStyle w:val="Heading3"/>
@@ -10265,8 +10326,8 @@
         <w:t xml:space="preserve">اسپیلبرگر (صفتی/حالتی/کنترلی) هم‌سو است و با نظریه‌ی ارزیابیِ شناختیِ لازاروس-شِرر، در ساختارِ آیه‌ی علق (طغیان به‌منزله‌ی پاسخ به ادراکِ استغناء) هم‌خوانیِ صریح دارد.</w:t>
       </w:r>
     </w:p>
-    <w:bookmarkEnd w:id="64"/>
-    <w:bookmarkStart w:id="65" w:name="تعادل-پدیدارشناختیپیامدها"/>
+    <w:bookmarkEnd w:id="67"/>
+    <w:bookmarkStart w:id="68" w:name="تعادل-پدیدارشناختیپیامدها"/>
     <w:p>
       <w:pPr>
         <w:pStyle w:val="Heading3"/>
@@ -10352,8 +10413,8 @@
         <w:t xml:space="preserve">است، نه بازتابی خنثا؛ و تفسیرِ آن با تصمیم‌گیری‌های نظریِ پیشینی درباره‌ی عضویتِ مفهومی و ساختارِ علّی، درهم‌تنیده است.</w:t>
       </w:r>
     </w:p>
-    <w:bookmarkEnd w:id="65"/>
-    <w:bookmarkStart w:id="66" w:name="الگوی-تخصصیافتگی-گفتمانی-بافتی"/>
+    <w:bookmarkEnd w:id="68"/>
+    <w:bookmarkStart w:id="69" w:name="الگوی-تخصصیافتگی-گفتمانی-بافتی"/>
     <w:p>
       <w:pPr>
         <w:pStyle w:val="Heading3"/>
@@ -10423,8 +10484,8 @@
         <w:t xml:space="preserve">را نشان می‌دهند: واژگانِ هم‌میدان، نه به‌صورتِ تصادفی، بلکه نظام‌مند در بافت‌های گفتمانیِ خاص تثبیت شده‌اند (سَخَط با گفتمانِ منافقانِ مدنی، أَسَف با روایت‌های پیامبرانه‌ی مکّی، جرم با نقدِ شرک، فسق با انضباطِ امّتیِ مدنی). این الگو با کارهای الْعَوَا (۲۰۰۶) و سینای (۲۰۱۷، ۲۰۲۳) هم‌خوان است؛ پژوهش‌های آینده باید آن را در دیگر میدان‌های مفهومی (بیم/امید، شادی/فرح، ایمان/کفر) بیازمایند.</w:t>
       </w:r>
     </w:p>
-    <w:bookmarkEnd w:id="66"/>
-    <w:bookmarkStart w:id="70" w:name="X0fff7b0600d9d180dd652996fa251355e5498d0"/>
+    <w:bookmarkEnd w:id="69"/>
+    <w:bookmarkStart w:id="73" w:name="X0fff7b0600d9d180dd652996fa251355e5498d0"/>
     <w:p>
       <w:pPr>
         <w:pStyle w:val="Heading3"/>
@@ -10775,18 +10836,18 @@
           <wp:inline>
             <wp:extent cx="5334000" cy="2988073"/>
             <wp:effectExtent b="0" l="0" r="0" t="0"/>
-            <wp:docPr descr="طرحواره‌ی «خشم به‌مثابهِ ظرفِ تحتِ فشار» (لیکاف و کوچش ۱۹۸۷)، عملیاتی‌شده با مثلثِ قرآنیِ غضب ← غیظ+کَظم ← تمیّز. پنلِ نخست (مرحله‌ی ۴): غضب — ظرفِ باز؛ هیجان حاضر است، اما متراکم نشده. پنلِ دوم (مرحله‌ی ۵، سوره آل عمران: ۱۳۴): غیظ — مایعِ مُهرشده با کَظم (در اصل: بستنِ دهانه‌ی مَشک)؛ مهارِ درون‌فردی در برابرِ افزایشِ فشار. پنلِ سوم (تجلیِ مرحله‌ی ۵، سوره مُلک: ۸): تمیّز — شکستِ ساختاری؛ این فعل از ریشه‌ی م-ی-ز («جدا شدن») می‌آید و نه خروجِ محتوای فشرده (نظیرِ  انگلیسی)، که جدا شدنِ خودِ ظرف را تصویر می‌کند. عینیت‌یابیِ قرآنیِ این طرحواره، شواهدی بین‌زبانی و نیرومند برای جهان‌شمولیِ شناختیِ آن فراهم می‌آورد (§۵-۴)." title="" id="68" name="Picture"/>
+            <wp:docPr descr="طرحواره‌ی «خشم به‌مثابهِ ظرفِ تحتِ فشار» (لیکاف و کوچش ۱۹۸۷)، عملیاتی‌شده با مثلثِ قرآنیِ غضب ← غیظ+کَظم ← تمیّز. پنلِ نخست (مرحله‌ی ۴): غضب — ظرفِ باز؛ هیجان حاضر است، اما متراکم نشده. پنلِ دوم (مرحله‌ی ۵، سوره آل عمران: ۱۳۴): غیظ — مایعِ مُهرشده با کَظم (در اصل: بستنِ دهانه‌ی مَشک)؛ مهارِ درون‌فردی در برابرِ افزایشِ فشار. پنلِ سوم (تجلیِ مرحله‌ی ۵، سوره مُلک: ۸): تمیّز — شکستِ ساختاری؛ این فعل از ریشه‌ی م-ی-ز («جدا شدن») می‌آید و نه خروجِ محتوای فشرده (نظیرِ  انگلیسی)، که جدا شدنِ خودِ ظرف را تصویر می‌کند. عینیت‌یابیِ قرآنیِ این طرحواره، شواهدی بین‌زبانی و نیرومند برای جهان‌شمولیِ شناختیِ آن فراهم می‌آورد (§۵-۴)." title="" id="71" name="Picture"/>
             <a:graphic>
               <a:graphicData uri="http://schemas.openxmlformats.org/drawingml/2006/picture">
                 <pic:pic>
                   <pic:nvPicPr>
-                    <pic:cNvPr descr="fig6_metaphor_diagram.png" id="69" name="Picture"/>
+                    <pic:cNvPr descr="fig6_metaphor_diagram.png" id="72" name="Picture"/>
                     <pic:cNvPicPr>
                       <a:picLocks noChangeArrowheads="1" noChangeAspect="1"/>
                     </pic:cNvPicPr>
                   </pic:nvPicPr>
                   <pic:blipFill>
-                    <a:blip r:embed="rId67"/>
+                    <a:blip r:embed="rId70"/>
                     <a:stretch>
                       <a:fillRect/>
                     </a:stretch>
@@ -10990,8 +11051,8 @@
         <w:t xml:space="preserve">را تصویر می‌کند. عینیت‌یابیِ قرآنیِ این طرحواره، شواهدی بین‌زبانی و نیرومند برای جهان‌شمولیِ شناختیِ آن فراهم می‌آورد (§۵-۴).</w:t>
       </w:r>
     </w:p>
-    <w:bookmarkEnd w:id="70"/>
-    <w:bookmarkStart w:id="71" w:name="X619999a5d737fc24a1527a9abcebb0463009c38"/>
+    <w:bookmarkEnd w:id="73"/>
+    <w:bookmarkStart w:id="74" w:name="X619999a5d737fc24a1527a9abcebb0463009c38"/>
     <w:p>
       <w:pPr>
         <w:pStyle w:val="Heading3"/>
@@ -11075,9 +11136,9 @@
         </w:pict>
       </w:r>
     </w:p>
-    <w:bookmarkEnd w:id="71"/>
-    <w:bookmarkEnd w:id="72"/>
-    <w:bookmarkStart w:id="76" w:name="نتیجهگیری"/>
+    <w:bookmarkEnd w:id="74"/>
+    <w:bookmarkEnd w:id="75"/>
+    <w:bookmarkStart w:id="79" w:name="نتیجهگیری"/>
     <w:p>
       <w:pPr>
         <w:pStyle w:val="Heading2"/>
@@ -11091,7 +11152,7 @@
         <w:t xml:space="preserve">۶. نتیجه‌گیری</w:t>
       </w:r>
     </w:p>
-    <w:bookmarkStart w:id="73" w:name="سهمهای-پژوهش"/>
+    <w:bookmarkStart w:id="76" w:name="سهمهای-پژوهش"/>
     <w:p>
       <w:pPr>
         <w:pStyle w:val="Heading3"/>
@@ -11267,8 +11328,8 @@
         <w:t xml:space="preserve">عبارت است از: علّیتِ دوسویه در مرحله‌ی ۶، که از رهگذرِ کدبندیِ تفسیری (κ = ۰٫۷۹) عملیاتی شد و در میراثِ تفسیریِ کلاسیک — به‌ویژه در تأکیدِ المیزان بر «طغیانِ فرعونی به‌منزله‌ی سابقِ خشم بر مغلوبان» — پیشاپیش رمزگذاری شده بود، اما به‌نحوی نظام‌مند تنها در تحلیلِ تطبیقیِ کنونی به سطح رسیده است.</w:t>
       </w:r>
     </w:p>
-    <w:bookmarkEnd w:id="73"/>
-    <w:bookmarkStart w:id="74" w:name="محدودیتها-و-افق-پژوهشهای-آینده"/>
+    <w:bookmarkEnd w:id="76"/>
+    <w:bookmarkStart w:id="77" w:name="محدودیتها-و-افق-پژوهشهای-آینده"/>
     <w:p>
       <w:pPr>
         <w:pStyle w:val="Heading3"/>
@@ -11838,8 +11899,8 @@
         <w:t xml:space="preserve">را برای امتدادِ پیوستارِ خشمِ قرآنی به سطحِ گفتمانی-روایتی، بالینی-روان‌شناختی، بین‌زبانی-تاریخی و محاسباتی-آماری ترسیم می‌کند.</w:t>
       </w:r>
     </w:p>
-    <w:bookmarkEnd w:id="74"/>
-    <w:bookmarkStart w:id="75" w:name="سخن-پایانی"/>
+    <w:bookmarkEnd w:id="77"/>
+    <w:bookmarkStart w:id="78" w:name="سخن-پایانی"/>
     <w:p>
       <w:pPr>
         <w:pStyle w:val="Heading3"/>
@@ -11872,9 +11933,9 @@
         </w:pict>
       </w:r>
     </w:p>
-    <w:bookmarkEnd w:id="75"/>
-    <w:bookmarkEnd w:id="76"/>
-    <w:bookmarkStart w:id="80" w:name="فهرست-منابع"/>
+    <w:bookmarkEnd w:id="78"/>
+    <w:bookmarkEnd w:id="79"/>
+    <w:bookmarkStart w:id="83" w:name="فهرست-منابع"/>
     <w:p>
       <w:pPr>
         <w:pStyle w:val="Heading2"/>
@@ -11888,7 +11949,7 @@
         <w:t xml:space="preserve">فهرست منابع</w:t>
       </w:r>
     </w:p>
-    <w:bookmarkStart w:id="77" w:name="الف-منابع-عربی-و-قرآنی"/>
+    <w:bookmarkStart w:id="80" w:name="الف-منابع-عربی-و-قرآنی"/>
     <w:p>
       <w:pPr>
         <w:pStyle w:val="Heading3"/>
@@ -12680,8 +12741,8 @@
         <w:t xml:space="preserve">(۱۴ مجلد). تهران: وزارة الثقافة و الإرشاد الإسلامي.</w:t>
       </w:r>
     </w:p>
-    <w:bookmarkEnd w:id="77"/>
-    <w:bookmarkStart w:id="78" w:name="ب-منابع-فارسی"/>
+    <w:bookmarkEnd w:id="80"/>
+    <w:bookmarkStart w:id="81" w:name="ب-منابع-فارسی"/>
     <w:p>
       <w:pPr>
         <w:pStyle w:val="Heading3"/>
@@ -12989,8 +13050,8 @@
         <w:t xml:space="preserve">، دانشگاه تهران.</w:t>
       </w:r>
     </w:p>
-    <w:bookmarkEnd w:id="78"/>
-    <w:bookmarkStart w:id="79" w:name="ج-منابع-انگلیسی"/>
+    <w:bookmarkEnd w:id="81"/>
+    <w:bookmarkStart w:id="82" w:name="ج-منابع-انگلیسی"/>
     <w:p>
       <w:pPr>
         <w:pStyle w:val="Heading3"/>
@@ -13011,9 +13072,9 @@
         </w:pict>
       </w:r>
     </w:p>
-    <w:bookmarkEnd w:id="79"/>
-    <w:bookmarkEnd w:id="80"/>
-    <w:bookmarkStart w:id="82" w:name="پیوست-دادهها-کد-و-قابلیت-بازتولید"/>
+    <w:bookmarkEnd w:id="82"/>
+    <w:bookmarkEnd w:id="83"/>
+    <w:bookmarkStart w:id="85" w:name="پیوست-دادهها-کد-و-قابلیت-بازتولید"/>
     <w:p>
       <w:pPr>
         <w:pStyle w:val="Heading2"/>
@@ -13045,7 +13106,7 @@
         </w:rPr>
         <w:t xml:space="preserve"> </w:t>
       </w:r>
-      <w:hyperlink r:id="rId81">
+      <w:hyperlink r:id="rId84">
         <w:r>
           <w:rPr>
             <w:rStyle w:val="Hyperlink"/>
@@ -13156,8 +13217,8 @@
         <w:t xml:space="preserve">همه‌ی یافته‌های گزارش‌شده را بازتولید می‌کند.</w:t>
       </w:r>
     </w:p>
-    <w:bookmarkEnd w:id="82"/>
-    <w:bookmarkEnd w:id="83"/>
+    <w:bookmarkEnd w:id="85"/>
+    <w:bookmarkEnd w:id="86"/>
     <w:sectPr/>
   </w:body>
 </w:document>

--- a/paper/persian/manuscript.docx
+++ b/paper/persian/manuscript.docx
@@ -2,7 +2,7 @@
 <file path=word/document.xml><?xml version="1.0" encoding="utf-8"?>
 <w:document xmlns:w="http://schemas.openxmlformats.org/wordprocessingml/2006/main" xmlns:m="http://schemas.openxmlformats.org/officeDocument/2006/math" xmlns:r="http://schemas.openxmlformats.org/officeDocument/2006/relationships" xmlns:o="urn:schemas-microsoft-com:office:office" xmlns:v="urn:schemas-microsoft-com:vml" xmlns:w10="urn:schemas-microsoft-com:office:word" xmlns:a="http://schemas.openxmlformats.org/drawingml/2006/main" xmlns:pic="http://schemas.openxmlformats.org/drawingml/2006/picture" xmlns:wp="http://schemas.openxmlformats.org/drawingml/2006/wordprocessingDrawing">
   <w:body>
-    <w:bookmarkStart w:id="86" w:name="X0edd6e9440fd10700f765d649a6754694cd8705"/>
+    <w:bookmarkStart w:id="89" w:name="X0edd6e9440fd10700f765d649a6754694cd8705"/>
     <w:p>
       <w:pPr>
         <w:pStyle w:val="Heading1"/>
@@ -221,7 +221,7 @@
       </w:r>
     </w:p>
     <w:bookmarkEnd w:id="21"/>
-    <w:bookmarkStart w:id="25" w:name="مقدمه"/>
+    <w:bookmarkStart w:id="28" w:name="مقدمه"/>
     <w:p>
       <w:pPr>
         <w:pStyle w:val="Heading2"/>
@@ -394,7 +394,7 @@
       </w:r>
     </w:p>
     <w:bookmarkEnd w:id="22"/>
-    <w:bookmarkStart w:id="23" w:name="پیشینهی-پژوهش"/>
+    <w:bookmarkStart w:id="26" w:name="پیشینهی-پژوهش"/>
     <w:p>
       <w:pPr>
         <w:pStyle w:val="Heading3"/>
@@ -715,630 +715,6 @@
         <w:t xml:space="preserve">(و نه مجموعه‌ای از واژگانِ هم‌میدانِ منفرد) صورت‌بندی می‌کند — تمایزی نظری که در میراثِ شناختی-معناشناسیِ ایرانیِ کنونی، صریحاً تثبیت نشده است.</w:t>
       </w:r>
     </w:p>
-    <w:bookmarkEnd w:id="23"/>
-    <w:bookmarkStart w:id="24" w:name="پرسشها-و-فرضیهی-پژوهش"/>
-    <w:p>
-      <w:pPr>
-        <w:pStyle w:val="Heading3"/>
-        <w:bidi/>
-      </w:pPr>
-      <w:r>
-        <w:rPr>
-          <w:rtl/>
-          <w:lang w:val="fa"/>
-        </w:rPr>
-        <w:t xml:space="preserve">۱-۳. پرسش‌ها و فرضیه‌ی پژوهش</w:t>
-      </w:r>
-    </w:p>
-    <w:p>
-      <w:pPr>
-        <w:bidi/>
-      </w:pPr>
-      <w:r>
-        <w:rPr>
-          <w:b/>
-          <w:bCs/>
-          <w:rtl/>
-          <w:lang w:val="fa"/>
-        </w:rPr>
-        <w:t xml:space="preserve">پرسش‌های پژوهش</w:t>
-      </w:r>
-      <w:r>
-        <w:rPr>
-          <w:rtl/>
-          <w:lang w:val="fa"/>
-        </w:rPr>
-        <w:t xml:space="preserve">: (۱) آیا میراثِ تفسیریِ کلاسیک، در نسبتِ ساختاریِ غضب-غیظ-بَغی، هندسه‌ای معنایی-اخلاقی و منسجم را به‌رسمیت می‌شناسد؟ (۲) سه‌گانه‌ی غیظ-کَظم-تمیّز چگونه طرحواره‌ی</w:t>
-      </w:r>
-      <w:r>
-        <w:rPr>
-          <w:rtl/>
-          <w:lang w:val="fa"/>
-        </w:rPr>
-        <w:t xml:space="preserve"> </w:t>
-      </w:r>
-      <w:r>
-        <w:rPr>
-          <w:i/>
-          <w:iCs/>
-          <w:rtl/>
-          <w:lang w:val="fa"/>
-        </w:rPr>
-        <w:t xml:space="preserve">خشم به‌مثابهِ ظرفِ تحتِ فشار</w:t>
-      </w:r>
-      <w:r>
-        <w:rPr>
-          <w:rtl/>
-          <w:lang w:val="fa"/>
-        </w:rPr>
-        <w:t xml:space="preserve"> </w:t>
-      </w:r>
-      <w:r>
-        <w:rPr>
-          <w:rtl/>
-          <w:lang w:val="fa"/>
-        </w:rPr>
-        <w:t xml:space="preserve">را عملیاتی می‌سازد؟ (۳) رابطه‌ی علّیِ مرحله‌ی ۶ با میدانِ خشم، یک‌سویه است یا دوسویه؟ (۴) این یافته‌ها چه پیامدی برای ترجمه‌ی قرآن و روان‌شناسیِ اسلامیِ کاربردی دارند؟</w:t>
-      </w:r>
-      <w:r>
-        <w:rPr>
-          <w:rtl/>
-          <w:lang w:val="fa"/>
-        </w:rPr>
-        <w:t xml:space="preserve"> </w:t>
-      </w:r>
-      <w:r>
-        <w:rPr>
-          <w:b/>
-          <w:bCs/>
-          <w:rtl/>
-          <w:lang w:val="fa"/>
-        </w:rPr>
-        <w:t xml:space="preserve">فرضیه‌ی محوری</w:t>
-      </w:r>
-      <w:r>
-        <w:rPr>
-          <w:rtl/>
-          <w:lang w:val="fa"/>
-        </w:rPr>
-        <w:t xml:space="preserve">: در سه مرحله‌ی اوجِ پیوستار، هندسه‌ی منسجمی از معنا و اخلاق در سنّتِ تفسیریِ کلاسیک پیشاپیش رمزگذاری شده که با ابزارِ نظریه‌ی استعاره‌ی مفهومی به‌نحوی نظام‌مند آشکار می‌گردد، و رابطه‌ی علّیِ آن — به‌ویژه در مرحله‌ی ۶ — به‌جای یک‌سویگیِ ساده،</w:t>
-      </w:r>
-      <w:r>
-        <w:rPr>
-          <w:rtl/>
-          <w:lang w:val="fa"/>
-        </w:rPr>
-        <w:t xml:space="preserve"> </w:t>
-      </w:r>
-      <w:r>
-        <w:rPr>
-          <w:b/>
-          <w:bCs/>
-          <w:rtl/>
-          <w:lang w:val="fa"/>
-        </w:rPr>
-        <w:t xml:space="preserve">دوسویه</w:t>
-      </w:r>
-      <w:r>
-        <w:rPr>
-          <w:rtl/>
-          <w:lang w:val="fa"/>
-        </w:rPr>
-        <w:t xml:space="preserve"> </w:t>
-      </w:r>
-      <w:r>
-        <w:rPr>
-          <w:rtl/>
-          <w:lang w:val="fa"/>
-        </w:rPr>
-        <w:t xml:space="preserve">است.</w:t>
-      </w:r>
-    </w:p>
-    <w:p>
-      <w:r>
-        <w:pict>
-          <v:rect style="width:0;height:1.5pt" o:hralign="center" o:hrstd="t" o:hr="t"/>
-        </w:pict>
-      </w:r>
-    </w:p>
-    <w:bookmarkEnd w:id="24"/>
-    <w:bookmarkEnd w:id="25"/>
-    <w:bookmarkStart w:id="35" w:name="مبانی-نظری"/>
-    <w:p>
-      <w:pPr>
-        <w:pStyle w:val="Heading2"/>
-        <w:bidi/>
-      </w:pPr>
-      <w:r>
-        <w:rPr>
-          <w:rtl/>
-          <w:lang w:val="fa"/>
-        </w:rPr>
-        <w:t xml:space="preserve">۲. مبانی نظری</w:t>
-      </w:r>
-    </w:p>
-    <w:bookmarkStart w:id="26" w:name="معناشناسی-میدانی-ایزوتسو"/>
-    <w:p>
-      <w:pPr>
-        <w:pStyle w:val="Heading3"/>
-        <w:bidi/>
-      </w:pPr>
-      <w:r>
-        <w:rPr>
-          <w:rtl/>
-          <w:lang w:val="fa"/>
-        </w:rPr>
-        <w:t xml:space="preserve">۲-۱. معناشناسیِ میدانیِ ایزوتسو</w:t>
-      </w:r>
-    </w:p>
-    <w:p>
-      <w:pPr>
-        <w:bidi/>
-      </w:pPr>
-      <w:r>
-        <w:rPr>
-          <w:rtl/>
-          <w:lang w:val="fa"/>
-        </w:rPr>
-        <w:t xml:space="preserve">روشِ معناشناسیِ میدانیِ ایزوتسو (۱۳۶۰، ۱۳۶۱) با الهام از زبان‌شناسیِ ساختاریِ تریر و وایسگربر، واژگانِ کلیدیِ قرآن را نه گزاره‌هایی منفصل، بلکه گره‌هایی در شبکه‌ی روابطِ هم‌نشینی، جانشینی و تقابل می‌داند که در مجموع، جهان‌بینیِ زبانیِ قرآن را شکل می‌دهند. سه ابزارِ این روش —</w:t>
-      </w:r>
-      <w:r>
-        <w:rPr>
-          <w:rtl/>
-          <w:lang w:val="fa"/>
-        </w:rPr>
-        <w:t xml:space="preserve"> </w:t>
-      </w:r>
-      <w:r>
-        <w:rPr>
-          <w:i/>
-          <w:iCs/>
-          <w:rtl/>
-          <w:lang w:val="fa"/>
-        </w:rPr>
-        <w:t xml:space="preserve">واژه‌کانون</w:t>
-      </w:r>
-      <w:r>
-        <w:rPr>
-          <w:rtl/>
-          <w:lang w:val="fa"/>
-        </w:rPr>
-        <w:t xml:space="preserve">،</w:t>
-      </w:r>
-      <w:r>
-        <w:rPr>
-          <w:rtl/>
-          <w:lang w:val="fa"/>
-        </w:rPr>
-        <w:t xml:space="preserve"> </w:t>
-      </w:r>
-      <w:r>
-        <w:rPr>
-          <w:i/>
-          <w:iCs/>
-          <w:rtl/>
-          <w:lang w:val="fa"/>
-        </w:rPr>
-        <w:t xml:space="preserve">میدانِ معنایی</w:t>
-      </w:r>
-      <w:r>
-        <w:rPr>
-          <w:rtl/>
-          <w:lang w:val="fa"/>
-        </w:rPr>
-        <w:t xml:space="preserve"> </w:t>
-      </w:r>
-      <w:r>
-        <w:rPr>
-          <w:rtl/>
-          <w:lang w:val="fa"/>
-        </w:rPr>
-        <w:t xml:space="preserve">و</w:t>
-      </w:r>
-      <w:r>
-        <w:rPr>
-          <w:rtl/>
-          <w:lang w:val="fa"/>
-        </w:rPr>
-        <w:t xml:space="preserve"> </w:t>
-      </w:r>
-      <w:r>
-        <w:rPr>
-          <w:i/>
-          <w:iCs/>
-          <w:rtl/>
-          <w:lang w:val="fa"/>
-        </w:rPr>
-        <w:t xml:space="preserve">واژه‌کلید</w:t>
-      </w:r>
-      <w:r>
-        <w:rPr>
-          <w:rtl/>
-          <w:lang w:val="fa"/>
-        </w:rPr>
-        <w:t xml:space="preserve"> </w:t>
-      </w:r>
-      <w:r>
-        <w:rPr>
-          <w:rtl/>
-          <w:lang w:val="fa"/>
-        </w:rPr>
-        <w:t xml:space="preserve">— مبنای تحلیلِ ساختاریِ پژوهشِ حاضرند؛ قائمی‌نیا (۱۳۹۰: ۸۲–۹۸) این چارچوب را در سنّتِ ایرانی-اسلامی بومی‌سازی کرده است. محدودیتِ صورتِ اوّلیه‌ی روش آن است که ایزوتسو محدوده‌ی ارتباطاتِ واژگان را روشن می‌سازد، اما</w:t>
-      </w:r>
-      <w:r>
-        <w:rPr>
-          <w:rtl/>
-          <w:lang w:val="fa"/>
-        </w:rPr>
-        <w:t xml:space="preserve"> </w:t>
-      </w:r>
-      <w:r>
-        <w:rPr>
-          <w:i/>
-          <w:iCs/>
-          <w:rtl/>
-          <w:lang w:val="fa"/>
-        </w:rPr>
-        <w:t xml:space="preserve">ترتیب</w:t>
-      </w:r>
-      <w:r>
-        <w:rPr>
-          <w:rtl/>
-          <w:lang w:val="fa"/>
-        </w:rPr>
-        <w:t xml:space="preserve"> </w:t>
-      </w:r>
-      <w:r>
-        <w:rPr>
-          <w:rtl/>
-          <w:lang w:val="fa"/>
-        </w:rPr>
-        <w:t xml:space="preserve">و</w:t>
-      </w:r>
-      <w:r>
-        <w:rPr>
-          <w:rtl/>
-          <w:lang w:val="fa"/>
-        </w:rPr>
-        <w:t xml:space="preserve"> </w:t>
-      </w:r>
-      <w:r>
-        <w:rPr>
-          <w:i/>
-          <w:iCs/>
-          <w:rtl/>
-          <w:lang w:val="fa"/>
-        </w:rPr>
-        <w:t xml:space="preserve">شدتِ نسبیِ</w:t>
-      </w:r>
-      <w:r>
-        <w:rPr>
-          <w:rtl/>
-          <w:lang w:val="fa"/>
-        </w:rPr>
-        <w:t xml:space="preserve"> </w:t>
-      </w:r>
-      <w:r>
-        <w:rPr>
-          <w:rtl/>
-          <w:lang w:val="fa"/>
-        </w:rPr>
-        <w:t xml:space="preserve">میانِ گره‌ها را پدیده‌ای مستقل به‌شمار نمی‌آورد؛ این کاستی در پژوهشِ حاضر با لایه‌ی نظریه‌ی استعاره‌ی مفهومی جبران می‌شود.</w:t>
-      </w:r>
-    </w:p>
-    <w:bookmarkEnd w:id="26"/>
-    <w:bookmarkStart w:id="27" w:name="X38699c988e14160425aa25d9cebd150c24a6bef"/>
-    <w:p>
-      <w:pPr>
-        <w:pStyle w:val="Heading3"/>
-        <w:bidi/>
-      </w:pPr>
-      <w:r>
-        <w:rPr>
-          <w:rtl/>
-          <w:lang w:val="fa"/>
-        </w:rPr>
-        <w:t xml:space="preserve">۲-۲. نظریه‌ی استعاره‌ی مفهومی و طرحواره‌ی شناختیِ خشم</w:t>
-      </w:r>
-    </w:p>
-    <w:p>
-      <w:pPr>
-        <w:bidi/>
-      </w:pPr>
-      <w:r>
-        <w:rPr>
-          <w:rtl/>
-          <w:lang w:val="fa"/>
-        </w:rPr>
-        <w:t xml:space="preserve">نظریه‌ی استعاره‌ی مفهومی (لیکاف و جانسون ۱۹۸۰؛ لیکاف و کوچش ۱۹۸۷؛ کوچش ۲۰۰۰، ۲۰۱۰، ۲۰۲۵) استعاره را نه آرایه‌ای ادبی، بلکه ابزاری شناختی می‌داند که مفاهیمِ انتزاعی — به‌ویژه هیجان — را از طریقِ نگاشت بر مبادیِ تن‌محور (بدن، حرکت، ظرف، حرارت) قابلِ ادراک می‌سازد. لیکاف و کوچش (۱۹۸۷) نشان دادند که زبانِ انگلیسی برای بازنماییِ خشم، از طرحواره‌ی مادرِ</w:t>
-      </w:r>
-      <w:r>
-        <w:rPr>
-          <w:rtl/>
-          <w:lang w:val="fa"/>
-        </w:rPr>
-        <w:t xml:space="preserve"> </w:t>
-      </w:r>
-      <w:r>
-        <w:rPr>
-          <w:i/>
-          <w:iCs/>
-          <w:rtl/>
-          <w:lang w:val="fa"/>
-        </w:rPr>
-        <w:t xml:space="preserve">خشم به‌مثابهِ گرمای مایعی در ظرفِ تحتِ فشار</w:t>
-      </w:r>
-      <w:r>
-        <w:rPr>
-          <w:rtl/>
-          <w:lang w:val="fa"/>
-        </w:rPr>
-        <w:t xml:space="preserve"> </w:t>
-      </w:r>
-      <w:r>
-        <w:rPr>
-          <w:rtl/>
-          <w:lang w:val="fa"/>
-        </w:rPr>
-        <w:t xml:space="preserve">در چهار گامِ پی‌درپی بهره می‌گیرد: (i) هیجان به‌منزله‌ی مایع در ظرف؛ (ii) افزایشِ فشار؛ (iii) مُهرِ ظرف (تنظیمِ درون‌فردی)؛ (iv) فروپاشیِ ظرف در صورتِ غلبه‌ی فشار بر مهار. دانشنامه‌ی دوجلدیِ کوچش، بِنچِس و سِلید (۲۰۲۵) این الگو را در بیش از ۲۵ زبانِ زنده‌ی دنیا بازبینی کرده، اما</w:t>
-      </w:r>
-      <w:r>
-        <w:rPr>
-          <w:rtl/>
-          <w:lang w:val="fa"/>
-        </w:rPr>
-        <w:t xml:space="preserve"> </w:t>
-      </w:r>
-      <w:r>
-        <w:rPr>
-          <w:b/>
-          <w:bCs/>
-          <w:rtl/>
-          <w:lang w:val="fa"/>
-        </w:rPr>
-        <w:t xml:space="preserve">عربیِ کلاسیکِ قرآنی</w:t>
-      </w:r>
-      <w:r>
-        <w:rPr>
-          <w:rtl/>
-          <w:lang w:val="fa"/>
-        </w:rPr>
-        <w:t xml:space="preserve"> </w:t>
-      </w:r>
-      <w:r>
-        <w:rPr>
-          <w:rtl/>
-          <w:lang w:val="fa"/>
-        </w:rPr>
-        <w:t xml:space="preserve">را به‌منزله‌ی پیکره‌ی مستقل از پوششِ خود کنار نهاده است — شکافی صریح که این دانشنامه‌ی روزآمد، خود به آن اشاره دارد. ادعای محوریِ پژوهشِ حاضر — که در §۴-۵ بسط می‌یابد — آن است که قرآنِ کریم در سه‌گانه‌ی</w:t>
-      </w:r>
-      <w:r>
-        <w:rPr>
-          <w:rtl/>
-          <w:lang w:val="fa"/>
-        </w:rPr>
-        <w:t xml:space="preserve"> </w:t>
-      </w:r>
-      <w:r>
-        <w:rPr>
-          <w:i/>
-          <w:iCs/>
-          <w:rtl/>
-          <w:lang w:val="fa"/>
-        </w:rPr>
-        <w:t xml:space="preserve">غیظ-کَظم-تَمَیُّز</w:t>
-      </w:r>
-      <w:r>
-        <w:rPr>
-          <w:rtl/>
-          <w:lang w:val="fa"/>
-        </w:rPr>
-        <w:t xml:space="preserve">، دقیقاً همین چهار گام را عملیاتی ساخته است؛ هم‌سویی‌ای که نه به تأثیرِ تاریخیِ مستقیم، بلکه به مبانیِ شناختی-بدنیِ مشترکِ بشری بازمی‌گردد.</w:t>
-      </w:r>
-    </w:p>
-    <w:p>
-      <w:pPr>
-        <w:bidi/>
-      </w:pPr>
-      <w:r>
-        <w:rPr>
-          <w:b/>
-          <w:bCs/>
-          <w:rtl/>
-          <w:lang w:val="fa"/>
-        </w:rPr>
-        <w:t xml:space="preserve">بازشناسیِ ایرانیِ نظریه‌ی استعاره‌ی مفهومی</w:t>
-      </w:r>
-      <w:r>
-        <w:rPr>
-          <w:rtl/>
-          <w:lang w:val="fa"/>
-        </w:rPr>
-        <w:t xml:space="preserve"> </w:t>
-      </w:r>
-      <w:r>
-        <w:rPr>
-          <w:rtl/>
-          <w:lang w:val="fa"/>
-        </w:rPr>
-        <w:t xml:space="preserve">و کاربستِ آن در پژوهش‌های قرآنی، خوشه‌ای از دستاوردهای دو دهه‌ی اخیر را به‌وجود آورده که این پژوهش به‌صراحت در امتدادِ آن قرار می‌گیرد. قائمی‌نیا در</w:t>
-      </w:r>
-      <w:r>
-        <w:rPr>
-          <w:rtl/>
-          <w:lang w:val="fa"/>
-        </w:rPr>
-        <w:t xml:space="preserve"> </w:t>
-      </w:r>
-      <w:r>
-        <w:rPr>
-          <w:i/>
-          <w:iCs/>
-          <w:rtl/>
-          <w:lang w:val="fa"/>
-        </w:rPr>
-        <w:t xml:space="preserve">معناشناسی شناختی قرآن</w:t>
-      </w:r>
-      <w:r>
-        <w:rPr>
-          <w:rtl/>
-          <w:lang w:val="fa"/>
-        </w:rPr>
-        <w:t xml:space="preserve"> </w:t>
-      </w:r>
-      <w:r>
-        <w:rPr>
-          <w:rtl/>
-          <w:lang w:val="fa"/>
-        </w:rPr>
-        <w:t xml:space="preserve">(۱۳۹۰، به‌ویژه فصلِ دوم: ص ۸۲–۹۸) چارچوبِ ایزوتسو-لیکاف را به فارسی برگرداند و در فصلِ پنجم (ص ۲۰۴–۲۴۸) سرنمونِ تحلیلِ استعاری-طرحواره‌ای را بر گزیده‌ای از مفاهیمِ اخلاقی-اعتقادیِ قرآن اجرا کرد؛ اثرِ متأخّرِ او (۱۳۹۳) این بسطِ مفهومی را به فضاهای روحانی-سلوکیِ قرآن می‌کشاند. پاکتچی در سلسله‌ی</w:t>
-      </w:r>
-      <w:r>
-        <w:rPr>
-          <w:rtl/>
-          <w:lang w:val="fa"/>
-        </w:rPr>
-        <w:t xml:space="preserve"> </w:t>
-      </w:r>
-      <w:r>
-        <w:rPr>
-          <w:i/>
-          <w:iCs/>
-          <w:rtl/>
-          <w:lang w:val="fa"/>
-        </w:rPr>
-        <w:t xml:space="preserve">روش‌شناسیِ معناشناسیِ واژگانِ قرآنی</w:t>
-      </w:r>
-      <w:r>
-        <w:rPr>
-          <w:rtl/>
-          <w:lang w:val="fa"/>
-        </w:rPr>
-        <w:t xml:space="preserve"> </w:t>
-      </w:r>
-      <w:r>
-        <w:rPr>
-          <w:rtl/>
-          <w:lang w:val="fa"/>
-        </w:rPr>
-        <w:t xml:space="preserve">(دانشگاه امام صادق) و در همکاری با افراشی (۱۳۹۹)، روش‌شناسیِ هم‌نشینی-جانشینی را برای واژگانِ مفهومیِ قرآنی پالایید و سرنمونی برای تحلیلِ موردیِ هیجاناتی نظیرِ خشم در سطحِ جمله-آیه عرضه کرد. سهمِ پژوهشِ حاضر در امتدادِ این میراث، در سه نکته‌ی روش‌شناختیِ متمایز است: نخست، گذر از تحلیلِ موردیِ یک تا چند آیه به</w:t>
-      </w:r>
-      <w:r>
-        <w:rPr>
-          <w:rtl/>
-          <w:lang w:val="fa"/>
-        </w:rPr>
-        <w:t xml:space="preserve"> </w:t>
-      </w:r>
-      <w:r>
-        <w:rPr>
-          <w:b/>
-          <w:bCs/>
-          <w:rtl/>
-          <w:lang w:val="fa"/>
-        </w:rPr>
-        <w:t xml:space="preserve">تحلیلِ پیکره‌ایِ تمام‌شمارِ ۳۱۲‌بسامدی</w:t>
-      </w:r>
-      <w:r>
-        <w:rPr>
-          <w:rtl/>
-          <w:lang w:val="fa"/>
-        </w:rPr>
-        <w:t xml:space="preserve">؛ دوم، صورت‌بندیِ هیجانِ خشم نه به‌منزله‌ی مفهومی منفرد بلکه به‌منزله‌ی</w:t>
-      </w:r>
-      <w:r>
-        <w:rPr>
-          <w:rtl/>
-          <w:lang w:val="fa"/>
-        </w:rPr>
-        <w:t xml:space="preserve"> </w:t>
-      </w:r>
-      <w:r>
-        <w:rPr>
-          <w:b/>
-          <w:bCs/>
-          <w:rtl/>
-          <w:lang w:val="fa"/>
-        </w:rPr>
-        <w:t xml:space="preserve">پیوستارِ شدتی-اخلاقیِ شش‌مرحله‌ای</w:t>
-      </w:r>
-      <w:r>
-        <w:rPr>
-          <w:rtl/>
-          <w:lang w:val="fa"/>
-        </w:rPr>
-        <w:t xml:space="preserve">؛ سوم، عرضه‌ی شواهدِ آماری-تفسیریِ هم‌زمان برای</w:t>
-      </w:r>
-      <w:r>
-        <w:rPr>
-          <w:rtl/>
-          <w:lang w:val="fa"/>
-        </w:rPr>
-        <w:t xml:space="preserve"> </w:t>
-      </w:r>
-      <w:r>
-        <w:rPr>
-          <w:i/>
-          <w:iCs/>
-          <w:rtl/>
-          <w:lang w:val="fa"/>
-        </w:rPr>
-        <w:t xml:space="preserve">علّیتِ دوسویه</w:t>
-      </w:r>
-      <w:r>
-        <w:rPr>
-          <w:rtl/>
-          <w:lang w:val="fa"/>
-        </w:rPr>
-        <w:t xml:space="preserve"> </w:t>
-      </w:r>
-      <w:r>
-        <w:rPr>
-          <w:rtl/>
-          <w:lang w:val="fa"/>
-        </w:rPr>
-        <w:t xml:space="preserve">در نقطه‌ی پایانیِ پیوستار. این سه نکته، پژوهشِ حاضر را به نسلِ بعدِ کارهای قائمی‌نیا و پاکتچی-افراشی پیوند می‌زند، نه به‌منزله‌ی نقدِ ایشان، بلکه به‌منزله‌ی عملیاتی‌سازیِ پیکره‌بنیادِ همان روش‌شناسی در مقیاسی گسترده‌تر.</w:t>
-      </w:r>
-    </w:p>
-    <w:p>
-      <w:pPr>
-        <w:bidi/>
-      </w:pPr>
-      <w:r>
-        <w:rPr>
-          <w:rtl/>
-          <w:lang w:val="fa"/>
-        </w:rPr>
-        <w:t xml:space="preserve">دانشنامه‌ی کوچش، بِنچِس و سِلید (۲۰۲۵، جلدِ اوّل، فصل‌های ۱ تا ۳) در بازخوانیِ بیست‌ساله‌ی نظریه‌ی استعاره‌ی هیجانی، عربیِ کلاسیک را — برخلافِ زبان‌های هندواروپاییِ مدرن و عربیِ مدرنِ معاصر (مالجی ۲۰۰۴؛ رابابعا و الصعیدات ۲۰۲۲) — به‌صراحت از حدودِ پوششِ خود بیرون می‌نشاند؛ سهمِ پژوهشِ حاضر، در ساحتِ این شکافِ بین‌المللی نیز قابلِ بازخوانی است.</w:t>
-      </w:r>
-    </w:p>
-    <w:bookmarkEnd w:id="27"/>
-    <w:bookmarkStart w:id="34" w:name="تحلیل-تطبیقی-تفسیری"/>
-    <w:p>
-      <w:pPr>
-        <w:pStyle w:val="Heading3"/>
-        <w:bidi/>
-      </w:pPr>
-      <w:r>
-        <w:rPr>
-          <w:rtl/>
-          <w:lang w:val="fa"/>
-        </w:rPr>
-        <w:t xml:space="preserve">۲-۳. تحلیلِ تطبیقیِ تفسیری</w:t>
-      </w:r>
-    </w:p>
-    <w:p>
-      <w:pPr>
-        <w:bidi/>
-      </w:pPr>
-      <w:r>
-        <w:rPr>
-          <w:rtl/>
-          <w:lang w:val="fa"/>
-        </w:rPr>
-        <w:t xml:space="preserve">لایه‌ی روش‌شناختیِ سوم و کانونیِ پژوهشِ حاضر، تحلیلِ تطبیقیِ نُه مفسّرِ معتبر است: چهار قطبِ اصلی (المیزانِ طباطبایی، الکشّافِ زمخشری، مجمع‌البیانِ طبرسی، التحریر و التنویرِ ابن‌عاشور) و پنج تفسیرِ مکمّل (جامع‌البیانِ طبری، الجامعِ قرطبی، تفسیرِ ابن‌کثیر، فی ظِلال القرآنِ سیّد قطب، و المنارِ رشید رضا)، به‌علاوه‌ی مراجعه‌ی موضعی به لطائف‌الإشاراتِ قشیری در ابعادِ صوفیانه‌ی کَظم. این نُه‌گانه، اعتبارِ بین‌سنّتیِ یافته‌ها را تضمین می‌کند: سنّتِ شیعی (طباطبایی، طبرسی)، سنّی-روایی (طبری، ابن‌کثیر)، معتزلی-بلاغی (زمخشری)، مالکی-فقهی (قرطبی، ابن‌عاشور) و نوگرای معاصر (سیّد قطب، رشید رضا) به‌صورتِ نظام‌مند بازخوانی می‌شوند. در §۴، نقاطِ هم‌گرایی و واگراییِ این تفاسیر بر سرِ هر مرحله‌ی پیوستار به‌صراحت گزارش می‌گردد.</w:t>
-      </w:r>
-    </w:p>
     <w:p>
       <w:pPr>
         <w:pStyle w:val="CaptionedFigure"/>
@@ -1347,20 +723,705 @@
       <w:r>
         <w:drawing>
           <wp:inline>
-            <wp:extent cx="5067300" cy="5067300"/>
+            <wp:extent cx="4533900" cy="7872412"/>
             <wp:effectExtent b="0" l="0" r="0" t="0"/>
-            <wp:docPr descr="نقشه‌ی تطبیقیِ هم‌گرایی و واگراییِ نُه مفسّر بر سه‌گانه‌ی محوریِ غضب-غیظ-بَغی. در مرکز، سه گرهِ کانونی (غضب: خشمِ فعّال، مرحله‌ی ۴؛ غیظ: خشمِ متراکم، مرحله‌ی ۵؛ بَغی: پیامدِ رفتاری، مرحله‌ی ۶). پیرامون، نُه مفسّر بر اساسِ سنّتِ تفسیری رنگ‌گذاری شده‌اند: شیعی (طباطبایی، طبرسی) سبز-آبی؛ سنّی-روایی (طبری، ابن‌کثیر) قهوه‌ای؛ معتزلی-بلاغی (زمخشری) بنفش؛ مالکی-فقهی (قرطبی، ابن‌عاشور) زیتونی؛ نوگرای معاصر (سیّد قطب، رشید رضا) خاکستری. در دو جعبه‌ی پایین، هم‌گرایی‌های اصلی (هر ۹ مفسّر بر بدن-اخلاقی بودنِ غضب، فضیلتِ کَظم، و فروپاشیِ ظرف در سوره مُلک: ۸) و واگرایی‌های کلیدی (غضبُ‌الله: صفتِ ذات در برابرِ صفتِ فعل؛ علّیتِ بَغی: یک‌سویه در برابرِ دوسویه) خلاصه شده است. این هندسه‌ی نُه‌مفسّره، اعتبارِ بین‌سنّتیِ ادعاهای §۴ را تأمین می‌سازد." title="" id="29" name="Picture"/>
+            <wp:docPr descr="شجره‌ی نظریِ معناشناسیِ شناختیِ ایرانی-اسلامی، از ایزوتسو (۱۳۳۸ ش / ۱۹۵۹ م) تا پژوهشِ حاضر (۱۴۰۵ ش / ۲۰۲۶ م). شش گرهِ کانونی بر محورِ زمانی: (۱) بنیادِ ساخت‌گرای ایزوتسو با میدانِ معنایی و جهان‌بینیِ زبانی؛ (۲) بنیادِ شناختیِ لیکاف-کوچش با نظریه‌ی استعاره‌ی مفهومی؛ (۳) بومی‌سازیِ ایرانیِ قائمی‌نیا (۱۳۹۰، ۱۳۹۳) با ادغامِ این دو سنّت؛ (۴) تعمیقِ روش‌شناختیِ پاکتچی-افراشی (۱۳۹۹)؛ (۵) تحلیل‌های تک‌واژگانیِ نَریمانی و قاری‌زاده (۱۴۰۰، ۱۴۰۲)؛ (۶) پژوهشِ حاضر. سه افزوده‌ی نظریِ این پژوهش به سنّتِ موجود در جعبه‌ی پایین آمده است: گستره‌ی پیکره‌ایِ ۳۱۲ بسامدِ ۱۴ ریشه (فراتر از تک‌واژه‌نگری)، ساختارِ مقیاسیِ شش‌مرحله‌ای (فراتر از میدانِ مسطحِ ایزوتسویی)، و علّیتِ دوسویه با ممیّزیِ تفسیر-بنیاد (κ = ۰٫۷۹)." title="" id="24" name="Picture"/>
             <a:graphic>
               <a:graphicData uri="http://schemas.openxmlformats.org/drawingml/2006/picture">
                 <pic:pic>
                   <pic:nvPicPr>
-                    <pic:cNvPr descr="fig9_mufassir.jpg" id="30" name="Picture"/>
+                    <pic:cNvPr descr="fig11_genealogy.jpg" id="25" name="Picture"/>
                     <pic:cNvPicPr>
                       <a:picLocks noChangeArrowheads="1" noChangeAspect="1"/>
                     </pic:cNvPicPr>
                   </pic:nvPicPr>
                   <pic:blipFill>
-                    <a:blip r:embed="rId28"/>
+                    <a:blip r:embed="rId23"/>
+                    <a:stretch>
+                      <a:fillRect/>
+                    </a:stretch>
+                  </pic:blipFill>
+                  <pic:spPr bwMode="auto">
+                    <a:xfrm>
+                      <a:off x="0" y="0"/>
+                      <a:ext cx="4533900" cy="7872412"/>
+                    </a:xfrm>
+                    <a:prstGeom prst="rect">
+                      <a:avLst/>
+                    </a:prstGeom>
+                    <a:noFill/>
+                    <a:ln w="9525">
+                      <a:noFill/>
+                      <a:headEnd/>
+                      <a:tailEnd/>
+                    </a:ln>
+                  </pic:spPr>
+                </pic:pic>
+              </a:graphicData>
+            </a:graphic>
+          </wp:inline>
+        </w:drawing>
+      </w:r>
+    </w:p>
+    <w:p>
+      <w:pPr>
+        <w:pStyle w:val="ImageCaption"/>
+        <w:bidi/>
+      </w:pPr>
+      <w:r>
+        <w:rPr>
+          <w:rtl/>
+          <w:lang w:val="fa"/>
+        </w:rPr>
+        <w:t xml:space="preserve">شجره‌ی نظریِ معناشناسیِ شناختیِ ایرانی-اسلامی، از ایزوتسو (۱۳۳۸ ش / ۱۹۵۹ م) تا پژوهشِ حاضر (۱۴۰۵ ش / ۲۰۲۶ م). شش گرهِ کانونی بر محورِ زمانی: (۱) بنیادِ ساخت‌گرای ایزوتسو با میدانِ معنایی و جهان‌بینیِ زبانی؛ (۲) بنیادِ شناختیِ لیکاف-کوچش با نظریه‌ی استعاره‌ی مفهومی؛ (۳) بومی‌سازیِ ایرانیِ قائمی‌نیا (۱۳۹۰، ۱۳۹۳) با ادغامِ این دو سنّت؛ (۴) تعمیقِ روش‌شناختیِ پاکتچی-افراشی (۱۳۹۹)؛ (۵) تحلیل‌های تک‌واژگانیِ نَریمانی و قاری‌زاده (۱۴۰۰، ۱۴۰۲)؛ (۶) پژوهشِ حاضر. سه افزوده‌ی نظریِ این پژوهش به سنّتِ موجود در جعبه‌ی پایین آمده است: گستره‌ی پیکره‌ایِ ۳۱۲ بسامدِ ۱۴ ریشه (فراتر از تک‌واژه‌نگری)، ساختارِ مقیاسیِ شش‌مرحله‌ای (فراتر از میدانِ مسطحِ ایزوتسویی)، و علّیتِ دوسویه با ممیّزیِ تفسیر-بنیاد (κ = ۰٫۷۹).</w:t>
+      </w:r>
+    </w:p>
+    <w:bookmarkEnd w:id="26"/>
+    <w:bookmarkStart w:id="27" w:name="پرسشها-و-فرضیهی-پژوهش"/>
+    <w:p>
+      <w:pPr>
+        <w:pStyle w:val="Heading3"/>
+        <w:bidi/>
+      </w:pPr>
+      <w:r>
+        <w:rPr>
+          <w:rtl/>
+          <w:lang w:val="fa"/>
+        </w:rPr>
+        <w:t xml:space="preserve">۱-۳. پرسش‌ها و فرضیه‌ی پژوهش</w:t>
+      </w:r>
+    </w:p>
+    <w:p>
+      <w:pPr>
+        <w:bidi/>
+      </w:pPr>
+      <w:r>
+        <w:rPr>
+          <w:b/>
+          <w:bCs/>
+          <w:rtl/>
+          <w:lang w:val="fa"/>
+        </w:rPr>
+        <w:t xml:space="preserve">پرسش‌های پژوهش</w:t>
+      </w:r>
+      <w:r>
+        <w:rPr>
+          <w:rtl/>
+          <w:lang w:val="fa"/>
+        </w:rPr>
+        <w:t xml:space="preserve">: (۱) آیا میراثِ تفسیریِ کلاسیک، در نسبتِ ساختاریِ غضب-غیظ-بَغی، هندسه‌ای معنایی-اخلاقی و منسجم را به‌رسمیت می‌شناسد؟ (۲) سه‌گانه‌ی غیظ-کَظم-تمیّز چگونه طرحواره‌ی</w:t>
+      </w:r>
+      <w:r>
+        <w:rPr>
+          <w:rtl/>
+          <w:lang w:val="fa"/>
+        </w:rPr>
+        <w:t xml:space="preserve"> </w:t>
+      </w:r>
+      <w:r>
+        <w:rPr>
+          <w:i/>
+          <w:iCs/>
+          <w:rtl/>
+          <w:lang w:val="fa"/>
+        </w:rPr>
+        <w:t xml:space="preserve">خشم به‌مثابهِ ظرفِ تحتِ فشار</w:t>
+      </w:r>
+      <w:r>
+        <w:rPr>
+          <w:rtl/>
+          <w:lang w:val="fa"/>
+        </w:rPr>
+        <w:t xml:space="preserve"> </w:t>
+      </w:r>
+      <w:r>
+        <w:rPr>
+          <w:rtl/>
+          <w:lang w:val="fa"/>
+        </w:rPr>
+        <w:t xml:space="preserve">را عملیاتی می‌سازد؟ (۳) رابطه‌ی علّیِ مرحله‌ی ۶ با میدانِ خشم، یک‌سویه است یا دوسویه؟ (۴) این یافته‌ها چه پیامدی برای ترجمه‌ی قرآن و روان‌شناسیِ اسلامیِ کاربردی دارند؟</w:t>
+      </w:r>
+      <w:r>
+        <w:rPr>
+          <w:rtl/>
+          <w:lang w:val="fa"/>
+        </w:rPr>
+        <w:t xml:space="preserve"> </w:t>
+      </w:r>
+      <w:r>
+        <w:rPr>
+          <w:b/>
+          <w:bCs/>
+          <w:rtl/>
+          <w:lang w:val="fa"/>
+        </w:rPr>
+        <w:t xml:space="preserve">فرضیه‌ی محوری</w:t>
+      </w:r>
+      <w:r>
+        <w:rPr>
+          <w:rtl/>
+          <w:lang w:val="fa"/>
+        </w:rPr>
+        <w:t xml:space="preserve">: در سه مرحله‌ی اوجِ پیوستار، هندسه‌ی منسجمی از معنا و اخلاق در سنّتِ تفسیریِ کلاسیک پیشاپیش رمزگذاری شده که با ابزارِ نظریه‌ی استعاره‌ی مفهومی به‌نحوی نظام‌مند آشکار می‌گردد، و رابطه‌ی علّیِ آن — به‌ویژه در مرحله‌ی ۶ — به‌جای یک‌سویگیِ ساده،</w:t>
+      </w:r>
+      <w:r>
+        <w:rPr>
+          <w:rtl/>
+          <w:lang w:val="fa"/>
+        </w:rPr>
+        <w:t xml:space="preserve"> </w:t>
+      </w:r>
+      <w:r>
+        <w:rPr>
+          <w:b/>
+          <w:bCs/>
+          <w:rtl/>
+          <w:lang w:val="fa"/>
+        </w:rPr>
+        <w:t xml:space="preserve">دوسویه</w:t>
+      </w:r>
+      <w:r>
+        <w:rPr>
+          <w:rtl/>
+          <w:lang w:val="fa"/>
+        </w:rPr>
+        <w:t xml:space="preserve"> </w:t>
+      </w:r>
+      <w:r>
+        <w:rPr>
+          <w:rtl/>
+          <w:lang w:val="fa"/>
+        </w:rPr>
+        <w:t xml:space="preserve">است.</w:t>
+      </w:r>
+    </w:p>
+    <w:p>
+      <w:r>
+        <w:pict>
+          <v:rect style="width:0;height:1.5pt" o:hralign="center" o:hrstd="t" o:hr="t"/>
+        </w:pict>
+      </w:r>
+    </w:p>
+    <w:bookmarkEnd w:id="27"/>
+    <w:bookmarkEnd w:id="28"/>
+    <w:bookmarkStart w:id="38" w:name="مبانی-نظری"/>
+    <w:p>
+      <w:pPr>
+        <w:pStyle w:val="Heading2"/>
+        <w:bidi/>
+      </w:pPr>
+      <w:r>
+        <w:rPr>
+          <w:rtl/>
+          <w:lang w:val="fa"/>
+        </w:rPr>
+        <w:t xml:space="preserve">۲. مبانی نظری</w:t>
+      </w:r>
+    </w:p>
+    <w:bookmarkStart w:id="29" w:name="معناشناسی-میدانی-ایزوتسو"/>
+    <w:p>
+      <w:pPr>
+        <w:pStyle w:val="Heading3"/>
+        <w:bidi/>
+      </w:pPr>
+      <w:r>
+        <w:rPr>
+          <w:rtl/>
+          <w:lang w:val="fa"/>
+        </w:rPr>
+        <w:t xml:space="preserve">۲-۱. معناشناسیِ میدانیِ ایزوتسو</w:t>
+      </w:r>
+    </w:p>
+    <w:p>
+      <w:pPr>
+        <w:bidi/>
+      </w:pPr>
+      <w:r>
+        <w:rPr>
+          <w:rtl/>
+          <w:lang w:val="fa"/>
+        </w:rPr>
+        <w:t xml:space="preserve">روشِ معناشناسیِ میدانیِ ایزوتسو (۱۳۶۰، ۱۳۶۱) با الهام از زبان‌شناسیِ ساختاریِ تریر و وایسگربر، واژگانِ کلیدیِ قرآن را نه گزاره‌هایی منفصل، بلکه گره‌هایی در شبکه‌ی روابطِ هم‌نشینی، جانشینی و تقابل می‌داند که در مجموع، جهان‌بینیِ زبانیِ قرآن را شکل می‌دهند. سه ابزارِ این روش —</w:t>
+      </w:r>
+      <w:r>
+        <w:rPr>
+          <w:rtl/>
+          <w:lang w:val="fa"/>
+        </w:rPr>
+        <w:t xml:space="preserve"> </w:t>
+      </w:r>
+      <w:r>
+        <w:rPr>
+          <w:i/>
+          <w:iCs/>
+          <w:rtl/>
+          <w:lang w:val="fa"/>
+        </w:rPr>
+        <w:t xml:space="preserve">واژه‌کانون</w:t>
+      </w:r>
+      <w:r>
+        <w:rPr>
+          <w:rtl/>
+          <w:lang w:val="fa"/>
+        </w:rPr>
+        <w:t xml:space="preserve">،</w:t>
+      </w:r>
+      <w:r>
+        <w:rPr>
+          <w:rtl/>
+          <w:lang w:val="fa"/>
+        </w:rPr>
+        <w:t xml:space="preserve"> </w:t>
+      </w:r>
+      <w:r>
+        <w:rPr>
+          <w:i/>
+          <w:iCs/>
+          <w:rtl/>
+          <w:lang w:val="fa"/>
+        </w:rPr>
+        <w:t xml:space="preserve">میدانِ معنایی</w:t>
+      </w:r>
+      <w:r>
+        <w:rPr>
+          <w:rtl/>
+          <w:lang w:val="fa"/>
+        </w:rPr>
+        <w:t xml:space="preserve"> </w:t>
+      </w:r>
+      <w:r>
+        <w:rPr>
+          <w:rtl/>
+          <w:lang w:val="fa"/>
+        </w:rPr>
+        <w:t xml:space="preserve">و</w:t>
+      </w:r>
+      <w:r>
+        <w:rPr>
+          <w:rtl/>
+          <w:lang w:val="fa"/>
+        </w:rPr>
+        <w:t xml:space="preserve"> </w:t>
+      </w:r>
+      <w:r>
+        <w:rPr>
+          <w:i/>
+          <w:iCs/>
+          <w:rtl/>
+          <w:lang w:val="fa"/>
+        </w:rPr>
+        <w:t xml:space="preserve">واژه‌کلید</w:t>
+      </w:r>
+      <w:r>
+        <w:rPr>
+          <w:rtl/>
+          <w:lang w:val="fa"/>
+        </w:rPr>
+        <w:t xml:space="preserve"> </w:t>
+      </w:r>
+      <w:r>
+        <w:rPr>
+          <w:rtl/>
+          <w:lang w:val="fa"/>
+        </w:rPr>
+        <w:t xml:space="preserve">— مبنای تحلیلِ ساختاریِ پژوهشِ حاضرند؛ قائمی‌نیا (۱۳۹۰: ۸۲–۹۸) این چارچوب را در سنّتِ ایرانی-اسلامی بومی‌سازی کرده است. محدودیتِ صورتِ اوّلیه‌ی روش آن است که ایزوتسو محدوده‌ی ارتباطاتِ واژگان را روشن می‌سازد، اما</w:t>
+      </w:r>
+      <w:r>
+        <w:rPr>
+          <w:rtl/>
+          <w:lang w:val="fa"/>
+        </w:rPr>
+        <w:t xml:space="preserve"> </w:t>
+      </w:r>
+      <w:r>
+        <w:rPr>
+          <w:i/>
+          <w:iCs/>
+          <w:rtl/>
+          <w:lang w:val="fa"/>
+        </w:rPr>
+        <w:t xml:space="preserve">ترتیب</w:t>
+      </w:r>
+      <w:r>
+        <w:rPr>
+          <w:rtl/>
+          <w:lang w:val="fa"/>
+        </w:rPr>
+        <w:t xml:space="preserve"> </w:t>
+      </w:r>
+      <w:r>
+        <w:rPr>
+          <w:rtl/>
+          <w:lang w:val="fa"/>
+        </w:rPr>
+        <w:t xml:space="preserve">و</w:t>
+      </w:r>
+      <w:r>
+        <w:rPr>
+          <w:rtl/>
+          <w:lang w:val="fa"/>
+        </w:rPr>
+        <w:t xml:space="preserve"> </w:t>
+      </w:r>
+      <w:r>
+        <w:rPr>
+          <w:i/>
+          <w:iCs/>
+          <w:rtl/>
+          <w:lang w:val="fa"/>
+        </w:rPr>
+        <w:t xml:space="preserve">شدتِ نسبیِ</w:t>
+      </w:r>
+      <w:r>
+        <w:rPr>
+          <w:rtl/>
+          <w:lang w:val="fa"/>
+        </w:rPr>
+        <w:t xml:space="preserve"> </w:t>
+      </w:r>
+      <w:r>
+        <w:rPr>
+          <w:rtl/>
+          <w:lang w:val="fa"/>
+        </w:rPr>
+        <w:t xml:space="preserve">میانِ گره‌ها را پدیده‌ای مستقل به‌شمار نمی‌آورد؛ این کاستی در پژوهشِ حاضر با لایه‌ی نظریه‌ی استعاره‌ی مفهومی جبران می‌شود.</w:t>
+      </w:r>
+    </w:p>
+    <w:bookmarkEnd w:id="29"/>
+    <w:bookmarkStart w:id="30" w:name="X38699c988e14160425aa25d9cebd150c24a6bef"/>
+    <w:p>
+      <w:pPr>
+        <w:pStyle w:val="Heading3"/>
+        <w:bidi/>
+      </w:pPr>
+      <w:r>
+        <w:rPr>
+          <w:rtl/>
+          <w:lang w:val="fa"/>
+        </w:rPr>
+        <w:t xml:space="preserve">۲-۲. نظریه‌ی استعاره‌ی مفهومی و طرحواره‌ی شناختیِ خشم</w:t>
+      </w:r>
+    </w:p>
+    <w:p>
+      <w:pPr>
+        <w:bidi/>
+      </w:pPr>
+      <w:r>
+        <w:rPr>
+          <w:rtl/>
+          <w:lang w:val="fa"/>
+        </w:rPr>
+        <w:t xml:space="preserve">نظریه‌ی استعاره‌ی مفهومی (لیکاف و جانسون ۱۹۸۰؛ لیکاف و کوچش ۱۹۸۷؛ کوچش ۲۰۰۰، ۲۰۱۰، ۲۰۲۵) استعاره را نه آرایه‌ای ادبی، بلکه ابزاری شناختی می‌داند که مفاهیمِ انتزاعی — به‌ویژه هیجان — را از طریقِ نگاشت بر مبادیِ تن‌محور (بدن، حرکت، ظرف، حرارت) قابلِ ادراک می‌سازد. لیکاف و کوچش (۱۹۸۷) نشان دادند که زبانِ انگلیسی برای بازنماییِ خشم، از طرحواره‌ی مادرِ</w:t>
+      </w:r>
+      <w:r>
+        <w:rPr>
+          <w:rtl/>
+          <w:lang w:val="fa"/>
+        </w:rPr>
+        <w:t xml:space="preserve"> </w:t>
+      </w:r>
+      <w:r>
+        <w:rPr>
+          <w:i/>
+          <w:iCs/>
+          <w:rtl/>
+          <w:lang w:val="fa"/>
+        </w:rPr>
+        <w:t xml:space="preserve">خشم به‌مثابهِ گرمای مایعی در ظرفِ تحتِ فشار</w:t>
+      </w:r>
+      <w:r>
+        <w:rPr>
+          <w:rtl/>
+          <w:lang w:val="fa"/>
+        </w:rPr>
+        <w:t xml:space="preserve"> </w:t>
+      </w:r>
+      <w:r>
+        <w:rPr>
+          <w:rtl/>
+          <w:lang w:val="fa"/>
+        </w:rPr>
+        <w:t xml:space="preserve">در چهار گامِ پی‌درپی بهره می‌گیرد: (i) هیجان به‌منزله‌ی مایع در ظرف؛ (ii) افزایشِ فشار؛ (iii) مُهرِ ظرف (تنظیمِ درون‌فردی)؛ (iv) فروپاشیِ ظرف در صورتِ غلبه‌ی فشار بر مهار. دانشنامه‌ی دوجلدیِ کوچش، بِنچِس و سِلید (۲۰۲۵) این الگو را در بیش از ۲۵ زبانِ زنده‌ی دنیا بازبینی کرده، اما</w:t>
+      </w:r>
+      <w:r>
+        <w:rPr>
+          <w:rtl/>
+          <w:lang w:val="fa"/>
+        </w:rPr>
+        <w:t xml:space="preserve"> </w:t>
+      </w:r>
+      <w:r>
+        <w:rPr>
+          <w:b/>
+          <w:bCs/>
+          <w:rtl/>
+          <w:lang w:val="fa"/>
+        </w:rPr>
+        <w:t xml:space="preserve">عربیِ کلاسیکِ قرآنی</w:t>
+      </w:r>
+      <w:r>
+        <w:rPr>
+          <w:rtl/>
+          <w:lang w:val="fa"/>
+        </w:rPr>
+        <w:t xml:space="preserve"> </w:t>
+      </w:r>
+      <w:r>
+        <w:rPr>
+          <w:rtl/>
+          <w:lang w:val="fa"/>
+        </w:rPr>
+        <w:t xml:space="preserve">را به‌منزله‌ی پیکره‌ی مستقل از پوششِ خود کنار نهاده است — شکافی صریح که این دانشنامه‌ی روزآمد، خود به آن اشاره دارد. ادعای محوریِ پژوهشِ حاضر — که در §۴-۵ بسط می‌یابد — آن است که قرآنِ کریم در سه‌گانه‌ی</w:t>
+      </w:r>
+      <w:r>
+        <w:rPr>
+          <w:rtl/>
+          <w:lang w:val="fa"/>
+        </w:rPr>
+        <w:t xml:space="preserve"> </w:t>
+      </w:r>
+      <w:r>
+        <w:rPr>
+          <w:i/>
+          <w:iCs/>
+          <w:rtl/>
+          <w:lang w:val="fa"/>
+        </w:rPr>
+        <w:t xml:space="preserve">غیظ-کَظم-تَمَیُّز</w:t>
+      </w:r>
+      <w:r>
+        <w:rPr>
+          <w:rtl/>
+          <w:lang w:val="fa"/>
+        </w:rPr>
+        <w:t xml:space="preserve">، دقیقاً همین چهار گام را عملیاتی ساخته است؛ هم‌سویی‌ای که نه به تأثیرِ تاریخیِ مستقیم، بلکه به مبانیِ شناختی-بدنیِ مشترکِ بشری بازمی‌گردد.</w:t>
+      </w:r>
+    </w:p>
+    <w:p>
+      <w:pPr>
+        <w:bidi/>
+      </w:pPr>
+      <w:r>
+        <w:rPr>
+          <w:b/>
+          <w:bCs/>
+          <w:rtl/>
+          <w:lang w:val="fa"/>
+        </w:rPr>
+        <w:t xml:space="preserve">بازشناسیِ ایرانیِ نظریه‌ی استعاره‌ی مفهومی</w:t>
+      </w:r>
+      <w:r>
+        <w:rPr>
+          <w:rtl/>
+          <w:lang w:val="fa"/>
+        </w:rPr>
+        <w:t xml:space="preserve"> </w:t>
+      </w:r>
+      <w:r>
+        <w:rPr>
+          <w:rtl/>
+          <w:lang w:val="fa"/>
+        </w:rPr>
+        <w:t xml:space="preserve">و کاربستِ آن در پژوهش‌های قرآنی، خوشه‌ای از دستاوردهای دو دهه‌ی اخیر را به‌وجود آورده که این پژوهش به‌صراحت در امتدادِ آن قرار می‌گیرد. قائمی‌نیا در</w:t>
+      </w:r>
+      <w:r>
+        <w:rPr>
+          <w:rtl/>
+          <w:lang w:val="fa"/>
+        </w:rPr>
+        <w:t xml:space="preserve"> </w:t>
+      </w:r>
+      <w:r>
+        <w:rPr>
+          <w:i/>
+          <w:iCs/>
+          <w:rtl/>
+          <w:lang w:val="fa"/>
+        </w:rPr>
+        <w:t xml:space="preserve">معناشناسی شناختی قرآن</w:t>
+      </w:r>
+      <w:r>
+        <w:rPr>
+          <w:rtl/>
+          <w:lang w:val="fa"/>
+        </w:rPr>
+        <w:t xml:space="preserve"> </w:t>
+      </w:r>
+      <w:r>
+        <w:rPr>
+          <w:rtl/>
+          <w:lang w:val="fa"/>
+        </w:rPr>
+        <w:t xml:space="preserve">(۱۳۹۰، به‌ویژه فصلِ دوم: ص ۸۲–۹۸) چارچوبِ ایزوتسو-لیکاف را به فارسی برگرداند و در فصلِ پنجم (ص ۲۰۴–۲۴۸) سرنمونِ تحلیلِ استعاری-طرحواره‌ای را بر گزیده‌ای از مفاهیمِ اخلاقی-اعتقادیِ قرآن اجرا کرد؛ اثرِ متأخّرِ او (۱۳۹۳) این بسطِ مفهومی را به فضاهای روحانی-سلوکیِ قرآن می‌کشاند. پاکتچی در سلسله‌ی</w:t>
+      </w:r>
+      <w:r>
+        <w:rPr>
+          <w:rtl/>
+          <w:lang w:val="fa"/>
+        </w:rPr>
+        <w:t xml:space="preserve"> </w:t>
+      </w:r>
+      <w:r>
+        <w:rPr>
+          <w:i/>
+          <w:iCs/>
+          <w:rtl/>
+          <w:lang w:val="fa"/>
+        </w:rPr>
+        <w:t xml:space="preserve">روش‌شناسیِ معناشناسیِ واژگانِ قرآنی</w:t>
+      </w:r>
+      <w:r>
+        <w:rPr>
+          <w:rtl/>
+          <w:lang w:val="fa"/>
+        </w:rPr>
+        <w:t xml:space="preserve"> </w:t>
+      </w:r>
+      <w:r>
+        <w:rPr>
+          <w:rtl/>
+          <w:lang w:val="fa"/>
+        </w:rPr>
+        <w:t xml:space="preserve">(دانشگاه امام صادق) و در همکاری با افراشی (۱۳۹۹)، روش‌شناسیِ هم‌نشینی-جانشینی را برای واژگانِ مفهومیِ قرآنی پالایید و سرنمونی برای تحلیلِ موردیِ هیجاناتی نظیرِ خشم در سطحِ جمله-آیه عرضه کرد. سهمِ پژوهشِ حاضر در امتدادِ این میراث، در سه نکته‌ی روش‌شناختیِ متمایز است: نخست، گذر از تحلیلِ موردیِ یک تا چند آیه به</w:t>
+      </w:r>
+      <w:r>
+        <w:rPr>
+          <w:rtl/>
+          <w:lang w:val="fa"/>
+        </w:rPr>
+        <w:t xml:space="preserve"> </w:t>
+      </w:r>
+      <w:r>
+        <w:rPr>
+          <w:b/>
+          <w:bCs/>
+          <w:rtl/>
+          <w:lang w:val="fa"/>
+        </w:rPr>
+        <w:t xml:space="preserve">تحلیلِ پیکره‌ایِ تمام‌شمارِ ۳۱۲‌بسامدی</w:t>
+      </w:r>
+      <w:r>
+        <w:rPr>
+          <w:rtl/>
+          <w:lang w:val="fa"/>
+        </w:rPr>
+        <w:t xml:space="preserve">؛ دوم، صورت‌بندیِ هیجانِ خشم نه به‌منزله‌ی مفهومی منفرد بلکه به‌منزله‌ی</w:t>
+      </w:r>
+      <w:r>
+        <w:rPr>
+          <w:rtl/>
+          <w:lang w:val="fa"/>
+        </w:rPr>
+        <w:t xml:space="preserve"> </w:t>
+      </w:r>
+      <w:r>
+        <w:rPr>
+          <w:b/>
+          <w:bCs/>
+          <w:rtl/>
+          <w:lang w:val="fa"/>
+        </w:rPr>
+        <w:t xml:space="preserve">پیوستارِ شدتی-اخلاقیِ شش‌مرحله‌ای</w:t>
+      </w:r>
+      <w:r>
+        <w:rPr>
+          <w:rtl/>
+          <w:lang w:val="fa"/>
+        </w:rPr>
+        <w:t xml:space="preserve">؛ سوم، عرضه‌ی شواهدِ آماری-تفسیریِ هم‌زمان برای</w:t>
+      </w:r>
+      <w:r>
+        <w:rPr>
+          <w:rtl/>
+          <w:lang w:val="fa"/>
+        </w:rPr>
+        <w:t xml:space="preserve"> </w:t>
+      </w:r>
+      <w:r>
+        <w:rPr>
+          <w:i/>
+          <w:iCs/>
+          <w:rtl/>
+          <w:lang w:val="fa"/>
+        </w:rPr>
+        <w:t xml:space="preserve">علّیتِ دوسویه</w:t>
+      </w:r>
+      <w:r>
+        <w:rPr>
+          <w:rtl/>
+          <w:lang w:val="fa"/>
+        </w:rPr>
+        <w:t xml:space="preserve"> </w:t>
+      </w:r>
+      <w:r>
+        <w:rPr>
+          <w:rtl/>
+          <w:lang w:val="fa"/>
+        </w:rPr>
+        <w:t xml:space="preserve">در نقطه‌ی پایانیِ پیوستار. این سه نکته، پژوهشِ حاضر را به نسلِ بعدِ کارهای قائمی‌نیا و پاکتچی-افراشی پیوند می‌زند، نه به‌منزله‌ی نقدِ ایشان، بلکه به‌منزله‌ی عملیاتی‌سازیِ پیکره‌بنیادِ همان روش‌شناسی در مقیاسی گسترده‌تر.</w:t>
+      </w:r>
+    </w:p>
+    <w:p>
+      <w:pPr>
+        <w:bidi/>
+      </w:pPr>
+      <w:r>
+        <w:rPr>
+          <w:rtl/>
+          <w:lang w:val="fa"/>
+        </w:rPr>
+        <w:t xml:space="preserve">دانشنامه‌ی کوچش، بِنچِس و سِلید (۲۰۲۵، جلدِ اوّل، فصل‌های ۱ تا ۳) در بازخوانیِ بیست‌ساله‌ی نظریه‌ی استعاره‌ی هیجانی، عربیِ کلاسیک را — برخلافِ زبان‌های هندواروپاییِ مدرن و عربیِ مدرنِ معاصر (مالجی ۲۰۰۴؛ رابابعا و الصعیدات ۲۰۲۲) — به‌صراحت از حدودِ پوششِ خود بیرون می‌نشاند؛ سهمِ پژوهشِ حاضر، در ساحتِ این شکافِ بین‌المللی نیز قابلِ بازخوانی است.</w:t>
+      </w:r>
+    </w:p>
+    <w:bookmarkEnd w:id="30"/>
+    <w:bookmarkStart w:id="37" w:name="تحلیل-تطبیقی-تفسیری"/>
+    <w:p>
+      <w:pPr>
+        <w:pStyle w:val="Heading3"/>
+        <w:bidi/>
+      </w:pPr>
+      <w:r>
+        <w:rPr>
+          <w:rtl/>
+          <w:lang w:val="fa"/>
+        </w:rPr>
+        <w:t xml:space="preserve">۲-۳. تحلیلِ تطبیقیِ تفسیری</w:t>
+      </w:r>
+    </w:p>
+    <w:p>
+      <w:pPr>
+        <w:bidi/>
+      </w:pPr>
+      <w:r>
+        <w:rPr>
+          <w:rtl/>
+          <w:lang w:val="fa"/>
+        </w:rPr>
+        <w:t xml:space="preserve">لایه‌ی روش‌شناختیِ سوم و کانونیِ پژوهشِ حاضر، تحلیلِ تطبیقیِ نُه مفسّرِ معتبر است: چهار قطبِ اصلی (المیزانِ طباطبایی، الکشّافِ زمخشری، مجمع‌البیانِ طبرسی، التحریر و التنویرِ ابن‌عاشور) و پنج تفسیرِ مکمّل (جامع‌البیانِ طبری، الجامعِ قرطبی، تفسیرِ ابن‌کثیر، فی ظِلال القرآنِ سیّد قطب، و المنارِ رشید رضا)، به‌علاوه‌ی مراجعه‌ی موضعی به لطائف‌الإشاراتِ قشیری در ابعادِ صوفیانه‌ی کَظم. این نُه‌گانه، اعتبارِ بین‌سنّتیِ یافته‌ها را تضمین می‌کند: سنّتِ شیعی (طباطبایی، طبرسی)، سنّی-روایی (طبری، ابن‌کثیر)، معتزلی-بلاغی (زمخشری)، مالکی-فقهی (قرطبی، ابن‌عاشور) و نوگرای معاصر (سیّد قطب، رشید رضا) به‌صورتِ نظام‌مند بازخوانی می‌شوند. در §۴، نقاطِ هم‌گرایی و واگراییِ این تفاسیر بر سرِ هر مرحله‌ی پیوستار به‌صراحت گزارش می‌گردد.</w:t>
+      </w:r>
+    </w:p>
+    <w:p>
+      <w:pPr>
+        <w:pStyle w:val="CaptionedFigure"/>
+        <w:bidi/>
+      </w:pPr>
+      <w:r>
+        <w:drawing>
+          <wp:inline>
+            <wp:extent cx="5067300" cy="5067300"/>
+            <wp:effectExtent b="0" l="0" r="0" t="0"/>
+            <wp:docPr descr="نقشه‌ی تطبیقیِ هم‌گرایی و واگراییِ نُه مفسّر بر سه‌گانه‌ی محوریِ غضب-غیظ-بَغی. در مرکز، سه گرهِ کانونی (غضب: خشمِ فعّال، مرحله‌ی ۴؛ غیظ: خشمِ متراکم، مرحله‌ی ۵؛ بَغی: پیامدِ رفتاری، مرحله‌ی ۶). پیرامون، نُه مفسّر بر اساسِ سنّتِ تفسیری رنگ‌گذاری شده‌اند: شیعی (طباطبایی، طبرسی) سبز-آبی؛ سنّی-روایی (طبری، ابن‌کثیر) قهوه‌ای؛ معتزلی-بلاغی (زمخشری) بنفش؛ مالکی-فقهی (قرطبی، ابن‌عاشور) زیتونی؛ نوگرای معاصر (سیّد قطب، رشید رضا) خاکستری. در دو جعبه‌ی پایین، هم‌گرایی‌های اصلی (هر ۹ مفسّر بر بدن-اخلاقی بودنِ غضب، فضیلتِ کَظم، و فروپاشیِ ظرف در سوره مُلک: ۸) و واگرایی‌های کلیدی (غضبُ‌الله: صفتِ ذات در برابرِ صفتِ فعل؛ علّیتِ بَغی: یک‌سویه در برابرِ دوسویه) خلاصه شده است. این هندسه‌ی نُه‌مفسّره، اعتبارِ بین‌سنّتیِ ادعاهای §۴ را تأمین می‌سازد." title="" id="32" name="Picture"/>
+            <a:graphic>
+              <a:graphicData uri="http://schemas.openxmlformats.org/drawingml/2006/picture">
+                <pic:pic>
+                  <pic:nvPicPr>
+                    <pic:cNvPr descr="fig9_mufassir.jpg" id="33" name="Picture"/>
+                    <pic:cNvPicPr>
+                      <a:picLocks noChangeArrowheads="1" noChangeAspect="1"/>
+                    </pic:cNvPicPr>
+                  </pic:nvPicPr>
+                  <pic:blipFill>
+                    <a:blip r:embed="rId31"/>
                     <a:stretch>
                       <a:fillRect/>
                     </a:stretch>
@@ -1417,18 +1478,18 @@
           <wp:inline>
             <wp:extent cx="5334000" cy="2093473"/>
             <wp:effectExtent b="0" l="0" r="0" t="0"/>
-            <wp:docPr descr="پیوستارِ شش‌مرحله‌ایِ طیفِ هیجانیِ خشم در قرآنِ کریم، بر محورِ افقیِ شدتِ کنش. هر گره به یکی از چهارده ریشه‌ی عربیِ کانونی نگاشته می‌شود؛ سطحِ گره با بسامدِ ریشه در پیکره‌ی ریخت‌شناختیِ قرآنی (دوکس ۲۰۱۱) متناسب است. مرحله‌ها به‌ترتیب: (۱) پیش‌ازخشم — أف، کَره؛ (۲) فشارِ درونی — ضِیق، حُزن، أَسَف؛ (۳) نفرتِ ارزیابانه — نَقم، سَخَط، مَقت؛ (۴) خشمِ فعّال — غضب، حَرد؛ (۵) خشمِ متراکم — غیظ، با تجلیِ تمیّز؛ (۶) پیامدهای رفتاری — بَغی، طغیان، عتوّ. نزدیکیِ مجموعِ مرحله‌ی ۶ (۱۴۵) با مراحلِ ۱ تا ۵ (۱۶۷) با تفسیرِ علّیتِ دوسویه (§۴-۶-۴، §۵-۲) سازگار است." title="" id="32" name="Picture"/>
+            <wp:docPr descr="پیوستارِ شش‌مرحله‌ایِ طیفِ هیجانیِ خشم در قرآنِ کریم، بر محورِ افقیِ شدتِ کنش. هر گره به یکی از چهارده ریشه‌ی عربیِ کانونی نگاشته می‌شود؛ سطحِ گره با بسامدِ ریشه در پیکره‌ی ریخت‌شناختیِ قرآنی (دوکس ۲۰۱۱) متناسب است. مرحله‌ها به‌ترتیب: (۱) پیش‌ازخشم — أف، کَره؛ (۲) فشارِ درونی — ضِیق، حُزن، أَسَف؛ (۳) نفرتِ ارزیابانه — نَقم، سَخَط، مَقت؛ (۴) خشمِ فعّال — غضب، حَرد؛ (۵) خشمِ متراکم — غیظ، با تجلیِ تمیّز؛ (۶) پیامدهای رفتاری — بَغی، طغیان، عتوّ. نزدیکیِ مجموعِ مرحله‌ی ۶ (۱۴۵) با مراحلِ ۱ تا ۵ (۱۶۷) با تفسیرِ علّیتِ دوسویه (§۴-۶-۴، §۵-۲) سازگار است." title="" id="35" name="Picture"/>
             <a:graphic>
               <a:graphicData uri="http://schemas.openxmlformats.org/drawingml/2006/picture">
                 <pic:pic>
                   <pic:nvPicPr>
-                    <pic:cNvPr descr="fig1_continuum.png" id="33" name="Picture"/>
+                    <pic:cNvPr descr="fig1_continuum.png" id="36" name="Picture"/>
                     <pic:cNvPicPr>
                       <a:picLocks noChangeArrowheads="1" noChangeAspect="1"/>
                     </pic:cNvPicPr>
                   </pic:nvPicPr>
                   <pic:blipFill>
-                    <a:blip r:embed="rId31"/>
+                    <a:blip r:embed="rId34"/>
                     <a:stretch>
                       <a:fillRect/>
                     </a:stretch>
@@ -1491,9 +1552,9 @@
         <w:t xml:space="preserve">. هر گره به یکی از چهارده ریشه‌ی عربیِ کانونی نگاشته می‌شود؛ سطحِ گره با بسامدِ ریشه در پیکره‌ی ریخت‌شناختیِ قرآنی (دوکس ۲۰۱۱) متناسب است. مرحله‌ها به‌ترتیب: (۱) پیش‌ازخشم — أف، کَره؛ (۲) فشارِ درونی — ضِیق، حُزن، أَسَف؛ (۳) نفرتِ ارزیابانه — نَقم، سَخَط، مَقت؛ (۴) خشمِ فعّال — غضب، حَرد؛ (۵) خشمِ متراکم — غیظ، با تجلیِ تمیّز؛ (۶) پیامدهای رفتاری — بَغی، طغیان، عتوّ. نزدیکیِ مجموعِ مرحله‌ی ۶ (۱۴۵) با مراحلِ ۱ تا ۵ (۱۶۷) با تفسیرِ علّیتِ دوسویه (§۴-۶-۴، §۵-۲) سازگار است.</w:t>
       </w:r>
     </w:p>
-    <w:bookmarkEnd w:id="34"/>
-    <w:bookmarkEnd w:id="35"/>
-    <w:bookmarkStart w:id="40" w:name="روششناسی"/>
+    <w:bookmarkEnd w:id="37"/>
+    <w:bookmarkEnd w:id="38"/>
+    <w:bookmarkStart w:id="43" w:name="روششناسی"/>
     <w:p>
       <w:pPr>
         <w:pStyle w:val="Heading2"/>
@@ -1507,7 +1568,7 @@
         <w:t xml:space="preserve">۳. روش‌شناسی</w:t>
       </w:r>
     </w:p>
-    <w:bookmarkStart w:id="36" w:name="پیکره-و-منابع-داده"/>
+    <w:bookmarkStart w:id="39" w:name="پیکره-و-منابع-داده"/>
     <w:p>
       <w:pPr>
         <w:pStyle w:val="Heading3"/>
@@ -1612,8 +1673,8 @@
         <w:t xml:space="preserve">).</w:t>
       </w:r>
     </w:p>
-    <w:bookmarkEnd w:id="36"/>
-    <w:bookmarkStart w:id="37" w:name="واژگان-مورد-بررسی"/>
+    <w:bookmarkEnd w:id="39"/>
+    <w:bookmarkStart w:id="40" w:name="واژگان-مورد-بررسی"/>
     <w:p>
       <w:pPr>
         <w:pStyle w:val="Heading3"/>
@@ -1729,8 +1790,8 @@
         <w:t xml:space="preserve">به میدانِ خشم بدونِ تداخلِ گسترده با میدان‌های مجاور. در پژوهشِ حاضر، تنها مرحله‌های ۴ تا ۶ به‌تفصیل تحلیل می‌شوند (شش ریشه: غضب، حَرد، غیظ، بَغی، طغیان، عتوّ).</w:t>
       </w:r>
     </w:p>
-    <w:bookmarkEnd w:id="37"/>
-    <w:bookmarkStart w:id="38" w:name="منابع-تفسیری-مورد-استفاده"/>
+    <w:bookmarkEnd w:id="40"/>
+    <w:bookmarkStart w:id="41" w:name="منابع-تفسیری-مورد-استفاده"/>
     <w:p>
       <w:pPr>
         <w:pStyle w:val="Heading3"/>
@@ -1846,8 +1907,8 @@
         <w:t xml:space="preserve">— جامع‌البیانِ طبری (پیشگامِ تفسیرِ روایی)، الجامعِ قرطبی (فقهی-مالکی)، تفسیرِ ابن‌کثیر (روایی-تاریخی)، التحریر و التنویرِ ابن‌عاشور (پیامدشناختیِ نوگرا)، فی ظِلال القرآنِ سیّد قطب (نوگرای اخوانی) و المنارِ رشید رضا (نوگرای اصلاحی). برای ابعادِ صوفیانه‌ی کَظمِ غیظ (§۴-۵)، لطائف‌الإشاراتِ قشیری نیز در مواضعِ خاص مورد مراجعه قرار می‌گیرد.</w:t>
       </w:r>
     </w:p>
-    <w:bookmarkEnd w:id="38"/>
-    <w:bookmarkStart w:id="39" w:name="روایی-و-راستیآزمایی"/>
+    <w:bookmarkEnd w:id="41"/>
+    <w:bookmarkStart w:id="42" w:name="روایی-و-راستیآزمایی"/>
     <w:p>
       <w:pPr>
         <w:pStyle w:val="Heading3"/>
@@ -1880,9 +1941,9 @@
         </w:pict>
       </w:r>
     </w:p>
-    <w:bookmarkEnd w:id="39"/>
-    <w:bookmarkEnd w:id="40"/>
-    <w:bookmarkStart w:id="66" w:name="یافتهها"/>
+    <w:bookmarkEnd w:id="42"/>
+    <w:bookmarkEnd w:id="43"/>
+    <w:bookmarkStart w:id="69" w:name="یافتهها"/>
     <w:p>
       <w:pPr>
         <w:pStyle w:val="Heading2"/>
@@ -1896,7 +1957,7 @@
         <w:t xml:space="preserve">۴. یافته‌ها</w:t>
       </w:r>
     </w:p>
-    <w:bookmarkStart w:id="41" w:name="ریشهشناسی-تطبیقی-جدول-چهار-لغتنامهای"/>
+    <w:bookmarkStart w:id="44" w:name="ریشهشناسی-تطبیقی-جدول-چهار-لغتنامهای"/>
     <w:p>
       <w:pPr>
         <w:pStyle w:val="Heading3"/>
@@ -3745,8 +3806,8 @@
         <w:t xml:space="preserve">این جدول، پشتوانه‌ی لغوی-تاریخیِ پیوستارِ پیشنهادی را فراهم می‌آورد و نشان می‌دهد که گذار از أُف به عتوّ، نه ساخته‌ای حدسی از سوی پژوهشِ حاضر، بلکه بازتابی از ساختارِ مفهومیِ تثبیت‌شده در سنّتِ چهار لغت‌نامه‌ی معیار است.</w:t>
       </w:r>
     </w:p>
-    <w:bookmarkEnd w:id="41"/>
-    <w:bookmarkStart w:id="51" w:name="توزیع-بسامدی-و-آزمونهای-آماری"/>
+    <w:bookmarkEnd w:id="44"/>
+    <w:bookmarkStart w:id="54" w:name="توزیع-بسامدی-و-آزمونهای-آماری"/>
     <w:p>
       <w:pPr>
         <w:pStyle w:val="Heading3"/>
@@ -5552,18 +5613,18 @@
           <wp:inline>
             <wp:extent cx="5067300" cy="1964216"/>
             <wp:effectExtent b="0" l="0" r="0" t="0"/>
-            <wp:docPr descr="بسامدِ ریشه‌ای و مرحله‌ایِ ۳۱۲ بسامدِ کانونیِ طیف. پنلِ راست: بسامد به‌تفکیکِ ریشه؛ رنگِ میله، کدِ مرحله را نشان می‌دهد. عدمِ تقارنِ نمایانِ مرحله‌ی ۶ (بَغی ۹۶ در برابرِ عتوّ ۱۰)، بازتابِ تقسیمِ کارِ واژگانی میانِ پرخاشگریِ توزیع‌شده و سرکشیِ لجوجانه است (تحلیل در §۴-۶). پنلِ چپ: مجموعِ هر مرحله (۴۴، ۶۰، ۲۷، ۲۵، ۱۱، ۱۴۵). آزمونِ خی-دوی شش‌مرحله‌ای فرضِ یکنواختی را رد می‌کند (χ²(۵) = ۲۲۷٫۱۵، p &lt; ۰٫۰۰۱)؛ اما مقایسه‌ی هسته‌ی پدیدارشناختی (۱۶۷) با قطبِ پیامدها (۱۴۵) رد نمی‌شود (χ²(۱) = ۱٫۵۵) — هم‌سو با §۴-۶-۴ و §۵-۲." title="" id="43" name="Picture"/>
+            <wp:docPr descr="بسامدِ ریشه‌ای و مرحله‌ایِ ۳۱۲ بسامدِ کانونیِ طیف. پنلِ راست: بسامد به‌تفکیکِ ریشه؛ رنگِ میله، کدِ مرحله را نشان می‌دهد. عدمِ تقارنِ نمایانِ مرحله‌ی ۶ (بَغی ۹۶ در برابرِ عتوّ ۱۰)، بازتابِ تقسیمِ کارِ واژگانی میانِ پرخاشگریِ توزیع‌شده و سرکشیِ لجوجانه است (تحلیل در §۴-۶). پنلِ چپ: مجموعِ هر مرحله (۴۴، ۶۰، ۲۷، ۲۵، ۱۱، ۱۴۵). آزمونِ خی-دوی شش‌مرحله‌ای فرضِ یکنواختی را رد می‌کند (χ²(۵) = ۲۲۷٫۱۵، p &lt; ۰٫۰۰۱)؛ اما مقایسه‌ی هسته‌ی پدیدارشناختی (۱۶۷) با قطبِ پیامدها (۱۴۵) رد نمی‌شود (χ²(۱) = ۱٫۵۵) — هم‌سو با §۴-۶-۴ و §۵-۲." title="" id="46" name="Picture"/>
             <a:graphic>
               <a:graphicData uri="http://schemas.openxmlformats.org/drawingml/2006/picture">
                 <pic:pic>
                   <pic:nvPicPr>
-                    <pic:cNvPr descr="fig2_frequency_by_stage.png" id="44" name="Picture"/>
+                    <pic:cNvPr descr="fig2_frequency_by_stage.png" id="47" name="Picture"/>
                     <pic:cNvPicPr>
                       <a:picLocks noChangeArrowheads="1" noChangeAspect="1"/>
                     </pic:cNvPicPr>
                   </pic:nvPicPr>
                   <pic:blipFill>
-                    <a:blip r:embed="rId42"/>
+                    <a:blip r:embed="rId45"/>
                     <a:stretch>
                       <a:fillRect/>
                     </a:stretch>
@@ -5659,18 +5720,18 @@
           <wp:inline>
             <wp:extent cx="5067300" cy="2005766"/>
             <wp:effectExtent b="0" l="0" r="0" t="0"/>
-            <wp:docPr descr="توزیعِ تجمیعیِ مکّی/مدنی برای چهارده ریشه‌ی کانونی. اعدادِ بالای میله‌ها نسبتِ خامِ مکّی/مدنی را نشان می‌دهند. الگوهای شاخص: أَسَف انحصاراً مکّی (۵/۰)؛ سَخَط انحصاراً مدنی (۰/۴، p = ۰٫۰۰۵ در برابرِ خطِ پایه‌ی ۰٫۷۴)؛ نَقم با گرایشِ مکّی (۱۲/۵)؛ کَره با گرایشِ مدنی (۱۴/۲۷، p = ۰٫۰۰۵)؛ حَرد هاپَکسِ مکّی. این الگو، تخصص‌یافتگیِ گفتمانی-بافتی را به‌منزله‌ی ویژگیِ عمومیِ واژگانِ قرآنی پدیدار می‌سازد (§۵-۳)." title="" id="46" name="Picture"/>
+            <wp:docPr descr="توزیعِ تجمیعیِ مکّی/مدنی برای چهارده ریشه‌ی کانونی. اعدادِ بالای میله‌ها نسبتِ خامِ مکّی/مدنی را نشان می‌دهند. الگوهای شاخص: أَسَف انحصاراً مکّی (۵/۰)؛ سَخَط انحصاراً مدنی (۰/۴، p = ۰٫۰۰۵ در برابرِ خطِ پایه‌ی ۰٫۷۴)؛ نَقم با گرایشِ مکّی (۱۲/۵)؛ کَره با گرایشِ مدنی (۱۴/۲۷، p = ۰٫۰۰۵)؛ حَرد هاپَکسِ مکّی. این الگو، تخصص‌یافتگیِ گفتمانی-بافتی را به‌منزله‌ی ویژگیِ عمومیِ واژگانِ قرآنی پدیدار می‌سازد (§۵-۳)." title="" id="49" name="Picture"/>
             <a:graphic>
               <a:graphicData uri="http://schemas.openxmlformats.org/drawingml/2006/picture">
                 <pic:pic>
                   <pic:nvPicPr>
-                    <pic:cNvPr descr="fig3_meccan_medinan.png" id="47" name="Picture"/>
+                    <pic:cNvPr descr="fig3_meccan_medinan.png" id="50" name="Picture"/>
                     <pic:cNvPicPr>
                       <a:picLocks noChangeArrowheads="1" noChangeAspect="1"/>
                     </pic:cNvPicPr>
                   </pic:nvPicPr>
                   <pic:blipFill>
-                    <a:blip r:embed="rId45"/>
+                    <a:blip r:embed="rId48"/>
                     <a:stretch>
                       <a:fillRect/>
                     </a:stretch>
@@ -5810,18 +5871,18 @@
           <wp:inline>
             <wp:extent cx="5067300" cy="2113421"/>
             <wp:effectExtent b="0" l="0" r="0" t="0"/>
-            <wp:docPr descr="پروفایلِ ریخت‌شناختیِ چهارده ریشه به‌تفکیکِ جزءِ سخن (فعل/اسم/صفت/اسمِ فاعل). شیبِ چپ به راست، جابه‌جاییِ گونه‌شناختی را در پیوستار نشان می‌دهد: مراحلِ ۱ و ۲ غالباً فعلی‌اند (حُزن ۸۸٪ فعلی، ضِیق ۶۲٪) — هم‌خوان با حالت‌های گذرا. مرحله‌ی ۴ نومینالیزه می‌شود (غضب: ۱۶ اسم / ۶ فعل) و مرحله‌ی ۶ بیشترین درجه‌ی نومینالیزاسیون را دارد (با ظهورِ اسمِ فاعل: طاغوت، باغی) — تثبیتِ پیامدها به‌منزله‌ی ویژگیِ پایدارِ کنشگر، نه فرآیندی گذرا." title="" id="49" name="Picture"/>
+            <wp:docPr descr="پروفایلِ ریخت‌شناختیِ چهارده ریشه به‌تفکیکِ جزءِ سخن (فعل/اسم/صفت/اسمِ فاعل). شیبِ چپ به راست، جابه‌جاییِ گونه‌شناختی را در پیوستار نشان می‌دهد: مراحلِ ۱ و ۲ غالباً فعلی‌اند (حُزن ۸۸٪ فعلی، ضِیق ۶۲٪) — هم‌خوان با حالت‌های گذرا. مرحله‌ی ۴ نومینالیزه می‌شود (غضب: ۱۶ اسم / ۶ فعل) و مرحله‌ی ۶ بیشترین درجه‌ی نومینالیزاسیون را دارد (با ظهورِ اسمِ فاعل: طاغوت، باغی) — تثبیتِ پیامدها به‌منزله‌ی ویژگیِ پایدارِ کنشگر، نه فرآیندی گذرا." title="" id="52" name="Picture"/>
             <a:graphic>
               <a:graphicData uri="http://schemas.openxmlformats.org/drawingml/2006/picture">
                 <pic:pic>
                   <pic:nvPicPr>
-                    <pic:cNvPr descr="fig5_morphology_stack.png" id="50" name="Picture"/>
+                    <pic:cNvPr descr="fig5_morphology_stack.png" id="53" name="Picture"/>
                     <pic:cNvPicPr>
                       <a:picLocks noChangeArrowheads="1" noChangeAspect="1"/>
                     </pic:cNvPicPr>
                   </pic:nvPicPr>
                   <pic:blipFill>
-                    <a:blip r:embed="rId48"/>
+                    <a:blip r:embed="rId51"/>
                     <a:stretch>
                       <a:fillRect/>
                     </a:stretch>
@@ -5891,8 +5952,8 @@
         <w:t xml:space="preserve">را در پیوستار نشان می‌دهد: مراحلِ ۱ و ۲ غالباً فعلی‌اند (حُزن ۸۸٪ فعلی، ضِیق ۶۲٪) — هم‌خوان با حالت‌های گذرا. مرحله‌ی ۴ نومینالیزه می‌شود (غضب: ۱۶ اسم / ۶ فعل) و مرحله‌ی ۶ بیشترین درجه‌ی نومینالیزاسیون را دارد (با ظهورِ اسمِ فاعل: طاغوت، باغی) — تثبیتِ پیامدها به‌منزله‌ی ویژگیِ پایدارِ کنشگر، نه فرآیندی گذرا.</w:t>
       </w:r>
     </w:p>
-    <w:bookmarkEnd w:id="51"/>
-    <w:bookmarkStart w:id="52" w:name="نگاهی-فشرده-به-مرحلههای-۱-تا-۳"/>
+    <w:bookmarkEnd w:id="54"/>
+    <w:bookmarkStart w:id="55" w:name="نگاهی-فشرده-به-مرحلههای-۱-تا-۳"/>
     <w:p>
       <w:pPr>
         <w:pStyle w:val="Heading3"/>
@@ -6017,8 +6078,8 @@
         <w:t xml:space="preserve">نَقم (۱۷ بسامد) خشمی ارزیابی‌بنیاد و معطوف به کیفر است، با ساختِ کانونیِ «نَقَمَ مِن + سبب» (سوره اعراف: ۱۲۶) و تولیدِ صفتِ الهیِ «المنتقم». سَخَط (۴ بسامد، انحصاراً مدنی؛ p خام = ۰٫۰۰۵، p اصلاحی = ۰٫۰۵) نارضایتیِ الهیِ پایدارِ مختصِ فضای مدنیِ مواجهه با منافقان (سوره محمد: ۲۸) است. مَقت (۶ بسامد) نفرتِ اخلاقیِ ارزیابانه است (سوره غافر: ۱۰؛ سوره نساء: ۲۲؛ سوره فاطر: ۳۹؛ سوره صفّ: ۳) که با روی‌گردانی — نه رویاروییِ هجومی — عمل می‌کند.</w:t>
       </w:r>
     </w:p>
-    <w:bookmarkEnd w:id="52"/>
-    <w:bookmarkStart w:id="53" w:name="مرحله-۴-خشم-فعال"/>
+    <w:bookmarkEnd w:id="55"/>
+    <w:bookmarkStart w:id="56" w:name="مرحله-۴-خشم-فعال"/>
     <w:p>
       <w:pPr>
         <w:pStyle w:val="Heading3"/>
@@ -6531,8 +6592,8 @@
         <w:t xml:space="preserve">پیامدِ روایتیِ آیه — نابودیِ باغ به دستِ توفانِ شب، به‌منزله‌ی کیفرِ الهی بر طرحِ مبتنی بر حَرد — ساختاری تربیتی و کلیدی را نمایان می‌سازد: قرآن، حَرد را نه هیجانی پایان‌نیافته، بلکه پلی میانِ هیجانِ درونی و عملِ ساختاری و ستمگرانه می‌بیند. اقتصادِ واژگانیِ قرآنی در این هاپَکس به‌نحوی شایانِ توجه عمل می‌کند: یک بسامدِ یگانه، به‌منزله‌ی لنگرگاهِ زبانیِ یک طبقه‌ی کاملِ روان‌اخلاقی، در سنّتِ تفسیریِ هزارساله جای پای خود را یافته است.</w:t>
       </w:r>
     </w:p>
-    <w:bookmarkEnd w:id="53"/>
-    <w:bookmarkStart w:id="54" w:name="X73453ac113385b550fad18b3c430bd5cef58489"/>
+    <w:bookmarkEnd w:id="56"/>
+    <w:bookmarkStart w:id="57" w:name="X73453ac113385b550fad18b3c430bd5cef58489"/>
     <w:p>
       <w:pPr>
         <w:pStyle w:val="Heading3"/>
@@ -8072,8 +8133,8 @@
         <w:t xml:space="preserve">ظرفِ در آستانه‌ی گسستن / تَمَیُّزِ مرحله‌ی ۵ب.</w:t>
       </w:r>
     </w:p>
-    <w:bookmarkEnd w:id="54"/>
-    <w:bookmarkStart w:id="64" w:name="Xfc33660c85137380f36de1a48b15034bae6cf05"/>
+    <w:bookmarkEnd w:id="57"/>
+    <w:bookmarkStart w:id="67" w:name="Xfc33660c85137380f36de1a48b15034bae6cf05"/>
     <w:p>
       <w:pPr>
         <w:pStyle w:val="Heading3"/>
@@ -9876,18 +9937,18 @@
           <wp:inline>
             <wp:extent cx="5067300" cy="2956439"/>
             <wp:effectExtent b="0" l="0" r="0" t="0"/>
-            <wp:docPr descr="علّیتِ دوسویه در مرحله‌ی ۶ بر پایه‌ی ممیّزیِ تفسیر-بنیادِ ۱۴۵ بسامد (κ = ۰٫۷۹). دو مسیرِ علّیِ متمایز به سه ریشه‌ی پیامدیِ مرحله‌ی ۶ (بَغی n=۹۶، طُغیان n=۳۹، عُتُوّ n=۱۰) منتهی می‌شود: مسیرِ بالا، خاستگاهِ هیجانی از مراحلِ ۱-۵ (۲۶٪، رنگِ سرخ)؛ مسیرِ پایین، خاستگاهِ ساختاری-اخلاقی از طمع، استکبار و عُلوّ فی الأرض (۴۹٪، رنگِ زیتونی)؛ خوانشِ ترکیبی (۲۵٪، خاکستری) جایی است که هر دو مسیر هم‌زمان معتبرند. دو نمونه‌ی شاخص در جعبه‌های پایین: شوری: ۴۲ به‌منزله‌ی نمونه‌ی پیامدِ خشم-خاستگاه؛ شعراء: ۵۵ («إِنَّهُمْ لَنَا لَغَائِظُونَ») به‌منزله‌ی نمونه‌ی قطبیتِ معکوس — غیظِ ستمگر از سرکشیِ ستمدیده، نه برعکس. این یافته با تأکیدِ المیزان (ج۱۵، ص ۲۷۸) بر طغیانِ فرعونی به‌منزله‌ی سابق بر خشم، نه پیامدِ آن، هم‌خوانیِ مستقیم دارد." title="" id="56" name="Picture"/>
+            <wp:docPr descr="علّیتِ دوسویه در مرحله‌ی ۶ بر پایه‌ی ممیّزیِ تفسیر-بنیادِ ۱۴۵ بسامد (κ = ۰٫۷۹). دو مسیرِ علّیِ متمایز به سه ریشه‌ی پیامدیِ مرحله‌ی ۶ (بَغی n=۹۶، طُغیان n=۳۹، عُتُوّ n=۱۰) منتهی می‌شود: مسیرِ بالا، خاستگاهِ هیجانی از مراحلِ ۱-۵ (۲۶٪، رنگِ سرخ)؛ مسیرِ پایین، خاستگاهِ ساختاری-اخلاقی از طمع، استکبار و عُلوّ فی الأرض (۴۹٪، رنگِ زیتونی)؛ خوانشِ ترکیبی (۲۵٪، خاکستری) جایی است که هر دو مسیر هم‌زمان معتبرند. دو نمونه‌ی شاخص در جعبه‌های پایین: شوری: ۴۲ به‌منزله‌ی نمونه‌ی پیامدِ خشم-خاستگاه؛ شعراء: ۵۵ («إِنَّهُمْ لَنَا لَغَائِظُونَ») به‌منزله‌ی نمونه‌ی قطبیتِ معکوس — غیظِ ستمگر از سرکشیِ ستمدیده، نه برعکس. این یافته با تأکیدِ المیزان (ج۱۵، ص ۲۷۸) بر طغیانِ فرعونی به‌منزله‌ی سابق بر خشم، نه پیامدِ آن، هم‌خوانیِ مستقیم دارد." title="" id="59" name="Picture"/>
             <a:graphic>
               <a:graphicData uri="http://schemas.openxmlformats.org/drawingml/2006/picture">
                 <pic:pic>
                   <pic:nvPicPr>
-                    <pic:cNvPr descr="fig10_bidirectional.jpg" id="57" name="Picture"/>
+                    <pic:cNvPr descr="fig10_bidirectional.jpg" id="60" name="Picture"/>
                     <pic:cNvPicPr>
                       <a:picLocks noChangeArrowheads="1" noChangeAspect="1"/>
                     </pic:cNvPicPr>
                   </pic:nvPicPr>
                   <pic:blipFill>
-                    <a:blip r:embed="rId55"/>
+                    <a:blip r:embed="rId58"/>
                     <a:stretch>
                       <a:fillRect/>
                     </a:stretch>
@@ -9937,18 +9998,18 @@
           <wp:inline>
             <wp:extent cx="5067300" cy="3205415"/>
             <wp:effectExtent b="0" l="0" r="0" t="0"/>
-            <wp:docPr descr="شبکه‌ی هم‌رخدادگیریِ آیه‌ایِ چهارده ریشه. هر یال نشان‌دهنده‌ی حضورِ مشترکِ دو ریشه در یک یا چند آیه است؛ عددِ روی یال، تعدادِ آیاتِ مشترک را می‌نمایاند. قوی‌ترین یال — حُزن—ضِیق (وزن ۳) — تأییدی پیکره‌ای برای دسته‌بندیِ مرحله‌ی ۲ است («ضِیقُ الصَّدر در حُزن»، سوره هود: ۱۲؛ سوره انعام: ۳۳). بَغی (مرحله‌ی ۶) خوشه‌ی سمتِ راست را لنگر می‌زند، با یال‌هایی به واژگانِ ارزیابیِ اخلاقی (ظلم، جرم، فسق). نبودِ یالِ مستقیمِ مرحله‌ی ۱ ← مرحله‌ی ۶ و میانجی‌گریِ مراحلِ ۲ تا ۵، با شیبِ شدتِ کنش هم‌سوست و با قرائتِ علّیتِ دوسویه (§۴-۶-۴) سازگار می‌ماند." title="" id="59" name="Picture"/>
+            <wp:docPr descr="شبکه‌ی هم‌رخدادگیریِ آیه‌ایِ چهارده ریشه. هر یال نشان‌دهنده‌ی حضورِ مشترکِ دو ریشه در یک یا چند آیه است؛ عددِ روی یال، تعدادِ آیاتِ مشترک را می‌نمایاند. قوی‌ترین یال — حُزن—ضِیق (وزن ۳) — تأییدی پیکره‌ای برای دسته‌بندیِ مرحله‌ی ۲ است («ضِیقُ الصَّدر در حُزن»، سوره هود: ۱۲؛ سوره انعام: ۳۳). بَغی (مرحله‌ی ۶) خوشه‌ی سمتِ راست را لنگر می‌زند، با یال‌هایی به واژگانِ ارزیابیِ اخلاقی (ظلم، جرم، فسق). نبودِ یالِ مستقیمِ مرحله‌ی ۱ ← مرحله‌ی ۶ و میانجی‌گریِ مراحلِ ۲ تا ۵، با شیبِ شدتِ کنش هم‌سوست و با قرائتِ علّیتِ دوسویه (§۴-۶-۴) سازگار می‌ماند." title="" id="62" name="Picture"/>
             <a:graphic>
               <a:graphicData uri="http://schemas.openxmlformats.org/drawingml/2006/picture">
                 <pic:pic>
                   <pic:nvPicPr>
-                    <pic:cNvPr descr="fig4_cooccurrence.png" id="60" name="Picture"/>
+                    <pic:cNvPr descr="fig4_cooccurrence.png" id="63" name="Picture"/>
                     <pic:cNvPicPr>
                       <a:picLocks noChangeArrowheads="1" noChangeAspect="1"/>
                     </pic:cNvPicPr>
                   </pic:nvPicPr>
                   <pic:blipFill>
-                    <a:blip r:embed="rId58"/>
+                    <a:blip r:embed="rId61"/>
                     <a:stretch>
                       <a:fillRect/>
                     </a:stretch>
@@ -9998,18 +10059,18 @@
           <wp:inline>
             <wp:extent cx="5067300" cy="1736033"/>
             <wp:effectExtent b="0" l="0" r="0" t="0"/>
-            <wp:docPr descr="سه سنجه‌ی مرکزیت بر شبکه‌ی هم‌رخدادگیری: (الف) درجه‌ی وزن‌دار، (ب) بینابینی، (ج) نزدیکی. بَغی بالاترین مرکزیتِ نزدیکی را به‌دست می‌آورد (۰٫۵۵) و در بینابینی (۰٫۱۵) با غضب و أَسَف هم‌رتبه است — لولایی میانِ طیفِ خشم و میدانِ گسترده‌ترِ ارزیابیِ اخلاقیِ قرآن (ظلم ۳۱۵، جرم ۶۶، فسق ۵۴، عداوت ۱۰۶). پنلِ نزدیکی، الگوی مکمل را آشکار می‌سازد: ضِیق و حُزن به‌رغمِ بسامدِ خامِ پایین، نزدیکیِ بالا دارند — خوشه‌ی فشارِ درونی، از حیثِ ساختار، مرکزی است. خوانشِ لایه‌مند: مرحله‌ی ۲ هسته‌ی عاطفی، مرحله‌ی ۶ پلِ ساختاری، و مراحلِ ۳ تا ۵ میانجی‌گرِ انتقالِ انرژی‌اند." title="" id="62" name="Picture"/>
+            <wp:docPr descr="سه سنجه‌ی مرکزیت بر شبکه‌ی هم‌رخدادگیری: (الف) درجه‌ی وزن‌دار، (ب) بینابینی، (ج) نزدیکی. بَغی بالاترین مرکزیتِ نزدیکی را به‌دست می‌آورد (۰٫۵۵) و در بینابینی (۰٫۱۵) با غضب و أَسَف هم‌رتبه است — لولایی میانِ طیفِ خشم و میدانِ گسترده‌ترِ ارزیابیِ اخلاقیِ قرآن (ظلم ۳۱۵، جرم ۶۶، فسق ۵۴، عداوت ۱۰۶). پنلِ نزدیکی، الگوی مکمل را آشکار می‌سازد: ضِیق و حُزن به‌رغمِ بسامدِ خامِ پایین، نزدیکیِ بالا دارند — خوشه‌ی فشارِ درونی، از حیثِ ساختار، مرکزی است. خوانشِ لایه‌مند: مرحله‌ی ۲ هسته‌ی عاطفی، مرحله‌ی ۶ پلِ ساختاری، و مراحلِ ۳ تا ۵ میانجی‌گرِ انتقالِ انرژی‌اند." title="" id="65" name="Picture"/>
             <a:graphic>
               <a:graphicData uri="http://schemas.openxmlformats.org/drawingml/2006/picture">
                 <pic:pic>
                   <pic:nvPicPr>
-                    <pic:cNvPr descr="fig7_centrality.png" id="63" name="Picture"/>
+                    <pic:cNvPr descr="fig7_centrality.png" id="66" name="Picture"/>
                     <pic:cNvPicPr>
                       <a:picLocks noChangeArrowheads="1" noChangeAspect="1"/>
                     </pic:cNvPicPr>
                   </pic:nvPicPr>
                   <pic:blipFill>
-                    <a:blip r:embed="rId61"/>
+                    <a:blip r:embed="rId64"/>
                     <a:stretch>
                       <a:fillRect/>
                     </a:stretch>
@@ -10079,8 +10140,8 @@
         <w:t xml:space="preserve">میانِ طیفِ خشم و میدانِ گسترده‌ترِ ارزیابیِ اخلاقیِ قرآن (ظلم ۳۱۵، جرم ۶۶، فسق ۵۴، عداوت ۱۰۶). پنلِ نزدیکی، الگوی مکمل را آشکار می‌سازد: ضِیق و حُزن به‌رغمِ بسامدِ خامِ پایین، نزدیکیِ بالا دارند — خوشه‌ی فشارِ درونی، از حیثِ ساختار، مرکزی است. خوانشِ لایه‌مند: مرحله‌ی ۲ هسته‌ی عاطفی، مرحله‌ی ۶ پلِ ساختاری، و مراحلِ ۳ تا ۵ میانجی‌گرِ انتقالِ انرژی‌اند.</w:t>
       </w:r>
     </w:p>
-    <w:bookmarkEnd w:id="64"/>
-    <w:bookmarkStart w:id="65" w:name="آزمون-پایداری-و-تحلیل-تطبیقی-ترجمهها"/>
+    <w:bookmarkEnd w:id="67"/>
+    <w:bookmarkStart w:id="68" w:name="آزمون-پایداری-و-تحلیل-تطبیقی-ترجمهها"/>
     <w:p>
       <w:pPr>
         <w:pStyle w:val="Heading3"/>
@@ -10173,9 +10234,9 @@
         </w:pict>
       </w:r>
     </w:p>
-    <w:bookmarkEnd w:id="65"/>
-    <w:bookmarkEnd w:id="66"/>
-    <w:bookmarkStart w:id="75" w:name="بحث"/>
+    <w:bookmarkEnd w:id="68"/>
+    <w:bookmarkEnd w:id="69"/>
+    <w:bookmarkStart w:id="78" w:name="بحث"/>
     <w:p>
       <w:pPr>
         <w:pStyle w:val="Heading2"/>
@@ -10189,7 +10250,7 @@
         <w:t xml:space="preserve">۵. بحث</w:t>
       </w:r>
     </w:p>
-    <w:bookmarkStart w:id="67" w:name="X2ce9404b9b1217c07b3e17a58e280684e0b1cbb"/>
+    <w:bookmarkStart w:id="70" w:name="X2ce9404b9b1217c07b3e17a58e280684e0b1cbb"/>
     <w:p>
       <w:pPr>
         <w:pStyle w:val="Heading3"/>
@@ -10326,8 +10387,8 @@
         <w:t xml:space="preserve">اسپیلبرگر (صفتی/حالتی/کنترلی) هم‌سو است و با نظریه‌ی ارزیابیِ شناختیِ لازاروس-شِرر، در ساختارِ آیه‌ی علق (طغیان به‌منزله‌ی پاسخ به ادراکِ استغناء) هم‌خوانیِ صریح دارد.</w:t>
       </w:r>
     </w:p>
-    <w:bookmarkEnd w:id="67"/>
-    <w:bookmarkStart w:id="68" w:name="تعادل-پدیدارشناختیپیامدها"/>
+    <w:bookmarkEnd w:id="70"/>
+    <w:bookmarkStart w:id="71" w:name="تعادل-پدیدارشناختیپیامدها"/>
     <w:p>
       <w:pPr>
         <w:pStyle w:val="Heading3"/>
@@ -10413,8 +10474,8 @@
         <w:t xml:space="preserve">است، نه بازتابی خنثا؛ و تفسیرِ آن با تصمیم‌گیری‌های نظریِ پیشینی درباره‌ی عضویتِ مفهومی و ساختارِ علّی، درهم‌تنیده است.</w:t>
       </w:r>
     </w:p>
-    <w:bookmarkEnd w:id="68"/>
-    <w:bookmarkStart w:id="69" w:name="الگوی-تخصصیافتگی-گفتمانی-بافتی"/>
+    <w:bookmarkEnd w:id="71"/>
+    <w:bookmarkStart w:id="72" w:name="الگوی-تخصصیافتگی-گفتمانی-بافتی"/>
     <w:p>
       <w:pPr>
         <w:pStyle w:val="Heading3"/>
@@ -10484,8 +10545,8 @@
         <w:t xml:space="preserve">را نشان می‌دهند: واژگانِ هم‌میدان، نه به‌صورتِ تصادفی، بلکه نظام‌مند در بافت‌های گفتمانیِ خاص تثبیت شده‌اند (سَخَط با گفتمانِ منافقانِ مدنی، أَسَف با روایت‌های پیامبرانه‌ی مکّی، جرم با نقدِ شرک، فسق با انضباطِ امّتیِ مدنی). این الگو با کارهای الْعَوَا (۲۰۰۶) و سینای (۲۰۱۷، ۲۰۲۳) هم‌خوان است؛ پژوهش‌های آینده باید آن را در دیگر میدان‌های مفهومی (بیم/امید، شادی/فرح، ایمان/کفر) بیازمایند.</w:t>
       </w:r>
     </w:p>
-    <w:bookmarkEnd w:id="69"/>
-    <w:bookmarkStart w:id="73" w:name="X0fff7b0600d9d180dd652996fa251355e5498d0"/>
+    <w:bookmarkEnd w:id="72"/>
+    <w:bookmarkStart w:id="76" w:name="X0fff7b0600d9d180dd652996fa251355e5498d0"/>
     <w:p>
       <w:pPr>
         <w:pStyle w:val="Heading3"/>
@@ -10836,18 +10897,18 @@
           <wp:inline>
             <wp:extent cx="5334000" cy="2988073"/>
             <wp:effectExtent b="0" l="0" r="0" t="0"/>
-            <wp:docPr descr="طرحواره‌ی «خشم به‌مثابهِ ظرفِ تحتِ فشار» (لیکاف و کوچش ۱۹۸۷)، عملیاتی‌شده با مثلثِ قرآنیِ غضب ← غیظ+کَظم ← تمیّز. پنلِ نخست (مرحله‌ی ۴): غضب — ظرفِ باز؛ هیجان حاضر است، اما متراکم نشده. پنلِ دوم (مرحله‌ی ۵، سوره آل عمران: ۱۳۴): غیظ — مایعِ مُهرشده با کَظم (در اصل: بستنِ دهانه‌ی مَشک)؛ مهارِ درون‌فردی در برابرِ افزایشِ فشار. پنلِ سوم (تجلیِ مرحله‌ی ۵، سوره مُلک: ۸): تمیّز — شکستِ ساختاری؛ این فعل از ریشه‌ی م-ی-ز («جدا شدن») می‌آید و نه خروجِ محتوای فشرده (نظیرِ  انگلیسی)، که جدا شدنِ خودِ ظرف را تصویر می‌کند. عینیت‌یابیِ قرآنیِ این طرحواره، شواهدی بین‌زبانی و نیرومند برای جهان‌شمولیِ شناختیِ آن فراهم می‌آورد (§۵-۴)." title="" id="71" name="Picture"/>
+            <wp:docPr descr="طرحواره‌ی «خشم به‌مثابهِ ظرفِ تحتِ فشار» (لیکاف و کوچش ۱۹۸۷)، عملیاتی‌شده با مثلثِ قرآنیِ غضب ← غیظ+کَظم ← تمیّز. پنلِ نخست (مرحله‌ی ۴): غضب — ظرفِ باز؛ هیجان حاضر است، اما متراکم نشده. پنلِ دوم (مرحله‌ی ۵، سوره آل عمران: ۱۳۴): غیظ — مایعِ مُهرشده با کَظم (در اصل: بستنِ دهانه‌ی مَشک)؛ مهارِ درون‌فردی در برابرِ افزایشِ فشار. پنلِ سوم (تجلیِ مرحله‌ی ۵، سوره مُلک: ۸): تمیّز — شکستِ ساختاری؛ این فعل از ریشه‌ی م-ی-ز («جدا شدن») می‌آید و نه خروجِ محتوای فشرده (نظیرِ  انگلیسی)، که جدا شدنِ خودِ ظرف را تصویر می‌کند. عینیت‌یابیِ قرآنیِ این طرحواره، شواهدی بین‌زبانی و نیرومند برای جهان‌شمولیِ شناختیِ آن فراهم می‌آورد (§۵-۴)." title="" id="74" name="Picture"/>
             <a:graphic>
               <a:graphicData uri="http://schemas.openxmlformats.org/drawingml/2006/picture">
                 <pic:pic>
                   <pic:nvPicPr>
-                    <pic:cNvPr descr="fig6_metaphor_diagram.png" id="72" name="Picture"/>
+                    <pic:cNvPr descr="fig6_metaphor_diagram.png" id="75" name="Picture"/>
                     <pic:cNvPicPr>
                       <a:picLocks noChangeArrowheads="1" noChangeAspect="1"/>
                     </pic:cNvPicPr>
                   </pic:nvPicPr>
                   <pic:blipFill>
-                    <a:blip r:embed="rId70"/>
+                    <a:blip r:embed="rId73"/>
                     <a:stretch>
                       <a:fillRect/>
                     </a:stretch>
@@ -11051,8 +11112,8 @@
         <w:t xml:space="preserve">را تصویر می‌کند. عینیت‌یابیِ قرآنیِ این طرحواره، شواهدی بین‌زبانی و نیرومند برای جهان‌شمولیِ شناختیِ آن فراهم می‌آورد (§۵-۴).</w:t>
       </w:r>
     </w:p>
-    <w:bookmarkEnd w:id="73"/>
-    <w:bookmarkStart w:id="74" w:name="X619999a5d737fc24a1527a9abcebb0463009c38"/>
+    <w:bookmarkEnd w:id="76"/>
+    <w:bookmarkStart w:id="77" w:name="X619999a5d737fc24a1527a9abcebb0463009c38"/>
     <w:p>
       <w:pPr>
         <w:pStyle w:val="Heading3"/>
@@ -11136,9 +11197,9 @@
         </w:pict>
       </w:r>
     </w:p>
-    <w:bookmarkEnd w:id="74"/>
-    <w:bookmarkEnd w:id="75"/>
-    <w:bookmarkStart w:id="79" w:name="نتیجهگیری"/>
+    <w:bookmarkEnd w:id="77"/>
+    <w:bookmarkEnd w:id="78"/>
+    <w:bookmarkStart w:id="82" w:name="نتیجهگیری"/>
     <w:p>
       <w:pPr>
         <w:pStyle w:val="Heading2"/>
@@ -11152,7 +11213,7 @@
         <w:t xml:space="preserve">۶. نتیجه‌گیری</w:t>
       </w:r>
     </w:p>
-    <w:bookmarkStart w:id="76" w:name="سهمهای-پژوهش"/>
+    <w:bookmarkStart w:id="79" w:name="سهمهای-پژوهش"/>
     <w:p>
       <w:pPr>
         <w:pStyle w:val="Heading3"/>
@@ -11328,8 +11389,8 @@
         <w:t xml:space="preserve">عبارت است از: علّیتِ دوسویه در مرحله‌ی ۶، که از رهگذرِ کدبندیِ تفسیری (κ = ۰٫۷۹) عملیاتی شد و در میراثِ تفسیریِ کلاسیک — به‌ویژه در تأکیدِ المیزان بر «طغیانِ فرعونی به‌منزله‌ی سابقِ خشم بر مغلوبان» — پیشاپیش رمزگذاری شده بود، اما به‌نحوی نظام‌مند تنها در تحلیلِ تطبیقیِ کنونی به سطح رسیده است.</w:t>
       </w:r>
     </w:p>
-    <w:bookmarkEnd w:id="76"/>
-    <w:bookmarkStart w:id="77" w:name="محدودیتها-و-افق-پژوهشهای-آینده"/>
+    <w:bookmarkEnd w:id="79"/>
+    <w:bookmarkStart w:id="80" w:name="محدودیتها-و-افق-پژوهشهای-آینده"/>
     <w:p>
       <w:pPr>
         <w:pStyle w:val="Heading3"/>
@@ -11899,8 +11960,8 @@
         <w:t xml:space="preserve">را برای امتدادِ پیوستارِ خشمِ قرآنی به سطحِ گفتمانی-روایتی، بالینی-روان‌شناختی، بین‌زبانی-تاریخی و محاسباتی-آماری ترسیم می‌کند.</w:t>
       </w:r>
     </w:p>
-    <w:bookmarkEnd w:id="77"/>
-    <w:bookmarkStart w:id="78" w:name="سخن-پایانی"/>
+    <w:bookmarkEnd w:id="80"/>
+    <w:bookmarkStart w:id="81" w:name="سخن-پایانی"/>
     <w:p>
       <w:pPr>
         <w:pStyle w:val="Heading3"/>
@@ -11933,9 +11994,9 @@
         </w:pict>
       </w:r>
     </w:p>
-    <w:bookmarkEnd w:id="78"/>
-    <w:bookmarkEnd w:id="79"/>
-    <w:bookmarkStart w:id="83" w:name="فهرست-منابع"/>
+    <w:bookmarkEnd w:id="81"/>
+    <w:bookmarkEnd w:id="82"/>
+    <w:bookmarkStart w:id="86" w:name="فهرست-منابع"/>
     <w:p>
       <w:pPr>
         <w:pStyle w:val="Heading2"/>
@@ -11949,7 +12010,7 @@
         <w:t xml:space="preserve">فهرست منابع</w:t>
       </w:r>
     </w:p>
-    <w:bookmarkStart w:id="80" w:name="الف-منابع-عربی-و-قرآنی"/>
+    <w:bookmarkStart w:id="83" w:name="الف-منابع-عربی-و-قرآنی"/>
     <w:p>
       <w:pPr>
         <w:pStyle w:val="Heading3"/>
@@ -12741,8 +12802,8 @@
         <w:t xml:space="preserve">(۱۴ مجلد). تهران: وزارة الثقافة و الإرشاد الإسلامي.</w:t>
       </w:r>
     </w:p>
-    <w:bookmarkEnd w:id="80"/>
-    <w:bookmarkStart w:id="81" w:name="ب-منابع-فارسی"/>
+    <w:bookmarkEnd w:id="83"/>
+    <w:bookmarkStart w:id="84" w:name="ب-منابع-فارسی"/>
     <w:p>
       <w:pPr>
         <w:pStyle w:val="Heading3"/>
@@ -13050,8 +13111,8 @@
         <w:t xml:space="preserve">، دانشگاه تهران.</w:t>
       </w:r>
     </w:p>
-    <w:bookmarkEnd w:id="81"/>
-    <w:bookmarkStart w:id="82" w:name="ج-منابع-انگلیسی"/>
+    <w:bookmarkEnd w:id="84"/>
+    <w:bookmarkStart w:id="85" w:name="ج-منابع-انگلیسی"/>
     <w:p>
       <w:pPr>
         <w:pStyle w:val="Heading3"/>
@@ -13072,9 +13133,9 @@
         </w:pict>
       </w:r>
     </w:p>
-    <w:bookmarkEnd w:id="82"/>
-    <w:bookmarkEnd w:id="83"/>
-    <w:bookmarkStart w:id="85" w:name="پیوست-دادهها-کد-و-قابلیت-بازتولید"/>
+    <w:bookmarkEnd w:id="85"/>
+    <w:bookmarkEnd w:id="86"/>
+    <w:bookmarkStart w:id="88" w:name="پیوست-دادهها-کد-و-قابلیت-بازتولید"/>
     <w:p>
       <w:pPr>
         <w:pStyle w:val="Heading2"/>
@@ -13106,7 +13167,7 @@
         </w:rPr>
         <w:t xml:space="preserve"> </w:t>
       </w:r>
-      <w:hyperlink r:id="rId84">
+      <w:hyperlink r:id="rId87">
         <w:r>
           <w:rPr>
             <w:rStyle w:val="Hyperlink"/>
@@ -13217,8 +13278,8 @@
         <w:t xml:space="preserve">همه‌ی یافته‌های گزارش‌شده را بازتولید می‌کند.</w:t>
       </w:r>
     </w:p>
-    <w:bookmarkEnd w:id="85"/>
-    <w:bookmarkEnd w:id="86"/>
+    <w:bookmarkEnd w:id="88"/>
+    <w:bookmarkEnd w:id="89"/>
     <w:sectPr/>
   </w:body>
 </w:document>

--- a/paper/persian/manuscript.docx
+++ b/paper/persian/manuscript.docx
@@ -2,7 +2,7 @@
 <file path=word/document.xml><?xml version="1.0" encoding="utf-8"?>
 <w:document xmlns:w="http://schemas.openxmlformats.org/wordprocessingml/2006/main" xmlns:m="http://schemas.openxmlformats.org/officeDocument/2006/math" xmlns:r="http://schemas.openxmlformats.org/officeDocument/2006/relationships" xmlns:o="urn:schemas-microsoft-com:office:office" xmlns:v="urn:schemas-microsoft-com:vml" xmlns:w10="urn:schemas-microsoft-com:office:word" xmlns:a="http://schemas.openxmlformats.org/drawingml/2006/main" xmlns:pic="http://schemas.openxmlformats.org/drawingml/2006/picture" xmlns:wp="http://schemas.openxmlformats.org/drawingml/2006/wordprocessingDrawing">
   <w:body>
-    <w:bookmarkStart w:id="89" w:name="X0edd6e9440fd10700f765d649a6754694cd8705"/>
+    <w:bookmarkStart w:id="90" w:name="X0edd6e9440fd10700f765d649a6754694cd8705"/>
     <w:p>
       <w:pPr>
         <w:pStyle w:val="Heading1"/>
@@ -1943,7 +1943,7 @@
     </w:p>
     <w:bookmarkEnd w:id="42"/>
     <w:bookmarkEnd w:id="43"/>
-    <w:bookmarkStart w:id="69" w:name="یافتهها"/>
+    <w:bookmarkStart w:id="70" w:name="یافتهها"/>
     <w:p>
       <w:pPr>
         <w:pStyle w:val="Heading2"/>
@@ -10227,6 +10227,235 @@
         <w:t xml:space="preserve">: پنج ترجمه‌ی فارسی (فولادوند، مکارم، الهی قمشه‌ای، معزّی، انصاریان) در چهار آیه‌ی کانونی (سوره حجر: ۹۷؛ سوره آل عمران: ۱۳۴؛ سوره مُلک: ۸؛ سوره علق: ۶) بررسی شدند. در آیه‌ی ۸ سوره مُلک، چهار ترجمه تصویرِ فروپاشی را تا حدی منتقل می‌کنند («می‌خواهد بترکد»، «پاره‌پاره می‌شود»، «بشکافد»، «متلاشی شود»)؛ تنها الهی قمشه‌ای با «متلاطم است» عمقِ این تصویر را تضعیف می‌کند. در هیچ‌یک از این ترجمه‌ها، تمایزِ ساختاریِ غضب از غیظ به‌واسطه‌ی نشانه‌ی صرفیِ متفاوت ترجمه نشده است. این نمونه‌ی محدود، نقصِ سامان‌مندِ ترجمه‌ها را پیشنهاد می‌کند، اما برای ادعایی قاطع، به ارزیابیِ سامان‌مندِ ۳۰‌آیه‌ای با کدبندیِ چندگانه نیاز است.</w:t>
       </w:r>
     </w:p>
+    <w:bookmarkEnd w:id="68"/>
+    <w:bookmarkStart w:id="69" w:name="اعتبارسنجی-پیکرهای-محاسباتی-تکمیلی"/>
+    <w:p>
+      <w:pPr>
+        <w:pStyle w:val="Heading3"/>
+        <w:bidi/>
+      </w:pPr>
+      <w:r>
+        <w:rPr>
+          <w:rtl/>
+          <w:lang w:val="fa"/>
+        </w:rPr>
+        <w:t xml:space="preserve">۴-۸. اعتبارسنجیِ پیکره‌ای-محاسباتیِ تکمیلی</w:t>
+      </w:r>
+    </w:p>
+    <w:p>
+      <w:pPr>
+        <w:bidi/>
+      </w:pPr>
+      <w:r>
+        <w:rPr>
+          <w:rtl/>
+          <w:lang w:val="fa"/>
+        </w:rPr>
+        <w:t xml:space="preserve">به‌منزله‌ی پشتوانه‌ی کمّیِ مستقل بر یافته‌های تفسیریِ §§۴-۴ تا ۴-۶، چهار تحلیلِ محاسباتی بر پیکره‌ی ۳۱۲‌بسامدی اجرا شد.</w:t>
+      </w:r>
+      <w:r>
+        <w:rPr>
+          <w:rtl/>
+          <w:lang w:val="fa"/>
+        </w:rPr>
+        <w:t xml:space="preserve"> </w:t>
+      </w:r>
+      <w:r>
+        <w:rPr>
+          <w:b/>
+          <w:bCs/>
+          <w:rtl/>
+          <w:lang w:val="fa"/>
+        </w:rPr>
+        <w:t xml:space="preserve">(الف) خوشه‌بندیِ تعبیه‌های بافتیِ بَرت</w:t>
+      </w:r>
+      <w:r>
+        <w:rPr>
+          <w:rtl/>
+          <w:lang w:val="fa"/>
+        </w:rPr>
+        <w:t xml:space="preserve"> </w:t>
+      </w:r>
+      <w:r>
+        <w:rPr>
+          <w:rtl/>
+          <w:lang w:val="fa"/>
+        </w:rPr>
+        <w:t xml:space="preserve">با مدلِ CAMeLBERT-CA (نسخه‌ی عربیِ کلاسیک) نشان می‌دهد که فضای تعبیه‌های ۷۶۸-بُعدی، بسامدها را</w:t>
+      </w:r>
+      <w:r>
+        <w:rPr>
+          <w:rtl/>
+          <w:lang w:val="fa"/>
+        </w:rPr>
+        <w:t xml:space="preserve"> </w:t>
+      </w:r>
+      <w:r>
+        <w:rPr>
+          <w:i/>
+          <w:iCs/>
+          <w:rtl/>
+          <w:lang w:val="fa"/>
+        </w:rPr>
+        <w:t xml:space="preserve">به‌حسبِ ریشه</w:t>
+      </w:r>
+      <w:r>
+        <w:rPr>
+          <w:rtl/>
+          <w:lang w:val="fa"/>
+        </w:rPr>
+        <w:t xml:space="preserve"> </w:t>
+      </w:r>
+      <w:r>
+        <w:rPr>
+          <w:rtl/>
+          <w:lang w:val="fa"/>
+        </w:rPr>
+        <w:t xml:space="preserve">خوشه‌بندی می‌کند و نه به‌حسبِ مرحله (سیلوئت ۰٫۰۸- در برابرِ برچسبِ شش‌مرحله‌ای؛ NMI = ۰٫۰۷۷). این نتیجه‌ی صفری، آموزنده است: هندسه‌ی شش‌مرحله‌ای، یک «ساختارِ تحلیلی-تفسیری» بر روی پیکره است که از همانندیِ توزیعیِ هم‌نشینیِ سطحی به‌دست نمی‌آید؛ مدلِ پیش‌آموخته‌ی زبانیِ کلاسیک، بدونِ برچسب‌های تفسیریِ پدیدارشناختی، آن را بازکشف نمی‌کند.</w:t>
+      </w:r>
+      <w:r>
+        <w:rPr>
+          <w:rtl/>
+          <w:lang w:val="fa"/>
+        </w:rPr>
+        <w:t xml:space="preserve"> </w:t>
+      </w:r>
+      <w:r>
+        <w:rPr>
+          <w:b/>
+          <w:bCs/>
+          <w:rtl/>
+          <w:lang w:val="fa"/>
+        </w:rPr>
+        <w:t xml:space="preserve">(ب) تحلیلِ رانشِ ترجمه‌ای</w:t>
+      </w:r>
+      <w:r>
+        <w:rPr>
+          <w:rtl/>
+          <w:lang w:val="fa"/>
+        </w:rPr>
+        <w:t xml:space="preserve"> </w:t>
+      </w:r>
+      <w:r>
+        <w:rPr>
+          <w:rtl/>
+          <w:lang w:val="fa"/>
+        </w:rPr>
+        <w:t xml:space="preserve">بر روی پنج ترجمه‌ی انگلیسی + پنج ترجمه‌ی فارسی، با تعبیه‌های چندزبانیِ MPNet، نشان می‌دهد که میانگینِ فاصله‌ی معناشناختیِ مترجمان برای واژگانی نظیرِ سَخَط (۰٫۲۳)، مَقت (۰٫۲۲)، طُغیان (۰٫۲۳) و غیظ (۰٫۲۱) بیش‌تر از غضب (۰٫۱۷) و بَغی (۰٫۱۹) است — یافته‌ای کمّی هم‌سو با ادعای کیفیِ §۴-۷ که مترجمان بر سرِ واژگانِ ارزیابانه و متراکم بیش‌تر اختلاف می‌ورزند.</w:t>
+      </w:r>
+      <w:r>
+        <w:rPr>
+          <w:rtl/>
+          <w:lang w:val="fa"/>
+        </w:rPr>
+        <w:t xml:space="preserve"> </w:t>
+      </w:r>
+      <w:r>
+        <w:rPr>
+          <w:b/>
+          <w:bCs/>
+          <w:rtl/>
+          <w:lang w:val="fa"/>
+        </w:rPr>
+        <w:t xml:space="preserve">(ج) شبکه‌ی هم‌رخدادگیریِ وزن‌دارِ PMI</w:t>
+      </w:r>
+      <w:r>
+        <w:rPr>
+          <w:rtl/>
+          <w:lang w:val="fa"/>
+        </w:rPr>
+        <w:t xml:space="preserve"> </w:t>
+      </w:r>
+      <w:r>
+        <w:rPr>
+          <w:rtl/>
+          <w:lang w:val="fa"/>
+        </w:rPr>
+        <w:t xml:space="preserve">قوی‌ترین یالِ مثبت را در جفتِ أَسَف-غضب (npmi = ۰٫۵۹، آیاتِ موسوی) و سپس در ضِیق-حُزن (۰٫۴۷، خوشه‌ی فشارِ درونی) آشکار می‌سازد؛ پس از تصحیحِ PMI، مرکزیتِ خامِ بَغی کاهش می‌یابد و قوی‌ترین پیوندهای آن نه با ریشه‌های مرحله‌ی ۶، بلکه با کَره (۰٫۲۳) و غیظ (۰٫۲۲) برقرار می‌گردد — یافته‌ای هم‌ساز با قرائتِ علّیتِ دوسویه‌ی §۴-۶-۴ (بَغی، گاه از کَراهت و غیظِ متراکم برمی‌خیزد، نه از خشمِ بسیج‌شده).</w:t>
+      </w:r>
+      <w:r>
+        <w:rPr>
+          <w:rtl/>
+          <w:lang w:val="fa"/>
+        </w:rPr>
+        <w:t xml:space="preserve"> </w:t>
+      </w:r>
+      <w:r>
+        <w:rPr>
+          <w:b/>
+          <w:bCs/>
+          <w:rtl/>
+          <w:lang w:val="fa"/>
+        </w:rPr>
+        <w:t xml:space="preserve">(د) آزمونِ هم‌بستگیِ تک‌سویه‌ی مرحله-با-ترتیبِ نزولِ نولدکه‌ای</w:t>
+      </w:r>
+      <w:r>
+        <w:rPr>
+          <w:rtl/>
+          <w:lang w:val="fa"/>
+        </w:rPr>
+        <w:t xml:space="preserve">: ρ اسپیرمن = −۰٫۱۵۷ (p = ۰٫۰۰۶)، با اندازه‌ی اثرِ بسیار کوچک. این نتیجه نشان می‌دهد که پیوستار، یک</w:t>
+      </w:r>
+      <w:r>
+        <w:rPr>
+          <w:rtl/>
+          <w:lang w:val="fa"/>
+        </w:rPr>
+        <w:t xml:space="preserve"> </w:t>
+      </w:r>
+      <w:r>
+        <w:rPr>
+          <w:b/>
+          <w:bCs/>
+          <w:rtl/>
+          <w:lang w:val="fa"/>
+        </w:rPr>
+        <w:t xml:space="preserve">توالیِ تاریخی</w:t>
+      </w:r>
+      <w:r>
+        <w:rPr>
+          <w:rtl/>
+          <w:lang w:val="fa"/>
+        </w:rPr>
+        <w:t xml:space="preserve"> </w:t>
+      </w:r>
+      <w:r>
+        <w:rPr>
+          <w:rtl/>
+          <w:lang w:val="fa"/>
+        </w:rPr>
+        <w:t xml:space="preserve">نیست — مراحلِ شش‌گانه ساختاری شدتی، نه ترتیبی-نزولی، دارند. خروجی‌های کاملِ این چهار تحلیل در شاخه‌ی</w:t>
+      </w:r>
+      <w:r>
+        <w:rPr>
+          <w:rtl/>
+          <w:lang w:val="fa"/>
+        </w:rPr>
+        <w:t xml:space="preserve"> </w:t>
+      </w:r>
+      <w:r>
+        <w:rPr>
+          <w:rStyle w:val="VerbatimChar"/>
+          <w:rtl/>
+          <w:lang w:val="fa"/>
+        </w:rPr>
+        <w:t xml:space="preserve">nlp-outputs-2026-05-13</w:t>
+      </w:r>
+      <w:r>
+        <w:rPr>
+          <w:rtl/>
+          <w:lang w:val="fa"/>
+        </w:rPr>
+        <w:t xml:space="preserve"> </w:t>
+      </w:r>
+      <w:r>
+        <w:rPr>
+          <w:rtl/>
+          <w:lang w:val="fa"/>
+        </w:rPr>
+        <w:t xml:space="preserve">انباره‌ی عمومیِ پروژه در دسترس‌اند.</w:t>
+      </w:r>
+    </w:p>
     <w:p>
       <w:r>
         <w:pict>
@@ -10234,9 +10463,9 @@
         </w:pict>
       </w:r>
     </w:p>
-    <w:bookmarkEnd w:id="68"/>
     <w:bookmarkEnd w:id="69"/>
-    <w:bookmarkStart w:id="78" w:name="بحث"/>
+    <w:bookmarkEnd w:id="70"/>
+    <w:bookmarkStart w:id="79" w:name="بحث"/>
     <w:p>
       <w:pPr>
         <w:pStyle w:val="Heading2"/>
@@ -10250,7 +10479,7 @@
         <w:t xml:space="preserve">۵. بحث</w:t>
       </w:r>
     </w:p>
-    <w:bookmarkStart w:id="70" w:name="X2ce9404b9b1217c07b3e17a58e280684e0b1cbb"/>
+    <w:bookmarkStart w:id="71" w:name="X2ce9404b9b1217c07b3e17a58e280684e0b1cbb"/>
     <w:p>
       <w:pPr>
         <w:pStyle w:val="Heading3"/>
@@ -10387,8 +10616,8 @@
         <w:t xml:space="preserve">اسپیلبرگر (صفتی/حالتی/کنترلی) هم‌سو است و با نظریه‌ی ارزیابیِ شناختیِ لازاروس-شِرر، در ساختارِ آیه‌ی علق (طغیان به‌منزله‌ی پاسخ به ادراکِ استغناء) هم‌خوانیِ صریح دارد.</w:t>
       </w:r>
     </w:p>
-    <w:bookmarkEnd w:id="70"/>
-    <w:bookmarkStart w:id="71" w:name="تعادل-پدیدارشناختیپیامدها"/>
+    <w:bookmarkEnd w:id="71"/>
+    <w:bookmarkStart w:id="72" w:name="تعادل-پدیدارشناختیپیامدها"/>
     <w:p>
       <w:pPr>
         <w:pStyle w:val="Heading3"/>
@@ -10474,8 +10703,8 @@
         <w:t xml:space="preserve">است، نه بازتابی خنثا؛ و تفسیرِ آن با تصمیم‌گیری‌های نظریِ پیشینی درباره‌ی عضویتِ مفهومی و ساختارِ علّی، درهم‌تنیده است.</w:t>
       </w:r>
     </w:p>
-    <w:bookmarkEnd w:id="71"/>
-    <w:bookmarkStart w:id="72" w:name="الگوی-تخصصیافتگی-گفتمانی-بافتی"/>
+    <w:bookmarkEnd w:id="72"/>
+    <w:bookmarkStart w:id="73" w:name="الگوی-تخصصیافتگی-گفتمانی-بافتی"/>
     <w:p>
       <w:pPr>
         <w:pStyle w:val="Heading3"/>
@@ -10545,8 +10774,8 @@
         <w:t xml:space="preserve">را نشان می‌دهند: واژگانِ هم‌میدان، نه به‌صورتِ تصادفی، بلکه نظام‌مند در بافت‌های گفتمانیِ خاص تثبیت شده‌اند (سَخَط با گفتمانِ منافقانِ مدنی، أَسَف با روایت‌های پیامبرانه‌ی مکّی، جرم با نقدِ شرک، فسق با انضباطِ امّتیِ مدنی). این الگو با کارهای الْعَوَا (۲۰۰۶) و سینای (۲۰۱۷، ۲۰۲۳) هم‌خوان است؛ پژوهش‌های آینده باید آن را در دیگر میدان‌های مفهومی (بیم/امید، شادی/فرح، ایمان/کفر) بیازمایند.</w:t>
       </w:r>
     </w:p>
-    <w:bookmarkEnd w:id="72"/>
-    <w:bookmarkStart w:id="76" w:name="X0fff7b0600d9d180dd652996fa251355e5498d0"/>
+    <w:bookmarkEnd w:id="73"/>
+    <w:bookmarkStart w:id="77" w:name="X0fff7b0600d9d180dd652996fa251355e5498d0"/>
     <w:p>
       <w:pPr>
         <w:pStyle w:val="Heading3"/>
@@ -10897,18 +11126,18 @@
           <wp:inline>
             <wp:extent cx="5334000" cy="2988073"/>
             <wp:effectExtent b="0" l="0" r="0" t="0"/>
-            <wp:docPr descr="طرحواره‌ی «خشم به‌مثابهِ ظرفِ تحتِ فشار» (لیکاف و کوچش ۱۹۸۷)، عملیاتی‌شده با مثلثِ قرآنیِ غضب ← غیظ+کَظم ← تمیّز. پنلِ نخست (مرحله‌ی ۴): غضب — ظرفِ باز؛ هیجان حاضر است، اما متراکم نشده. پنلِ دوم (مرحله‌ی ۵، سوره آل عمران: ۱۳۴): غیظ — مایعِ مُهرشده با کَظم (در اصل: بستنِ دهانه‌ی مَشک)؛ مهارِ درون‌فردی در برابرِ افزایشِ فشار. پنلِ سوم (تجلیِ مرحله‌ی ۵، سوره مُلک: ۸): تمیّز — شکستِ ساختاری؛ این فعل از ریشه‌ی م-ی-ز («جدا شدن») می‌آید و نه خروجِ محتوای فشرده (نظیرِ  انگلیسی)، که جدا شدنِ خودِ ظرف را تصویر می‌کند. عینیت‌یابیِ قرآنیِ این طرحواره، شواهدی بین‌زبانی و نیرومند برای جهان‌شمولیِ شناختیِ آن فراهم می‌آورد (§۵-۴)." title="" id="74" name="Picture"/>
+            <wp:docPr descr="طرحواره‌ی «خشم به‌مثابهِ ظرفِ تحتِ فشار» (لیکاف و کوچش ۱۹۸۷)، عملیاتی‌شده با مثلثِ قرآنیِ غضب ← غیظ+کَظم ← تمیّز. پنلِ نخست (مرحله‌ی ۴): غضب — ظرفِ باز؛ هیجان حاضر است، اما متراکم نشده. پنلِ دوم (مرحله‌ی ۵، سوره آل عمران: ۱۳۴): غیظ — مایعِ مُهرشده با کَظم (در اصل: بستنِ دهانه‌ی مَشک)؛ مهارِ درون‌فردی در برابرِ افزایشِ فشار. پنلِ سوم (تجلیِ مرحله‌ی ۵، سوره مُلک: ۸): تمیّز — شکستِ ساختاری؛ این فعل از ریشه‌ی م-ی-ز («جدا شدن») می‌آید و نه خروجِ محتوای فشرده (نظیرِ  انگلیسی)، که جدا شدنِ خودِ ظرف را تصویر می‌کند. عینیت‌یابیِ قرآنیِ این طرحواره، شواهدی بین‌زبانی و نیرومند برای جهان‌شمولیِ شناختیِ آن فراهم می‌آورد (§۵-۴)." title="" id="75" name="Picture"/>
             <a:graphic>
               <a:graphicData uri="http://schemas.openxmlformats.org/drawingml/2006/picture">
                 <pic:pic>
                   <pic:nvPicPr>
-                    <pic:cNvPr descr="fig6_metaphor_diagram.png" id="75" name="Picture"/>
+                    <pic:cNvPr descr="fig6_metaphor_diagram.png" id="76" name="Picture"/>
                     <pic:cNvPicPr>
                       <a:picLocks noChangeArrowheads="1" noChangeAspect="1"/>
                     </pic:cNvPicPr>
                   </pic:nvPicPr>
                   <pic:blipFill>
-                    <a:blip r:embed="rId73"/>
+                    <a:blip r:embed="rId74"/>
                     <a:stretch>
                       <a:fillRect/>
                     </a:stretch>
@@ -11112,8 +11341,8 @@
         <w:t xml:space="preserve">را تصویر می‌کند. عینیت‌یابیِ قرآنیِ این طرحواره، شواهدی بین‌زبانی و نیرومند برای جهان‌شمولیِ شناختیِ آن فراهم می‌آورد (§۵-۴).</w:t>
       </w:r>
     </w:p>
-    <w:bookmarkEnd w:id="76"/>
-    <w:bookmarkStart w:id="77" w:name="X619999a5d737fc24a1527a9abcebb0463009c38"/>
+    <w:bookmarkEnd w:id="77"/>
+    <w:bookmarkStart w:id="78" w:name="X619999a5d737fc24a1527a9abcebb0463009c38"/>
     <w:p>
       <w:pPr>
         <w:pStyle w:val="Heading3"/>
@@ -11197,9 +11426,9 @@
         </w:pict>
       </w:r>
     </w:p>
-    <w:bookmarkEnd w:id="77"/>
     <w:bookmarkEnd w:id="78"/>
-    <w:bookmarkStart w:id="82" w:name="نتیجهگیری"/>
+    <w:bookmarkEnd w:id="79"/>
+    <w:bookmarkStart w:id="83" w:name="نتیجهگیری"/>
     <w:p>
       <w:pPr>
         <w:pStyle w:val="Heading2"/>
@@ -11213,7 +11442,7 @@
         <w:t xml:space="preserve">۶. نتیجه‌گیری</w:t>
       </w:r>
     </w:p>
-    <w:bookmarkStart w:id="79" w:name="سهمهای-پژوهش"/>
+    <w:bookmarkStart w:id="80" w:name="سهمهای-پژوهش"/>
     <w:p>
       <w:pPr>
         <w:pStyle w:val="Heading3"/>
@@ -11389,8 +11618,8 @@
         <w:t xml:space="preserve">عبارت است از: علّیتِ دوسویه در مرحله‌ی ۶، که از رهگذرِ کدبندیِ تفسیری (κ = ۰٫۷۹) عملیاتی شد و در میراثِ تفسیریِ کلاسیک — به‌ویژه در تأکیدِ المیزان بر «طغیانِ فرعونی به‌منزله‌ی سابقِ خشم بر مغلوبان» — پیشاپیش رمزگذاری شده بود، اما به‌نحوی نظام‌مند تنها در تحلیلِ تطبیقیِ کنونی به سطح رسیده است.</w:t>
       </w:r>
     </w:p>
-    <w:bookmarkEnd w:id="79"/>
-    <w:bookmarkStart w:id="80" w:name="محدودیتها-و-افق-پژوهشهای-آینده"/>
+    <w:bookmarkEnd w:id="80"/>
+    <w:bookmarkStart w:id="81" w:name="محدودیتها-و-افق-پژوهشهای-آینده"/>
     <w:p>
       <w:pPr>
         <w:pStyle w:val="Heading3"/>
@@ -11960,8 +12189,8 @@
         <w:t xml:space="preserve">را برای امتدادِ پیوستارِ خشمِ قرآنی به سطحِ گفتمانی-روایتی، بالینی-روان‌شناختی، بین‌زبانی-تاریخی و محاسباتی-آماری ترسیم می‌کند.</w:t>
       </w:r>
     </w:p>
-    <w:bookmarkEnd w:id="80"/>
-    <w:bookmarkStart w:id="81" w:name="سخن-پایانی"/>
+    <w:bookmarkEnd w:id="81"/>
+    <w:bookmarkStart w:id="82" w:name="سخن-پایانی"/>
     <w:p>
       <w:pPr>
         <w:pStyle w:val="Heading3"/>
@@ -11994,9 +12223,9 @@
         </w:pict>
       </w:r>
     </w:p>
-    <w:bookmarkEnd w:id="81"/>
     <w:bookmarkEnd w:id="82"/>
-    <w:bookmarkStart w:id="86" w:name="فهرست-منابع"/>
+    <w:bookmarkEnd w:id="83"/>
+    <w:bookmarkStart w:id="87" w:name="فهرست-منابع"/>
     <w:p>
       <w:pPr>
         <w:pStyle w:val="Heading2"/>
@@ -12010,7 +12239,7 @@
         <w:t xml:space="preserve">فهرست منابع</w:t>
       </w:r>
     </w:p>
-    <w:bookmarkStart w:id="83" w:name="الف-منابع-عربی-و-قرآنی"/>
+    <w:bookmarkStart w:id="84" w:name="الف-منابع-عربی-و-قرآنی"/>
     <w:p>
       <w:pPr>
         <w:pStyle w:val="Heading3"/>
@@ -12802,8 +13031,8 @@
         <w:t xml:space="preserve">(۱۴ مجلد). تهران: وزارة الثقافة و الإرشاد الإسلامي.</w:t>
       </w:r>
     </w:p>
-    <w:bookmarkEnd w:id="83"/>
-    <w:bookmarkStart w:id="84" w:name="ب-منابع-فارسی"/>
+    <w:bookmarkEnd w:id="84"/>
+    <w:bookmarkStart w:id="85" w:name="ب-منابع-فارسی"/>
     <w:p>
       <w:pPr>
         <w:pStyle w:val="Heading3"/>
@@ -13111,8 +13340,8 @@
         <w:t xml:space="preserve">، دانشگاه تهران.</w:t>
       </w:r>
     </w:p>
-    <w:bookmarkEnd w:id="84"/>
-    <w:bookmarkStart w:id="85" w:name="ج-منابع-انگلیسی"/>
+    <w:bookmarkEnd w:id="85"/>
+    <w:bookmarkStart w:id="86" w:name="ج-منابع-انگلیسی"/>
     <w:p>
       <w:pPr>
         <w:pStyle w:val="Heading3"/>
@@ -13133,9 +13362,9 @@
         </w:pict>
       </w:r>
     </w:p>
-    <w:bookmarkEnd w:id="85"/>
     <w:bookmarkEnd w:id="86"/>
-    <w:bookmarkStart w:id="88" w:name="پیوست-دادهها-کد-و-قابلیت-بازتولید"/>
+    <w:bookmarkEnd w:id="87"/>
+    <w:bookmarkStart w:id="89" w:name="پیوست-دادهها-کد-و-قابلیت-بازتولید"/>
     <w:p>
       <w:pPr>
         <w:pStyle w:val="Heading2"/>
@@ -13167,7 +13396,7 @@
         </w:rPr>
         <w:t xml:space="preserve"> </w:t>
       </w:r>
-      <w:hyperlink r:id="rId87">
+      <w:hyperlink r:id="rId88">
         <w:r>
           <w:rPr>
             <w:rStyle w:val="Hyperlink"/>
@@ -13278,8 +13507,8 @@
         <w:t xml:space="preserve">همه‌ی یافته‌های گزارش‌شده را بازتولید می‌کند.</w:t>
       </w:r>
     </w:p>
-    <w:bookmarkEnd w:id="88"/>
     <w:bookmarkEnd w:id="89"/>
+    <w:bookmarkEnd w:id="90"/>
     <w:sectPr/>
   </w:body>
 </w:document>

--- a/paper/persian/manuscript.docx
+++ b/paper/persian/manuscript.docx
@@ -2,7 +2,7 @@
 <file path=word/document.xml><?xml version="1.0" encoding="utf-8"?>
 <w:document xmlns:w="http://schemas.openxmlformats.org/wordprocessingml/2006/main" xmlns:m="http://schemas.openxmlformats.org/officeDocument/2006/math" xmlns:r="http://schemas.openxmlformats.org/officeDocument/2006/relationships" xmlns:o="urn:schemas-microsoft-com:office:office" xmlns:v="urn:schemas-microsoft-com:vml" xmlns:w10="urn:schemas-microsoft-com:office:word" xmlns:a="http://schemas.openxmlformats.org/drawingml/2006/main" xmlns:pic="http://schemas.openxmlformats.org/drawingml/2006/picture" xmlns:wp="http://schemas.openxmlformats.org/drawingml/2006/wordprocessingDrawing">
   <w:body>
-    <w:bookmarkStart w:id="90" w:name="X0edd6e9440fd10700f765d649a6754694cd8705"/>
+    <w:bookmarkStart w:id="91" w:name="X0edd6e9440fd10700f765d649a6754694cd8705"/>
     <w:p>
       <w:pPr>
         <w:pStyle w:val="Heading1"/>
@@ -83,7 +83,21 @@
           <w:rtl/>
           <w:lang w:val="fa"/>
         </w:rPr>
-        <w:t xml:space="preserve">رایانامه: kasraghanavati@icloud.com</w:t>
+        <w:t xml:space="preserve">رایانامه: k.jabbary@urmia.ac.ir</w:t>
+      </w:r>
+      <w:r>
+        <w:rPr>
+          <w:rtl/>
+          <w:lang w:val="fa"/>
+        </w:rPr>
+        <w:t xml:space="preserve"> </w:t>
+      </w:r>
+      <w:r>
+        <w:rPr>
+          <w:rtl/>
+          <w:lang w:val="fa"/>
+        </w:rPr>
+        <w:t xml:space="preserve">شناسه‌ی ORCID: 0000-0000-0000-0000</w:t>
       </w:r>
     </w:p>
     <w:p>
@@ -126,6 +140,20 @@
           <w:lang w:val="fa"/>
         </w:rPr>
         <w:t xml:space="preserve">گروه مهندسی کامپیوتر، دانشکده‌ی فنی و مهندسی، دانشگاه ارومیه، ارومیه، ایران</w:t>
+      </w:r>
+      <w:r>
+        <w:rPr>
+          <w:rtl/>
+          <w:lang w:val="fa"/>
+        </w:rPr>
+        <w:t xml:space="preserve"> </w:t>
+      </w:r>
+      <w:r>
+        <w:rPr>
+          <w:rtl/>
+          <w:lang w:val="fa"/>
+        </w:rPr>
+        <w:t xml:space="preserve">شناسه‌ی ORCID: 0000-0000-0000-0000</w:t>
       </w:r>
     </w:p>
     <w:p>
@@ -159,7 +187,7 @@
           <w:rtl/>
           <w:lang w:val="fa"/>
         </w:rPr>
-        <w:t xml:space="preserve">قرآن کریم در توصیفِ اوجِ طیفِ خشم — مرحله‌های فعّال (غضب، حرد)، متراکم (غیظ، با تجلیِ تمیّز) و پیامدی (بَغی، طغیان، عتوّ) — از دستگاهی واژگانی بهره می‌گیرد که در سنّتِ تفسیریِ کلاسیک عمدتاً به‌صورتِ تک‌واژه‌نگرانه بررسی شده است، ولی نسبتِ ساختاریِ این دستگاه در یک پیوستارِ معنایی-اخلاقیِ منسجم، تا کنون به‌نحوی نظام‌مند تبیین نگشته. پژوهشِ حاضر، با روشِ تحلیلِ تطبیقی-تفسیریِ کیفی و با ادغامِ معناشناسیِ میدانیِ ایزوتسو در نظریه‌ی استعاره‌ی مفهومیِ لیکاف و کوچش، نُه مفسّرِ کانونی (طبرسی، طباطبایی، زمخشری، ابن‌عاشور، طبری، قرطبی، ابن‌کثیر، سیّد قطب، رشید رضا) را در پرتوِ پشتوانه‌ی پیکره‌ایِ بازتولیدپذیر (پیکره‌ی ریخت‌شناختیِ قرآنی، دوکس ۲۰۱۱) بازخوانی می‌کند. تحلیلِ ۱۸۰ بسامدِ مرحله‌های ۴ تا ۶، سه یافته‌ی بنیادین را آشکار می‌سازد: نخست، هم‌گراییِ تفسیریِ شیعی-سنّی بر ساختارِ سه‌گانه‌ی غضب (هیجانِ هدفمند) ← غیظِ متراکم (آل عمران: ۱۳۴) ← فروپاشیِ ظرف (سوره مُلک: ۸)، که چهار گامِ استعاره‌ی</w:t>
+        <w:t xml:space="preserve">قرآنِ کریم در توصیفِ اوجِ طیفِ خشم — مرحله‌های فعّال (غضب، حَرد)، متراکم (غیظ، با تجلیِ تمیّز) و پیامدی (بَغی، طغیان، عتوّ) — از دستگاهی واژگانی بهره می‌گیرد که در سنّتِ تفسیریِ کلاسیک به‌صورتِ تک‌واژه‌نگرانه بررسی شده، ولی نسبتِ ساختاریِ این دستگاه در یک پیوستارِ معنایی-اخلاقیِ منسجم، نظام‌مند تبیین نگشته است. پژوهشِ حاضر، با ادغامِ معناشناسیِ میدانیِ ایزوتسو در نظریه‌ی استعاره‌ی مفهومی، نُه مفسّرِ کانونی شیعه و اهلِ سنّت را در پرتوِ پشتوانه‌ی پیکره‌ایِ بازتولیدپذیر بازخوانی می‌کند. تحلیلِ ۱۸۰ بسامدِ مرحله‌های ۴ تا ۶ سه یافته‌ی بنیادین را آشکار می‌سازد: نخست، هم‌گراییِ تفسیریِ شیعی-سنّی بر ساختارِ سه‌گانه‌ی غضب ← غیظِ متراکم ← فروپاشیِ ظرف، که چهار گامِ استعاره‌ی</w:t>
       </w:r>
       <w:r>
         <w:rPr>
@@ -189,7 +217,7 @@
           <w:rtl/>
           <w:lang w:val="fa"/>
         </w:rPr>
-        <w:t xml:space="preserve">را — کامل‌تر از نمونه‌های معاصرِ انگلیسی — عملیاتی می‌سازد؛ دوم، هم‌خوانیِ معناشناختی-تفسیری میانِ تعریفِ کلاسیکِ کَظم در المیزان («حَبسُ الغَیظِ فی صَدرٍ ضَیِّقٍ کَحَبسِ الماءِ فی السِّقاء») و مفهومِ نوینِ سرکوب-بازارزیابی در مدلِ تنظیمِ هیجانِ گراس (۲۰۱۴، ۲۰۱۵)؛ سوم، علّیتِ دوسویه در مرحله‌ی ۶، که از رهگذرِ ممیّزیِ تفسیر-بنیادِ ۱۴۵ بسامد (κ = ۰٫۷۹) عملیاتی شد: تنها ۲۶٪ خشم-خاستگاه، ۴۹٪ ساختار-خاستگاه (طمع، استکبار، عُلوّ فی‌الأرض) و ۲۵٪ ترکیبی — یافته‌ای هم‌سو با تأکیدِ المیزان بر «طغیانِ فرعونی به‌مثابهِ سابقِ خشم بر مغلوبان». از این تحلیل برمی‌آید که قرآن کریم در دستگاهِ واژگانیِ خود، پدیدارشناسیِ ظریفی از خشم را به‌منزله‌ی معماریِ پنهانِ معناشناسیِ متنی رمزگذاری کرده است؛ این هندسه، در ساختارهای ضمنیِ تفاسیرِ کلاسیک پیشاپیش حضور داشته، اما بی ابزارهای نظریِ نوین، نظام‌مند آشکار نمی‌شده.</w:t>
+        <w:t xml:space="preserve">را به‌نحوی منسجم عملیاتی می‌سازد؛ دوم، هم‌خوانیِ معناشناختی میانِ تعریفِ کلاسیکِ کَظم در المیزان و مفهومِ نوینِ سرکوب-بازارزیابیِ شناختی در مدلِ تنظیمِ هیجان؛ سوم، علّیتِ دوسویه در مرحله‌ی ۶ از رهگذرِ ممیّزیِ تفسیر-بنیادِ ۱۴۵ بسامد با کاپای کوهنِ ۰٫۷۹: تنها ۲۶٪ خشم-خاستگاه، ۴۹٪ ساختار-خاستگاه (طمع، استکبار، عُلوّ فی‌الأرض) و ۲۵٪ ترکیبی — یافته‌ای هم‌سو با تأکیدِ المیزان بر طغیانِ فرعونی در حکمِ سابقِ خشم بر مغلوبان. این هندسه، در ساختارهای ضمنیِ تفاسیرِ کلاسیک پیشاپیش حضور داشته، اما تنها با ابزارهای نظریِ نوین به‌نحوی نظام‌مند آشکار می‌گردد.</w:t>
       </w:r>
     </w:p>
     <w:p>
@@ -210,7 +238,7 @@
           <w:rtl/>
           <w:lang w:val="fa"/>
         </w:rPr>
-        <w:t xml:space="preserve">: قرآنِ کریم، تفسیرِ تطبیقی، غضب، غیظ، کَظمِ غیظ، بَغی، طغیان، استعاره‌ی مفهومی، علّیتِ دوسویه، معناشناسیِ شناختیِ قرآنی.</w:t>
+        <w:t xml:space="preserve">: تفسیرِ تطبیقی، طیفِ خشمِ قرآنی، استعاره‌ی مفهومی، کَظمِ غیظ، علّیتِ دوسویه، معناشناسیِ شناختیِ قرآنی.</w:t>
       </w:r>
     </w:p>
     <w:p>
@@ -288,7 +316,7 @@
           <w:rtl/>
           <w:lang w:val="fa"/>
         </w:rPr>
-        <w:t xml:space="preserve">(کم‌ترین ترازِ کلامیِ ناخشنودی، سوره اسراء: ۲۳) تا</w:t>
+        <w:t xml:space="preserve">(کم‌ترین ترازِ کلامیِ ناخشنودی، سورۀ اسراء: ۲۳) تا</w:t>
       </w:r>
       <w:r>
         <w:rPr>
@@ -318,7 +346,7 @@
           <w:rtl/>
           <w:lang w:val="fa"/>
         </w:rPr>
-        <w:t xml:space="preserve">(سرپیچیِ تثبیت‌شده، سوره فرقان: ۲۱) — پیوستاری شش‌مرحله‌ای را شکل می‌دهند. این هندسه‌ی واژگانی، در سنّتِ تفسیریِ کلاسیک عمدتاً به‌صورتِ تک‌واژه‌نگرانه واکاوی شده و نسبتِ ساختاریِ گره‌ها در یک شبکه‌ی منسجم، تا کنون به‌نحوی نظام‌مند تبیین نگشته است.</w:t>
+        <w:t xml:space="preserve">(سرپیچیِ تثبیت‌شده، سورۀ فرقان: ۲۱) — پیوستاری شش‌مرحله‌ای را شکل می‌دهند (نک. شکلِ ۱). این هندسه‌ی واژگانی، در سنّتِ تفسیریِ کلاسیک عمدتاً به‌صورتِ تک‌واژه‌نگرانه واکاوی شده و نسبتِ ساختاریِ گره‌ها در یک شبکه‌ی منسجم، تا کنون به‌نحوی نظام‌مند تبیین نگشته است.</w:t>
       </w:r>
     </w:p>
     <w:p>
@@ -390,7 +418,7 @@
           <w:rtl/>
           <w:lang w:val="fa"/>
         </w:rPr>
-        <w:t xml:space="preserve">— در راستای میراثِ قائمی‌نیا و پاکتچی — به سه مرحله‌ی اوجِ پیوستارِ خشمِ قرآنی می‌پردازد: مرحله‌ی ۴ (خشمِ فعّال؛ غضب، حَرد)، مرحله‌ی ۵ (خشمِ متراکم؛ غیظ، با تجلیِ تمیّز در سوره مُلک: ۸) و مرحله‌ی ۶ (پیامدهای رفتاری؛ بَغی، طغیان، عتوّ). این تمرکز بر دو ملاحظه استوار است: نخست، تحلیل‌های تک‌واژه‌نگرانه‌ی مراحلِ ۱ تا ۳ در پژوهش‌های پیشین (قائمی‌نیا ۱۳۹۰ بر کَره/ضِیق؛ نَریمانی و همکاران ۱۴۰۰ بر نَقم/مَقت) نسبتاً غنی‌اند؛ دوم و مهم‌تر آن‌که، مرحله‌های ۴ تا ۶ به‌سببِ پیوندشان با ساحاتِ کلامی (غضبُ‌الله، المنتقم)، فقهی (احکامِ بَغی) و اخلاقی-تربیتی (کَظمِ غیظ به‌منزله‌ی فضیلت)، به مرکزِ ثقلِ توجهِ مفسّرانِ شیعه و اهلِ سنّت بدل گشته‌اند و فرصتی ویژه برای تحلیلِ تطبیقیِ نُه‌مفسّره فراهم می‌آورند.</w:t>
+        <w:t xml:space="preserve">— در راستای میراثِ قائمی‌نیا و پاکتچی — به سه مرحله‌ی اوجِ پیوستارِ خشمِ قرآنی می‌پردازد: مرحله‌ی ۴ (خشمِ فعّال؛ غضب، حَرد)، مرحله‌ی ۵ (خشمِ متراکم؛ غیظ، با تجلیِ تمیّز در سورۀ مُلک: ۸) و مرحله‌ی ۶ (پیامدهای رفتاری؛ بَغی، طغیان، عتوّ). این تمرکز بر دو ملاحظه استوار است: نخست، تحلیل‌های تک‌واژه‌نگرانه‌ی مراحلِ ۱ تا ۳ در پژوهش‌های پیشین (قائمی‌نیا ۱۳۹۰ بر کَره/ضِیق؛ نَریمانی و همکاران ۱۴۰۰ بر نَقم/مَقت) نسبتاً غنی‌اند؛ دوم و مهم‌تر آن‌که، مرحله‌های ۴ تا ۶ به‌سببِ پیوندشان با ساحاتِ کلامی (غضبُ‌الله، المنتقم)، فقهی (احکامِ بَغی) و اخلاقی-تربیتی (کَظمِ غیظ در حکمِ فضیلت)، به مرکزِ ثقلِ توجهِ مفسّرانِ شیعه و اهلِ سنّت بدل گشته‌اند و فرصتی ویژه برای تحلیلِ تطبیقیِ نُه‌مفسّره فراهم می‌آورند.</w:t>
       </w:r>
     </w:p>
     <w:bookmarkEnd w:id="22"/>
@@ -445,15 +473,13 @@
           <w:rtl/>
           <w:lang w:val="fa"/>
         </w:rPr>
-        <w:t xml:space="preserve">— به‌ویژه نَریمانی، اقبالی و چاری (۱۴۰۰) بر سه واژه‌ی غیظ/غضب/سَخَط، و قاری‌زاده و همکاران (۱۴۰۲) بر چندمعناییِ طغیان در ۲۷ سوره. هر دو پژوهش از جهتِ ریشه‌شناسیِ تفسیری دقیق‌اند، اما به‌سببِ چارچوبِ تک‌واژه‌نگرانه،</w:t>
-      </w:r>
-      <w:r>
-        <w:rPr>
-          <w:rtl/>
-          <w:lang w:val="fa"/>
-        </w:rPr>
-        <w:t xml:space="preserve"> </w:t>
-      </w:r>
+        <w:t xml:space="preserve">— به‌ویژه نَریمانی و همکاران (۱۴۰۰) بر غیظ/غضب/سَخَط، و قاری‌زاده و همکاران (۱۴۰۲) بر چندمعناییِ طغیان. هر دو پژوهش از جهتِ ریشه‌شناسیِ تفسیری دقیق‌اند، اما به‌سببِ چارچوبِ تک‌واژه‌نگرانه، نسبتِ ساختاریِ این واژگان با کلِ شبکه و شیبِ شدتیِ آن‌ها را مغفول می‌گذارند.</w:t>
+      </w:r>
+    </w:p>
+    <w:p>
+      <w:pPr>
+        <w:bidi/>
+      </w:pPr>
       <w:r>
         <w:rPr>
           <w:b/>
@@ -461,21 +487,21 @@
           <w:rtl/>
           <w:lang w:val="fa"/>
         </w:rPr>
-        <w:t xml:space="preserve">نسبتِ ساختاریِ این واژگان با کلِ شبکه</w:t>
-      </w:r>
-      <w:r>
-        <w:rPr>
-          <w:rtl/>
-          <w:lang w:val="fa"/>
-        </w:rPr>
-        <w:t xml:space="preserve"> </w:t>
-      </w:r>
-      <w:r>
-        <w:rPr>
-          <w:rtl/>
-          <w:lang w:val="fa"/>
-        </w:rPr>
-        <w:t xml:space="preserve">را مغفول می‌گذارند: نَریمانی و همکاران، مَقت و سَخَط و نَقم را در ساحتِ یک «بسته‌ی هیجانی-اخلاقی» قرار می‌دهند بی‌آن‌که شیبِ شدتیِ آن‌ها را عملیاتی سازند؛ قاری‌زاده و همکاران نیز چندمعناییِ طغیان را در سطحِ نشانه‌شناختی صورت‌بندی می‌کنند، بی‌آن‌که رابطه‌ی علّیِ آن با مرحله‌های متراکم و فعّالِ پیوستار را تحلیل کنند.</w:t>
+        <w:t xml:space="preserve">(ب) پژوهش‌های اخلاق-محورِ کَظمِ غیظ</w:t>
+      </w:r>
+      <w:r>
+        <w:rPr>
+          <w:rtl/>
+          <w:lang w:val="fa"/>
+        </w:rPr>
+        <w:t xml:space="preserve"> </w:t>
+      </w:r>
+      <w:r>
+        <w:rPr>
+          <w:rtl/>
+          <w:lang w:val="fa"/>
+        </w:rPr>
+        <w:t xml:space="preserve">متمرکز بر آیه‌ی ۱۳۴ سورۀ آل عمران، که کَظم را فضیلتی منفرد می‌خوانند؛ در پیوستارِ پیشنهادی، کَظم گامِ سومِ معماریِ چهارگامِ ظرف است و معنای کامل‌اش تنها در نسبت با تَمَیُّز (سورۀ مُلک: ۸) آشکار می‌شود.</w:t>
       </w:r>
     </w:p>
     <w:p>
@@ -489,21 +515,21 @@
           <w:rtl/>
           <w:lang w:val="fa"/>
         </w:rPr>
-        <w:t xml:space="preserve">(ب) پژوهش‌های اخلاق-محورِ کَظمِ غیظ</w:t>
-      </w:r>
-      <w:r>
-        <w:rPr>
-          <w:rtl/>
-          <w:lang w:val="fa"/>
-        </w:rPr>
-        <w:t xml:space="preserve"> </w:t>
-      </w:r>
-      <w:r>
-        <w:rPr>
-          <w:rtl/>
-          <w:lang w:val="fa"/>
-        </w:rPr>
-        <w:t xml:space="preserve">که بر آیه‌ی ۱۳۴ سوره آل عمران متمرکزند؛ این جریان، کَظم را به‌منزله‌ی فضیلتی منفرد می‌خواند، در حالی که در پیوستارِ پیشنهادی، کَظم گامِ سومِ معماریِ چهارگامِ ظرف است و معنای کامل‌اش تنها در نسبت با تَمَیُّز (سوره مُلک: ۸) آشکار می‌شود.</w:t>
+        <w:t xml:space="preserve">(ج) معناشناسیِ شناختیِ ایزوتسویی در سنّتِ ایرانی-اسلامی</w:t>
+      </w:r>
+      <w:r>
+        <w:rPr>
+          <w:rtl/>
+          <w:lang w:val="fa"/>
+        </w:rPr>
+        <w:t xml:space="preserve"> </w:t>
+      </w:r>
+      <w:r>
+        <w:rPr>
+          <w:rtl/>
+          <w:lang w:val="fa"/>
+        </w:rPr>
+        <w:t xml:space="preserve">— این خوشه از حیثِ نظری به پژوهشِ حاضر نزدیک‌ترین است. قائمی‌نیا (۱۳۹۰، فصل‌های ۲ و ۴) از نخستین کسانی بود که ادغامِ روشِ ایزوتسو با نظریه‌ی استعاره‌ی مفهومی را در سطحِ کتابی-مستقل در سنّتِ ایرانی پی گرفت و طرحواره‌های تصویری را در هیجاناتِ قرآنی بررسید، اما «شیبِ شدتیِ هم‌میدان» را در حکمِ پدیده‌ای مستقل تحلیل نکرد. پاکتچی و افراشی (۱۳۹۹) روش‌شناسیِ هم‌نشینی-جانشینی را پالایید، اما در تحلیلِ موردیِ خشم، در سطحِ پنج تا هشت واژه باقی ماند. کوتاه آن‌که، هیچ‌یک از پژوهش‌های ایرانی-اسلامیِ شناخته‌شده‌ی نسلِ معاصر، طیفِ خشمِ قرآنی را در ساختاری شش‌مرحله‌ای و پیوستارِ شدتی-اخلاقیِ بازتولیدپذیر تحلیل نکرده‌اند.</w:t>
       </w:r>
     </w:p>
     <w:p>
@@ -517,21 +543,72 @@
           <w:rtl/>
           <w:lang w:val="fa"/>
         </w:rPr>
-        <w:t xml:space="preserve">(ج) معناشناسیِ شناختیِ ایزوتسویی در سنّتِ ایرانی-اسلامی</w:t>
-      </w:r>
-      <w:r>
-        <w:rPr>
-          <w:rtl/>
-          <w:lang w:val="fa"/>
-        </w:rPr>
-        <w:t xml:space="preserve"> </w:t>
-      </w:r>
-      <w:r>
-        <w:rPr>
-          <w:rtl/>
-          <w:lang w:val="fa"/>
-        </w:rPr>
-        <w:t xml:space="preserve">— این خوشه از حیثِ نظری به پژوهشِ حاضر نزدیک‌ترین است. قائمی‌نیا در</w:t>
+        <w:t xml:space="preserve">(د) پژوهش‌های ترجمه‌ای و محاسباتی</w:t>
+      </w:r>
+      <w:r>
+        <w:rPr>
+          <w:rtl/>
+          <w:lang w:val="fa"/>
+        </w:rPr>
+        <w:t xml:space="preserve"> </w:t>
+      </w:r>
+      <w:r>
+        <w:rPr>
+          <w:rtl/>
+          <w:lang w:val="fa"/>
+        </w:rPr>
+        <w:t xml:space="preserve">(گاآنون و الصُحیبانی ۲۰۲۵؛ دادگانِ</w:t>
+      </w:r>
+      <w:r>
+        <w:rPr>
+          <w:rtl/>
+          <w:lang w:val="fa"/>
+        </w:rPr>
+        <w:t xml:space="preserve"> </w:t>
+      </w:r>
+      <w:r>
+        <w:rPr>
+          <w:rtl/>
+          <w:lang w:val="fa"/>
+        </w:rPr>
+        <w:t xml:space="preserve"> </w:t>
+      </w:r>
+      <w:r>
+        <w:rPr>
+          <w:rtl/>
+          <w:lang w:val="fa"/>
+        </w:rPr>
+        <w:t xml:space="preserve">۲۰۲۵) فاقدِ مدلِ مرجعِ شدتیِ لغوی‌اند.</w:t>
+      </w:r>
+      <w:r>
+        <w:rPr>
+          <w:rtl/>
+          <w:lang w:val="fa"/>
+        </w:rPr>
+        <w:t xml:space="preserve"> </w:t>
+      </w:r>
+      <w:r>
+        <w:rPr>
+          <w:b/>
+          <w:bCs/>
+          <w:rtl/>
+          <w:lang w:val="fa"/>
+        </w:rPr>
+        <w:t xml:space="preserve">(ه) سنّتِ تفسیریِ حوزویِ ایرانیِ معاصر</w:t>
+      </w:r>
+      <w:r>
+        <w:rPr>
+          <w:rtl/>
+          <w:lang w:val="fa"/>
+        </w:rPr>
+        <w:t xml:space="preserve"> </w:t>
+      </w:r>
+      <w:r>
+        <w:rPr>
+          <w:rtl/>
+          <w:lang w:val="fa"/>
+        </w:rPr>
+        <w:t xml:space="preserve">— به‌ویژه</w:t>
       </w:r>
       <w:r>
         <w:rPr>
@@ -547,21 +624,37 @@
           <w:rtl/>
           <w:lang w:val="fa"/>
         </w:rPr>
-        <w:t xml:space="preserve">معناشناسی شناختی قرآن</w:t>
-      </w:r>
-      <w:r>
-        <w:rPr>
-          <w:rtl/>
-          <w:lang w:val="fa"/>
-        </w:rPr>
-        <w:t xml:space="preserve"> </w:t>
-      </w:r>
-      <w:r>
-        <w:rPr>
-          <w:rtl/>
-          <w:lang w:val="fa"/>
-        </w:rPr>
-        <w:t xml:space="preserve">(۱۳۹۰، فصلِ دوم، ص ۸۲–۹۸) ادغامِ روشِ ایزوتسو با نظریه‌ی استعاره‌ی مفهومیِ لیکاف را در سنّتِ ایرانیِ پژوهش‌های قرآنی نهادینه ساخت و چارچوبی برای صورت‌بندیِ «واژه‌کانون-واژه‌کلید-میدان» در زبانِ فارسی پیشنهاد کرد؛ در فصلِ چهارمِ همان کتاب (ص ۱۵۴–۱۸۲) نیز نقشِ طرحواره‌های تصویری در صورت‌بندیِ هیجاناتِ قرآنی را بررسید، اما تحلیلش بر طرحواره‌های منفرد متمرکز ماند و «شیبِ شدتیِ هم‌میدان» را به‌منزله‌ی پدیده‌ای مستقل تحلیل نکرد. اثرِ متأخرِ او (۱۳۹۳) نیز در توسعه‌ی استعاره‌های مفهومی، عمدتاً بر فضاهای روحانی-اعتقادی متمرکز است. پاکتچی و افراشی (۱۳۹۹) روش‌شناسیِ دقیق‌تری برای تحلیلِ هم‌نشینی-جانشینی پیش نهادند، اما در تحلیلِ موردیِ خشم، آیاتِ شاهد را در سطحِ پنج تا هشت واژه عرضه می‌کنند، نه در پیوستاری پیکره‌بنیاد و کامل. کوتاه آن‌که،</w:t>
+        <w:t xml:space="preserve">تفسیر نمونه</w:t>
+      </w:r>
+      <w:r>
+        <w:rPr>
+          <w:rtl/>
+          <w:lang w:val="fa"/>
+        </w:rPr>
+        <w:t xml:space="preserve">ی مکارم شیرازی (۱۳۷۴) و</w:t>
+      </w:r>
+      <w:r>
+        <w:rPr>
+          <w:rtl/>
+          <w:lang w:val="fa"/>
+        </w:rPr>
+        <w:t xml:space="preserve"> </w:t>
+      </w:r>
+      <w:r>
+        <w:rPr>
+          <w:i/>
+          <w:iCs/>
+          <w:rtl/>
+          <w:lang w:val="fa"/>
+        </w:rPr>
+        <w:t xml:space="preserve">تسنیم</w:t>
+      </w:r>
+      <w:r>
+        <w:rPr>
+          <w:rtl/>
+          <w:lang w:val="fa"/>
+        </w:rPr>
+        <w:t xml:space="preserve">ِ جوادی آملی (۱۳۸۹) — به‌نحوی پراکنده بر اخلاقِ کَظمِ غیظ و هستی‌شناسیِ غضبِ الهی تکیه دارد، اما هندسه‌ی شدتیِ پیوستار را در حکمِ پدیده‌ای مستقل تحلیل نکرده است؛ مقاله‌ی حاضر در §۴-۵ و §۴-۶ به‌صراحت در گفت‌وگو با این میراث می‌نشیند.</w:t>
       </w:r>
       <w:r>
         <w:rPr>
@@ -577,93 +670,21 @@
           <w:rtl/>
           <w:lang w:val="fa"/>
         </w:rPr>
-        <w:t xml:space="preserve">هیچ‌یک از پژوهش‌های ایرانی-اسلامیِ نسلِ معاصر، طیفِ خشمِ قرآنی را به‌منزله‌ی پیوستارِ شدتی-اخلاقی، با شواهدِ پیکره‌ایِ بازتولیدپذیر و در ساختاری شش‌مرحله‌ای، تحلیل نکرده‌اند</w:t>
-      </w:r>
-      <w:r>
-        <w:rPr>
-          <w:rtl/>
-          <w:lang w:val="fa"/>
-        </w:rPr>
-        <w:t xml:space="preserve">؛ این، شکافِ کانونیِ پژوهشِ حاضر است.</w:t>
-      </w:r>
-    </w:p>
-    <w:p>
-      <w:pPr>
-        <w:bidi/>
-      </w:pPr>
-      <w:r>
-        <w:rPr>
-          <w:b/>
-          <w:bCs/>
-          <w:rtl/>
-          <w:lang w:val="fa"/>
-        </w:rPr>
-        <w:t xml:space="preserve">(د) پژوهش‌های ترجمه‌ای و محاسباتی</w:t>
-      </w:r>
-      <w:r>
-        <w:rPr>
-          <w:rtl/>
-          <w:lang w:val="fa"/>
-        </w:rPr>
-        <w:t xml:space="preserve"> </w:t>
-      </w:r>
-      <w:r>
-        <w:rPr>
-          <w:rtl/>
-          <w:lang w:val="fa"/>
-        </w:rPr>
-        <w:t xml:space="preserve">که با کارهای گاآنون و الصُحیبانی (۲۰۲۵) و دادگانِ</w:t>
-      </w:r>
-      <w:r>
-        <w:rPr>
-          <w:rtl/>
-          <w:lang w:val="fa"/>
-        </w:rPr>
-        <w:t xml:space="preserve"> </w:t>
-      </w:r>
-      <w:r>
-        <w:rPr>
-          <w:rtl/>
-          <w:lang w:val="fa"/>
-        </w:rPr>
-        <w:t xml:space="preserve"> </w:t>
-      </w:r>
-      <w:r>
-        <w:rPr>
-          <w:rtl/>
-          <w:lang w:val="fa"/>
-        </w:rPr>
-        <w:t xml:space="preserve">(الصُحیبانی و همکاران ۲۰۲۵) پیشرفت یافته‌اند، اما فاقدِ مدلِ مرجعِ شدتیِ لغوی‌اند.</w:t>
-      </w:r>
-      <w:r>
-        <w:rPr>
-          <w:rtl/>
-          <w:lang w:val="fa"/>
-        </w:rPr>
-        <w:t xml:space="preserve"> </w:t>
-      </w:r>
-      <w:r>
-        <w:rPr>
-          <w:b/>
-          <w:bCs/>
-          <w:rtl/>
-          <w:lang w:val="fa"/>
-        </w:rPr>
-        <w:t xml:space="preserve">(ه) روان‌شناسیِ اسلامی</w:t>
-      </w:r>
-      <w:r>
-        <w:rPr>
-          <w:rtl/>
-          <w:lang w:val="fa"/>
-        </w:rPr>
-        <w:t xml:space="preserve"> </w:t>
-      </w:r>
-      <w:r>
-        <w:rPr>
-          <w:rtl/>
-          <w:lang w:val="fa"/>
-        </w:rPr>
-        <w:t xml:space="preserve">که عمدتاً بر داده‌های روایی تکیه دارد و رابطه‌ی نظام‌مندِ خود را با ساختارِ واژگانیِ قرآن بازنکرده است.</w:t>
+        <w:t xml:space="preserve">(و) روان‌شناسیِ اسلامی</w:t>
+      </w:r>
+      <w:r>
+        <w:rPr>
+          <w:rtl/>
+          <w:lang w:val="fa"/>
+        </w:rPr>
+        <w:t xml:space="preserve"> </w:t>
+      </w:r>
+      <w:r>
+        <w:rPr>
+          <w:rtl/>
+          <w:lang w:val="fa"/>
+        </w:rPr>
+        <w:t xml:space="preserve">عمدتاً بر داده‌های روایی تکیه دارد و رابطه‌ی نظام‌مندِ خود را با ساختارِ واژگانیِ قرآن بازنکرده است.</w:t>
       </w:r>
     </w:p>
     <w:p>
@@ -682,37 +703,7 @@
           <w:rtl/>
           <w:lang w:val="fa"/>
         </w:rPr>
-        <w:t xml:space="preserve">، در گفت‌وگوی صریح با میراثِ ایرانی-اسلامیِ معاصر، و با تکیه بر پشتوانه‌ی پیکره‌ایِ ۳۱۲‌بسامدیِ بازتولیدپذیر. این پژوهش، در درجه‌ی نخست، طیفِ خشم را به‌منزله‌ی</w:t>
-      </w:r>
-      <w:r>
-        <w:rPr>
-          <w:rtl/>
-          <w:lang w:val="fa"/>
-        </w:rPr>
-        <w:t xml:space="preserve"> </w:t>
-      </w:r>
-      <w:r>
-        <w:rPr>
-          <w:b/>
-          <w:bCs/>
-          <w:rtl/>
-          <w:lang w:val="fa"/>
-        </w:rPr>
-        <w:t xml:space="preserve">پیوستارِ شدتیِ پیوسته</w:t>
-      </w:r>
-      <w:r>
-        <w:rPr>
-          <w:rtl/>
-          <w:lang w:val="fa"/>
-        </w:rPr>
-        <w:t xml:space="preserve"> </w:t>
-      </w:r>
-      <w:r>
-        <w:rPr>
-          <w:rtl/>
-          <w:lang w:val="fa"/>
-        </w:rPr>
-        <w:t xml:space="preserve">(و نه مجموعه‌ای از واژگانِ هم‌میدانِ منفرد) صورت‌بندی می‌کند — تمایزی نظری که در میراثِ شناختی-معناشناسیِ ایرانیِ کنونی، صریحاً تثبیت نشده است.</w:t>
+        <w:t xml:space="preserve">، در گفت‌وگوی صریح با میراثِ ایرانی-اسلامیِ معاصر، و با تکیه بر پشتوانه‌ی پیکره‌ایِ ۳۱۲‌بسامدیِ بازتولیدپذیر (نک. شجره‌نامه‌ی نظری در شکلِ ۱۰).</w:t>
       </w:r>
     </w:p>
     <w:p>
@@ -725,12 +716,12 @@
           <wp:inline>
             <wp:extent cx="4533900" cy="7872412"/>
             <wp:effectExtent b="0" l="0" r="0" t="0"/>
-            <wp:docPr descr="شجره‌ی نظریِ معناشناسیِ شناختیِ ایرانی-اسلامی، از ایزوتسو (۱۳۳۸ ش / ۱۹۵۹ م) تا پژوهشِ حاضر (۱۴۰۵ ش / ۲۰۲۶ م). شش گرهِ کانونی بر محورِ زمانی: (۱) بنیادِ ساخت‌گرای ایزوتسو با میدانِ معنایی و جهان‌بینیِ زبانی؛ (۲) بنیادِ شناختیِ لیکاف-کوچش با نظریه‌ی استعاره‌ی مفهومی؛ (۳) بومی‌سازیِ ایرانیِ قائمی‌نیا (۱۳۹۰، ۱۳۹۳) با ادغامِ این دو سنّت؛ (۴) تعمیقِ روش‌شناختیِ پاکتچی-افراشی (۱۳۹۹)؛ (۵) تحلیل‌های تک‌واژگانیِ نَریمانی و قاری‌زاده (۱۴۰۰، ۱۴۰۲)؛ (۶) پژوهشِ حاضر. سه افزوده‌ی نظریِ این پژوهش به سنّتِ موجود در جعبه‌ی پایین آمده است: گستره‌ی پیکره‌ایِ ۳۱۲ بسامدِ ۱۴ ریشه (فراتر از تک‌واژه‌نگری)، ساختارِ مقیاسیِ شش‌مرحله‌ای (فراتر از میدانِ مسطحِ ایزوتسویی)، و علّیتِ دوسویه با ممیّزیِ تفسیر-بنیاد (κ = ۰٫۷۹)." title="" id="24" name="Picture"/>
+            <wp:docPr descr="شجره‌ی نظریِ پژوهش‌های قرآنیِ شناختی-معناشناسیِ ایرانی، از ایزوتسو (۱۳۳۸ ش / ۱۹۵۹ م) تا پژوهشِ حاضر (۱۴۰۵ ش / ۲۰۲۶ م). شش گرهِ کانونی بر محورِ زمانی: (۱) بنیادِ ساخت‌گرای ایزوتسو با میدانِ معنایی و جهان‌بینیِ زبانی؛ (۲) بنیادِ شناختیِ لیکاف-کوچش با نظریه‌ی استعاره‌ی مفهومی؛ (۳) بومی‌سازیِ ایرانیِ قائمی‌نیا (۱۳۹۰، ۱۳۹۳) در سنّتِ تفسیر-بنیاد؛ (۴) تعمیقِ روش‌شناختیِ پاکتچی-افراشی (۱۳۹۹)؛ (۵) تحلیل‌های تک‌واژگانیِ نَریمانی و قاری‌زاده (۱۴۰۰، ۱۴۰۲)؛ (۶) پژوهشِ حاضر. سنّتِ موازیِ زبان-بنیاد (صفوی، افراشیِ مستقل، روشن، کرد زعفرانلوی کامبوزیا) که در ادبیاتِ شناختیِ زبانِ فارسی به‌نحوی پربار به‌کار گرفته شده، در این شجره‌نامه در حکمِ سنّتی هم‌جوار به‌رسمیت شناخته می‌شود ولی به‌سببِ تخصصِ موضوعی (تفسیرِ متنِ قرآنی)، در محورِ شجره‌ی پژوهشِ حاضر قرار نمی‌گیرد. سه افزوده‌ی نظریِ این پژوهش در جعبه‌ی پایین آمده است: گستره‌ی پیکره‌ایِ ۳۱۲ بسامد با تحلیلِ تفصیلیِ شش ریشه‌ی مرحله‌های ۴ تا ۶ (فراتر از تک‌واژه‌نگری)، ساختارِ مقیاسیِ شش‌مرحله‌ای (فراتر از میدانِ مسطحِ ایزوتسویی)، و علّیتِ دوسویه با ممیّزیِ تفسیر-بنیاد (κ = ۰٫۷۹)." title="" id="24" name="Picture"/>
             <a:graphic>
               <a:graphicData uri="http://schemas.openxmlformats.org/drawingml/2006/picture">
                 <pic:pic>
                   <pic:nvPicPr>
-                    <pic:cNvPr descr="fig11_genealogy.jpg" id="25" name="Picture"/>
+                    <pic:cNvPr descr="fig10_genealogy.jpg" id="25" name="Picture"/>
                     <pic:cNvPicPr>
                       <a:picLocks noChangeArrowheads="1" noChangeAspect="1"/>
                     </pic:cNvPicPr>
@@ -773,7 +764,60 @@
           <w:rtl/>
           <w:lang w:val="fa"/>
         </w:rPr>
-        <w:t xml:space="preserve">شجره‌ی نظریِ معناشناسیِ شناختیِ ایرانی-اسلامی، از ایزوتسو (۱۳۳۸ ش / ۱۹۵۹ م) تا پژوهشِ حاضر (۱۴۰۵ ش / ۲۰۲۶ م). شش گرهِ کانونی بر محورِ زمانی: (۱) بنیادِ ساخت‌گرای ایزوتسو با میدانِ معنایی و جهان‌بینیِ زبانی؛ (۲) بنیادِ شناختیِ لیکاف-کوچش با نظریه‌ی استعاره‌ی مفهومی؛ (۳) بومی‌سازیِ ایرانیِ قائمی‌نیا (۱۳۹۰، ۱۳۹۳) با ادغامِ این دو سنّت؛ (۴) تعمیقِ روش‌شناختیِ پاکتچی-افراشی (۱۳۹۹)؛ (۵) تحلیل‌های تک‌واژگانیِ نَریمانی و قاری‌زاده (۱۴۰۰، ۱۴۰۲)؛ (۶) پژوهشِ حاضر. سه افزوده‌ی نظریِ این پژوهش به سنّتِ موجود در جعبه‌ی پایین آمده است: گستره‌ی پیکره‌ایِ ۳۱۲ بسامدِ ۱۴ ریشه (فراتر از تک‌واژه‌نگری)، ساختارِ مقیاسیِ شش‌مرحله‌ای (فراتر از میدانِ مسطحِ ایزوتسویی)، و علّیتِ دوسویه با ممیّزیِ تفسیر-بنیاد (κ = ۰٫۷۹).</w:t>
+        <w:t xml:space="preserve">شجره‌ی نظریِ پژوهش‌های قرآنیِ شناختی-معناشناسیِ ایرانی، از ایزوتسو (۱۳۳۸ ش / ۱۹۵۹ م) تا پژوهشِ حاضر (۱۴۰۵ ش / ۲۰۲۶ م). شش گرهِ کانونی بر محورِ زمانی: (۱) بنیادِ ساخت‌گرای ایزوتسو با میدانِ معنایی و جهان‌بینیِ زبانی؛ (۲) بنیادِ شناختیِ لیکاف-کوچش با نظریه‌ی استعاره‌ی مفهومی؛ (۳) بومی‌سازیِ ایرانیِ قائمی‌نیا (۱۳۹۰، ۱۳۹۳) در سنّتِ</w:t>
+      </w:r>
+      <w:r>
+        <w:rPr>
+          <w:rtl/>
+          <w:lang w:val="fa"/>
+        </w:rPr>
+        <w:t xml:space="preserve"> </w:t>
+      </w:r>
+      <w:r>
+        <w:rPr>
+          <w:i/>
+          <w:iCs/>
+          <w:rtl/>
+          <w:lang w:val="fa"/>
+        </w:rPr>
+        <w:t xml:space="preserve">تفسیر-بنیاد</w:t>
+      </w:r>
+      <w:r>
+        <w:rPr>
+          <w:rtl/>
+          <w:lang w:val="fa"/>
+        </w:rPr>
+        <w:t xml:space="preserve">؛ (۴) تعمیقِ روش‌شناختیِ پاکتچی-افراشی (۱۳۹۹)؛ (۵) تحلیل‌های تک‌واژگانیِ نَریمانی و قاری‌زاده (۱۴۰۰، ۱۴۰۲)؛ (۶) پژوهشِ حاضر. سنّتِ موازیِ</w:t>
+      </w:r>
+      <w:r>
+        <w:rPr>
+          <w:rtl/>
+          <w:lang w:val="fa"/>
+        </w:rPr>
+        <w:t xml:space="preserve"> </w:t>
+      </w:r>
+      <w:r>
+        <w:rPr>
+          <w:i/>
+          <w:iCs/>
+          <w:rtl/>
+          <w:lang w:val="fa"/>
+        </w:rPr>
+        <w:t xml:space="preserve">زبان-بنیاد</w:t>
+      </w:r>
+      <w:r>
+        <w:rPr>
+          <w:rtl/>
+          <w:lang w:val="fa"/>
+        </w:rPr>
+        <w:t xml:space="preserve"> </w:t>
+      </w:r>
+      <w:r>
+        <w:rPr>
+          <w:rtl/>
+          <w:lang w:val="fa"/>
+        </w:rPr>
+        <w:t xml:space="preserve">(صفوی، افراشیِ مستقل، روشن، کرد زعفرانلوی کامبوزیا) که در ادبیاتِ شناختیِ زبانِ فارسی به‌نحوی پربار به‌کار گرفته شده، در این شجره‌نامه در حکمِ سنّتی هم‌جوار به‌رسمیت شناخته می‌شود ولی به‌سببِ تخصصِ موضوعی (تفسیرِ متنِ قرآنی)، در محورِ شجره‌ی پژوهشِ حاضر قرار نمی‌گیرد. سه افزوده‌ی نظریِ این پژوهش در جعبه‌ی پایین آمده است: گستره‌ی پیکره‌ایِ ۳۱۲ بسامد با تحلیلِ تفصیلیِ شش ریشه‌ی مرحله‌های ۴ تا ۶ (فراتر از تک‌واژه‌نگری)، ساختارِ مقیاسیِ شش‌مرحله‌ای (فراتر از میدانِ مسطحِ ایزوتسویی)، و علّیتِ دوسویه با ممیّزیِ تفسیر-بنیاد (κ = ۰٫۷۹).</w:t>
       </w:r>
     </w:p>
     <w:bookmarkEnd w:id="26"/>
@@ -1111,7 +1155,7 @@
           <w:rtl/>
           <w:lang w:val="fa"/>
         </w:rPr>
-        <w:t xml:space="preserve">نظریه‌ی استعاره‌ی مفهومی (لیکاف و جانسون ۱۹۸۰؛ لیکاف و کوچش ۱۹۸۷؛ کوچش ۲۰۰۰، ۲۰۱۰، ۲۰۲۵) استعاره را نه آرایه‌ای ادبی، بلکه ابزاری شناختی می‌داند که مفاهیمِ انتزاعی — به‌ویژه هیجان — را از طریقِ نگاشت بر مبادیِ تن‌محور (بدن، حرکت، ظرف، حرارت) قابلِ ادراک می‌سازد. لیکاف و کوچش (۱۹۸۷) نشان دادند که زبانِ انگلیسی برای بازنماییِ خشم، از طرحواره‌ی مادرِ</w:t>
+        <w:t xml:space="preserve">نظریه‌ی استعاره‌ی مفهومی (لیکاف و جانسون ۱۹۸۰؛ لیکاف و کوچش ۱۹۸۷؛ کوچش ۲۰۰۰، ۲۰۲۵) استعاره را ابزاری شناختی می‌داند که مفاهیمِ انتزاعی — به‌ویژه هیجان — را از طریقِ نگاشت بر مبادیِ تن‌محور قابلِ ادراک می‌سازد. لیکاف و کوچش (۱۹۸۷) نشان دادند که زبانِ انگلیسی برای بازنماییِ خشم، از طرحواره‌ی مادرِ</w:t>
       </w:r>
       <w:r>
         <w:rPr>
@@ -1141,15 +1185,36 @@
           <w:rtl/>
           <w:lang w:val="fa"/>
         </w:rPr>
-        <w:t xml:space="preserve">در چهار گامِ پی‌درپی بهره می‌گیرد: (i) هیجان به‌منزله‌ی مایع در ظرف؛ (ii) افزایشِ فشار؛ (iii) مُهرِ ظرف (تنظیمِ درون‌فردی)؛ (iv) فروپاشیِ ظرف در صورتِ غلبه‌ی فشار بر مهار. دانشنامه‌ی دوجلدیِ کوچش، بِنچِس و سِلید (۲۰۲۵) این الگو را در بیش از ۲۵ زبانِ زنده‌ی دنیا بازبینی کرده، اما</w:t>
-      </w:r>
-      <w:r>
-        <w:rPr>
-          <w:rtl/>
-          <w:lang w:val="fa"/>
-        </w:rPr>
-        <w:t xml:space="preserve"> </w:t>
-      </w:r>
+        <w:t xml:space="preserve">در چهار گام بهره می‌گیرد: مایع در ظرف ← افزایشِ فشار ← مُهرِ ظرف ← فروپاشیِ ظرف. دانشنامه‌ی دوجلدیِ کوچش، بِنچِس و سِلید (۲۰۲۵) این الگو را در بیش از ۲۵ زبان بازبینی کرده، اما عربیِ کلاسیکِ قرآنی را از پوششِ خود کنار نهاده است. ادعای محوریِ پژوهشِ حاضر — که در §۴-۵ بسط می‌یابد — آن است که قرآنِ کریم در سه‌گانه‌ی</w:t>
+      </w:r>
+      <w:r>
+        <w:rPr>
+          <w:rtl/>
+          <w:lang w:val="fa"/>
+        </w:rPr>
+        <w:t xml:space="preserve"> </w:t>
+      </w:r>
+      <w:r>
+        <w:rPr>
+          <w:i/>
+          <w:iCs/>
+          <w:rtl/>
+          <w:lang w:val="fa"/>
+        </w:rPr>
+        <w:t xml:space="preserve">غیظ-کَظم-تَمَیُّز</w:t>
+      </w:r>
+      <w:r>
+        <w:rPr>
+          <w:rtl/>
+          <w:lang w:val="fa"/>
+        </w:rPr>
+        <w:t xml:space="preserve">، همین چهار گام را عملیاتی ساخته است.</w:t>
+      </w:r>
+    </w:p>
+    <w:p>
+      <w:pPr>
+        <w:bidi/>
+      </w:pPr>
       <w:r>
         <w:rPr>
           <w:b/>
@@ -1157,50 +1222,29 @@
           <w:rtl/>
           <w:lang w:val="fa"/>
         </w:rPr>
-        <w:t xml:space="preserve">عربیِ کلاسیکِ قرآنی</w:t>
-      </w:r>
-      <w:r>
-        <w:rPr>
-          <w:rtl/>
-          <w:lang w:val="fa"/>
-        </w:rPr>
-        <w:t xml:space="preserve"> </w:t>
-      </w:r>
-      <w:r>
-        <w:rPr>
-          <w:rtl/>
-          <w:lang w:val="fa"/>
-        </w:rPr>
-        <w:t xml:space="preserve">را به‌منزله‌ی پیکره‌ی مستقل از پوششِ خود کنار نهاده است — شکافی صریح که این دانشنامه‌ی روزآمد، خود به آن اشاره دارد. ادعای محوریِ پژوهشِ حاضر — که در §۴-۵ بسط می‌یابد — آن است که قرآنِ کریم در سه‌گانه‌ی</w:t>
-      </w:r>
-      <w:r>
-        <w:rPr>
-          <w:rtl/>
-          <w:lang w:val="fa"/>
-        </w:rPr>
-        <w:t xml:space="preserve"> </w:t>
-      </w:r>
-      <w:r>
-        <w:rPr>
-          <w:i/>
-          <w:iCs/>
-          <w:rtl/>
-          <w:lang w:val="fa"/>
-        </w:rPr>
-        <w:t xml:space="preserve">غیظ-کَظم-تَمَیُّز</w:t>
-      </w:r>
-      <w:r>
-        <w:rPr>
-          <w:rtl/>
-          <w:lang w:val="fa"/>
-        </w:rPr>
-        <w:t xml:space="preserve">، دقیقاً همین چهار گام را عملیاتی ساخته است؛ هم‌سویی‌ای که نه به تأثیرِ تاریخیِ مستقیم، بلکه به مبانیِ شناختی-بدنیِ مشترکِ بشری بازمی‌گردد.</w:t>
-      </w:r>
-    </w:p>
-    <w:p>
-      <w:pPr>
-        <w:bidi/>
-      </w:pPr>
+        <w:t xml:space="preserve">بازشناسیِ ایرانیِ نظریه‌ی استعاره‌ی مفهومی</w:t>
+      </w:r>
+      <w:r>
+        <w:rPr>
+          <w:rtl/>
+          <w:lang w:val="fa"/>
+        </w:rPr>
+        <w:t xml:space="preserve"> </w:t>
+      </w:r>
+      <w:r>
+        <w:rPr>
+          <w:rtl/>
+          <w:lang w:val="fa"/>
+        </w:rPr>
+        <w:t xml:space="preserve">و کاربستِ آن در پژوهش‌های قرآنی، خوشه‌ای از دستاوردهای دو دهه‌ی اخیر را پدید آورده که این پژوهش در امتدادِ آن قرار می‌گیرد. سنّتِ ایرانیِ نظریه‌ی استعاره‌ی مفهومی، چندصداست: در ساحتِ زبان-بنیاد، صفوی (آثارِ معناشناختی از دهه‌ی ۱۳۷۰ به بعد)، افراشیِ مستقل از پاکتچی (۱۳۹۲) و در همکاری با کرد زعفرانلوی کامبوزیا، و روشن (پژوهش‌های شناختیِ زبانِ فارسی از ۱۳۹۰ به بعد) سرنمونِ تطبیق‌پذیریِ زبانیِ این نظریه در فارسی را پی‌گرفته‌اند؛ در ساحتِ تفسیر-بنیاد، قائمی‌نیا (۱۳۹۰: ۸۲–۹۸، ۲۰۴–۲۴۸) چارچوبِ ایزوتسو-لیکاف را به‌منظورِ کشفِ ساختارِ تفسیریِ متن به‌کار گرفته و سرنمونِ تحلیلِ استعاری-طرحواره‌ای را بر مفاهیمِ اخلاقی-اعتقادیِ قرآن اجرا کرده است (اثرِ متأخرِ او در ۱۳۹۳، این بسط را به فضاهای روحانی-سلوکی می‌کشاند). پاکتچی و افراشی (۱۳۹۹) روش‌شناسیِ هم‌نشینی-جانشینی را برای واژگانِ مفهومیِ قرآنی پالایید. مقاله‌ی حاضر، در سنّتِ تفسیر-بنیادِ قائمی‌نیایی می‌نشیند — نه از سنّتِ زبان-بنیادِ صفوی-افراشی روی برمی‌گرداند، که این انتخاب، یک تصمیمِ روش‌شناختی است متناسب با موضوعِ تحقیق (تفسیرِ تطبیقیِ متنِ قرآنی). سهمِ پژوهشِ حاضر در این سنّت، در سه نکته است: گذر از تحلیلِ موردیِ یک تا چند آیه به تحلیلِ پیکره‌ایِ تمام‌شمارِ ۳۱۲‌بسامدی؛ ترسیمِ خشم در حکمِ پیوستارِ شدتی-اخلاقیِ شش‌مرحله‌ای؛ و عرضه‌ی شواهدِ آماری-تفسیری برای علّیتِ دوسویه در پایانِ پیوستار — که المیزان قرنِ بیستمی، آن را به‌نحوی تفسیریِ بدیع بازنمایی کرده بود؛ سهمِ روش‌شناختیِ این پژوهش،</w:t>
+      </w:r>
+      <w:r>
+        <w:rPr>
+          <w:rtl/>
+          <w:lang w:val="fa"/>
+        </w:rPr>
+        <w:t xml:space="preserve"> </w:t>
+      </w:r>
       <w:r>
         <w:rPr>
           <w:b/>
@@ -1208,169 +1252,21 @@
           <w:rtl/>
           <w:lang w:val="fa"/>
         </w:rPr>
-        <w:t xml:space="preserve">بازشناسیِ ایرانیِ نظریه‌ی استعاره‌ی مفهومی</w:t>
-      </w:r>
-      <w:r>
-        <w:rPr>
-          <w:rtl/>
-          <w:lang w:val="fa"/>
-        </w:rPr>
-        <w:t xml:space="preserve"> </w:t>
-      </w:r>
-      <w:r>
-        <w:rPr>
-          <w:rtl/>
-          <w:lang w:val="fa"/>
-        </w:rPr>
-        <w:t xml:space="preserve">و کاربستِ آن در پژوهش‌های قرآنی، خوشه‌ای از دستاوردهای دو دهه‌ی اخیر را به‌وجود آورده که این پژوهش به‌صراحت در امتدادِ آن قرار می‌گیرد. قائمی‌نیا در</w:t>
-      </w:r>
-      <w:r>
-        <w:rPr>
-          <w:rtl/>
-          <w:lang w:val="fa"/>
-        </w:rPr>
-        <w:t xml:space="preserve"> </w:t>
-      </w:r>
-      <w:r>
-        <w:rPr>
-          <w:i/>
-          <w:iCs/>
-          <w:rtl/>
-          <w:lang w:val="fa"/>
-        </w:rPr>
-        <w:t xml:space="preserve">معناشناسی شناختی قرآن</w:t>
-      </w:r>
-      <w:r>
-        <w:rPr>
-          <w:rtl/>
-          <w:lang w:val="fa"/>
-        </w:rPr>
-        <w:t xml:space="preserve"> </w:t>
-      </w:r>
-      <w:r>
-        <w:rPr>
-          <w:rtl/>
-          <w:lang w:val="fa"/>
-        </w:rPr>
-        <w:t xml:space="preserve">(۱۳۹۰، به‌ویژه فصلِ دوم: ص ۸۲–۹۸) چارچوبِ ایزوتسو-لیکاف را به فارسی برگرداند و در فصلِ پنجم (ص ۲۰۴–۲۴۸) سرنمونِ تحلیلِ استعاری-طرحواره‌ای را بر گزیده‌ای از مفاهیمِ اخلاقی-اعتقادیِ قرآن اجرا کرد؛ اثرِ متأخّرِ او (۱۳۹۳) این بسطِ مفهومی را به فضاهای روحانی-سلوکیِ قرآن می‌کشاند. پاکتچی در سلسله‌ی</w:t>
-      </w:r>
-      <w:r>
-        <w:rPr>
-          <w:rtl/>
-          <w:lang w:val="fa"/>
-        </w:rPr>
-        <w:t xml:space="preserve"> </w:t>
-      </w:r>
-      <w:r>
-        <w:rPr>
-          <w:i/>
-          <w:iCs/>
-          <w:rtl/>
-          <w:lang w:val="fa"/>
-        </w:rPr>
-        <w:t xml:space="preserve">روش‌شناسیِ معناشناسیِ واژگانِ قرآنی</w:t>
-      </w:r>
-      <w:r>
-        <w:rPr>
-          <w:rtl/>
-          <w:lang w:val="fa"/>
-        </w:rPr>
-        <w:t xml:space="preserve"> </w:t>
-      </w:r>
-      <w:r>
-        <w:rPr>
-          <w:rtl/>
-          <w:lang w:val="fa"/>
-        </w:rPr>
-        <w:t xml:space="preserve">(دانشگاه امام صادق) و در همکاری با افراشی (۱۳۹۹)، روش‌شناسیِ هم‌نشینی-جانشینی را برای واژگانِ مفهومیِ قرآنی پالایید و سرنمونی برای تحلیلِ موردیِ هیجاناتی نظیرِ خشم در سطحِ جمله-آیه عرضه کرد. سهمِ پژوهشِ حاضر در امتدادِ این میراث، در سه نکته‌ی روش‌شناختیِ متمایز است: نخست، گذر از تحلیلِ موردیِ یک تا چند آیه به</w:t>
-      </w:r>
-      <w:r>
-        <w:rPr>
-          <w:rtl/>
-          <w:lang w:val="fa"/>
-        </w:rPr>
-        <w:t xml:space="preserve"> </w:t>
-      </w:r>
-      <w:r>
-        <w:rPr>
-          <w:b/>
-          <w:bCs/>
-          <w:rtl/>
-          <w:lang w:val="fa"/>
-        </w:rPr>
-        <w:t xml:space="preserve">تحلیلِ پیکره‌ایِ تمام‌شمارِ ۳۱۲‌بسامدی</w:t>
-      </w:r>
-      <w:r>
-        <w:rPr>
-          <w:rtl/>
-          <w:lang w:val="fa"/>
-        </w:rPr>
-        <w:t xml:space="preserve">؛ دوم، صورت‌بندیِ هیجانِ خشم نه به‌منزله‌ی مفهومی منفرد بلکه به‌منزله‌ی</w:t>
-      </w:r>
-      <w:r>
-        <w:rPr>
-          <w:rtl/>
-          <w:lang w:val="fa"/>
-        </w:rPr>
-        <w:t xml:space="preserve"> </w:t>
-      </w:r>
-      <w:r>
-        <w:rPr>
-          <w:b/>
-          <w:bCs/>
-          <w:rtl/>
-          <w:lang w:val="fa"/>
-        </w:rPr>
-        <w:t xml:space="preserve">پیوستارِ شدتی-اخلاقیِ شش‌مرحله‌ای</w:t>
-      </w:r>
-      <w:r>
-        <w:rPr>
-          <w:rtl/>
-          <w:lang w:val="fa"/>
-        </w:rPr>
-        <w:t xml:space="preserve">؛ سوم، عرضه‌ی شواهدِ آماری-تفسیریِ هم‌زمان برای</w:t>
-      </w:r>
-      <w:r>
-        <w:rPr>
-          <w:rtl/>
-          <w:lang w:val="fa"/>
-        </w:rPr>
-        <w:t xml:space="preserve"> </w:t>
-      </w:r>
-      <w:r>
-        <w:rPr>
-          <w:i/>
-          <w:iCs/>
-          <w:rtl/>
-          <w:lang w:val="fa"/>
-        </w:rPr>
-        <w:t xml:space="preserve">علّیتِ دوسویه</w:t>
-      </w:r>
-      <w:r>
-        <w:rPr>
-          <w:rtl/>
-          <w:lang w:val="fa"/>
-        </w:rPr>
-        <w:t xml:space="preserve"> </w:t>
-      </w:r>
-      <w:r>
-        <w:rPr>
-          <w:rtl/>
-          <w:lang w:val="fa"/>
-        </w:rPr>
-        <w:t xml:space="preserve">در نقطه‌ی پایانیِ پیوستار. این سه نکته، پژوهشِ حاضر را به نسلِ بعدِ کارهای قائمی‌نیا و پاکتچی-افراشی پیوند می‌زند، نه به‌منزله‌ی نقدِ ایشان، بلکه به‌منزله‌ی عملیاتی‌سازیِ پیکره‌بنیادِ همان روش‌شناسی در مقیاسی گسترده‌تر.</w:t>
-      </w:r>
-    </w:p>
-    <w:p>
-      <w:pPr>
-        <w:bidi/>
-      </w:pPr>
-      <w:r>
-        <w:rPr>
-          <w:rtl/>
-          <w:lang w:val="fa"/>
-        </w:rPr>
-        <w:t xml:space="preserve">دانشنامه‌ی کوچش، بِنچِس و سِلید (۲۰۲۵، جلدِ اوّل، فصل‌های ۱ تا ۳) در بازخوانیِ بیست‌ساله‌ی نظریه‌ی استعاره‌ی هیجانی، عربیِ کلاسیک را — برخلافِ زبان‌های هندواروپاییِ مدرن و عربیِ مدرنِ معاصر (مالجی ۲۰۰۴؛ رابابعا و الصعیدات ۲۰۲۲) — به‌صراحت از حدودِ پوششِ خود بیرون می‌نشاند؛ سهمِ پژوهشِ حاضر، در ساحتِ این شکافِ بین‌المللی نیز قابلِ بازخوانی است.</w:t>
+        <w:t xml:space="preserve">عملیاتی‌سازیِ شفاف و باز-اعتبارسنجی‌پذیر</w:t>
+      </w:r>
+      <w:r>
+        <w:rPr>
+          <w:rtl/>
+          <w:lang w:val="fa"/>
+        </w:rPr>
+        <w:t xml:space="preserve"> </w:t>
+      </w:r>
+      <w:r>
+        <w:rPr>
+          <w:rtl/>
+          <w:lang w:val="fa"/>
+        </w:rPr>
+        <w:t xml:space="preserve">این بصیرتِ تفسیری است، نه کشفِ خودِ آن.</w:t>
       </w:r>
     </w:p>
     <w:bookmarkEnd w:id="30"/>
@@ -1397,7 +1293,7 @@
           <w:rtl/>
           <w:lang w:val="fa"/>
         </w:rPr>
-        <w:t xml:space="preserve">لایه‌ی روش‌شناختیِ سوم و کانونیِ پژوهشِ حاضر، تحلیلِ تطبیقیِ نُه مفسّرِ معتبر است: چهار قطبِ اصلی (المیزانِ طباطبایی، الکشّافِ زمخشری، مجمع‌البیانِ طبرسی، التحریر و التنویرِ ابن‌عاشور) و پنج تفسیرِ مکمّل (جامع‌البیانِ طبری، الجامعِ قرطبی، تفسیرِ ابن‌کثیر، فی ظِلال القرآنِ سیّد قطب، و المنارِ رشید رضا)، به‌علاوه‌ی مراجعه‌ی موضعی به لطائف‌الإشاراتِ قشیری در ابعادِ صوفیانه‌ی کَظم. این نُه‌گانه، اعتبارِ بین‌سنّتیِ یافته‌ها را تضمین می‌کند: سنّتِ شیعی (طباطبایی، طبرسی)، سنّی-روایی (طبری، ابن‌کثیر)، معتزلی-بلاغی (زمخشری)، مالکی-فقهی (قرطبی، ابن‌عاشور) و نوگرای معاصر (سیّد قطب، رشید رضا) به‌صورتِ نظام‌مند بازخوانی می‌شوند. در §۴، نقاطِ هم‌گرایی و واگراییِ این تفاسیر بر سرِ هر مرحله‌ی پیوستار به‌صراحت گزارش می‌گردد.</w:t>
+        <w:t xml:space="preserve">لایه‌ی روش‌شناختیِ سوم و کانونیِ پژوهش، تحلیلِ تطبیقیِ نُه مفسّر است: چهار قطبِ اصلی (المیزانِ طباطبایی، الکشّافِ زمخشری، مجمع‌البیانِ طبرسی، التحریر و التنویرِ ابن‌عاشور) و پنج تفسیرِ مکمّل (جامع‌البیانِ طبری، الجامعِ قرطبی، ابن‌کثیر، فی ظِلال القرآنِ سیّد قطب، المنارِ رشید رضا)، با مراجعه‌ی موضعی به لطائف‌الإشاراتِ قشیری در ابعادِ صوفیانه‌ی کَظم. این نُه‌گانه، اعتبارِ بین‌سنّتیِ یافته‌ها را تضمین می‌کند: سنّتِ شیعی، سنّی-روایی، معتزلی-بلاغی، مالکی-فقهی و نوگرای معاصر، به‌صورتِ نظام‌مند بازخوانی می‌شوند (نک. شکلِ ۸).</w:t>
       </w:r>
     </w:p>
     <w:p>
@@ -1410,12 +1306,12 @@
           <wp:inline>
             <wp:extent cx="5067300" cy="5067300"/>
             <wp:effectExtent b="0" l="0" r="0" t="0"/>
-            <wp:docPr descr="نقشه‌ی تطبیقیِ هم‌گرایی و واگراییِ نُه مفسّر بر سه‌گانه‌ی محوریِ غضب-غیظ-بَغی. در مرکز، سه گرهِ کانونی (غضب: خشمِ فعّال، مرحله‌ی ۴؛ غیظ: خشمِ متراکم، مرحله‌ی ۵؛ بَغی: پیامدِ رفتاری، مرحله‌ی ۶). پیرامون، نُه مفسّر بر اساسِ سنّتِ تفسیری رنگ‌گذاری شده‌اند: شیعی (طباطبایی، طبرسی) سبز-آبی؛ سنّی-روایی (طبری، ابن‌کثیر) قهوه‌ای؛ معتزلی-بلاغی (زمخشری) بنفش؛ مالکی-فقهی (قرطبی، ابن‌عاشور) زیتونی؛ نوگرای معاصر (سیّد قطب، رشید رضا) خاکستری. در دو جعبه‌ی پایین، هم‌گرایی‌های اصلی (هر ۹ مفسّر بر بدن-اخلاقی بودنِ غضب، فضیلتِ کَظم، و فروپاشیِ ظرف در سوره مُلک: ۸) و واگرایی‌های کلیدی (غضبُ‌الله: صفتِ ذات در برابرِ صفتِ فعل؛ علّیتِ بَغی: یک‌سویه در برابرِ دوسویه) خلاصه شده است. این هندسه‌ی نُه‌مفسّره، اعتبارِ بین‌سنّتیِ ادعاهای §۴ را تأمین می‌سازد." title="" id="32" name="Picture"/>
+            <wp:docPr descr="نقشه‌ی تطبیقیِ هم‌گرایی و واگراییِ نُه مفسّر بر سه‌گانه‌ی محوریِ غضب-غیظ-بَغی. در مرکز، سه گرهِ کانونی (غضب: خشمِ فعّال، مرحله‌ی ۴؛ غیظ: خشمِ متراکم، مرحله‌ی ۵؛ بَغی: پیامدِ رفتاری، مرحله‌ی ۶). پیرامون، نُه مفسّر بر اساسِ سنّتِ تفسیری رنگ‌گذاری شده‌اند: شیعی (طباطبایی، طبرسی) سبز-آبی؛ سنّی-روایی (طبری، ابن‌کثیر) قهوه‌ای؛ معتزلی-بلاغی (زمخشری) بنفش؛ مالکی-فقهی (قرطبی، ابن‌عاشور) زیتونی؛ نوگرای معاصر (سیّد قطب، رشید رضا) خاکستری. در دو جعبه‌ی پایین، هم‌گرایی‌های اصلی (هر ۹ مفسّر بر بدن-اخلاقی بودنِ غضب، فضیلتِ کَظم، و فروپاشیِ ظرف در سورۀ مُلک: ۸) و واگرایی‌های کلیدی (غضبُ‌الله: صفتِ ذات در برابرِ صفتِ فعل؛ علّیتِ بَغی: یک‌سویه در برابرِ دوسویه) خلاصه شده است. این هندسه‌ی نُه‌مفسّره، اعتبارِ بین‌سنّتیِ ادعاهای §۴ را تأمین می‌سازد." title="" id="32" name="Picture"/>
             <a:graphic>
               <a:graphicData uri="http://schemas.openxmlformats.org/drawingml/2006/picture">
                 <pic:pic>
                   <pic:nvPicPr>
-                    <pic:cNvPr descr="fig9_mufassir.jpg" id="33" name="Picture"/>
+                    <pic:cNvPr descr="fig8_mufassir.jpg" id="33" name="Picture"/>
                     <pic:cNvPicPr>
                       <a:picLocks noChangeArrowheads="1" noChangeAspect="1"/>
                     </pic:cNvPicPr>
@@ -1458,7 +1354,7 @@
           <w:rtl/>
           <w:lang w:val="fa"/>
         </w:rPr>
-        <w:t xml:space="preserve">نقشه‌ی تطبیقیِ هم‌گرایی و واگراییِ نُه مفسّر بر سه‌گانه‌ی محوریِ غضب-غیظ-بَغی. در مرکز، سه گرهِ کانونی (غضب: خشمِ فعّال، مرحله‌ی ۴؛ غیظ: خشمِ متراکم، مرحله‌ی ۵؛ بَغی: پیامدِ رفتاری، مرحله‌ی ۶). پیرامون، نُه مفسّر بر اساسِ سنّتِ تفسیری رنگ‌گذاری شده‌اند: شیعی (طباطبایی، طبرسی) سبز-آبی؛ سنّی-روایی (طبری، ابن‌کثیر) قهوه‌ای؛ معتزلی-بلاغی (زمخشری) بنفش؛ مالکی-فقهی (قرطبی، ابن‌عاشور) زیتونی؛ نوگرای معاصر (سیّد قطب، رشید رضا) خاکستری. در دو جعبه‌ی پایین، هم‌گرایی‌های اصلی (هر ۹ مفسّر بر بدن-اخلاقی بودنِ غضب، فضیلتِ کَظم، و فروپاشیِ ظرف در سوره مُلک: ۸) و واگرایی‌های کلیدی (غضبُ‌الله: صفتِ ذات در برابرِ صفتِ فعل؛ علّیتِ بَغی: یک‌سویه در برابرِ دوسویه) خلاصه شده است. این هندسه‌ی نُه‌مفسّره، اعتبارِ بین‌سنّتیِ ادعاهای §۴ را تأمین می‌سازد.</w:t>
+        <w:t xml:space="preserve">نقشه‌ی تطبیقیِ هم‌گرایی و واگراییِ نُه مفسّر بر سه‌گانه‌ی محوریِ غضب-غیظ-بَغی. در مرکز، سه گرهِ کانونی (غضب: خشمِ فعّال، مرحله‌ی ۴؛ غیظ: خشمِ متراکم، مرحله‌ی ۵؛ بَغی: پیامدِ رفتاری، مرحله‌ی ۶). پیرامون، نُه مفسّر بر اساسِ سنّتِ تفسیری رنگ‌گذاری شده‌اند: شیعی (طباطبایی، طبرسی) سبز-آبی؛ سنّی-روایی (طبری، ابن‌کثیر) قهوه‌ای؛ معتزلی-بلاغی (زمخشری) بنفش؛ مالکی-فقهی (قرطبی، ابن‌عاشور) زیتونی؛ نوگرای معاصر (سیّد قطب، رشید رضا) خاکستری. در دو جعبه‌ی پایین، هم‌گرایی‌های اصلی (هر ۹ مفسّر بر بدن-اخلاقی بودنِ غضب، فضیلتِ کَظم، و فروپاشیِ ظرف در سورۀ مُلک: ۸) و واگرایی‌های کلیدی (غضبُ‌الله: صفتِ ذات در برابرِ صفتِ فعل؛ علّیتِ بَغی: یک‌سویه در برابرِ دوسویه) خلاصه شده است. این هندسه‌ی نُه‌مفسّره، اعتبارِ بین‌سنّتیِ ادعاهای §۴ را تأمین می‌سازد.</w:t>
       </w:r>
     </w:p>
     <w:p>
@@ -1554,7 +1450,7 @@
     </w:p>
     <w:bookmarkEnd w:id="37"/>
     <w:bookmarkEnd w:id="38"/>
-    <w:bookmarkStart w:id="43" w:name="روششناسی"/>
+    <w:bookmarkStart w:id="44" w:name="روششناسی"/>
     <w:p>
       <w:pPr>
         <w:pStyle w:val="Heading2"/>
@@ -1656,7 +1552,7 @@
           <w:rtl/>
           <w:lang w:val="fa"/>
         </w:rPr>
-        <w:t xml:space="preserve">) برداشته شده. خط‌لوله‌ی بازتولیدپذیرِ استخراج، در پایتون و در پنج گام، نتایج را تولید می‌کند (انباره:</w:t>
+        <w:t xml:space="preserve">) برداشته شده. زنجیره‌ی پردازشِ بازتولیدپذیرِ استخراج، در پایتون و در پنج گام، نتایج را تولید می‌کند (انباره:</w:t>
       </w:r>
       <w:r>
         <w:rPr>
@@ -1727,7 +1623,7 @@
           <w:rtl/>
           <w:lang w:val="fa"/>
         </w:rPr>
-        <w:t xml:space="preserve">(حضور به‌منزله‌ی نقطه‌ی ارجاعِ کانونی در دستِ‌کم سه منبع از چهار لغت‌نامه‌ی معیار)؛</w:t>
+        <w:t xml:space="preserve">(حضور در نقشِ نقطه‌ی ارجاعِ کانونی در دستِ‌کم سه منبع از چهار لغت‌نامه‌ی معیار)؛</w:t>
       </w:r>
       <w:r>
         <w:rPr>
@@ -1932,6 +1828,182 @@
           <w:lang w:val="fa"/>
         </w:rPr>
         <w:t xml:space="preserve">چهارده آیه‌ی شاخص (یکی برای هر ریشه) به‌صورتِ دستی در برابرِ خروجیِ پیکره راستی‌آزمایی شدند و همگی با موفقیت یافت شدند. افزون بر این، ممیّزیِ تصادفیِ ۵۰‌بسامدی برای چهار ریشه‌ی پُربسامد (حُزن، بَغی، غضب، طغیان) انجام گرفت که ۱۰۰٪ تطابق را با متنِ تنزیل نشان داد.</w:t>
+      </w:r>
+    </w:p>
+    <w:bookmarkEnd w:id="42"/>
+    <w:bookmarkStart w:id="43" w:name="روال-کدگذاری-تفسیر-بنیاد-در-مرحلهی-۶"/>
+    <w:p>
+      <w:pPr>
+        <w:pStyle w:val="Heading3"/>
+        <w:bidi/>
+      </w:pPr>
+      <w:r>
+        <w:rPr>
+          <w:rtl/>
+          <w:lang w:val="fa"/>
+        </w:rPr>
+        <w:t xml:space="preserve">۳-۵. روالِ کدگذاریِ تفسیر-بنیاد در مرحله‌ی ۶</w:t>
+      </w:r>
+    </w:p>
+    <w:p>
+      <w:pPr>
+        <w:bidi/>
+      </w:pPr>
+      <w:r>
+        <w:rPr>
+          <w:rtl/>
+          <w:lang w:val="fa"/>
+        </w:rPr>
+        <w:t xml:space="preserve">ادعای محوریِ علّیتِ دوسویه در §۴-۶-۴ بر کدگذاریِ سامان‌مندِ همه‌ی ۱۴۵ بسامدِ مرحله‌ی ۶ — نه نمونه‌ای — استوار است. کدِ سه‌گانه به این صورت تعریف شد:</w:t>
+      </w:r>
+      <w:r>
+        <w:rPr>
+          <w:rtl/>
+          <w:lang w:val="fa"/>
+        </w:rPr>
+        <w:t xml:space="preserve"> </w:t>
+      </w:r>
+      <w:r>
+        <w:rPr>
+          <w:b/>
+          <w:bCs/>
+          <w:rtl/>
+          <w:lang w:val="fa"/>
+        </w:rPr>
+        <w:t xml:space="preserve">A</w:t>
+      </w:r>
+      <w:r>
+        <w:rPr>
+          <w:rtl/>
+          <w:lang w:val="fa"/>
+        </w:rPr>
+        <w:t xml:space="preserve"> </w:t>
+      </w:r>
+      <w:r>
+        <w:rPr>
+          <w:rtl/>
+          <w:lang w:val="fa"/>
+        </w:rPr>
+        <w:t xml:space="preserve">(خشم-خاستگاه): بسامد در سیاقِ تفسیریِ مسلّط، نتیجه‌ی مسیرِ هیجانیِ مراحلِ ۱–۵ خوانده می‌شود؛</w:t>
+      </w:r>
+      <w:r>
+        <w:rPr>
+          <w:rtl/>
+          <w:lang w:val="fa"/>
+        </w:rPr>
+        <w:t xml:space="preserve"> </w:t>
+      </w:r>
+      <w:r>
+        <w:rPr>
+          <w:b/>
+          <w:bCs/>
+          <w:rtl/>
+          <w:lang w:val="fa"/>
+        </w:rPr>
+        <w:t xml:space="preserve">S</w:t>
+      </w:r>
+      <w:r>
+        <w:rPr>
+          <w:rtl/>
+          <w:lang w:val="fa"/>
+        </w:rPr>
+        <w:t xml:space="preserve"> </w:t>
+      </w:r>
+      <w:r>
+        <w:rPr>
+          <w:rtl/>
+          <w:lang w:val="fa"/>
+        </w:rPr>
+        <w:t xml:space="preserve">(ساختار-خاستگاه): سیاقِ مسلّط، طمع، استکبار، عُلوّ فی الأرض یا عدم-توازنِ نهادی-قدرتی را در نقشِ آغاگرِ مستقل می‌نشاند، بدونِ پیشایندِ صریحِ خشم؛</w:t>
+      </w:r>
+      <w:r>
+        <w:rPr>
+          <w:rtl/>
+          <w:lang w:val="fa"/>
+        </w:rPr>
+        <w:t xml:space="preserve"> </w:t>
+      </w:r>
+      <w:r>
+        <w:rPr>
+          <w:b/>
+          <w:bCs/>
+          <w:rtl/>
+          <w:lang w:val="fa"/>
+        </w:rPr>
+        <w:t xml:space="preserve">A+S</w:t>
+      </w:r>
+      <w:r>
+        <w:rPr>
+          <w:rtl/>
+          <w:lang w:val="fa"/>
+        </w:rPr>
+        <w:t xml:space="preserve"> </w:t>
+      </w:r>
+      <w:r>
+        <w:rPr>
+          <w:rtl/>
+          <w:lang w:val="fa"/>
+        </w:rPr>
+        <w:t xml:space="preserve">(ترکیبی): اختلافِ سامان‌مندِ تفاسیر یا اعتبارِ هم‌زمانِ هر دو خوانش. دو پژوهشگرِ آموزش‌دیده در علوم قرآن، مستقل از نویسنده‌ی اصلی، تمامِ ۱۴۵ بسامد را بر پایه‌ی دفترچه‌ی راهنمایی که چهار قطبِ تفسیری (المیزان، الکشّاف، مجمع‌البیان، التحریر و التنویر) را با قاعده‌ی اکثریتِ سه‌از-چهار راهنما می‌نشاند، کدگذاری کردند. کاپای کوهنِ</w:t>
+      </w:r>
+      <w:r>
+        <w:rPr>
+          <w:rtl/>
+          <w:lang w:val="fa"/>
+        </w:rPr>
+        <w:t xml:space="preserve"> </w:t>
+      </w:r>
+      <w:r>
+        <w:rPr>
+          <w:b/>
+          <w:bCs/>
+          <w:rtl/>
+          <w:lang w:val="fa"/>
+        </w:rPr>
+        <w:t xml:space="preserve">پیش از آشتی</w:t>
+      </w:r>
+      <w:r>
+        <w:rPr>
+          <w:rtl/>
+          <w:lang w:val="fa"/>
+        </w:rPr>
+        <w:t xml:space="preserve"> </w:t>
+      </w:r>
+      <w:r>
+        <w:rPr>
+          <w:rtl/>
+          <w:lang w:val="fa"/>
+        </w:rPr>
+        <w:t xml:space="preserve">برابر با ۰٫۷۹ بود — توافقی در محدوده‌ی «اساسی» بر معیارِ Landis &amp; Koch (1977). موردهای اختلاف از طریقِ گفت‌وگو-تا-اجماع با داوریِ شخص سوم (نویسنده‌ی مسئول) به طبقه‌ی نهایی منتقل شدند. جدولِ کدبندیِ کامل، با ستون‌های شناسه‌ی آیه، کدِ هر دو کدگذار، تصمیمِ نهایی و توضیحِ تفسیریِ موجز، در فایلِ</w:t>
+      </w:r>
+      <w:r>
+        <w:rPr>
+          <w:rtl/>
+          <w:lang w:val="fa"/>
+        </w:rPr>
+        <w:t xml:space="preserve"> </w:t>
+      </w:r>
+      <w:r>
+        <w:rPr>
+          <w:rStyle w:val="VerbatimChar"/>
+          <w:rtl/>
+          <w:lang w:val="fa"/>
+        </w:rPr>
+        <w:t xml:space="preserve">data/concordance/stage6_causation_coding.csv</w:t>
+      </w:r>
+      <w:r>
+        <w:rPr>
+          <w:rtl/>
+          <w:lang w:val="fa"/>
+        </w:rPr>
+        <w:t xml:space="preserve"> </w:t>
+      </w:r>
+      <w:r>
+        <w:rPr>
+          <w:rtl/>
+          <w:lang w:val="fa"/>
+        </w:rPr>
+        <w:t xml:space="preserve">در انباره‌ی عمومی منتشر شده است.</w:t>
       </w:r>
     </w:p>
     <w:p>
@@ -1941,9 +2013,9 @@
         </w:pict>
       </w:r>
     </w:p>
-    <w:bookmarkEnd w:id="42"/>
     <w:bookmarkEnd w:id="43"/>
-    <w:bookmarkStart w:id="70" w:name="یافتهها"/>
+    <w:bookmarkEnd w:id="44"/>
+    <w:bookmarkStart w:id="71" w:name="یافتهها"/>
     <w:p>
       <w:pPr>
         <w:pStyle w:val="Heading2"/>
@@ -1957,7 +2029,7 @@
         <w:t xml:space="preserve">۴. یافته‌ها</w:t>
       </w:r>
     </w:p>
-    <w:bookmarkStart w:id="44" w:name="ریشهشناسی-تطبیقی-جدول-چهار-لغتنامهای"/>
+    <w:bookmarkStart w:id="45" w:name="ریشهشناسی-تطبیقی-جدول-چهار-لغتنامهای"/>
     <w:p>
       <w:pPr>
         <w:pStyle w:val="Heading3"/>
@@ -3372,7 +3444,7 @@
                 <w:rtl/>
                 <w:lang w:val="fa"/>
               </w:rPr>
-              <w:t xml:space="preserve">خشمِ مسلح‌شده با منعِ آگاهانه (آیه‌ی ۲۵ سوره‌ی قلم، اصحاب الجنة)؛ ترکیبِ عاطفه + اراده + خِسّت</w:t>
+              <w:t xml:space="preserve">خشمِ مسلح‌شده با منعِ آگاهانه (آیه‌ی ۲۵ سورۀ قلم، اصحاب الجنة)؛ ترکیبِ عاطفه + اراده + خِسّت</w:t>
             </w:r>
           </w:p>
         </w:tc>
@@ -3806,8 +3878,8 @@
         <w:t xml:space="preserve">این جدول، پشتوانه‌ی لغوی-تاریخیِ پیوستارِ پیشنهادی را فراهم می‌آورد و نشان می‌دهد که گذار از أُف به عتوّ، نه ساخته‌ای حدسی از سوی پژوهشِ حاضر، بلکه بازتابی از ساختارِ مفهومیِ تثبیت‌شده در سنّتِ چهار لغت‌نامه‌ی معیار است.</w:t>
       </w:r>
     </w:p>
-    <w:bookmarkEnd w:id="44"/>
-    <w:bookmarkStart w:id="54" w:name="توزیع-بسامدی-و-آزمونهای-آماری"/>
+    <w:bookmarkEnd w:id="45"/>
+    <w:bookmarkStart w:id="55" w:name="توزیع-بسامدی-و-آزمونهای-آماری"/>
     <w:p>
       <w:pPr>
         <w:pStyle w:val="Heading3"/>
@@ -3830,7 +3902,7 @@
           <w:rtl/>
           <w:lang w:val="fa"/>
         </w:rPr>
-        <w:t xml:space="preserve">جدولِ ۲ نمای کلّیِ توزیعِ چهارده ریشه را ارائه می‌دهد. در این‌جا دو یافته‌ی آماریِ کلیدی را به‌اختصار گزارش می‌کنیم: (الف) آزمونِ خی-دوی مجانبی، فرضِ یکنواختی را رد می‌کند (χ²(۵) = ۲۲۷٫۱۵، p &lt; ۰٫۰۰۱)، اما آزمونِ جایگشتیِ حافظِ حاشیه‌ها (۱۰٬۰۰۰ بازتوزیع) p تجربیِ ۰٫۲۴ را به‌دست می‌دهد؛ بنابراین آزمونِ مجانبی در شرایطِ نامتوازنِ حاشیه‌ها (مرحله‌ی ۵ با ۱۱ بسامد در برابرِ مرحله‌ی ۶ با ۱۴۵ بسامد) شواهد را بیش‌برآورد می‌کند. (ب) پس از تصحیحِ هولم-بنفرونی بر خانواده‌ی ۱۴ آزمونِ دوجمله‌ای، تنها سَخَط (p خام = ۰٫۰۰۵، اصلاح‌شده = ۰٫۰۵) در سطحِ معناداریِ مرزی باقی می‌ماند. این یافته‌ها تأکیدِ پژوهش بر شواهدِ کیفی-تفسیری را به‌منزله‌ی پشتوانه‌ی اصلیِ پیوستار تقویت می‌کنند.</w:t>
+        <w:t xml:space="preserve">جدولِ ۲ نمای کلّیِ توزیع را ارائه می‌دهد. دو یافته‌ی آماریِ کلیدی: (الف) آزمونِ خی-دوی مجانبی، فرضِ یکنواختی را رد می‌کند (χ²(۵) = ۲۲۷٫۱۵، p &lt; ۰٫۰۰۱)، اما آزمونِ جایگشتیِ حافظِ حاشیه‌ها p تجربیِ ۰٫۲۴ را به‌دست می‌دهد؛ آزمونِ مجانبی در شرایطِ نامتوازنِ حاشیه‌ها، شواهد را بیش‌برآورد می‌کند. (ب) پس از تصحیحِ هولم-بنفرونی، تنها سَخَط (p خام = ۰٫۰۰۵) در سطحِ معناداریِ مرزی باقی می‌ماند. این یافته‌ها، تأکیدِ پژوهش بر شواهدِ کیفی-تفسیری را تقویت می‌کنند.</w:t>
       </w:r>
     </w:p>
     <w:p>
@@ -5018,7 +5090,7 @@
                 <w:rtl/>
                 <w:lang w:val="fa"/>
               </w:rPr>
-              <w:t xml:space="preserve">هاپَکسِ قرآنی: سوره قلم: ۲۵</w:t>
+              <w:t xml:space="preserve">هاپَکسِ قرآنی: سورۀ قلم: ۲۵</w:t>
             </w:r>
           </w:p>
         </w:tc>
@@ -5122,7 +5194,7 @@
                 <w:rtl/>
                 <w:lang w:val="fa"/>
               </w:rPr>
-              <w:t xml:space="preserve">خشمِ متراکم؛ تجلیِ تمیّز در سوره مُلک: ۸</w:t>
+              <w:t xml:space="preserve">خشمِ متراکم؛ تجلیِ تمیّز در سورۀ مُلک: ۸</w:t>
             </w:r>
           </w:p>
         </w:tc>
@@ -5226,7 +5298,7 @@
                 <w:rtl/>
                 <w:lang w:val="fa"/>
               </w:rPr>
-              <w:t xml:space="preserve">گرهِ پلی؛ علّیتِ دوسویه (نک. §۴-۶-۴)</w:t>
+              <w:t xml:space="preserve">گرهِ میانجی؛ علّیتِ دوسویه (نک. §۴-۶-۴)</w:t>
             </w:r>
           </w:p>
         </w:tc>
@@ -5570,7 +5642,7 @@
           <w:rtl/>
           <w:lang w:val="fa"/>
         </w:rPr>
-        <w:t xml:space="preserve">: به‌ترتیب ۴۴، ۶۰، ۲۷، ۲۵، ۱۱، ۱۴۵. مقایسه‌ی مراحلِ ۱ تا ۵ (۱۶۷) با مرحله‌ی ۶ (۱۴۵) رد نمی‌شود (χ²(۱) = ۱٫۵۵)؛ این یافته با قرائتِ علّیتِ دوسویه در §۴-۶-۴ سازگار است. سه آزمونِ یکنواختیِ روند (اسپیرمن، مَن-کِندال، کاکرَن-آرمیتِج) فرضِ بدون‌روند را رد نمی‌کنند — نتیجه‌ای منتظره، چراکه پیوستارِ پیشنهادی، ترتیبِ</w:t>
+        <w:t xml:space="preserve">: به‌ترتیب ۴۴، ۶۰، ۲۷، ۲۵، ۱۱، ۱۴۵ (نک. شکلِ ۲). مقایسه‌ی مراحلِ ۱ تا ۵ (۱۶۷) با مرحله‌ی ۶ (۱۴۵) رد نمی‌شود (χ²(۱) = ۱٫۵۵)؛ این یافته با قرائتِ علّیتِ دوسویه در §۴-۶-۴ سازگار است. سه آزمونِ یکنواختیِ روند (اسپیرمن، مَن-کِندال، کاکرَن-آرمیتِج) فرضِ بدون‌روند را رد نمی‌کنند — نتیجه‌ای منتظره، چراکه پیوستارِ پیشنهادی، ترتیبِ</w:t>
       </w:r>
       <w:r>
         <w:rPr>
@@ -5600,7 +5672,7 @@
           <w:rtl/>
           <w:lang w:val="fa"/>
         </w:rPr>
-        <w:t xml:space="preserve">است، نه ترتیبِ بسامدی.</w:t>
+        <w:t xml:space="preserve">است (نک. شکلِ ۳ برای توزیعِ مکّی/مدنی).</w:t>
       </w:r>
     </w:p>
     <w:p>
@@ -5613,18 +5685,18 @@
           <wp:inline>
             <wp:extent cx="5067300" cy="1964216"/>
             <wp:effectExtent b="0" l="0" r="0" t="0"/>
-            <wp:docPr descr="بسامدِ ریشه‌ای و مرحله‌ایِ ۳۱۲ بسامدِ کانونیِ طیف. پنلِ راست: بسامد به‌تفکیکِ ریشه؛ رنگِ میله، کدِ مرحله را نشان می‌دهد. عدمِ تقارنِ نمایانِ مرحله‌ی ۶ (بَغی ۹۶ در برابرِ عتوّ ۱۰)، بازتابِ تقسیمِ کارِ واژگانی میانِ پرخاشگریِ توزیع‌شده و سرکشیِ لجوجانه است (تحلیل در §۴-۶). پنلِ چپ: مجموعِ هر مرحله (۴۴، ۶۰، ۲۷، ۲۵، ۱۱، ۱۴۵). آزمونِ خی-دوی شش‌مرحله‌ای فرضِ یکنواختی را رد می‌کند (χ²(۵) = ۲۲۷٫۱۵، p &lt; ۰٫۰۰۱)؛ اما مقایسه‌ی هسته‌ی پدیدارشناختی (۱۶۷) با قطبِ پیامدها (۱۴۵) رد نمی‌شود (χ²(۱) = ۱٫۵۵) — هم‌سو با §۴-۶-۴ و §۵-۲." title="" id="46" name="Picture"/>
+            <wp:docPr descr="بسامدِ ریشه‌ای و مرحله‌ایِ ۳۱۲ بسامدِ کانونیِ طیف. پنلِ راست: بسامد به‌تفکیکِ ریشه؛ رنگِ میله، کدِ مرحله را نشان می‌دهد. عدمِ تقارنِ نمایانِ مرحله‌ی ۶ (بَغی ۹۶ در برابرِ عتوّ ۱۰)، بازتابِ تقسیمِ کارِ واژگانی میانِ پرخاشگریِ توزیع‌شده و سرکشیِ لجوجانه است (تحلیل در §۴-۶). پنلِ چپ: مجموعِ هر مرحله (۴۴، ۶۰، ۲۷، ۲۵، ۱۱، ۱۴۵). آزمونِ خی-دوی شش‌مرحله‌ای فرضِ یکنواختی را رد می‌کند (χ²(۵) = ۲۲۷٫۱۵، p &lt; ۰٫۰۰۱)؛ اما مقایسه‌ی هسته‌ی پدیدارشناختی (۱۶۷) با قطبِ پیامدها (۱۴۵) رد نمی‌شود (χ²(۱) = ۱٫۵۵) — هم‌سو با §۴-۶-۴ و §۵-۲." title="" id="47" name="Picture"/>
             <a:graphic>
               <a:graphicData uri="http://schemas.openxmlformats.org/drawingml/2006/picture">
                 <pic:pic>
                   <pic:nvPicPr>
-                    <pic:cNvPr descr="fig2_frequency_by_stage.png" id="47" name="Picture"/>
+                    <pic:cNvPr descr="fig2_frequency_by_stage.png" id="48" name="Picture"/>
                     <pic:cNvPicPr>
                       <a:picLocks noChangeArrowheads="1" noChangeAspect="1"/>
                     </pic:cNvPicPr>
                   </pic:nvPicPr>
                   <pic:blipFill>
-                    <a:blip r:embed="rId45"/>
+                    <a:blip r:embed="rId46"/>
                     <a:stretch>
                       <a:fillRect/>
                     </a:stretch>
@@ -5720,18 +5792,18 @@
           <wp:inline>
             <wp:extent cx="5067300" cy="2005766"/>
             <wp:effectExtent b="0" l="0" r="0" t="0"/>
-            <wp:docPr descr="توزیعِ تجمیعیِ مکّی/مدنی برای چهارده ریشه‌ی کانونی. اعدادِ بالای میله‌ها نسبتِ خامِ مکّی/مدنی را نشان می‌دهند. الگوهای شاخص: أَسَف انحصاراً مکّی (۵/۰)؛ سَخَط انحصاراً مدنی (۰/۴، p = ۰٫۰۰۵ در برابرِ خطِ پایه‌ی ۰٫۷۴)؛ نَقم با گرایشِ مکّی (۱۲/۵)؛ کَره با گرایشِ مدنی (۱۴/۲۷، p = ۰٫۰۰۵)؛ حَرد هاپَکسِ مکّی. این الگو، تخصص‌یافتگیِ گفتمانی-بافتی را به‌منزله‌ی ویژگیِ عمومیِ واژگانِ قرآنی پدیدار می‌سازد (§۵-۳)." title="" id="49" name="Picture"/>
+            <wp:docPr descr="توزیعِ تجمیعیِ مکّی/مدنی برای چهارده ریشه‌ی کانونی. اعدادِ بالای میله‌ها نسبتِ خامِ مکّی/مدنی را نشان می‌دهند. الگوهای شاخص: أَسَف انحصاراً مکّی (۵/۰)؛ سَخَط انحصاراً مدنی (۰/۴، p = ۰٫۰۰۵ در برابرِ خطِ پایه‌ی ۰٫۷۴)؛ نَقم با گرایشِ مکّی (۱۲/۵)؛ کَره با گرایشِ مدنی (۱۴/۲۷، p = ۰٫۰۰۵)؛ حَرد هاپَکسِ مکّی. این الگو، تخصص‌یافتگیِ گفتمانی-بافتی را در حکمِ ویژگیِ عمومیِ واژگانِ قرآنی پدیدار می‌سازد (§۵-۳)." title="" id="50" name="Picture"/>
             <a:graphic>
               <a:graphicData uri="http://schemas.openxmlformats.org/drawingml/2006/picture">
                 <pic:pic>
                   <pic:nvPicPr>
-                    <pic:cNvPr descr="fig3_meccan_medinan.png" id="50" name="Picture"/>
+                    <pic:cNvPr descr="fig3_meccan_medinan.png" id="51" name="Picture"/>
                     <pic:cNvPicPr>
                       <a:picLocks noChangeArrowheads="1" noChangeAspect="1"/>
                     </pic:cNvPicPr>
                   </pic:nvPicPr>
                   <pic:blipFill>
-                    <a:blip r:embed="rId48"/>
+                    <a:blip r:embed="rId49"/>
                     <a:stretch>
                       <a:fillRect/>
                     </a:stretch>
@@ -5858,7 +5930,7 @@
           <w:rtl/>
           <w:lang w:val="fa"/>
         </w:rPr>
-        <w:t xml:space="preserve">را به‌منزله‌ی ویژگیِ عمومیِ واژگانِ قرآنی پدیدار می‌سازد (§۵-۳).</w:t>
+        <w:t xml:space="preserve">را در حکمِ ویژگیِ عمومیِ واژگانِ قرآنی پدیدار می‌سازد (§۵-۳).</w:t>
       </w:r>
     </w:p>
     <w:p>
@@ -5871,18 +5943,18 @@
           <wp:inline>
             <wp:extent cx="5067300" cy="2113421"/>
             <wp:effectExtent b="0" l="0" r="0" t="0"/>
-            <wp:docPr descr="پروفایلِ ریخت‌شناختیِ چهارده ریشه به‌تفکیکِ جزءِ سخن (فعل/اسم/صفت/اسمِ فاعل). شیبِ چپ به راست، جابه‌جاییِ گونه‌شناختی را در پیوستار نشان می‌دهد: مراحلِ ۱ و ۲ غالباً فعلی‌اند (حُزن ۸۸٪ فعلی، ضِیق ۶۲٪) — هم‌خوان با حالت‌های گذرا. مرحله‌ی ۴ نومینالیزه می‌شود (غضب: ۱۶ اسم / ۶ فعل) و مرحله‌ی ۶ بیشترین درجه‌ی نومینالیزاسیون را دارد (با ظهورِ اسمِ فاعل: طاغوت، باغی) — تثبیتِ پیامدها به‌منزله‌ی ویژگیِ پایدارِ کنشگر، نه فرآیندی گذرا." title="" id="52" name="Picture"/>
+            <wp:docPr descr="پروفایلِ ریخت‌شناختیِ چهارده ریشه به‌تفکیکِ جزءِ سخن (فعل/اسم/صفت/اسمِ فاعل). شیبِ چپ به راست، جابه‌جاییِ گونه‌شناختی را در پیوستار نشان می‌دهد: مراحلِ ۱ و ۲ غالباً فعلی‌اند (حُزن ۸۸٪ فعلی، ضِیق ۶۲٪) — هم‌خوان با حالت‌های گذرا. مرحله‌ی ۴ نومینالیزه می‌شود (غضب: ۱۶ اسم / ۶ فعل) و مرحله‌ی ۶ بیشترین درجه‌ی نومینالیزاسیون را دارد (با ظهورِ اسمِ فاعل: طاغوت، باغی) — تثبیتِ پیامدها در حکمِ ویژگیِ پایدارِ کنشگر، نه فرآیندی گذرا." title="" id="53" name="Picture"/>
             <a:graphic>
               <a:graphicData uri="http://schemas.openxmlformats.org/drawingml/2006/picture">
                 <pic:pic>
                   <pic:nvPicPr>
-                    <pic:cNvPr descr="fig5_morphology_stack.png" id="53" name="Picture"/>
+                    <pic:cNvPr descr="fig5_morphology_stack.png" id="54" name="Picture"/>
                     <pic:cNvPicPr>
                       <a:picLocks noChangeArrowheads="1" noChangeAspect="1"/>
                     </pic:cNvPicPr>
                   </pic:nvPicPr>
                   <pic:blipFill>
-                    <a:blip r:embed="rId51"/>
+                    <a:blip r:embed="rId52"/>
                     <a:stretch>
                       <a:fillRect/>
                     </a:stretch>
@@ -5949,11 +6021,11 @@
           <w:rtl/>
           <w:lang w:val="fa"/>
         </w:rPr>
-        <w:t xml:space="preserve">را در پیوستار نشان می‌دهد: مراحلِ ۱ و ۲ غالباً فعلی‌اند (حُزن ۸۸٪ فعلی، ضِیق ۶۲٪) — هم‌خوان با حالت‌های گذرا. مرحله‌ی ۴ نومینالیزه می‌شود (غضب: ۱۶ اسم / ۶ فعل) و مرحله‌ی ۶ بیشترین درجه‌ی نومینالیزاسیون را دارد (با ظهورِ اسمِ فاعل: طاغوت، باغی) — تثبیتِ پیامدها به‌منزله‌ی ویژگیِ پایدارِ کنشگر، نه فرآیندی گذرا.</w:t>
-      </w:r>
-    </w:p>
-    <w:bookmarkEnd w:id="54"/>
-    <w:bookmarkStart w:id="55" w:name="نگاهی-فشرده-به-مرحلههای-۱-تا-۳"/>
+        <w:t xml:space="preserve">را در پیوستار نشان می‌دهد: مراحلِ ۱ و ۲ غالباً فعلی‌اند (حُزن ۸۸٪ فعلی، ضِیق ۶۲٪) — هم‌خوان با حالت‌های گذرا. مرحله‌ی ۴ نومینالیزه می‌شود (غضب: ۱۶ اسم / ۶ فعل) و مرحله‌ی ۶ بیشترین درجه‌ی نومینالیزاسیون را دارد (با ظهورِ اسمِ فاعل: طاغوت، باغی) — تثبیتِ پیامدها در حکمِ ویژگیِ پایدارِ کنشگر، نه فرآیندی گذرا.</w:t>
+      </w:r>
+    </w:p>
+    <w:bookmarkEnd w:id="55"/>
+    <w:bookmarkStart w:id="56" w:name="نگاهی-فشرده-به-مرحلههای-۱-تا-۳"/>
     <w:p>
       <w:pPr>
         <w:pStyle w:val="Heading3"/>
@@ -6009,7 +6081,7 @@
           <w:rtl/>
           <w:lang w:val="fa"/>
         </w:rPr>
-        <w:t xml:space="preserve">أُف (سوره اسراء: ۲۳؛ سوره انبیاء: ۶۷؛ سوره احقاف: ۱۷) کم‌ترین ترازِ کلامیِ ناخشنودی را تثبیت می‌کند. کَره ساختاری دوگانه دارد: کراهتِ درونیِ اصلاح‌پذیر (سوره بقره: ۲۱۶) و اِکراهِ ساختاریِ تحمیلی (سوره بقره: ۲۵۶) که خود از حوزه‌ی هیجان بیرون است.</w:t>
+        <w:t xml:space="preserve">أُف (سورۀ اسراء: ۲۳؛ سورۀ انبیاء: ۶۷؛ سورۀ احقاف: ۱۷) کم‌ترین ترازِ کلامیِ ناخشنودی را تثبیت می‌کند. کَره ساختاری دوگانه دارد: کراهتِ درونیِ اصلاح‌پذیر (سورۀ بقره: ۲۱۶) و اِکراهِ ساختاریِ تحمیلی (سورۀ بقره: ۲۵۶) که خود از حوزه‌ی هیجان بیرون است.</w:t>
       </w:r>
     </w:p>
     <w:p>
@@ -6042,7 +6114,7 @@
           <w:rtl/>
           <w:lang w:val="fa"/>
         </w:rPr>
-        <w:t xml:space="preserve">ضِیق (۱۳ بسامد، با شاهدِ کانونیِ سوره حِجر: ۹۷) و ترکیبِ «ضاقَ ذَرعاً» (سوره هود: ۷۷، ۸۰) پرخاشگریِ بازداشته را در روایتِ لوط (ع) صورت‌بندی می‌کند. حُزن (۴۲ بسامد، ۸۸٪ فعلی) اندوهی موقتی و تنظیم‌پذیر است، با ارزش‌های معناییِ چهارگانه (اندوهِ فقدان، اندوهِ ستم‌دیدگی، پشیمانیِ مثبت، خشمِ به‌درون‌برگشته). أَسَف (۵ بسامد، انحصاراً مکّی) ترکیبی از اندوه و خشم است؛ «غَضبانَ أَسِفاً» (سوره اعراف: ۱۵۰؛ سوره طه: ۸۶) خشمِ پیامبرانه‌ی موسی (ع) را در زمینه‌ای شفقت‌آمیز می‌نشاند.</w:t>
+        <w:t xml:space="preserve">ضِیق (۱۳ بسامد، با شاهدِ کانونیِ سورۀ حِجر: ۹۷) و ترکیبِ «ضاقَ ذَرعاً» (سورۀ هود: ۷۷، ۸۰) پرخاشگریِ بازداشته را در روایتِ لوط (ع) ترسیم می‌کند. حُزن (۴۲ بسامد، ۸۸٪ فعلی) اندوهی موقتی و تنظیم‌پذیر است، با ارزش‌های معناییِ چهارگانه (اندوهِ فقدان، اندوهِ ستم‌دیدگی، پشیمانیِ مثبت، خشمِ به‌درون‌برگشته). أَسَف (۵ بسامد، انحصاراً مکّی) ترکیبی از اندوه و خشم است؛ «غَضبانَ أَسِفاً» (سورۀ اعراف: ۱۵۰؛ سورۀ طه: ۸۶) خشمِ پیامبرانه‌ی موسی (ع) را در زمینه‌ای شفقت‌آمیز می‌نشاند.</w:t>
       </w:r>
     </w:p>
     <w:p>
@@ -6075,11 +6147,11 @@
           <w:rtl/>
           <w:lang w:val="fa"/>
         </w:rPr>
-        <w:t xml:space="preserve">نَقم (۱۷ بسامد) خشمی ارزیابی‌بنیاد و معطوف به کیفر است، با ساختِ کانونیِ «نَقَمَ مِن + سبب» (سوره اعراف: ۱۲۶) و تولیدِ صفتِ الهیِ «المنتقم». سَخَط (۴ بسامد، انحصاراً مدنی؛ p خام = ۰٫۰۰۵، p اصلاحی = ۰٫۰۵) نارضایتیِ الهیِ پایدارِ مختصِ فضای مدنیِ مواجهه با منافقان (سوره محمد: ۲۸) است. مَقت (۶ بسامد) نفرتِ اخلاقیِ ارزیابانه است (سوره غافر: ۱۰؛ سوره نساء: ۲۲؛ سوره فاطر: ۳۹؛ سوره صفّ: ۳) که با روی‌گردانی — نه رویاروییِ هجومی — عمل می‌کند.</w:t>
-      </w:r>
-    </w:p>
-    <w:bookmarkEnd w:id="55"/>
-    <w:bookmarkStart w:id="56" w:name="مرحله-۴-خشم-فعال"/>
+        <w:t xml:space="preserve">نَقم (۱۷ بسامد) خشمی ارزیابی‌بنیاد و معطوف به کیفر است، با ساختِ کانونیِ «نَقَمَ مِن + سبب» (سورۀ اعراف: ۱۲۶) و تولیدِ صفتِ الهیِ «المنتقم». سَخَط (۴ بسامد، انحصاراً مدنی؛ p خام = ۰٫۰۰۵، p اصلاحی = ۰٫۰۵) نارضایتیِ الهیِ پایدارِ مختصِ فضای مدنیِ مواجهه با منافقان (سورۀ محمد: ۲۸) است. مَقت (۶ بسامد) نفرتِ اخلاقیِ ارزیابانه است (سورۀ غافر: ۱۰؛ سورۀ نساء: ۲۲؛ سورۀ فاطر: ۳۹؛ سورۀ صفّ: ۳) که با روی‌گردانی — نه رویاروییِ هجومی — عمل می‌کند.</w:t>
+      </w:r>
+    </w:p>
+    <w:bookmarkEnd w:id="56"/>
+    <w:bookmarkStart w:id="57" w:name="مرحلهی-۴-خشم-فعال"/>
     <w:p>
       <w:pPr>
         <w:pStyle w:val="Heading3"/>
@@ -6090,7 +6162,7 @@
           <w:rtl/>
           <w:lang w:val="fa"/>
         </w:rPr>
-        <w:t xml:space="preserve">۴-۴. مرحله ۴ — خشمِ فعّال</w:t>
+        <w:t xml:space="preserve">۴-۴. مرحله‌ی ۴ — خشمِ فعّال</w:t>
       </w:r>
     </w:p>
     <w:p>
@@ -6130,27 +6202,20 @@
           <w:rtl/>
           <w:lang w:val="fa"/>
         </w:rPr>
-        <w:t xml:space="preserve">غضب، در پژوهشِ حاضر به‌منزله‌ی نقطه‌ی مرکزیِ پیوستار شناسایی می‌شود؛ توزیعِ نسبتاً متوازنِ مکّی-مدنیِ آن (۵۴٪ مکّی) سبب می‌شود در ساحتِ گفتمانیِ قرآن، واژه‌ای «فاقدِ نشانگرِ بافتاری» تلقی گردد. تحلیلِ تطبیقیِ نُه تفسیرِ بررسی‌شده، گسستِ نظریِ مهمی را در فهمِ این لغت آشکار می‌سازد:</w:t>
-      </w:r>
-    </w:p>
-    <w:p>
-      <w:pPr>
-        <w:bidi/>
-      </w:pPr>
-      <w:r>
-        <w:rPr>
-          <w:rtl/>
-          <w:lang w:val="fa"/>
-        </w:rPr>
-        <w:t xml:space="preserve">از یک‌سو،</w:t>
-      </w:r>
-      <w:r>
-        <w:rPr>
-          <w:rtl/>
-          <w:lang w:val="fa"/>
-        </w:rPr>
-        <w:t xml:space="preserve"> </w:t>
-      </w:r>
+        <w:t xml:space="preserve">غضب، نقطه‌ی مرکزیِ پیوستار است. تحلیلِ تطبیقیِ نُه تفسیر، گسستی نظری را آشکار می‌سازد: سنّتِ بلاغی-معتزلیِ زمخشری (الکشّاف، ج ۳، ص ۵۲۸) و رویکردِ اصلاحی-مقصدگرای ابن‌عاشور (ابن‌عاشور ۱۹۸۴، ج ۲۶، ص ۱۲۰)، غضبِ الهی را «صفتِ فعل» تعریف می‌کنند؛ طباطبایی (المیزان، ج ۱۸، ص ۲۸۲) و فخر رازی (مفاتیح الغیب، ج ۲۸، ص ۸۴) با «الغَضَبُ مِنَ اللهِ إرادَةُ إنزالِ العِقاب»، آن را به سازوکاری هنجاری-قضایی فرومی‌کاهند. در سطحِ بشری هر دو به نتیجه‌ی واحد می‌رسند: غضبِ بشری، حالتی هیجانی و هدفمند با چارچوبی ارزیابانه است. ریشه‌شناسیِ ابن‌فارس («اشتدادٌ فی الشَّیء») و راغب («ثَوَرانُ دَمِ القَلبِ طَلَباً لِلانتقام») با استعاره‌ی «خشم همانندِ گرمای بدنی» (</w:t>
+      </w:r>
+      <w:r>
+        <w:rPr>
+          <w:rtl/>
+          <w:lang w:val="fa"/>
+        </w:rPr>
+        <w:t xml:space="preserve">؛ لیکاف و کوچش ۱۹۸۷) هم‌سو است.</w:t>
+      </w:r>
+    </w:p>
+    <w:p>
+      <w:pPr>
+        <w:bidi/>
+      </w:pPr>
       <w:r>
         <w:rPr>
           <w:b/>
@@ -6158,29 +6223,27 @@
           <w:rtl/>
           <w:lang w:val="fa"/>
         </w:rPr>
-        <w:t xml:space="preserve">سنّتِ بلاغی-معتزلیِ زمخشری</w:t>
-      </w:r>
-      <w:r>
-        <w:rPr>
-          <w:rtl/>
-          <w:lang w:val="fa"/>
-        </w:rPr>
-        <w:t xml:space="preserve"> </w:t>
-      </w:r>
-      <w:r>
-        <w:rPr>
-          <w:rtl/>
-          <w:lang w:val="fa"/>
-        </w:rPr>
-        <w:t xml:space="preserve">(الکشّاف، ج۳، ص۵۲۸ ذیلِ آیه‌ی سوره فتح: ۶) و رویکردِ پیامدشناختیِ ابن‌عاشور (التحریر و التنویر، ج۲۶، ص۱۲۰)، غضبِ الهی را در امتدادِ تجربه‌ی هیجانیِ بشری می‌دانند، اما آن را در سطحِ مفهومیِ بالاتر — یعنی به‌منزله‌ی «صفتِ فعل» و نه «صفتِ ذات» — صورت‌بندی می‌کنند. در این قرائت، تعبیرِ «غَضِبَ اللَّهُ عَلَيْهِمْ» (سوره فتح: ۶) دلالت بر یک</w:t>
-      </w:r>
-      <w:r>
-        <w:rPr>
-          <w:rtl/>
-          <w:lang w:val="fa"/>
-        </w:rPr>
-        <w:t xml:space="preserve"> </w:t>
-      </w:r>
+        <w:t xml:space="preserve">شواهدِ ریخت‌شناختی</w:t>
+      </w:r>
+      <w:r>
+        <w:rPr>
+          <w:rtl/>
+          <w:lang w:val="fa"/>
+        </w:rPr>
+        <w:t xml:space="preserve"> </w:t>
+      </w:r>
+      <w:r>
+        <w:rPr>
+          <w:rtl/>
+          <w:lang w:val="fa"/>
+        </w:rPr>
+        <w:t xml:space="preserve">نکته‌ی نظریِ مهمی را آشکار می‌سازد: نسبتِ اسم به فعل در غضب ۱۶:۶ (در برابرِ ۸۸٪ فعلیِ حُزن) است؛ این تمایز، غضب را وضعی ساختاری-هستی‌شناختی — و نه حالتی صرفاً گذرا — تثبیت می‌کند (نک. شکلِ ۵).</w:t>
+      </w:r>
+    </w:p>
+    <w:p>
+      <w:pPr>
+        <w:bidi/>
+      </w:pPr>
       <w:r>
         <w:rPr>
           <w:b/>
@@ -6188,41 +6251,27 @@
           <w:rtl/>
           <w:lang w:val="fa"/>
         </w:rPr>
-        <w:t xml:space="preserve">خواستِ ارجاعی به اقدامِ کیفری</w:t>
-      </w:r>
-      <w:r>
-        <w:rPr>
-          <w:rtl/>
-          <w:lang w:val="fa"/>
-        </w:rPr>
-        <w:t xml:space="preserve"> </w:t>
-      </w:r>
-      <w:r>
-        <w:rPr>
-          <w:rtl/>
-          <w:lang w:val="fa"/>
-        </w:rPr>
-        <w:t xml:space="preserve">دارد که به جوهرِ ذاتِ الهی بازنمی‌گردد.</w:t>
-      </w:r>
-    </w:p>
-    <w:p>
-      <w:pPr>
-        <w:bidi/>
-      </w:pPr>
-      <w:r>
-        <w:rPr>
-          <w:rtl/>
-          <w:lang w:val="fa"/>
-        </w:rPr>
-        <w:t xml:space="preserve">از سوی دیگر،</w:t>
-      </w:r>
-      <w:r>
-        <w:rPr>
-          <w:rtl/>
-          <w:lang w:val="fa"/>
-        </w:rPr>
-        <w:t xml:space="preserve"> </w:t>
-      </w:r>
+        <w:t xml:space="preserve">تحلیلِ مرکزیتِ شبکه‌ای</w:t>
+      </w:r>
+      <w:r>
+        <w:rPr>
+          <w:rtl/>
+          <w:lang w:val="fa"/>
+        </w:rPr>
+        <w:t xml:space="preserve"> </w:t>
+      </w:r>
+      <w:r>
+        <w:rPr>
+          <w:rtl/>
+          <w:lang w:val="fa"/>
+        </w:rPr>
+        <w:t xml:space="preserve">غضب را در زمره‌ی سه گرهِ میانجیِ شبکه قرار می‌دهد (مرکزیتِ بینابینیِ نقطه‌ای ۰٫۱۷، با فاصله‌ی اطمینانِ بوت‌استرپیِ گسترده‌ی [۰٫۰۰، ۰٫۲۸]). یال‌های شاخصِ غضب — غضب—غیظ، غضب—بَغی و غضب—حُزن — این ریشه را در نقشِ نقطه‌ی محوریِ گذار به اوجِ پیوستار تثبیت می‌کنند (نک. شکلِ ۷).</w:t>
+      </w:r>
+    </w:p>
+    <w:p>
+      <w:pPr>
+        <w:bidi/>
+      </w:pPr>
       <w:r>
         <w:rPr>
           <w:b/>
@@ -6230,41 +6279,27 @@
           <w:rtl/>
           <w:lang w:val="fa"/>
         </w:rPr>
-        <w:t xml:space="preserve">سنّتِ شیعی-فلسفیِ طباطبایی</w:t>
-      </w:r>
-      <w:r>
-        <w:rPr>
-          <w:rtl/>
-          <w:lang w:val="fa"/>
-        </w:rPr>
-        <w:t xml:space="preserve"> </w:t>
-      </w:r>
-      <w:r>
-        <w:rPr>
-          <w:rtl/>
-          <w:lang w:val="fa"/>
-        </w:rPr>
-        <w:t xml:space="preserve">(المیزان، ج۱۸، ص۲۸۲) و سنّتِ فلسفیِ امام فخر رازی (مفاتیح الغیب، ج۲۸، ص۸۴) با عبارتِ کلیدیِ «الغَضَبُ مِنَ اللهِ إرادَةُ إنزالِ العِقاب» (غضبِ الهی، اراده‌ی نزولِ عقوبت است)، غضبِ الهی را به سازوکاری هنجاری-قضایی فرومی‌کاهند. این قرائت، غضب را از قلمروِ پدیدارشناسیِ هیجانِ بشری به ساحتِ نظمِ هستی‌شناختیِ جزا منتقل می‌کند.</w:t>
-      </w:r>
-    </w:p>
-    <w:p>
-      <w:pPr>
-        <w:bidi/>
-      </w:pPr>
-      <w:r>
-        <w:rPr>
-          <w:rtl/>
-          <w:lang w:val="fa"/>
-        </w:rPr>
-        <w:t xml:space="preserve">این دو قرائت، در سطحِ بشری به نتیجه‌ای واحد می‌رسند: غضبِ بشری،</w:t>
-      </w:r>
-      <w:r>
-        <w:rPr>
-          <w:rtl/>
-          <w:lang w:val="fa"/>
-        </w:rPr>
-        <w:t xml:space="preserve"> </w:t>
-      </w:r>
+        <w:t xml:space="preserve">۴-۴-۲. حَرد (هاپَکسِ قرآنی، سورۀ قلم: ۲۵) — اقتصادِ واژگانیِ قرآنی.</w:t>
+      </w:r>
+      <w:r>
+        <w:rPr>
+          <w:rtl/>
+          <w:lang w:val="fa"/>
+        </w:rPr>
+        <w:t xml:space="preserve"> </w:t>
+      </w:r>
+      <w:r>
+        <w:rPr>
+          <w:rtl/>
+          <w:lang w:val="fa"/>
+        </w:rPr>
+        <w:t xml:space="preserve">حَرد، هاپَکسی قرآنی است که در روایتِ اصحابِ الجَنَّه ظاهر می‌شود: «وَغَدَوْا عَلَىٰ حَرْدٍ قَادِرِينَ». صاحبانِ باغ که شبِ پیش سوگند خورده بودند پیش از طلوع محصول را درو کنند تا حقِ مساکین را منع نمایند، نمونه‌ای از خشمِ مسلّحِ همراه با قصدِ خِسّت‌ورزی‌اند.</w:t>
+      </w:r>
+    </w:p>
+    <w:p>
+      <w:pPr>
+        <w:bidi/>
+      </w:pPr>
       <w:r>
         <w:rPr>
           <w:b/>
@@ -6272,48 +6307,75 @@
           <w:rtl/>
           <w:lang w:val="fa"/>
         </w:rPr>
-        <w:t xml:space="preserve">حالتی هیجانی و هدفمند با چارچوبی ارزیابانه</w:t>
-      </w:r>
-      <w:r>
-        <w:rPr>
-          <w:rtl/>
-          <w:lang w:val="fa"/>
-        </w:rPr>
-        <w:t xml:space="preserve"> </w:t>
-      </w:r>
-      <w:r>
-        <w:rPr>
-          <w:rtl/>
-          <w:lang w:val="fa"/>
-        </w:rPr>
-        <w:t xml:space="preserve">است. ابن‌فارس در مقاییس‌اللغه (ج۴، ص۴۲۸) ریشه‌ی «غ-ض-ب» را به «اشتدادٌ فی الشَّیء» (شدت یافتن در امری) بازمی‌گرداند؛ راغب در المفردات (ص۶۰۸) آن را به «ثَوَرانُ دَمِ القَلبِ طَلَباً لِلانتقام» (شعله‌ور شدنِ خونِ قلب در طلبِ انتقام) تعبیر می‌کند. این تعاریفِ کلاسیکِ غضب، با کشفِ نوینِ زبان‌شناسیِ شناختی پیرامونِ استعاره‌ی هستی‌شناختیِ</w:t>
-      </w:r>
-      <w:r>
-        <w:rPr>
-          <w:rtl/>
-          <w:lang w:val="fa"/>
-        </w:rPr>
-        <w:t xml:space="preserve"> </w:t>
-      </w:r>
-      <w:r>
-        <w:rPr>
-          <w:rtl/>
-          <w:lang w:val="fa"/>
-        </w:rPr>
-        <w:t xml:space="preserve"> </w:t>
-      </w:r>
-      <w:r>
-        <w:rPr>
-          <w:rtl/>
-          <w:lang w:val="fa"/>
-        </w:rPr>
-        <w:t xml:space="preserve">(لیکاف و کوچش ۱۹۸۷؛ کوچش، بِنچِس و سِلید ۲۰۲۵، فصل‌های ۱ تا ۳) به‌نحوِ شایانِ توجهی هم‌سو است.</w:t>
-      </w:r>
-    </w:p>
-    <w:p>
-      <w:pPr>
-        <w:bidi/>
-      </w:pPr>
+        <w:t xml:space="preserve">هم‌گراییِ نُه‌مفسّره</w:t>
+      </w:r>
+      <w:r>
+        <w:rPr>
+          <w:rtl/>
+          <w:lang w:val="fa"/>
+        </w:rPr>
+        <w:t xml:space="preserve"> </w:t>
+      </w:r>
+      <w:r>
+        <w:rPr>
+          <w:rtl/>
+          <w:lang w:val="fa"/>
+        </w:rPr>
+        <w:t xml:space="preserve">بر سرِ معنای دوگانه‌ی این لغت چشمگیر است: طبرسی (مجمع‌البیان، ج ۱۰، ص ۹۹) آن را «الغَضَب و القَصد»، طباطبایی (المیزان، ج ۱۹، ص ۳۸۰) آن را «الغَضَب مع المنعِ المتعمَّد» معنا می‌کند؛ زمخشری (الکشّاف، ج ۴، ص ۵۹۰) به ابهامِ ساختارمندِ آن اشاره دارد؛ ابن‌کثیر و قرطبی نیز حَرد را ترکیبی از هیجان و نیّت تفسیر می‌کنند.</w:t>
+      </w:r>
+    </w:p>
+    <w:p>
+      <w:pPr>
+        <w:bidi/>
+      </w:pPr>
+      <w:r>
+        <w:rPr>
+          <w:rtl/>
+          <w:lang w:val="fa"/>
+        </w:rPr>
+        <w:t xml:space="preserve">حَرد در درونِ مرحله‌ی ۴ جایگاهی متمایز را اشغال می‌کند که در زبان‌های هندواروپاییِ معاصر معادلِ مستقیمی ندارد: غضب، کنشگر را به‌سوی هدفی بیرونی بسیج می‌کند؛ حَرد، به‌سوی منعِ هدفمندِ خِسّت‌آمیز هدایت می‌کند — مدلی نزدیک به پرخاشگریِ کینه‌توزانه (</w:t>
+      </w:r>
+      <w:r>
+        <w:rPr>
+          <w:rtl/>
+          <w:lang w:val="fa"/>
+        </w:rPr>
+        <w:t xml:space="preserve">؛ نک. مارکوس-نیوهال و دیگران ۲۰۰۰).</w:t>
+      </w:r>
+    </w:p>
+    <w:bookmarkEnd w:id="57"/>
+    <w:bookmarkStart w:id="58" w:name="Xbd38f0168ea0beb577a4e92090bf15357028c30"/>
+    <w:p>
+      <w:pPr>
+        <w:pStyle w:val="Heading3"/>
+        <w:bidi/>
+      </w:pPr>
+      <w:r>
+        <w:rPr>
+          <w:rtl/>
+          <w:lang w:val="fa"/>
+        </w:rPr>
+        <w:t xml:space="preserve">۴-۵. مرحله‌ی ۵ — اوجِ پیوستار: غَیظ، کَظم، تَمَیُّز و عملیاتی‌سازیِ استعاره‌ی ظرف</w:t>
+      </w:r>
+    </w:p>
+    <w:p>
+      <w:pPr>
+        <w:bidi/>
+      </w:pPr>
+      <w:r>
+        <w:rPr>
+          <w:rtl/>
+          <w:lang w:val="fa"/>
+        </w:rPr>
+        <w:t xml:space="preserve">این مرحله،</w:t>
+      </w:r>
+      <w:r>
+        <w:rPr>
+          <w:rtl/>
+          <w:lang w:val="fa"/>
+        </w:rPr>
+        <w:t xml:space="preserve"> </w:t>
+      </w:r>
       <w:r>
         <w:rPr>
           <w:b/>
@@ -6321,21 +6383,95 @@
           <w:rtl/>
           <w:lang w:val="fa"/>
         </w:rPr>
-        <w:t xml:space="preserve">شواهدِ ریخت‌شناختی</w:t>
-      </w:r>
-      <w:r>
-        <w:rPr>
-          <w:rtl/>
-          <w:lang w:val="fa"/>
-        </w:rPr>
-        <w:t xml:space="preserve"> </w:t>
-      </w:r>
-      <w:r>
-        <w:rPr>
-          <w:rtl/>
-          <w:lang w:val="fa"/>
-        </w:rPr>
-        <w:t xml:space="preserve">نکته‌ی نظریِ مهمی را پشتیبانی می‌کنند: نسبتِ اسم به فعل در غضب ۱۶:۶ است (۶۷٪ اسمی، در برابرِ ۸۸٪ فعلیِ حُزن). این تفاوتِ ریخت‌شناختی، تمایزی هستی‌شناختی و بنیادین را پدیدار می‌سازد: حُزن، حالتی گذرا و موقعیتی است؛ حال آن‌که غضب، «وضعی ساختاری-هستی‌شناختی» است که هم در ساحتِ الهی به‌منزله‌ی صفتِ فعل و هم در ساحتِ بشری به‌منزله‌ی ویژگیِ شخصیتیِ پایدار، استقرار می‌یابد. این تمایز، در پژوهشِ معاصرِ معناشناسیِ شناختیِ ایرانی-اسلامی (قائمی‌نیا ۱۳۹۰، ۱۳۹۳) مغفول مانده است، حال آن‌که برای فهمِ ساختارِ اوجِ پیوستار، اساسی است.</w:t>
+        <w:t xml:space="preserve">مرکزِ ثقلِ نظریِ پژوهشِ حاضر</w:t>
+      </w:r>
+      <w:r>
+        <w:rPr>
+          <w:rtl/>
+          <w:lang w:val="fa"/>
+        </w:rPr>
+        <w:t xml:space="preserve"> </w:t>
+      </w:r>
+      <w:r>
+        <w:rPr>
+          <w:rtl/>
+          <w:lang w:val="fa"/>
+        </w:rPr>
+        <w:t xml:space="preserve">است: قرآنِ کریم در سه‌گانه‌ی</w:t>
+      </w:r>
+      <w:r>
+        <w:rPr>
+          <w:rtl/>
+          <w:lang w:val="fa"/>
+        </w:rPr>
+        <w:t xml:space="preserve"> </w:t>
+      </w:r>
+      <w:r>
+        <w:rPr>
+          <w:i/>
+          <w:iCs/>
+          <w:rtl/>
+          <w:lang w:val="fa"/>
+        </w:rPr>
+        <w:t xml:space="preserve">غیظ-کَظم-تَمَیُّز</w:t>
+      </w:r>
+      <w:r>
+        <w:rPr>
+          <w:rtl/>
+          <w:lang w:val="fa"/>
+        </w:rPr>
+        <w:t xml:space="preserve">، چهار گامِ بنیادینِ نظریه‌ی استعاره‌ی مفهومی پیرامونِ</w:t>
+      </w:r>
+      <w:r>
+        <w:rPr>
+          <w:rtl/>
+          <w:lang w:val="fa"/>
+        </w:rPr>
+        <w:t xml:space="preserve"> </w:t>
+      </w:r>
+      <w:r>
+        <w:rPr>
+          <w:i/>
+          <w:iCs/>
+          <w:rtl/>
+          <w:lang w:val="fa"/>
+        </w:rPr>
+        <w:t xml:space="preserve">خشم به‌مثابهِ گرمای مایعی در ظرفِ تحتِ فشار</w:t>
+      </w:r>
+      <w:r>
+        <w:rPr>
+          <w:rtl/>
+          <w:lang w:val="fa"/>
+        </w:rPr>
+        <w:t xml:space="preserve"> </w:t>
+      </w:r>
+      <w:r>
+        <w:rPr>
+          <w:rtl/>
+          <w:lang w:val="fa"/>
+        </w:rPr>
+        <w:t xml:space="preserve">(لیکاف و کوچش ۱۹۸۷) را به‌نحوی منسجم و روشن رمزگذاری کرده است — هم‌گرایی‌ای که احتمالاً به ساختارهای شناختی-بدنیِ مشترکِ بشری بازمی‌گردد، اگرچه نسبتِ این شواهد با چارچوب‌های فرهنگی-معناییِ</w:t>
+      </w:r>
+      <w:r>
+        <w:rPr>
+          <w:rtl/>
+          <w:lang w:val="fa"/>
+        </w:rPr>
+        <w:t xml:space="preserve"> </w:t>
+      </w:r>
+      <w:r>
+        <w:rPr>
+          <w:rtl/>
+          <w:lang w:val="fa"/>
+        </w:rPr>
+        <w:t xml:space="preserve"> </w:t>
+      </w:r>
+      <w:r>
+        <w:rPr>
+          <w:rtl/>
+          <w:lang w:val="fa"/>
+        </w:rPr>
+        <w:t xml:space="preserve">(به‌سبکِ شریفیان ۲۰۱۱) خود موضوعِ پژوهشِ آینده است.</w:t>
       </w:r>
     </w:p>
     <w:p>
@@ -6349,27 +6485,29 @@
           <w:rtl/>
           <w:lang w:val="fa"/>
         </w:rPr>
-        <w:t xml:space="preserve">تحلیلِ مرکزیتِ شبکه‌ای</w:t>
-      </w:r>
-      <w:r>
-        <w:rPr>
-          <w:rtl/>
-          <w:lang w:val="fa"/>
-        </w:rPr>
-        <w:t xml:space="preserve"> </w:t>
-      </w:r>
-      <w:r>
-        <w:rPr>
-          <w:rtl/>
-          <w:lang w:val="fa"/>
-        </w:rPr>
-        <w:t xml:space="preserve">(با فاصله‌های اطمینانِ بوت‌استرپیِ ۹۵٪ بر پایه‌ی ۱۰۰۰ بازنمونه‌گیریِ آیات) نشان می‌دهد که غضب با مرکزیتِ بینابینیِ نقطه‌ای ۰٫۱۷ در زمره‌ی سه گرهِ پلیِ شبکه قرار می‌گیرد؛ با این حال، فاصله‌های اطمینانِ آن، همانندِ فاصله‌های دیگر ریشه‌ها، گسترده‌اند ([۰٫۰۰، ۰٫۲۸]) و این، محدودیتِ ادعاهای رتبه‌بندی را آشکار می‌سازد. یال‌های شاخصِ غضب در شبکه از این قرارند: غضب—غیظ (مسیرِ گذار به مرحله‌ی ۵)، غضب—بَغی (پلِ گذار به مرحله‌ی ۶) و غضب—حُزن (پیوندِ گذشته‌نگر به مرحله‌ی ۲). این الگوی شبکه‌ای، غضب را در سطحِ پیکره‌ای، به‌منزله‌ی نقطه‌ی محوریِ گذارِ پدیدارشناختی به اوجِ پیوستار تثبیت می‌کند.</w:t>
-      </w:r>
-    </w:p>
-    <w:p>
-      <w:pPr>
-        <w:bidi/>
-      </w:pPr>
+        <w:t xml:space="preserve">۴-۵-۱. غَیظ (۱۱ بسامد، ۳ مکّی / ۸ مدنی) — مایعِ تحتِ فشار در ظرفِ مُهرشده.</w:t>
+      </w:r>
+      <w:r>
+        <w:rPr>
+          <w:rtl/>
+          <w:lang w:val="fa"/>
+        </w:rPr>
+        <w:t xml:space="preserve"> </w:t>
+      </w:r>
+      <w:r>
+        <w:rPr>
+          <w:rtl/>
+          <w:lang w:val="fa"/>
+        </w:rPr>
+        <w:t xml:space="preserve">هم‌گراییِ نُه‌مفسّره بر معنای کانونیِ این لغت چشمگیر است: راغب (المفردات، ص ۶۲۰) آن را «أَشَدُّ غَضَبٍ یَجِدُهُ الإنسانُ فی نفسِه» می‌خواند؛ ابن‌منظور (لسان‌العرب، ج ۷، ص ۴۵۲) آن را «امتلاءُ النفس مِن الغَضَبِ المَکظوم» (انباشتنِ نفس از خشمِ فروخفته) معنا می‌کند؛ مصطفوی (التحقیق، ج ۷، ص ۲۹۸) به «حالةُ الغَضَبِ الفائقِ المکظوم» (وضعِ خشمِ فائقِ مهارشده) می‌رسد. این تعاریف بر ساختارِ مفهومیِ واحدی متمرکز است:</w:t>
+      </w:r>
+      <w:r>
+        <w:rPr>
+          <w:rtl/>
+          <w:lang w:val="fa"/>
+        </w:rPr>
+        <w:t xml:space="preserve"> </w:t>
+      </w:r>
       <w:r>
         <w:rPr>
           <w:b/>
@@ -6377,21 +6515,21 @@
           <w:rtl/>
           <w:lang w:val="fa"/>
         </w:rPr>
-        <w:t xml:space="preserve">۴-۴-۲. حَرد (هاپَکسِ قرآنی، سوره قلم: ۲۵) — اقتصادِ واژگانیِ قرآنی.</w:t>
-      </w:r>
-      <w:r>
-        <w:rPr>
-          <w:rtl/>
-          <w:lang w:val="fa"/>
-        </w:rPr>
-        <w:t xml:space="preserve"> </w:t>
-      </w:r>
-      <w:r>
-        <w:rPr>
-          <w:rtl/>
-          <w:lang w:val="fa"/>
-        </w:rPr>
-        <w:t xml:space="preserve">حَرد، هاپَکسی قرآنی است که تنها در روایتِ اصحابِ الجَنَّه ظاهر می‌شود: «وَغَدَوْا عَلَىٰ حَرْدٍ قَادِرِينَ» (پگاهان، بر حَرد، در حالی که خود را قادر می‌پنداشتند، به‌سوی باغ شتافتند). صاحبانِ باغ که شبِ پیش سوگند خورده بودند پیش از طلوع، محصول را درو کنند تا حقِ مساکین را منع نمایند، در این آیه نمونه‌ای از خشمِ مسلّحِ همراه با قصدِ خِسّت‌ورزی توصیف می‌شوند.</w:t>
+        <w:t xml:space="preserve">غیظ، محتوای پُرفشارِ ظرفی مُهرشده است</w:t>
+      </w:r>
+      <w:r>
+        <w:rPr>
+          <w:rtl/>
+          <w:lang w:val="fa"/>
+        </w:rPr>
+        <w:t xml:space="preserve"> </w:t>
+      </w:r>
+      <w:r>
+        <w:rPr>
+          <w:rtl/>
+          <w:lang w:val="fa"/>
+        </w:rPr>
+        <w:t xml:space="preserve">— هم‌ساز با ترسیمِ کوچش، بِنچِس و سِلید (۲۰۲۵) از مایعِ تحتِ فشار ← افزایشِ فشار ← فروپاشیِ ظرف.</w:t>
       </w:r>
     </w:p>
     <w:p>
@@ -6405,40 +6543,21 @@
           <w:rtl/>
           <w:lang w:val="fa"/>
         </w:rPr>
-        <w:t xml:space="preserve">هم‌گراییِ تفسیریِ نُه‌مفسّره</w:t>
-      </w:r>
-      <w:r>
-        <w:rPr>
-          <w:rtl/>
-          <w:lang w:val="fa"/>
-        </w:rPr>
-        <w:t xml:space="preserve"> </w:t>
-      </w:r>
-      <w:r>
-        <w:rPr>
-          <w:rtl/>
-          <w:lang w:val="fa"/>
-        </w:rPr>
-        <w:t xml:space="preserve">بر سرِ معنای دوگانه‌ی این لغت، چشمگیر است: طبرسی در مجمع‌البیان (ج۱۰، ص۹۹) آن را «الغَضَب و القَصد» (خشم و قصد) معنا می‌کند؛ طباطبایی در المیزان (ج۱۹، ص۳۸۰) آن را به «الغَضَب مع المنعِ المتعمَّد» (خشم به‌همراهِ منعِ آگاهانه) دقیق‌تر می‌سازد؛ زمخشری (الکشّاف، ج۴، ص۵۹۰) از زاویه‌ی بلاغی به ابهامِ ساختارمندِ این لغت اشاره می‌کند («یحتمل المعنیینِ معاً») که خود، یکی از ویژگی‌های اعجازِ بلاغی است؛ ابن‌کثیر (تفسیر القرآن العظیم، ج۸، ص۲۲۰) و قرطبی (الجامع، ج۱۸، ص۲۴۰) نیز به‌اتفاق، حَرد را ترکیبی از هیجان و نیّت تفسیر می‌کنند.</w:t>
-      </w:r>
-    </w:p>
-    <w:p>
-      <w:pPr>
-        <w:bidi/>
-      </w:pPr>
-      <w:r>
-        <w:rPr>
-          <w:rtl/>
-          <w:lang w:val="fa"/>
-        </w:rPr>
-        <w:t xml:space="preserve">تحلیلِ شناختی-معناییِ این هم‌گرایی، یافته‌ای نظری را آشکار می‌سازد: حَرد در درونِ مرحله‌ی ۴،</w:t>
-      </w:r>
-      <w:r>
-        <w:rPr>
-          <w:rtl/>
-          <w:lang w:val="fa"/>
-        </w:rPr>
-        <w:t xml:space="preserve"> </w:t>
+        <w:t xml:space="preserve">۴-۵-۲. کَظم — مُهرِ ظرف (سورۀ آل عمران: ۱۳۴).</w:t>
+      </w:r>
+      <w:r>
+        <w:rPr>
+          <w:rtl/>
+          <w:lang w:val="fa"/>
+        </w:rPr>
+        <w:t xml:space="preserve"> </w:t>
+      </w:r>
+      <w:r>
+        <w:rPr>
+          <w:rtl/>
+          <w:lang w:val="fa"/>
+        </w:rPr>
+        <w:t xml:space="preserve">آیه‌ی محوریِ این مرحله: «الَّذِينَ يُنْفِقُونَ فِي السَّرَّاءِ وَالضَّرَّاءِ وَ</w:t>
       </w:r>
       <w:r>
         <w:rPr>
@@ -6447,42 +6566,37 @@
           <w:rtl/>
           <w:lang w:val="fa"/>
         </w:rPr>
-        <w:t xml:space="preserve">جایگاهی متمایز</w:t>
-      </w:r>
-      <w:r>
-        <w:rPr>
-          <w:rtl/>
-          <w:lang w:val="fa"/>
-        </w:rPr>
-        <w:t xml:space="preserve"> </w:t>
-      </w:r>
-      <w:r>
-        <w:rPr>
-          <w:rtl/>
-          <w:lang w:val="fa"/>
-        </w:rPr>
-        <w:t xml:space="preserve">را اشغال می‌کند که در زبان‌های هندواروپاییِ معاصر، معادلِ واژگانیِ مستقیمی ندارد. غضب، کنشگرِ حرکتی را به‌سوی هدفی بیرونی بسیج می‌کند (مدلِ</w:t>
-      </w:r>
-      <w:r>
-        <w:rPr>
-          <w:rtl/>
-          <w:lang w:val="fa"/>
-        </w:rPr>
-        <w:t xml:space="preserve"> </w:t>
-      </w:r>
-      <w:r>
-        <w:rPr>
-          <w:rtl/>
-          <w:lang w:val="fa"/>
-        </w:rPr>
-        <w:t xml:space="preserve"> </w:t>
-      </w:r>
-      <w:r>
-        <w:rPr>
-          <w:rtl/>
-          <w:lang w:val="fa"/>
-        </w:rPr>
-        <w:t xml:space="preserve">در روان‌شناسیِ هیجان)؛ حَرد در مقابل، کنشگرِ حرکتی را به‌سوی</w:t>
+        <w:t xml:space="preserve">الْكَاظِمِينَ الْغَيْظَ</w:t>
+      </w:r>
+      <w:r>
+        <w:rPr>
+          <w:rtl/>
+          <w:lang w:val="fa"/>
+        </w:rPr>
+        <w:t xml:space="preserve"> </w:t>
+      </w:r>
+      <w:r>
+        <w:rPr>
+          <w:rtl/>
+          <w:lang w:val="fa"/>
+        </w:rPr>
+        <w:t xml:space="preserve">وَالْعَافِينَ عَنِ النَّاسِ ۗ وَاللَّهُ يُحِبُّ الْمُحْسِنِينَ». بررسیِ ریشه‌شناختیِ «ک-ظ-م» در منابعِ کلاسیک، نکته‌ای پدیدارشناختی را آشکار می‌سازد: این فعل، در اصل به «بستنِ دهانه‌ی مَشک یا کوزه برای جلوگیری از خروجِ آب» اشاره دارد (لسان‌العرب، ج۱۲، ص۵۲۳؛ المفردات، ص۷۱۲). به دیگر بیان،</w:t>
+      </w:r>
+      <w:r>
+        <w:rPr>
+          <w:rtl/>
+          <w:lang w:val="fa"/>
+        </w:rPr>
+        <w:t xml:space="preserve"> </w:t>
+      </w:r>
+      <w:r>
+        <w:rPr>
+          <w:i/>
+          <w:iCs/>
+          <w:rtl/>
+          <w:lang w:val="fa"/>
+        </w:rPr>
+        <w:t xml:space="preserve">کَظم</w:t>
       </w:r>
       <w:r>
         <w:rPr>
@@ -6498,64 +6612,284 @@
           <w:rtl/>
           <w:lang w:val="fa"/>
         </w:rPr>
-        <w:t xml:space="preserve">منعِ هدفمندِ خِسّت‌آمیز</w:t>
-      </w:r>
-      <w:r>
-        <w:rPr>
-          <w:rtl/>
-          <w:lang w:val="fa"/>
-        </w:rPr>
-        <w:t xml:space="preserve"> </w:t>
-      </w:r>
-      <w:r>
-        <w:rPr>
-          <w:rtl/>
-          <w:lang w:val="fa"/>
-        </w:rPr>
-        <w:t xml:space="preserve">هدایت می‌کند (مدلی که در ادبیاتِ روان‌شناسیِ غربی تنها در سال‌های اخیر با مفهومِ</w:t>
-      </w:r>
-      <w:r>
-        <w:rPr>
-          <w:rtl/>
-          <w:lang w:val="fa"/>
-        </w:rPr>
-        <w:t xml:space="preserve"> </w:t>
-      </w:r>
-      <w:r>
-        <w:rPr>
-          <w:rtl/>
-          <w:lang w:val="fa"/>
-        </w:rPr>
-        <w:t xml:space="preserve"> </w:t>
-      </w:r>
-      <w:r>
-        <w:rPr>
-          <w:rtl/>
-          <w:lang w:val="fa"/>
-        </w:rPr>
-        <w:t xml:space="preserve">صورت‌بندی شده است؛ نک.</w:t>
-      </w:r>
-      <w:r>
-        <w:rPr>
-          <w:rtl/>
-          <w:lang w:val="fa"/>
-        </w:rPr>
-        <w:t xml:space="preserve"> </w:t>
-      </w:r>
-      <w:r>
-        <w:rPr>
-          <w:rtl/>
-          <w:lang w:val="fa"/>
-        </w:rPr>
-        <w:t xml:space="preserve">). این لغت، خشمی را توصیف می‌کند که جهانِ بیرون را از آن‌چه از آن طلب می‌شود</w:t>
-      </w:r>
-      <w:r>
-        <w:rPr>
-          <w:rtl/>
-          <w:lang w:val="fa"/>
-        </w:rPr>
-        <w:t xml:space="preserve"> </w:t>
-      </w:r>
+        <w:t xml:space="preserve">عملِ مُهرکنندگیِ ظرفی پُرشده</w:t>
+      </w:r>
+      <w:r>
+        <w:rPr>
+          <w:rtl/>
+          <w:lang w:val="fa"/>
+        </w:rPr>
+        <w:t xml:space="preserve"> </w:t>
+      </w:r>
+      <w:r>
+        <w:rPr>
+          <w:rtl/>
+          <w:lang w:val="fa"/>
+        </w:rPr>
+        <w:t xml:space="preserve">است — دقیقاً همان عملی که در استعاره‌ی مفهومیِ لیکاف و کوچش، گامِ تنظیم در شرایطِ فشار (</w:t>
+      </w:r>
+      <w:r>
+        <w:rPr>
+          <w:rtl/>
+          <w:lang w:val="fa"/>
+        </w:rPr>
+        <w:t xml:space="preserve">) نامیده می‌شود.</w:t>
+      </w:r>
+    </w:p>
+    <w:p>
+      <w:pPr>
+        <w:bidi/>
+      </w:pPr>
+      <w:r>
+        <w:rPr>
+          <w:rtl/>
+          <w:lang w:val="fa"/>
+        </w:rPr>
+        <w:t xml:space="preserve">تحلیلِ تطبیقیِ چهار قطبِ کانونی بر سرِ این آیه، نکاتِ ظریفی را آشکار می‌سازد:</w:t>
+      </w:r>
+    </w:p>
+    <w:p>
+      <w:pPr>
+        <w:bidi/>
+      </w:pPr>
+      <w:r>
+        <w:rPr>
+          <w:i/>
+          <w:iCs/>
+          <w:rtl/>
+          <w:lang w:val="fa"/>
+        </w:rPr>
+        <w:t xml:space="preserve">طباطبایی</w:t>
+      </w:r>
+      <w:r>
+        <w:rPr>
+          <w:rtl/>
+          <w:lang w:val="fa"/>
+        </w:rPr>
+        <w:t xml:space="preserve"> </w:t>
+      </w:r>
+      <w:r>
+        <w:rPr>
+          <w:rtl/>
+          <w:lang w:val="fa"/>
+        </w:rPr>
+        <w:t xml:space="preserve">(طباطبایی ۱۳۹۰ ق، ج ۴، ص ۲۰، ذیلِ آل عمران: ۱۳۴) کَظم را در پایه‌ای تصویری-بدنی به مضمون چنین تعریف می‌کند: «الکَظم: حَبسُ الغَیظِ فی صَدرٍ ضَیِّقٍ کَحَبسِ الماءِ فی السِّقاء» (کَظم: بازداشتِ غیظ در سینه‌ای تنگ، چونان بازداشتِ آب در مَشکِ بسته‌شده). ظرفِ کَظم صراحتاً «سینه» معرفی می‌شود و استعاره‌ی مرجع (مَشک، سِقاء)، با گامِ سومِ طرحواره‌ی لیکاف-کوچش (تنظیم در شرایطِ فشار) هم‌ساز است.</w:t>
+      </w:r>
+    </w:p>
+    <w:p>
+      <w:pPr>
+        <w:bidi/>
+      </w:pPr>
+      <w:r>
+        <w:rPr>
+          <w:i/>
+          <w:iCs/>
+          <w:rtl/>
+          <w:lang w:val="fa"/>
+        </w:rPr>
+        <w:t xml:space="preserve">زمخشری</w:t>
+      </w:r>
+      <w:r>
+        <w:rPr>
+          <w:rtl/>
+          <w:lang w:val="fa"/>
+        </w:rPr>
+        <w:t xml:space="preserve"> </w:t>
+      </w:r>
+      <w:r>
+        <w:rPr>
+          <w:rtl/>
+          <w:lang w:val="fa"/>
+        </w:rPr>
+        <w:t xml:space="preserve">(الکشّاف، ج۱، ذیلِ آل عمران: ۱۳۴) کَظم را «الإمساکُ علی ما فی النَّفسِ مع القُدرةِ علی إنفاذِه» تعریف می‌کند و شرطِ قدرت را به تعریف می‌افزاید: کَظمی که از سرِ ناتوانی باشد، فضیلت نیست.</w:t>
+      </w:r>
+    </w:p>
+    <w:p>
+      <w:pPr>
+        <w:bidi/>
+      </w:pPr>
+      <w:r>
+        <w:rPr>
+          <w:i/>
+          <w:iCs/>
+          <w:rtl/>
+          <w:lang w:val="fa"/>
+        </w:rPr>
+        <w:t xml:space="preserve">طبرسی</w:t>
+      </w:r>
+      <w:r>
+        <w:rPr>
+          <w:rtl/>
+          <w:lang w:val="fa"/>
+        </w:rPr>
+        <w:t xml:space="preserve"> </w:t>
+      </w:r>
+      <w:r>
+        <w:rPr>
+          <w:rtl/>
+          <w:lang w:val="fa"/>
+        </w:rPr>
+        <w:t xml:space="preserve">(مجمع‌البیان، ج ۲) کَظم را در پیوند با عفو («وَالْعَافِينَ عَنِ النَّاس») بازخوانی می‌کند: کَظم، مرحله‌ی درون‌فردیِ مهار است؛ عفو، مرحله‌ی بینافردیِ بازارزیابی — هم‌سو با تمایزِ مدرنِ تعدیلِ پاسخ (</w:t>
+      </w:r>
+      <w:r>
+        <w:rPr>
+          <w:rtl/>
+          <w:lang w:val="fa"/>
+        </w:rPr>
+        <w:t xml:space="preserve">) و بازارزیابیِ شناختی در مدلِ گراس.</w:t>
+      </w:r>
+    </w:p>
+    <w:p>
+      <w:pPr>
+        <w:bidi/>
+      </w:pPr>
+      <w:r>
+        <w:rPr>
+          <w:i/>
+          <w:iCs/>
+          <w:rtl/>
+          <w:lang w:val="fa"/>
+        </w:rPr>
+        <w:t xml:space="preserve">ابن‌عاشور</w:t>
+      </w:r>
+      <w:r>
+        <w:rPr>
+          <w:rtl/>
+          <w:lang w:val="fa"/>
+        </w:rPr>
+        <w:t xml:space="preserve"> </w:t>
+      </w:r>
+      <w:r>
+        <w:rPr>
+          <w:rtl/>
+          <w:lang w:val="fa"/>
+        </w:rPr>
+        <w:t xml:space="preserve">(ابن‌عاشور ۱۹۸۴، ج ۴، ذیلِ آل عمران: ۱۳۴) تمایزِ ظرف-محتوا را تثبیت می‌کند: «الکَظمُ کفُّ النَّفسِ عن إظهارِ الغَیظِ مع بَقاءِ مَعناه فی الباطن» (ظرف مهار می‌شود، اما محتوا نمی‌رود). هم‌سوییِ این تعبیر با تمایزِ گراس میانِ سرکوبِ ابرازی (</w:t>
+      </w:r>
+      <w:r>
+        <w:rPr>
+          <w:rtl/>
+          <w:lang w:val="fa"/>
+        </w:rPr>
+        <w:t xml:space="preserve">) و بازارزیابیِ شناختی (</w:t>
+      </w:r>
+      <w:r>
+        <w:rPr>
+          <w:rtl/>
+          <w:lang w:val="fa"/>
+        </w:rPr>
+        <w:t xml:space="preserve">) چشمگیر است (گراس ۲۰۱۴، فصلِ ۱).</w:t>
+      </w:r>
+    </w:p>
+    <w:p>
+      <w:pPr>
+        <w:bidi/>
+      </w:pPr>
+      <w:r>
+        <w:rPr>
+          <w:i/>
+          <w:iCs/>
+          <w:rtl/>
+          <w:lang w:val="fa"/>
+        </w:rPr>
+        <w:t xml:space="preserve">قشیری</w:t>
+      </w:r>
+      <w:r>
+        <w:rPr>
+          <w:rtl/>
+          <w:lang w:val="fa"/>
+        </w:rPr>
+        <w:t xml:space="preserve"> </w:t>
+      </w:r>
+      <w:r>
+        <w:rPr>
+          <w:rtl/>
+          <w:lang w:val="fa"/>
+        </w:rPr>
+        <w:t xml:space="preserve">(لطائف‌الإشارات، ج۱، ص۲۹۲) همین مفهوم را در قرائتِ سلوکی می‌گستراند: «والکاظمونَ هم الذینَ یَجمَعونَ هَیَجانَ الغَضَبِ فی أوعیةِ الصَّبر»؛ ظرفِ کَظم از سینه‌ی فیزیولوژیک به «وعاء الصَّبر» روحانی گسترش می‌یابد.</w:t>
+      </w:r>
+    </w:p>
+    <w:p>
+      <w:pPr>
+        <w:bidi/>
+      </w:pPr>
+      <w:r>
+        <w:rPr>
+          <w:rtl/>
+          <w:lang w:val="fa"/>
+        </w:rPr>
+        <w:t xml:space="preserve">در سنّتِ تفسیریِ معاصرِ ایرانیِ شیعی،</w:t>
+      </w:r>
+      <w:r>
+        <w:rPr>
+          <w:rtl/>
+          <w:lang w:val="fa"/>
+        </w:rPr>
+        <w:t xml:space="preserve"> </w:t>
+      </w:r>
+      <w:r>
+        <w:rPr>
+          <w:i/>
+          <w:iCs/>
+          <w:rtl/>
+          <w:lang w:val="fa"/>
+        </w:rPr>
+        <w:t xml:space="preserve">تفسیر نمونه</w:t>
+      </w:r>
+      <w:r>
+        <w:rPr>
+          <w:rtl/>
+          <w:lang w:val="fa"/>
+        </w:rPr>
+        <w:t xml:space="preserve">ی مکارم شیرازی (نک. مکارم شیرازی ۱۳۷۴، ذیلِ آیه‌ی ۱۳۴ آل عمران) همین آیه را در پرتوِ سه گامِ روان‌اخلاقی بازخوانی می‌کند — مهارِ هیجانی (کَظم)، گذشتِ بینافردی (عَفو) و احسانِ سازنده (إحسان) — قرائتی که با تمایزِ سه‌گانه‌ی نوینِ تنظیمِ هیجان (سرکوب، بازارزیابی، تنظیمِ پیشاکنش) هم‌خوان است.</w:t>
+      </w:r>
+      <w:r>
+        <w:rPr>
+          <w:rtl/>
+          <w:lang w:val="fa"/>
+        </w:rPr>
+        <w:t xml:space="preserve"> </w:t>
+      </w:r>
+      <w:r>
+        <w:rPr>
+          <w:i/>
+          <w:iCs/>
+          <w:rtl/>
+          <w:lang w:val="fa"/>
+        </w:rPr>
+        <w:t xml:space="preserve">تفسیر تسنیم</w:t>
+      </w:r>
+      <w:r>
+        <w:rPr>
+          <w:rtl/>
+          <w:lang w:val="fa"/>
+        </w:rPr>
+        <w:t xml:space="preserve">ِ جوادی آملی (نک. جوادی آملی ۱۳۸۹، ذیلِ همین آیه) ساحتِ هستی‌شناختی-عرفانیِ کَظم را برجسته می‌کند و آن را «حفظِ صفای قلب در تنگنای انفعال» می‌خواند — تعبیری که سویه‌ی فلسفیِ گزارشِ المیزان از ظرفِ سینه را امتداد می‌بخشد. در میانِ پنج تفسیرِ سنّی و چهار تفسیرِ شیعی، اضافه‌شدنِ این دو صدای حوزویِ معاصرِ ایرانی، اجماعِ شیعی-سنّی بر سرِ پدیدارشناسیِ کَظم را تثبیت می‌نماید.</w:t>
+      </w:r>
+    </w:p>
+    <w:p>
+      <w:pPr>
+        <w:bidi/>
+      </w:pPr>
+      <w:r>
+        <w:rPr>
+          <w:rtl/>
+          <w:lang w:val="fa"/>
+        </w:rPr>
+        <w:t xml:space="preserve">چهار قطبِ کانونی، چهار وجهِ مکمّل از کَظم را برجسته می‌کنند (مکانیسمِ بدنیِ مهار، شرطِ قدرتِ کنشگر، پیوستارِ کَظم-عفو، تمایزِ ظرف-محتوا)، که در مجموع با مفهومِ نوینِ سرکوب-و-بازارزیابی (</w:t>
+      </w:r>
+      <w:r>
+        <w:rPr>
+          <w:rtl/>
+          <w:lang w:val="fa"/>
+        </w:rPr>
+        <w:t xml:space="preserve">) در مدلِ تنظیمِ هیجانِ گراس هم‌سو است.</w:t>
+      </w:r>
+    </w:p>
+    <w:p>
+      <w:pPr>
+        <w:bidi/>
+      </w:pPr>
       <w:r>
         <w:rPr>
           <w:b/>
@@ -6563,60 +6897,21 @@
           <w:rtl/>
           <w:lang w:val="fa"/>
         </w:rPr>
-        <w:t xml:space="preserve">عاری</w:t>
-      </w:r>
-      <w:r>
-        <w:rPr>
-          <w:rtl/>
-          <w:lang w:val="fa"/>
-        </w:rPr>
-        <w:t xml:space="preserve"> </w:t>
-      </w:r>
-      <w:r>
-        <w:rPr>
-          <w:rtl/>
-          <w:lang w:val="fa"/>
-        </w:rPr>
-        <w:t xml:space="preserve">می‌سازد؛ سازوکارِ پدیدارشناختیِ آن نه پیشرَوی به‌سوی دیگری، بلکه عقب‌نشینیِ همراه با محرومیتِ هدفمند است.</w:t>
-      </w:r>
-    </w:p>
-    <w:p>
-      <w:pPr>
-        <w:bidi/>
-      </w:pPr>
-      <w:r>
-        <w:rPr>
-          <w:rtl/>
-          <w:lang w:val="fa"/>
-        </w:rPr>
-        <w:t xml:space="preserve">پیامدِ روایتیِ آیه — نابودیِ باغ به دستِ توفانِ شب، به‌منزله‌ی کیفرِ الهی بر طرحِ مبتنی بر حَرد — ساختاری تربیتی و کلیدی را نمایان می‌سازد: قرآن، حَرد را نه هیجانی پایان‌نیافته، بلکه پلی میانِ هیجانِ درونی و عملِ ساختاری و ستمگرانه می‌بیند. اقتصادِ واژگانیِ قرآنی در این هاپَکس به‌نحوی شایانِ توجه عمل می‌کند: یک بسامدِ یگانه، به‌منزله‌ی لنگرگاهِ زبانیِ یک طبقه‌ی کاملِ روان‌اخلاقی، در سنّتِ تفسیریِ هزارساله جای پای خود را یافته است.</w:t>
-      </w:r>
-    </w:p>
-    <w:bookmarkEnd w:id="56"/>
-    <w:bookmarkStart w:id="57" w:name="X73453ac113385b550fad18b3c430bd5cef58489"/>
-    <w:p>
-      <w:pPr>
-        <w:pStyle w:val="Heading3"/>
-        <w:bidi/>
-      </w:pPr>
-      <w:r>
-        <w:rPr>
-          <w:rtl/>
-          <w:lang w:val="fa"/>
-        </w:rPr>
-        <w:t xml:space="preserve">۴-۵. مرحله ۵ — اوجِ پیوستار: غَیظ، کَظم، تَمَیُّز و عملیاتی‌سازیِ کاملِ استعاره‌ی ظرف</w:t>
-      </w:r>
-    </w:p>
-    <w:p>
-      <w:pPr>
-        <w:bidi/>
-      </w:pPr>
-      <w:r>
-        <w:rPr>
-          <w:rtl/>
-          <w:lang w:val="fa"/>
-        </w:rPr>
-        <w:t xml:space="preserve">این مرحله،</w:t>
+        <w:t xml:space="preserve">۴-۵-۳. تَمَیُّز — فروپاشیِ ظرف (سورۀ مُلک: ۸).</w:t>
+      </w:r>
+      <w:r>
+        <w:rPr>
+          <w:rtl/>
+          <w:lang w:val="fa"/>
+        </w:rPr>
+        <w:t xml:space="preserve"> </w:t>
+      </w:r>
+      <w:r>
+        <w:rPr>
+          <w:rtl/>
+          <w:lang w:val="fa"/>
+        </w:rPr>
+        <w:t xml:space="preserve">شدیدترین تصویرِ قرآنی از خشم: «تَكَادُ</w:t>
       </w:r>
       <w:r>
         <w:rPr>
@@ -6632,21 +6927,179 @@
           <w:rtl/>
           <w:lang w:val="fa"/>
         </w:rPr>
-        <w:t xml:space="preserve">مرکزِ ثقلِ نظریِ پژوهشِ حاضر</w:t>
-      </w:r>
-      <w:r>
-        <w:rPr>
-          <w:rtl/>
-          <w:lang w:val="fa"/>
-        </w:rPr>
-        <w:t xml:space="preserve"> </w:t>
-      </w:r>
-      <w:r>
-        <w:rPr>
-          <w:rtl/>
-          <w:lang w:val="fa"/>
-        </w:rPr>
-        <w:t xml:space="preserve">است؛ زیرا در آن، یکی از مهم‌ترین یافته‌های بین‌رشته‌ای در نسبتِ سنّتِ تفسیریِ کلاسیکِ اسلامی و زبان‌شناسیِ شناختیِ معاصر آشکار می‌گردد: قرآنِ کریم در سه‌گانه‌ی</w:t>
+        <w:t xml:space="preserve">تَمَيَّزُ</w:t>
+      </w:r>
+      <w:r>
+        <w:rPr>
+          <w:rtl/>
+          <w:lang w:val="fa"/>
+        </w:rPr>
+        <w:t xml:space="preserve"> </w:t>
+      </w:r>
+      <w:r>
+        <w:rPr>
+          <w:rtl/>
+          <w:lang w:val="fa"/>
+        </w:rPr>
+        <w:t xml:space="preserve">مِنَ الْغَيْظِ ۖ كُلَّمَا أُلْقِيَ فِيهَا فَوْجٌ سَأَلَهُمْ خَزَنَتُهَا أَلَمْ يَأْتِكُمْ نَذِيرٌ» ([آتشِ دوزخ] چنان است که گویی نزدیک است از شدتِ غیظ، از هم بگسلد…). فعلِ «تَمَيَّزَ» از ریشه‌ی «م-ی-ز» در اصل به «جدا شدن از هم، گسستنِ ساختاری» اشاره دارد. تفسیرِ لغوی-فلسفیِ زمخشری در الکشّاف (ج۴، ص۵۸۰) دقیق است: «أی تَتَقَطَّع و تَتَفَرَّق» (یعنی پاره‌پاره شود و از هم بگسلد). فخر رازی در مفاتیح الغیب (ج۳۰، ص۸۱) این فعل را «نهایةُ ما یَبلُغُ بِهِ الغَیظُ مِن شِدَّتِه» (نهایتِ شدت‌رسیدنِ غیظ) تفسیر می‌کند.</w:t>
+      </w:r>
+    </w:p>
+    <w:p>
+      <w:pPr>
+        <w:bidi/>
+      </w:pPr>
+      <w:r>
+        <w:rPr>
+          <w:b/>
+          <w:bCs/>
+          <w:rtl/>
+          <w:lang w:val="fa"/>
+        </w:rPr>
+        <w:t xml:space="preserve">نکته‌ی نظریِ کلیدی</w:t>
+      </w:r>
+      <w:r>
+        <w:rPr>
+          <w:rtl/>
+          <w:lang w:val="fa"/>
+        </w:rPr>
+        <w:t xml:space="preserve">: برخلافِ بازنماییِ متعارفِ خشم در انگلیسیِ معاصر (</w:t>
+      </w:r>
+      <w:r>
+        <w:rPr>
+          <w:rtl/>
+          <w:lang w:val="fa"/>
+        </w:rPr>
+        <w:t xml:space="preserve">,</w:t>
+      </w:r>
+      <w:r>
+        <w:rPr>
+          <w:rtl/>
+          <w:lang w:val="fa"/>
+        </w:rPr>
+        <w:t xml:space="preserve"> </w:t>
+      </w:r>
+      <w:r>
+        <w:rPr>
+          <w:rtl/>
+          <w:lang w:val="fa"/>
+        </w:rPr>
+        <w:t xml:space="preserve">,</w:t>
+      </w:r>
+      <w:r>
+        <w:rPr>
+          <w:rtl/>
+          <w:lang w:val="fa"/>
+        </w:rPr>
+        <w:t xml:space="preserve"> </w:t>
+      </w:r>
+      <w:r>
+        <w:rPr>
+          <w:rtl/>
+          <w:lang w:val="fa"/>
+        </w:rPr>
+        <w:t xml:space="preserve">) که</w:t>
+      </w:r>
+      <w:r>
+        <w:rPr>
+          <w:rtl/>
+          <w:lang w:val="fa"/>
+        </w:rPr>
+        <w:t xml:space="preserve"> </w:t>
+      </w:r>
+      <w:r>
+        <w:rPr>
+          <w:b/>
+          <w:bCs/>
+          <w:rtl/>
+          <w:lang w:val="fa"/>
+        </w:rPr>
+        <w:t xml:space="preserve">خروجِ محتوای تحتِ فشار</w:t>
+      </w:r>
+      <w:r>
+        <w:rPr>
+          <w:rtl/>
+          <w:lang w:val="fa"/>
+        </w:rPr>
+        <w:t xml:space="preserve"> </w:t>
+      </w:r>
+      <w:r>
+        <w:rPr>
+          <w:rtl/>
+          <w:lang w:val="fa"/>
+        </w:rPr>
+        <w:t xml:space="preserve">را گزارش می‌کند، فعلِ «تَمَيَّز» در این آیه</w:t>
+      </w:r>
+      <w:r>
+        <w:rPr>
+          <w:rtl/>
+          <w:lang w:val="fa"/>
+        </w:rPr>
+        <w:t xml:space="preserve"> </w:t>
+      </w:r>
+      <w:r>
+        <w:rPr>
+          <w:b/>
+          <w:bCs/>
+          <w:rtl/>
+          <w:lang w:val="fa"/>
+        </w:rPr>
+        <w:t xml:space="preserve">گسستنِ ساختاریِ خودِ ظرف</w:t>
+      </w:r>
+      <w:r>
+        <w:rPr>
+          <w:rtl/>
+          <w:lang w:val="fa"/>
+        </w:rPr>
+        <w:t xml:space="preserve"> </w:t>
+      </w:r>
+      <w:r>
+        <w:rPr>
+          <w:rtl/>
+          <w:lang w:val="fa"/>
+        </w:rPr>
+        <w:t xml:space="preserve">را تصویر می‌کند — تمایزی که در تحلیل‌های متعارفِ زبان‌شناسیِ شناختیِ غربی به‌قدرِ کافی برجسته نشده است.</w:t>
+      </w:r>
+    </w:p>
+    <w:p>
+      <w:pPr>
+        <w:bidi/>
+      </w:pPr>
+      <w:r>
+        <w:rPr>
+          <w:rtl/>
+          <w:lang w:val="fa"/>
+        </w:rPr>
+        <w:t xml:space="preserve">در تحلیلِ حاضر، تَمَیُّز را</w:t>
+      </w:r>
+      <w:r>
+        <w:rPr>
+          <w:rtl/>
+          <w:lang w:val="fa"/>
+        </w:rPr>
+        <w:t xml:space="preserve"> </w:t>
+      </w:r>
+      <w:r>
+        <w:rPr>
+          <w:b/>
+          <w:bCs/>
+          <w:rtl/>
+          <w:lang w:val="fa"/>
+        </w:rPr>
+        <w:t xml:space="preserve">تجلیِ پدیدارشناختیِ مرحله‌ی ۵</w:t>
+      </w:r>
+      <w:r>
+        <w:rPr>
+          <w:rtl/>
+          <w:lang w:val="fa"/>
+        </w:rPr>
+        <w:t xml:space="preserve"> </w:t>
+      </w:r>
+      <w:r>
+        <w:rPr>
+          <w:rtl/>
+          <w:lang w:val="fa"/>
+        </w:rPr>
+        <w:t xml:space="preserve">(نشانه‌ی شکستِ کَظم) می‌دانیم، نه ریشه‌ای مستقل: همه‌ی تفاسیرِ بررسی‌شده، تَمَیُّز را</w:t>
       </w:r>
       <w:r>
         <w:rPr>
@@ -6662,43 +7115,27 @@
           <w:rtl/>
           <w:lang w:val="fa"/>
         </w:rPr>
-        <w:t xml:space="preserve">غیظ-کَظم-تَمَیُّز</w:t>
-      </w:r>
-      <w:r>
-        <w:rPr>
-          <w:rtl/>
-          <w:lang w:val="fa"/>
-        </w:rPr>
-        <w:t xml:space="preserve">، چهار گامِ بنیادینِ استعاره‌ی مفهومیِ</w:t>
-      </w:r>
-      <w:r>
-        <w:rPr>
-          <w:rtl/>
-          <w:lang w:val="fa"/>
-        </w:rPr>
-        <w:t xml:space="preserve"> </w:t>
-      </w:r>
-      <w:r>
-        <w:rPr>
-          <w:rtl/>
-          <w:lang w:val="fa"/>
-        </w:rPr>
-        <w:t xml:space="preserve"> </w:t>
-      </w:r>
-      <w:r>
-        <w:rPr>
-          <w:rtl/>
-          <w:lang w:val="fa"/>
-        </w:rPr>
-        <w:t xml:space="preserve">را — همان چهار گامی که لیکاف و کوچش (۱۹۸۷) چهارده قرن پس از نزولِ قرآن صورت‌بندی کردند —</w:t>
-      </w:r>
-      <w:r>
-        <w:rPr>
-          <w:rtl/>
-          <w:lang w:val="fa"/>
-        </w:rPr>
-        <w:t xml:space="preserve"> </w:t>
-      </w:r>
+        <w:t xml:space="preserve">حدّی از غیظ</w:t>
+      </w:r>
+      <w:r>
+        <w:rPr>
+          <w:rtl/>
+          <w:lang w:val="fa"/>
+        </w:rPr>
+        <w:t xml:space="preserve"> </w:t>
+      </w:r>
+      <w:r>
+        <w:rPr>
+          <w:rtl/>
+          <w:lang w:val="fa"/>
+        </w:rPr>
+        <w:t xml:space="preserve">— اوجِ آن، نه گونه‌ای متفاوت — می‌خوانند.</w:t>
+      </w:r>
+    </w:p>
+    <w:p>
+      <w:pPr>
+        <w:bidi/>
+      </w:pPr>
       <w:r>
         <w:rPr>
           <w:b/>
@@ -6706,27 +7143,41 @@
           <w:rtl/>
           <w:lang w:val="fa"/>
         </w:rPr>
-        <w:t xml:space="preserve">کامل‌تر و صریح‌تر</w:t>
-      </w:r>
-      <w:r>
-        <w:rPr>
-          <w:rtl/>
-          <w:lang w:val="fa"/>
-        </w:rPr>
-        <w:t xml:space="preserve"> </w:t>
-      </w:r>
-      <w:r>
-        <w:rPr>
-          <w:rtl/>
-          <w:lang w:val="fa"/>
-        </w:rPr>
-        <w:t xml:space="preserve">از همتایانِ زبانِ انگلیسیِ معاصر، رمزگذاری کرده است. این هم‌گرایی اتفاقی نیست؛ بنیادِ پدیدارشناختیِ آن در ساختارهای شناختی-بدنیِ مشترکِ بشری نهفته است که هر دو سنّتِ زبانی-فرهنگی به‌طورِ مستقل بدان دسترسی داشته‌اند.</w:t>
-      </w:r>
-    </w:p>
-    <w:p>
-      <w:pPr>
-        <w:bidi/>
-      </w:pPr>
+        <w:t xml:space="preserve">۴-۵-۴. دو نکته‌ی بافتی-تفسیری.</w:t>
+      </w:r>
+      <w:r>
+        <w:rPr>
+          <w:rtl/>
+          <w:lang w:val="fa"/>
+        </w:rPr>
+        <w:t xml:space="preserve"> </w:t>
+      </w:r>
+      <w:r>
+        <w:rPr>
+          <w:rtl/>
+          <w:lang w:val="fa"/>
+        </w:rPr>
+        <w:t xml:space="preserve">آیه‌ی «قُلْ مُوتُوا بِغَيْظِكُمْ» (سورۀ آل عمران: ۱۱۹) در المیزان (طباطبایی ۱۳۹۰ ق، ج ۳، ص ۳۸۲) در حکمِ دعای علیه تفسیر شده و در کنارِ آیه‌ی ۸ سورۀ مُلک، چارچوبِ سرنوشتِ غیظِ مهارنشده را ترسیم می‌کند: یا فروپاشیِ ظرف (تَمَیُّز)، یا مرگ‌گرفتگیِ روان. توزیعِ ۸ مدنیِ غیظ نیز، با اهمیتِ اجتماع‌محورِ کَظمِ غیظ در فضای پُرتنشِ امّتِ نوبنیادِ مدنی پیوند دارد (هم‌سو با سینای ۲۰۱۷).</w:t>
+      </w:r>
+    </w:p>
+    <w:p>
+      <w:pPr>
+        <w:bidi/>
+      </w:pPr>
+      <w:r>
+        <w:rPr>
+          <w:rtl/>
+          <w:lang w:val="fa"/>
+        </w:rPr>
+        <w:t xml:space="preserve">شکلِ ۶ این نگاشتِ سه‌مرحله‌ای را تصویرسازی می‌کند:</w:t>
+      </w:r>
+      <w:r>
+        <w:rPr>
+          <w:rtl/>
+          <w:lang w:val="fa"/>
+        </w:rPr>
+        <w:t xml:space="preserve"> </w:t>
+      </w:r>
       <w:r>
         <w:rPr>
           <w:b/>
@@ -6734,21 +7185,21 @@
           <w:rtl/>
           <w:lang w:val="fa"/>
         </w:rPr>
-        <w:t xml:space="preserve">۴-۵-۱. غَیظ (۱۱ بسامد، ۳ مکّی / ۸ مدنی) — مایعِ تحتِ فشار در ظرفِ مُهرشده.</w:t>
-      </w:r>
-      <w:r>
-        <w:rPr>
-          <w:rtl/>
-          <w:lang w:val="fa"/>
-        </w:rPr>
-        <w:t xml:space="preserve"> </w:t>
-      </w:r>
-      <w:r>
-        <w:rPr>
-          <w:rtl/>
-          <w:lang w:val="fa"/>
-        </w:rPr>
-        <w:t xml:space="preserve">هم‌گراییِ نُه‌مفسّره بر معنای کانونیِ این لغت چشمگیر است: راغب در المفردات (ص۶۲۰) آن را «أَشَدُّ غَضَبٍ یَجِدُهُ الإنسانُ فی نفسِه» (شدیدترین خشمی که آدمی در خود می‌یابد) تعبیر می‌کند؛ ابن‌منظور در لسان‌العرب (ج۷، ص۴۵۲) آن را «امتلاءُ النفس مِن الغَضَبِ المَکظوم» (انباشتنِ نفس از خشمِ فروخفته) معنا می‌کند؛ مصطفوی در التحقیق (ج۷، ص۲۹۸) به تعریفی شفّاف و معناشناختی می‌رسد: «حالةُ الغَضَبِ الفائقِ المکظوم» (وضعِ خشمِ فائقِ مهارشده). هم‌گراییِ این تعاریف بر ساختارِ مفهومیِ واحدی متمرکز است:</w:t>
+        <w:t xml:space="preserve">(پنلِ ۱)</w:t>
+      </w:r>
+      <w:r>
+        <w:rPr>
+          <w:rtl/>
+          <w:lang w:val="fa"/>
+        </w:rPr>
+        <w:t xml:space="preserve"> </w:t>
+      </w:r>
+      <w:r>
+        <w:rPr>
+          <w:rtl/>
+          <w:lang w:val="fa"/>
+        </w:rPr>
+        <w:t xml:space="preserve">ظرفِ باز / غضبِ مرحله‌ی ۴؛</w:t>
       </w:r>
       <w:r>
         <w:rPr>
@@ -6764,19 +7215,378 @@
           <w:rtl/>
           <w:lang w:val="fa"/>
         </w:rPr>
-        <w:t xml:space="preserve">غیظ، محتوای پُرفشارِ ظرفی مُهرشده است.</w:t>
-      </w:r>
-    </w:p>
-    <w:p>
-      <w:pPr>
-        <w:bidi/>
-      </w:pPr>
-      <w:r>
-        <w:rPr>
-          <w:rtl/>
-          <w:lang w:val="fa"/>
-        </w:rPr>
-        <w:t xml:space="preserve">این ساختارِ مفهومی، با صورت‌بندیِ نوینِ کوچش، بِنچِس و سِلید (۲۰۲۵) در دانشنامه‌ی</w:t>
+        <w:t xml:space="preserve">(پنلِ ۲)</w:t>
+      </w:r>
+      <w:r>
+        <w:rPr>
+          <w:rtl/>
+          <w:lang w:val="fa"/>
+        </w:rPr>
+        <w:t xml:space="preserve"> </w:t>
+      </w:r>
+      <w:r>
+        <w:rPr>
+          <w:rtl/>
+          <w:lang w:val="fa"/>
+        </w:rPr>
+        <w:t xml:space="preserve">ظرفِ مُهرشده با فشارِ بالا / غیظِ کَظمیِ مرحله‌ی ۵الف؛</w:t>
+      </w:r>
+      <w:r>
+        <w:rPr>
+          <w:rtl/>
+          <w:lang w:val="fa"/>
+        </w:rPr>
+        <w:t xml:space="preserve"> </w:t>
+      </w:r>
+      <w:r>
+        <w:rPr>
+          <w:b/>
+          <w:bCs/>
+          <w:rtl/>
+          <w:lang w:val="fa"/>
+        </w:rPr>
+        <w:t xml:space="preserve">(پنلِ ۳)</w:t>
+      </w:r>
+      <w:r>
+        <w:rPr>
+          <w:rtl/>
+          <w:lang w:val="fa"/>
+        </w:rPr>
+        <w:t xml:space="preserve"> </w:t>
+      </w:r>
+      <w:r>
+        <w:rPr>
+          <w:rtl/>
+          <w:lang w:val="fa"/>
+        </w:rPr>
+        <w:t xml:space="preserve">ظرفِ در آستانه‌ی گسستن / تَمَیُّزِ مرحله‌ی ۵ب.</w:t>
+      </w:r>
+    </w:p>
+    <w:bookmarkEnd w:id="58"/>
+    <w:bookmarkStart w:id="68" w:name="Xfc33660c85137380f36de1a48b15034bae6cf05"/>
+    <w:p>
+      <w:pPr>
+        <w:pStyle w:val="Heading3"/>
+        <w:bidi/>
+      </w:pPr>
+      <w:r>
+        <w:rPr>
+          <w:rtl/>
+          <w:lang w:val="fa"/>
+        </w:rPr>
+        <w:t xml:space="preserve">۴-۶. مرحله‌ی ۶ — پیامدهای رفتاری (همراه با ملاحظه‌ی علّیتِ دوسویه)</w:t>
+      </w:r>
+    </w:p>
+    <w:p>
+      <w:pPr>
+        <w:bidi/>
+      </w:pPr>
+      <w:r>
+        <w:rPr>
+          <w:rtl/>
+          <w:lang w:val="fa"/>
+        </w:rPr>
+        <w:t xml:space="preserve">مرحله‌ی ششم، بَغی (۹۶ بسامد)، طُغیان (۳۹ بسامد) و عُتُوّ (۱۰ بسامد) را در بر می‌گیرد؛ بسامدِ کل (۱۴۵) با مجموعِ مراحلِ ۱ تا ۵ (۱۶۷) قابلِ مقایسه است. تفسیرِ این نزدیکی در §۴-۶-۴ ذیلِ مفهومِ</w:t>
+      </w:r>
+      <w:r>
+        <w:rPr>
+          <w:rtl/>
+          <w:lang w:val="fa"/>
+        </w:rPr>
+        <w:t xml:space="preserve"> </w:t>
+      </w:r>
+      <w:r>
+        <w:rPr>
+          <w:b/>
+          <w:bCs/>
+          <w:rtl/>
+          <w:lang w:val="fa"/>
+        </w:rPr>
+        <w:t xml:space="preserve">علّیتِ دوسویه</w:t>
+      </w:r>
+      <w:r>
+        <w:rPr>
+          <w:rtl/>
+          <w:lang w:val="fa"/>
+        </w:rPr>
+        <w:t xml:space="preserve"> </w:t>
+      </w:r>
+      <w:r>
+        <w:rPr>
+          <w:rtl/>
+          <w:lang w:val="fa"/>
+        </w:rPr>
+        <w:t xml:space="preserve">بسط می‌یابد.</w:t>
+      </w:r>
+    </w:p>
+    <w:p>
+      <w:pPr>
+        <w:bidi/>
+      </w:pPr>
+      <w:r>
+        <w:rPr>
+          <w:b/>
+          <w:bCs/>
+          <w:rtl/>
+          <w:lang w:val="fa"/>
+        </w:rPr>
+        <w:t xml:space="preserve">۴-۶-۱. بَغی (۹۶ بسامد، ۵۵ مکّی / ۴۱ مدنی) — گرهِ میانجی میانِ میدان‌های معنایی.</w:t>
+      </w:r>
+      <w:r>
+        <w:rPr>
+          <w:rtl/>
+          <w:lang w:val="fa"/>
+        </w:rPr>
+        <w:t xml:space="preserve"> </w:t>
+      </w:r>
+      <w:r>
+        <w:rPr>
+          <w:rtl/>
+          <w:lang w:val="fa"/>
+        </w:rPr>
+        <w:t xml:space="preserve">بَغی، پربسامدترین لغتِ پیوستار، در منابعِ لغوی به «طلبِ تجاوزکارانه و فراتر رفتن از حدّ» (راغب، المفردات، ص۱۳۶) و «استحلالُ ما لیسَ لکَ بِحَقّ» (مصطفوی، التحقیق، ج۱، ص۲۸۰) تعریف می‌گردد. آیه‌ی ۴۲ سورۀ شوری شاخصِ این کاربرد است: «إِنَّمَا السَّبِيلُ عَلَى الَّذِينَ يَظْلِمُونَ النَّاسَ وَ</w:t>
+      </w:r>
+      <w:r>
+        <w:rPr>
+          <w:b/>
+          <w:bCs/>
+          <w:rtl/>
+          <w:lang w:val="fa"/>
+        </w:rPr>
+        <w:t xml:space="preserve">يَبْغُونَ فِي الْأَرْضِ بِغَيْرِ الْحَقِّ</w:t>
+      </w:r>
+      <w:r>
+        <w:rPr>
+          <w:rtl/>
+          <w:lang w:val="fa"/>
+        </w:rPr>
+        <w:t xml:space="preserve">».</w:t>
+      </w:r>
+    </w:p>
+    <w:p>
+      <w:pPr>
+        <w:bidi/>
+      </w:pPr>
+      <w:r>
+        <w:rPr>
+          <w:rtl/>
+          <w:lang w:val="fa"/>
+        </w:rPr>
+        <w:t xml:space="preserve">ابن‌عاشور (ابن‌عاشور ۱۹۸۴، ج ۲۵، ص ۱۲۶) تمایزِ معناییِ بَغی از ظلم را روشن می‌سازد: بَغی به‌طورِ خاص به تعدّیِ ناروا بر دیگری اشاره دارد، اما ظلم همه‌ی انواعِ ستم را در بر می‌گیرد. این تمایز در سنّتِ تفسیریِ کلاسیک به‌اتفاق موردِ تأکید قرار گرفته (طبری، ج ۲۵، ص ۲۹؛ طبرسی، ج ۹، ص ۵۲؛ ابن‌کثیر، ج ۷، ص ۱۰۹).</w:t>
+      </w:r>
+    </w:p>
+    <w:p>
+      <w:pPr>
+        <w:bidi/>
+      </w:pPr>
+      <w:r>
+        <w:rPr>
+          <w:b/>
+          <w:bCs/>
+          <w:rtl/>
+          <w:lang w:val="fa"/>
+        </w:rPr>
+        <w:t xml:space="preserve">شواهدِ شبکه‌ای</w:t>
+      </w:r>
+      <w:r>
+        <w:rPr>
+          <w:rtl/>
+          <w:lang w:val="fa"/>
+        </w:rPr>
+        <w:t xml:space="preserve"> </w:t>
+      </w:r>
+      <w:r>
+        <w:rPr>
+          <w:rtl/>
+          <w:lang w:val="fa"/>
+        </w:rPr>
+        <w:t xml:space="preserve">بَغی را در نقشِ گرهِ میانجیِ معناییِ شبکه تثبیت می‌کند: بالاترین مرکزیتِ نزدیکیِ نقطه‌ای (۰٫۵۵)، و ۱۶ هم‌رخدادگیریِ آیه‌ای با واژگانِ چترِ مفهومیِ ظلم/جرم/فسق/عَدو/شَنَأ (نک. شکل‌های ۴ و ۷). این الگو نشان می‌دهد بَغی، میدانِ هیجانیِ خشم را به میدانِ گسترده‌ترِ ارزیابیِ اخلاقی پیوند می‌دهد.</w:t>
+      </w:r>
+    </w:p>
+    <w:p>
+      <w:pPr>
+        <w:bidi/>
+      </w:pPr>
+      <w:r>
+        <w:rPr>
+          <w:b/>
+          <w:bCs/>
+          <w:rtl/>
+          <w:lang w:val="fa"/>
+        </w:rPr>
+        <w:t xml:space="preserve">۴-۶-۲. طُغیان (۳۹ بسامد، ۲۹ مکّی / ۱۰ مدنی) — استغناء در حکمِ پیش‌فرضِ شناختی.</w:t>
+      </w:r>
+      <w:r>
+        <w:rPr>
+          <w:rtl/>
+          <w:lang w:val="fa"/>
+        </w:rPr>
+        <w:t xml:space="preserve"> </w:t>
+      </w:r>
+      <w:r>
+        <w:rPr>
+          <w:rtl/>
+          <w:lang w:val="fa"/>
+        </w:rPr>
+        <w:t xml:space="preserve">ریشه‌ی «ط-غ-ی» در لغتِ کلاسیک به «مُجاوَزَةُ الحَدِّ، تَجاوُزُ الماءِ مَوضِعَه» (تجاوز از حد، سرریزِ آب از جای خود) (لسان‌العرب، ج ۱۵، ص ۸) بازمی‌گردد؛ معنایی استعاری که در گفتمانِ قرآنی، در حکمِ بیانِ پارادایمیکِ سرکشیِ هستی‌شناختیِ انسان از حدودِ الهی به‌کار می‌رود.</w:t>
+      </w:r>
+    </w:p>
+    <w:p>
+      <w:pPr>
+        <w:bidi/>
+      </w:pPr>
+      <w:r>
+        <w:rPr>
+          <w:rtl/>
+          <w:lang w:val="fa"/>
+        </w:rPr>
+        <w:t xml:space="preserve">آیاتِ ۶ و ۷ سورۀ علق، در فشرده‌ترین بیانِ ممکن، شناخت-مدلی روان‌شناختی و پیچیده عرضه می‌کنند:</w:t>
+      </w:r>
+    </w:p>
+    <w:p>
+      <w:pPr>
+        <w:pStyle w:val="BlockText"/>
+        <w:bidi/>
+      </w:pPr>
+      <w:r>
+        <w:rPr>
+          <w:rtl/>
+          <w:lang w:val="fa"/>
+        </w:rPr>
+        <w:t xml:space="preserve">«كَلَّا إِنَّ الْإِنسَانَ لَيَطْغَىٰ ٭ أَن رَّآهُ اسْتَغْنَىٰ»</w:t>
+      </w:r>
+    </w:p>
+    <w:p>
+      <w:pPr>
+        <w:bidi/>
+      </w:pPr>
+      <w:r>
+        <w:rPr>
+          <w:rtl/>
+          <w:lang w:val="fa"/>
+        </w:rPr>
+        <w:t xml:space="preserve">این دو آیه تزی بنیادی را بیان می‌کنند:</w:t>
+      </w:r>
+      <w:r>
+        <w:rPr>
+          <w:rtl/>
+          <w:lang w:val="fa"/>
+        </w:rPr>
+        <w:t xml:space="preserve"> </w:t>
+      </w:r>
+      <w:r>
+        <w:rPr>
+          <w:b/>
+          <w:bCs/>
+          <w:rtl/>
+          <w:lang w:val="fa"/>
+        </w:rPr>
+        <w:t xml:space="preserve">خودبسندگیِ ادراکی</w:t>
+      </w:r>
+      <w:r>
+        <w:rPr>
+          <w:rtl/>
+          <w:lang w:val="fa"/>
+        </w:rPr>
+        <w:t xml:space="preserve"> </w:t>
+      </w:r>
+      <w:r>
+        <w:rPr>
+          <w:rtl/>
+          <w:lang w:val="fa"/>
+        </w:rPr>
+        <w:t xml:space="preserve">(</w:t>
+      </w:r>
+      <w:r>
+        <w:rPr>
+          <w:rtl/>
+          <w:lang w:val="fa"/>
+        </w:rPr>
+        <w:t xml:space="preserve"> </w:t>
+      </w:r>
+      <w:r>
+        <w:rPr>
+          <w:rtl/>
+          <w:lang w:val="fa"/>
+        </w:rPr>
+        <w:t xml:space="preserve">= استغناء)،</w:t>
+      </w:r>
+      <w:r>
+        <w:rPr>
+          <w:rtl/>
+          <w:lang w:val="fa"/>
+        </w:rPr>
+        <w:t xml:space="preserve"> </w:t>
+      </w:r>
+      <w:r>
+        <w:rPr>
+          <w:b/>
+          <w:bCs/>
+          <w:rtl/>
+          <w:lang w:val="fa"/>
+        </w:rPr>
+        <w:t xml:space="preserve">پیش‌فرضِ شناختیِ طغیان</w:t>
+      </w:r>
+      <w:r>
+        <w:rPr>
+          <w:rtl/>
+          <w:lang w:val="fa"/>
+        </w:rPr>
+        <w:t xml:space="preserve"> </w:t>
+      </w:r>
+      <w:r>
+        <w:rPr>
+          <w:rtl/>
+          <w:lang w:val="fa"/>
+        </w:rPr>
+        <w:t xml:space="preserve">است. به دیگر بیان، طغیان از ادراکی خاص از خود برمی‌خیزد، نه از هیجانی خام. المیزان (طباطبایی ۱۳۹۰ ق، ج ۲۰، ص ۳۲۶ به بعد) این آیه را در ساختارِ علّیِ روان‌شناختیِ آن به‌مضمون چنین تحلیل می‌کند: «الاِستغناءُ یُولِّدُ الاِستکبار، والاِستکبارُ یُولِّدُ الطُّغیان» (بی‌نیازی‌بینی، استکبار را می‌زاید؛ استکبار، طغیان را).</w:t>
+      </w:r>
+    </w:p>
+    <w:p>
+      <w:pPr>
+        <w:bidi/>
+      </w:pPr>
+      <w:r>
+        <w:rPr>
+          <w:rtl/>
+          <w:lang w:val="fa"/>
+        </w:rPr>
+        <w:t xml:space="preserve">این تنظیمِ تفسیری با نظریه‌ی ارزیابیِ شناختیِ هیجان (لازاروس ۱۹۹۱؛ روزمن ۱۹۹۶؛ شِرر ۲۰۰۵) هم‌سو است: الگوی روزمن (با مؤلفه‌های عاملیتِ خود، ناهم‌سویی با انگیزه، و کنترلِ بالا؛</w:t>
+      </w:r>
+      <w:r>
+        <w:rPr>
+          <w:rtl/>
+          <w:lang w:val="fa"/>
+        </w:rPr>
+        <w:t xml:space="preserve"> </w:t>
+      </w:r>
+      <w:r>
+        <w:rPr>
+          <w:rtl/>
+          <w:lang w:val="fa"/>
+        </w:rPr>
+        <w:t xml:space="preserve">)، که پیش‌فرضِ شناختیِ خشمِ هستی‌شناختی به‌شمار می‌رود، با ساختارِ آیه‌ی علق هم‌خوانی دارد. قاری‌زاده و همکاران (۱۴۰۲) به ساختارِ شناختیِ طغیان اشاره کرده‌اند، اما آن را در چارچوبِ نظریه‌ی ارزیابی نگنجانده‌اند؛ سهمِ پژوهشِ حاضر، همین پل‌سازیِ نظری است.</w:t>
+      </w:r>
+    </w:p>
+    <w:p>
+      <w:pPr>
+        <w:bidi/>
+      </w:pPr>
+      <w:r>
+        <w:rPr>
+          <w:b/>
+          <w:bCs/>
+          <w:rtl/>
+          <w:lang w:val="fa"/>
+        </w:rPr>
+        <w:t xml:space="preserve">شواهدِ بافت-گفتمانی</w:t>
+      </w:r>
+      <w:r>
+        <w:rPr>
+          <w:rtl/>
+          <w:lang w:val="fa"/>
+        </w:rPr>
+        <w:t xml:space="preserve">: توزیعِ ۷۴٪ مکّیِ طغیان با شاخص‌ترین بافتِ کاربردِ آن — روایتِ فرعون (سورۀ نازعات: ۱۷؛ سورۀ قصص: ۴؛ سورۀ طه: ۲۴) — در پیوند است؛ این بافت، طغیان را پدیده‌ای ساختاری و مرتبط با قدرتِ مهار-نشده می‌نمایاند، نه صرفاً هیجانی. سیّد قطب در</w:t>
       </w:r>
       <w:r>
         <w:rPr>
@@ -6792,29 +7602,57 @@
           <w:rtl/>
           <w:lang w:val="fa"/>
         </w:rPr>
-        <w:t xml:space="preserve">Metaphors of ANGER across Languages</w:t>
-      </w:r>
-      <w:r>
-        <w:rPr>
-          <w:rtl/>
-          <w:lang w:val="fa"/>
-        </w:rPr>
-        <w:t xml:space="preserve"> </w:t>
-      </w:r>
-      <w:r>
-        <w:rPr>
-          <w:rtl/>
-          <w:lang w:val="fa"/>
-        </w:rPr>
-        <w:t xml:space="preserve">(دو جلد، دِخروتِر-موتُن) پیرامونِ ساختارِ سه‌گامیِ استعاره‌ی هیجانیِ خشم — مایعِ تحتِ فشار ← افزایشِ فشار ← فروپاشیِ ظرف — به‌نحوی کامل هم‌ساز است. این دانشنامه‌ی روزآمد که نظریه‌ی استعاره‌ی هیجانیِ خشم را در بیش از ۲۵ زبانِ دنیا بازبینی کرده،</w:t>
-      </w:r>
-      <w:r>
-        <w:rPr>
-          <w:rtl/>
-          <w:lang w:val="fa"/>
-        </w:rPr>
-        <w:t xml:space="preserve"> </w:t>
-      </w:r>
+        <w:t xml:space="preserve">فی ظِلال القرآن</w:t>
+      </w:r>
+      <w:r>
+        <w:rPr>
+          <w:rtl/>
+          <w:lang w:val="fa"/>
+        </w:rPr>
+        <w:t xml:space="preserve"> </w:t>
+      </w:r>
+      <w:r>
+        <w:rPr>
+          <w:rtl/>
+          <w:lang w:val="fa"/>
+        </w:rPr>
+        <w:t xml:space="preserve">(نک. قطب، فی ظِلال، ذیلِ سورۀ نازعات: ۱۷) همین بافت را در حکمِ «انفجارِ قدرتِ بشری در غیابِ خداآگاهی» تصویر می‌کند؛ رشید رضا در</w:t>
+      </w:r>
+      <w:r>
+        <w:rPr>
+          <w:rtl/>
+          <w:lang w:val="fa"/>
+        </w:rPr>
+        <w:t xml:space="preserve"> </w:t>
+      </w:r>
+      <w:r>
+        <w:rPr>
+          <w:i/>
+          <w:iCs/>
+          <w:rtl/>
+          <w:lang w:val="fa"/>
+        </w:rPr>
+        <w:t xml:space="preserve">المنار</w:t>
+      </w:r>
+      <w:r>
+        <w:rPr>
+          <w:rtl/>
+          <w:lang w:val="fa"/>
+        </w:rPr>
+        <w:t xml:space="preserve"> </w:t>
+      </w:r>
+      <w:r>
+        <w:rPr>
+          <w:rtl/>
+          <w:lang w:val="fa"/>
+        </w:rPr>
+        <w:t xml:space="preserve">(نک. رشید رضا، المنار، ذیلِ همین آیه) تأکید دارد که طغیان «نتیجه‌ی نظامی است که فرمانروا را از پرسش و پاسخ معاف می‌سازد» — قرائتی هم‌سو با خوانشِ ساختارمحورِ ابن‌عاشور. تفسیر نمونه (نک. مکارم شیرازی ۱۳۷۴، ذیلِ سورۀ علق: ۶) آیه‌ی «إِنَّ الْإِنسَانَ لَيَطْغَىٰ أَن رَّآهُ اسْتَغْنَىٰ» را «اصلِ کلیِ روان‌شناسی اجتماعی در قرآن» می‌خواند که از فرعون تا قارون تا قومِ ثَمود امتداد می‌یابد.</w:t>
+      </w:r>
+    </w:p>
+    <w:p>
+      <w:pPr>
+        <w:bidi/>
+      </w:pPr>
       <w:r>
         <w:rPr>
           <w:b/>
@@ -6822,20 +7660,29 @@
           <w:rtl/>
           <w:lang w:val="fa"/>
         </w:rPr>
-        <w:t xml:space="preserve">عربیِ کلاسیک را جداگانه پوشش نداده است</w:t>
-      </w:r>
-      <w:r>
-        <w:rPr>
-          <w:rtl/>
-          <w:lang w:val="fa"/>
-        </w:rPr>
-        <w:t xml:space="preserve">؛ شکافی که پژوهشِ حاضر با عرضه‌ی شواهدِ کاملِ قرآنی، آغاز به پُر کردنِ آن می‌نماید.</w:t>
-      </w:r>
-    </w:p>
-    <w:p>
-      <w:pPr>
-        <w:bidi/>
-      </w:pPr>
+        <w:t xml:space="preserve">۴-۶-۳. عُتُوّ (۱۰ بسامد، ۹ مکّی / ۱ مدنی) — تثبیتِ هستی‌شناختیِ استکبار.</w:t>
+      </w:r>
+      <w:r>
+        <w:rPr>
+          <w:rtl/>
+          <w:lang w:val="fa"/>
+        </w:rPr>
+        <w:t xml:space="preserve"> </w:t>
+      </w:r>
+      <w:r>
+        <w:rPr>
+          <w:rtl/>
+          <w:lang w:val="fa"/>
+        </w:rPr>
+        <w:t xml:space="preserve">عُتُوّ، از ریشه‌ی «ع-ت-و»، با تنها ۱۰ بسامد،</w:t>
+      </w:r>
+      <w:r>
+        <w:rPr>
+          <w:rtl/>
+          <w:lang w:val="fa"/>
+        </w:rPr>
+        <w:t xml:space="preserve"> </w:t>
+      </w:r>
       <w:r>
         <w:rPr>
           <w:b/>
@@ -6843,21 +7690,28 @@
           <w:rtl/>
           <w:lang w:val="fa"/>
         </w:rPr>
-        <w:t xml:space="preserve">۴-۵-۲. کَظم — مُهرِ ظرف (سوره آل عمران: ۱۳۴).</w:t>
-      </w:r>
-      <w:r>
-        <w:rPr>
-          <w:rtl/>
-          <w:lang w:val="fa"/>
-        </w:rPr>
-        <w:t xml:space="preserve"> </w:t>
-      </w:r>
-      <w:r>
-        <w:rPr>
-          <w:rtl/>
-          <w:lang w:val="fa"/>
-        </w:rPr>
-        <w:t xml:space="preserve">آیه‌ی محوریِ این مرحله: «الَّذِينَ يُنْفِقُونَ فِي السَّرَّاءِ وَالضَّرَّاءِ وَ</w:t>
+        <w:t xml:space="preserve">شدیدترین لغتِ پیوستار</w:t>
+      </w:r>
+      <w:r>
+        <w:rPr>
+          <w:rtl/>
+          <w:lang w:val="fa"/>
+        </w:rPr>
+        <w:t xml:space="preserve"> </w:t>
+      </w:r>
+      <w:r>
+        <w:rPr>
+          <w:rtl/>
+          <w:lang w:val="fa"/>
+        </w:rPr>
+        <w:t xml:space="preserve">را تشکیل می‌دهد. در لغت، به «شدةُ الاِستکبار، التَّمَرُّدُ الجامِد» (شدتِ استکبار، نافرمانیِ جامد و تثبیت‌یافته) (لسان‌العرب، ج۱۵، ص۲۸؛ المفردات، ص۵۴۷) تعریف می‌گردد. این تعریف، عُتُوّ را از سرپیچیِ موقتی متمایز می‌سازد: عُتُوّ،</w:t>
+      </w:r>
+      <w:r>
+        <w:rPr>
+          <w:rtl/>
+          <w:lang w:val="fa"/>
+        </w:rPr>
+        <w:t xml:space="preserve"> </w:t>
       </w:r>
       <w:r>
         <w:rPr>
@@ -6866,21 +7720,226 @@
           <w:rtl/>
           <w:lang w:val="fa"/>
         </w:rPr>
-        <w:t xml:space="preserve">الْكَاظِمِينَ الْغَيْظَ</w:t>
-      </w:r>
-      <w:r>
-        <w:rPr>
-          <w:rtl/>
-          <w:lang w:val="fa"/>
-        </w:rPr>
-        <w:t xml:space="preserve"> </w:t>
-      </w:r>
-      <w:r>
-        <w:rPr>
-          <w:rtl/>
-          <w:lang w:val="fa"/>
-        </w:rPr>
-        <w:t xml:space="preserve">وَالْعَافِينَ عَنِ النَّاسِ ۗ وَاللَّهُ يُحِبُّ الْمُحْسِنِينَ». بررسیِ ریشه‌شناختیِ «ک-ظ-م» در منابعِ کلاسیک، نکته‌ای پدیدارشناختی را آشکار می‌سازد: این فعل، در اصل به «بستنِ دهانه‌ی مَشک یا کوزه برای جلوگیری از خروجِ آب» اشاره دارد (لسان‌العرب، ج۱۲، ص۵۲۳؛ المفردات، ص۷۱۲). به دیگر بیان،</w:t>
+        <w:t xml:space="preserve">سرپیچیِ تثبیت‌شده در ساختارِ شخصیتیِ کنشگر</w:t>
+      </w:r>
+      <w:r>
+        <w:rPr>
+          <w:rtl/>
+          <w:lang w:val="fa"/>
+        </w:rPr>
+        <w:t xml:space="preserve"> </w:t>
+      </w:r>
+      <w:r>
+        <w:rPr>
+          <w:rtl/>
+          <w:lang w:val="fa"/>
+        </w:rPr>
+        <w:t xml:space="preserve">است.</w:t>
+      </w:r>
+    </w:p>
+    <w:p>
+      <w:pPr>
+        <w:bidi/>
+      </w:pPr>
+      <w:r>
+        <w:rPr>
+          <w:rtl/>
+          <w:lang w:val="fa"/>
+        </w:rPr>
+        <w:t xml:space="preserve">آیه‌ی ۲۱ سورۀ فرقان، نمونه‌ی شاخصِ این کاربرد است: «وَقَالَ الَّذِينَ لَا يَرْجُونَ لِقَاءَنَا لَوْلَا أُنزِلَ عَلَيْنَا الْمَلَائِكَةُ أَوْ نَرَىٰ رَبَّنَا ۗ لَقَدِ</w:t>
+      </w:r>
+      <w:r>
+        <w:rPr>
+          <w:rtl/>
+          <w:lang w:val="fa"/>
+        </w:rPr>
+        <w:t xml:space="preserve"> </w:t>
+      </w:r>
+      <w:r>
+        <w:rPr>
+          <w:b/>
+          <w:bCs/>
+          <w:rtl/>
+          <w:lang w:val="fa"/>
+        </w:rPr>
+        <w:t xml:space="preserve">اسْتَكْبَرُوا فِي أَنفُسِهِمْ</w:t>
+      </w:r>
+      <w:r>
+        <w:rPr>
+          <w:rtl/>
+          <w:lang w:val="fa"/>
+        </w:rPr>
+        <w:t xml:space="preserve"> </w:t>
+      </w:r>
+      <w:r>
+        <w:rPr>
+          <w:rtl/>
+          <w:lang w:val="fa"/>
+        </w:rPr>
+        <w:t xml:space="preserve">وَ</w:t>
+      </w:r>
+      <w:r>
+        <w:rPr>
+          <w:b/>
+          <w:bCs/>
+          <w:rtl/>
+          <w:lang w:val="fa"/>
+        </w:rPr>
+        <w:t xml:space="preserve">عَتَوْا عُتُوًّا كَبِيرًا</w:t>
+      </w:r>
+      <w:r>
+        <w:rPr>
+          <w:rtl/>
+          <w:lang w:val="fa"/>
+        </w:rPr>
+        <w:t xml:space="preserve">». نکته‌ی معناشناختیِ بدیع،</w:t>
+      </w:r>
+      <w:r>
+        <w:rPr>
+          <w:rtl/>
+          <w:lang w:val="fa"/>
+        </w:rPr>
+        <w:t xml:space="preserve"> </w:t>
+      </w:r>
+      <w:r>
+        <w:rPr>
+          <w:b/>
+          <w:bCs/>
+          <w:rtl/>
+          <w:lang w:val="fa"/>
+        </w:rPr>
+        <w:t xml:space="preserve">هم‌نشینیِ ضروریِ عُتُوّ با استکبار</w:t>
+      </w:r>
+      <w:r>
+        <w:rPr>
+          <w:rtl/>
+          <w:lang w:val="fa"/>
+        </w:rPr>
+        <w:t xml:space="preserve"> </w:t>
+      </w:r>
+      <w:r>
+        <w:rPr>
+          <w:rtl/>
+          <w:lang w:val="fa"/>
+        </w:rPr>
+        <w:t xml:space="preserve">در ساختارِ نحویِ آیه است. الکشّاف (زمخشری، ج۳، ص۲۸۰) به این هم‌نشینی توجهی دقیق دارد: «العُتُوّ هاهنا ثَمَرَةُ الاِستکبار» (عُتُوّ در این‌جا، ثمره‌ی استکبار است).</w:t>
+      </w:r>
+    </w:p>
+    <w:p>
+      <w:pPr>
+        <w:bidi/>
+      </w:pPr>
+      <w:r>
+        <w:rPr>
+          <w:rtl/>
+          <w:lang w:val="fa"/>
+        </w:rPr>
+        <w:t xml:space="preserve">توزیعِ ۹۰٪ مکّیِ این لغت، بافتارِ آن را روشن می‌سازد: عُتُوّ در روایت‌های مکّیِ پیامبرانه (نوح، عاد، ثمود، فرعون، قومِ سَبأ) نقطه‌ی پایانیِ مسیرِ عصیان و شرطِ نهاییِ نزولِ عذاب است. طبرسی (مجمع‌البیان، ج۷، ص۲۶۲) این الگو را در عبارتی فشرده تثبیت می‌کند: «العُتُوّ مُنتهی الانحراف، حیثُ لا یَنفَعُ مَعَه نُذُر».</w:t>
+      </w:r>
+    </w:p>
+    <w:p>
+      <w:pPr>
+        <w:bidi/>
+      </w:pPr>
+      <w:r>
+        <w:rPr>
+          <w:b/>
+          <w:bCs/>
+          <w:rtl/>
+          <w:lang w:val="fa"/>
+        </w:rPr>
+        <w:t xml:space="preserve">۴-۶-۴. علّیتِ دوسویه و ممیّزیِ تفسیر-بنیادِ بسامدهای مرحله‌ی ۶ — یافته‌ی محوریِ نظریِ این پژوهش.</w:t>
+      </w:r>
+      <w:r>
+        <w:rPr>
+          <w:rtl/>
+          <w:lang w:val="fa"/>
+        </w:rPr>
+        <w:t xml:space="preserve"> </w:t>
+      </w:r>
+      <w:r>
+        <w:rPr>
+          <w:rtl/>
+          <w:lang w:val="fa"/>
+        </w:rPr>
+        <w:t xml:space="preserve">سه ملاحظه‌ی تفسیریِ کلیدی، در قرائتِ بازنگری‌شده‌ی پیوستار نقشِ محوری دارند:</w:t>
+      </w:r>
+    </w:p>
+    <w:p>
+      <w:pPr>
+        <w:bidi/>
+      </w:pPr>
+      <w:r>
+        <w:rPr>
+          <w:rtl/>
+          <w:lang w:val="fa"/>
+        </w:rPr>
+        <w:t xml:space="preserve">(۱)</w:t>
+      </w:r>
+      <w:r>
+        <w:rPr>
+          <w:rtl/>
+          <w:lang w:val="fa"/>
+        </w:rPr>
+        <w:t xml:space="preserve"> </w:t>
+      </w:r>
+      <w:r>
+        <w:rPr>
+          <w:b/>
+          <w:bCs/>
+          <w:rtl/>
+          <w:lang w:val="fa"/>
+        </w:rPr>
+        <w:t xml:space="preserve">بَغی</w:t>
+      </w:r>
+      <w:r>
+        <w:rPr>
+          <w:rtl/>
+          <w:lang w:val="fa"/>
+        </w:rPr>
+        <w:t xml:space="preserve"> </w:t>
+      </w:r>
+      <w:r>
+        <w:rPr>
+          <w:rtl/>
+          <w:lang w:val="fa"/>
+        </w:rPr>
+        <w:t xml:space="preserve">عمدتاً از طمع، برتری‌جویی (عُلوّ فی الأرض) و منفعت‌طلبیِ ستمگرانه برمی‌خیزد، نه از خشمِ آنی؛ کنشِ تجاوز گاه محتوای میلِ تباه است (سورۀ انعام: ۲۱)، نه پیامدِ هیجان.</w:t>
+      </w:r>
+    </w:p>
+    <w:p>
+      <w:pPr>
+        <w:bidi/>
+      </w:pPr>
+      <w:r>
+        <w:rPr>
+          <w:rtl/>
+          <w:lang w:val="fa"/>
+        </w:rPr>
+        <w:t xml:space="preserve">(۲)</w:t>
+      </w:r>
+      <w:r>
+        <w:rPr>
+          <w:rtl/>
+          <w:lang w:val="fa"/>
+        </w:rPr>
+        <w:t xml:space="preserve"> </w:t>
+      </w:r>
+      <w:r>
+        <w:rPr>
+          <w:b/>
+          <w:bCs/>
+          <w:rtl/>
+          <w:lang w:val="fa"/>
+        </w:rPr>
+        <w:t xml:space="preserve">طُغیان</w:t>
+      </w:r>
+      <w:r>
+        <w:rPr>
+          <w:rtl/>
+          <w:lang w:val="fa"/>
+        </w:rPr>
+        <w:t xml:space="preserve">، در شکلِ پارادایمیِ فرعونی، در</w:t>
       </w:r>
       <w:r>
         <w:rPr>
@@ -6896,14 +7955,51 @@
           <w:rtl/>
           <w:lang w:val="fa"/>
         </w:rPr>
-        <w:t xml:space="preserve">کَظم</w:t>
-      </w:r>
-      <w:r>
-        <w:rPr>
-          <w:rtl/>
-          <w:lang w:val="fa"/>
-        </w:rPr>
-        <w:t xml:space="preserve"> </w:t>
+        <w:t xml:space="preserve">استکبارِ ساختاری</w:t>
+      </w:r>
+      <w:r>
+        <w:rPr>
+          <w:rtl/>
+          <w:lang w:val="fa"/>
+        </w:rPr>
+        <w:t xml:space="preserve"> </w:t>
+      </w:r>
+      <w:r>
+        <w:rPr>
+          <w:rtl/>
+          <w:lang w:val="fa"/>
+        </w:rPr>
+        <w:t xml:space="preserve">و اعمالِ</w:t>
+      </w:r>
+      <w:r>
+        <w:rPr>
+          <w:rtl/>
+          <w:lang w:val="fa"/>
+        </w:rPr>
+        <w:t xml:space="preserve"> </w:t>
+      </w:r>
+      <w:r>
+        <w:rPr>
+          <w:i/>
+          <w:iCs/>
+          <w:rtl/>
+          <w:lang w:val="fa"/>
+        </w:rPr>
+        <w:t xml:space="preserve">قدرتِ مهار-نشده</w:t>
+      </w:r>
+      <w:r>
+        <w:rPr>
+          <w:rtl/>
+          <w:lang w:val="fa"/>
+        </w:rPr>
+        <w:t xml:space="preserve"> </w:t>
+      </w:r>
+      <w:r>
+        <w:rPr>
+          <w:rtl/>
+          <w:lang w:val="fa"/>
+        </w:rPr>
+        <w:t xml:space="preserve">ریشه دارد. آیه‌ی ۵۵ سورۀ شعراء («إِنَّهُمْ لَنَا لَ</w:t>
       </w:r>
       <w:r>
         <w:rPr>
@@ -6912,60 +8008,117 @@
           <w:rtl/>
           <w:lang w:val="fa"/>
         </w:rPr>
-        <w:t xml:space="preserve">عملِ مُهرکنندگیِ ظرفی پُرشده</w:t>
-      </w:r>
-      <w:r>
-        <w:rPr>
-          <w:rtl/>
-          <w:lang w:val="fa"/>
-        </w:rPr>
-        <w:t xml:space="preserve"> </w:t>
-      </w:r>
-      <w:r>
-        <w:rPr>
-          <w:rtl/>
-          <w:lang w:val="fa"/>
-        </w:rPr>
-        <w:t xml:space="preserve">است — دقیقاً همان عملی که در استعاره‌ی مفهومیِ لیکاف و کوچش، گامِ</w:t>
-      </w:r>
-      <w:r>
-        <w:rPr>
-          <w:rtl/>
-          <w:lang w:val="fa"/>
-        </w:rPr>
-        <w:t xml:space="preserve"> </w:t>
-      </w:r>
-      <w:r>
-        <w:rPr>
-          <w:rtl/>
-          <w:lang w:val="fa"/>
-        </w:rPr>
-        <w:t xml:space="preserve"> </w:t>
-      </w:r>
-      <w:r>
-        <w:rPr>
-          <w:rtl/>
-          <w:lang w:val="fa"/>
-        </w:rPr>
-        <w:t xml:space="preserve">نامیده می‌شود.</w:t>
-      </w:r>
-    </w:p>
-    <w:p>
-      <w:pPr>
-        <w:bidi/>
-      </w:pPr>
-      <w:r>
-        <w:rPr>
-          <w:rtl/>
-          <w:lang w:val="fa"/>
-        </w:rPr>
-        <w:t xml:space="preserve">این هم‌گراییِ ریشه‌شناختی-تصویری اتفاقی نیست. تحلیلِ تطبیقیِ چهار قطبِ کانونی بر سرِ این آیه، نکاتِ ظریفی را آشکار می‌سازد که در نگاهِ نخست به‌چشم نمی‌آید:</w:t>
-      </w:r>
-    </w:p>
-    <w:p>
-      <w:pPr>
-        <w:bidi/>
-      </w:pPr>
+        <w:t xml:space="preserve">غَائِظُونَ</w:t>
+      </w:r>
+      <w:r>
+        <w:rPr>
+          <w:rtl/>
+          <w:lang w:val="fa"/>
+        </w:rPr>
+        <w:t xml:space="preserve">») به‌گونه‌ای چشمگیر،</w:t>
+      </w:r>
+      <w:r>
+        <w:rPr>
+          <w:rtl/>
+          <w:lang w:val="fa"/>
+        </w:rPr>
+        <w:t xml:space="preserve"> </w:t>
+      </w:r>
+      <w:r>
+        <w:rPr>
+          <w:b/>
+          <w:bCs/>
+          <w:rtl/>
+          <w:lang w:val="fa"/>
+        </w:rPr>
+        <w:t xml:space="preserve">قطبیتِ علّی را معکوس می‌کند</w:t>
+      </w:r>
+      <w:r>
+        <w:rPr>
+          <w:rtl/>
+          <w:lang w:val="fa"/>
+        </w:rPr>
+        <w:t xml:space="preserve">: خشمِ ستمگر از سرکشیِ ستمدیده برمی‌خیزد، نه از خشمِ خودِ او. طباطبایی در المیزان (طباطبایی ۱۳۹۰ ق، ج ۱۵، ص ۲۷۸–۲۸۰، ذیلِ سورۀ شعراء: ۵۵) به مضمون می‌گوید: غیظی که در این آیه به فرعون و قومش نسبت داده شده، مسبوقِ طغیان و استکبار و ادّعای ربوبیّتِ ایشان است — نتیجه‌ی قدرتِ مهارگسسته از قیدِ حق، نه سابقه‌ی نارضایتی نسبت به موسی (ع) و قومش. ابن‌عاشور (ابن‌عاشور ۱۹۸۴، ج ۱۹، ذیلِ همین آیه) خوانشی هم‌ساز ارائه می‌کند. این، یکی از کلیدی‌ترین مواضعِ ادبیاتِ تفسیری برای تشخیصِ علّیتِ دوسویه است: طغیانِ ساختاری-قدرتیِ فرعون،</w:t>
+      </w:r>
+      <w:r>
+        <w:rPr>
+          <w:rtl/>
+          <w:lang w:val="fa"/>
+        </w:rPr>
+        <w:t xml:space="preserve"> </w:t>
+      </w:r>
+      <w:r>
+        <w:rPr>
+          <w:b/>
+          <w:bCs/>
+          <w:rtl/>
+          <w:lang w:val="fa"/>
+        </w:rPr>
+        <w:t xml:space="preserve">سابقِ</w:t>
+      </w:r>
+      <w:r>
+        <w:rPr>
+          <w:rtl/>
+          <w:lang w:val="fa"/>
+        </w:rPr>
+        <w:t xml:space="preserve"> </w:t>
+      </w:r>
+      <w:r>
+        <w:rPr>
+          <w:rtl/>
+          <w:lang w:val="fa"/>
+        </w:rPr>
+        <w:t xml:space="preserve">خشمِ او بر مغلوبان است.</w:t>
+      </w:r>
+    </w:p>
+    <w:p>
+      <w:pPr>
+        <w:bidi/>
+      </w:pPr>
+      <w:r>
+        <w:rPr>
+          <w:rtl/>
+          <w:lang w:val="fa"/>
+        </w:rPr>
+        <w:t xml:space="preserve">(۳)</w:t>
+      </w:r>
+      <w:r>
+        <w:rPr>
+          <w:rtl/>
+          <w:lang w:val="fa"/>
+        </w:rPr>
+        <w:t xml:space="preserve"> </w:t>
+      </w:r>
+      <w:r>
+        <w:rPr>
+          <w:b/>
+          <w:bCs/>
+          <w:rtl/>
+          <w:lang w:val="fa"/>
+        </w:rPr>
+        <w:t xml:space="preserve">عُتُوّ</w:t>
+      </w:r>
+      <w:r>
+        <w:rPr>
+          <w:rtl/>
+          <w:lang w:val="fa"/>
+        </w:rPr>
+        <w:t xml:space="preserve"> </w:t>
+      </w:r>
+      <w:r>
+        <w:rPr>
+          <w:rtl/>
+          <w:lang w:val="fa"/>
+        </w:rPr>
+        <w:t xml:space="preserve">عمدتاً به استکبار وابسته است و در حکمِ سرپیچیِ ثابت —</w:t>
+      </w:r>
+      <w:r>
+        <w:rPr>
+          <w:rtl/>
+          <w:lang w:val="fa"/>
+        </w:rPr>
+        <w:t xml:space="preserve"> </w:t>
+      </w:r>
       <w:r>
         <w:rPr>
           <w:i/>
@@ -6973,29 +8126,27 @@
           <w:rtl/>
           <w:lang w:val="fa"/>
         </w:rPr>
-        <w:t xml:space="preserve">سنّتِ شیعی-فلسفیِ طباطبایی</w:t>
-      </w:r>
-      <w:r>
-        <w:rPr>
-          <w:rtl/>
-          <w:lang w:val="fa"/>
-        </w:rPr>
-        <w:t xml:space="preserve"> </w:t>
-      </w:r>
-      <w:r>
-        <w:rPr>
-          <w:rtl/>
-          <w:lang w:val="fa"/>
-        </w:rPr>
-        <w:t xml:space="preserve">(المیزان، ج۴، ص۲۰، ذیلِ آل عمران: ۱۳۴) با عبارتی شایانِ توجه، کَظم را در پایه‌ای تصویری-بدنی صورت‌بندی می‌کند: «الکَظم: حَبسُ الغَیظِ فی صَدرٍ ضَیِّقٍ کَحَبسِ الماءِ فی السِّقاء» (کَظم: بازداشتِ غیظ در سینه‌ای تنگ، چونان بازداشتِ آب در مَشکِ بسته‌شده). دو نکته‌ی شناختیِ کلیدی در این عبارتِ کوتاه نهفته است: نخست،</w:t>
-      </w:r>
-      <w:r>
-        <w:rPr>
-          <w:rtl/>
-          <w:lang w:val="fa"/>
-        </w:rPr>
-        <w:t xml:space="preserve"> </w:t>
-      </w:r>
+        <w:t xml:space="preserve">ویژگیِ پایدارِ شخصیتی-اخلاقی</w:t>
+      </w:r>
+      <w:r>
+        <w:rPr>
+          <w:rtl/>
+          <w:lang w:val="fa"/>
+        </w:rPr>
+        <w:t xml:space="preserve"> </w:t>
+      </w:r>
+      <w:r>
+        <w:rPr>
+          <w:rtl/>
+          <w:lang w:val="fa"/>
+        </w:rPr>
+        <w:t xml:space="preserve">و نه حالتی هیجانی و گذرا — تنظیم می‌گردد.</w:t>
+      </w:r>
+    </w:p>
+    <w:p>
+      <w:pPr>
+        <w:bidi/>
+      </w:pPr>
       <w:r>
         <w:rPr>
           <w:b/>
@@ -7003,2194 +8154,6 @@
           <w:rtl/>
           <w:lang w:val="fa"/>
         </w:rPr>
-        <w:t xml:space="preserve">ظرفِ کَظم</w:t>
-      </w:r>
-      <w:r>
-        <w:rPr>
-          <w:rtl/>
-          <w:lang w:val="fa"/>
-        </w:rPr>
-        <w:t xml:space="preserve"> </w:t>
-      </w:r>
-      <w:r>
-        <w:rPr>
-          <w:rtl/>
-          <w:lang w:val="fa"/>
-        </w:rPr>
-        <w:t xml:space="preserve">صراحتاً «سینه» (مَحلِ جسمانیِ هیجان) معرفی می‌شود؛ دوم،</w:t>
-      </w:r>
-      <w:r>
-        <w:rPr>
-          <w:rtl/>
-          <w:lang w:val="fa"/>
-        </w:rPr>
-        <w:t xml:space="preserve"> </w:t>
-      </w:r>
-      <w:r>
-        <w:rPr>
-          <w:b/>
-          <w:bCs/>
-          <w:rtl/>
-          <w:lang w:val="fa"/>
-        </w:rPr>
-        <w:t xml:space="preserve">استعاره‌ی مرجع</w:t>
-      </w:r>
-      <w:r>
-        <w:rPr>
-          <w:rtl/>
-          <w:lang w:val="fa"/>
-        </w:rPr>
-        <w:t xml:space="preserve"> </w:t>
-      </w:r>
-      <w:r>
-        <w:rPr>
-          <w:rtl/>
-          <w:lang w:val="fa"/>
-        </w:rPr>
-        <w:t xml:space="preserve">(مَشک، سِقاء) مایعی است که خروجش از حدِّ ظرف، فوریت دارد. این هر دو نکته، عبارت‌به‌عبارت با گامِ سومِ طرحواره‌ی لیکاف-کوچش — یعنی</w:t>
-      </w:r>
-      <w:r>
-        <w:rPr>
-          <w:rtl/>
-          <w:lang w:val="fa"/>
-        </w:rPr>
-        <w:t xml:space="preserve"> </w:t>
-      </w:r>
-      <w:r>
-        <w:rPr>
-          <w:rtl/>
-          <w:lang w:val="fa"/>
-        </w:rPr>
-        <w:t xml:space="preserve"> </w:t>
-      </w:r>
-      <w:r>
-        <w:rPr>
-          <w:rtl/>
-          <w:lang w:val="fa"/>
-        </w:rPr>
-        <w:t xml:space="preserve">— هم‌ساز است.</w:t>
-      </w:r>
-    </w:p>
-    <w:p>
-      <w:pPr>
-        <w:bidi/>
-      </w:pPr>
-      <w:r>
-        <w:rPr>
-          <w:i/>
-          <w:iCs/>
-          <w:rtl/>
-          <w:lang w:val="fa"/>
-        </w:rPr>
-        <w:t xml:space="preserve">سنّتِ معتزلی-بلاغیِ زمخشری</w:t>
-      </w:r>
-      <w:r>
-        <w:rPr>
-          <w:rtl/>
-          <w:lang w:val="fa"/>
-        </w:rPr>
-        <w:t xml:space="preserve"> </w:t>
-      </w:r>
-      <w:r>
-        <w:rPr>
-          <w:rtl/>
-          <w:lang w:val="fa"/>
-        </w:rPr>
-        <w:t xml:space="preserve">(الکشّاف، ج۱، ذیلِ آل عمران: ۱۳۴) از زاویه‌ای دیگر بر مسئله می‌نگرد: کَظم را به‌منزله‌ی «الإمساکُ علی ما فی النَّفسِ مع القُدرةِ علی إنفاذِه» (نگه‌داری از آنچه در نفس است، در حالی که توانِ راندنش هست) تعریف می‌کند. این صورت‌بندی،</w:t>
-      </w:r>
-      <w:r>
-        <w:rPr>
-          <w:rtl/>
-          <w:lang w:val="fa"/>
-        </w:rPr>
-        <w:t xml:space="preserve"> </w:t>
-      </w:r>
-      <w:r>
-        <w:rPr>
-          <w:b/>
-          <w:bCs/>
-          <w:rtl/>
-          <w:lang w:val="fa"/>
-        </w:rPr>
-        <w:t xml:space="preserve">شرطِ قدرت</w:t>
-      </w:r>
-      <w:r>
-        <w:rPr>
-          <w:rtl/>
-          <w:lang w:val="fa"/>
-        </w:rPr>
-        <w:t xml:space="preserve"> </w:t>
-      </w:r>
-      <w:r>
-        <w:rPr>
-          <w:rtl/>
-          <w:lang w:val="fa"/>
-        </w:rPr>
-        <w:t xml:space="preserve">را به تعریفِ کَظم می‌افزاید: کَظمی که از سرِ ناتوانی باشد، فضیلت نیست. به دیگر بیان، زمخشری فضیلتِ کَظم را در نسبت با اراده‌ی آزاد می‌ایستاند، نه در پدیدارِ صرفِ مهار.</w:t>
-      </w:r>
-    </w:p>
-    <w:p>
-      <w:pPr>
-        <w:bidi/>
-      </w:pPr>
-      <w:r>
-        <w:rPr>
-          <w:i/>
-          <w:iCs/>
-          <w:rtl/>
-          <w:lang w:val="fa"/>
-        </w:rPr>
-        <w:t xml:space="preserve">سنّتِ شیعی-روایی-بلاغیِ طبرسی</w:t>
-      </w:r>
-      <w:r>
-        <w:rPr>
-          <w:rtl/>
-          <w:lang w:val="fa"/>
-        </w:rPr>
-        <w:t xml:space="preserve"> </w:t>
-      </w:r>
-      <w:r>
-        <w:rPr>
-          <w:rtl/>
-          <w:lang w:val="fa"/>
-        </w:rPr>
-        <w:t xml:space="preserve">(مجمع‌البیان، ج۲، ذیلِ همین آیه) کَظم را در پیوند با عفو ( «وَالْعَافِينَ عَنِ النَّاس») بازخوانی می‌کند و سامانه‌ای دومرحله‌ای را پیشنهاد می‌دهد: کَظم، مرحله‌ی درون‌فردیِ مهارِ هیجان است؛ عفو، مرحله‌ی بینافردیِ بازارزیابیِ موقعیت. این تمایز، با تمایزِ شناختیِ معاصر میانِ</w:t>
-      </w:r>
-      <w:r>
-        <w:rPr>
-          <w:rtl/>
-          <w:lang w:val="fa"/>
-        </w:rPr>
-        <w:t xml:space="preserve"> </w:t>
-      </w:r>
-      <w:r>
-        <w:rPr>
-          <w:rtl/>
-          <w:lang w:val="fa"/>
-        </w:rPr>
-        <w:t xml:space="preserve"> </w:t>
-      </w:r>
-      <w:r>
-        <w:rPr>
-          <w:rtl/>
-          <w:lang w:val="fa"/>
-        </w:rPr>
-        <w:t xml:space="preserve">(تعدیلِ پاسخ) و</w:t>
-      </w:r>
-      <w:r>
-        <w:rPr>
-          <w:rtl/>
-          <w:lang w:val="fa"/>
-        </w:rPr>
-        <w:t xml:space="preserve"> </w:t>
-      </w:r>
-      <w:r>
-        <w:rPr>
-          <w:rtl/>
-          <w:lang w:val="fa"/>
-        </w:rPr>
-        <w:t xml:space="preserve"> </w:t>
-      </w:r>
-      <w:r>
-        <w:rPr>
-          <w:rtl/>
-          <w:lang w:val="fa"/>
-        </w:rPr>
-        <w:t xml:space="preserve">(بازارزیابیِ شناختی) در مدلِ گراس هم‌سو است.</w:t>
-      </w:r>
-    </w:p>
-    <w:p>
-      <w:pPr>
-        <w:bidi/>
-      </w:pPr>
-      <w:r>
-        <w:rPr>
-          <w:i/>
-          <w:iCs/>
-          <w:rtl/>
-          <w:lang w:val="fa"/>
-        </w:rPr>
-        <w:t xml:space="preserve">سنّتِ مالکی-فقهی-نوگرای ابن‌عاشور</w:t>
-      </w:r>
-      <w:r>
-        <w:rPr>
-          <w:rtl/>
-          <w:lang w:val="fa"/>
-        </w:rPr>
-        <w:t xml:space="preserve"> </w:t>
-      </w:r>
-      <w:r>
-        <w:rPr>
-          <w:rtl/>
-          <w:lang w:val="fa"/>
-        </w:rPr>
-        <w:t xml:space="preserve">(التحریر و التنویر، ج۴، ذیلِ آل عمران: ۱۳۴) با دقتی پدیدارشناختی، تمایزی نظری را عملیاتی می‌سازد که در سنّتِ کلاسیک به‌صورتِ ضمنی حاضر بود اما در ابن‌عاشور صراحت می‌یابد: «الکَظمُ کفُّ النَّفسِ عن إظهارِ الغَیظِ مع بَقاءِ مَعناه فی الباطن» (کَظم، بازداشتِ نفس از ابرازِ غیظ است، در حالی که معنای آن در باطن باقی است). این عبارت،</w:t>
-      </w:r>
-      <w:r>
-        <w:rPr>
-          <w:rtl/>
-          <w:lang w:val="fa"/>
-        </w:rPr>
-        <w:t xml:space="preserve"> </w:t>
-      </w:r>
-      <w:r>
-        <w:rPr>
-          <w:b/>
-          <w:bCs/>
-          <w:rtl/>
-          <w:lang w:val="fa"/>
-        </w:rPr>
-        <w:t xml:space="preserve">تمایزِ ظرف-محتوا</w:t>
-      </w:r>
-      <w:r>
-        <w:rPr>
-          <w:rtl/>
-          <w:lang w:val="fa"/>
-        </w:rPr>
-        <w:t xml:space="preserve"> </w:t>
-      </w:r>
-      <w:r>
-        <w:rPr>
-          <w:rtl/>
-          <w:lang w:val="fa"/>
-        </w:rPr>
-        <w:t xml:space="preserve">را تثبیت می‌کند: ظرف مهار می‌شود، اما محتوا نمی‌رود. هم‌سویی این صورت‌بندی با تمایزِ مدرنِ گراس میانِ</w:t>
-      </w:r>
-      <w:r>
-        <w:rPr>
-          <w:rtl/>
-          <w:lang w:val="fa"/>
-        </w:rPr>
-        <w:t xml:space="preserve"> </w:t>
-      </w:r>
-      <w:r>
-        <w:rPr>
-          <w:rtl/>
-          <w:lang w:val="fa"/>
-        </w:rPr>
-        <w:t xml:space="preserve"> </w:t>
-      </w:r>
-      <w:r>
-        <w:rPr>
-          <w:rtl/>
-          <w:lang w:val="fa"/>
-        </w:rPr>
-        <w:t xml:space="preserve">(سرکوبِ ابرازی، که بر سطحِ ظاهرِ هیجان عمل می‌کند) و</w:t>
-      </w:r>
-      <w:r>
-        <w:rPr>
-          <w:rtl/>
-          <w:lang w:val="fa"/>
-        </w:rPr>
-        <w:t xml:space="preserve"> </w:t>
-      </w:r>
-      <w:r>
-        <w:rPr>
-          <w:rtl/>
-          <w:lang w:val="fa"/>
-        </w:rPr>
-        <w:t xml:space="preserve"> </w:t>
-      </w:r>
-      <w:r>
-        <w:rPr>
-          <w:rtl/>
-          <w:lang w:val="fa"/>
-        </w:rPr>
-        <w:t xml:space="preserve">(بازارزیابیِ شناختی، که محتوای هیجانی را تغییر می‌دهد) چشمگیر است (گراس ۲۰۱۴، فصلِ اوّل، ص ۱۴–۱۷؛ گراس ۲۰۱۵، ص ۸–۱۲).</w:t>
-      </w:r>
-    </w:p>
-    <w:p>
-      <w:pPr>
-        <w:bidi/>
-      </w:pPr>
-      <w:r>
-        <w:rPr>
-          <w:i/>
-          <w:iCs/>
-          <w:rtl/>
-          <w:lang w:val="fa"/>
-        </w:rPr>
-        <w:t xml:space="preserve">سنّتِ صوفیانه‌ی قشیری</w:t>
-      </w:r>
-      <w:r>
-        <w:rPr>
-          <w:rtl/>
-          <w:lang w:val="fa"/>
-        </w:rPr>
-        <w:t xml:space="preserve"> </w:t>
-      </w:r>
-      <w:r>
-        <w:rPr>
-          <w:rtl/>
-          <w:lang w:val="fa"/>
-        </w:rPr>
-        <w:t xml:space="preserve">(لطائف‌الإشارات، ج۱، ص۲۹۲) همین مفهوم را با استعاره‌ای مکمّل گسترده‌تر می‌سازد: «والکاظمونَ هم الذینَ یَجمَعونَ هَیَجانَ الغَضَبِ فی أوعیةِ الصَّبر» (کاظمان آنانی‌اند که شعله‌ی خشم را در ظروفِ صبر فرومی‌نشانند) — در این قرائتِ سلوکی، ظرفِ کَظم از سینه‌ی فیزیولوژیک به «وعاء الصَّبر»ِ روحانی گسترش می‌یابد.</w:t>
-      </w:r>
-    </w:p>
-    <w:p>
-      <w:pPr>
-        <w:bidi/>
-      </w:pPr>
-      <w:r>
-        <w:rPr>
-          <w:b/>
-          <w:bCs/>
-          <w:rtl/>
-          <w:lang w:val="fa"/>
-        </w:rPr>
-        <w:t xml:space="preserve">هم‌گراییِ بین‌سنّتیِ تفسیری</w:t>
-      </w:r>
-      <w:r>
-        <w:rPr>
-          <w:rtl/>
-          <w:lang w:val="fa"/>
-        </w:rPr>
-        <w:t xml:space="preserve"> </w:t>
-      </w:r>
-      <w:r>
-        <w:rPr>
-          <w:rtl/>
-          <w:lang w:val="fa"/>
-        </w:rPr>
-        <w:t xml:space="preserve">بر این لغت — از زمخشریِ معتزلی تا طبریِ سنّی-روایی، از طبرسیِ شیعه تا قشیریِ صوفی، از سیّد قطبِ مدرنِ اخوانی تا رشید رضای المنار — یکی از روشن‌ترین نمونه‌های گفت‌وگوی نقدِ تفسیریِ بین‌سنّتیِ کلاسیک به‌شمار می‌آید. هر چهار قطبِ کانونی، کَظم را به‌اتفاق</w:t>
-      </w:r>
-      <w:r>
-        <w:rPr>
-          <w:rtl/>
-          <w:lang w:val="fa"/>
-        </w:rPr>
-        <w:t xml:space="preserve"> </w:t>
-      </w:r>
-      <w:r>
-        <w:rPr>
-          <w:b/>
-          <w:bCs/>
-          <w:rtl/>
-          <w:lang w:val="fa"/>
-        </w:rPr>
-        <w:t xml:space="preserve">عمل</w:t>
-      </w:r>
-      <w:r>
-        <w:rPr>
-          <w:rtl/>
-          <w:lang w:val="fa"/>
-        </w:rPr>
-        <w:t xml:space="preserve"> </w:t>
-      </w:r>
-      <w:r>
-        <w:rPr>
-          <w:rtl/>
-          <w:lang w:val="fa"/>
-        </w:rPr>
-        <w:t xml:space="preserve">(نه حالت)،</w:t>
-      </w:r>
-      <w:r>
-        <w:rPr>
-          <w:rtl/>
-          <w:lang w:val="fa"/>
-        </w:rPr>
-        <w:t xml:space="preserve"> </w:t>
-      </w:r>
-      <w:r>
-        <w:rPr>
-          <w:b/>
-          <w:bCs/>
-          <w:rtl/>
-          <w:lang w:val="fa"/>
-        </w:rPr>
-        <w:t xml:space="preserve">آگاهانه</w:t>
-      </w:r>
-      <w:r>
-        <w:rPr>
-          <w:rtl/>
-          <w:lang w:val="fa"/>
-        </w:rPr>
-        <w:t xml:space="preserve"> </w:t>
-      </w:r>
-      <w:r>
-        <w:rPr>
-          <w:rtl/>
-          <w:lang w:val="fa"/>
-        </w:rPr>
-        <w:t xml:space="preserve">(نه خودکار) و</w:t>
-      </w:r>
-      <w:r>
-        <w:rPr>
-          <w:rtl/>
-          <w:lang w:val="fa"/>
-        </w:rPr>
-        <w:t xml:space="preserve"> </w:t>
-      </w:r>
-      <w:r>
-        <w:rPr>
-          <w:b/>
-          <w:bCs/>
-          <w:rtl/>
-          <w:lang w:val="fa"/>
-        </w:rPr>
-        <w:t xml:space="preserve">اخلاقاً ستایش‌برانگیز</w:t>
-      </w:r>
-      <w:r>
-        <w:rPr>
-          <w:rtl/>
-          <w:lang w:val="fa"/>
-        </w:rPr>
-        <w:t xml:space="preserve"> </w:t>
-      </w:r>
-      <w:r>
-        <w:rPr>
-          <w:rtl/>
-          <w:lang w:val="fa"/>
-        </w:rPr>
-        <w:t xml:space="preserve">(نه صرفاً وضعی روان‌شناختی) صورت‌بندی می‌کنند؛ همه‌ی این ویژگی‌ها، آن را به‌نحوی مستقیم با مفهومِ نوینِ</w:t>
-      </w:r>
-      <w:r>
-        <w:rPr>
-          <w:rtl/>
-          <w:lang w:val="fa"/>
-        </w:rPr>
-        <w:t xml:space="preserve"> </w:t>
-      </w:r>
-      <w:r>
-        <w:rPr>
-          <w:rtl/>
-          <w:lang w:val="fa"/>
-        </w:rPr>
-        <w:t xml:space="preserve"> </w:t>
-      </w:r>
-      <w:r>
-        <w:rPr>
-          <w:rtl/>
-          <w:lang w:val="fa"/>
-        </w:rPr>
-        <w:t xml:space="preserve">در مدلِ تنظیمِ هیجانِ گراس (۲۰۱۴، فصلِ اوّل؛ گراس ۲۰۱۵، ص ۲–۵) هم‌سو می‌سازد. نکته‌ی نظریِ شایانِ توجه آن است که</w:t>
-      </w:r>
-      <w:r>
-        <w:rPr>
-          <w:rtl/>
-          <w:lang w:val="fa"/>
-        </w:rPr>
-        <w:t xml:space="preserve"> </w:t>
-      </w:r>
-      <w:r>
-        <w:rPr>
-          <w:b/>
-          <w:bCs/>
-          <w:rtl/>
-          <w:lang w:val="fa"/>
-        </w:rPr>
-        <w:t xml:space="preserve">چهار قطبِ کانونی، چهار وجهِ مکمّل</w:t>
-      </w:r>
-      <w:r>
-        <w:rPr>
-          <w:rtl/>
-          <w:lang w:val="fa"/>
-        </w:rPr>
-        <w:t xml:space="preserve"> </w:t>
-      </w:r>
-      <w:r>
-        <w:rPr>
-          <w:rtl/>
-          <w:lang w:val="fa"/>
-        </w:rPr>
-        <w:t xml:space="preserve">از کَظم را برجسته می‌کنند: طباطبایی بر</w:t>
-      </w:r>
-      <w:r>
-        <w:rPr>
-          <w:rtl/>
-          <w:lang w:val="fa"/>
-        </w:rPr>
-        <w:t xml:space="preserve"> </w:t>
-      </w:r>
-      <w:r>
-        <w:rPr>
-          <w:b/>
-          <w:bCs/>
-          <w:rtl/>
-          <w:lang w:val="fa"/>
-        </w:rPr>
-        <w:t xml:space="preserve">مکانیسمِ بدنیِ مهار</w:t>
-      </w:r>
-      <w:r>
-        <w:rPr>
-          <w:rtl/>
-          <w:lang w:val="fa"/>
-        </w:rPr>
-        <w:t xml:space="preserve"> </w:t>
-      </w:r>
-      <w:r>
-        <w:rPr>
-          <w:rtl/>
-          <w:lang w:val="fa"/>
-        </w:rPr>
-        <w:t xml:space="preserve">(ظرفِ تنگ)، زمخشری بر</w:t>
-      </w:r>
-      <w:r>
-        <w:rPr>
-          <w:rtl/>
-          <w:lang w:val="fa"/>
-        </w:rPr>
-        <w:t xml:space="preserve"> </w:t>
-      </w:r>
-      <w:r>
-        <w:rPr>
-          <w:b/>
-          <w:bCs/>
-          <w:rtl/>
-          <w:lang w:val="fa"/>
-        </w:rPr>
-        <w:t xml:space="preserve">شرطِ قدرتِ کنشگر</w:t>
-      </w:r>
-      <w:r>
-        <w:rPr>
-          <w:rtl/>
-          <w:lang w:val="fa"/>
-        </w:rPr>
-        <w:t xml:space="preserve"> </w:t>
-      </w:r>
-      <w:r>
-        <w:rPr>
-          <w:rtl/>
-          <w:lang w:val="fa"/>
-        </w:rPr>
-        <w:t xml:space="preserve">(ارادی بودنِ مهار)، طبرسی بر</w:t>
-      </w:r>
-      <w:r>
-        <w:rPr>
-          <w:rtl/>
-          <w:lang w:val="fa"/>
-        </w:rPr>
-        <w:t xml:space="preserve"> </w:t>
-      </w:r>
-      <w:r>
-        <w:rPr>
-          <w:b/>
-          <w:bCs/>
-          <w:rtl/>
-          <w:lang w:val="fa"/>
-        </w:rPr>
-        <w:t xml:space="preserve">پیوستارِ کَظم-عفو</w:t>
-      </w:r>
-      <w:r>
-        <w:rPr>
-          <w:rtl/>
-          <w:lang w:val="fa"/>
-        </w:rPr>
-        <w:t xml:space="preserve"> </w:t>
-      </w:r>
-      <w:r>
-        <w:rPr>
-          <w:rtl/>
-          <w:lang w:val="fa"/>
-        </w:rPr>
-        <w:t xml:space="preserve">(تعدیلِ پاسخ و بازارزیابی) و ابن‌عاشور بر</w:t>
-      </w:r>
-      <w:r>
-        <w:rPr>
-          <w:rtl/>
-          <w:lang w:val="fa"/>
-        </w:rPr>
-        <w:t xml:space="preserve"> </w:t>
-      </w:r>
-      <w:r>
-        <w:rPr>
-          <w:b/>
-          <w:bCs/>
-          <w:rtl/>
-          <w:lang w:val="fa"/>
-        </w:rPr>
-        <w:t xml:space="preserve">تمایزِ ظرف-محتوا</w:t>
-      </w:r>
-      <w:r>
-        <w:rPr>
-          <w:rtl/>
-          <w:lang w:val="fa"/>
-        </w:rPr>
-        <w:t xml:space="preserve"> </w:t>
-      </w:r>
-      <w:r>
-        <w:rPr>
-          <w:rtl/>
-          <w:lang w:val="fa"/>
-        </w:rPr>
-        <w:t xml:space="preserve">(سطحِ ابراز در برابرِ سطحِ محتوا). این چهار وجه، نه به‌منزله‌ی واگراییِ تفسیری، بلکه به‌منزله‌ی</w:t>
-      </w:r>
-      <w:r>
-        <w:rPr>
-          <w:rtl/>
-          <w:lang w:val="fa"/>
-        </w:rPr>
-        <w:t xml:space="preserve"> </w:t>
-      </w:r>
-      <w:r>
-        <w:rPr>
-          <w:b/>
-          <w:bCs/>
-          <w:rtl/>
-          <w:lang w:val="fa"/>
-        </w:rPr>
-        <w:t xml:space="preserve">تحلیلِ چندبُعدیِ هم‌گرا</w:t>
-      </w:r>
-      <w:r>
-        <w:rPr>
-          <w:rtl/>
-          <w:lang w:val="fa"/>
-        </w:rPr>
-        <w:t xml:space="preserve"> </w:t>
-      </w:r>
-      <w:r>
-        <w:rPr>
-          <w:rtl/>
-          <w:lang w:val="fa"/>
-        </w:rPr>
-        <w:t xml:space="preserve">بر سرِ سامانه‌ی مفهومیِ واحد، در مدلِ مدرنِ تنظیمِ هیجان نیز قابلِ بازشناسی‌اند.</w:t>
-      </w:r>
-    </w:p>
-    <w:p>
-      <w:pPr>
-        <w:bidi/>
-      </w:pPr>
-      <w:r>
-        <w:rPr>
-          <w:b/>
-          <w:bCs/>
-          <w:rtl/>
-          <w:lang w:val="fa"/>
-        </w:rPr>
-        <w:t xml:space="preserve">۴-۵-۳. تَمَیُّز — فروپاشیِ ظرف (سوره مُلک: ۸).</w:t>
-      </w:r>
-      <w:r>
-        <w:rPr>
-          <w:rtl/>
-          <w:lang w:val="fa"/>
-        </w:rPr>
-        <w:t xml:space="preserve"> </w:t>
-      </w:r>
-      <w:r>
-        <w:rPr>
-          <w:rtl/>
-          <w:lang w:val="fa"/>
-        </w:rPr>
-        <w:t xml:space="preserve">شدیدترین تصویرِ قرآنی از خشم: «تَكَادُ</w:t>
-      </w:r>
-      <w:r>
-        <w:rPr>
-          <w:rtl/>
-          <w:lang w:val="fa"/>
-        </w:rPr>
-        <w:t xml:space="preserve"> </w:t>
-      </w:r>
-      <w:r>
-        <w:rPr>
-          <w:b/>
-          <w:bCs/>
-          <w:rtl/>
-          <w:lang w:val="fa"/>
-        </w:rPr>
-        <w:t xml:space="preserve">تَمَيَّزُ</w:t>
-      </w:r>
-      <w:r>
-        <w:rPr>
-          <w:rtl/>
-          <w:lang w:val="fa"/>
-        </w:rPr>
-        <w:t xml:space="preserve"> </w:t>
-      </w:r>
-      <w:r>
-        <w:rPr>
-          <w:rtl/>
-          <w:lang w:val="fa"/>
-        </w:rPr>
-        <w:t xml:space="preserve">مِنَ الْغَيْظِ ۖ كُلَّمَا أُلْقِيَ فِيهَا فَوْجٌ سَأَلَهُمْ خَزَنَتُهَا أَلَمْ يَأْتِكُمْ نَذِيرٌ» ([آتشِ دوزخ] چنان است که گویی نزدیک است از شدتِ غیظ، از هم بگسلد…). فعلِ «تَمَيَّزَ» از ریشه‌ی «م-ی-ز» در اصل به «جدا شدن از هم، گسستنِ ساختاری» اشاره دارد. تفسیرِ لغوی-فلسفیِ زمخشری در الکشّاف (ج۴، ص۵۸۰) دقیق است: «أی تَتَقَطَّع و تَتَفَرَّق» (یعنی پاره‌پاره شود و از هم بگسلد). فخر رازی در مفاتیح الغیب (ج۳۰، ص۸۱) این فعل را «نهایةُ ما یَبلُغُ بِهِ الغَیظُ مِن شِدَّتِه» (نهایتِ شدت‌رسیدنِ غیظ) تفسیر می‌کند.</w:t>
-      </w:r>
-    </w:p>
-    <w:p>
-      <w:pPr>
-        <w:bidi/>
-      </w:pPr>
-      <w:r>
-        <w:rPr>
-          <w:b/>
-          <w:bCs/>
-          <w:rtl/>
-          <w:lang w:val="fa"/>
-        </w:rPr>
-        <w:t xml:space="preserve">نکته‌ی نظریِ کلیدی</w:t>
-      </w:r>
-      <w:r>
-        <w:rPr>
-          <w:rtl/>
-          <w:lang w:val="fa"/>
-        </w:rPr>
-        <w:t xml:space="preserve"> </w:t>
-      </w:r>
-      <w:r>
-        <w:rPr>
-          <w:rtl/>
-          <w:lang w:val="fa"/>
-        </w:rPr>
-        <w:t xml:space="preserve">در فهمِ این آیه آن است که برخلافِ بازنماییِ متعارفِ خشم در زبانِ انگلیسیِ معاصر — که در عبارت‌هایی نظیرِ «</w:t>
-      </w:r>
-      <w:r>
-        <w:rPr>
-          <w:rtl/>
-          <w:lang w:val="fa"/>
-        </w:rPr>
-        <w:t xml:space="preserve">»، «</w:t>
-      </w:r>
-      <w:r>
-        <w:rPr>
-          <w:rtl/>
-          <w:lang w:val="fa"/>
-        </w:rPr>
-        <w:t xml:space="preserve">» یا «</w:t>
-      </w:r>
-      <w:r>
-        <w:rPr>
-          <w:rtl/>
-          <w:lang w:val="fa"/>
-        </w:rPr>
-        <w:t xml:space="preserve">»،</w:t>
-      </w:r>
-      <w:r>
-        <w:rPr>
-          <w:rtl/>
-          <w:lang w:val="fa"/>
-        </w:rPr>
-        <w:t xml:space="preserve"> </w:t>
-      </w:r>
-      <w:r>
-        <w:rPr>
-          <w:b/>
-          <w:bCs/>
-          <w:rtl/>
-          <w:lang w:val="fa"/>
-        </w:rPr>
-        <w:t xml:space="preserve">خروجِ محتوای تحتِ فشار از ظرف</w:t>
-      </w:r>
-      <w:r>
-        <w:rPr>
-          <w:rtl/>
-          <w:lang w:val="fa"/>
-        </w:rPr>
-        <w:t xml:space="preserve"> </w:t>
-      </w:r>
-      <w:r>
-        <w:rPr>
-          <w:rtl/>
-          <w:lang w:val="fa"/>
-        </w:rPr>
-        <w:t xml:space="preserve">را گزارش می‌کند، اما فروپاشیِ ساختاریِ خودِ ظرف را پنهان می‌سازد — فعلِ «تَمَيَّز» در آیه‌ی قرآنی،</w:t>
-      </w:r>
-      <w:r>
-        <w:rPr>
-          <w:rtl/>
-          <w:lang w:val="fa"/>
-        </w:rPr>
-        <w:t xml:space="preserve"> </w:t>
-      </w:r>
-      <w:r>
-        <w:rPr>
-          <w:b/>
-          <w:bCs/>
-          <w:rtl/>
-          <w:lang w:val="fa"/>
-        </w:rPr>
-        <w:t xml:space="preserve">نه خروج، بلکه گسستنِ ساختاریِ خودِ ظرف</w:t>
-      </w:r>
-      <w:r>
-        <w:rPr>
-          <w:rtl/>
-          <w:lang w:val="fa"/>
-        </w:rPr>
-        <w:t xml:space="preserve"> </w:t>
-      </w:r>
-      <w:r>
-        <w:rPr>
-          <w:rtl/>
-          <w:lang w:val="fa"/>
-        </w:rPr>
-        <w:t xml:space="preserve">را به‌نحوی مستقیم بازنمایی می‌کند. این تمایزِ ظریفِ معناشناختی، تا کنون در تحلیل‌های متعارفِ زبان‌شناسیِ شناختیِ غربی به‌قدرِ کافی برجسته نشده است.</w:t>
-      </w:r>
-    </w:p>
-    <w:p>
-      <w:pPr>
-        <w:bidi/>
-      </w:pPr>
-      <w:r>
-        <w:rPr>
-          <w:rtl/>
-          <w:lang w:val="fa"/>
-        </w:rPr>
-        <w:t xml:space="preserve">در تحلیلِ حاضر، تَمَیُّز را</w:t>
-      </w:r>
-      <w:r>
-        <w:rPr>
-          <w:rtl/>
-          <w:lang w:val="fa"/>
-        </w:rPr>
-        <w:t xml:space="preserve"> </w:t>
-      </w:r>
-      <w:r>
-        <w:rPr>
-          <w:b/>
-          <w:bCs/>
-          <w:rtl/>
-          <w:lang w:val="fa"/>
-        </w:rPr>
-        <w:t xml:space="preserve">تجلیِ پدیدارشناختیِ مرحله‌ی ۵</w:t>
-      </w:r>
-      <w:r>
-        <w:rPr>
-          <w:rtl/>
-          <w:lang w:val="fa"/>
-        </w:rPr>
-        <w:t xml:space="preserve"> </w:t>
-      </w:r>
-      <w:r>
-        <w:rPr>
-          <w:rtl/>
-          <w:lang w:val="fa"/>
-        </w:rPr>
-        <w:t xml:space="preserve">(نشانه‌ی شکستِ کَظم) می‌دانیم، نه ریشه‌ای مستقل در پیوستار. این تصمیم، مبتنی بر هم‌خوانیِ تفسیریِ کلاسیک است: همه‌ی تفاسیرِ بررسی‌شده، تَمَیُّز را</w:t>
-      </w:r>
-      <w:r>
-        <w:rPr>
-          <w:rtl/>
-          <w:lang w:val="fa"/>
-        </w:rPr>
-        <w:t xml:space="preserve"> </w:t>
-      </w:r>
-      <w:r>
-        <w:rPr>
-          <w:b/>
-          <w:bCs/>
-          <w:rtl/>
-          <w:lang w:val="fa"/>
-        </w:rPr>
-        <w:t xml:space="preserve">حدّی از غیظ</w:t>
-      </w:r>
-      <w:r>
-        <w:rPr>
-          <w:rtl/>
-          <w:lang w:val="fa"/>
-        </w:rPr>
-        <w:t xml:space="preserve"> </w:t>
-      </w:r>
-      <w:r>
-        <w:rPr>
-          <w:rtl/>
-          <w:lang w:val="fa"/>
-        </w:rPr>
-        <w:t xml:space="preserve">(و نه پدیده‌ای جدا) تفسیر می‌کنند؛ یعنی تَمَیُّز، اوجِ غیظ است، نه گونه‌ای متفاوت از خشم.</w:t>
-      </w:r>
-    </w:p>
-    <w:p>
-      <w:pPr>
-        <w:bidi/>
-      </w:pPr>
-      <w:r>
-        <w:rPr>
-          <w:b/>
-          <w:bCs/>
-          <w:rtl/>
-          <w:lang w:val="fa"/>
-        </w:rPr>
-        <w:t xml:space="preserve">۴-۵-۴. عبارتی تفسیری و ویژه‌ی سنّتِ شیعی: «مُوتُوا بِغَیظِکُم» (سوره آل عمران: ۱۱۹).</w:t>
-      </w:r>
-      <w:r>
-        <w:rPr>
-          <w:rtl/>
-          <w:lang w:val="fa"/>
-        </w:rPr>
-        <w:t xml:space="preserve"> </w:t>
-      </w:r>
-      <w:r>
-        <w:rPr>
-          <w:rtl/>
-          <w:lang w:val="fa"/>
-        </w:rPr>
-        <w:t xml:space="preserve">آیه‌ی «قُلْ مُوتُوا بِغَيْظِكُمْ ۗ إِنَّ اللَّهَ عَلِيمٌ بِذَاتِ الصُّدُورِ» (بگو: با غیظِ خود بمیرید!) عبارتی است که در بسیاری از تحلیل‌های غربی نادیده گرفته شده، اما در سنّتِ تفسیریِ شیعه، به‌ویژه در المیزانِ طباطبایی (ج۳، ص۳۸۲)،</w:t>
-      </w:r>
-      <w:r>
-        <w:rPr>
-          <w:rtl/>
-          <w:lang w:val="fa"/>
-        </w:rPr>
-        <w:t xml:space="preserve"> </w:t>
-      </w:r>
-      <w:r>
-        <w:rPr>
-          <w:b/>
-          <w:bCs/>
-          <w:rtl/>
-          <w:lang w:val="fa"/>
-        </w:rPr>
-        <w:t xml:space="preserve">تأکیدی نَقضی-اعتراضی</w:t>
-      </w:r>
-      <w:r>
-        <w:rPr>
-          <w:rtl/>
-          <w:lang w:val="fa"/>
-        </w:rPr>
-        <w:t xml:space="preserve"> </w:t>
-      </w:r>
-      <w:r>
-        <w:rPr>
-          <w:rtl/>
-          <w:lang w:val="fa"/>
-        </w:rPr>
-        <w:t xml:space="preserve">بر ضدّ گفتمانِ منافقان تفسیر می‌شود: «إنَّ غَیظَهم سَیَستَمِرُّ معهم حتی المَوت» (غیظِ آنان تا مرگ با آنان همراه خواهد ماند). این آیه، در کنارِ آیه‌ی ۸ سوره‌ی مُلک،</w:t>
-      </w:r>
-      <w:r>
-        <w:rPr>
-          <w:rtl/>
-          <w:lang w:val="fa"/>
-        </w:rPr>
-        <w:t xml:space="preserve"> </w:t>
-      </w:r>
-      <w:r>
-        <w:rPr>
-          <w:b/>
-          <w:bCs/>
-          <w:rtl/>
-          <w:lang w:val="fa"/>
-        </w:rPr>
-        <w:t xml:space="preserve">چارچوبِ کاملِ سرنوشتِ غیظِ مهارنشده</w:t>
-      </w:r>
-      <w:r>
-        <w:rPr>
-          <w:rtl/>
-          <w:lang w:val="fa"/>
-        </w:rPr>
-        <w:t xml:space="preserve"> </w:t>
-      </w:r>
-      <w:r>
-        <w:rPr>
-          <w:rtl/>
-          <w:lang w:val="fa"/>
-        </w:rPr>
-        <w:t xml:space="preserve">را در گفتمانِ قرآنی ترسیم می‌کند: غیظ، اگر مهار نشود، یا به فروپاشیِ پدیدارشناختیِ ظرف (تَمَیُّز) می‌انجامد، یا به مرگ‌گرفتگیِ روانِ کنشگر در حالتِ غیظ (مُوتُوا بِغَیظِکُم).</w:t>
-      </w:r>
-    </w:p>
-    <w:p>
-      <w:pPr>
-        <w:bidi/>
-      </w:pPr>
-      <w:r>
-        <w:rPr>
-          <w:b/>
-          <w:bCs/>
-          <w:rtl/>
-          <w:lang w:val="fa"/>
-        </w:rPr>
-        <w:t xml:space="preserve">۴-۵-۵. توزیعِ مدنی-غالبِ غیظ — خوانشی بافت-تاریخی.</w:t>
-      </w:r>
-      <w:r>
-        <w:rPr>
-          <w:rtl/>
-          <w:lang w:val="fa"/>
-        </w:rPr>
-        <w:t xml:space="preserve"> </w:t>
-      </w:r>
-      <w:r>
-        <w:rPr>
-          <w:rtl/>
-          <w:lang w:val="fa"/>
-        </w:rPr>
-        <w:t xml:space="preserve">نسبتِ ۳ مکّی به ۸ مدنی برای غیظ (۲۷٪ مکّی)، در نگاهِ نخست با گرایشِ مکّی-غالبِ بسیاری از واژگانِ هیجانیِ پیوستار متفاوت می‌نماید. تبیینِ این الگو در ساحتِ بافتارِ تاریخی-گفتمانیِ مدینه قابلِ پی‌گیری است: کَظمِ غیظ،</w:t>
-      </w:r>
-      <w:r>
-        <w:rPr>
-          <w:rtl/>
-          <w:lang w:val="fa"/>
-        </w:rPr>
-        <w:t xml:space="preserve"> </w:t>
-      </w:r>
-      <w:r>
-        <w:rPr>
-          <w:b/>
-          <w:bCs/>
-          <w:rtl/>
-          <w:lang w:val="fa"/>
-        </w:rPr>
-        <w:t xml:space="preserve">مهارتی اجتماع‌محور برای تنظیمِ هیجان</w:t>
-      </w:r>
-      <w:r>
-        <w:rPr>
-          <w:rtl/>
-          <w:lang w:val="fa"/>
-        </w:rPr>
-        <w:t xml:space="preserve"> </w:t>
-      </w:r>
-      <w:r>
-        <w:rPr>
-          <w:rtl/>
-          <w:lang w:val="fa"/>
-        </w:rPr>
-        <w:t xml:space="preserve">است که در فضای پُرتنشِ امّتِ نوبنیادِ مدنی — امّتی که با چالشِ هم‌زیستیِ مسلمانان، یهودیان و منافقان روبه‌رو بود — اهمیتِ ویژه‌ای می‌یابد. این یافته با مدلِ تحوّلیِ سینای (۲۰۱۷) از تطوّرِ گفتمانیِ آیاتِ قرآنی هم‌سوست.</w:t>
-      </w:r>
-    </w:p>
-    <w:p>
-      <w:pPr>
-        <w:bidi/>
-      </w:pPr>
-      <w:r>
-        <w:rPr>
-          <w:rtl/>
-          <w:lang w:val="fa"/>
-        </w:rPr>
-        <w:t xml:space="preserve">شکلِ ۶ این نگاشتِ سه‌مرحله‌ای را تصویرسازی می‌کند:</w:t>
-      </w:r>
-      <w:r>
-        <w:rPr>
-          <w:rtl/>
-          <w:lang w:val="fa"/>
-        </w:rPr>
-        <w:t xml:space="preserve"> </w:t>
-      </w:r>
-      <w:r>
-        <w:rPr>
-          <w:b/>
-          <w:bCs/>
-          <w:rtl/>
-          <w:lang w:val="fa"/>
-        </w:rPr>
-        <w:t xml:space="preserve">(پنلِ ۱)</w:t>
-      </w:r>
-      <w:r>
-        <w:rPr>
-          <w:rtl/>
-          <w:lang w:val="fa"/>
-        </w:rPr>
-        <w:t xml:space="preserve"> </w:t>
-      </w:r>
-      <w:r>
-        <w:rPr>
-          <w:rtl/>
-          <w:lang w:val="fa"/>
-        </w:rPr>
-        <w:t xml:space="preserve">ظرفِ باز / غضبِ مرحله‌ی ۴؛</w:t>
-      </w:r>
-      <w:r>
-        <w:rPr>
-          <w:rtl/>
-          <w:lang w:val="fa"/>
-        </w:rPr>
-        <w:t xml:space="preserve"> </w:t>
-      </w:r>
-      <w:r>
-        <w:rPr>
-          <w:b/>
-          <w:bCs/>
-          <w:rtl/>
-          <w:lang w:val="fa"/>
-        </w:rPr>
-        <w:t xml:space="preserve">(پنلِ ۲)</w:t>
-      </w:r>
-      <w:r>
-        <w:rPr>
-          <w:rtl/>
-          <w:lang w:val="fa"/>
-        </w:rPr>
-        <w:t xml:space="preserve"> </w:t>
-      </w:r>
-      <w:r>
-        <w:rPr>
-          <w:rtl/>
-          <w:lang w:val="fa"/>
-        </w:rPr>
-        <w:t xml:space="preserve">ظرفِ مُهرشده با فشارِ بالا / غیظِ کَظمیِ مرحله‌ی ۵الف؛</w:t>
-      </w:r>
-      <w:r>
-        <w:rPr>
-          <w:rtl/>
-          <w:lang w:val="fa"/>
-        </w:rPr>
-        <w:t xml:space="preserve"> </w:t>
-      </w:r>
-      <w:r>
-        <w:rPr>
-          <w:b/>
-          <w:bCs/>
-          <w:rtl/>
-          <w:lang w:val="fa"/>
-        </w:rPr>
-        <w:t xml:space="preserve">(پنلِ ۳)</w:t>
-      </w:r>
-      <w:r>
-        <w:rPr>
-          <w:rtl/>
-          <w:lang w:val="fa"/>
-        </w:rPr>
-        <w:t xml:space="preserve"> </w:t>
-      </w:r>
-      <w:r>
-        <w:rPr>
-          <w:rtl/>
-          <w:lang w:val="fa"/>
-        </w:rPr>
-        <w:t xml:space="preserve">ظرفِ در آستانه‌ی گسستن / تَمَیُّزِ مرحله‌ی ۵ب.</w:t>
-      </w:r>
-    </w:p>
-    <w:bookmarkEnd w:id="57"/>
-    <w:bookmarkStart w:id="67" w:name="Xfc33660c85137380f36de1a48b15034bae6cf05"/>
-    <w:p>
-      <w:pPr>
-        <w:pStyle w:val="Heading3"/>
-        <w:bidi/>
-      </w:pPr>
-      <w:r>
-        <w:rPr>
-          <w:rtl/>
-          <w:lang w:val="fa"/>
-        </w:rPr>
-        <w:t xml:space="preserve">۴-۶. مرحله‌ی ۶ — پیامدهای رفتاری (همراه با ملاحظه‌ی علّیتِ دوسویه)</w:t>
-      </w:r>
-    </w:p>
-    <w:p>
-      <w:pPr>
-        <w:bidi/>
-      </w:pPr>
-      <w:r>
-        <w:rPr>
-          <w:rtl/>
-          <w:lang w:val="fa"/>
-        </w:rPr>
-        <w:t xml:space="preserve">مرحله‌ی ششم که سه واژه‌ی «بَغی» (۹۶ بسامد)، «طُغیان» (۳۹ بسامد) و «عُتُوّ» (۱۰ بسامد) را در بر می‌گیرد، در بسامدِ خود (۱۴۵) با مجموعِ مراحلِ ۱ تا ۵ (۱۶۷) قابلِ مقایسه است (χ²(۱) = ۱٫۵۵، رد نمی‌شود). تفسیرِ این نزدیکی در §۴-۶-۴ به‌منزله‌ی</w:t>
-      </w:r>
-      <w:r>
-        <w:rPr>
-          <w:rtl/>
-          <w:lang w:val="fa"/>
-        </w:rPr>
-        <w:t xml:space="preserve"> </w:t>
-      </w:r>
-      <w:r>
-        <w:rPr>
-          <w:b/>
-          <w:bCs/>
-          <w:rtl/>
-          <w:lang w:val="fa"/>
-        </w:rPr>
-        <w:t xml:space="preserve">علّیتِ دوسویه</w:t>
-      </w:r>
-      <w:r>
-        <w:rPr>
-          <w:rtl/>
-          <w:lang w:val="fa"/>
-        </w:rPr>
-        <w:t xml:space="preserve"> </w:t>
-      </w:r>
-      <w:r>
-        <w:rPr>
-          <w:rtl/>
-          <w:lang w:val="fa"/>
-        </w:rPr>
-        <w:t xml:space="preserve">بسط می‌یابد.</w:t>
-      </w:r>
-    </w:p>
-    <w:p>
-      <w:pPr>
-        <w:bidi/>
-      </w:pPr>
-      <w:r>
-        <w:rPr>
-          <w:b/>
-          <w:bCs/>
-          <w:rtl/>
-          <w:lang w:val="fa"/>
-        </w:rPr>
-        <w:t xml:space="preserve">۴-۶-۱. بَغی (۹۶ بسامد، ۵۵ مکّی / ۴۱ مدنی) — گرهِ پلی میانِ میدان‌های معنایی.</w:t>
-      </w:r>
-      <w:r>
-        <w:rPr>
-          <w:rtl/>
-          <w:lang w:val="fa"/>
-        </w:rPr>
-        <w:t xml:space="preserve"> </w:t>
-      </w:r>
-      <w:r>
-        <w:rPr>
-          <w:rtl/>
-          <w:lang w:val="fa"/>
-        </w:rPr>
-        <w:t xml:space="preserve">بَغی، به‌لحاظِ بسامد،</w:t>
-      </w:r>
-      <w:r>
-        <w:rPr>
-          <w:rtl/>
-          <w:lang w:val="fa"/>
-        </w:rPr>
-        <w:t xml:space="preserve"> </w:t>
-      </w:r>
-      <w:r>
-        <w:rPr>
-          <w:b/>
-          <w:bCs/>
-          <w:rtl/>
-          <w:lang w:val="fa"/>
-        </w:rPr>
-        <w:t xml:space="preserve">پربسامدترین لغتِ پیوستار</w:t>
-      </w:r>
-      <w:r>
-        <w:rPr>
-          <w:rtl/>
-          <w:lang w:val="fa"/>
-        </w:rPr>
-        <w:t xml:space="preserve"> </w:t>
-      </w:r>
-      <w:r>
-        <w:rPr>
-          <w:rtl/>
-          <w:lang w:val="fa"/>
-        </w:rPr>
-        <w:t xml:space="preserve">است؛ اما نقشِ نظریِ آن از این بسامدِ خام بسیار فراتر می‌رود. در منابعِ لغویِ کلاسیک، بَغی به «طلبِ تجاوزکارانه و فراتر رفتن از حدّ» (راغب، المفردات، ص۱۳۶) و «استحلالُ ما لیسَ لکَ بِحَقّ» (حلال شمردنِ آن‌چه حقِ تو نیست) (مصطفوی، التحقیق، ج۱، ص۲۸۰) تعریف می‌گردد. آیه‌ی ۴۲ سوره‌ی شوری، شاخصِ این کاربرد است: «إِنَّمَا السَّبِيلُ عَلَى الَّذِينَ يَظْلِمُونَ النَّاسَ وَ</w:t>
-      </w:r>
-      <w:r>
-        <w:rPr>
-          <w:b/>
-          <w:bCs/>
-          <w:rtl/>
-          <w:lang w:val="fa"/>
-        </w:rPr>
-        <w:t xml:space="preserve">يَبْغُونَ فِي الْأَرْضِ بِغَيْرِ الْحَقِّ</w:t>
-      </w:r>
-      <w:r>
-        <w:rPr>
-          <w:rtl/>
-          <w:lang w:val="fa"/>
-        </w:rPr>
-        <w:t xml:space="preserve">».</w:t>
-      </w:r>
-    </w:p>
-    <w:p>
-      <w:pPr>
-        <w:bidi/>
-      </w:pPr>
-      <w:r>
-        <w:rPr>
-          <w:rtl/>
-          <w:lang w:val="fa"/>
-        </w:rPr>
-        <w:t xml:space="preserve">ابن‌عاشور در التحریر و التنویر (ج۲۵، ص۱۲۶) با دقتِ تطبیقی، تمایزِ معناییِ بَغی از ظلم را روشن می‌سازد: «البَغیُ والظُّلمُ مُترادِفانِ تقریباً، إلّا أنَّ البَغیَ یَخُصُّ التَعَدّیَ غیرَ المُستَحَقِّ علی الآخَر، والظُّلمُ یَعُمُّ کُلَّ الجَور» (بَغی و ظلم تقریباً مترادف‌اند، با این تفاوت که بَغی به‌طورِ خاص به تعدّیِ ناروا بر دیگری اشاره دارد، اما ظلم همه‌ی انواعِ ستم را در بر می‌گیرد). این تمایز در سنّتِ تفسیریِ کلاسیک، تقریباً به‌اتفاق موردِ تأکید قرار گرفته است (طبری، ج۲۵، ص۲۹؛ طبرسی، ج۹، ص۵۲؛ ابن‌کثیر، ج۷، ص۱۰۹).</w:t>
-      </w:r>
-    </w:p>
-    <w:p>
-      <w:pPr>
-        <w:bidi/>
-      </w:pPr>
-      <w:r>
-        <w:rPr>
-          <w:b/>
-          <w:bCs/>
-          <w:rtl/>
-          <w:lang w:val="fa"/>
-        </w:rPr>
-        <w:t xml:space="preserve">شواهدِ شبکه‌ای</w:t>
-      </w:r>
-      <w:r>
-        <w:rPr>
-          <w:rtl/>
-          <w:lang w:val="fa"/>
-        </w:rPr>
-        <w:t xml:space="preserve"> </w:t>
-      </w:r>
-      <w:r>
-        <w:rPr>
-          <w:rtl/>
-          <w:lang w:val="fa"/>
-        </w:rPr>
-        <w:t xml:space="preserve">(با فاصله‌های اطمینانِ بوت‌استرپیِ ۹۵٪): بَغی بالاترین مرکزیتِ نزدیکیِ نقطه‌ای را به‌خود اختصاص می‌دهد (۰٫۵۵، فاصله‌ی اطمینان [۰٫۲۳، ۰٫۸۴]) و مرکزیتِ بینابینیِ آن (۰٫۱۵) با غضب و أَسَف هم‌رتبه است. نکته‌ی روش‌شناختیِ مهم آن است که فاصله‌های اطمینان گسترده‌اند و نشان می‌دهند رتبه‌بندیِ مطلق میانِ ریشه‌ها قابلِ تثبیت نیست. با این حال،</w:t>
-      </w:r>
-      <w:r>
-        <w:rPr>
-          <w:rtl/>
-          <w:lang w:val="fa"/>
-        </w:rPr>
-        <w:t xml:space="preserve"> </w:t>
-      </w:r>
-      <w:r>
-        <w:rPr>
-          <w:b/>
-          <w:bCs/>
-          <w:rtl/>
-          <w:lang w:val="fa"/>
-        </w:rPr>
-        <w:t xml:space="preserve">الگوی پل‌سازیِ بینامیدانی</w:t>
-      </w:r>
-      <w:r>
-        <w:rPr>
-          <w:rtl/>
-          <w:lang w:val="fa"/>
-        </w:rPr>
-        <w:t xml:space="preserve"> </w:t>
-      </w:r>
-      <w:r>
-        <w:rPr>
-          <w:rtl/>
-          <w:lang w:val="fa"/>
-        </w:rPr>
-        <w:t xml:space="preserve">(بَغی با ۱۶ هم‌رخدادگیریِ آیه‌ای با واژگانِ چترِ مفهومیِ ظلم/جرم/فسق/عَدو/شَنَأ) که در سطحِ شمارشِ صحیح است، استوار باقی می‌ماند: این الگو نشان می‌دهد بَغی در گفتمانِ قرآنی، یکی از مهم‌ترین گره‌های پلی-معنایی است که میدانِ هیجانیِ خشم را به میدانِ گسترده‌ترِ ارزیابیِ اخلاقی پیوند می‌دهد.</w:t>
-      </w:r>
-    </w:p>
-    <w:p>
-      <w:pPr>
-        <w:bidi/>
-      </w:pPr>
-      <w:r>
-        <w:rPr>
-          <w:b/>
-          <w:bCs/>
-          <w:rtl/>
-          <w:lang w:val="fa"/>
-        </w:rPr>
-        <w:t xml:space="preserve">۴-۶-۲. طُغیان (۳۹ بسامد، ۲۹ مکّی / ۱۰ مدنی) — استغناء به‌منزله‌ی پیش‌فرضِ شناختی.</w:t>
-      </w:r>
-      <w:r>
-        <w:rPr>
-          <w:rtl/>
-          <w:lang w:val="fa"/>
-        </w:rPr>
-        <w:t xml:space="preserve"> </w:t>
-      </w:r>
-      <w:r>
-        <w:rPr>
-          <w:rtl/>
-          <w:lang w:val="fa"/>
-        </w:rPr>
-        <w:t xml:space="preserve">ریشه‌ی «ط-غ-ی» در لغتِ کلاسیک به «مُجاوَزَةُ الحَدِّ، تَجاوُزُ الماءِ مَوضِعَه» (تجاوز از حد، سرریزِ آب از جای خود) (لسان‌العرب، ج۱۵، ص۸) بازمی‌گردد؛ معنایی استعاری که در گفتمانِ قرآنی، به‌منزله‌ی صورت‌بندیِ پارادایمیکِ سرکشیِ هستی‌شناختیِ انسان از حدودِ الهی به‌کار می‌رود.</w:t>
-      </w:r>
-    </w:p>
-    <w:p>
-      <w:pPr>
-        <w:bidi/>
-      </w:pPr>
-      <w:r>
-        <w:rPr>
-          <w:rtl/>
-          <w:lang w:val="fa"/>
-        </w:rPr>
-        <w:t xml:space="preserve">آیاتِ ۶ و ۷ سوره‌ی علق، در فشرده‌ترین صورت‌بندیِ ممکن، شناخت-مدلی روان‌شناختی و پیچیده عرضه می‌کنند:</w:t>
-      </w:r>
-    </w:p>
-    <w:p>
-      <w:pPr>
-        <w:pStyle w:val="BlockText"/>
-        <w:bidi/>
-      </w:pPr>
-      <w:r>
-        <w:rPr>
-          <w:rtl/>
-          <w:lang w:val="fa"/>
-        </w:rPr>
-        <w:t xml:space="preserve">«كَلَّا إِنَّ الْإِنسَانَ لَيَطْغَىٰ ٭ أَن رَّآهُ اسْتَغْنَىٰ»</w:t>
-      </w:r>
-    </w:p>
-    <w:p>
-      <w:pPr>
-        <w:bidi/>
-      </w:pPr>
-      <w:r>
-        <w:rPr>
-          <w:rtl/>
-          <w:lang w:val="fa"/>
-        </w:rPr>
-        <w:t xml:space="preserve">این دو آیه تزی بنیادی را بیان می‌کنند:</w:t>
-      </w:r>
-      <w:r>
-        <w:rPr>
-          <w:rtl/>
-          <w:lang w:val="fa"/>
-        </w:rPr>
-        <w:t xml:space="preserve"> </w:t>
-      </w:r>
-      <w:r>
-        <w:rPr>
-          <w:b/>
-          <w:bCs/>
-          <w:rtl/>
-          <w:lang w:val="fa"/>
-        </w:rPr>
-        <w:t xml:space="preserve">خودبسندگیِ ادراکی</w:t>
-      </w:r>
-      <w:r>
-        <w:rPr>
-          <w:rtl/>
-          <w:lang w:val="fa"/>
-        </w:rPr>
-        <w:t xml:space="preserve"> </w:t>
-      </w:r>
-      <w:r>
-        <w:rPr>
-          <w:rtl/>
-          <w:lang w:val="fa"/>
-        </w:rPr>
-        <w:t xml:space="preserve">(</w:t>
-      </w:r>
-      <w:r>
-        <w:rPr>
-          <w:rtl/>
-          <w:lang w:val="fa"/>
-        </w:rPr>
-        <w:t xml:space="preserve"> </w:t>
-      </w:r>
-      <w:r>
-        <w:rPr>
-          <w:rtl/>
-          <w:lang w:val="fa"/>
-        </w:rPr>
-        <w:t xml:space="preserve">= استغناء)،</w:t>
-      </w:r>
-      <w:r>
-        <w:rPr>
-          <w:rtl/>
-          <w:lang w:val="fa"/>
-        </w:rPr>
-        <w:t xml:space="preserve"> </w:t>
-      </w:r>
-      <w:r>
-        <w:rPr>
-          <w:b/>
-          <w:bCs/>
-          <w:rtl/>
-          <w:lang w:val="fa"/>
-        </w:rPr>
-        <w:t xml:space="preserve">پیش‌فرضِ شناختیِ طغیان</w:t>
-      </w:r>
-      <w:r>
-        <w:rPr>
-          <w:rtl/>
-          <w:lang w:val="fa"/>
-        </w:rPr>
-        <w:t xml:space="preserve"> </w:t>
-      </w:r>
-      <w:r>
-        <w:rPr>
-          <w:rtl/>
-          <w:lang w:val="fa"/>
-        </w:rPr>
-        <w:t xml:space="preserve">است. به دیگر بیان، طغیان از ادراکی خاص از خود برمی‌خیزد، نه از هیجانی خام. المیزان (طباطبایی، ج۲۰، ص۳۲۶) این آیه را در ساختارِ علّیِ روان‌شناختیِ آن به‌دقت تحلیل می‌کند: «الاِستغناءُ یُولِّدُ الاِستکبار، والاِستکبارُ یُولِّدُ الطُّغیان» (بی‌نیازی‌بینی، استکبار را می‌زاید؛ استکبار، طغیان را).</w:t>
-      </w:r>
-    </w:p>
-    <w:p>
-      <w:pPr>
-        <w:bidi/>
-      </w:pPr>
-      <w:r>
-        <w:rPr>
-          <w:rtl/>
-          <w:lang w:val="fa"/>
-        </w:rPr>
-        <w:t xml:space="preserve">این صورت‌بندی، با</w:t>
-      </w:r>
-      <w:r>
-        <w:rPr>
-          <w:rtl/>
-          <w:lang w:val="fa"/>
-        </w:rPr>
-        <w:t xml:space="preserve"> </w:t>
-      </w:r>
-      <w:r>
-        <w:rPr>
-          <w:b/>
-          <w:bCs/>
-          <w:rtl/>
-          <w:lang w:val="fa"/>
-        </w:rPr>
-        <w:t xml:space="preserve">نظریه‌ی ارزیابیِ شناختیِ هیجان</w:t>
-      </w:r>
-      <w:r>
-        <w:rPr>
-          <w:rtl/>
-          <w:lang w:val="fa"/>
-        </w:rPr>
-        <w:t xml:space="preserve"> </w:t>
-      </w:r>
-      <w:r>
-        <w:rPr>
-          <w:rtl/>
-          <w:lang w:val="fa"/>
-        </w:rPr>
-        <w:t xml:space="preserve">(لازاروس ۱۹۹۱؛ فریخدا ۱۹۸۶؛ روزمن ۱۹۹۶؛ شِرر ۲۰۰۱، ۲۰۰۵) — که هیجان را پاسخی به ارزیابیِ شناختیِ موقعیت می‌داند و نه پاسخی غریزی به محرک — به‌نحوی شایانِ توجه هم‌سو است. به‌ویژه، الگوی روزمن (</w:t>
-      </w:r>
-      <w:r>
-        <w:rPr>
-          <w:rtl/>
-          <w:lang w:val="fa"/>
-        </w:rPr>
-        <w:t xml:space="preserve">) که در پژوهش‌های نوین، پیش‌فرضِ شناختیِ خشمِ هستی‌شناختی شناخته می‌شود، مستقیماً با ساختارِ آیه‌ی علق هم‌خوانی دارد. قاری‌زاده و همکاران (۱۴۰۲) در پژوهشِ تک‌واژگانیِ خود به ساختارِ شناختیِ طغیان اشاره کرده‌اند، اما آن را در چارچوبِ نظریه‌ی ارزیابیِ شناختی نگنجانده‌اند؛ سهمِ پژوهشِ حاضر، عرضه‌ی همین پل‌سازیِ نظری است.</w:t>
-      </w:r>
-    </w:p>
-    <w:p>
-      <w:pPr>
-        <w:bidi/>
-      </w:pPr>
-      <w:r>
-        <w:rPr>
-          <w:b/>
-          <w:bCs/>
-          <w:rtl/>
-          <w:lang w:val="fa"/>
-        </w:rPr>
-        <w:t xml:space="preserve">شواهدِ بافت-گفتمانی</w:t>
-      </w:r>
-      <w:r>
-        <w:rPr>
-          <w:rtl/>
-          <w:lang w:val="fa"/>
-        </w:rPr>
-        <w:t xml:space="preserve">: ۲۹ بسامدِ مکّیِ طغیان (در برابرِ ۱۰ مدنی، ۷۴٪ مکّی) با شاخص‌ترین بافتِ کاربردِ آن، یعنی روایتِ فرعون، در پیوندی استوار قرار دارد؛ این بافت در آیاتی نظیرِ سوره نازعات: ۱۷ («اِذهَب إلی فِرعَون إنَّه طَغی»)، سوره قصص: ۴، سوره طه: ۲۴ و سایرِ آیاتِ هم‌نوع در گفتمانِ مکّی به‌کار رفته است. این بافت، طغیان را پدیده‌ای ساختاری و مرتبط با قدرتِ مهار-نشده می‌نمایاند، نه پدیده‌ای صرفاً هیجانی — نکته‌ای که در ادامه (§۴-۶-۴) به‌منزله‌ی بنیادِ علّیتِ دوسویه بسط می‌یابد.</w:t>
-      </w:r>
-    </w:p>
-    <w:p>
-      <w:pPr>
-        <w:bidi/>
-      </w:pPr>
-      <w:r>
-        <w:rPr>
-          <w:b/>
-          <w:bCs/>
-          <w:rtl/>
-          <w:lang w:val="fa"/>
-        </w:rPr>
-        <w:t xml:space="preserve">۴-۶-۳. عُتُوّ (۱۰ بسامد، ۹ مکّی / ۱ مدنی) — تثبیتِ هستی‌شناختیِ استکبار.</w:t>
-      </w:r>
-      <w:r>
-        <w:rPr>
-          <w:rtl/>
-          <w:lang w:val="fa"/>
-        </w:rPr>
-        <w:t xml:space="preserve"> </w:t>
-      </w:r>
-      <w:r>
-        <w:rPr>
-          <w:rtl/>
-          <w:lang w:val="fa"/>
-        </w:rPr>
-        <w:t xml:space="preserve">عُتُوّ، از ریشه‌ی «ع-ت-و»، با تنها ۱۰ بسامد،</w:t>
-      </w:r>
-      <w:r>
-        <w:rPr>
-          <w:rtl/>
-          <w:lang w:val="fa"/>
-        </w:rPr>
-        <w:t xml:space="preserve"> </w:t>
-      </w:r>
-      <w:r>
-        <w:rPr>
-          <w:b/>
-          <w:bCs/>
-          <w:rtl/>
-          <w:lang w:val="fa"/>
-        </w:rPr>
-        <w:t xml:space="preserve">شدیدترین لغتِ پیوستار</w:t>
-      </w:r>
-      <w:r>
-        <w:rPr>
-          <w:rtl/>
-          <w:lang w:val="fa"/>
-        </w:rPr>
-        <w:t xml:space="preserve"> </w:t>
-      </w:r>
-      <w:r>
-        <w:rPr>
-          <w:rtl/>
-          <w:lang w:val="fa"/>
-        </w:rPr>
-        <w:t xml:space="preserve">را تشکیل می‌دهد. در لغت، به «شدةُ الاِستکبار، التَّمَرُّدُ الجامِد» (شدتِ استکبار، نافرمانیِ جامد و تثبیت‌یافته) (لسان‌العرب، ج۱۵، ص۲۸؛ المفردات، ص۵۴۷) تعریف می‌گردد. این تعریف، عُتُوّ را از سرپیچیِ موقتی متمایز می‌سازد: عُتُوّ،</w:t>
-      </w:r>
-      <w:r>
-        <w:rPr>
-          <w:rtl/>
-          <w:lang w:val="fa"/>
-        </w:rPr>
-        <w:t xml:space="preserve"> </w:t>
-      </w:r>
-      <w:r>
-        <w:rPr>
-          <w:b/>
-          <w:bCs/>
-          <w:rtl/>
-          <w:lang w:val="fa"/>
-        </w:rPr>
-        <w:t xml:space="preserve">سرپیچیِ تثبیت‌شده در ساختارِ شخصیتیِ کنشگر</w:t>
-      </w:r>
-      <w:r>
-        <w:rPr>
-          <w:rtl/>
-          <w:lang w:val="fa"/>
-        </w:rPr>
-        <w:t xml:space="preserve"> </w:t>
-      </w:r>
-      <w:r>
-        <w:rPr>
-          <w:rtl/>
-          <w:lang w:val="fa"/>
-        </w:rPr>
-        <w:t xml:space="preserve">است.</w:t>
-      </w:r>
-    </w:p>
-    <w:p>
-      <w:pPr>
-        <w:bidi/>
-      </w:pPr>
-      <w:r>
-        <w:rPr>
-          <w:rtl/>
-          <w:lang w:val="fa"/>
-        </w:rPr>
-        <w:t xml:space="preserve">آیه‌ی ۲۱ سوره‌ی فرقان، نمونه‌ی شاخصِ این کاربرد است: «وَقَالَ الَّذِينَ لَا يَرْجُونَ لِقَاءَنَا لَوْلَا أُنزِلَ عَلَيْنَا الْمَلَائِكَةُ أَوْ نَرَىٰ رَبَّنَا ۗ لَقَدِ</w:t>
-      </w:r>
-      <w:r>
-        <w:rPr>
-          <w:rtl/>
-          <w:lang w:val="fa"/>
-        </w:rPr>
-        <w:t xml:space="preserve"> </w:t>
-      </w:r>
-      <w:r>
-        <w:rPr>
-          <w:b/>
-          <w:bCs/>
-          <w:rtl/>
-          <w:lang w:val="fa"/>
-        </w:rPr>
-        <w:t xml:space="preserve">اسْتَكْبَرُوا فِي أَنفُسِهِمْ</w:t>
-      </w:r>
-      <w:r>
-        <w:rPr>
-          <w:rtl/>
-          <w:lang w:val="fa"/>
-        </w:rPr>
-        <w:t xml:space="preserve"> </w:t>
-      </w:r>
-      <w:r>
-        <w:rPr>
-          <w:rtl/>
-          <w:lang w:val="fa"/>
-        </w:rPr>
-        <w:t xml:space="preserve">وَ</w:t>
-      </w:r>
-      <w:r>
-        <w:rPr>
-          <w:b/>
-          <w:bCs/>
-          <w:rtl/>
-          <w:lang w:val="fa"/>
-        </w:rPr>
-        <w:t xml:space="preserve">عَتَوْا عُتُوًّا كَبِيرًا</w:t>
-      </w:r>
-      <w:r>
-        <w:rPr>
-          <w:rtl/>
-          <w:lang w:val="fa"/>
-        </w:rPr>
-        <w:t xml:space="preserve">». نکته‌ی معناشناختیِ شایانِ توجه،</w:t>
-      </w:r>
-      <w:r>
-        <w:rPr>
-          <w:rtl/>
-          <w:lang w:val="fa"/>
-        </w:rPr>
-        <w:t xml:space="preserve"> </w:t>
-      </w:r>
-      <w:r>
-        <w:rPr>
-          <w:b/>
-          <w:bCs/>
-          <w:rtl/>
-          <w:lang w:val="fa"/>
-        </w:rPr>
-        <w:t xml:space="preserve">هم‌نشینیِ ضروریِ عُتُوّ با استکبار</w:t>
-      </w:r>
-      <w:r>
-        <w:rPr>
-          <w:rtl/>
-          <w:lang w:val="fa"/>
-        </w:rPr>
-        <w:t xml:space="preserve"> </w:t>
-      </w:r>
-      <w:r>
-        <w:rPr>
-          <w:rtl/>
-          <w:lang w:val="fa"/>
-        </w:rPr>
-        <w:t xml:space="preserve">در ساختارِ نحویِ آیه است. الکشّاف (زمخشری، ج۳، ص۲۸۰) به این هم‌نشینی توجهی دقیق دارد: «العُتُوّ هاهنا ثَمَرَةُ الاِستکبار» (عُتُوّ در این‌جا، ثمره‌ی استکبار است).</w:t>
-      </w:r>
-    </w:p>
-    <w:p>
-      <w:pPr>
-        <w:bidi/>
-      </w:pPr>
-      <w:r>
-        <w:rPr>
-          <w:rtl/>
-          <w:lang w:val="fa"/>
-        </w:rPr>
-        <w:t xml:space="preserve">توزیعِ به‌شدت مکّیِ این لغت (۹ مکّی / ۱ مدنی، ۹۰٪ مکّی؛ آزمونِ دوجمله‌ایِ خام: p = ۰٫۰۵۹، p اصلاحیِ هولم-بنفرونی = ۱٫۰۰، فاقدِ معناداری پس از تصحیحِ مقایسه‌های چندگانه)، بافتارِ تاریخی-گفتمانیِ آن را روشن می‌سازد: عُتُوّ در روایت‌های مکّیِ پیامبرانه (نوح، عاد، ثمود، فرعون، قومِ سَبأ) نقطه‌ی پایانیِ مسیرِ عصیان و شرطِ نهاییِ نزولِ عذاب بازنمایی می‌شود. در سنّتِ تفسیریِ شیعه، طبرسی در مجمع‌البیان (ج۷، ص۲۶۲) این الگو را در عبارتی نظری چنین خلاصه می‌کند: «العُتُوّ مُنتهی الانحراف، حیثُ لا یَنفَعُ مَعَه نُذُر» (عُتُوّ، نهایتِ انحراف است، آن‌جا که هشدار دیگر سود نمی‌بخشد).</w:t>
-      </w:r>
-    </w:p>
-    <w:p>
-      <w:pPr>
-        <w:bidi/>
-      </w:pPr>
-      <w:r>
-        <w:rPr>
-          <w:b/>
-          <w:bCs/>
-          <w:rtl/>
-          <w:lang w:val="fa"/>
-        </w:rPr>
-        <w:t xml:space="preserve">۴-۶-۴. علّیتِ دوسویه و ممیّزیِ تفسیر-بنیادِ بسامدهای مرحله‌ی ۶ — یافته‌ی محوریِ نظریِ این پژوهش.</w:t>
-      </w:r>
-      <w:r>
-        <w:rPr>
-          <w:rtl/>
-          <w:lang w:val="fa"/>
-        </w:rPr>
-        <w:t xml:space="preserve"> </w:t>
-      </w:r>
-      <w:r>
-        <w:rPr>
-          <w:rtl/>
-          <w:lang w:val="fa"/>
-        </w:rPr>
-        <w:t xml:space="preserve">سه ملاحظه‌ی تفسیریِ کلیدی، در قرائتِ بازنگری‌شده‌ی پیوستار نقشِ محوری دارند:</w:t>
-      </w:r>
-    </w:p>
-    <w:p>
-      <w:pPr>
-        <w:bidi/>
-      </w:pPr>
-      <w:r>
-        <w:rPr>
-          <w:rtl/>
-          <w:lang w:val="fa"/>
-        </w:rPr>
-        <w:t xml:space="preserve">(۱)</w:t>
-      </w:r>
-      <w:r>
-        <w:rPr>
-          <w:rtl/>
-          <w:lang w:val="fa"/>
-        </w:rPr>
-        <w:t xml:space="preserve"> </w:t>
-      </w:r>
-      <w:r>
-        <w:rPr>
-          <w:b/>
-          <w:bCs/>
-          <w:rtl/>
-          <w:lang w:val="fa"/>
-        </w:rPr>
-        <w:t xml:space="preserve">بَغی</w:t>
-      </w:r>
-      <w:r>
-        <w:rPr>
-          <w:rtl/>
-          <w:lang w:val="fa"/>
-        </w:rPr>
-        <w:t xml:space="preserve"> </w:t>
-      </w:r>
-      <w:r>
-        <w:rPr>
-          <w:rtl/>
-          <w:lang w:val="fa"/>
-        </w:rPr>
-        <w:t xml:space="preserve">در گفتمانِ قرآنی، عمدتاً از</w:t>
-      </w:r>
-      <w:r>
-        <w:rPr>
-          <w:rtl/>
-          <w:lang w:val="fa"/>
-        </w:rPr>
-        <w:t xml:space="preserve"> </w:t>
-      </w:r>
-      <w:r>
-        <w:rPr>
-          <w:i/>
-          <w:iCs/>
-          <w:rtl/>
-          <w:lang w:val="fa"/>
-        </w:rPr>
-        <w:t xml:space="preserve">طمع</w:t>
-      </w:r>
-      <w:r>
-        <w:rPr>
-          <w:rtl/>
-          <w:lang w:val="fa"/>
-        </w:rPr>
-        <w:t xml:space="preserve">،</w:t>
-      </w:r>
-      <w:r>
-        <w:rPr>
-          <w:rtl/>
-          <w:lang w:val="fa"/>
-        </w:rPr>
-        <w:t xml:space="preserve"> </w:t>
-      </w:r>
-      <w:r>
-        <w:rPr>
-          <w:i/>
-          <w:iCs/>
-          <w:rtl/>
-          <w:lang w:val="fa"/>
-        </w:rPr>
-        <w:t xml:space="preserve">برتری‌جویی</w:t>
-      </w:r>
-      <w:r>
-        <w:rPr>
-          <w:rtl/>
-          <w:lang w:val="fa"/>
-        </w:rPr>
-        <w:t xml:space="preserve"> </w:t>
-      </w:r>
-      <w:r>
-        <w:rPr>
-          <w:rtl/>
-          <w:lang w:val="fa"/>
-        </w:rPr>
-        <w:t xml:space="preserve">(عُلوّ فی الأرض) و</w:t>
-      </w:r>
-      <w:r>
-        <w:rPr>
-          <w:rtl/>
-          <w:lang w:val="fa"/>
-        </w:rPr>
-        <w:t xml:space="preserve"> </w:t>
-      </w:r>
-      <w:r>
-        <w:rPr>
-          <w:i/>
-          <w:iCs/>
-          <w:rtl/>
-          <w:lang w:val="fa"/>
-        </w:rPr>
-        <w:t xml:space="preserve">منفعت‌طلبیِ ستمگرانه</w:t>
-      </w:r>
-      <w:r>
-        <w:rPr>
-          <w:rtl/>
-          <w:lang w:val="fa"/>
-        </w:rPr>
-        <w:t xml:space="preserve"> </w:t>
-      </w:r>
-      <w:r>
-        <w:rPr>
-          <w:rtl/>
-          <w:lang w:val="fa"/>
-        </w:rPr>
-        <w:t xml:space="preserve">برمی‌خیزد، نه از خشمِ آنی. کنشِ تجاوز، گاه</w:t>
-      </w:r>
-      <w:r>
-        <w:rPr>
-          <w:rtl/>
-          <w:lang w:val="fa"/>
-        </w:rPr>
-        <w:t xml:space="preserve"> </w:t>
-      </w:r>
-      <w:r>
-        <w:rPr>
-          <w:b/>
-          <w:bCs/>
-          <w:rtl/>
-          <w:lang w:val="fa"/>
-        </w:rPr>
-        <w:t xml:space="preserve">محتوای</w:t>
-      </w:r>
-      <w:r>
-        <w:rPr>
-          <w:rtl/>
-          <w:lang w:val="fa"/>
-        </w:rPr>
-        <w:t xml:space="preserve"> </w:t>
-      </w:r>
-      <w:r>
-        <w:rPr>
-          <w:rtl/>
-          <w:lang w:val="fa"/>
-        </w:rPr>
-        <w:t xml:space="preserve">میلِ تباه است (سوره انعام: ۲۱)، نه</w:t>
-      </w:r>
-      <w:r>
-        <w:rPr>
-          <w:rtl/>
-          <w:lang w:val="fa"/>
-        </w:rPr>
-        <w:t xml:space="preserve"> </w:t>
-      </w:r>
-      <w:r>
-        <w:rPr>
-          <w:b/>
-          <w:bCs/>
-          <w:rtl/>
-          <w:lang w:val="fa"/>
-        </w:rPr>
-        <w:t xml:space="preserve">پیامدِ</w:t>
-      </w:r>
-      <w:r>
-        <w:rPr>
-          <w:rtl/>
-          <w:lang w:val="fa"/>
-        </w:rPr>
-        <w:t xml:space="preserve"> </w:t>
-      </w:r>
-      <w:r>
-        <w:rPr>
-          <w:rtl/>
-          <w:lang w:val="fa"/>
-        </w:rPr>
-        <w:t xml:space="preserve">یک هیجان.</w:t>
-      </w:r>
-    </w:p>
-    <w:p>
-      <w:pPr>
-        <w:bidi/>
-      </w:pPr>
-      <w:r>
-        <w:rPr>
-          <w:rtl/>
-          <w:lang w:val="fa"/>
-        </w:rPr>
-        <w:t xml:space="preserve">(۲)</w:t>
-      </w:r>
-      <w:r>
-        <w:rPr>
-          <w:rtl/>
-          <w:lang w:val="fa"/>
-        </w:rPr>
-        <w:t xml:space="preserve"> </w:t>
-      </w:r>
-      <w:r>
-        <w:rPr>
-          <w:b/>
-          <w:bCs/>
-          <w:rtl/>
-          <w:lang w:val="fa"/>
-        </w:rPr>
-        <w:t xml:space="preserve">طُغیان</w:t>
-      </w:r>
-      <w:r>
-        <w:rPr>
-          <w:rtl/>
-          <w:lang w:val="fa"/>
-        </w:rPr>
-        <w:t xml:space="preserve">، در شکلِ پارادایمیِ فرعونی، در</w:t>
-      </w:r>
-      <w:r>
-        <w:rPr>
-          <w:rtl/>
-          <w:lang w:val="fa"/>
-        </w:rPr>
-        <w:t xml:space="preserve"> </w:t>
-      </w:r>
-      <w:r>
-        <w:rPr>
-          <w:i/>
-          <w:iCs/>
-          <w:rtl/>
-          <w:lang w:val="fa"/>
-        </w:rPr>
-        <w:t xml:space="preserve">استکبارِ ساختاری</w:t>
-      </w:r>
-      <w:r>
-        <w:rPr>
-          <w:rtl/>
-          <w:lang w:val="fa"/>
-        </w:rPr>
-        <w:t xml:space="preserve"> </w:t>
-      </w:r>
-      <w:r>
-        <w:rPr>
-          <w:rtl/>
-          <w:lang w:val="fa"/>
-        </w:rPr>
-        <w:t xml:space="preserve">و اعمالِ</w:t>
-      </w:r>
-      <w:r>
-        <w:rPr>
-          <w:rtl/>
-          <w:lang w:val="fa"/>
-        </w:rPr>
-        <w:t xml:space="preserve"> </w:t>
-      </w:r>
-      <w:r>
-        <w:rPr>
-          <w:i/>
-          <w:iCs/>
-          <w:rtl/>
-          <w:lang w:val="fa"/>
-        </w:rPr>
-        <w:t xml:space="preserve">قدرتِ مهار-نشده</w:t>
-      </w:r>
-      <w:r>
-        <w:rPr>
-          <w:rtl/>
-          <w:lang w:val="fa"/>
-        </w:rPr>
-        <w:t xml:space="preserve"> </w:t>
-      </w:r>
-      <w:r>
-        <w:rPr>
-          <w:rtl/>
-          <w:lang w:val="fa"/>
-        </w:rPr>
-        <w:t xml:space="preserve">ریشه دارد، نه آن‌که امتدادِ پدیدارشناختیِ خشم باشد. آیه‌ی ۵۵ سوره‌ی شعراء («إِنَّهُمْ لَنَا لَ</w:t>
-      </w:r>
-      <w:r>
-        <w:rPr>
-          <w:b/>
-          <w:bCs/>
-          <w:rtl/>
-          <w:lang w:val="fa"/>
-        </w:rPr>
-        <w:t xml:space="preserve">غَائِظُونَ</w:t>
-      </w:r>
-      <w:r>
-        <w:rPr>
-          <w:rtl/>
-          <w:lang w:val="fa"/>
-        </w:rPr>
-        <w:t xml:space="preserve">») به‌نحوی شایانِ توجه،</w:t>
-      </w:r>
-      <w:r>
-        <w:rPr>
-          <w:rtl/>
-          <w:lang w:val="fa"/>
-        </w:rPr>
-        <w:t xml:space="preserve"> </w:t>
-      </w:r>
-      <w:r>
-        <w:rPr>
-          <w:b/>
-          <w:bCs/>
-          <w:rtl/>
-          <w:lang w:val="fa"/>
-        </w:rPr>
-        <w:t xml:space="preserve">قطبیتِ علّی را معکوس می‌کند</w:t>
-      </w:r>
-      <w:r>
-        <w:rPr>
-          <w:rtl/>
-          <w:lang w:val="fa"/>
-        </w:rPr>
-        <w:t xml:space="preserve">: خشمِ ستمگر از سرکشیِ ستمدیده برمی‌خیزد، نه از خشمِ خودِ او. در سنّتِ تفسیریِ شیعه، طباطبایی در المیزان (ج۱۵، ص ۲۷۸–۲۸۰، ذیلِ سوره شعراء: ۵۵) این قطبیتِ معکوس را در عبارتی نظریِ شایانِ توجه چنین صورت‌بندی می‌کند: «الغَیظُ المَنسوبُ إلی فِرعَون وقومِه فی هذه الآیةِ مَسبوقٌ بِطُغیانِهِم و استِکبارِهِم و ادِّعائِهِمُ الرُبوبیّةَ، فَهو نَتیجَةُ السلطةِ المُنفَلِتةِ مِن قَیدِ الحَقّ، لا سابِقَةُ السُّخطِ علی المَوسی(ع) و قومِه» (غیظی که در این آیه به فرعون و قومِ او نسبت داده شده، مسبوقِ طغیان و استکبار و ادّعای ربوبیّتِ ایشان است؛ پس این غیظ، نتیجه‌ی قدرتِ مهارگسسته از قیدِ حق است، نه سابقه‌ی نارضایتی نسبت به موسی (ع) و قومش). این تحلیلِ المیزانی، که در التحریر و التنویرِ ابن‌عاشور (ج۱۹، ذیلِ همین آیه) نیز به صورتی هم‌ساز بازنمایی شده، یکی از کلیدی‌ترین مواضعِ ادبیاتِ تفسیری برای تشخیصِ علّیتِ دوسویه به‌شمار می‌رود: طغیانِ ساختاری-قدرتیِ فرعون،</w:t>
-      </w:r>
-      <w:r>
-        <w:rPr>
-          <w:rtl/>
-          <w:lang w:val="fa"/>
-        </w:rPr>
-        <w:t xml:space="preserve"> </w:t>
-      </w:r>
-      <w:r>
-        <w:rPr>
-          <w:b/>
-          <w:bCs/>
-          <w:rtl/>
-          <w:lang w:val="fa"/>
-        </w:rPr>
-        <w:t xml:space="preserve">سابقِ</w:t>
-      </w:r>
-      <w:r>
-        <w:rPr>
-          <w:rtl/>
-          <w:lang w:val="fa"/>
-        </w:rPr>
-        <w:t xml:space="preserve"> </w:t>
-      </w:r>
-      <w:r>
-        <w:rPr>
-          <w:rtl/>
-          <w:lang w:val="fa"/>
-        </w:rPr>
-        <w:t xml:space="preserve">خشمِ او بر مغلوبان است، و این تقدمِ علّی، آیه‌ی شعراء را به نمونه‌ی شاخصِ بازگشتِ معکوسِ هیجان از ساختارِ ستمگری تبدیل می‌کند.</w:t>
-      </w:r>
-    </w:p>
-    <w:p>
-      <w:pPr>
-        <w:bidi/>
-      </w:pPr>
-      <w:r>
-        <w:rPr>
-          <w:rtl/>
-          <w:lang w:val="fa"/>
-        </w:rPr>
-        <w:t xml:space="preserve">(۳)</w:t>
-      </w:r>
-      <w:r>
-        <w:rPr>
-          <w:rtl/>
-          <w:lang w:val="fa"/>
-        </w:rPr>
-        <w:t xml:space="preserve"> </w:t>
-      </w:r>
-      <w:r>
-        <w:rPr>
-          <w:b/>
-          <w:bCs/>
-          <w:rtl/>
-          <w:lang w:val="fa"/>
-        </w:rPr>
-        <w:t xml:space="preserve">عُتُوّ</w:t>
-      </w:r>
-      <w:r>
-        <w:rPr>
-          <w:rtl/>
-          <w:lang w:val="fa"/>
-        </w:rPr>
-        <w:t xml:space="preserve"> </w:t>
-      </w:r>
-      <w:r>
-        <w:rPr>
-          <w:rtl/>
-          <w:lang w:val="fa"/>
-        </w:rPr>
-        <w:t xml:space="preserve">عمدتاً به استکبار وابسته است و به‌منزله‌ی سرپیچیِ ثابت —</w:t>
-      </w:r>
-      <w:r>
-        <w:rPr>
-          <w:rtl/>
-          <w:lang w:val="fa"/>
-        </w:rPr>
-        <w:t xml:space="preserve"> </w:t>
-      </w:r>
-      <w:r>
-        <w:rPr>
-          <w:i/>
-          <w:iCs/>
-          <w:rtl/>
-          <w:lang w:val="fa"/>
-        </w:rPr>
-        <w:t xml:space="preserve">ویژگیِ پایدارِ شخصیتی-اخلاقی</w:t>
-      </w:r>
-      <w:r>
-        <w:rPr>
-          <w:rtl/>
-          <w:lang w:val="fa"/>
-        </w:rPr>
-        <w:t xml:space="preserve"> </w:t>
-      </w:r>
-      <w:r>
-        <w:rPr>
-          <w:rtl/>
-          <w:lang w:val="fa"/>
-        </w:rPr>
-        <w:t xml:space="preserve">و نه حالتی هیجانی و گذرا — صورت‌بندی می‌گردد.</w:t>
-      </w:r>
-    </w:p>
-    <w:p>
-      <w:pPr>
-        <w:bidi/>
-      </w:pPr>
-      <w:r>
-        <w:rPr>
-          <w:b/>
-          <w:bCs/>
-          <w:rtl/>
-          <w:lang w:val="fa"/>
-        </w:rPr>
         <w:t xml:space="preserve">عملیاتی‌سازیِ روش‌شناختیِ این ملاحظه</w:t>
       </w:r>
       <w:r>
@@ -9205,7 +8168,7 @@
           <w:rtl/>
           <w:lang w:val="fa"/>
         </w:rPr>
-        <w:t xml:space="preserve">فراتر از هشداری متنی است: هر ۱۴۵ بسامدِ مرحله‌ی ۶ در ممیّزیِ سامان‌مندِ تفسیر-بنیاد، بر پایه‌ی قرائتِ مشترکِ المیزان (طباطبایی)، الکشّاف (زمخشری)، مجمع‌البیان (طبرسی) و التحریر و التنویر (ابن‌عاشور)، در سه طبقه کدبندی شدند:</w:t>
+        <w:t xml:space="preserve">فراتر از هشداری متنی است: هر ۱۴۵ بسامدِ مرحله‌ی ۶ بر پایه‌ی قرائتِ مشترکِ چهار قطبِ تفسیری (المیزان، الکشّاف، مجمع‌البیان، التحریر و التنویر) در سه طبقه کدبندی شدند:</w:t>
       </w:r>
     </w:p>
     <w:tbl>
@@ -9559,26 +8522,52 @@
       </w:pPr>
       <w:r>
         <w:rPr>
+          <w:rtl/>
+          <w:lang w:val="fa"/>
+        </w:rPr>
+        <w:t xml:space="preserve">روالِ کدگذاری در §۳-۵ شرح داده شد؛ در این‌جا تنها به سیاقِ موردهای اختلاف اشاره می‌کنیم: شش موردِ ناهم‌خوان عمدتاً در آیاتِ بَغیِ بنی‌اسرائیلی (مثلاً سورۀ بقره: ۹۰، سورۀ آل عمران: ۱۹) رخ داد، که در آن‌ها سنّتِ تفسیری بر سرِ خوانشِ «حسد-خشم-خاستگاه» (A) یا «طمع-ساختار-خاستگاه» (S) چندصدا بود؛ این موارد در نشستِ سازگارسازی، با مراجعه‌ی هم‌زمان به المیزان (طباطبایی ۱۳۹۰ ق، ج ۱، ص ۲۰۴–۲۱۲) و الکشّاف (زمخشری، ج ۱، ذیلِ سورۀ بقره: ۹۰) به طبقه‌ی A+S منتقل شدند.</w:t>
+      </w:r>
+    </w:p>
+    <w:p>
+      <w:pPr>
+        <w:bidi/>
+      </w:pPr>
+      <w:r>
+        <w:rPr>
+          <w:rtl/>
+          <w:lang w:val="fa"/>
+        </w:rPr>
+        <w:t xml:space="preserve">به‌تفکیکِ ریشه:</w:t>
+      </w:r>
+      <w:r>
+        <w:rPr>
+          <w:rtl/>
+          <w:lang w:val="fa"/>
+        </w:rPr>
+        <w:t xml:space="preserve"> </w:t>
+      </w:r>
+      <w:r>
+        <w:rPr>
           <w:b/>
           <w:bCs/>
           <w:rtl/>
           <w:lang w:val="fa"/>
         </w:rPr>
-        <w:t xml:space="preserve">روال کدگذاری، آموزشِ کدگذار و دفترچه‌ی راهنما.</w:t>
-      </w:r>
-      <w:r>
-        <w:rPr>
-          <w:rtl/>
-          <w:lang w:val="fa"/>
-        </w:rPr>
-        <w:t xml:space="preserve"> </w:t>
-      </w:r>
-      <w:r>
-        <w:rPr>
-          <w:rtl/>
-          <w:lang w:val="fa"/>
-        </w:rPr>
-        <w:t xml:space="preserve">کدگذارِ نخست (نویسنده‌ی مسئول، با تخصصِ ادبیاتِ عرب و تاریخِ تفسیر) و کدگذارِ دوم (دانشجوی دکترای علومِ قرآنی، با آموزشِ پنج‌جلسه‌ایِ مقدماتی بر دفترچه‌ی راهنما) به‌صورتِ مستقل، ۲۰٪ نمونه‌ی تصادفیِ بسامدها (۲۹ موردِ ۱۴۵ بسامد) را در سه طبقه‌ی A/S/A+S کدگذاری کردند.</w:t>
+        <w:t xml:space="preserve">بَغی</w:t>
+      </w:r>
+      <w:r>
+        <w:rPr>
+          <w:rtl/>
+          <w:lang w:val="fa"/>
+        </w:rPr>
+        <w:t xml:space="preserve"> </w:t>
+      </w:r>
+      <w:r>
+        <w:rPr>
+          <w:rtl/>
+          <w:lang w:val="fa"/>
+        </w:rPr>
+        <w:t xml:space="preserve">(n=۹۶) ۲۲A / ۵۰S / ۲۴ A+S؛</w:t>
       </w:r>
       <w:r>
         <w:rPr>
@@ -9594,21 +8583,21 @@
           <w:rtl/>
           <w:lang w:val="fa"/>
         </w:rPr>
-        <w:t xml:space="preserve">دفترچه‌ی راهنمای کدگذاری</w:t>
-      </w:r>
-      <w:r>
-        <w:rPr>
-          <w:rtl/>
-          <w:lang w:val="fa"/>
-        </w:rPr>
-        <w:t xml:space="preserve"> </w:t>
-      </w:r>
-      <w:r>
-        <w:rPr>
-          <w:rtl/>
-          <w:lang w:val="fa"/>
-        </w:rPr>
-        <w:t xml:space="preserve">بر چهار قطبِ تفسیری استوار بود: (الف) قرائتِ المیزان از سابقه‌ی علّیِ موقعیت؛ (ب) قرائتِ الکشّاف از انگیزه‌ی واژگانیِ مسلّط (طمع، استکبار، انتقامِ هیجانی)؛ (ج) قرائتِ مجمع‌البیان از پیشایندِ خشم در سیاقِ روایی؛ (د) قرائتِ التحریر و التنویر از ساختارِ نهادی-اجتماعیِ مولّدِ کنش. در موردِ هم‌سویی هر چهار قطب با یک خوانش، آن خوانش تثبیت می‌شد؛ در موردِ اختلاف، طبقه‌ی A+S تخصیص می‌گرفت.</w:t>
+        <w:t xml:space="preserve">طُغیان</w:t>
+      </w:r>
+      <w:r>
+        <w:rPr>
+          <w:rtl/>
+          <w:lang w:val="fa"/>
+        </w:rPr>
+        <w:t xml:space="preserve"> </w:t>
+      </w:r>
+      <w:r>
+        <w:rPr>
+          <w:rtl/>
+          <w:lang w:val="fa"/>
+        </w:rPr>
+        <w:t xml:space="preserve">(n=۳۹) ۱۱A / ۱۹S / ۹ A+S؛</w:t>
       </w:r>
       <w:r>
         <w:rPr>
@@ -9624,35 +8613,21 @@
           <w:rtl/>
           <w:lang w:val="fa"/>
         </w:rPr>
-        <w:t xml:space="preserve">توافقِ بین‌کدگذار</w:t>
-      </w:r>
-      <w:r>
-        <w:rPr>
-          <w:rtl/>
-          <w:lang w:val="fa"/>
-        </w:rPr>
-        <w:t xml:space="preserve"> </w:t>
-      </w:r>
-      <w:r>
-        <w:rPr>
-          <w:rtl/>
-          <w:lang w:val="fa"/>
-        </w:rPr>
-        <w:t xml:space="preserve">با کاپای کوهن سنجیده شد: κ = ۰٫۷۹ (توافقِ «اساسی» بر معیارِ</w:t>
-      </w:r>
-      <w:r>
-        <w:rPr>
-          <w:rtl/>
-          <w:lang w:val="fa"/>
-        </w:rPr>
-        <w:t xml:space="preserve"> </w:t>
-      </w:r>
-      <w:r>
-        <w:rPr>
-          <w:rtl/>
-          <w:lang w:val="fa"/>
-        </w:rPr>
-        <w:t xml:space="preserve">، که در فاصله‌ی [۰٫۶۱، ۰٫۸۰] قرار می‌گیرد).</w:t>
+        <w:t xml:space="preserve">عُتُوّ</w:t>
+      </w:r>
+      <w:r>
+        <w:rPr>
+          <w:rtl/>
+          <w:lang w:val="fa"/>
+        </w:rPr>
+        <w:t xml:space="preserve"> </w:t>
+      </w:r>
+      <w:r>
+        <w:rPr>
+          <w:rtl/>
+          <w:lang w:val="fa"/>
+        </w:rPr>
+        <w:t xml:space="preserve">(n=۱۰) ۵A / ۲S / ۳ A+S. اجرای دوباره‌ی آزمونِ خی-دو با استفاده از تنها زیرمجموعه‌ی</w:t>
       </w:r>
       <w:r>
         <w:rPr>
@@ -9668,62 +8643,21 @@
           <w:rtl/>
           <w:lang w:val="fa"/>
         </w:rPr>
-        <w:t xml:space="preserve">نمونه‌ی موردهای اختلاف</w:t>
-      </w:r>
-      <w:r>
-        <w:rPr>
-          <w:rtl/>
-          <w:lang w:val="fa"/>
-        </w:rPr>
-        <w:t xml:space="preserve"> </w:t>
-      </w:r>
-      <w:r>
-        <w:rPr>
-          <w:rtl/>
-          <w:lang w:val="fa"/>
-        </w:rPr>
-        <w:t xml:space="preserve">(شش موردِ ناهم‌خوان از ۲۹ موردِ ممیّزی) عمدتاً در آیاتِ بَغیِ بنی‌اسرائیلی (مثلاً سوره بقره: ۹۰، سوره آل عمران: ۱۹) رخ داد، که در آن‌ها سنّتِ تفسیری بر سرِ خوانشِ «حسد-خشم-خاستگاه» (A) یا «طمع-ساختار-خاستگاه» (S) چندصدا بود؛ این موارد در نشستِ سازگارسازی، با مراجعه‌ی هم‌زمان به المیزان (ج۱، ص ۲۰۴–۲۱۲) و الکشّاف (ج۱، ذیلِ سوره بقره: ۹۰) به طبقه‌ی A+S منتقل شدند. جدولِ کدبندیِ کامل، با ستون‌های شناسه‌ی آیه، ریشه، طبقه، کدِ کدگذارِ نخست، کدِ کدگذارِ دوم و توضیحِ تفسیریِ موجز، در فایلِ</w:t>
-      </w:r>
-      <w:r>
-        <w:rPr>
-          <w:rtl/>
-          <w:lang w:val="fa"/>
-        </w:rPr>
-        <w:t xml:space="preserve"> </w:t>
-      </w:r>
-      <w:r>
-        <w:rPr>
-          <w:rStyle w:val="VerbatimChar"/>
-          <w:rtl/>
-          <w:lang w:val="fa"/>
-        </w:rPr>
-        <w:t xml:space="preserve">data/concordance/stage6_causation_coding.csv</w:t>
-      </w:r>
-      <w:r>
-        <w:rPr>
-          <w:rtl/>
-          <w:lang w:val="fa"/>
-        </w:rPr>
-        <w:t xml:space="preserve"> </w:t>
-      </w:r>
-      <w:r>
-        <w:rPr>
-          <w:rtl/>
-          <w:lang w:val="fa"/>
-        </w:rPr>
-        <w:t xml:space="preserve">در انباره‌ی عمومیِ پروژه منتشر شده است.</w:t>
-      </w:r>
-    </w:p>
-    <w:p>
-      <w:pPr>
-        <w:bidi/>
-      </w:pPr>
-      <w:r>
-        <w:rPr>
-          <w:rtl/>
-          <w:lang w:val="fa"/>
-        </w:rPr>
-        <w:t xml:space="preserve">به‌تفکیکِ ریشه:</w:t>
+        <w:t xml:space="preserve">A</w:t>
+      </w:r>
+      <w:r>
+        <w:rPr>
+          <w:rtl/>
+          <w:lang w:val="fa"/>
+        </w:rPr>
+        <w:t xml:space="preserve"> </w:t>
+      </w:r>
+      <w:r>
+        <w:rPr>
+          <w:rtl/>
+          <w:lang w:val="fa"/>
+        </w:rPr>
+        <w:t xml:space="preserve">(مراحلِ ۱ تا ۵ = ۱۶۷ در برابرِ مرحله‌ی ۶ِ خشم-خاستگاه = ۳۸): χ²(۱) = ۸۱٫۴، p &lt; ۰٫۰۰۱، که مساواتِ تقسیم را قاطعانه رد می‌کند.</w:t>
       </w:r>
       <w:r>
         <w:rPr>
@@ -9739,29 +8673,27 @@
           <w:rtl/>
           <w:lang w:val="fa"/>
         </w:rPr>
-        <w:t xml:space="preserve">بَغی</w:t>
-      </w:r>
-      <w:r>
-        <w:rPr>
-          <w:rtl/>
-          <w:lang w:val="fa"/>
-        </w:rPr>
-        <w:t xml:space="preserve"> </w:t>
-      </w:r>
-      <w:r>
-        <w:rPr>
-          <w:rtl/>
-          <w:lang w:val="fa"/>
-        </w:rPr>
-        <w:t xml:space="preserve">(n=۹۶) ۲۲A / ۵۰S / ۲۴ A+S؛</w:t>
-      </w:r>
-      <w:r>
-        <w:rPr>
-          <w:rtl/>
-          <w:lang w:val="fa"/>
-        </w:rPr>
-        <w:t xml:space="preserve"> </w:t>
-      </w:r>
+        <w:t xml:space="preserve">هسته‌ی پدیدارشناختیِ پیوستار، با ضریبِ ۴٫۴ بر پیامدهای خشم-خاستگاه غلبه دارد</w:t>
+      </w:r>
+      <w:r>
+        <w:rPr>
+          <w:rtl/>
+          <w:lang w:val="fa"/>
+        </w:rPr>
+        <w:t xml:space="preserve"> </w:t>
+      </w:r>
+      <w:r>
+        <w:rPr>
+          <w:rtl/>
+          <w:lang w:val="fa"/>
+        </w:rPr>
+        <w:t xml:space="preserve">— یافته‌ای کلیدی که در نسخه‌های پیشینِ این تحلیل، به‌سببِ درآمیختگیِ بسامدهای دوگانه، پنهان مانده بود.</w:t>
+      </w:r>
+    </w:p>
+    <w:p>
+      <w:pPr>
+        <w:bidi/>
+      </w:pPr>
       <w:r>
         <w:rPr>
           <w:b/>
@@ -9769,124 +8701,6 @@
           <w:rtl/>
           <w:lang w:val="fa"/>
         </w:rPr>
-        <w:t xml:space="preserve">طُغیان</w:t>
-      </w:r>
-      <w:r>
-        <w:rPr>
-          <w:rtl/>
-          <w:lang w:val="fa"/>
-        </w:rPr>
-        <w:t xml:space="preserve"> </w:t>
-      </w:r>
-      <w:r>
-        <w:rPr>
-          <w:rtl/>
-          <w:lang w:val="fa"/>
-        </w:rPr>
-        <w:t xml:space="preserve">(n=۳۹) ۱۱A / ۱۹S / ۹ A+S؛</w:t>
-      </w:r>
-      <w:r>
-        <w:rPr>
-          <w:rtl/>
-          <w:lang w:val="fa"/>
-        </w:rPr>
-        <w:t xml:space="preserve"> </w:t>
-      </w:r>
-      <w:r>
-        <w:rPr>
-          <w:b/>
-          <w:bCs/>
-          <w:rtl/>
-          <w:lang w:val="fa"/>
-        </w:rPr>
-        <w:t xml:space="preserve">عُتُوّ</w:t>
-      </w:r>
-      <w:r>
-        <w:rPr>
-          <w:rtl/>
-          <w:lang w:val="fa"/>
-        </w:rPr>
-        <w:t xml:space="preserve"> </w:t>
-      </w:r>
-      <w:r>
-        <w:rPr>
-          <w:rtl/>
-          <w:lang w:val="fa"/>
-        </w:rPr>
-        <w:t xml:space="preserve">(n=۱۰) ۵A / ۲S / ۳ A+S. اجرای دوباره‌ی آزمونِ خی-دو با استفاده از تنها زیرمجموعه‌ی</w:t>
-      </w:r>
-      <w:r>
-        <w:rPr>
-          <w:rtl/>
-          <w:lang w:val="fa"/>
-        </w:rPr>
-        <w:t xml:space="preserve"> </w:t>
-      </w:r>
-      <w:r>
-        <w:rPr>
-          <w:b/>
-          <w:bCs/>
-          <w:rtl/>
-          <w:lang w:val="fa"/>
-        </w:rPr>
-        <w:t xml:space="preserve">A</w:t>
-      </w:r>
-      <w:r>
-        <w:rPr>
-          <w:rtl/>
-          <w:lang w:val="fa"/>
-        </w:rPr>
-        <w:t xml:space="preserve"> </w:t>
-      </w:r>
-      <w:r>
-        <w:rPr>
-          <w:rtl/>
-          <w:lang w:val="fa"/>
-        </w:rPr>
-        <w:t xml:space="preserve">(مراحلِ ۱ تا ۵ = ۱۶۷ در برابرِ مرحله‌ی ۶ِ خشم-خاستگاه = ۳۸): χ²(۱) = ۸۱٫۴، p &lt; ۰٫۰۰۱، که مساواتِ تقسیم را قاطعانه رد می‌کند.</w:t>
-      </w:r>
-      <w:r>
-        <w:rPr>
-          <w:rtl/>
-          <w:lang w:val="fa"/>
-        </w:rPr>
-        <w:t xml:space="preserve"> </w:t>
-      </w:r>
-      <w:r>
-        <w:rPr>
-          <w:b/>
-          <w:bCs/>
-          <w:rtl/>
-          <w:lang w:val="fa"/>
-        </w:rPr>
-        <w:t xml:space="preserve">هسته‌ی پدیدارشناختیِ پیوستار، با ضریبِ ۴٫۴ بر پیامدهای خشم-خاستگاه غلبه دارد</w:t>
-      </w:r>
-      <w:r>
-        <w:rPr>
-          <w:rtl/>
-          <w:lang w:val="fa"/>
-        </w:rPr>
-        <w:t xml:space="preserve"> </w:t>
-      </w:r>
-      <w:r>
-        <w:rPr>
-          <w:rtl/>
-          <w:lang w:val="fa"/>
-        </w:rPr>
-        <w:t xml:space="preserve">— یافته‌ای کلیدی که در نسخه‌های پیشینِ این تحلیل، به‌سببِ درآمیختگیِ بسامدهای دوگانه، پنهان مانده بود.</w:t>
-      </w:r>
-    </w:p>
-    <w:p>
-      <w:pPr>
-        <w:bidi/>
-      </w:pPr>
-      <w:r>
-        <w:rPr>
-          <w:b/>
-          <w:bCs/>
-          <w:rtl/>
-          <w:lang w:val="fa"/>
-        </w:rPr>
         <w:t xml:space="preserve">نتیجه‌ی نظری</w:t>
       </w:r>
       <w:r>
@@ -9894,7 +8708,14 @@
           <w:rtl/>
           <w:lang w:val="fa"/>
         </w:rPr>
-        <w:t xml:space="preserve">: نزدیکیِ مراحلِ ۱ تا ۵ و مرحله‌ی ۶ به‌طورِ کامل (χ²(۱) = ۱٫۵۵، رد نمی‌شود) دقیقاً همان چیزی است که در صورتِ صحتِ این دو فرض انتظار می‌رود: (الف) ریشه‌های مرحله‌ی ۶ منحصراً خشم-خاستگاه نیستند؛ (ب) بسامدهای ساختار-خاستگاهِ مرحله‌ی ۶ به</w:t>
+        <w:t xml:space="preserve"> </w:t>
+      </w:r>
+      <w:r>
+        <w:rPr>
+          <w:rtl/>
+          <w:lang w:val="fa"/>
+        </w:rPr>
+        <w:t xml:space="preserve">(نک. شکلِ ۹): نزدیکیِ مراحلِ ۱ تا ۵ و مرحله‌ی ۶ (χ²(۱) = ۱٫۵۵، رد نمی‌شود) همان چیزی است که در صورتِ صحتِ دو فرض انتظار می‌رود: (الف) ریشه‌های مرحله‌ی ۶ منحصراً خشم-خاستگاه نیستند؛ (ب) بسامدهای ساختار-خاستگاهِ مرحله‌ی ۶ به</w:t>
       </w:r>
       <w:r>
         <w:rPr>
@@ -9924,7 +8745,7 @@
           <w:rtl/>
           <w:lang w:val="fa"/>
         </w:rPr>
-        <w:t xml:space="preserve">(ظلم-استکبار-عُلوّ) تعلق دارند که از طیفِ خشم در سطحِ نظری متمایز است، حتی اگر در سطحِ پیکره‌ای هم‌نشین باشند. این یافته در میراثِ تفسیریِ کلاسیک — به‌ویژه در تأکیدِ المیزان بر «طغیانِ فرعونی» به‌منزله‌ی سابقِ خشم بر مغلوبان — پیشاپیش رمزگذاری شده است؛ اما به‌صورتِ نظام‌مند، تنها در تحلیلِ تطبیقی-تفسیریِ کنونی به سطح رسیده است.</w:t>
+        <w:t xml:space="preserve">(ظلم-استکبار-عُلوّ) تعلق دارند که از طیفِ خشم متمایز است. این یافته، در تأکیدِ المیزان بر طغیانِ فرعونی پیشاپیش حضور داشته؛ سهمِ روش‌شناختیِ پژوهشِ حاضر، عملیاتی‌سازیِ شفاف و باز-اعتبارسنجی‌پذیرِ کمّیِ این بصیرت است.</w:t>
       </w:r>
     </w:p>
     <w:p>
@@ -9937,18 +8758,18 @@
           <wp:inline>
             <wp:extent cx="5067300" cy="2956439"/>
             <wp:effectExtent b="0" l="0" r="0" t="0"/>
-            <wp:docPr descr="علّیتِ دوسویه در مرحله‌ی ۶ بر پایه‌ی ممیّزیِ تفسیر-بنیادِ ۱۴۵ بسامد (κ = ۰٫۷۹). دو مسیرِ علّیِ متمایز به سه ریشه‌ی پیامدیِ مرحله‌ی ۶ (بَغی n=۹۶، طُغیان n=۳۹، عُتُوّ n=۱۰) منتهی می‌شود: مسیرِ بالا، خاستگاهِ هیجانی از مراحلِ ۱-۵ (۲۶٪، رنگِ سرخ)؛ مسیرِ پایین، خاستگاهِ ساختاری-اخلاقی از طمع، استکبار و عُلوّ فی الأرض (۴۹٪، رنگِ زیتونی)؛ خوانشِ ترکیبی (۲۵٪، خاکستری) جایی است که هر دو مسیر هم‌زمان معتبرند. دو نمونه‌ی شاخص در جعبه‌های پایین: شوری: ۴۲ به‌منزله‌ی نمونه‌ی پیامدِ خشم-خاستگاه؛ شعراء: ۵۵ («إِنَّهُمْ لَنَا لَغَائِظُونَ») به‌منزله‌ی نمونه‌ی قطبیتِ معکوس — غیظِ ستمگر از سرکشیِ ستمدیده، نه برعکس. این یافته با تأکیدِ المیزان (ج۱۵، ص ۲۷۸) بر طغیانِ فرعونی به‌منزله‌ی سابق بر خشم، نه پیامدِ آن، هم‌خوانیِ مستقیم دارد." title="" id="59" name="Picture"/>
+            <wp:docPr descr="علّیتِ دوسویه در مرحله‌ی ۶ بر پایه‌ی ممیّزیِ تفسیر-بنیادِ ۱۴۵ بسامد (κ = ۰٫۷۹). دو مسیرِ علّیِ متمایز به سه ریشه‌ی پیامدیِ مرحله‌ی ۶ (بَغی n=۹۶، طُغیان n=۳۹، عُتُوّ n=۱۰) منتهی می‌شود: مسیرِ بالا، خاستگاهِ هیجانی از مراحلِ ۱-۵ (۲۶٪، رنگِ سرخ)؛ مسیرِ پایین، خاستگاهِ ساختاری-اخلاقی از طمع، استکبار و عُلوّ فی الأرض (۴۹٪، رنگِ زیتونی)؛ خوانشِ ترکیبی (۲۵٪، خاکستری) جایی است که هر دو مسیر هم‌زمان معتبرند. دو نمونه‌ی شاخص در جعبه‌های پایین: سورۀ شوری: ۴۲ در حکمِ نمونه‌ی پیامدِ خشم-خاستگاه؛ سورۀ شعراء: ۵۵ («إِنَّهُمْ لَنَا لَغَائِظُونَ») نمونه‌ی قطبیتِ معکوس — غیظِ ستمگر از سرکشیِ ستمدیده، نه برعکس. این یافته با تأکیدِ المیزان (طباطبایی ۱۳۹۰ ق، ج ۱۵، ص ۲۷۸) بر طغیانِ فرعونی در حکمِ سابق بر خشم — نه پیامدِ آن — هم‌خوانیِ مستقیم دارد." title="" id="60" name="Picture"/>
             <a:graphic>
               <a:graphicData uri="http://schemas.openxmlformats.org/drawingml/2006/picture">
                 <pic:pic>
                   <pic:nvPicPr>
-                    <pic:cNvPr descr="fig10_bidirectional.jpg" id="60" name="Picture"/>
+                    <pic:cNvPr descr="fig9_bidirectional.jpg" id="61" name="Picture"/>
                     <pic:cNvPicPr>
                       <a:picLocks noChangeArrowheads="1" noChangeAspect="1"/>
                     </pic:cNvPicPr>
                   </pic:nvPicPr>
                   <pic:blipFill>
-                    <a:blip r:embed="rId58"/>
+                    <a:blip r:embed="rId59"/>
                     <a:stretch>
                       <a:fillRect/>
                     </a:stretch>
@@ -9985,7 +8806,7 @@
           <w:rtl/>
           <w:lang w:val="fa"/>
         </w:rPr>
-        <w:t xml:space="preserve">علّیتِ دوسویه در مرحله‌ی ۶ بر پایه‌ی ممیّزیِ تفسیر-بنیادِ ۱۴۵ بسامد (κ = ۰٫۷۹). دو مسیرِ علّیِ متمایز به سه ریشه‌ی پیامدیِ مرحله‌ی ۶ (بَغی n=۹۶، طُغیان n=۳۹، عُتُوّ n=۱۰) منتهی می‌شود: مسیرِ بالا، خاستگاهِ هیجانی از مراحلِ ۱-۵ (۲۶٪، رنگِ سرخ)؛ مسیرِ پایین، خاستگاهِ ساختاری-اخلاقی از طمع، استکبار و عُلوّ فی الأرض (۴۹٪، رنگِ زیتونی)؛ خوانشِ ترکیبی (۲۵٪، خاکستری) جایی است که هر دو مسیر هم‌زمان معتبرند. دو نمونه‌ی شاخص در جعبه‌های پایین: شوری: ۴۲ به‌منزله‌ی نمونه‌ی پیامدِ خشم-خاستگاه؛ شعراء: ۵۵ («إِنَّهُمْ لَنَا لَغَائِظُونَ») به‌منزله‌ی نمونه‌ی قطبیتِ معکوس — غیظِ ستمگر از سرکشیِ ستمدیده، نه برعکس. این یافته با تأکیدِ المیزان (ج۱۵، ص ۲۷۸) بر طغیانِ فرعونی به‌منزله‌ی سابق بر خشم، نه پیامدِ آن، هم‌خوانیِ مستقیم دارد.</w:t>
+        <w:t xml:space="preserve">علّیتِ دوسویه در مرحله‌ی ۶ بر پایه‌ی ممیّزیِ تفسیر-بنیادِ ۱۴۵ بسامد (κ = ۰٫۷۹). دو مسیرِ علّیِ متمایز به سه ریشه‌ی پیامدیِ مرحله‌ی ۶ (بَغی n=۹۶، طُغیان n=۳۹، عُتُوّ n=۱۰) منتهی می‌شود: مسیرِ بالا، خاستگاهِ هیجانی از مراحلِ ۱-۵ (۲۶٪، رنگِ سرخ)؛ مسیرِ پایین، خاستگاهِ ساختاری-اخلاقی از طمع، استکبار و عُلوّ فی الأرض (۴۹٪، رنگِ زیتونی)؛ خوانشِ ترکیبی (۲۵٪، خاکستری) جایی است که هر دو مسیر هم‌زمان معتبرند. دو نمونه‌ی شاخص در جعبه‌های پایین: سورۀ شوری: ۴۲ در حکمِ نمونه‌ی پیامدِ خشم-خاستگاه؛ سورۀ شعراء: ۵۵ («إِنَّهُمْ لَنَا لَغَائِظُونَ») نمونه‌ی قطبیتِ معکوس — غیظِ ستمگر از سرکشیِ ستمدیده، نه برعکس. این یافته با تأکیدِ المیزان (طباطبایی ۱۳۹۰ ق، ج ۱۵، ص ۲۷۸) بر طغیانِ فرعونی در حکمِ سابق بر خشم — نه پیامدِ آن — هم‌خوانیِ مستقیم دارد.</w:t>
       </w:r>
     </w:p>
     <w:p>
@@ -9998,18 +8819,18 @@
           <wp:inline>
             <wp:extent cx="5067300" cy="3205415"/>
             <wp:effectExtent b="0" l="0" r="0" t="0"/>
-            <wp:docPr descr="شبکه‌ی هم‌رخدادگیریِ آیه‌ایِ چهارده ریشه. هر یال نشان‌دهنده‌ی حضورِ مشترکِ دو ریشه در یک یا چند آیه است؛ عددِ روی یال، تعدادِ آیاتِ مشترک را می‌نمایاند. قوی‌ترین یال — حُزن—ضِیق (وزن ۳) — تأییدی پیکره‌ای برای دسته‌بندیِ مرحله‌ی ۲ است («ضِیقُ الصَّدر در حُزن»، سوره هود: ۱۲؛ سوره انعام: ۳۳). بَغی (مرحله‌ی ۶) خوشه‌ی سمتِ راست را لنگر می‌زند، با یال‌هایی به واژگانِ ارزیابیِ اخلاقی (ظلم، جرم، فسق). نبودِ یالِ مستقیمِ مرحله‌ی ۱ ← مرحله‌ی ۶ و میانجی‌گریِ مراحلِ ۲ تا ۵، با شیبِ شدتِ کنش هم‌سوست و با قرائتِ علّیتِ دوسویه (§۴-۶-۴) سازگار می‌ماند." title="" id="62" name="Picture"/>
+            <wp:docPr descr="شبکه‌ی هم‌رخدادگیریِ آیه‌ایِ چهارده ریشه. هر یال نشان‌دهنده‌ی حضورِ مشترکِ دو ریشه در یک یا چند آیه است؛ عددِ روی یال، تعدادِ آیاتِ مشترک را می‌نمایاند. قوی‌ترین یال — حُزن—ضِیق (وزن ۳) — تأییدی پیکره‌ای برای دسته‌بندیِ مرحله‌ی ۲ است («ضِیقُ الصَّدر در حُزن»، سورۀ هود: ۱۲؛ سورۀ انعام: ۳۳). بَغی (مرحله‌ی ۶) خوشه‌ی سمتِ راست را لنگر می‌زند، با یال‌هایی به واژگانِ ارزیابیِ اخلاقی (ظلم، جرم، فسق). نبودِ یالِ مستقیمِ مرحله‌ی ۱ ← مرحله‌ی ۶ و میانجی‌گریِ مراحلِ ۲ تا ۵، با شیبِ شدتِ کنش هم‌سوست و با قرائتِ علّیتِ دوسویه (§۴-۶-۴) سازگار می‌ماند." title="" id="63" name="Picture"/>
             <a:graphic>
               <a:graphicData uri="http://schemas.openxmlformats.org/drawingml/2006/picture">
                 <pic:pic>
                   <pic:nvPicPr>
-                    <pic:cNvPr descr="fig4_cooccurrence.png" id="63" name="Picture"/>
+                    <pic:cNvPr descr="fig4_cooccurrence.png" id="64" name="Picture"/>
                     <pic:cNvPicPr>
                       <a:picLocks noChangeArrowheads="1" noChangeAspect="1"/>
                     </pic:cNvPicPr>
                   </pic:nvPicPr>
                   <pic:blipFill>
-                    <a:blip r:embed="rId61"/>
+                    <a:blip r:embed="rId62"/>
                     <a:stretch>
                       <a:fillRect/>
                     </a:stretch>
@@ -10046,7 +8867,7 @@
           <w:rtl/>
           <w:lang w:val="fa"/>
         </w:rPr>
-        <w:t xml:space="preserve">شبکه‌ی هم‌رخدادگیریِ آیه‌ایِ چهارده ریشه. هر یال نشان‌دهنده‌ی حضورِ مشترکِ دو ریشه در یک یا چند آیه است؛ عددِ روی یال، تعدادِ آیاتِ مشترک را می‌نمایاند. قوی‌ترین یال — حُزن—ضِیق (وزن ۳) — تأییدی پیکره‌ای برای دسته‌بندیِ مرحله‌ی ۲ است («ضِیقُ الصَّدر در حُزن»، سوره هود: ۱۲؛ سوره انعام: ۳۳). بَغی (مرحله‌ی ۶) خوشه‌ی سمتِ راست را لنگر می‌زند، با یال‌هایی به واژگانِ ارزیابیِ اخلاقی (ظلم، جرم، فسق). نبودِ یالِ مستقیمِ مرحله‌ی ۱ ← مرحله‌ی ۶ و میانجی‌گریِ مراحلِ ۲ تا ۵، با شیبِ شدتِ کنش هم‌سوست و با قرائتِ علّیتِ دوسویه (§۴-۶-۴) سازگار می‌ماند.</w:t>
+        <w:t xml:space="preserve">شبکه‌ی هم‌رخدادگیریِ آیه‌ایِ چهارده ریشه. هر یال نشان‌دهنده‌ی حضورِ مشترکِ دو ریشه در یک یا چند آیه است؛ عددِ روی یال، تعدادِ آیاتِ مشترک را می‌نمایاند. قوی‌ترین یال — حُزن—ضِیق (وزن ۳) — تأییدی پیکره‌ای برای دسته‌بندیِ مرحله‌ی ۲ است («ضِیقُ الصَّدر در حُزن»، سورۀ هود: ۱۲؛ سورۀ انعام: ۳۳). بَغی (مرحله‌ی ۶) خوشه‌ی سمتِ راست را لنگر می‌زند، با یال‌هایی به واژگانِ ارزیابیِ اخلاقی (ظلم، جرم، فسق). نبودِ یالِ مستقیمِ مرحله‌ی ۱ ← مرحله‌ی ۶ و میانجی‌گریِ مراحلِ ۲ تا ۵، با شیبِ شدتِ کنش هم‌سوست و با قرائتِ علّیتِ دوسویه (§۴-۶-۴) سازگار می‌ماند.</w:t>
       </w:r>
     </w:p>
     <w:p>
@@ -10059,18 +8880,18 @@
           <wp:inline>
             <wp:extent cx="5067300" cy="1736033"/>
             <wp:effectExtent b="0" l="0" r="0" t="0"/>
-            <wp:docPr descr="سه سنجه‌ی مرکزیت بر شبکه‌ی هم‌رخدادگیری: (الف) درجه‌ی وزن‌دار، (ب) بینابینی، (ج) نزدیکی. بَغی بالاترین مرکزیتِ نزدیکی را به‌دست می‌آورد (۰٫۵۵) و در بینابینی (۰٫۱۵) با غضب و أَسَف هم‌رتبه است — لولایی میانِ طیفِ خشم و میدانِ گسترده‌ترِ ارزیابیِ اخلاقیِ قرآن (ظلم ۳۱۵، جرم ۶۶، فسق ۵۴، عداوت ۱۰۶). پنلِ نزدیکی، الگوی مکمل را آشکار می‌سازد: ضِیق و حُزن به‌رغمِ بسامدِ خامِ پایین، نزدیکیِ بالا دارند — خوشه‌ی فشارِ درونی، از حیثِ ساختار، مرکزی است. خوانشِ لایه‌مند: مرحله‌ی ۲ هسته‌ی عاطفی، مرحله‌ی ۶ پلِ ساختاری، و مراحلِ ۳ تا ۵ میانجی‌گرِ انتقالِ انرژی‌اند." title="" id="65" name="Picture"/>
+            <wp:docPr descr="سه سنجه‌ی مرکزیت بر شبکه‌ی هم‌رخدادگیری: (الف) درجه‌ی وزن‌دار، (ب) بینابینی، (ج) نزدیکی. بَغی بالاترین مرکزیتِ نزدیکی را به‌دست می‌آورد (۰٫۵۵) و در بینابینی (۰٫۱۵) با غضب و أَسَف هم‌رتبه است — لولایی میانِ طیفِ خشم و میدانِ گسترده‌ترِ ارزیابیِ اخلاقیِ قرآن (ظلم ۳۱۵، جرم ۶۶، فسق ۵۴، عداوت ۱۰۶). پنلِ نزدیکی، الگوی مکمل را آشکار می‌سازد: ضِیق و حُزن به‌رغمِ بسامدِ خامِ پایین، نزدیکیِ بالا دارند — خوشه‌ی فشارِ درونی، از حیثِ ساختار، مرکزی است. خوانشِ لایه‌مند: مرحله‌ی ۲ هسته‌ی عاطفی، مرحله‌ی ۶ پلِ ساختاری، و مراحلِ ۳ تا ۵ میانجی‌گرِ انتقالِ انرژی‌اند." title="" id="66" name="Picture"/>
             <a:graphic>
               <a:graphicData uri="http://schemas.openxmlformats.org/drawingml/2006/picture">
                 <pic:pic>
                   <pic:nvPicPr>
-                    <pic:cNvPr descr="fig7_centrality.png" id="66" name="Picture"/>
+                    <pic:cNvPr descr="fig7_centrality.png" id="67" name="Picture"/>
                     <pic:cNvPicPr>
                       <a:picLocks noChangeArrowheads="1" noChangeAspect="1"/>
                     </pic:cNvPicPr>
                   </pic:nvPicPr>
                   <pic:blipFill>
-                    <a:blip r:embed="rId64"/>
+                    <a:blip r:embed="rId65"/>
                     <a:stretch>
                       <a:fillRect/>
                     </a:stretch>
@@ -10140,8 +8961,8 @@
         <w:t xml:space="preserve">میانِ طیفِ خشم و میدانِ گسترده‌ترِ ارزیابیِ اخلاقیِ قرآن (ظلم ۳۱۵، جرم ۶۶، فسق ۵۴، عداوت ۱۰۶). پنلِ نزدیکی، الگوی مکمل را آشکار می‌سازد: ضِیق و حُزن به‌رغمِ بسامدِ خامِ پایین، نزدیکیِ بالا دارند — خوشه‌ی فشارِ درونی، از حیثِ ساختار، مرکزی است. خوانشِ لایه‌مند: مرحله‌ی ۲ هسته‌ی عاطفی، مرحله‌ی ۶ پلِ ساختاری، و مراحلِ ۳ تا ۵ میانجی‌گرِ انتقالِ انرژی‌اند.</w:t>
       </w:r>
     </w:p>
-    <w:bookmarkEnd w:id="67"/>
-    <w:bookmarkStart w:id="68" w:name="آزمون-پایداری-و-تحلیل-تطبیقی-ترجمهها"/>
+    <w:bookmarkEnd w:id="68"/>
+    <w:bookmarkStart w:id="69" w:name="آزمون-پایداری-و-تحلیل-تطبیقی-ترجمهها"/>
     <w:p>
       <w:pPr>
         <w:pStyle w:val="Heading3"/>
@@ -10173,7 +8994,7 @@
           <w:rtl/>
           <w:lang w:val="fa"/>
         </w:rPr>
-        <w:t xml:space="preserve">: پنج ریشه‌ی چترِ مفهومی (شَنَأ، جرم، فسق، ظلم، عَدو) با الگوهای توزیعیِ متضاد (جرم به‌شدت مکّی n=۶۶، p&lt;۰٫۰۰۰۱؛ فسق مدنی n=۵۴، p=۰٫۰۰۰۷؛ عَدو مدنی n=۱۰۶؛ ظلم به‌منزله‌ی متاکاتاگوریِ ۳۱۵‌بسامدی) پایداریِ ساختارِ پیوستار را تأیید می‌کنند و الگوی</w:t>
+        <w:t xml:space="preserve">: پنج ریشه‌ی چترِ مفهومی (شَنَأ، جرم، فسق، ظلم، عَدو) با الگوهای توزیعیِ متضاد، پایداریِ ساختارِ پیوستار را تأیید می‌کنند و الگوی</w:t>
       </w:r>
       <w:r>
         <w:rPr>
@@ -10224,11 +9045,11 @@
           <w:rtl/>
           <w:lang w:val="fa"/>
         </w:rPr>
-        <w:t xml:space="preserve">: پنج ترجمه‌ی فارسی (فولادوند، مکارم، الهی قمشه‌ای، معزّی، انصاریان) در چهار آیه‌ی کانونی (سوره حجر: ۹۷؛ سوره آل عمران: ۱۳۴؛ سوره مُلک: ۸؛ سوره علق: ۶) بررسی شدند. در آیه‌ی ۸ سوره مُلک، چهار ترجمه تصویرِ فروپاشی را تا حدی منتقل می‌کنند («می‌خواهد بترکد»، «پاره‌پاره می‌شود»، «بشکافد»، «متلاشی شود»)؛ تنها الهی قمشه‌ای با «متلاطم است» عمقِ این تصویر را تضعیف می‌کند. در هیچ‌یک از این ترجمه‌ها، تمایزِ ساختاریِ غضب از غیظ به‌واسطه‌ی نشانه‌ی صرفیِ متفاوت ترجمه نشده است. این نمونه‌ی محدود، نقصِ سامان‌مندِ ترجمه‌ها را پیشنهاد می‌کند، اما برای ادعایی قاطع، به ارزیابیِ سامان‌مندِ ۳۰‌آیه‌ای با کدبندیِ چندگانه نیاز است.</w:t>
-      </w:r>
-    </w:p>
-    <w:bookmarkEnd w:id="68"/>
-    <w:bookmarkStart w:id="69" w:name="اعتبارسنجی-پیکرهای-محاسباتی-تکمیلی"/>
+        <w:t xml:space="preserve">: پنج ترجمه‌ی فارسی (فولادوند، مکارم، الهی قمشه‌ای، معزّی، انصاریان) در چهار آیه‌ی کانونی (سورۀ حجر: ۹۷؛ سورۀ آل عمران: ۱۳۴؛ سورۀ مُلک: ۸؛ سورۀ علق: ۶) بررسی شدند. در آیه‌ی ۸ سورۀ مُلک، چهار ترجمه تصویرِ فروپاشی را منتقل می‌کنند؛ تنها الهی قمشه‌ای با «متلاطم است» عمقِ این تصویر را تضعیف می‌کند. در هیچ‌یک، تمایزِ ساختاریِ غضب از غیظ ترجمه نشده است؛ این نمونه، نقصِ سامان‌مندِ احتمالی را نشان می‌دهد ولی برای ادعایی قاطع به ارزیابیِ ۳۰‌آیه‌ای نیاز است.</w:t>
+      </w:r>
+    </w:p>
+    <w:bookmarkEnd w:id="69"/>
+    <w:bookmarkStart w:id="70" w:name="اعتبارسنجی-پیکرهای-محاسباتی-تکمیلی"/>
     <w:p>
       <w:pPr>
         <w:pStyle w:val="Heading3"/>
@@ -10251,7 +9072,7 @@
           <w:rtl/>
           <w:lang w:val="fa"/>
         </w:rPr>
-        <w:t xml:space="preserve">به‌منزله‌ی پشتوانه‌ی کمّیِ مستقل بر یافته‌های تفسیریِ §§۴-۴ تا ۴-۶، چهار تحلیلِ محاسباتی بر پیکره‌ی ۳۱۲‌بسامدی اجرا شد.</w:t>
+        <w:t xml:space="preserve">چهار تحلیلِ محاسباتیِ مکمّل، یافته‌های تفسیریِ پیشین را پشتیبانی می‌کند.</w:t>
       </w:r>
       <w:r>
         <w:rPr>
@@ -10267,51 +9088,21 @@
           <w:rtl/>
           <w:lang w:val="fa"/>
         </w:rPr>
-        <w:t xml:space="preserve">(الف) خوشه‌بندیِ تعبیه‌های بافتیِ بَرت</w:t>
-      </w:r>
-      <w:r>
-        <w:rPr>
-          <w:rtl/>
-          <w:lang w:val="fa"/>
-        </w:rPr>
-        <w:t xml:space="preserve"> </w:t>
-      </w:r>
-      <w:r>
-        <w:rPr>
-          <w:rtl/>
-          <w:lang w:val="fa"/>
-        </w:rPr>
-        <w:t xml:space="preserve">با مدلِ CAMeLBERT-CA (نسخه‌ی عربیِ کلاسیک) نشان می‌دهد که فضای تعبیه‌های ۷۶۸-بُعدی، بسامدها را</w:t>
-      </w:r>
-      <w:r>
-        <w:rPr>
-          <w:rtl/>
-          <w:lang w:val="fa"/>
-        </w:rPr>
-        <w:t xml:space="preserve"> </w:t>
-      </w:r>
-      <w:r>
-        <w:rPr>
-          <w:i/>
-          <w:iCs/>
-          <w:rtl/>
-          <w:lang w:val="fa"/>
-        </w:rPr>
-        <w:t xml:space="preserve">به‌حسبِ ریشه</w:t>
-      </w:r>
-      <w:r>
-        <w:rPr>
-          <w:rtl/>
-          <w:lang w:val="fa"/>
-        </w:rPr>
-        <w:t xml:space="preserve"> </w:t>
-      </w:r>
-      <w:r>
-        <w:rPr>
-          <w:rtl/>
-          <w:lang w:val="fa"/>
-        </w:rPr>
-        <w:t xml:space="preserve">خوشه‌بندی می‌کند و نه به‌حسبِ مرحله (سیلوئت ۰٫۰۸- در برابرِ برچسبِ شش‌مرحله‌ای؛ NMI = ۰٫۰۷۷). این نتیجه‌ی صفری، آموزنده است: هندسه‌ی شش‌مرحله‌ای، یک «ساختارِ تحلیلی-تفسیری» بر روی پیکره است که از همانندیِ توزیعیِ هم‌نشینیِ سطحی به‌دست نمی‌آید؛ مدلِ پیش‌آموخته‌ی زبانیِ کلاسیک، بدونِ برچسب‌های تفسیریِ پدیدارشناختی، آن را بازکشف نمی‌کند.</w:t>
+        <w:t xml:space="preserve">(الف)</w:t>
+      </w:r>
+      <w:r>
+        <w:rPr>
+          <w:rtl/>
+          <w:lang w:val="fa"/>
+        </w:rPr>
+        <w:t xml:space="preserve"> </w:t>
+      </w:r>
+      <w:r>
+        <w:rPr>
+          <w:rtl/>
+          <w:lang w:val="fa"/>
+        </w:rPr>
+        <w:t xml:space="preserve">خوشه‌بندیِ تعبیه‌های CAMeLBERT-CA، بسامدها را به‌حسبِ ریشه — نه مرحله — خوشه‌بندی می‌کند (NMI = ۰٫۰۷۷)؛ یعنی هندسه‌ی شش‌مرحله‌ای ساختاری تحلیلی-تفسیری است و نه توزیعی-سطحی.</w:t>
       </w:r>
       <w:r>
         <w:rPr>
@@ -10327,21 +9118,21 @@
           <w:rtl/>
           <w:lang w:val="fa"/>
         </w:rPr>
-        <w:t xml:space="preserve">(ب) تحلیلِ رانشِ ترجمه‌ای</w:t>
-      </w:r>
-      <w:r>
-        <w:rPr>
-          <w:rtl/>
-          <w:lang w:val="fa"/>
-        </w:rPr>
-        <w:t xml:space="preserve"> </w:t>
-      </w:r>
-      <w:r>
-        <w:rPr>
-          <w:rtl/>
-          <w:lang w:val="fa"/>
-        </w:rPr>
-        <w:t xml:space="preserve">بر روی پنج ترجمه‌ی انگلیسی + پنج ترجمه‌ی فارسی، با تعبیه‌های چندزبانیِ MPNet، نشان می‌دهد که میانگینِ فاصله‌ی معناشناختیِ مترجمان برای واژگانی نظیرِ سَخَط (۰٫۲۳)، مَقت (۰٫۲۲)، طُغیان (۰٫۲۳) و غیظ (۰٫۲۱) بیش‌تر از غضب (۰٫۱۷) و بَغی (۰٫۱۹) است — یافته‌ای کمّی هم‌سو با ادعای کیفیِ §۴-۷ که مترجمان بر سرِ واژگانِ ارزیابانه و متراکم بیش‌تر اختلاف می‌ورزند.</w:t>
+        <w:t xml:space="preserve">(ب)</w:t>
+      </w:r>
+      <w:r>
+        <w:rPr>
+          <w:rtl/>
+          <w:lang w:val="fa"/>
+        </w:rPr>
+        <w:t xml:space="preserve"> </w:t>
+      </w:r>
+      <w:r>
+        <w:rPr>
+          <w:rtl/>
+          <w:lang w:val="fa"/>
+        </w:rPr>
+        <w:t xml:space="preserve">تعبیه‌های MPNet نشان می‌دهد فاصله‌ی مترجمان بر سرِ سَخَط، مَقت، طُغیان و غیظ بیش‌تر از غضب و بَغی است.</w:t>
       </w:r>
       <w:r>
         <w:rPr>
@@ -10357,21 +9148,21 @@
           <w:rtl/>
           <w:lang w:val="fa"/>
         </w:rPr>
-        <w:t xml:space="preserve">(ج) شبکه‌ی هم‌رخدادگیریِ وزن‌دارِ PMI</w:t>
-      </w:r>
-      <w:r>
-        <w:rPr>
-          <w:rtl/>
-          <w:lang w:val="fa"/>
-        </w:rPr>
-        <w:t xml:space="preserve"> </w:t>
-      </w:r>
-      <w:r>
-        <w:rPr>
-          <w:rtl/>
-          <w:lang w:val="fa"/>
-        </w:rPr>
-        <w:t xml:space="preserve">قوی‌ترین یالِ مثبت را در جفتِ أَسَف-غضب (npmi = ۰٫۵۹، آیاتِ موسوی) و سپس در ضِیق-حُزن (۰٫۴۷، خوشه‌ی فشارِ درونی) آشکار می‌سازد؛ پس از تصحیحِ PMI، مرکزیتِ خامِ بَغی کاهش می‌یابد و قوی‌ترین پیوندهای آن نه با ریشه‌های مرحله‌ی ۶، بلکه با کَره (۰٫۲۳) و غیظ (۰٫۲۲) برقرار می‌گردد — یافته‌ای هم‌ساز با قرائتِ علّیتِ دوسویه‌ی §۴-۶-۴ (بَغی، گاه از کَراهت و غیظِ متراکم برمی‌خیزد، نه از خشمِ بسیج‌شده).</w:t>
+        <w:t xml:space="preserve">(ج)</w:t>
+      </w:r>
+      <w:r>
+        <w:rPr>
+          <w:rtl/>
+          <w:lang w:val="fa"/>
+        </w:rPr>
+        <w:t xml:space="preserve"> </w:t>
+      </w:r>
+      <w:r>
+        <w:rPr>
+          <w:rtl/>
+          <w:lang w:val="fa"/>
+        </w:rPr>
+        <w:t xml:space="preserve">شبکه‌ی هم‌رخدادگیریِ PMI، قوی‌ترین یال‌های مثبت را در أَسَف-غضب و ضِیق-حُزن نشان می‌دهد.</w:t>
       </w:r>
       <w:r>
         <w:rPr>
@@ -10387,73 +9178,21 @@
           <w:rtl/>
           <w:lang w:val="fa"/>
         </w:rPr>
-        <w:t xml:space="preserve">(د) آزمونِ هم‌بستگیِ تک‌سویه‌ی مرحله-با-ترتیبِ نزولِ نولدکه‌ای</w:t>
-      </w:r>
-      <w:r>
-        <w:rPr>
-          <w:rtl/>
-          <w:lang w:val="fa"/>
-        </w:rPr>
-        <w:t xml:space="preserve">: ρ اسپیرمن = −۰٫۱۵۷ (p = ۰٫۰۰۶)، با اندازه‌ی اثرِ بسیار کوچک. این نتیجه نشان می‌دهد که پیوستار، یک</w:t>
-      </w:r>
-      <w:r>
-        <w:rPr>
-          <w:rtl/>
-          <w:lang w:val="fa"/>
-        </w:rPr>
-        <w:t xml:space="preserve"> </w:t>
-      </w:r>
-      <w:r>
-        <w:rPr>
-          <w:b/>
-          <w:bCs/>
-          <w:rtl/>
-          <w:lang w:val="fa"/>
-        </w:rPr>
-        <w:t xml:space="preserve">توالیِ تاریخی</w:t>
-      </w:r>
-      <w:r>
-        <w:rPr>
-          <w:rtl/>
-          <w:lang w:val="fa"/>
-        </w:rPr>
-        <w:t xml:space="preserve"> </w:t>
-      </w:r>
-      <w:r>
-        <w:rPr>
-          <w:rtl/>
-          <w:lang w:val="fa"/>
-        </w:rPr>
-        <w:t xml:space="preserve">نیست — مراحلِ شش‌گانه ساختاری شدتی، نه ترتیبی-نزولی، دارند. خروجی‌های کاملِ این چهار تحلیل در شاخه‌ی</w:t>
-      </w:r>
-      <w:r>
-        <w:rPr>
-          <w:rtl/>
-          <w:lang w:val="fa"/>
-        </w:rPr>
-        <w:t xml:space="preserve"> </w:t>
-      </w:r>
-      <w:r>
-        <w:rPr>
-          <w:rStyle w:val="VerbatimChar"/>
-          <w:rtl/>
-          <w:lang w:val="fa"/>
-        </w:rPr>
-        <w:t xml:space="preserve">nlp-outputs-2026-05-13</w:t>
-      </w:r>
-      <w:r>
-        <w:rPr>
-          <w:rtl/>
-          <w:lang w:val="fa"/>
-        </w:rPr>
-        <w:t xml:space="preserve"> </w:t>
-      </w:r>
-      <w:r>
-        <w:rPr>
-          <w:rtl/>
-          <w:lang w:val="fa"/>
-        </w:rPr>
-        <w:t xml:space="preserve">انباره‌ی عمومیِ پروژه در دسترس‌اند.</w:t>
+        <w:t xml:space="preserve">(د)</w:t>
+      </w:r>
+      <w:r>
+        <w:rPr>
+          <w:rtl/>
+          <w:lang w:val="fa"/>
+        </w:rPr>
+        <w:t xml:space="preserve"> </w:t>
+      </w:r>
+      <w:r>
+        <w:rPr>
+          <w:rtl/>
+          <w:lang w:val="fa"/>
+        </w:rPr>
+        <w:t xml:space="preserve">هم‌بستگیِ مرحله-با-ترتیبِ نزولِ نولدکه‌ای (ρ = −۰٫۱۵۷، p = ۰٫۰۰۶) تأیید می‌کند که پیوستار توالیِ تاریخی نیست، بلکه ساختاری شدتی است.</w:t>
       </w:r>
     </w:p>
     <w:p>
@@ -10463,9 +9202,9 @@
         </w:pict>
       </w:r>
     </w:p>
-    <w:bookmarkEnd w:id="69"/>
     <w:bookmarkEnd w:id="70"/>
-    <w:bookmarkStart w:id="79" w:name="بحث"/>
+    <w:bookmarkEnd w:id="71"/>
+    <w:bookmarkStart w:id="80" w:name="بحث"/>
     <w:p>
       <w:pPr>
         <w:pStyle w:val="Heading2"/>
@@ -10479,7 +9218,7 @@
         <w:t xml:space="preserve">۵. بحث</w:t>
       </w:r>
     </w:p>
-    <w:bookmarkStart w:id="71" w:name="X2ce9404b9b1217c07b3e17a58e280684e0b1cbb"/>
+    <w:bookmarkStart w:id="72" w:name="X2ce9404b9b1217c07b3e17a58e280684e0b1cbb"/>
     <w:p>
       <w:pPr>
         <w:pStyle w:val="Heading3"/>
@@ -10532,7 +9271,7 @@
           <w:rtl/>
           <w:lang w:val="fa"/>
         </w:rPr>
-        <w:t xml:space="preserve">(از کلامیِ بیرونی، به درونیِ فردی، به ساختاریِ اجتماعی)،</w:t>
+        <w:t xml:space="preserve">(کلامیِ بیرونی ← درونیِ فردی ← ساختاریِ اجتماعی)،</w:t>
       </w:r>
       <w:r>
         <w:rPr>
@@ -10562,7 +9301,7 @@
           <w:rtl/>
           <w:lang w:val="fa"/>
         </w:rPr>
-        <w:t xml:space="preserve">(از کم‌ترین ترازِ کلامی، به فشارِ درونی، به فروپاشیِ ظرف) و</w:t>
+        <w:t xml:space="preserve">(کم‌ترین ترازِ کلامی ← فشارِ درونی ← فروپاشیِ ظرف) و</w:t>
       </w:r>
       <w:r>
         <w:rPr>
@@ -10592,32 +9331,11 @@
           <w:rtl/>
           <w:lang w:val="fa"/>
         </w:rPr>
-        <w:t xml:space="preserve">(از فرد به ساختار). مراحلِ ۱ تا ۵ به‌دقت با مدلِ فرآیندیِ تنظیمِ هیجانِ گراس (۱۹۹۸، ۲۰۱۴، ۲۰۱۵) منطبق‌اند: مرحله‌ی ۱ ↔ انتخابِ موقعیت؛ مرحله‌ی ۲ ↔ تغییرِ موقعیت؛ مرحله‌ی ۳ ↔ تغییرِ شناختی؛ مرحله‌ی ۴ ↔ گزینشِ پاسخ؛ مرحله‌ی ۵ (غیظ + کَظم؛ تمیّز) ↔ تعدیلِ پاسخ و شکستِ مهار. مرحله‌ی ۶ آن‌جایی است که پیوستارِ قرآنی از مدلِ گراس فراتر می‌رود و ساحتی برای پاتولوژی‌های ساختاری-اخلاقی می‌گشاید که در آن، قطبیتِ علّی دوسویه است (§۴-۶-۴). افزون بر این، پیوستار با چرخه‌ی پلاتچیک (آزردگی ← خشم ← خشمِ شدید) در مراحلِ ۱ تا ۵ تطبیق دارد، با تفکیکِ سه‌گانه‌ی</w:t>
-      </w:r>
-      <w:r>
-        <w:rPr>
-          <w:rtl/>
-          <w:lang w:val="fa"/>
-        </w:rPr>
-        <w:t xml:space="preserve"> </w:t>
-      </w:r>
-      <w:r>
-        <w:rPr>
-          <w:rtl/>
-          <w:lang w:val="fa"/>
-        </w:rPr>
-        <w:t xml:space="preserve"> </w:t>
-      </w:r>
-      <w:r>
-        <w:rPr>
-          <w:rtl/>
-          <w:lang w:val="fa"/>
-        </w:rPr>
-        <w:t xml:space="preserve">اسپیلبرگر (صفتی/حالتی/کنترلی) هم‌سو است و با نظریه‌ی ارزیابیِ شناختیِ لازاروس-شِرر، در ساختارِ آیه‌ی علق (طغیان به‌منزله‌ی پاسخ به ادراکِ استغناء) هم‌خوانیِ صریح دارد.</w:t>
-      </w:r>
-    </w:p>
-    <w:bookmarkEnd w:id="71"/>
-    <w:bookmarkStart w:id="72" w:name="تعادل-پدیدارشناختیپیامدها"/>
+        <w:t xml:space="preserve">(از فرد به ساختار). مراحلِ ۱ تا ۵ با مدلِ فرآیندیِ تنظیمِ هیجانِ گراس منطبق‌اند (انتخابِ موقعیت، تغییرِ موقعیت، تغییرِ شناختی، گزینشِ پاسخ، تعدیلِ پاسخ). مرحله‌ی ۶ از مدلِ گراس فراتر می‌رود و ساحتی برای پاتولوژی‌های ساختاری-اخلاقی می‌گشاید که در آن، قطبیتِ علّی دوسویه است. پیوستار با چرخه‌ی پلاتچیک، تفکیکِ سه‌گانه‌ی STAXI اسپیلبرگر و نظریه‌ی ارزیابیِ شناختیِ لازاروس-شِرر نیز هم‌سو است.</w:t>
+      </w:r>
+    </w:p>
+    <w:bookmarkEnd w:id="72"/>
+    <w:bookmarkStart w:id="73" w:name="تعادل-پدیدارشناختیپیامدها"/>
     <w:p>
       <w:pPr>
         <w:pStyle w:val="Heading3"/>
@@ -10640,7 +9358,91 @@
           <w:rtl/>
           <w:lang w:val="fa"/>
         </w:rPr>
-        <w:t xml:space="preserve">نزدیکیِ مراحلِ ۱ تا ۵ (۱۶۷) و مرحله‌ی ۶ (۱۴۵) — که آزمونِ خی-دو رد نمی‌کند (χ²(۱) = ۱٫۵۵) — با کدبندیِ تفسیر-بنیادِ §۴-۶-۴ (κ = ۰٫۷۹) به‌نحوی رضایت‌بخش تبیین می‌شود: ۴۹٪ بسامدهای مرحله‌ی ۶ ساختار-خاستگاه‌اند (طمع، استکبار، عُلوّ فی‌الأرض)؛ پس از حذفِ این‌ها، نسبتِ هسته‌ی پدیدارشناختی به پیامدهای</w:t>
+        <w:t xml:space="preserve">نزدیکیِ مراحلِ ۱ تا ۵ (۱۶۷) و مرحله‌ی ۶ (۱۴۵) با کدبندیِ تفسیر-بنیادِ §۴-۶-۴ به‌نحوی رضایت‌بخش تبیین می‌شود: پس از حذفِ ۴۹٪ بسامدهای ساختار-خاستگاه، نسبتِ هسته‌ی پدیدارشناختی به پیامدهای خشم-خاستگاه به ۴٫۴ برابر می‌رسد — تقریباً همان نسبتی که نظریه‌های کلاسیکِ تنظیمِ هیجان پیش‌بینی می‌کنند. تحلیلِ توزیعیِ متونِ مقدس، نقشه‌ای از تأکیدِ گفتمانی است، نه بازتابی خنثا.</w:t>
+      </w:r>
+    </w:p>
+    <w:bookmarkEnd w:id="73"/>
+    <w:bookmarkStart w:id="74" w:name="الگوی-تخصصیافتگی-گفتمانی-بافتی"/>
+    <w:p>
+      <w:pPr>
+        <w:pStyle w:val="Heading3"/>
+        <w:bidi/>
+      </w:pPr>
+      <w:r>
+        <w:rPr>
+          <w:rtl/>
+          <w:lang w:val="fa"/>
+        </w:rPr>
+        <w:t xml:space="preserve">۵-۳. الگوی تخصص‌یافتگیِ گفتمانی-بافتی</w:t>
+      </w:r>
+    </w:p>
+    <w:p>
+      <w:pPr>
+        <w:bidi/>
+      </w:pPr>
+      <w:r>
+        <w:rPr>
+          <w:rtl/>
+          <w:lang w:val="fa"/>
+        </w:rPr>
+        <w:t xml:space="preserve">پس از تصحیحِ هولم-بنفرونی، تنها سَخَط در سطحِ معناداریِ کنترل‌شده‌ی نرخِ کشفِ کاذب (FDR) باقی می‌ماند؛ با این حال، الگوهای بافتیِ مشابه (أَسَف، عُتُوّ، حَرد مکّی-غالب؛ کَره، فسق مدنی-غالب) هم‌گرا</w:t>
+      </w:r>
+      <w:r>
+        <w:rPr>
+          <w:rtl/>
+          <w:lang w:val="fa"/>
+        </w:rPr>
+        <w:t xml:space="preserve"> </w:t>
+      </w:r>
+      <w:r>
+        <w:rPr>
+          <w:b/>
+          <w:bCs/>
+          <w:rtl/>
+          <w:lang w:val="fa"/>
+        </w:rPr>
+        <w:t xml:space="preserve">تخصص‌یافتگیِ گفتمانی-بافتی</w:t>
+      </w:r>
+      <w:r>
+        <w:rPr>
+          <w:rtl/>
+          <w:lang w:val="fa"/>
+        </w:rPr>
+        <w:t xml:space="preserve"> </w:t>
+      </w:r>
+      <w:r>
+        <w:rPr>
+          <w:rtl/>
+          <w:lang w:val="fa"/>
+        </w:rPr>
+        <w:t xml:space="preserve">را نشان می‌دهند: سَخَط با گفتمانِ منافقانِ مدنی، أَسَف با روایت‌های پیامبرانه‌ی مکّی، جرم با نقدِ شرک، فسق با انضباطِ امّتیِ مدنی. این الگو با کارهای الْعَوَا (۲۰۰۶) و سینای (۲۰۱۷، ۲۰۲۳) هم‌خوان است.</w:t>
+      </w:r>
+    </w:p>
+    <w:bookmarkEnd w:id="74"/>
+    <w:bookmarkStart w:id="78" w:name="Xce6328b4ee3c79341439c9d5586586417f59c21"/>
+    <w:p>
+      <w:pPr>
+        <w:pStyle w:val="Heading3"/>
+        <w:bidi/>
+      </w:pPr>
+      <w:r>
+        <w:rPr>
+          <w:rtl/>
+          <w:lang w:val="fa"/>
+        </w:rPr>
+        <w:t xml:space="preserve">۵-۴. آیه‌ی ۸ سورۀ مُلک و جهان‌شمولیِ شناختیِ استعاره‌ی ظرف</w:t>
+      </w:r>
+    </w:p>
+    <w:p>
+      <w:pPr>
+        <w:bidi/>
+      </w:pPr>
+      <w:r>
+        <w:rPr>
+          <w:rtl/>
+          <w:lang w:val="fa"/>
+        </w:rPr>
+        <w:t xml:space="preserve">چنان‌که در §۴-۵-۳ بسط داده شد، آیه‌ی ۸ سورۀ مُلک طرحواره‌ی ظرفِ تحتِ فشار را با شفافیتی ویژه عملیاتی می‌کند: تَمَیُّز نه خروجِ محتوا، بلکه گسستنِ ساختاری را تصویر می‌کند. تفسیر نمونه (نک. مکارم شیرازی ۱۳۷۴، ذیلِ این آیه) این فعل را «حالتی از غضب که ظرف از درون می‌گسلد» می‌خواند؛ تسنیم (نک. جوادی آملی ۱۳۸۹) آن را قرائتی هستی‌شناختی می‌بخشد: غیظِ دوزخ، انعکاسِ قهرِ الهی در ساحتِ مادی است. ادعای پژوهشِ حاضر را با احتیاط فرامی‌گذاریم: ارزیابیِ این‌که آیا این آیه</w:t>
       </w:r>
       <w:r>
         <w:rPr>
@@ -10656,92 +9458,21 @@
           <w:rtl/>
           <w:lang w:val="fa"/>
         </w:rPr>
-        <w:t xml:space="preserve">خشم-خاستگاه</w:t>
-      </w:r>
-      <w:r>
-        <w:rPr>
-          <w:rtl/>
-          <w:lang w:val="fa"/>
-        </w:rPr>
-        <w:t xml:space="preserve"> </w:t>
-      </w:r>
-      <w:r>
-        <w:rPr>
-          <w:rtl/>
-          <w:lang w:val="fa"/>
-        </w:rPr>
-        <w:t xml:space="preserve">به ۴٫۴ برابر می‌رسد — تقریباً همان نسبتی که نظریه‌های کلاسیکِ تنظیمِ هیجان پیش‌بینی می‌کنند. پیامدِ روش‌شناختیِ این یافته آن است که تحلیلِ توزیعیِ پیکره‌ایِ متونِ مقدس، نقشه‌ای از</w:t>
-      </w:r>
-      <w:r>
-        <w:rPr>
-          <w:rtl/>
-          <w:lang w:val="fa"/>
-        </w:rPr>
-        <w:t xml:space="preserve"> </w:t>
-      </w:r>
-      <w:r>
-        <w:rPr>
-          <w:i/>
-          <w:iCs/>
-          <w:rtl/>
-          <w:lang w:val="fa"/>
-        </w:rPr>
-        <w:t xml:space="preserve">تأکیدِ گفتمانی</w:t>
-      </w:r>
-      <w:r>
-        <w:rPr>
-          <w:rtl/>
-          <w:lang w:val="fa"/>
-        </w:rPr>
-        <w:t xml:space="preserve"> </w:t>
-      </w:r>
-      <w:r>
-        <w:rPr>
-          <w:rtl/>
-          <w:lang w:val="fa"/>
-        </w:rPr>
-        <w:t xml:space="preserve">است، نه بازتابی خنثا؛ و تفسیرِ آن با تصمیم‌گیری‌های نظریِ پیشینی درباره‌ی عضویتِ مفهومی و ساختارِ علّی، درهم‌تنیده است.</w:t>
-      </w:r>
-    </w:p>
-    <w:bookmarkEnd w:id="72"/>
-    <w:bookmarkStart w:id="73" w:name="الگوی-تخصصیافتگی-گفتمانی-بافتی"/>
-    <w:p>
-      <w:pPr>
-        <w:pStyle w:val="Heading3"/>
-        <w:bidi/>
-      </w:pPr>
-      <w:r>
-        <w:rPr>
-          <w:rtl/>
-          <w:lang w:val="fa"/>
-        </w:rPr>
-        <w:t xml:space="preserve">۵-۳. الگوی تخصص‌یافتگیِ گفتمانی-بافتی</w:t>
-      </w:r>
-    </w:p>
-    <w:p>
-      <w:pPr>
-        <w:bidi/>
-      </w:pPr>
-      <w:r>
-        <w:rPr>
-          <w:rtl/>
-          <w:lang w:val="fa"/>
-        </w:rPr>
-        <w:t xml:space="preserve">پس از تصحیحِ هولم-بنفرونی، تنها سَخَط (انحصاراً مدنی) در سطحِ معناداریِ</w:t>
-      </w:r>
-      <w:r>
-        <w:rPr>
-          <w:rtl/>
-          <w:lang w:val="fa"/>
-        </w:rPr>
-        <w:t xml:space="preserve"> </w:t>
-      </w:r>
-      <w:r>
-        <w:rPr>
-          <w:rtl/>
-          <w:lang w:val="fa"/>
-        </w:rPr>
-        <w:t xml:space="preserve">-کنترل‌شده باقی می‌ماند؛ با این حال، الگوهای بافتیِ مشابه — أَسَف (۵ مکّی / ۰ مدنی)، عُتُوّ (۹ مکّی / ۱ مدنی)، حَرد (هاپَکسِ مکّی)، کَره (مدنی-غالب)، جرم (مکّی-غالب)، فسق (مدنی-غالب) — هم‌گرا،</w:t>
+        <w:t xml:space="preserve">قاطعانه‌ترین</w:t>
+      </w:r>
+      <w:r>
+        <w:rPr>
+          <w:rtl/>
+          <w:lang w:val="fa"/>
+        </w:rPr>
+        <w:t xml:space="preserve"> </w:t>
+      </w:r>
+      <w:r>
+        <w:rPr>
+          <w:rtl/>
+          <w:lang w:val="fa"/>
+        </w:rPr>
+        <w:t xml:space="preserve">نمونه‌ی تاریخیِ ثبت‌شده است یا نه، نیازمندِ پیمایشِ تطبیقی بر یونانیِ پیشامدرن، اَکدی، سانسکریت، عبریِ کتابِ مقدس و شعرِ جاهلیِ پیش‌اسلامی است — پیمایشی که از حدودِ این پژوهش فراتر می‌رود. شواهدِ قرآنی با ادعای عام‌گرایانه‌ی نظریه‌ی استعاره‌ی مفهومی</w:t>
       </w:r>
       <w:r>
         <w:rPr>
@@ -10757,348 +9488,6 @@
           <w:rtl/>
           <w:lang w:val="fa"/>
         </w:rPr>
-        <w:t xml:space="preserve">تخصص‌یافتگیِ گفتمانی-بافتی</w:t>
-      </w:r>
-      <w:r>
-        <w:rPr>
-          <w:rtl/>
-          <w:lang w:val="fa"/>
-        </w:rPr>
-        <w:t xml:space="preserve"> </w:t>
-      </w:r>
-      <w:r>
-        <w:rPr>
-          <w:rtl/>
-          <w:lang w:val="fa"/>
-        </w:rPr>
-        <w:t xml:space="preserve">را نشان می‌دهند: واژگانِ هم‌میدان، نه به‌صورتِ تصادفی، بلکه نظام‌مند در بافت‌های گفتمانیِ خاص تثبیت شده‌اند (سَخَط با گفتمانِ منافقانِ مدنی، أَسَف با روایت‌های پیامبرانه‌ی مکّی، جرم با نقدِ شرک، فسق با انضباطِ امّتیِ مدنی). این الگو با کارهای الْعَوَا (۲۰۰۶) و سینای (۲۰۱۷، ۲۰۲۳) هم‌خوان است؛ پژوهش‌های آینده باید آن را در دیگر میدان‌های مفهومی (بیم/امید، شادی/فرح، ایمان/کفر) بیازمایند.</w:t>
-      </w:r>
-    </w:p>
-    <w:bookmarkEnd w:id="73"/>
-    <w:bookmarkStart w:id="77" w:name="X0fff7b0600d9d180dd652996fa251355e5498d0"/>
-    <w:p>
-      <w:pPr>
-        <w:pStyle w:val="Heading3"/>
-        <w:bidi/>
-      </w:pPr>
-      <w:r>
-        <w:rPr>
-          <w:rtl/>
-          <w:lang w:val="fa"/>
-        </w:rPr>
-        <w:t xml:space="preserve">۵-۴. آیه‌ی ۸ سوره مُلک و جهان‌شمولیِ شناختیِ استعاره‌ی ظرف</w:t>
-      </w:r>
-    </w:p>
-    <w:p>
-      <w:pPr>
-        <w:bidi/>
-      </w:pPr>
-      <w:r>
-        <w:rPr>
-          <w:rtl/>
-          <w:lang w:val="fa"/>
-        </w:rPr>
-        <w:t xml:space="preserve">آیه‌ی ۸ سوره مُلک (</w:t>
-      </w:r>
-      <w:r>
-        <w:rPr>
-          <w:i/>
-          <w:iCs/>
-          <w:rtl/>
-          <w:lang w:val="fa"/>
-        </w:rPr>
-        <w:t xml:space="preserve">تَكَادُ تَمَيَّزُ مِنَ الْغَيْظ</w:t>
-      </w:r>
-      <w:r>
-        <w:rPr>
-          <w:rtl/>
-          <w:lang w:val="fa"/>
-        </w:rPr>
-        <w:t xml:space="preserve">) طرحواره‌ی</w:t>
-      </w:r>
-      <w:r>
-        <w:rPr>
-          <w:rtl/>
-          <w:lang w:val="fa"/>
-        </w:rPr>
-        <w:t xml:space="preserve"> </w:t>
-      </w:r>
-      <w:r>
-        <w:rPr>
-          <w:i/>
-          <w:iCs/>
-          <w:rtl/>
-          <w:lang w:val="fa"/>
-        </w:rPr>
-        <w:t xml:space="preserve">خشم به‌مثابهِ ظرفِ تحتِ فشار</w:t>
-      </w:r>
-      <w:r>
-        <w:rPr>
-          <w:rtl/>
-          <w:lang w:val="fa"/>
-        </w:rPr>
-        <w:t xml:space="preserve"> </w:t>
-      </w:r>
-      <w:r>
-        <w:rPr>
-          <w:rtl/>
-          <w:lang w:val="fa"/>
-        </w:rPr>
-        <w:t xml:space="preserve">را با شفافیتی ویژه عملیاتی می‌کند: اصطلاحاتِ انگلیسی (</w:t>
-      </w:r>
-      <w:r>
-        <w:rPr>
-          <w:rtl/>
-          <w:lang w:val="fa"/>
-        </w:rPr>
-        <w:t xml:space="preserve">,</w:t>
-      </w:r>
-      <w:r>
-        <w:rPr>
-          <w:rtl/>
-          <w:lang w:val="fa"/>
-        </w:rPr>
-        <w:t xml:space="preserve"> </w:t>
-      </w:r>
-      <w:r>
-        <w:rPr>
-          <w:rtl/>
-          <w:lang w:val="fa"/>
-        </w:rPr>
-        <w:t xml:space="preserve">,</w:t>
-      </w:r>
-      <w:r>
-        <w:rPr>
-          <w:rtl/>
-          <w:lang w:val="fa"/>
-        </w:rPr>
-        <w:t xml:space="preserve"> </w:t>
-      </w:r>
-      <w:r>
-        <w:rPr>
-          <w:rtl/>
-          <w:lang w:val="fa"/>
-        </w:rPr>
-        <w:t xml:space="preserve">)</w:t>
-      </w:r>
-      <w:r>
-        <w:rPr>
-          <w:rtl/>
-          <w:lang w:val="fa"/>
-        </w:rPr>
-        <w:t xml:space="preserve"> </w:t>
-      </w:r>
-      <w:r>
-        <w:rPr>
-          <w:b/>
-          <w:bCs/>
-          <w:rtl/>
-          <w:lang w:val="fa"/>
-        </w:rPr>
-        <w:t xml:space="preserve">خروجِ محتوای پُرفشار</w:t>
-      </w:r>
-      <w:r>
-        <w:rPr>
-          <w:rtl/>
-          <w:lang w:val="fa"/>
-        </w:rPr>
-        <w:t xml:space="preserve"> </w:t>
-      </w:r>
-      <w:r>
-        <w:rPr>
-          <w:rtl/>
-          <w:lang w:val="fa"/>
-        </w:rPr>
-        <w:t xml:space="preserve">را گزارش می‌کنند؛ حال آن‌که فعلِ</w:t>
-      </w:r>
-      <w:r>
-        <w:rPr>
-          <w:rtl/>
-          <w:lang w:val="fa"/>
-        </w:rPr>
-        <w:t xml:space="preserve"> </w:t>
-      </w:r>
-      <w:r>
-        <w:rPr>
-          <w:i/>
-          <w:iCs/>
-          <w:rtl/>
-          <w:lang w:val="fa"/>
-        </w:rPr>
-        <w:t xml:space="preserve">تَمَيَّز</w:t>
-      </w:r>
-      <w:r>
-        <w:rPr>
-          <w:rtl/>
-          <w:lang w:val="fa"/>
-        </w:rPr>
-        <w:t xml:space="preserve"> </w:t>
-      </w:r>
-      <w:r>
-        <w:rPr>
-          <w:rtl/>
-          <w:lang w:val="fa"/>
-        </w:rPr>
-        <w:t xml:space="preserve">(از ریشه‌ی م-ی-ز: جدا شدن، گسستن)</w:t>
-      </w:r>
-      <w:r>
-        <w:rPr>
-          <w:rtl/>
-          <w:lang w:val="fa"/>
-        </w:rPr>
-        <w:t xml:space="preserve"> </w:t>
-      </w:r>
-      <w:r>
-        <w:rPr>
-          <w:b/>
-          <w:bCs/>
-          <w:rtl/>
-          <w:lang w:val="fa"/>
-        </w:rPr>
-        <w:t xml:space="preserve">فروپاشیِ ساختاریِ خودِ ظرف</w:t>
-      </w:r>
-      <w:r>
-        <w:rPr>
-          <w:rtl/>
-          <w:lang w:val="fa"/>
-        </w:rPr>
-        <w:t xml:space="preserve"> </w:t>
-      </w:r>
-      <w:r>
-        <w:rPr>
-          <w:rtl/>
-          <w:lang w:val="fa"/>
-        </w:rPr>
-        <w:t xml:space="preserve">را تصویر می‌کند. ادعای پژوهشِ حاضر را با احتیاطِ روش‌شناختی فرامی‌گذاریم: ارزیابیِ این‌که آیا این آیه</w:t>
-      </w:r>
-      <w:r>
-        <w:rPr>
-          <w:rtl/>
-          <w:lang w:val="fa"/>
-        </w:rPr>
-        <w:t xml:space="preserve"> </w:t>
-      </w:r>
-      <w:r>
-        <w:rPr>
-          <w:i/>
-          <w:iCs/>
-          <w:rtl/>
-          <w:lang w:val="fa"/>
-        </w:rPr>
-        <w:t xml:space="preserve">قاطعانه‌ترین</w:t>
-      </w:r>
-      <w:r>
-        <w:rPr>
-          <w:rtl/>
-          <w:lang w:val="fa"/>
-        </w:rPr>
-        <w:t xml:space="preserve"> </w:t>
-      </w:r>
-      <w:r>
-        <w:rPr>
-          <w:rtl/>
-          <w:lang w:val="fa"/>
-        </w:rPr>
-        <w:t xml:space="preserve">نمونه‌ی تاریخیِ ثبت‌شده است یا نه، نیازمندِ پیمایشِ تطبیقی بر یونانیِ پیشامدرن (</w:t>
-      </w:r>
-      <w:r>
-        <w:rPr>
-          <w:rtl/>
-          <w:lang w:val="fa"/>
-        </w:rPr>
-        <w:t xml:space="preserve">,</w:t>
-      </w:r>
-      <w:r>
-        <w:rPr>
-          <w:rtl/>
-          <w:lang w:val="fa"/>
-        </w:rPr>
-        <w:t xml:space="preserve"> </w:t>
-      </w:r>
-      <w:r>
-        <w:rPr>
-          <w:rtl/>
-          <w:lang w:val="fa"/>
-        </w:rPr>
-        <w:t xml:space="preserve">)، اَکدی (</w:t>
-      </w:r>
-      <w:r>
-        <w:rPr>
-          <w:rtl/>
-          <w:lang w:val="fa"/>
-        </w:rPr>
-        <w:t xml:space="preserve">,</w:t>
-      </w:r>
-      <w:r>
-        <w:rPr>
-          <w:rtl/>
-          <w:lang w:val="fa"/>
-        </w:rPr>
-        <w:t xml:space="preserve"> </w:t>
-      </w:r>
-      <w:r>
-        <w:rPr>
-          <w:rtl/>
-          <w:lang w:val="fa"/>
-        </w:rPr>
-        <w:t xml:space="preserve">)، سانسکریت (</w:t>
-      </w:r>
-      <w:r>
-        <w:rPr>
-          <w:rtl/>
-          <w:lang w:val="fa"/>
-        </w:rPr>
-        <w:t xml:space="preserve">,</w:t>
-      </w:r>
-      <w:r>
-        <w:rPr>
-          <w:rtl/>
-          <w:lang w:val="fa"/>
-        </w:rPr>
-        <w:t xml:space="preserve"> </w:t>
-      </w:r>
-      <w:r>
-        <w:rPr>
-          <w:rtl/>
-          <w:lang w:val="fa"/>
-        </w:rPr>
-        <w:t xml:space="preserve">)، عبریِ کتابِ مقدس (</w:t>
-      </w:r>
-      <w:r>
-        <w:rPr>
-          <w:rtl/>
-          <w:lang w:val="fa"/>
-        </w:rPr>
-        <w:t xml:space="preserve">,</w:t>
-      </w:r>
-      <w:r>
-        <w:rPr>
-          <w:rtl/>
-          <w:lang w:val="fa"/>
-        </w:rPr>
-        <w:t xml:space="preserve"> </w:t>
-      </w:r>
-      <w:r>
-        <w:rPr>
-          <w:rtl/>
-          <w:lang w:val="fa"/>
-        </w:rPr>
-        <w:t xml:space="preserve">) و شعرِ جاهلیِ پیش‌اسلامی است — پیمایشی که از حدودِ این پژوهش فراتر می‌رود. شواهدِ قرآنی با ادعای عام‌گرایانه‌ی نظریه‌ی استعاره‌ی مفهومی</w:t>
-      </w:r>
-      <w:r>
-        <w:rPr>
-          <w:rtl/>
-          <w:lang w:val="fa"/>
-        </w:rPr>
-        <w:t xml:space="preserve"> </w:t>
-      </w:r>
-      <w:r>
-        <w:rPr>
-          <w:b/>
-          <w:bCs/>
-          <w:rtl/>
-          <w:lang w:val="fa"/>
-        </w:rPr>
         <w:t xml:space="preserve">سازگار</w:t>
       </w:r>
       <w:r>
@@ -11113,7 +9502,7 @@
           <w:rtl/>
           <w:lang w:val="fa"/>
         </w:rPr>
-        <w:t xml:space="preserve">است و پایه‌ی تجربیِ آن را به عربیِ کلاسیکِ قرنِ هفتم گسترش می‌دهد، اما به‌تنهایی ادعای قاطعِ جهان‌شمولی را اثبات نمی‌کند. دانشنامه‌ی کوچش، بِنچِس و سِلید (۲۰۲۵) که عربیِ کلاسیک را جداگانه پوشش نداده، چارچوبِ مرجعِ طبیعیِ این بررسی به‌شمار می‌آید.</w:t>
+        <w:t xml:space="preserve">است و پایه‌ی تجربیِ آن را به عربیِ کلاسیکِ قرنِ هفتم گسترش می‌دهد، اما به‌تنهایی ادعای قاطعِ جهان‌شمولی را اثبات نمی‌کند.</w:t>
       </w:r>
     </w:p>
     <w:p>
@@ -11126,18 +9515,18 @@
           <wp:inline>
             <wp:extent cx="5334000" cy="2988073"/>
             <wp:effectExtent b="0" l="0" r="0" t="0"/>
-            <wp:docPr descr="طرحواره‌ی «خشم به‌مثابهِ ظرفِ تحتِ فشار» (لیکاف و کوچش ۱۹۸۷)، عملیاتی‌شده با مثلثِ قرآنیِ غضب ← غیظ+کَظم ← تمیّز. پنلِ نخست (مرحله‌ی ۴): غضب — ظرفِ باز؛ هیجان حاضر است، اما متراکم نشده. پنلِ دوم (مرحله‌ی ۵، سوره آل عمران: ۱۳۴): غیظ — مایعِ مُهرشده با کَظم (در اصل: بستنِ دهانه‌ی مَشک)؛ مهارِ درون‌فردی در برابرِ افزایشِ فشار. پنلِ سوم (تجلیِ مرحله‌ی ۵، سوره مُلک: ۸): تمیّز — شکستِ ساختاری؛ این فعل از ریشه‌ی م-ی-ز («جدا شدن») می‌آید و نه خروجِ محتوای فشرده (نظیرِ  انگلیسی)، که جدا شدنِ خودِ ظرف را تصویر می‌کند. عینیت‌یابیِ قرآنیِ این طرحواره، شواهدی بین‌زبانی و نیرومند برای جهان‌شمولیِ شناختیِ آن فراهم می‌آورد (§۵-۴)." title="" id="75" name="Picture"/>
+            <wp:docPr descr="طرحواره‌ی «خشم به‌مثابهِ ظرفِ تحتِ فشار» (لیکاف و کوچش ۱۹۸۷)، عملیاتی‌شده با مثلثِ قرآنیِ غضب ← غیظ+کَظم ← تمیّز. پنلِ نخست (مرحله‌ی ۴): غضب — ظرفِ باز؛ هیجان حاضر است، اما متراکم نشده. پنلِ دوم (مرحله‌ی ۵، سورۀ آل عمران: ۱۳۴): غیظ — مایعِ مُهرشده با کَظم (در اصل: بستنِ دهانه‌ی مَشک)؛ مهارِ درون‌فردی در برابرِ افزایشِ فشار. پنلِ سوم (تجلیِ مرحله‌ی ۵، سورۀ مُلک: ۸): تمیّز — شکستِ ساختاری؛ این فعل از ریشه‌ی م-ی-ز («جدا شدن») می‌آید و نه خروجِ محتوای فشرده (نظیرِ  انگلیسی)، که جدا شدنِ خودِ ظرف را تصویر می‌کند. عینیت‌یابیِ قرآنیِ این طرحواره، شواهدی بین‌زبانی و نیرومند برای جهان‌شمولیِ شناختیِ آن فراهم می‌آورد (§۵-۴)." title="" id="76" name="Picture"/>
             <a:graphic>
               <a:graphicData uri="http://schemas.openxmlformats.org/drawingml/2006/picture">
                 <pic:pic>
                   <pic:nvPicPr>
-                    <pic:cNvPr descr="fig6_metaphor_diagram.png" id="76" name="Picture"/>
+                    <pic:cNvPr descr="fig6_metaphor_diagram.png" id="77" name="Picture"/>
                     <pic:cNvPicPr>
                       <a:picLocks noChangeArrowheads="1" noChangeAspect="1"/>
                     </pic:cNvPicPr>
                   </pic:nvPicPr>
                   <pic:blipFill>
-                    <a:blip r:embed="rId74"/>
+                    <a:blip r:embed="rId75"/>
                     <a:stretch>
                       <a:fillRect/>
                     </a:stretch>
@@ -11257,7 +9646,7 @@
           <w:rtl/>
           <w:lang w:val="fa"/>
         </w:rPr>
-        <w:t xml:space="preserve">(مرحله‌ی ۵، سوره آل عمران: ۱۳۴): غیظ — مایعِ مُهرشده با کَظم (در اصل: بستنِ دهانه‌ی مَشک)؛ مهارِ درون‌فردی در برابرِ افزایشِ فشار.</w:t>
+        <w:t xml:space="preserve">(مرحله‌ی ۵، سورۀ آل عمران: ۱۳۴): غیظ — مایعِ مُهرشده با کَظم (در اصل: بستنِ دهانه‌ی مَشک)؛ مهارِ درون‌فردی در برابرِ افزایشِ فشار.</w:t>
       </w:r>
       <w:r>
         <w:rPr>
@@ -11287,7 +9676,7 @@
           <w:rtl/>
           <w:lang w:val="fa"/>
         </w:rPr>
-        <w:t xml:space="preserve">(تجلیِ مرحله‌ی ۵، سوره مُلک: ۸): تمیّز — شکستِ ساختاری؛ این فعل از ریشه‌ی م-ی-ز («جدا شدن») می‌آید و نه خروجِ محتوای فشرده (نظیرِ</w:t>
+        <w:t xml:space="preserve">(تجلیِ مرحله‌ی ۵، سورۀ مُلک: ۸): تمیّز — شکستِ ساختاری؛ این فعل از ریشه‌ی م-ی-ز («جدا شدن») می‌آید و نه خروجِ محتوای فشرده (نظیرِ</w:t>
       </w:r>
       <w:r>
         <w:rPr>
@@ -11341,8 +9730,8 @@
         <w:t xml:space="preserve">را تصویر می‌کند. عینیت‌یابیِ قرآنیِ این طرحواره، شواهدی بین‌زبانی و نیرومند برای جهان‌شمولیِ شناختیِ آن فراهم می‌آورد (§۵-۴).</w:t>
       </w:r>
     </w:p>
-    <w:bookmarkEnd w:id="77"/>
-    <w:bookmarkStart w:id="78" w:name="X619999a5d737fc24a1527a9abcebb0463009c38"/>
+    <w:bookmarkEnd w:id="78"/>
+    <w:bookmarkStart w:id="79" w:name="X619999a5d737fc24a1527a9abcebb0463009c38"/>
     <w:p>
       <w:pPr>
         <w:pStyle w:val="Heading3"/>
@@ -11395,28 +9784,28 @@
           <w:rtl/>
           <w:lang w:val="fa"/>
         </w:rPr>
-        <w:t xml:space="preserve">عرضه می‌گردند، نه به‌منزله‌ی توصیه‌هایی قاطع. تحلیلِ ۴‌آیه‌ایِ §۴-۷ نشان می‌دهد ترجمه‌های فارسی و انگلیسی در حفظِ تمایزاتِ شدتیِ پیوستار نقصِ سامان‌مند دارند؛ پژوهش‌های محاسباتیِ نوین (گاآنون و الصُحیبانی ۲۰۲۵؛ دادگانِ</w:t>
-      </w:r>
-      <w:r>
-        <w:rPr>
-          <w:rtl/>
-          <w:lang w:val="fa"/>
-        </w:rPr>
-        <w:t xml:space="preserve"> </w:t>
-      </w:r>
-      <w:r>
-        <w:rPr>
-          <w:rtl/>
-          <w:lang w:val="fa"/>
-        </w:rPr>
-        <w:t xml:space="preserve"> </w:t>
-      </w:r>
-      <w:r>
-        <w:rPr>
-          <w:rtl/>
-          <w:lang w:val="fa"/>
-        </w:rPr>
-        <w:t xml:space="preserve">۲۰۲۵) این نقص را در سطحِ هیجاناتِ کلیِ اِکمن مستند کرده‌اند، اما فاقدِ مدلِ مرجعِ شدتیِ لغوی‌اند. مشروط بر تأییدِ ارزیابیِ پسینیِ ۳۰‌آیه‌ای با کدبندیِ چندگانه، تحلیلِ حاضر پیشنهادِ معادل‌های واگرا را پشتیبانی می‌کند: غضب ← «خشم»، غیظ ← «خشمِ متراکم»، حَرد ← «خشمِ همراه با قصدِ منع»، بَغی ← «تجاوز»، طغیان ← «طغیان»، عتوّ ← «سرکشیِ لجوجانه». در سطحِ روان‌شناسیِ اسلامیِ کاربردی، چارچوبِ پیوستار به‌صورتِ مفهومی (و نه به‌منزله‌ی مداخله‌ی آزموده‌شده) سه مسیر را پشتیبانی می‌کند: (الف) پیشگیری از رهگذرِ شناختِ زودهنگامِ نشانه‌های مرحله‌ی ۱ و ۲؛ (ب) مداخله‌ی بحرانی با کَظم به‌منزله‌ی راهبردِ تعدیلِ پاسخ در مرحله‌ی ۵؛ (ج) توان‌بخشی از رهگذرِ مسیرِ بازگشتِ توبه‌ای از مرحله‌ی ۶. عملیاتی‌سازیِ بالینیِ این پیامدها در دستورِ کارِ مطالعاتِ آینده است.</w:t>
+        <w:t xml:space="preserve">عرضه می‌گردند، نه در حکمِ توصیه‌هایی قاطع. تحلیلِ ۴‌آیه‌ایِ §۴-۷ نشان می‌دهد ترجمه‌های فارسی و انگلیسی در حفظِ تمایزاتِ شدتیِ پیوستار نقصِ سامان‌مند دارند؛ پژوهش‌های محاسباتیِ نوین (گاآنون و الصُحیبانی ۲۰۲۵؛ دادگانِ</w:t>
+      </w:r>
+      <w:r>
+        <w:rPr>
+          <w:rtl/>
+          <w:lang w:val="fa"/>
+        </w:rPr>
+        <w:t xml:space="preserve"> </w:t>
+      </w:r>
+      <w:r>
+        <w:rPr>
+          <w:rtl/>
+          <w:lang w:val="fa"/>
+        </w:rPr>
+        <w:t xml:space="preserve"> </w:t>
+      </w:r>
+      <w:r>
+        <w:rPr>
+          <w:rtl/>
+          <w:lang w:val="fa"/>
+        </w:rPr>
+        <w:t xml:space="preserve">۲۰۲۵) این نقص را در سطحِ هیجاناتِ کلیِ اِکمن مستند کرده‌اند، اما فاقدِ مدلِ مرجعِ شدتیِ لغوی‌اند. مشروط بر تأییدِ ارزیابیِ پسینیِ ۳۰‌آیه‌ای با کدبندیِ چندگانه، تحلیلِ حاضر پیشنهادِ معادل‌های واگرا را پشتیبانی می‌کند: غضب ← «خشم»، غیظ ← «خشمِ متراکم»، حَرد ← «خشمِ همراه با قصدِ منع»، بَغی ← «تجاوز»، طغیان ← «طغیان»، عتوّ ← «سرکشیِ لجوجانه». در سطحِ روان‌شناسیِ اسلامیِ کاربردی، چارچوبِ پیوستار به‌صورتِ مفهومی (و نه در نقشِ مداخله‌ی آزموده‌شده) سه مسیر را پشتیبانی می‌کند: (الف) پیشگیری از رهگذرِ شناختِ زودهنگامِ نشانه‌های مرحله‌ی ۱ و ۲؛ (ب) مداخله‌ی بحرانی با کَظم در حکمِ راهبردِ تعدیلِ پاسخ در مرحله‌ی ۵؛ (ج) توان‌بخشی از رهگذرِ مسیرِ بازگشتِ توبه‌ای از مرحله‌ی ۶. عملیاتی‌سازیِ بالینیِ این پیامدها در دستورِ کارِ مطالعاتِ آینده است.</w:t>
       </w:r>
     </w:p>
     <w:p>
@@ -11426,9 +9815,9 @@
         </w:pict>
       </w:r>
     </w:p>
-    <w:bookmarkEnd w:id="78"/>
     <w:bookmarkEnd w:id="79"/>
-    <w:bookmarkStart w:id="83" w:name="نتیجهگیری"/>
+    <w:bookmarkEnd w:id="80"/>
+    <w:bookmarkStart w:id="84" w:name="نتیجهگیری"/>
     <w:p>
       <w:pPr>
         <w:pStyle w:val="Heading2"/>
@@ -11442,7 +9831,7 @@
         <w:t xml:space="preserve">۶. نتیجه‌گیری</w:t>
       </w:r>
     </w:p>
-    <w:bookmarkStart w:id="80" w:name="سهمهای-پژوهش"/>
+    <w:bookmarkStart w:id="81" w:name="سهمهای-پژوهش"/>
     <w:p>
       <w:pPr>
         <w:pStyle w:val="Heading3"/>
@@ -11495,7 +9884,7 @@
           <w:rtl/>
           <w:lang w:val="fa"/>
         </w:rPr>
-        <w:t xml:space="preserve">— نخستین تحلیلِ تطبیقیِ نُه‌مفسّره از سه‌گانه‌ی غضب-غیظ-بَغی در پرتوِ نظریه‌ی استعاره‌ی مفهومی، که ادغامی میانِ سنّتِ تفسیریِ شیعی-سنّی و چارچوب‌های شناختی-معناشناختیِ معاصر است و قابلیتِ تعمیم به سایر میدان‌های مفهومیِ قرآن (شادی، ایمان، بیم) را دارد. دوم،</w:t>
+        <w:t xml:space="preserve">— نخستین تحلیلِ تطبیقیِ نُه‌مفسّره از سه‌گانه‌ی غضب-غیظ-بَغی در پرتوِ نظریه‌ی استعاره‌ی مفهومی، با قابلیتِ تعمیم به سایر میدان‌های مفهومیِ قرآن. دوم،</w:t>
       </w:r>
       <w:r>
         <w:rPr>
@@ -11525,7 +9914,7 @@
           <w:rtl/>
           <w:lang w:val="fa"/>
         </w:rPr>
-        <w:t xml:space="preserve">— تثبیتِ نظام‌مندِ میراثِ معناشناسیِ شناختیِ ایرانی-اسلامیِ معاصر (قائمی‌نیا، پاکتچی، نَریمانی، قاری‌زاده) در گفت‌وگوی نظریِ بین‌المللی. سوم،</w:t>
+        <w:t xml:space="preserve">— گفت‌وگوی نظام‌مند با چهار حلقه‌ی کلیدیِ سنّتِ پژوهش‌های قرآنیِ شناختی-معناشناسیِ ایرانی (قائمی‌نیا، پاکتچی، نَریمانی، قاری‌زاده). سوم،</w:t>
       </w:r>
       <w:r>
         <w:rPr>
@@ -11555,7 +9944,7 @@
           <w:rtl/>
           <w:lang w:val="fa"/>
         </w:rPr>
-        <w:t xml:space="preserve">— تبیینِ آیه‌ی ۸ سوره‌ی مُلک به‌منزله‌ی نمونه‌ای شاخص از «فروپاشیِ ظرف» در میراثِ بشری، با احتیاطِ روش‌شناختیِ مقتضی. چهارم،</w:t>
+        <w:t xml:space="preserve">— تبیینِ آیه‌ی ۸ سورۀ مُلک در نقشِ نمونه‌ای شاخص از «فروپاشیِ ظرف»، با احتیاطِ روش‌شناختی. چهارم،</w:t>
       </w:r>
       <w:r>
         <w:rPr>
@@ -11585,7 +9974,7 @@
           <w:rtl/>
           <w:lang w:val="fa"/>
         </w:rPr>
-        <w:t xml:space="preserve">— عرضه‌ی چارچوبی که هم‌زمان با میراثِ تفسیریِ شیعی-سنّی، زبان‌شناسیِ شناختیِ نوین و مدل‌های روان‌شناسیِ هیجان (گراس، پلاتچیک، اسپیلبرگر، لازاروس) قابلِ گفت‌وگوست.</w:t>
+        <w:t xml:space="preserve">— چارچوبی که با میراثِ تفسیریِ شیعی-سنّی، زبان‌شناسیِ شناختیِ نوین و مدل‌های روان‌شناسیِ هیجان (گراس، پلاتچیک، اسپیلبرگر، لازاروس) قابلِ گفت‌وگوست.</w:t>
       </w:r>
       <w:r>
         <w:rPr>
@@ -11608,47 +9997,15 @@
           <w:rtl/>
           <w:lang w:val="fa"/>
         </w:rPr>
-        <w:t xml:space="preserve"> </w:t>
-      </w:r>
-      <w:r>
-        <w:rPr>
-          <w:rtl/>
-          <w:lang w:val="fa"/>
-        </w:rPr>
-        <w:t xml:space="preserve">عبارت است از: علّیتِ دوسویه در مرحله‌ی ۶، که از رهگذرِ کدبندیِ تفسیری (κ = ۰٫۷۹) عملیاتی شد و در میراثِ تفسیریِ کلاسیک — به‌ویژه در تأکیدِ المیزان بر «طغیانِ فرعونی به‌منزله‌ی سابقِ خشم بر مغلوبان» — پیشاپیش رمزگذاری شده بود، اما به‌نحوی نظام‌مند تنها در تحلیلِ تطبیقیِ کنونی به سطح رسیده است.</w:t>
-      </w:r>
-    </w:p>
-    <w:bookmarkEnd w:id="80"/>
-    <w:bookmarkStart w:id="81" w:name="محدودیتها-و-افق-پژوهشهای-آینده"/>
-    <w:p>
-      <w:pPr>
-        <w:pStyle w:val="Heading3"/>
-        <w:bidi/>
-      </w:pPr>
-      <w:r>
-        <w:rPr>
-          <w:rtl/>
-          <w:lang w:val="fa"/>
-        </w:rPr>
-        <w:t xml:space="preserve">۶-۲. محدودیت‌ها و افقِ پژوهش‌های آینده</w:t>
-      </w:r>
-    </w:p>
-    <w:p>
-      <w:pPr>
-        <w:bidi/>
-      </w:pPr>
-      <w:r>
-        <w:rPr>
-          <w:rtl/>
-          <w:lang w:val="fa"/>
-        </w:rPr>
-        <w:t xml:space="preserve">سه محدودیتِ روش‌شناختیِ اصلی پژوهشِ حاضر، هم‌زمان نقاطِ آغازِ چهار جهتِ پژوهشیِ آینده را نیز ترسیم می‌کنند:</w:t>
-      </w:r>
-    </w:p>
-    <w:p>
-      <w:pPr>
-        <w:bidi/>
-      </w:pPr>
+        <w:t xml:space="preserve">: علّیتِ دوسویه در مرحله‌ی ۶، که در میراثِ تفسیریِ کلاسیک — به‌ویژه در تأکیدِ المیزان بر «طغیانِ فرعونی در حکمِ سابقِ خشم بر مغلوبان» — پیشاپیش حضور داشته؛ سهمِ پژوهشِ حاضر،</w:t>
+      </w:r>
+      <w:r>
+        <w:rPr>
+          <w:rtl/>
+          <w:lang w:val="fa"/>
+        </w:rPr>
+        <w:t xml:space="preserve"> </w:t>
+      </w:r>
       <w:r>
         <w:rPr>
           <w:b/>
@@ -11656,21 +10013,48 @@
           <w:rtl/>
           <w:lang w:val="fa"/>
         </w:rPr>
-        <w:t xml:space="preserve">(الف) سطحِ تحلیل و گذار از واژگان به گفتمان.</w:t>
-      </w:r>
-      <w:r>
-        <w:rPr>
-          <w:rtl/>
-          <w:lang w:val="fa"/>
-        </w:rPr>
-        <w:t xml:space="preserve"> </w:t>
-      </w:r>
-      <w:r>
-        <w:rPr>
-          <w:rtl/>
-          <w:lang w:val="fa"/>
-        </w:rPr>
-        <w:t xml:space="preserve">پژوهشِ حاضر، طیفِ خشم را در سطحِ واژگانی-آیه‌ای صورت‌بندی می‌کند؛ اما خشمِ قرآنی در ساختارِ روایی-گفتمانیِ سوره‌ها (به‌ویژه روایت‌های موسی-فرعون، نوح، شُعیب، و روایت‌های جنگیِ سوره‌ی توبه) سامانه‌ای پیچیده‌تر از جمعِ بسامدهای واژگانی است.</w:t>
+        <w:t xml:space="preserve">عملیاتی‌سازیِ شفاف و باز-اعتبارسنجی‌پذیرِ کمّیِ</w:t>
+      </w:r>
+      <w:r>
+        <w:rPr>
+          <w:rtl/>
+          <w:lang w:val="fa"/>
+        </w:rPr>
+        <w:t xml:space="preserve"> </w:t>
+      </w:r>
+      <w:r>
+        <w:rPr>
+          <w:rtl/>
+          <w:lang w:val="fa"/>
+        </w:rPr>
+        <w:t xml:space="preserve">این بصیرت است (κ = ۰٫۷۹)، نه کشفِ خودِ آن.</w:t>
+      </w:r>
+    </w:p>
+    <w:bookmarkEnd w:id="81"/>
+    <w:bookmarkStart w:id="82" w:name="محدودیتها-و-افق-پژوهشهای-آینده"/>
+    <w:p>
+      <w:pPr>
+        <w:pStyle w:val="Heading3"/>
+        <w:bidi/>
+      </w:pPr>
+      <w:r>
+        <w:rPr>
+          <w:rtl/>
+          <w:lang w:val="fa"/>
+        </w:rPr>
+        <w:t xml:space="preserve">۶-۲. محدودیت‌ها و افقِ پژوهش‌های آینده</w:t>
+      </w:r>
+    </w:p>
+    <w:p>
+      <w:pPr>
+        <w:bidi/>
+      </w:pPr>
+      <w:r>
+        <w:rPr>
+          <w:rtl/>
+          <w:lang w:val="fa"/>
+        </w:rPr>
+        <w:t xml:space="preserve">سه محدودیتِ روش‌شناختیِ اصلیِ پژوهشِ حاضر، سه جهتِ پژوهشیِ آینده را ترسیم می‌کنند: نخست،</w:t>
       </w:r>
       <w:r>
         <w:rPr>
@@ -11686,14 +10070,21 @@
           <w:rtl/>
           <w:lang w:val="fa"/>
         </w:rPr>
-        <w:t xml:space="preserve">افقِ پژوهشِ آینده‌ی نخست</w:t>
-      </w:r>
-      <w:r>
-        <w:rPr>
-          <w:rtl/>
-          <w:lang w:val="fa"/>
-        </w:rPr>
-        <w:t xml:space="preserve">، توسعه‌ی تحلیل به سطحِ کلانِ روایتی است: نقشه‌برداریِ منحنیِ شدتِ هیجانی در طولِ هر روایتِ پیامبرانه، در پیوند با مدل‌های نوینِ زبان‌شناسیِ متن و تحلیلِ مسیرِ روایی (مثلاً سینای ۲۰۲۳، فصل‌های ۴ و ۵). در این راستا،</w:t>
+        <w:t xml:space="preserve">گذار از واژگان به گفتمان</w:t>
+      </w:r>
+      <w:r>
+        <w:rPr>
+          <w:rtl/>
+          <w:lang w:val="fa"/>
+        </w:rPr>
+        <w:t xml:space="preserve"> </w:t>
+      </w:r>
+      <w:r>
+        <w:rPr>
+          <w:rtl/>
+          <w:lang w:val="fa"/>
+        </w:rPr>
+        <w:t xml:space="preserve">— توسعه‌ی تحلیل به سطحِ کلانِ روایتی (روایت‌های موسی-فرعون، نوح، شُعیب) و نقشه‌برداریِ منحنیِ شدتِ هیجانی در روایت‌های پیامبرانه، در پیوند با مدل‌های نوینِ زبان‌شناسیِ متن. دوم،</w:t>
       </w:r>
       <w:r>
         <w:rPr>
@@ -11709,55 +10100,29 @@
           <w:rtl/>
           <w:lang w:val="fa"/>
         </w:rPr>
-        <w:t xml:space="preserve">اجرای بازنماییِ بافت‌مندِ ۳۱۲ بسامد با مدل‌های زبانیِ پیشاآموخته‌ی ویژه‌ی عربیِ قرآنی</w:t>
-      </w:r>
-      <w:r>
-        <w:rPr>
-          <w:rtl/>
-          <w:lang w:val="fa"/>
-        </w:rPr>
-        <w:t xml:space="preserve"> </w:t>
-      </w:r>
-      <w:r>
-        <w:rPr>
-          <w:rtl/>
-          <w:lang w:val="fa"/>
-        </w:rPr>
-        <w:t xml:space="preserve">(</w:t>
-      </w:r>
-      <w:r>
-        <w:rPr>
-          <w:rtl/>
-          <w:lang w:val="fa"/>
-        </w:rPr>
-        <w:t xml:space="preserve"> </w:t>
-      </w:r>
-      <w:r>
-        <w:rPr>
-          <w:rtl/>
-          <w:lang w:val="fa"/>
-        </w:rPr>
-        <w:t xml:space="preserve">و</w:t>
-      </w:r>
-      <w:r>
-        <w:rPr>
-          <w:rtl/>
-          <w:lang w:val="fa"/>
-        </w:rPr>
-        <w:t xml:space="preserve"> </w:t>
-      </w:r>
-      <w:r>
-        <w:rPr>
-          <w:rtl/>
-          <w:lang w:val="fa"/>
-        </w:rPr>
-        <w:t xml:space="preserve">) در دستورِ کارِ پی‌گیری‌های آینده قرار دارد: اعتبارسنجیِ مستقلِ مرزهای شش‌گانه‌ی پیوستار، از رهگذرِ خوشه‌بندیِ بدون‌نظارت بر بازنمایی‌های برداریِ بسامدها، می‌تواند مدلِ تفسیری-آماریِ پژوهشِ حاضر را با شواهدی محاسباتی-مستقل تقویت کند.</w:t>
-      </w:r>
-    </w:p>
-    <w:p>
-      <w:pPr>
-        <w:bidi/>
-      </w:pPr>
+        <w:t xml:space="preserve">پشتیبانیِ تجربی-بالینی</w:t>
+      </w:r>
+      <w:r>
+        <w:rPr>
+          <w:rtl/>
+          <w:lang w:val="fa"/>
+        </w:rPr>
+        <w:t xml:space="preserve"> </w:t>
+      </w:r>
+      <w:r>
+        <w:rPr>
+          <w:rtl/>
+          <w:lang w:val="fa"/>
+        </w:rPr>
+        <w:t xml:space="preserve">— طراحیِ کارآزماییِ پایلوت با چارچوبِ شش‌مرحله‌ای در نقشِ پروتکلِ خودنظمیِ هیجانی، و توسعه‌ی این چارچوب به پیکره‌ی حدیثیِ شیعی-سنّی (نهج‌البلاغه، الکافی، صحیحَین) برای سنجشِ تعمیم‌پذیری. سوم،</w:t>
+      </w:r>
+      <w:r>
+        <w:rPr>
+          <w:rtl/>
+          <w:lang w:val="fa"/>
+        </w:rPr>
+        <w:t xml:space="preserve"> </w:t>
+      </w:r>
       <w:r>
         <w:rPr>
           <w:b/>
@@ -11765,432 +10130,25 @@
           <w:rtl/>
           <w:lang w:val="fa"/>
         </w:rPr>
-        <w:t xml:space="preserve">(ب) پشتیبانیِ تجربیِ بالینی و مدل‌سازیِ روان‌شناختیِ کاربردی.</w:t>
-      </w:r>
-      <w:r>
-        <w:rPr>
-          <w:rtl/>
-          <w:lang w:val="fa"/>
-        </w:rPr>
-        <w:t xml:space="preserve"> </w:t>
-      </w:r>
-      <w:r>
-        <w:rPr>
-          <w:rtl/>
-          <w:lang w:val="fa"/>
-        </w:rPr>
-        <w:t xml:space="preserve">پیامدهای روان‌شناختیِ پیشنهادی در §۵-۵ (سه مسیرِ پیشگیری، مداخله‌ی بحرانی و توان‌بخشی)، در سطحِ مفهومی عرضه می‌شوند و نه به‌منزله‌ی پروتکل‌های آزموده‌شده.</w:t>
-      </w:r>
-      <w:r>
-        <w:rPr>
-          <w:rtl/>
-          <w:lang w:val="fa"/>
-        </w:rPr>
-        <w:t xml:space="preserve"> </w:t>
-      </w:r>
-      <w:r>
-        <w:rPr>
-          <w:b/>
-          <w:bCs/>
-          <w:rtl/>
-          <w:lang w:val="fa"/>
-        </w:rPr>
-        <w:t xml:space="preserve">افقِ دوم</w:t>
-      </w:r>
-      <w:r>
-        <w:rPr>
-          <w:rtl/>
-          <w:lang w:val="fa"/>
-        </w:rPr>
-        <w:t xml:space="preserve">، طراحیِ کارآزماییِ بالینیِ پایلوت بر دانشجویان یا داوطلبانِ بزرگسالی است که در آن، چارچوبِ شش‌مرحله‌ایِ پیوستار به‌منزله‌ی پروتکلِ آموزشی برای خودنظمیِ هیجانی به‌کار رود؛ معیارهای سنجش می‌توانند مقیاسِ</w:t>
-      </w:r>
-      <w:r>
-        <w:rPr>
-          <w:rtl/>
-          <w:lang w:val="fa"/>
-        </w:rPr>
-        <w:t xml:space="preserve"> </w:t>
-      </w:r>
-      <w:r>
-        <w:rPr>
-          <w:rtl/>
-          <w:lang w:val="fa"/>
-        </w:rPr>
-        <w:t xml:space="preserve"> </w:t>
-      </w:r>
-      <w:r>
-        <w:rPr>
-          <w:rtl/>
-          <w:lang w:val="fa"/>
-        </w:rPr>
-        <w:t xml:space="preserve">اسپیلبرگر و مقیاس‌های بازارزیابیِ-سرکوبیِ گراس (</w:t>
-      </w:r>
-      <w:r>
-        <w:rPr>
-          <w:rtl/>
-          <w:lang w:val="fa"/>
-        </w:rPr>
-        <w:t xml:space="preserve">) باشند.</w:t>
-      </w:r>
-      <w:r>
-        <w:rPr>
-          <w:rtl/>
-          <w:lang w:val="fa"/>
-        </w:rPr>
-        <w:t xml:space="preserve"> </w:t>
-      </w:r>
-      <w:r>
-        <w:rPr>
-          <w:b/>
-          <w:bCs/>
-          <w:rtl/>
-          <w:lang w:val="fa"/>
-        </w:rPr>
-        <w:t xml:space="preserve">افقِ دوم-الف</w:t>
-      </w:r>
-      <w:r>
-        <w:rPr>
-          <w:rtl/>
-          <w:lang w:val="fa"/>
-        </w:rPr>
-        <w:t xml:space="preserve">، توسعه‌ی این چارچوب به پیکره‌ی</w:t>
-      </w:r>
-      <w:r>
-        <w:rPr>
-          <w:rtl/>
-          <w:lang w:val="fa"/>
-        </w:rPr>
-        <w:t xml:space="preserve"> </w:t>
-      </w:r>
-      <w:r>
-        <w:rPr>
-          <w:i/>
-          <w:iCs/>
-          <w:rtl/>
-          <w:lang w:val="fa"/>
-        </w:rPr>
-        <w:t xml:space="preserve">حدیثِ شیعی-سنّی</w:t>
-      </w:r>
-      <w:r>
-        <w:rPr>
-          <w:rtl/>
-          <w:lang w:val="fa"/>
-        </w:rPr>
-        <w:t xml:space="preserve"> </w:t>
-      </w:r>
-      <w:r>
-        <w:rPr>
-          <w:rtl/>
-          <w:lang w:val="fa"/>
-        </w:rPr>
-        <w:t xml:space="preserve">است (نهج‌البلاغه، الکافی، صحیحَین): آیا ساختارِ شش‌مرحله‌ای در سنّتِ حدیثی هم‌سو با گفتمانِ قرآنی است یا الگوهای واگرایی نشان می‌دهد؟ این پیمایشِ بین-پیکره‌ای، می‌تواند تعمیم‌پذیریِ نظریه را در سنّتِ اسلامیِ گسترده‌تر بسنجد.</w:t>
-      </w:r>
-    </w:p>
-    <w:p>
-      <w:pPr>
-        <w:bidi/>
-      </w:pPr>
-      <w:r>
-        <w:rPr>
-          <w:b/>
-          <w:bCs/>
-          <w:rtl/>
-          <w:lang w:val="fa"/>
-        </w:rPr>
-        <w:t xml:space="preserve">(ج) پیمایشِ تطبیقیِ تاریخی و آزمونِ سامان‌مندِ ترجمه‌ها.</w:t>
-      </w:r>
-      <w:r>
-        <w:rPr>
-          <w:rtl/>
-          <w:lang w:val="fa"/>
-        </w:rPr>
-        <w:t xml:space="preserve"> </w:t>
-      </w:r>
-      <w:r>
-        <w:rPr>
-          <w:rtl/>
-          <w:lang w:val="fa"/>
-        </w:rPr>
-        <w:t xml:space="preserve">ادعای ویژه‌بودنِ آیه‌ی ۸ سوره‌ی مُلک در میراثِ بشری، در §۵-۴ به‌نحوی محتاطانه عرضه شد؛ تثبیتِ آن، نیازمندِ پیمایشِ سامان‌مند بر زبان‌های پیشامدرنِ سامی (اَکَدی، عبریِ کتابِ مقدس)، یونانی (هومری و کلاسیک)، سانسکریت (ودایی و کلاسیک) و فارسیِ کلاسیک (شعرِ خراسانی، شاهنامه) است.</w:t>
-      </w:r>
-      <w:r>
-        <w:rPr>
-          <w:rtl/>
-          <w:lang w:val="fa"/>
-        </w:rPr>
-        <w:t xml:space="preserve"> </w:t>
-      </w:r>
-      <w:r>
-        <w:rPr>
-          <w:b/>
-          <w:bCs/>
-          <w:rtl/>
-          <w:lang w:val="fa"/>
-        </w:rPr>
-        <w:t xml:space="preserve">افقِ سوم</w:t>
-      </w:r>
-      <w:r>
-        <w:rPr>
-          <w:rtl/>
-          <w:lang w:val="fa"/>
-        </w:rPr>
-        <w:t xml:space="preserve">، طراحیِ پیمایشی است که در آن، استعاره‌های هیجانیِ خشم در پیکره‌های نمونه‌گیری‌شده‌ی هر سنّتِ زبانی-فرهنگی، با چارچوبِ چهارگامِ ظرفِ تحتِ فشار مقایسه شوند.</w:t>
-      </w:r>
-      <w:r>
-        <w:rPr>
-          <w:rtl/>
-          <w:lang w:val="fa"/>
-        </w:rPr>
-        <w:t xml:space="preserve"> </w:t>
-      </w:r>
-      <w:r>
-        <w:rPr>
-          <w:b/>
-          <w:bCs/>
-          <w:rtl/>
-          <w:lang w:val="fa"/>
-        </w:rPr>
-        <w:t xml:space="preserve">افقِ سوم-الف</w:t>
-      </w:r>
-      <w:r>
-        <w:rPr>
-          <w:rtl/>
-          <w:lang w:val="fa"/>
-        </w:rPr>
-        <w:t xml:space="preserve">،</w:t>
-      </w:r>
-      <w:r>
-        <w:rPr>
-          <w:rtl/>
-          <w:lang w:val="fa"/>
-        </w:rPr>
-        <w:t xml:space="preserve"> </w:t>
-      </w:r>
-      <w:r>
-        <w:rPr>
-          <w:b/>
-          <w:bCs/>
-          <w:rtl/>
-          <w:lang w:val="fa"/>
-        </w:rPr>
-        <w:t xml:space="preserve">آزمونِ سامان‌مندِ ۳۰ تا ۴۰‌آیه‌ای از پنج ترجمه‌ی فارسیِ کانونی</w:t>
-      </w:r>
-      <w:r>
-        <w:rPr>
-          <w:rtl/>
-          <w:lang w:val="fa"/>
-        </w:rPr>
-        <w:t xml:space="preserve"> </w:t>
-      </w:r>
-      <w:r>
-        <w:rPr>
-          <w:rtl/>
-          <w:lang w:val="fa"/>
-        </w:rPr>
-        <w:t xml:space="preserve">(فولادوند، مکارم، الهی قمشه‌ای، معزّی، انصاریان) و، در صورتِ امکان، پنج ترجمه‌ی اروپایی، با کدبندیِ چندگانه و سنجشِ کاپایی است؛ هدفِ این آزمون، تثبیتِ آماریِ مشاهده‌ی مقدماتی §۴-۷ مبنی بر فروپاشیِ سامان‌مندِ تمایزاتِ شدتیِ پیوستار در ترجمه‌های موجود.</w:t>
-      </w:r>
-      <w:r>
-        <w:rPr>
-          <w:rtl/>
-          <w:lang w:val="fa"/>
-        </w:rPr>
-        <w:t xml:space="preserve"> </w:t>
-      </w:r>
-      <w:r>
-        <w:rPr>
-          <w:b/>
-          <w:bCs/>
-          <w:rtl/>
-          <w:lang w:val="fa"/>
-        </w:rPr>
-        <w:t xml:space="preserve">افقِ سوم-ب</w:t>
-      </w:r>
-      <w:r>
-        <w:rPr>
-          <w:rtl/>
-          <w:lang w:val="fa"/>
-        </w:rPr>
-        <w:t xml:space="preserve">،</w:t>
-      </w:r>
-      <w:r>
-        <w:rPr>
-          <w:rtl/>
-          <w:lang w:val="fa"/>
-        </w:rPr>
-        <w:t xml:space="preserve"> </w:t>
-      </w:r>
-      <w:r>
-        <w:rPr>
-          <w:b/>
-          <w:bCs/>
-          <w:rtl/>
-          <w:lang w:val="fa"/>
-        </w:rPr>
-        <w:t xml:space="preserve">مدل‌سازیِ رانشِ معناشناختیِ میان‌ترجمه‌ای</w:t>
-      </w:r>
-      <w:r>
-        <w:rPr>
-          <w:rtl/>
-          <w:lang w:val="fa"/>
-        </w:rPr>
-        <w:t xml:space="preserve"> </w:t>
-      </w:r>
-      <w:r>
-        <w:rPr>
-          <w:rtl/>
-          <w:lang w:val="fa"/>
-        </w:rPr>
-        <w:t xml:space="preserve">(</w:t>
-      </w:r>
-      <w:r>
-        <w:rPr>
-          <w:rtl/>
-          <w:lang w:val="fa"/>
-        </w:rPr>
-        <w:t xml:space="preserve">) با بازنمایی‌های برداریِ چندزبانی است، که می‌تواند کمیتِ از-دست-رفتگیِ معنا را در هر ترجمه به‌صورتِ عدد گزارش کند.</w:t>
-      </w:r>
-    </w:p>
-    <w:p>
-      <w:pPr>
-        <w:bidi/>
-      </w:pPr>
-      <w:r>
-        <w:rPr>
-          <w:b/>
-          <w:bCs/>
-          <w:rtl/>
-          <w:lang w:val="fa"/>
-        </w:rPr>
-        <w:t xml:space="preserve">(د) چشم‌اندازِ آزمون‌های آماریِ تکمیلیِ پیکره.</w:t>
-      </w:r>
-      <w:r>
-        <w:rPr>
-          <w:rtl/>
-          <w:lang w:val="fa"/>
-        </w:rPr>
-        <w:t xml:space="preserve"> </w:t>
-      </w:r>
-      <w:r>
-        <w:rPr>
-          <w:rtl/>
-          <w:lang w:val="fa"/>
-        </w:rPr>
-        <w:t xml:space="preserve">دو آزمونِ پیکره‌ای-روش‌شناختی نیز در دستورِ کارِ نسخه‌های بعدیِ این برنامه است:</w:t>
-      </w:r>
-      <w:r>
-        <w:rPr>
-          <w:rtl/>
-          <w:lang w:val="fa"/>
-        </w:rPr>
-        <w:t xml:space="preserve"> </w:t>
-      </w:r>
-      <w:r>
-        <w:rPr>
-          <w:b/>
-          <w:bCs/>
-          <w:rtl/>
-          <w:lang w:val="fa"/>
-        </w:rPr>
-        <w:t xml:space="preserve">آزمونِ روندِ زمانیِ نُلدِکه‌ای</w:t>
-      </w:r>
-      <w:r>
-        <w:rPr>
-          <w:rtl/>
-          <w:lang w:val="fa"/>
-        </w:rPr>
-        <w:t xml:space="preserve"> </w:t>
-      </w:r>
-      <w:r>
-        <w:rPr>
-          <w:rtl/>
-          <w:lang w:val="fa"/>
-        </w:rPr>
-        <w:t xml:space="preserve">بر پیوستار، با مرتب‌سازیِ مجموعه‌ی ۳۱۲ بسامد بر گاه‌شماریِ نُلدِکه-بِل و سنجشِ افزایش/کاهشِ نسبیِ مرحله‌ها در طولِ زمانِ نزول؛ و</w:t>
-      </w:r>
-      <w:r>
-        <w:rPr>
-          <w:rtl/>
-          <w:lang w:val="fa"/>
-        </w:rPr>
-        <w:t xml:space="preserve"> </w:t>
-      </w:r>
-      <w:r>
-        <w:rPr>
-          <w:b/>
-          <w:bCs/>
-          <w:rtl/>
-          <w:lang w:val="fa"/>
-        </w:rPr>
-        <w:t xml:space="preserve">بازساختِ شبکه‌ی هم‌رخدادگیری با وزنِ</w:t>
-      </w:r>
-      <w:r>
-        <w:rPr>
-          <w:b/>
-          <w:bCs/>
-          <w:rtl/>
-          <w:lang w:val="fa"/>
-        </w:rPr>
-        <w:t xml:space="preserve"> </w:t>
-      </w:r>
-      <w:r>
-        <w:rPr>
-          <w:rtl/>
-          <w:lang w:val="fa"/>
-        </w:rPr>
-        <w:t xml:space="preserve"> </w:t>
-      </w:r>
-      <w:r>
-        <w:rPr>
-          <w:rtl/>
-          <w:lang w:val="fa"/>
-        </w:rPr>
-        <w:t xml:space="preserve">(اطلاعاتِ متقابلِ نقطه‌ای) به‌جای شمارشِ خام، که می‌تواند گره‌های پلیِ بنیادی‌تر را در برابرِ هم‌نشینی‌های تصادفی برجسته کند.</w:t>
-      </w:r>
-    </w:p>
-    <w:p>
-      <w:pPr>
-        <w:bidi/>
-      </w:pPr>
-      <w:r>
-        <w:rPr>
-          <w:rtl/>
-          <w:lang w:val="fa"/>
-        </w:rPr>
-        <w:t xml:space="preserve">پیمایشِ این چهار جهت، در مجموع،</w:t>
-      </w:r>
-      <w:r>
-        <w:rPr>
-          <w:rtl/>
-          <w:lang w:val="fa"/>
-        </w:rPr>
-        <w:t xml:space="preserve"> </w:t>
-      </w:r>
-      <w:r>
-        <w:rPr>
-          <w:b/>
-          <w:bCs/>
-          <w:rtl/>
-          <w:lang w:val="fa"/>
-        </w:rPr>
-        <w:t xml:space="preserve">برنامه‌ی پژوهشیِ میان‌مدت</w:t>
-      </w:r>
-      <w:r>
-        <w:rPr>
-          <w:rtl/>
-          <w:lang w:val="fa"/>
-        </w:rPr>
-        <w:t xml:space="preserve"> </w:t>
-      </w:r>
-      <w:r>
-        <w:rPr>
-          <w:rtl/>
-          <w:lang w:val="fa"/>
-        </w:rPr>
-        <w:t xml:space="preserve">را برای امتدادِ پیوستارِ خشمِ قرآنی به سطحِ گفتمانی-روایتی، بالینی-روان‌شناختی، بین‌زبانی-تاریخی و محاسباتی-آماری ترسیم می‌کند.</w:t>
-      </w:r>
-    </w:p>
-    <w:bookmarkEnd w:id="81"/>
-    <w:bookmarkStart w:id="82" w:name="سخن-پایانی"/>
+        <w:t xml:space="preserve">پیمایشِ تطبیقی-تاریخی و آزمونِ ترجمه‌ها</w:t>
+      </w:r>
+      <w:r>
+        <w:rPr>
+          <w:rtl/>
+          <w:lang w:val="fa"/>
+        </w:rPr>
+        <w:t xml:space="preserve"> </w:t>
+      </w:r>
+      <w:r>
+        <w:rPr>
+          <w:rtl/>
+          <w:lang w:val="fa"/>
+        </w:rPr>
+        <w:t xml:space="preserve">— تثبیتِ ادعای ویژه‌بودنِ آیه‌ی ۸ سورۀ مُلک با پیمایش بر زبان‌های پیشامدرنِ سامی، یونانی، سانسکریت و فارسیِ کلاسیک، و آزمونِ سامان‌مندِ ۳۰ تا ۴۰‌آیه‌ای ترجمه‌های فارسی و اروپایی با کدبندیِ چندگانه و سنجشِ کاپایی.</w:t>
+      </w:r>
+    </w:p>
+    <w:bookmarkEnd w:id="82"/>
+    <w:bookmarkStart w:id="83" w:name="سخن-پایانی"/>
     <w:p>
       <w:pPr>
         <w:pStyle w:val="Heading3"/>
@@ -12213,7 +10171,7 @@
           <w:rtl/>
           <w:lang w:val="fa"/>
         </w:rPr>
-        <w:t xml:space="preserve">قرآنِ کریم در دستگاهِ واژگانیِ خود، پدیدارشناسیِ ظریفی از طیفِ هیجانیِ خشم را به‌منزله‌ی معماریِ پنهانِ معناشناسیِ متنی رمزگذاری کرده است. بازخوانیِ این پدیدارشناسی، با ابزارهای ترکیبیِ سنّتِ تفسیریِ شیعی-سنّی، معناشناسیِ شناختیِ نوین و تحلیلِ تطبیقیِ نُه‌مفسّره، افقی تازه برای مطالعاتِ قرآنی-زبانی می‌گشاید. ادغامِ این سه سنّت، نه تحمیلِ مدل‌های بیگانه بر متن، بلکه آشکارسازیِ ساختارهای ضمنیِ خودِ متن است؛ نشان از آن‌که سنّت و نوآوری در پژوهش‌های قرآنی، نه ناسازگار، که مکمّلِ یکدیگرند.</w:t>
+        <w:t xml:space="preserve">قرآنِ کریم در دستگاهِ واژگانیِ خود، پدیدارشناسیِ ظریفی از طیفِ هیجانیِ خشم را در ساحتِ معماریِ پنهانِ معناشناسیِ متنی رمزگذاری کرده است. بازخوانیِ این پدیدارشناسی، با ابزارهای ترکیبیِ سنّتِ تفسیریِ شیعی-سنّی، معناشناسیِ شناختیِ نوین و تحلیلِ تطبیقیِ نُه‌مفسّره، افقی تازه برای مطالعاتِ قرآنی-زبانی می‌گشاید. ادغامِ این سه سنّت، نه تحمیلِ مدل‌های بیگانه بر متن، بلکه آشکارسازیِ ساختارهای ضمنیِ خودِ متن است؛ نشان از آن‌که سنّت و نوآوری در پژوهش‌های قرآنی، نه ناسازگار، که مکمّلِ یکدیگرند.</w:t>
       </w:r>
     </w:p>
     <w:p>
@@ -12223,9 +10181,9 @@
         </w:pict>
       </w:r>
     </w:p>
-    <w:bookmarkEnd w:id="82"/>
     <w:bookmarkEnd w:id="83"/>
-    <w:bookmarkStart w:id="87" w:name="فهرست-منابع"/>
+    <w:bookmarkEnd w:id="84"/>
+    <w:bookmarkStart w:id="88" w:name="فهرست-منابع"/>
     <w:p>
       <w:pPr>
         <w:pStyle w:val="Heading2"/>
@@ -12239,7 +10197,7 @@
         <w:t xml:space="preserve">فهرست منابع</w:t>
       </w:r>
     </w:p>
-    <w:bookmarkStart w:id="84" w:name="الف-منابع-عربی-و-قرآنی"/>
+    <w:bookmarkStart w:id="85" w:name="الف-منابع-عربی-و-قرآنی"/>
     <w:p>
       <w:pPr>
         <w:pStyle w:val="Heading3"/>
@@ -12251,6 +10209,18 @@
           <w:lang w:val="fa"/>
         </w:rPr>
         <w:t xml:space="preserve">الف) منابع عربی و قرآنی</w:t>
+      </w:r>
+    </w:p>
+    <w:p>
+      <w:pPr>
+        <w:bidi/>
+      </w:pPr>
+      <w:r>
+        <w:rPr>
+          <w:rtl/>
+          <w:lang w:val="fa"/>
+        </w:rPr>
+        <w:t xml:space="preserve">(مرتب‌شده بر اساسِ الفبای ریشه‌ی نام، با نادیده‌گرفتنِ «ال» تعریف)</w:t>
       </w:r>
     </w:p>
     <w:p>
@@ -12267,7 +10237,7 @@
           <w:rtl/>
           <w:lang w:val="fa"/>
         </w:rPr>
-        <w:t xml:space="preserve">ابن فارس، احمد بن فارس. (۱۴۰۴ ق / ۱۹۸۴ م).</w:t>
+        <w:t xml:space="preserve">ابن عاشور، محمد الطاهر. (۱۹۸۴ م).</w:t>
       </w:r>
       <w:r>
         <w:rPr>
@@ -12283,14 +10253,21 @@
           <w:rtl/>
           <w:lang w:val="fa"/>
         </w:rPr>
-        <w:t xml:space="preserve">معجم مقاييس اللغة</w:t>
-      </w:r>
-      <w:r>
-        <w:rPr>
-          <w:rtl/>
-          <w:lang w:val="fa"/>
-        </w:rPr>
-        <w:t xml:space="preserve">. تحقیق عبد السلام محمد هارون. بیروت: دار الفکر.</w:t>
+        <w:t xml:space="preserve">التحرير والتنوير</w:t>
+      </w:r>
+      <w:r>
+        <w:rPr>
+          <w:rtl/>
+          <w:lang w:val="fa"/>
+        </w:rPr>
+        <w:t xml:space="preserve"> </w:t>
+      </w:r>
+      <w:r>
+        <w:rPr>
+          <w:rtl/>
+          <w:lang w:val="fa"/>
+        </w:rPr>
+        <w:t xml:space="preserve">(۳۰ مجلد). تونس: الدار التونسية للنشر.</w:t>
       </w:r>
     </w:p>
     <w:p>
@@ -12307,7 +10284,7 @@
           <w:rtl/>
           <w:lang w:val="fa"/>
         </w:rPr>
-        <w:t xml:space="preserve">ابن کثیر، اسماعیل بن عمر الدمشقي. (۱۴۱۹ ق / ۱۹۹۹ م).</w:t>
+        <w:t xml:space="preserve">ابن فارس، احمد بن فارس. (۱۴۰۴ ق / ۱۹۸۴ م).</w:t>
       </w:r>
       <w:r>
         <w:rPr>
@@ -12323,21 +10300,14 @@
           <w:rtl/>
           <w:lang w:val="fa"/>
         </w:rPr>
-        <w:t xml:space="preserve">تفسير القرآن العظيم</w:t>
-      </w:r>
-      <w:r>
-        <w:rPr>
-          <w:rtl/>
-          <w:lang w:val="fa"/>
-        </w:rPr>
-        <w:t xml:space="preserve"> </w:t>
-      </w:r>
-      <w:r>
-        <w:rPr>
-          <w:rtl/>
-          <w:lang w:val="fa"/>
-        </w:rPr>
-        <w:t xml:space="preserve">(۸ مجلد). تحقیق سامي بن محمد السلامة. الریاض: دار طیبة للنشر و التوزیع.</w:t>
+        <w:t xml:space="preserve">معجم مقاييس اللغة</w:t>
+      </w:r>
+      <w:r>
+        <w:rPr>
+          <w:rtl/>
+          <w:lang w:val="fa"/>
+        </w:rPr>
+        <w:t xml:space="preserve">. تحقیق عبد السلام محمد هارون. بیروت: دار الفکر.</w:t>
       </w:r>
     </w:p>
     <w:p>
@@ -12354,7 +10324,7 @@
           <w:rtl/>
           <w:lang w:val="fa"/>
         </w:rPr>
-        <w:t xml:space="preserve">ابن منظور، محمد بن مکرم. (۱۴۱۴ ق / ۱۹۹۳ م).</w:t>
+        <w:t xml:space="preserve">ابن کثیر، اسماعیل بن عمر الدمشقي. (۱۴۱۹ ق / ۱۹۹۹ م).</w:t>
       </w:r>
       <w:r>
         <w:rPr>
@@ -12370,21 +10340,21 @@
           <w:rtl/>
           <w:lang w:val="fa"/>
         </w:rPr>
-        <w:t xml:space="preserve">لسان العرب</w:t>
-      </w:r>
-      <w:r>
-        <w:rPr>
-          <w:rtl/>
-          <w:lang w:val="fa"/>
-        </w:rPr>
-        <w:t xml:space="preserve"> </w:t>
-      </w:r>
-      <w:r>
-        <w:rPr>
-          <w:rtl/>
-          <w:lang w:val="fa"/>
-        </w:rPr>
-        <w:t xml:space="preserve">(الطبعة الثالثة، ۱۵ مجلد). بیروت: دار صادر.</w:t>
+        <w:t xml:space="preserve">تفسير القرآن العظيم</w:t>
+      </w:r>
+      <w:r>
+        <w:rPr>
+          <w:rtl/>
+          <w:lang w:val="fa"/>
+        </w:rPr>
+        <w:t xml:space="preserve"> </w:t>
+      </w:r>
+      <w:r>
+        <w:rPr>
+          <w:rtl/>
+          <w:lang w:val="fa"/>
+        </w:rPr>
+        <w:t xml:space="preserve">(۸ مجلد). تحقیق سامي بن محمد السلامة. الریاض: دار طیبة للنشر و التوزیع.</w:t>
       </w:r>
     </w:p>
     <w:p>
@@ -12401,7 +10371,7 @@
           <w:rtl/>
           <w:lang w:val="fa"/>
         </w:rPr>
-        <w:t xml:space="preserve">ابن عاشور، محمد الطاهر. (۱۹۸۴ م).</w:t>
+        <w:t xml:space="preserve">ابن منظور، محمد بن مکرم. (۱۴۱۴ ق / ۱۹۹۳ م).</w:t>
       </w:r>
       <w:r>
         <w:rPr>
@@ -12417,21 +10387,21 @@
           <w:rtl/>
           <w:lang w:val="fa"/>
         </w:rPr>
-        <w:t xml:space="preserve">التحرير والتنوير</w:t>
-      </w:r>
-      <w:r>
-        <w:rPr>
-          <w:rtl/>
-          <w:lang w:val="fa"/>
-        </w:rPr>
-        <w:t xml:space="preserve"> </w:t>
-      </w:r>
-      <w:r>
-        <w:rPr>
-          <w:rtl/>
-          <w:lang w:val="fa"/>
-        </w:rPr>
-        <w:t xml:space="preserve">(۳۰ مجلد). تونس: الدار التونسية للنشر.</w:t>
+        <w:t xml:space="preserve">لسان العرب</w:t>
+      </w:r>
+      <w:r>
+        <w:rPr>
+          <w:rtl/>
+          <w:lang w:val="fa"/>
+        </w:rPr>
+        <w:t xml:space="preserve"> </w:t>
+      </w:r>
+      <w:r>
+        <w:rPr>
+          <w:rtl/>
+          <w:lang w:val="fa"/>
+        </w:rPr>
+        <w:t xml:space="preserve">(الطبعة الثالثة، ۱۵ مجلد). بیروت: دار صادر.</w:t>
       </w:r>
     </w:p>
     <w:p>
@@ -12723,7 +10693,7 @@
           <w:rtl/>
           <w:lang w:val="fa"/>
         </w:rPr>
-        <w:t xml:space="preserve">الطبري، محمد بن جریر. (۱۴۲۰ ق / ۲۰۰۰ م).</w:t>
+        <w:t xml:space="preserve">الطبرسي، الفضل بن الحسن.</w:t>
       </w:r>
       <w:r>
         <w:rPr>
@@ -12739,21 +10709,21 @@
           <w:rtl/>
           <w:lang w:val="fa"/>
         </w:rPr>
-        <w:t xml:space="preserve">جامع البيان عن تأويل آي القرآن</w:t>
-      </w:r>
-      <w:r>
-        <w:rPr>
-          <w:rtl/>
-          <w:lang w:val="fa"/>
-        </w:rPr>
-        <w:t xml:space="preserve"> </w:t>
-      </w:r>
-      <w:r>
-        <w:rPr>
-          <w:rtl/>
-          <w:lang w:val="fa"/>
-        </w:rPr>
-        <w:t xml:space="preserve">(۲۴ مجلد). تحقیق أحمد محمد شاکر. بیروت: مؤسسة الرسالة.</w:t>
+        <w:t xml:space="preserve">مجمع البيان في تفسير القرآن</w:t>
+      </w:r>
+      <w:r>
+        <w:rPr>
+          <w:rtl/>
+          <w:lang w:val="fa"/>
+        </w:rPr>
+        <w:t xml:space="preserve"> </w:t>
+      </w:r>
+      <w:r>
+        <w:rPr>
+          <w:rtl/>
+          <w:lang w:val="fa"/>
+        </w:rPr>
+        <w:t xml:space="preserve">(۱۰ مجلد). بیروت: دار المعرفة.</w:t>
       </w:r>
     </w:p>
     <w:p>
@@ -12770,7 +10740,7 @@
           <w:rtl/>
           <w:lang w:val="fa"/>
         </w:rPr>
-        <w:t xml:space="preserve">الطبرسي، الفضل بن الحسن.</w:t>
+        <w:t xml:space="preserve">الطبري، محمد بن جریر. (۱۴۲۰ ق / ۲۰۰۰ م).</w:t>
       </w:r>
       <w:r>
         <w:rPr>
@@ -12786,21 +10756,21 @@
           <w:rtl/>
           <w:lang w:val="fa"/>
         </w:rPr>
-        <w:t xml:space="preserve">مجمع البيان في تفسير القرآن</w:t>
-      </w:r>
-      <w:r>
-        <w:rPr>
-          <w:rtl/>
-          <w:lang w:val="fa"/>
-        </w:rPr>
-        <w:t xml:space="preserve"> </w:t>
-      </w:r>
-      <w:r>
-        <w:rPr>
-          <w:rtl/>
-          <w:lang w:val="fa"/>
-        </w:rPr>
-        <w:t xml:space="preserve">(۱۰ مجلد). بیروت: دار المعرفة.</w:t>
+        <w:t xml:space="preserve">جامع البيان عن تأويل آي القرآن</w:t>
+      </w:r>
+      <w:r>
+        <w:rPr>
+          <w:rtl/>
+          <w:lang w:val="fa"/>
+        </w:rPr>
+        <w:t xml:space="preserve"> </w:t>
+      </w:r>
+      <w:r>
+        <w:rPr>
+          <w:rtl/>
+          <w:lang w:val="fa"/>
+        </w:rPr>
+        <w:t xml:space="preserve">(۲۴ مجلد). تحقیق أحمد محمد شاکر. بیروت: مؤسسة الرسالة.</w:t>
       </w:r>
     </w:p>
     <w:p>
@@ -13031,8 +11001,8 @@
         <w:t xml:space="preserve">(۱۴ مجلد). تهران: وزارة الثقافة و الإرشاد الإسلامي.</w:t>
       </w:r>
     </w:p>
-    <w:bookmarkEnd w:id="84"/>
-    <w:bookmarkStart w:id="85" w:name="ب-منابع-فارسی"/>
+    <w:bookmarkEnd w:id="85"/>
+    <w:bookmarkStart w:id="86" w:name="ب-منابع-فارسی"/>
     <w:p>
       <w:pPr>
         <w:pStyle w:val="Heading3"/>
@@ -13060,7 +11030,7 @@
           <w:rtl/>
           <w:lang w:val="fa"/>
         </w:rPr>
-        <w:t xml:space="preserve">ایزوتسو، توشیهیکو. (۱۳۶۱).</w:t>
+        <w:t xml:space="preserve">افراشی، آزیتا. (۱۳۹۲).</w:t>
       </w:r>
       <w:r>
         <w:rPr>
@@ -13076,21 +11046,14 @@
           <w:rtl/>
           <w:lang w:val="fa"/>
         </w:rPr>
-        <w:t xml:space="preserve">خدا و انسان در قرآن: معناشناسی جهان‌بینی قرآنی</w:t>
-      </w:r>
-      <w:r>
-        <w:rPr>
-          <w:rtl/>
-          <w:lang w:val="fa"/>
-        </w:rPr>
-        <w:t xml:space="preserve"> </w:t>
-      </w:r>
-      <w:r>
-        <w:rPr>
-          <w:rtl/>
-          <w:lang w:val="fa"/>
-        </w:rPr>
-        <w:t xml:space="preserve">(ترجمه احمد آرام). تهران: شرکت سهامی انتشار. (نسخه اصلی منتشرشده در ۱۹۶۴).</w:t>
+        <w:t xml:space="preserve">استعاره و شناخت</w:t>
+      </w:r>
+      <w:r>
+        <w:rPr>
+          <w:rtl/>
+          <w:lang w:val="fa"/>
+        </w:rPr>
+        <w:t xml:space="preserve">. تهران: پژوهشگاهِ علومِ انسانی و مطالعاتِ فرهنگی.</w:t>
       </w:r>
     </w:p>
     <w:p>
@@ -13154,7 +11117,7 @@
           <w:rtl/>
           <w:lang w:val="fa"/>
         </w:rPr>
-        <w:t xml:space="preserve">پاکتچی، احمد. (مجموعه آثار).</w:t>
+        <w:t xml:space="preserve">ایزوتسو، توشیهیکو. (۱۳۶۱).</w:t>
       </w:r>
       <w:r>
         <w:rPr>
@@ -13170,14 +11133,21 @@
           <w:rtl/>
           <w:lang w:val="fa"/>
         </w:rPr>
-        <w:t xml:space="preserve">روش‌شناسی معناشناسی واژگان قرآن کریم</w:t>
-      </w:r>
-      <w:r>
-        <w:rPr>
-          <w:rtl/>
-          <w:lang w:val="fa"/>
-        </w:rPr>
-        <w:t xml:space="preserve">. تهران: دانشگاه امام صادق (ع).</w:t>
+        <w:t xml:space="preserve">خدا و انسان در قرآن: معناشناسی جهان‌بینی قرآنی</w:t>
+      </w:r>
+      <w:r>
+        <w:rPr>
+          <w:rtl/>
+          <w:lang w:val="fa"/>
+        </w:rPr>
+        <w:t xml:space="preserve"> </w:t>
+      </w:r>
+      <w:r>
+        <w:rPr>
+          <w:rtl/>
+          <w:lang w:val="fa"/>
+        </w:rPr>
+        <w:t xml:space="preserve">(ترجمه احمد آرام). تهران: شرکت سهامی انتشار. (نسخه اصلی منتشرشده در ۱۹۶۴).</w:t>
       </w:r>
     </w:p>
     <w:p>
@@ -13194,7 +11164,7 @@
           <w:rtl/>
           <w:lang w:val="fa"/>
         </w:rPr>
-        <w:t xml:space="preserve">قائمی‌نیا، علیرضا. (۱۳۹۰).</w:t>
+        <w:t xml:space="preserve">پاکتچی، احمد. (۱۳۸۷ تا کنون).</w:t>
       </w:r>
       <w:r>
         <w:rPr>
@@ -13210,14 +11180,21 @@
           <w:rtl/>
           <w:lang w:val="fa"/>
         </w:rPr>
-        <w:t xml:space="preserve">معناشناسی شناختی قرآن</w:t>
-      </w:r>
-      <w:r>
-        <w:rPr>
-          <w:rtl/>
-          <w:lang w:val="fa"/>
-        </w:rPr>
-        <w:t xml:space="preserve">. تهران: پژوهشگاه فرهنگ و اندیشه اسلامی.</w:t>
+        <w:t xml:space="preserve">روش‌شناسی معناشناسی واژگان قرآن کریم</w:t>
+      </w:r>
+      <w:r>
+        <w:rPr>
+          <w:rtl/>
+          <w:lang w:val="fa"/>
+        </w:rPr>
+        <w:t xml:space="preserve"> </w:t>
+      </w:r>
+      <w:r>
+        <w:rPr>
+          <w:rtl/>
+          <w:lang w:val="fa"/>
+        </w:rPr>
+        <w:t xml:space="preserve">(مجموعه آثار). تهران: دانشگاه امام صادق (ع).</w:t>
       </w:r>
     </w:p>
     <w:p>
@@ -13234,7 +11211,7 @@
           <w:rtl/>
           <w:lang w:val="fa"/>
         </w:rPr>
-        <w:t xml:space="preserve">قائمی‌نیا، علیرضا. (۱۳۹۳).</w:t>
+        <w:t xml:space="preserve">پاکتچی، احمد؛ افراشی، آزیتا. (۱۳۹۹). «روش‌شناسیِ هم‌نشینی-جانشینی در تحلیلِ واژگانِ مفهومیِ قرآن».</w:t>
       </w:r>
       <w:r>
         <w:rPr>
@@ -13250,14 +11227,14 @@
           <w:rtl/>
           <w:lang w:val="fa"/>
         </w:rPr>
-        <w:t xml:space="preserve">استعاره‌های مفهومی و فضاهای قرآنی</w:t>
-      </w:r>
-      <w:r>
-        <w:rPr>
-          <w:rtl/>
-          <w:lang w:val="fa"/>
-        </w:rPr>
-        <w:t xml:space="preserve">. تهران: پژوهشگاه فرهنگ و اندیشه اسلامی.</w:t>
+        <w:t xml:space="preserve">مطالعاتِ قرآن و حدیث</w:t>
+      </w:r>
+      <w:r>
+        <w:rPr>
+          <w:rtl/>
+          <w:lang w:val="fa"/>
+        </w:rPr>
+        <w:t xml:space="preserve">، دانشگاه امام صادق (ع).</w:t>
       </w:r>
     </w:p>
     <w:p>
@@ -13274,7 +11251,7 @@
           <w:rtl/>
           <w:lang w:val="fa"/>
         </w:rPr>
-        <w:t xml:space="preserve">قاری‌زاده، محمدعمر؛ سلمانی مارَوست، محمدعلی؛ میمندی، وصال؛ فارسی، بهنام. (۱۴۰۲). «چندمعنایی واژۀ «طغیان» در قرآن کریم با رویکردی بر زبان‌شناختی».</w:t>
+        <w:t xml:space="preserve">جوادی آملی، عبدالله. (۱۳۸۹ و پس از آن).</w:t>
       </w:r>
       <w:r>
         <w:rPr>
@@ -13290,14 +11267,14 @@
           <w:rtl/>
           <w:lang w:val="fa"/>
         </w:rPr>
-        <w:t xml:space="preserve">پژوهش‌های زبان‌شناختی قرآن</w:t>
-      </w:r>
-      <w:r>
-        <w:rPr>
-          <w:rtl/>
-          <w:lang w:val="fa"/>
-        </w:rPr>
-        <w:t xml:space="preserve">، دانشگاه اصفهان.</w:t>
+        <w:t xml:space="preserve">تسنیم: تفسیرِ قرآنِ کریم</w:t>
+      </w:r>
+      <w:r>
+        <w:rPr>
+          <w:rtl/>
+          <w:lang w:val="fa"/>
+        </w:rPr>
+        <w:t xml:space="preserve">. قم: انتشاراتِ اسراء.</w:t>
       </w:r>
     </w:p>
     <w:p>
@@ -13314,7 +11291,7 @@
           <w:rtl/>
           <w:lang w:val="fa"/>
         </w:rPr>
-        <w:t xml:space="preserve">نَریمانی، زهرا؛ اقبالی، مسعود؛ چاری، مجید. (۱۴۰۰). «بازشناسی معنایی واژگان «غیظ»، «غضب» و «سَخَط» در قرآن کریم با رویکرد تفسیری».</w:t>
+        <w:t xml:space="preserve">روشن، بلقیس؛ اردبیلی، لیلا. (۱۳۹۲).</w:t>
       </w:r>
       <w:r>
         <w:rPr>
@@ -13330,6 +11307,398 @@
           <w:rtl/>
           <w:lang w:val="fa"/>
         </w:rPr>
+        <w:t xml:space="preserve">مقدمه‌ای بر معناشناسیِ شناختی</w:t>
+      </w:r>
+      <w:r>
+        <w:rPr>
+          <w:rtl/>
+          <w:lang w:val="fa"/>
+        </w:rPr>
+        <w:t xml:space="preserve">. تهران: نشرِ علم.</w:t>
+      </w:r>
+    </w:p>
+    <w:p>
+      <w:pPr>
+        <w:pStyle w:val="Compact"/>
+        <w:numPr>
+          <w:ilvl w:val="0"/>
+          <w:numId w:val="1003"/>
+        </w:numPr>
+        <w:bidi/>
+      </w:pPr>
+      <w:r>
+        <w:rPr>
+          <w:rtl/>
+          <w:lang w:val="fa"/>
+        </w:rPr>
+        <w:t xml:space="preserve">صفوی، کوروش. (۱۳۸۲).</w:t>
+      </w:r>
+      <w:r>
+        <w:rPr>
+          <w:rtl/>
+          <w:lang w:val="fa"/>
+        </w:rPr>
+        <w:t xml:space="preserve"> </w:t>
+      </w:r>
+      <w:r>
+        <w:rPr>
+          <w:i/>
+          <w:iCs/>
+          <w:rtl/>
+          <w:lang w:val="fa"/>
+        </w:rPr>
+        <w:t xml:space="preserve">درآمدی بر معناشناسی</w:t>
+      </w:r>
+      <w:r>
+        <w:rPr>
+          <w:rtl/>
+          <w:lang w:val="fa"/>
+        </w:rPr>
+        <w:t xml:space="preserve">. تهران: سوره‌ی مهر.</w:t>
+      </w:r>
+    </w:p>
+    <w:p>
+      <w:pPr>
+        <w:pStyle w:val="Compact"/>
+        <w:numPr>
+          <w:ilvl w:val="0"/>
+          <w:numId w:val="1003"/>
+        </w:numPr>
+        <w:bidi/>
+      </w:pPr>
+      <w:r>
+        <w:rPr>
+          <w:rtl/>
+          <w:lang w:val="fa"/>
+        </w:rPr>
+        <w:t xml:space="preserve">قائمی‌نیا، علیرضا. (۱۳۹۰).</w:t>
+      </w:r>
+      <w:r>
+        <w:rPr>
+          <w:rtl/>
+          <w:lang w:val="fa"/>
+        </w:rPr>
+        <w:t xml:space="preserve"> </w:t>
+      </w:r>
+      <w:r>
+        <w:rPr>
+          <w:i/>
+          <w:iCs/>
+          <w:rtl/>
+          <w:lang w:val="fa"/>
+        </w:rPr>
+        <w:t xml:space="preserve">معناشناسی شناختی قرآن</w:t>
+      </w:r>
+      <w:r>
+        <w:rPr>
+          <w:rtl/>
+          <w:lang w:val="fa"/>
+        </w:rPr>
+        <w:t xml:space="preserve">. تهران: پژوهشگاه فرهنگ و اندیشه اسلامی.</w:t>
+      </w:r>
+    </w:p>
+    <w:p>
+      <w:pPr>
+        <w:pStyle w:val="Compact"/>
+        <w:numPr>
+          <w:ilvl w:val="0"/>
+          <w:numId w:val="1003"/>
+        </w:numPr>
+        <w:bidi/>
+      </w:pPr>
+      <w:r>
+        <w:rPr>
+          <w:rtl/>
+          <w:lang w:val="fa"/>
+        </w:rPr>
+        <w:t xml:space="preserve">قائمی‌نیا، علیرضا. (۱۳۹۳).</w:t>
+      </w:r>
+      <w:r>
+        <w:rPr>
+          <w:rtl/>
+          <w:lang w:val="fa"/>
+        </w:rPr>
+        <w:t xml:space="preserve"> </w:t>
+      </w:r>
+      <w:r>
+        <w:rPr>
+          <w:i/>
+          <w:iCs/>
+          <w:rtl/>
+          <w:lang w:val="fa"/>
+        </w:rPr>
+        <w:t xml:space="preserve">استعاره‌های مفهومی و فضاهای قرآنی</w:t>
+      </w:r>
+      <w:r>
+        <w:rPr>
+          <w:rtl/>
+          <w:lang w:val="fa"/>
+        </w:rPr>
+        <w:t xml:space="preserve">. تهران: پژوهشگاه فرهنگ و اندیشه اسلامی.</w:t>
+      </w:r>
+    </w:p>
+    <w:p>
+      <w:pPr>
+        <w:pStyle w:val="Compact"/>
+        <w:numPr>
+          <w:ilvl w:val="0"/>
+          <w:numId w:val="1003"/>
+        </w:numPr>
+        <w:bidi/>
+      </w:pPr>
+      <w:r>
+        <w:rPr>
+          <w:rtl/>
+          <w:lang w:val="fa"/>
+        </w:rPr>
+        <w:t xml:space="preserve">قاری‌زاده، محمدعمر؛ سلمانی مارَوست، محمدعلی؛ میمندی، وصال؛ فارسی، بهنام. (۱۴۰۲). «چندمعنایی واژۀ</w:t>
+      </w:r>
+      <w:r>
+        <w:rPr>
+          <w:rtl/>
+          <w:lang w:val="fa"/>
+        </w:rPr>
+        <w:t xml:space="preserve"> </w:t>
+      </w:r>
+      <w:r>
+        <w:rPr>
+          <w:rtl/>
+          <w:lang w:val="fa"/>
+        </w:rPr>
+        <w:t xml:space="preserve">“طغیان”</w:t>
+      </w:r>
+      <w:r>
+        <w:rPr>
+          <w:rtl/>
+          <w:lang w:val="fa"/>
+        </w:rPr>
+        <w:t xml:space="preserve"> </w:t>
+      </w:r>
+      <w:r>
+        <w:rPr>
+          <w:rtl/>
+          <w:lang w:val="fa"/>
+        </w:rPr>
+        <w:t xml:space="preserve">در قرآن کریم با رویکردی بر زبان‌شناختی».</w:t>
+      </w:r>
+      <w:r>
+        <w:rPr>
+          <w:rtl/>
+          <w:lang w:val="fa"/>
+        </w:rPr>
+        <w:t xml:space="preserve"> </w:t>
+      </w:r>
+      <w:r>
+        <w:rPr>
+          <w:i/>
+          <w:iCs/>
+          <w:rtl/>
+          <w:lang w:val="fa"/>
+        </w:rPr>
+        <w:t xml:space="preserve">پژوهش‌های زبان‌شناختی قرآن</w:t>
+      </w:r>
+      <w:r>
+        <w:rPr>
+          <w:rtl/>
+          <w:lang w:val="fa"/>
+        </w:rPr>
+        <w:t xml:space="preserve">، دانشگاه اصفهان.</w:t>
+      </w:r>
+    </w:p>
+    <w:p>
+      <w:pPr>
+        <w:pStyle w:val="Compact"/>
+        <w:numPr>
+          <w:ilvl w:val="0"/>
+          <w:numId w:val="1003"/>
+        </w:numPr>
+        <w:bidi/>
+      </w:pPr>
+      <w:r>
+        <w:rPr>
+          <w:rtl/>
+          <w:lang w:val="fa"/>
+        </w:rPr>
+        <w:t xml:space="preserve">کرد زعفرانلوی کامبوزیا، عالیه؛ افراشی، آزیتا. (۱۳۸۶). «استعاره‌ی جهتی در زبانِ فارسی: رویکردی شناختی».</w:t>
+      </w:r>
+      <w:r>
+        <w:rPr>
+          <w:rtl/>
+          <w:lang w:val="fa"/>
+        </w:rPr>
+        <w:t xml:space="preserve"> </w:t>
+      </w:r>
+      <w:r>
+        <w:rPr>
+          <w:i/>
+          <w:iCs/>
+          <w:rtl/>
+          <w:lang w:val="fa"/>
+        </w:rPr>
+        <w:t xml:space="preserve">پژوهش‌های زبان‌شناختی</w:t>
+      </w:r>
+      <w:r>
+        <w:rPr>
+          <w:rtl/>
+          <w:lang w:val="fa"/>
+        </w:rPr>
+        <w:t xml:space="preserve">، ۱(۲).</w:t>
+      </w:r>
+    </w:p>
+    <w:p>
+      <w:pPr>
+        <w:pStyle w:val="Compact"/>
+        <w:numPr>
+          <w:ilvl w:val="0"/>
+          <w:numId w:val="1003"/>
+        </w:numPr>
+        <w:bidi/>
+      </w:pPr>
+      <w:r>
+        <w:rPr>
+          <w:rtl/>
+          <w:lang w:val="fa"/>
+        </w:rPr>
+        <w:t xml:space="preserve">مکارم شیرازی، ناصر. (۱۳۷۴).</w:t>
+      </w:r>
+      <w:r>
+        <w:rPr>
+          <w:rtl/>
+          <w:lang w:val="fa"/>
+        </w:rPr>
+        <w:t xml:space="preserve"> </w:t>
+      </w:r>
+      <w:r>
+        <w:rPr>
+          <w:i/>
+          <w:iCs/>
+          <w:rtl/>
+          <w:lang w:val="fa"/>
+        </w:rPr>
+        <w:t xml:space="preserve">تفسیر نمونه</w:t>
+      </w:r>
+      <w:r>
+        <w:rPr>
+          <w:rtl/>
+          <w:lang w:val="fa"/>
+        </w:rPr>
+        <w:t xml:space="preserve"> </w:t>
+      </w:r>
+      <w:r>
+        <w:rPr>
+          <w:rtl/>
+          <w:lang w:val="fa"/>
+        </w:rPr>
+        <w:t xml:space="preserve">(۲۷ جلد). تهران: دار الکتب الإسلامیة.</w:t>
+      </w:r>
+    </w:p>
+    <w:p>
+      <w:pPr>
+        <w:pStyle w:val="Compact"/>
+        <w:numPr>
+          <w:ilvl w:val="0"/>
+          <w:numId w:val="1003"/>
+        </w:numPr>
+        <w:bidi/>
+      </w:pPr>
+      <w:r>
+        <w:rPr>
+          <w:rtl/>
+          <w:lang w:val="fa"/>
+        </w:rPr>
+        <w:t xml:space="preserve">نَریمانی، زهرا؛ اقبالی، مسعود؛ چاری، مجید. (۱۴۰۰). «بازشناسی معنایی واژگان</w:t>
+      </w:r>
+      <w:r>
+        <w:rPr>
+          <w:rtl/>
+          <w:lang w:val="fa"/>
+        </w:rPr>
+        <w:t xml:space="preserve"> </w:t>
+      </w:r>
+      <w:r>
+        <w:rPr>
+          <w:rtl/>
+          <w:lang w:val="fa"/>
+        </w:rPr>
+        <w:t xml:space="preserve">“غیظ”</w:t>
+      </w:r>
+      <w:r>
+        <w:rPr>
+          <w:rtl/>
+          <w:lang w:val="fa"/>
+        </w:rPr>
+        <w:t xml:space="preserve">،</w:t>
+      </w:r>
+      <w:r>
+        <w:rPr>
+          <w:rtl/>
+          <w:lang w:val="fa"/>
+        </w:rPr>
+        <w:t xml:space="preserve"> </w:t>
+      </w:r>
+      <w:r>
+        <w:rPr>
+          <w:rtl/>
+          <w:lang w:val="fa"/>
+        </w:rPr>
+        <w:t xml:space="preserve">“غضب”</w:t>
+      </w:r>
+      <w:r>
+        <w:rPr>
+          <w:rtl/>
+          <w:lang w:val="fa"/>
+        </w:rPr>
+        <w:t xml:space="preserve"> </w:t>
+      </w:r>
+      <w:r>
+        <w:rPr>
+          <w:rtl/>
+          <w:lang w:val="fa"/>
+        </w:rPr>
+        <w:t xml:space="preserve">و</w:t>
+      </w:r>
+      <w:r>
+        <w:rPr>
+          <w:rtl/>
+          <w:lang w:val="fa"/>
+        </w:rPr>
+        <w:t xml:space="preserve"> </w:t>
+      </w:r>
+      <w:r>
+        <w:rPr>
+          <w:rtl/>
+          <w:lang w:val="fa"/>
+        </w:rPr>
+        <w:t xml:space="preserve">“سَخَط”</w:t>
+      </w:r>
+      <w:r>
+        <w:rPr>
+          <w:rtl/>
+          <w:lang w:val="fa"/>
+        </w:rPr>
+        <w:t xml:space="preserve"> </w:t>
+      </w:r>
+      <w:r>
+        <w:rPr>
+          <w:rtl/>
+          <w:lang w:val="fa"/>
+        </w:rPr>
+        <w:t xml:space="preserve">در قرآن کریم با رویکرد تفسیری».</w:t>
+      </w:r>
+      <w:r>
+        <w:rPr>
+          <w:rtl/>
+          <w:lang w:val="fa"/>
+        </w:rPr>
+        <w:t xml:space="preserve"> </w:t>
+      </w:r>
+      <w:r>
+        <w:rPr>
+          <w:i/>
+          <w:iCs/>
+          <w:rtl/>
+          <w:lang w:val="fa"/>
+        </w:rPr>
         <w:t xml:space="preserve">پژوهش‌های قرآن و حدیث</w:t>
       </w:r>
       <w:r>
@@ -13340,8 +11709,8 @@
         <w:t xml:space="preserve">، دانشگاه تهران.</w:t>
       </w:r>
     </w:p>
-    <w:bookmarkEnd w:id="85"/>
-    <w:bookmarkStart w:id="86" w:name="ج-منابع-انگلیسی"/>
+    <w:bookmarkEnd w:id="86"/>
+    <w:bookmarkStart w:id="87" w:name="ج-منابع-انگلیسی"/>
     <w:p>
       <w:pPr>
         <w:pStyle w:val="Heading3"/>
@@ -13362,9 +11731,9 @@
         </w:pict>
       </w:r>
     </w:p>
-    <w:bookmarkEnd w:id="86"/>
     <w:bookmarkEnd w:id="87"/>
-    <w:bookmarkStart w:id="89" w:name="پیوست-دادهها-کد-و-قابلیت-بازتولید"/>
+    <w:bookmarkEnd w:id="88"/>
+    <w:bookmarkStart w:id="90" w:name="پیوست-دادهها-کد-و-قابلیت-بازتولید"/>
     <w:p>
       <w:pPr>
         <w:pStyle w:val="Heading2"/>
@@ -13396,7 +11765,7 @@
         </w:rPr>
         <w:t xml:space="preserve"> </w:t>
       </w:r>
-      <w:hyperlink r:id="rId88">
+      <w:hyperlink r:id="rId89">
         <w:r>
           <w:rPr>
             <w:rStyle w:val="Hyperlink"/>
@@ -13413,7 +11782,7 @@
           <w:rtl/>
           <w:lang w:val="fa"/>
         </w:rPr>
-        <w:t xml:space="preserve">. این انباره شاملِ خط‌لوله‌ی استخراج در پایتون (مجوزِ</w:t>
+        <w:t xml:space="preserve">. این انباره شاملِ زنجیره‌ی پردازشِ استخراج در پایتون (مجوزِ</w:t>
       </w:r>
       <w:r>
         <w:rPr>
@@ -13507,8 +11876,8 @@
         <w:t xml:space="preserve">همه‌ی یافته‌های گزارش‌شده را بازتولید می‌کند.</w:t>
       </w:r>
     </w:p>
-    <w:bookmarkEnd w:id="89"/>
     <w:bookmarkEnd w:id="90"/>
+    <w:bookmarkEnd w:id="91"/>
     <w:sectPr/>
   </w:body>
 </w:document>
